--- a/06-学生侧材料/讲义/学生专用版/2-结构化学/配合物深化-超级充实版（学生专用版）.docx
+++ b/06-学生侧材料/讲义/学生专用版/2-结构化学/配合物深化-超级充实版（学生专用版）.docx
@@ -2,1846 +2,7 @@
 <file path=word/document.xml><?xml version="1.0" encoding="utf-8"?>
 <w:document xmlns:w="http://schemas.openxmlformats.org/wordprocessingml/2006/main" xmlns:m="http://schemas.openxmlformats.org/officeDocument/2006/math" xmlns:r="http://schemas.openxmlformats.org/officeDocument/2006/relationships" xmlns:o="urn:schemas-microsoft-com:office:office" xmlns:v="urn:schemas-microsoft-com:vml" xmlns:w10="urn:schemas-microsoft-com:office:word" xmlns:a="http://schemas.openxmlformats.org/drawingml/2006/main" xmlns:pic="http://schemas.openxmlformats.org/drawingml/2006/picture" xmlns:wp="http://schemas.openxmlformats.org/drawingml/2006/wordprocessingDrawing">
   <w:body>
-    <w:bookmarkStart w:id="9" w:name="学习目标与考纲锚点"/>
-    <w:p>
-      <w:pPr>
-        <w:pStyle w:val="Heading2"/>
-        <w:spacing w:before="280" w:after="120"/>
-      </w:pPr>
-      <w:r>
-        <w:rPr>
-          <w:rFonts w:hint="eastAsia" w:ascii="Times New Roman" w:hAnsi="Times New Roman" w:eastAsia="SimHei" w:cs="Times New Roman"/>
-        </w:rPr>
-        <w:t xml:space="preserve">学习目标与考纲锚点</w:t>
-      </w:r>
-    </w:p>
-    <w:p>
-      <w:pPr>
-        <w:pStyle w:val="BlockText"/>
-        <w:spacing w:after="80"/>
-        <w:ind w:firstLine="420"/>
-      </w:pPr>
-      <w:r>
-        <w:rPr>
-          <w:rFonts w:hint="eastAsia" w:ascii="Times New Roman" w:hAnsi="Times New Roman" w:eastAsia="FangSong" w:cs="Times New Roman"/>
-        </w:rPr>
-        <w:t>对齐考纲</w:t>
-      </w:r>
-      <w:r>
-        <w:rPr>
-          <w:rFonts w:hint="eastAsia" w:ascii="Times New Roman" w:hAnsi="Times New Roman" w:eastAsia="Times New Roman" w:cs="Times New Roman"/>
-        </w:rPr>
-        <w:t>：§12</w:t>
-      </w:r>
-      <w:r>
-        <w:rPr>
-          <w:rFonts w:ascii="Times New Roman" w:hAnsi="Times New Roman" w:eastAsia="Times New Roman" w:cs="Times New Roman"/>
-        </w:rPr>
-        <w:t xml:space="preserve"> </w:t>
-      </w:r>
-      <w:r>
-        <w:rPr>
-          <w:rFonts w:hint="eastAsia" w:ascii="Times New Roman" w:hAnsi="Times New Roman" w:eastAsia="FangSong" w:cs="Times New Roman"/>
-        </w:rPr>
-        <w:t xml:space="preserve">配合物</w:t>
-      </w:r>
-      <w:r>
-        <w:rPr>
-          <w:rFonts w:ascii="Times New Roman" w:hAnsi="Times New Roman" w:eastAsia="Times New Roman" w:cs="Times New Roman"/>
-        </w:rPr>
-        <w:t xml:space="preserve"> · </w:t>
-      </w:r>
-      <w:r>
-        <w:rPr>
-          <w:rFonts w:hint="eastAsia" w:ascii="Times New Roman" w:hAnsi="Times New Roman" w:eastAsia="FangSong" w:cs="Times New Roman"/>
-        </w:rPr>
-        <w:t>决赛</w:t>
-      </w:r>
-      <w:r>
-        <w:rPr>
-          <w:rFonts w:hint="eastAsia" w:ascii="Times New Roman" w:hAnsi="Times New Roman" w:eastAsia="Times New Roman" w:cs="Times New Roman"/>
-        </w:rPr>
-        <w:t>03</w:t>
-      </w:r>
-      <w:r>
-        <w:rPr>
-          <w:rFonts w:ascii="Times New Roman" w:hAnsi="Times New Roman" w:eastAsia="Times New Roman" w:cs="Times New Roman"/>
-        </w:rPr>
-        <w:t xml:space="preserve"> </w:t>
-      </w:r>
-      <w:r>
-        <w:rPr>
-          <w:rFonts w:hint="eastAsia" w:ascii="Times New Roman" w:hAnsi="Times New Roman" w:eastAsia="FangSong" w:cs="Times New Roman"/>
-        </w:rPr>
-        <w:t xml:space="preserve">配合物深化</w:t>
-      </w:r>
-      <w:r>
-        <w:rPr>
-          <w:rFonts w:ascii="Times New Roman" w:hAnsi="Times New Roman" w:eastAsia="Times New Roman" w:cs="Times New Roman"/>
-        </w:rPr>
-        <w:t xml:space="preserve"> · </w:t>
-      </w:r>
-      <w:r>
-        <w:rPr>
-          <w:rFonts w:hint="eastAsia" w:ascii="Times New Roman" w:hAnsi="Times New Roman" w:eastAsia="FangSong" w:cs="Times New Roman"/>
-        </w:rPr>
-        <w:t>决赛</w:t>
-      </w:r>
-      <w:r>
-        <w:rPr>
-          <w:rFonts w:hint="eastAsia" w:ascii="Times New Roman" w:hAnsi="Times New Roman" w:eastAsia="Times New Roman" w:cs="Times New Roman"/>
-        </w:rPr>
-        <w:t>12</w:t>
-      </w:r>
-      <w:r>
-        <w:rPr>
-          <w:rFonts w:ascii="Times New Roman" w:hAnsi="Times New Roman" w:eastAsia="Times New Roman" w:cs="Times New Roman"/>
-        </w:rPr>
-        <w:t xml:space="preserve"> </w:t>
-      </w:r>
-      <w:r>
-        <w:rPr>
-          <w:rFonts w:hint="eastAsia" w:ascii="Times New Roman" w:hAnsi="Times New Roman" w:eastAsia="FangSong" w:cs="Times New Roman"/>
-        </w:rPr>
-        <w:t xml:space="preserve">配合物</w:t>
-      </w:r>
-    </w:p>
-    <w:tbl>
-      <w:tblPr>
-        <w:tblStyle w:val="Table"/>
-        <w:tblW w:type="pct" w:w="5000"/>
-        <w:tblLayout w:type="fixed"/>
-        <w:tblLook w:firstRow="1" w:lastRow="0" w:firstColumn="0" w:lastColumn="0" w:noHBand="0" w:noVBand="0" w:val="0020"/>
-        <w:jc w:val="center"/>
-        <w:tblBorders>
-          <w:top w:val="single" w:sz="12" w:space="0" w:color="333333"/>
-          <w:bottom w:val="single" w:sz="12" w:space="0" w:color="333333"/>
-          <w:left w:val="none"/>
-          <w:right w:val="none"/>
-          <w:insideH w:val="none"/>
-          <w:insideV w:val="none"/>
-        </w:tblBorders>
-      </w:tblPr>
-      <w:tblGrid>
-        <w:gridCol w:w="3960"/>
-        <w:gridCol w:w="3960"/>
-      </w:tblGrid>
-      <w:tr>
-        <w:trPr>
-          <w:tblHeader w:val="on"/>
-        </w:trPr>
-        <w:tc>
-          <w:tcPr>
-            <w:tcBorders>
-              <w:bottom w:val="single" w:sz="6" w:space="0" w:color="333333"/>
-            </w:tcBorders>
-          </w:tcPr>
-          <w:p>
-            <w:pPr>
-              <w:pStyle w:val="Compact"/>
-              <w:jc w:val="center"/>
-            </w:pPr>
-            <w:r>
-              <w:rPr>
-                <w:rFonts w:hint="eastAsia" w:ascii="Times New Roman" w:hAnsi="Times New Roman" w:eastAsia="SimHei" w:cs="Times New Roman"/>
-                <w:b/>
-              </w:rPr>
-              <w:t xml:space="preserve">考纲条目</w:t>
-            </w:r>
-          </w:p>
-        </w:tc>
-        <w:tc>
-          <w:tcPr>
-            <w:tcBorders>
-              <w:bottom w:val="single" w:sz="6" w:space="0" w:color="333333"/>
-            </w:tcBorders>
-          </w:tcPr>
-          <w:p>
-            <w:pPr>
-              <w:pStyle w:val="Compact"/>
-              <w:jc w:val="center"/>
-            </w:pPr>
-            <w:r>
-              <w:rPr>
-                <w:rFonts w:hint="eastAsia" w:ascii="Times New Roman" w:hAnsi="Times New Roman" w:eastAsia="SimHei" w:cs="Times New Roman"/>
-                <w:b/>
-              </w:rPr>
-              <w:t xml:space="preserve">学完本讲应能</w:t>
-            </w:r>
-          </w:p>
-        </w:tc>
-      </w:tr>
-      <w:tr>
-        <w:tc>
-          <w:tcPr/>
-          <w:p>
-            <w:pPr>
-              <w:pStyle w:val="Compact"/>
-              <w:jc w:val="center"/>
-            </w:pPr>
-            <w:r>
-              <w:rPr>
-                <w:rFonts w:ascii="Times New Roman" w:hAnsi="Times New Roman" w:eastAsia="Times New Roman" w:cs="Times New Roman"/>
-              </w:rPr>
-              <w:t xml:space="preserve">§12 </w:t>
-            </w:r>
-            <w:r>
-              <w:rPr>
-                <w:rFonts w:hint="eastAsia" w:ascii="Times New Roman" w:hAnsi="Times New Roman" w:eastAsia="FangSong" w:cs="Times New Roman"/>
-              </w:rPr>
-              <w:t xml:space="preserve">配合物</w:t>
-            </w:r>
-            <w:r>
-              <w:rPr>
-                <w:rFonts w:ascii="Times New Roman" w:hAnsi="Times New Roman" w:eastAsia="Times New Roman" w:cs="Times New Roman"/>
-              </w:rPr>
-              <w:t xml:space="preserve"> · </w:t>
-            </w:r>
-            <w:r>
-              <w:rPr>
-                <w:rFonts w:hint="eastAsia" w:ascii="Times New Roman" w:hAnsi="Times New Roman" w:eastAsia="FangSong" w:cs="Times New Roman"/>
-              </w:rPr>
-              <w:t xml:space="preserve">配位场分子轨道</w:t>
-            </w:r>
-          </w:p>
-        </w:tc>
-        <w:tc>
-          <w:tcPr/>
-          <w:p>
-            <w:pPr>
-              <w:pStyle w:val="Compact"/>
-              <w:jc w:val="center"/>
-            </w:pPr>
-            <w:r>
-              <w:rPr>
-                <w:rFonts w:hint="eastAsia" w:ascii="Times New Roman" w:hAnsi="Times New Roman" w:eastAsia="FangSong" w:cs="Times New Roman"/>
-              </w:rPr>
-              <w:t xml:space="preserve">构建八面体配位场</w:t>
-            </w:r>
-            <w:r>
-              <w:rPr>
-                <w:rFonts w:ascii="Times New Roman" w:hAnsi="Times New Roman" w:eastAsia="Times New Roman" w:cs="Times New Roman"/>
-              </w:rPr>
-              <w:t xml:space="preserve"> MOT </w:t>
-            </w:r>
-            <w:r>
-              <w:rPr>
-                <w:rFonts w:hint="eastAsia" w:ascii="Times New Roman" w:hAnsi="Times New Roman" w:eastAsia="FangSong" w:cs="Times New Roman"/>
-              </w:rPr>
-              <w:t>能级图</w:t>
-            </w:r>
-            <w:r>
-              <w:rPr>
-                <w:rFonts w:hint="eastAsia" w:ascii="Times New Roman" w:hAnsi="Times New Roman" w:eastAsia="Times New Roman" w:cs="Times New Roman"/>
-              </w:rPr>
-              <w:t>，</w:t>
-            </w:r>
-            <w:r>
-              <w:rPr>
-                <w:rFonts w:hint="eastAsia" w:ascii="Times New Roman" w:hAnsi="Times New Roman" w:eastAsia="FangSong" w:cs="Times New Roman"/>
-              </w:rPr>
-              <w:t>用</w:t>
-            </w:r>
-            <w:r>
-              <w:rPr>
-                <w:rFonts w:ascii="Times New Roman" w:hAnsi="Times New Roman" w:eastAsia="Times New Roman" w:cs="Times New Roman"/>
-              </w:rPr>
-              <w:t xml:space="preserve"> SALC </w:t>
-            </w:r>
-            <w:r>
-              <w:rPr>
-                <w:rFonts w:hint="eastAsia" w:ascii="Times New Roman" w:hAnsi="Times New Roman" w:eastAsia="FangSong" w:cs="Times New Roman"/>
-              </w:rPr>
-              <w:t xml:space="preserve">对称性匹配解释</w:t>
-            </w:r>
-            <w:r>
-              <w:rPr>
-                <w:rFonts w:ascii="Times New Roman" w:hAnsi="Times New Roman" w:eastAsia="Times New Roman" w:cs="Times New Roman"/>
-              </w:rPr>
-              <w:t xml:space="preserve"> </w:t>
-            </w:r>
-            <m:oMath>
-              <m:sSub>
-                <m:e>
-                  <m:r>
-                    <m:rPr>
-                      <m:sty m:val="p"/>
-                    </m:rPr>
-                    <m:t>Δ</m:t>
-                  </m:r>
-                </m:e>
-                <m:sub>
-                  <m:r>
-                    <m:t>o</m:t>
-                  </m:r>
-                </m:sub>
-              </m:sSub>
-            </m:oMath>
-            <w:r>
-              <w:rPr>
-                <w:rFonts w:ascii="Times New Roman" w:hAnsi="Times New Roman" w:eastAsia="Times New Roman" w:cs="Times New Roman"/>
-              </w:rPr>
-              <w:t xml:space="preserve"> </w:t>
-            </w:r>
-            <w:r>
-              <w:rPr>
-                <w:rFonts w:hint="eastAsia" w:ascii="Times New Roman" w:hAnsi="Times New Roman" w:eastAsia="FangSong" w:cs="Times New Roman"/>
-              </w:rPr>
-              <w:t xml:space="preserve">的物理本质</w:t>
-            </w:r>
-          </w:p>
-        </w:tc>
-      </w:tr>
-      <w:tr>
-        <w:tc>
-          <w:tcPr/>
-          <w:p>
-            <w:pPr>
-              <w:pStyle w:val="Compact"/>
-              <w:jc w:val="center"/>
-            </w:pPr>
-            <w:r>
-              <w:rPr>
-                <w:rFonts w:ascii="Times New Roman" w:hAnsi="Times New Roman" w:eastAsia="Times New Roman" w:cs="Times New Roman"/>
-              </w:rPr>
-              <w:t xml:space="preserve">§12 </w:t>
-            </w:r>
-            <w:r>
-              <w:rPr>
-                <w:rFonts w:hint="eastAsia" w:ascii="Times New Roman" w:hAnsi="Times New Roman" w:eastAsia="FangSong" w:cs="Times New Roman"/>
-              </w:rPr>
-              <w:t xml:space="preserve">配合物</w:t>
-            </w:r>
-            <w:r>
-              <w:rPr>
-                <w:rFonts w:ascii="Times New Roman" w:hAnsi="Times New Roman" w:eastAsia="Times New Roman" w:cs="Times New Roman"/>
-              </w:rPr>
-              <w:t xml:space="preserve"> · </w:t>
-            </w:r>
-            <w:r>
-              <w:rPr>
-                <w:rFonts w:hint="eastAsia" w:ascii="Times New Roman" w:hAnsi="Times New Roman" w:eastAsia="FangSong" w:cs="Times New Roman"/>
-              </w:rPr>
-              <w:t xml:space="preserve">非八面体场与低配位</w:t>
-            </w:r>
-          </w:p>
-        </w:tc>
-        <w:tc>
-          <w:tcPr/>
-          <w:p>
-            <w:pPr>
-              <w:pStyle w:val="Compact"/>
-              <w:jc w:val="center"/>
-            </w:pPr>
-            <w:r>
-              <w:rPr>
-                <w:rFonts w:hint="eastAsia" w:ascii="Times New Roman" w:hAnsi="Times New Roman" w:eastAsia="FangSong" w:cs="Times New Roman"/>
-              </w:rPr>
-              <w:t>推导四面体与平面正方形场能级演化</w:t>
-            </w:r>
-            <w:r>
-              <w:rPr>
-                <w:rFonts w:hint="eastAsia" w:ascii="Times New Roman" w:hAnsi="Times New Roman" w:eastAsia="Times New Roman" w:cs="Times New Roman"/>
-              </w:rPr>
-              <w:t>，</w:t>
-            </w:r>
-            <w:r>
-              <w:rPr>
-                <w:rFonts w:hint="eastAsia" w:ascii="Times New Roman" w:hAnsi="Times New Roman" w:eastAsia="FangSong" w:cs="Times New Roman"/>
-              </w:rPr>
-              <w:t>分析低配位数构型</w:t>
-            </w:r>
-          </w:p>
-        </w:tc>
-      </w:tr>
-      <w:tr>
-        <w:tc>
-          <w:tcPr/>
-          <w:p>
-            <w:pPr>
-              <w:pStyle w:val="Compact"/>
-              <w:jc w:val="center"/>
-            </w:pPr>
-            <w:r>
-              <w:rPr>
-                <w:rFonts w:hint="eastAsia" w:ascii="Times New Roman" w:hAnsi="Times New Roman" w:eastAsia="FangSong" w:cs="Times New Roman"/>
-              </w:rPr>
-              <w:t>决赛</w:t>
-            </w:r>
-            <w:r>
-              <w:rPr>
-                <w:rFonts w:hint="eastAsia" w:ascii="Times New Roman" w:hAnsi="Times New Roman" w:eastAsia="Times New Roman" w:cs="Times New Roman"/>
-              </w:rPr>
-              <w:t>03</w:t>
-            </w:r>
-            <w:r>
-              <w:rPr>
-                <w:rFonts w:ascii="Times New Roman" w:hAnsi="Times New Roman" w:eastAsia="Times New Roman" w:cs="Times New Roman"/>
-              </w:rPr>
-              <w:t xml:space="preserve"> </w:t>
-            </w:r>
-            <w:r>
-              <w:rPr>
-                <w:rFonts w:hint="eastAsia" w:ascii="Times New Roman" w:hAnsi="Times New Roman" w:eastAsia="FangSong" w:cs="Times New Roman"/>
-              </w:rPr>
-              <w:t xml:space="preserve">配合物深化</w:t>
-            </w:r>
-            <w:r>
-              <w:rPr>
-                <w:rFonts w:ascii="Times New Roman" w:hAnsi="Times New Roman" w:eastAsia="Times New Roman" w:cs="Times New Roman"/>
-              </w:rPr>
-              <w:t xml:space="preserve"> · </w:t>
-            </w:r>
-            <w:r>
-              <w:rPr>
-                <w:rFonts w:hint="eastAsia" w:ascii="Times New Roman" w:hAnsi="Times New Roman" w:eastAsia="FangSong" w:cs="Times New Roman"/>
-              </w:rPr>
-              <w:t xml:space="preserve">光谱项与</w:t>
-            </w:r>
-            <w:r>
-              <w:rPr>
-                <w:rFonts w:ascii="Times New Roman" w:hAnsi="Times New Roman" w:eastAsia="Times New Roman" w:cs="Times New Roman"/>
-              </w:rPr>
-              <w:t xml:space="preserve"> Orgel </w:t>
-            </w:r>
-            <w:r>
-              <w:rPr>
-                <w:rFonts w:hint="eastAsia" w:ascii="Times New Roman" w:hAnsi="Times New Roman" w:eastAsia="FangSong" w:cs="Times New Roman"/>
-              </w:rPr>
-              <w:t xml:space="preserve">图</w:t>
-            </w:r>
-          </w:p>
-        </w:tc>
-        <w:tc>
-          <w:tcPr/>
-          <w:p>
-            <w:pPr>
-              <w:pStyle w:val="Compact"/>
-              <w:jc w:val="center"/>
-            </w:pPr>
-            <w:r>
-              <w:rPr>
-                <w:rFonts w:hint="eastAsia" w:ascii="Times New Roman" w:hAnsi="Times New Roman" w:eastAsia="FangSong" w:cs="Times New Roman"/>
-              </w:rPr>
-              <w:t xml:space="preserve">由自由离子项在</w:t>
-            </w:r>
-            <w:r>
-              <w:rPr>
-                <w:rFonts w:ascii="Times New Roman" w:hAnsi="Times New Roman" w:eastAsia="Times New Roman" w:cs="Times New Roman"/>
-              </w:rPr>
-              <w:t xml:space="preserve"> </w:t>
-            </w:r>
-            <m:oMath>
-              <m:sSub>
-                <m:e>
-                  <m:r>
-                    <m:t>O</m:t>
-                  </m:r>
-                </m:e>
-                <m:sub>
-                  <m:r>
-                    <m:t>h</m:t>
-                  </m:r>
-                </m:sub>
-              </m:sSub>
-            </m:oMath>
-            <w:r>
-              <w:rPr>
-                <w:rFonts w:ascii="Times New Roman" w:hAnsi="Times New Roman" w:eastAsia="Times New Roman" w:cs="Times New Roman"/>
-              </w:rPr>
-              <w:t xml:space="preserve"> </w:t>
-            </w:r>
-            <w:r>
-              <w:rPr>
-                <w:rFonts w:hint="eastAsia" w:ascii="Times New Roman" w:hAnsi="Times New Roman" w:eastAsia="FangSong" w:cs="Times New Roman"/>
-              </w:rPr>
-              <w:t xml:space="preserve">场中的分裂读</w:t>
-            </w:r>
-            <w:r>
-              <w:rPr>
-                <w:rFonts w:ascii="Times New Roman" w:hAnsi="Times New Roman" w:eastAsia="Times New Roman" w:cs="Times New Roman"/>
-              </w:rPr>
-              <w:t xml:space="preserve"> Orgel </w:t>
-            </w:r>
-            <w:r>
-              <w:rPr>
-                <w:rFonts w:hint="eastAsia" w:ascii="Times New Roman" w:hAnsi="Times New Roman" w:eastAsia="FangSong" w:cs="Times New Roman"/>
-              </w:rPr>
-              <w:t>图</w:t>
-            </w:r>
-            <w:r>
-              <w:rPr>
-                <w:rFonts w:hint="eastAsia" w:ascii="Times New Roman" w:hAnsi="Times New Roman" w:eastAsia="Times New Roman" w:cs="Times New Roman"/>
-              </w:rPr>
-              <w:t>，</w:t>
-            </w:r>
-            <w:r>
-              <w:rPr>
-                <w:rFonts w:hint="eastAsia" w:ascii="Times New Roman" w:hAnsi="Times New Roman" w:eastAsia="FangSong" w:cs="Times New Roman"/>
-              </w:rPr>
-              <w:t>用空穴对偶律判能级序</w:t>
-            </w:r>
-          </w:p>
-        </w:tc>
-      </w:tr>
-      <w:tr>
-        <w:tc>
-          <w:tcPr/>
-          <w:p>
-            <w:pPr>
-              <w:pStyle w:val="Compact"/>
-              <w:jc w:val="center"/>
-            </w:pPr>
-            <w:r>
-              <w:rPr>
-                <w:rFonts w:hint="eastAsia" w:ascii="Times New Roman" w:hAnsi="Times New Roman" w:eastAsia="FangSong" w:cs="Times New Roman"/>
-              </w:rPr>
-              <w:t>决赛</w:t>
-            </w:r>
-            <w:r>
-              <w:rPr>
-                <w:rFonts w:hint="eastAsia" w:ascii="Times New Roman" w:hAnsi="Times New Roman" w:eastAsia="Times New Roman" w:cs="Times New Roman"/>
-              </w:rPr>
-              <w:t>03</w:t>
-            </w:r>
-            <w:r>
-              <w:rPr>
-                <w:rFonts w:ascii="Times New Roman" w:hAnsi="Times New Roman" w:eastAsia="Times New Roman" w:cs="Times New Roman"/>
-              </w:rPr>
-              <w:t xml:space="preserve"> </w:t>
-            </w:r>
-            <w:r>
-              <w:rPr>
-                <w:rFonts w:hint="eastAsia" w:ascii="Times New Roman" w:hAnsi="Times New Roman" w:eastAsia="FangSong" w:cs="Times New Roman"/>
-              </w:rPr>
-              <w:t xml:space="preserve">配合物深化</w:t>
-            </w:r>
-            <w:r>
-              <w:rPr>
-                <w:rFonts w:ascii="Times New Roman" w:hAnsi="Times New Roman" w:eastAsia="Times New Roman" w:cs="Times New Roman"/>
-              </w:rPr>
-              <w:t xml:space="preserve"> · Tanabe-Sugano </w:t>
-            </w:r>
-            <w:r>
-              <w:rPr>
-                <w:rFonts w:hint="eastAsia" w:ascii="Times New Roman" w:hAnsi="Times New Roman" w:eastAsia="FangSong" w:cs="Times New Roman"/>
-              </w:rPr>
-              <w:t xml:space="preserve">图</w:t>
-            </w:r>
-          </w:p>
-        </w:tc>
-        <w:tc>
-          <w:tcPr/>
-          <w:p>
-            <w:pPr>
-              <w:pStyle w:val="Compact"/>
-              <w:jc w:val="center"/>
-            </w:pPr>
-            <w:r>
-              <w:rPr>
-                <w:rFonts w:hint="eastAsia" w:ascii="Times New Roman" w:hAnsi="Times New Roman" w:eastAsia="FangSong" w:cs="Times New Roman"/>
-              </w:rPr>
-              <w:t xml:space="preserve">用</w:t>
-            </w:r>
-            <w:r>
-              <w:rPr>
-                <w:rFonts w:ascii="Times New Roman" w:hAnsi="Times New Roman" w:eastAsia="Times New Roman" w:cs="Times New Roman"/>
-              </w:rPr>
-              <w:t xml:space="preserve"> T-S </w:t>
-            </w:r>
-            <w:r>
-              <w:rPr>
-                <w:rFonts w:hint="eastAsia" w:ascii="Times New Roman" w:hAnsi="Times New Roman" w:eastAsia="FangSong" w:cs="Times New Roman"/>
-              </w:rPr>
-              <w:t>图作参数反演</w:t>
-            </w:r>
-            <w:r>
-              <w:rPr>
-                <w:rFonts w:hint="eastAsia" w:ascii="Times New Roman" w:hAnsi="Times New Roman" w:eastAsia="Times New Roman" w:cs="Times New Roman"/>
-              </w:rPr>
-              <w:t>，</w:t>
-            </w:r>
-            <w:r>
-              <w:rPr>
-                <w:rFonts w:hint="eastAsia" w:ascii="Times New Roman" w:hAnsi="Times New Roman" w:eastAsia="FangSong" w:cs="Times New Roman"/>
-              </w:rPr>
-              <w:t>判高低自旋交叉与不相交原理</w:t>
-            </w:r>
-          </w:p>
-        </w:tc>
-      </w:tr>
-      <w:tr>
-        <w:tc>
-          <w:tcPr/>
-          <w:p>
-            <w:pPr>
-              <w:pStyle w:val="Compact"/>
-              <w:jc w:val="center"/>
-            </w:pPr>
-            <w:r>
-              <w:rPr>
-                <w:rFonts w:hint="eastAsia" w:ascii="Times New Roman" w:hAnsi="Times New Roman" w:eastAsia="FangSong" w:cs="Times New Roman"/>
-              </w:rPr>
-              <w:t>决赛</w:t>
-            </w:r>
-            <w:r>
-              <w:rPr>
-                <w:rFonts w:hint="eastAsia" w:ascii="Times New Roman" w:hAnsi="Times New Roman" w:eastAsia="Times New Roman" w:cs="Times New Roman"/>
-              </w:rPr>
-              <w:t>03</w:t>
-            </w:r>
-            <w:r>
-              <w:rPr>
-                <w:rFonts w:ascii="Times New Roman" w:hAnsi="Times New Roman" w:eastAsia="Times New Roman" w:cs="Times New Roman"/>
-              </w:rPr>
-              <w:t xml:space="preserve"> </w:t>
-            </w:r>
-            <w:r>
-              <w:rPr>
-                <w:rFonts w:hint="eastAsia" w:ascii="Times New Roman" w:hAnsi="Times New Roman" w:eastAsia="FangSong" w:cs="Times New Roman"/>
-              </w:rPr>
-              <w:t xml:space="preserve">配合物深化</w:t>
-            </w:r>
-            <w:r>
-              <w:rPr>
-                <w:rFonts w:ascii="Times New Roman" w:hAnsi="Times New Roman" w:eastAsia="Times New Roman" w:cs="Times New Roman"/>
-              </w:rPr>
-              <w:t xml:space="preserve"> · Jahn-Teller </w:t>
-            </w:r>
-            <w:r>
-              <w:rPr>
-                <w:rFonts w:hint="eastAsia" w:ascii="Times New Roman" w:hAnsi="Times New Roman" w:eastAsia="FangSong" w:cs="Times New Roman"/>
-              </w:rPr>
-              <w:t xml:space="preserve">与磁学</w:t>
-            </w:r>
-          </w:p>
-        </w:tc>
-        <w:tc>
-          <w:tcPr/>
-          <w:p>
-            <w:pPr>
-              <w:pStyle w:val="Compact"/>
-              <w:jc w:val="center"/>
-            </w:pPr>
-            <w:r>
-              <w:rPr>
-                <w:rFonts w:hint="eastAsia" w:ascii="Times New Roman" w:hAnsi="Times New Roman" w:eastAsia="FangSong" w:cs="Times New Roman"/>
-              </w:rPr>
-              <w:t>分析一阶</w:t>
-            </w:r>
-            <w:r>
-              <w:rPr>
-                <w:rFonts w:hint="eastAsia" w:ascii="Times New Roman" w:hAnsi="Times New Roman" w:eastAsia="Times New Roman" w:cs="Times New Roman"/>
-              </w:rPr>
-              <w:t>/</w:t>
-            </w:r>
-            <w:r>
-              <w:rPr>
-                <w:rFonts w:hint="eastAsia" w:ascii="Times New Roman" w:hAnsi="Times New Roman" w:eastAsia="FangSong" w:cs="Times New Roman"/>
-              </w:rPr>
-              <w:t>二阶</w:t>
-            </w:r>
-            <w:r>
-              <w:rPr>
-                <w:rFonts w:ascii="Times New Roman" w:hAnsi="Times New Roman" w:eastAsia="Times New Roman" w:cs="Times New Roman"/>
-              </w:rPr>
-              <w:t xml:space="preserve"> Jahn-Teller </w:t>
-            </w:r>
-            <w:r>
-              <w:rPr>
-                <w:rFonts w:hint="eastAsia" w:ascii="Times New Roman" w:hAnsi="Times New Roman" w:eastAsia="FangSong" w:cs="Times New Roman"/>
-              </w:rPr>
-              <w:t>势能面分化</w:t>
-            </w:r>
-            <w:r>
-              <w:rPr>
-                <w:rFonts w:hint="eastAsia" w:ascii="Times New Roman" w:hAnsi="Times New Roman" w:eastAsia="Times New Roman" w:cs="Times New Roman"/>
-              </w:rPr>
-              <w:t>，</w:t>
-            </w:r>
-            <w:r>
-              <w:rPr>
-                <w:rFonts w:hint="eastAsia" w:ascii="Times New Roman" w:hAnsi="Times New Roman" w:eastAsia="FangSong" w:cs="Times New Roman"/>
-              </w:rPr>
-              <w:t>由变温磁化率求有效磁矩</w:t>
-            </w:r>
-          </w:p>
-        </w:tc>
-      </w:tr>
-      <w:tr>
-        <w:tc>
-          <w:tcPr/>
-          <w:p>
-            <w:pPr>
-              <w:pStyle w:val="Compact"/>
-              <w:jc w:val="center"/>
-            </w:pPr>
-            <w:r>
-              <w:rPr>
-                <w:rFonts w:hint="eastAsia" w:ascii="Times New Roman" w:hAnsi="Times New Roman" w:eastAsia="FangSong" w:cs="Times New Roman"/>
-              </w:rPr>
-              <w:t>决赛</w:t>
-            </w:r>
-            <w:r>
-              <w:rPr>
-                <w:rFonts w:hint="eastAsia" w:ascii="Times New Roman" w:hAnsi="Times New Roman" w:eastAsia="Times New Roman" w:cs="Times New Roman"/>
-              </w:rPr>
-              <w:t>12</w:t>
-            </w:r>
-            <w:r>
-              <w:rPr>
-                <w:rFonts w:ascii="Times New Roman" w:hAnsi="Times New Roman" w:eastAsia="Times New Roman" w:cs="Times New Roman"/>
-              </w:rPr>
-              <w:t xml:space="preserve"> </w:t>
-            </w:r>
-            <w:r>
-              <w:rPr>
-                <w:rFonts w:hint="eastAsia" w:ascii="Times New Roman" w:hAnsi="Times New Roman" w:eastAsia="FangSong" w:cs="Times New Roman"/>
-              </w:rPr>
-              <w:t xml:space="preserve">配合物</w:t>
-            </w:r>
-            <w:r>
-              <w:rPr>
-                <w:rFonts w:ascii="Times New Roman" w:hAnsi="Times New Roman" w:eastAsia="Times New Roman" w:cs="Times New Roman"/>
-              </w:rPr>
-              <w:t xml:space="preserve"> · </w:t>
-            </w:r>
-            <w:r>
-              <w:rPr>
-                <w:rFonts w:hint="eastAsia" w:ascii="Times New Roman" w:hAnsi="Times New Roman" w:eastAsia="FangSong" w:cs="Times New Roman"/>
-              </w:rPr>
-              <w:t xml:space="preserve">反位效应与多重键</w:t>
-            </w:r>
-          </w:p>
-        </w:tc>
-        <w:tc>
-          <w:tcPr/>
-          <w:p>
-            <w:pPr>
-              <w:pStyle w:val="Compact"/>
-              <w:jc w:val="center"/>
-            </w:pPr>
-            <w:r>
-              <w:rPr>
-                <w:rFonts w:hint="eastAsia" w:ascii="Times New Roman" w:hAnsi="Times New Roman" w:eastAsia="FangSong" w:cs="Times New Roman"/>
-              </w:rPr>
-              <w:t>用反位影响</w:t>
-            </w:r>
-            <w:r>
-              <w:rPr>
-                <w:rFonts w:hint="eastAsia" w:ascii="Times New Roman" w:hAnsi="Times New Roman" w:eastAsia="Times New Roman" w:cs="Times New Roman"/>
-              </w:rPr>
-              <w:t>/</w:t>
-            </w:r>
-            <w:r>
-              <w:rPr>
-                <w:rFonts w:hint="eastAsia" w:ascii="Times New Roman" w:hAnsi="Times New Roman" w:eastAsia="FangSong" w:cs="Times New Roman"/>
-              </w:rPr>
-              <w:t>效应设计合成</w:t>
-            </w:r>
-            <w:r>
-              <w:rPr>
-                <w:rFonts w:hint="eastAsia" w:ascii="Times New Roman" w:hAnsi="Times New Roman" w:eastAsia="Times New Roman" w:cs="Times New Roman"/>
-              </w:rPr>
-              <w:t>，</w:t>
-            </w:r>
-            <w:r>
-              <w:rPr>
-                <w:rFonts w:hint="eastAsia" w:ascii="Times New Roman" w:hAnsi="Times New Roman" w:eastAsia="FangSong" w:cs="Times New Roman"/>
-              </w:rPr>
-              <w:t>解释</w:t>
-            </w:r>
-            <w:r>
-              <w:rPr>
-                <w:rFonts w:ascii="Times New Roman" w:hAnsi="Times New Roman" w:eastAsia="Times New Roman" w:cs="Times New Roman"/>
-              </w:rPr>
-              <w:t xml:space="preserve"> </w:t>
-            </w:r>
-            <m:oMath>
-              <m:r>
-                <m:rPr>
-                  <m:sty m:val="p"/>
-                </m:rPr>
-                <m:t>R</m:t>
-              </m:r>
-              <m:sSub>
-                <m:e>
-                  <m:r>
-                    <m:rPr>
-                      <m:sty m:val="p"/>
-                    </m:rPr>
-                    <m:t>e</m:t>
-                  </m:r>
-                </m:e>
-                <m:sub>
-                  <m:r>
-                    <m:rPr>
-                      <m:sty m:val="p"/>
-                    </m:rPr>
-                    <m:t>2</m:t>
-                  </m:r>
-                </m:sub>
-              </m:sSub>
-              <m:r>
-                <m:rPr>
-                  <m:sty m:val="p"/>
-                </m:rPr>
-                <m:t>C</m:t>
-              </m:r>
-              <m:sSubSup>
-                <m:e>
-                  <m:r>
-                    <m:rPr>
-                      <m:sty m:val="p"/>
-                    </m:rPr>
-                    <m:t>l</m:t>
-                  </m:r>
-                </m:e>
-                <m:sub>
-                  <m:r>
-                    <m:rPr>
-                      <m:sty m:val="p"/>
-                    </m:rPr>
-                    <m:t>8</m:t>
-                  </m:r>
-                </m:sub>
-                <m:sup>
-                  <m:r>
-                    <m:rPr>
-                      <m:sty m:val="p"/>
-                    </m:rPr>
-                    <m:t>2</m:t>
-                  </m:r>
-                  <m:r>
-                    <m:rPr>
-                      <m:sty m:val="p"/>
-                    </m:rPr>
-                    <m:t>−</m:t>
-                  </m:r>
-                </m:sup>
-              </m:sSubSup>
-            </m:oMath>
-            <w:r>
-              <w:rPr>
-                <w:rFonts w:ascii="Times New Roman" w:hAnsi="Times New Roman" w:eastAsia="Times New Roman" w:cs="Times New Roman"/>
-              </w:rPr>
-              <w:t xml:space="preserve"> </w:t>
-            </w:r>
-            <w:r>
-              <w:rPr>
-                <w:rFonts w:hint="eastAsia" w:ascii="Times New Roman" w:hAnsi="Times New Roman" w:eastAsia="FangSong" w:cs="Times New Roman"/>
-              </w:rPr>
-              <w:t xml:space="preserve">四重键能级图</w:t>
-            </w:r>
-          </w:p>
-        </w:tc>
-      </w:tr>
-    </w:tbl>
-    <w:p>
-      <w:pPr>
-        <w:spacing w:before="120" w:after="80"/>
-      </w:pPr>
-    </w:p>
-    <w:tbl>
-      <w:tblPr>
-        <w:tblStyle w:val="Table"/>
-        <w:tblW w:type="pct" w:w="5000"/>
-        <w:tblLayout w:type="fixed"/>
-        <w:tblLook w:firstRow="1" w:lastRow="0" w:firstColumn="0" w:lastColumn="0" w:noHBand="0" w:noVBand="0" w:val="0020"/>
-        <w:jc w:val="center"/>
-        <w:tblBorders>
-          <w:top w:val="single" w:sz="12" w:space="0" w:color="333333"/>
-          <w:bottom w:val="single" w:sz="12" w:space="0" w:color="333333"/>
-          <w:left w:val="none"/>
-          <w:right w:val="none"/>
-          <w:insideH w:val="none"/>
-          <w:insideV w:val="none"/>
-        </w:tblBorders>
-      </w:tblPr>
-      <w:tblGrid>
-        <w:gridCol w:w="3960"/>
-        <w:gridCol w:w="3960"/>
-      </w:tblGrid>
-      <w:tr>
-        <w:trPr>
-          <w:tblHeader w:val="on"/>
-        </w:trPr>
-        <w:tc>
-          <w:tcPr>
-            <w:tcBorders>
-              <w:bottom w:val="single" w:sz="6" w:space="0" w:color="333333"/>
-            </w:tcBorders>
-          </w:tcPr>
-          <w:p>
-            <w:pPr>
-              <w:pStyle w:val="Compact"/>
-              <w:jc w:val="center"/>
-            </w:pPr>
-            <w:r>
-              <w:rPr>
-                <w:rFonts w:hint="eastAsia" w:ascii="Times New Roman" w:hAnsi="Times New Roman" w:eastAsia="SimHei" w:cs="Times New Roman"/>
-                <w:b/>
-              </w:rPr>
-              <w:t xml:space="preserve">考纲条目</w:t>
-            </w:r>
-          </w:p>
-        </w:tc>
-        <w:tc>
-          <w:tcPr>
-            <w:tcBorders>
-              <w:bottom w:val="single" w:sz="6" w:space="0" w:color="333333"/>
-            </w:tcBorders>
-          </w:tcPr>
-          <w:p>
-            <w:pPr>
-              <w:pStyle w:val="Compact"/>
-              <w:jc w:val="center"/>
-            </w:pPr>
-            <w:r>
-              <w:rPr>
-                <w:rFonts w:hint="eastAsia" w:ascii="Times New Roman" w:hAnsi="Times New Roman" w:eastAsia="SimHei" w:cs="Times New Roman"/>
-                <w:b/>
-              </w:rPr>
-              <w:t xml:space="preserve">学完本讲你应能</w:t>
-            </w:r>
-          </w:p>
-        </w:tc>
-      </w:tr>
-      <w:tr>
-        <w:tc>
-          <w:tcPr/>
-          <w:p>
-            <w:pPr>
-              <w:pStyle w:val="Compact"/>
-              <w:jc w:val="center"/>
-            </w:pPr>
-            <w:r>
-              <w:rPr>
-                <w:rFonts w:hint="eastAsia" w:ascii="Times New Roman" w:hAnsi="Times New Roman" w:eastAsia="FangSong" w:cs="Times New Roman"/>
-              </w:rPr>
-              <w:t>决赛</w:t>
-            </w:r>
-            <w:r>
-              <w:rPr>
-                <w:rFonts w:hint="eastAsia" w:ascii="Times New Roman" w:hAnsi="Times New Roman" w:eastAsia="Times New Roman" w:cs="Times New Roman"/>
-              </w:rPr>
-              <w:t>03</w:t>
-            </w:r>
-            <w:r>
-              <w:rPr>
-                <w:rFonts w:ascii="Times New Roman" w:hAnsi="Times New Roman" w:eastAsia="Times New Roman" w:cs="Times New Roman"/>
-              </w:rPr>
-              <w:t xml:space="preserve"> </w:t>
-            </w:r>
-            <w:r>
-              <w:rPr>
-                <w:rFonts w:hint="eastAsia" w:ascii="Times New Roman" w:hAnsi="Times New Roman" w:eastAsia="FangSong" w:cs="Times New Roman"/>
-              </w:rPr>
-              <w:t xml:space="preserve">配合物深化</w:t>
-            </w:r>
-            <w:r>
-              <w:rPr>
-                <w:rFonts w:ascii="Times New Roman" w:hAnsi="Times New Roman" w:eastAsia="Times New Roman" w:cs="Times New Roman"/>
-              </w:rPr>
-              <w:t xml:space="preserve"> · </w:t>
-            </w:r>
-            <w:r>
-              <w:rPr>
-                <w:rFonts w:hint="eastAsia" w:ascii="Times New Roman" w:hAnsi="Times New Roman" w:eastAsia="FangSong" w:cs="Times New Roman"/>
-              </w:rPr>
-              <w:t xml:space="preserve">配位场与分子轨道</w:t>
-            </w:r>
-          </w:p>
-        </w:tc>
-        <w:tc>
-          <w:tcPr/>
-          <w:p>
-            <w:pPr>
-              <w:pStyle w:val="Compact"/>
-              <w:jc w:val="center"/>
-            </w:pPr>
-            <w:r>
-              <w:rPr>
-                <w:rFonts w:hint="eastAsia" w:ascii="Times New Roman" w:hAnsi="Times New Roman" w:eastAsia="FangSong" w:cs="Times New Roman"/>
-              </w:rPr>
-              <w:t>掌握八面体配位场完整分子轨道能级图</w:t>
-            </w:r>
-            <w:r>
-              <w:rPr>
-                <w:rFonts w:hint="eastAsia" w:ascii="Times New Roman" w:hAnsi="Times New Roman" w:eastAsia="Times New Roman" w:cs="Times New Roman"/>
-              </w:rPr>
-              <w:t>，</w:t>
-            </w:r>
-            <w:r>
-              <w:rPr>
-                <w:rFonts w:hint="eastAsia" w:ascii="Times New Roman" w:hAnsi="Times New Roman" w:eastAsia="FangSong" w:cs="Times New Roman"/>
-              </w:rPr>
-              <w:t>理解金属前线轨道与配体群轨道</w:t>
-            </w:r>
-            <w:r>
-              <w:rPr>
-                <w:rFonts w:hint="eastAsia" w:ascii="Times New Roman" w:hAnsi="Times New Roman" w:eastAsia="Times New Roman" w:cs="Times New Roman"/>
-              </w:rPr>
-              <w:t>（SALC）</w:t>
-            </w:r>
-            <w:r>
-              <w:rPr>
-                <w:rFonts w:hint="eastAsia" w:ascii="Times New Roman" w:hAnsi="Times New Roman" w:eastAsia="FangSong" w:cs="Times New Roman"/>
-              </w:rPr>
-              <w:t>的对称性匹配</w:t>
-            </w:r>
-            <w:r>
-              <w:rPr>
-                <w:rFonts w:hint="eastAsia" w:ascii="Times New Roman" w:hAnsi="Times New Roman" w:eastAsia="Times New Roman" w:cs="Times New Roman"/>
-              </w:rPr>
-              <w:t>；</w:t>
-            </w:r>
-            <w:r>
-              <w:rPr>
-                <w:rFonts w:hint="eastAsia" w:ascii="Times New Roman" w:hAnsi="Times New Roman" w:eastAsia="FangSong" w:cs="Times New Roman"/>
-              </w:rPr>
-              <w:t>深入理解配体</w:t>
-            </w:r>
-            <w:r>
-              <w:rPr>
-                <w:rFonts w:ascii="Times New Roman" w:hAnsi="Times New Roman" w:eastAsia="Times New Roman" w:cs="Times New Roman"/>
-              </w:rPr>
-              <w:t xml:space="preserve"> </w:t>
-            </w:r>
-            <m:oMath>
-              <m:r>
-                <m:t>π</m:t>
-              </m:r>
-            </m:oMath>
-            <w:r>
-              <w:rPr>
-                <w:rFonts w:ascii="Times New Roman" w:hAnsi="Times New Roman" w:eastAsia="Times New Roman" w:cs="Times New Roman"/>
-              </w:rPr>
-              <w:t xml:space="preserve"> </w:t>
-            </w:r>
-            <w:r>
-              <w:rPr>
-                <w:rFonts w:hint="eastAsia" w:ascii="Times New Roman" w:hAnsi="Times New Roman" w:eastAsia="FangSong" w:cs="Times New Roman"/>
-              </w:rPr>
-              <w:t xml:space="preserve">供体与</w:t>
-            </w:r>
-            <w:r>
-              <w:rPr>
-                <w:rFonts w:ascii="Times New Roman" w:hAnsi="Times New Roman" w:eastAsia="Times New Roman" w:cs="Times New Roman"/>
-              </w:rPr>
-              <w:t xml:space="preserve"> </w:t>
-            </w:r>
-            <m:oMath>
-              <m:r>
-                <m:t>π</m:t>
-              </m:r>
-            </m:oMath>
-            <w:r>
-              <w:rPr>
-                <w:rFonts w:ascii="Times New Roman" w:hAnsi="Times New Roman" w:eastAsia="Times New Roman" w:cs="Times New Roman"/>
-              </w:rPr>
-              <w:t xml:space="preserve"> </w:t>
-            </w:r>
-            <w:r>
-              <w:rPr>
-                <w:rFonts w:hint="eastAsia" w:ascii="Times New Roman" w:hAnsi="Times New Roman" w:eastAsia="FangSong" w:cs="Times New Roman"/>
-              </w:rPr>
-              <w:t>受体相互作用微观本质</w:t>
-            </w:r>
-            <w:r>
-              <w:rPr>
-                <w:rFonts w:hint="eastAsia" w:ascii="Times New Roman" w:hAnsi="Times New Roman" w:eastAsia="Times New Roman" w:cs="Times New Roman"/>
-              </w:rPr>
-              <w:t>，</w:t>
-            </w:r>
-            <w:r>
-              <w:rPr>
-                <w:rFonts w:hint="eastAsia" w:ascii="Times New Roman" w:hAnsi="Times New Roman" w:eastAsia="FangSong" w:cs="Times New Roman"/>
-              </w:rPr>
-              <w:t>从前线轨道能级移动严格阐释光谱化学序列演化机制</w:t>
-            </w:r>
-            <w:r>
-              <w:rPr>
-                <w:rFonts w:hint="eastAsia" w:ascii="Times New Roman" w:hAnsi="Times New Roman" w:eastAsia="Times New Roman" w:cs="Times New Roman"/>
-              </w:rPr>
-              <w:t>；</w:t>
-            </w:r>
-            <w:r>
-              <w:rPr>
-                <w:rFonts w:hint="eastAsia" w:ascii="Times New Roman" w:hAnsi="Times New Roman" w:eastAsia="FangSong" w:cs="Times New Roman"/>
-              </w:rPr>
-              <w:t>掌握非八面体配位场能级分裂与</w:t>
-            </w:r>
-            <w:r>
-              <w:rPr>
-                <w:rFonts w:ascii="Times New Roman" w:hAnsi="Times New Roman" w:eastAsia="Times New Roman" w:cs="Times New Roman"/>
-              </w:rPr>
-              <w:t xml:space="preserve"> </w:t>
-            </w:r>
-            <m:oMath>
-              <m:sSub>
-                <m:e>
-                  <m:r>
-                    <m:t>D</m:t>
-                  </m:r>
-                </m:e>
-                <m:sub>
-                  <m:r>
-                    <m:t>4</m:t>
-                  </m:r>
-                  <m:r>
-                    <m:t>h</m:t>
-                  </m:r>
-                </m:sub>
-              </m:sSub>
-            </m:oMath>
-            <w:r>
-              <w:rPr>
-                <w:rFonts w:ascii="Times New Roman" w:hAnsi="Times New Roman" w:eastAsia="Times New Roman" w:cs="Times New Roman"/>
-              </w:rPr>
-              <w:t xml:space="preserve">、</w:t>
-            </w:r>
-            <m:oMath>
-              <m:sSub>
-                <m:e>
-                  <m:r>
-                    <m:t>T</m:t>
-                  </m:r>
-                </m:e>
-                <m:sub>
-                  <m:r>
-                    <m:t>d</m:t>
-                  </m:r>
-                </m:sub>
-              </m:sSub>
-            </m:oMath>
-            <w:r>
-              <w:rPr>
-                <w:rFonts w:ascii="Times New Roman" w:hAnsi="Times New Roman" w:eastAsia="Times New Roman" w:cs="Times New Roman"/>
-              </w:rPr>
-              <w:t xml:space="preserve"> </w:t>
-            </w:r>
-            <w:r>
-              <w:rPr>
-                <w:rFonts w:hint="eastAsia" w:ascii="Times New Roman" w:hAnsi="Times New Roman" w:eastAsia="FangSong" w:cs="Times New Roman"/>
-              </w:rPr>
-              <w:t>配位几何的热力学占位</w:t>
-            </w:r>
-            <w:r>
-              <w:rPr>
-                <w:rFonts w:hint="eastAsia" w:ascii="Times New Roman" w:hAnsi="Times New Roman" w:eastAsia="Times New Roman" w:cs="Times New Roman"/>
-              </w:rPr>
-              <w:t>。</w:t>
-            </w:r>
-          </w:p>
-        </w:tc>
-      </w:tr>
-      <w:tr>
-        <w:tc>
-          <w:tcPr/>
-          <w:p>
-            <w:pPr>
-              <w:pStyle w:val="Compact"/>
-              <w:jc w:val="center"/>
-            </w:pPr>
-            <w:r>
-              <w:rPr>
-                <w:rFonts w:hint="eastAsia" w:ascii="Times New Roman" w:hAnsi="Times New Roman" w:eastAsia="FangSong" w:cs="Times New Roman"/>
-              </w:rPr>
-              <w:t>决赛</w:t>
-            </w:r>
-            <w:r>
-              <w:rPr>
-                <w:rFonts w:hint="eastAsia" w:ascii="Times New Roman" w:hAnsi="Times New Roman" w:eastAsia="Times New Roman" w:cs="Times New Roman"/>
-              </w:rPr>
-              <w:t>03</w:t>
-            </w:r>
-            <w:r>
-              <w:rPr>
-                <w:rFonts w:ascii="Times New Roman" w:hAnsi="Times New Roman" w:eastAsia="Times New Roman" w:cs="Times New Roman"/>
-              </w:rPr>
-              <w:t xml:space="preserve"> </w:t>
-            </w:r>
-            <w:r>
-              <w:rPr>
-                <w:rFonts w:hint="eastAsia" w:ascii="Times New Roman" w:hAnsi="Times New Roman" w:eastAsia="FangSong" w:cs="Times New Roman"/>
-              </w:rPr>
-              <w:t xml:space="preserve">配合物深化</w:t>
-            </w:r>
-            <w:r>
-              <w:rPr>
-                <w:rFonts w:ascii="Times New Roman" w:hAnsi="Times New Roman" w:eastAsia="Times New Roman" w:cs="Times New Roman"/>
-              </w:rPr>
-              <w:t xml:space="preserve"> · </w:t>
-            </w:r>
-            <w:r>
-              <w:rPr>
-                <w:rFonts w:hint="eastAsia" w:ascii="Times New Roman" w:hAnsi="Times New Roman" w:eastAsia="FangSong" w:cs="Times New Roman"/>
-              </w:rPr>
-              <w:t>光谱项与田边</w:t>
-            </w:r>
-            <w:r>
-              <w:rPr>
-                <w:rFonts w:hint="eastAsia" w:ascii="Times New Roman" w:hAnsi="Times New Roman" w:eastAsia="Times New Roman" w:cs="Times New Roman"/>
-              </w:rPr>
-              <w:t>-</w:t>
-            </w:r>
-            <w:r>
-              <w:rPr>
-                <w:rFonts w:hint="eastAsia" w:ascii="Times New Roman" w:hAnsi="Times New Roman" w:eastAsia="FangSong" w:cs="Times New Roman"/>
-              </w:rPr>
-              <w:t>菅野图</w:t>
-            </w:r>
-          </w:p>
-        </w:tc>
-        <w:tc>
-          <w:tcPr/>
-          <w:p>
-            <w:pPr>
-              <w:pStyle w:val="Compact"/>
-              <w:jc w:val="center"/>
-            </w:pPr>
-            <w:r>
-              <w:rPr>
-                <w:rFonts w:hint="eastAsia" w:ascii="Times New Roman" w:hAnsi="Times New Roman" w:eastAsia="FangSong" w:cs="Times New Roman"/>
-              </w:rPr>
-              <w:t>熟练计算多电子原子的自由离子光谱项与微观状态数</w:t>
-            </w:r>
-            <w:r>
-              <w:rPr>
-                <w:rFonts w:hint="eastAsia" w:ascii="Times New Roman" w:hAnsi="Times New Roman" w:eastAsia="Times New Roman" w:cs="Times New Roman"/>
-              </w:rPr>
-              <w:t>，</w:t>
-            </w:r>
-            <w:r>
-              <w:rPr>
-                <w:rFonts w:hint="eastAsia" w:ascii="Times New Roman" w:hAnsi="Times New Roman" w:eastAsia="FangSong" w:cs="Times New Roman"/>
-              </w:rPr>
-              <w:t>理解</w:t>
-            </w:r>
-            <w:r>
-              <w:rPr>
-                <w:rFonts w:ascii="Times New Roman" w:hAnsi="Times New Roman" w:eastAsia="Times New Roman" w:cs="Times New Roman"/>
-              </w:rPr>
-              <w:t xml:space="preserve"> Russell-Saunders </w:t>
-            </w:r>
-            <w:r>
-              <w:rPr>
-                <w:rFonts w:hint="eastAsia" w:ascii="Times New Roman" w:hAnsi="Times New Roman" w:eastAsia="FangSong" w:cs="Times New Roman"/>
-              </w:rPr>
-              <w:t>耦合与洪特规则</w:t>
-            </w:r>
-            <w:r>
-              <w:rPr>
-                <w:rFonts w:hint="eastAsia" w:ascii="Times New Roman" w:hAnsi="Times New Roman" w:eastAsia="Times New Roman" w:cs="Times New Roman"/>
-              </w:rPr>
-              <w:t>；</w:t>
-            </w:r>
-            <w:r>
-              <w:rPr>
-                <w:rFonts w:hint="eastAsia" w:ascii="Times New Roman" w:hAnsi="Times New Roman" w:eastAsia="FangSong" w:cs="Times New Roman"/>
-              </w:rPr>
-              <w:t>掌握自由离子能级在配位场中的不可约表示群论分裂</w:t>
-            </w:r>
-            <w:r>
-              <w:rPr>
-                <w:rFonts w:hint="eastAsia" w:ascii="Times New Roman" w:hAnsi="Times New Roman" w:eastAsia="Times New Roman" w:cs="Times New Roman"/>
-              </w:rPr>
-              <w:t>；</w:t>
-            </w:r>
-            <w:r>
-              <w:rPr>
-                <w:rFonts w:hint="eastAsia" w:ascii="Times New Roman" w:hAnsi="Times New Roman" w:eastAsia="FangSong" w:cs="Times New Roman"/>
-              </w:rPr>
-              <w:t>熟练运用</w:t>
-            </w:r>
-            <w:r>
-              <w:rPr>
-                <w:rFonts w:ascii="Times New Roman" w:hAnsi="Times New Roman" w:eastAsia="Times New Roman" w:cs="Times New Roman"/>
-              </w:rPr>
-              <w:t xml:space="preserve"> Orgel </w:t>
-            </w:r>
-            <w:r>
-              <w:rPr>
-                <w:rFonts w:hint="eastAsia" w:ascii="Times New Roman" w:hAnsi="Times New Roman" w:eastAsia="FangSong" w:cs="Times New Roman"/>
-              </w:rPr>
-              <w:t xml:space="preserve">简图与</w:t>
-            </w:r>
-            <w:r>
-              <w:rPr>
-                <w:rFonts w:ascii="Times New Roman" w:hAnsi="Times New Roman" w:eastAsia="Times New Roman" w:cs="Times New Roman"/>
-              </w:rPr>
-              <w:t xml:space="preserve"> </w:t>
-            </w:r>
-            <w:r>
-              <w:rPr>
-                <w:rFonts w:hint="eastAsia" w:ascii="Times New Roman" w:hAnsi="Times New Roman" w:eastAsia="Times New Roman" w:cs="Times New Roman"/>
-              </w:rPr>
-              <w:t>Tanabe-Sugano（T-S）</w:t>
-            </w:r>
-            <w:r>
-              <w:rPr>
-                <w:rFonts w:hint="eastAsia" w:ascii="Times New Roman" w:hAnsi="Times New Roman" w:eastAsia="FangSong" w:cs="Times New Roman"/>
-              </w:rPr>
-              <w:t>能级图解析配合物激发态演化</w:t>
-            </w:r>
-            <w:r>
-              <w:rPr>
-                <w:rFonts w:hint="eastAsia" w:ascii="Times New Roman" w:hAnsi="Times New Roman" w:eastAsia="Times New Roman" w:cs="Times New Roman"/>
-              </w:rPr>
-              <w:t>、</w:t>
-            </w:r>
-            <w:r>
-              <w:rPr>
-                <w:rFonts w:hint="eastAsia" w:ascii="Times New Roman" w:hAnsi="Times New Roman" w:eastAsia="FangSong" w:cs="Times New Roman"/>
-              </w:rPr>
-              <w:t>高低自旋交叉点及电子吸收光谱跃迁选律</w:t>
-            </w:r>
-            <w:r>
-              <w:rPr>
-                <w:rFonts w:hint="eastAsia" w:ascii="Times New Roman" w:hAnsi="Times New Roman" w:eastAsia="Times New Roman" w:cs="Times New Roman"/>
-              </w:rPr>
-              <w:t>。</w:t>
-            </w:r>
-          </w:p>
-        </w:tc>
-      </w:tr>
-      <w:tr>
-        <w:tc>
-          <w:tcPr/>
-          <w:p>
-            <w:pPr>
-              <w:pStyle w:val="Compact"/>
-              <w:jc w:val="center"/>
-            </w:pPr>
-            <w:r>
-              <w:rPr>
-                <w:rFonts w:hint="eastAsia" w:ascii="Times New Roman" w:hAnsi="Times New Roman" w:eastAsia="FangSong" w:cs="Times New Roman"/>
-              </w:rPr>
-              <w:t>决赛</w:t>
-            </w:r>
-            <w:r>
-              <w:rPr>
-                <w:rFonts w:hint="eastAsia" w:ascii="Times New Roman" w:hAnsi="Times New Roman" w:eastAsia="Times New Roman" w:cs="Times New Roman"/>
-              </w:rPr>
-              <w:t>03</w:t>
-            </w:r>
-            <w:r>
-              <w:rPr>
-                <w:rFonts w:ascii="Times New Roman" w:hAnsi="Times New Roman" w:eastAsia="Times New Roman" w:cs="Times New Roman"/>
-              </w:rPr>
-              <w:t xml:space="preserve"> </w:t>
-            </w:r>
-            <w:r>
-              <w:rPr>
-                <w:rFonts w:hint="eastAsia" w:ascii="Times New Roman" w:hAnsi="Times New Roman" w:eastAsia="FangSong" w:cs="Times New Roman"/>
-              </w:rPr>
-              <w:t xml:space="preserve">配合物深化</w:t>
-            </w:r>
-            <w:r>
-              <w:rPr>
-                <w:rFonts w:ascii="Times New Roman" w:hAnsi="Times New Roman" w:eastAsia="Times New Roman" w:cs="Times New Roman"/>
-              </w:rPr>
-              <w:t xml:space="preserve"> · </w:t>
-            </w:r>
-            <w:r>
-              <w:rPr>
-                <w:rFonts w:hint="eastAsia" w:ascii="Times New Roman" w:hAnsi="Times New Roman" w:eastAsia="FangSong" w:cs="Times New Roman"/>
-              </w:rPr>
-              <w:t>姜</w:t>
-            </w:r>
-            <w:r>
-              <w:rPr>
-                <w:rFonts w:hint="eastAsia" w:ascii="Times New Roman" w:hAnsi="Times New Roman" w:eastAsia="Times New Roman" w:cs="Times New Roman"/>
-              </w:rPr>
-              <w:t>-</w:t>
-            </w:r>
-            <w:r>
-              <w:rPr>
-                <w:rFonts w:hint="eastAsia" w:ascii="Times New Roman" w:hAnsi="Times New Roman" w:eastAsia="FangSong" w:cs="Times New Roman"/>
-              </w:rPr>
-              <w:t>泰勒畸变与结构化学</w:t>
-            </w:r>
-          </w:p>
-        </w:tc>
-        <w:tc>
-          <w:tcPr/>
-          <w:p>
-            <w:pPr>
-              <w:pStyle w:val="Compact"/>
-              <w:jc w:val="center"/>
-            </w:pPr>
-            <w:r>
-              <w:rPr>
-                <w:rFonts w:hint="eastAsia" w:ascii="Times New Roman" w:hAnsi="Times New Roman" w:eastAsia="FangSong" w:cs="Times New Roman"/>
-              </w:rPr>
-              <w:t xml:space="preserve">深刻理解</w:t>
-            </w:r>
-            <w:r>
-              <w:rPr>
-                <w:rFonts w:ascii="Times New Roman" w:hAnsi="Times New Roman" w:eastAsia="Times New Roman" w:cs="Times New Roman"/>
-              </w:rPr>
-              <w:t xml:space="preserve"> Jahn-Teller </w:t>
-            </w:r>
-            <w:r>
-              <w:rPr>
-                <w:rFonts w:hint="eastAsia" w:ascii="Times New Roman" w:hAnsi="Times New Roman" w:eastAsia="FangSong" w:cs="Times New Roman"/>
-              </w:rPr>
-              <w:t>定理的物理本质与一阶电子简并消除驱动力</w:t>
-            </w:r>
-            <w:r>
-              <w:rPr>
-                <w:rFonts w:hint="eastAsia" w:ascii="Times New Roman" w:hAnsi="Times New Roman" w:eastAsia="Times New Roman" w:cs="Times New Roman"/>
-              </w:rPr>
-              <w:t>；</w:t>
-            </w:r>
-            <w:r>
-              <w:rPr>
-                <w:rFonts w:hint="eastAsia" w:ascii="Times New Roman" w:hAnsi="Times New Roman" w:eastAsia="FangSong" w:cs="Times New Roman"/>
-              </w:rPr>
-              <w:t>精确判断强弱</w:t>
-            </w:r>
-            <w:r>
-              <w:rPr>
-                <w:rFonts w:ascii="Times New Roman" w:hAnsi="Times New Roman" w:eastAsia="Times New Roman" w:cs="Times New Roman"/>
-              </w:rPr>
-              <w:t xml:space="preserve"> JT </w:t>
-            </w:r>
-            <w:r>
-              <w:rPr>
-                <w:rFonts w:hint="eastAsia" w:ascii="Times New Roman" w:hAnsi="Times New Roman" w:eastAsia="FangSong" w:cs="Times New Roman"/>
-              </w:rPr>
-              <w:t>效应的电子构型</w:t>
-            </w:r>
-            <w:r>
-              <w:rPr>
-                <w:rFonts w:hint="eastAsia" w:ascii="Times New Roman" w:hAnsi="Times New Roman" w:eastAsia="Times New Roman" w:cs="Times New Roman"/>
-              </w:rPr>
-              <w:t>，</w:t>
-            </w:r>
-            <w:r>
-              <w:rPr>
-                <w:rFonts w:hint="eastAsia" w:ascii="Times New Roman" w:hAnsi="Times New Roman" w:eastAsia="FangSong" w:cs="Times New Roman"/>
-              </w:rPr>
-              <w:t>阐述四角拉伸与四角压缩的势能面分化</w:t>
-            </w:r>
-            <w:r>
-              <w:rPr>
-                <w:rFonts w:hint="eastAsia" w:ascii="Times New Roman" w:hAnsi="Times New Roman" w:eastAsia="Times New Roman" w:cs="Times New Roman"/>
-              </w:rPr>
-              <w:t>；</w:t>
-            </w:r>
-            <w:r>
-              <w:rPr>
-                <w:rFonts w:hint="eastAsia" w:ascii="Times New Roman" w:hAnsi="Times New Roman" w:eastAsia="FangSong" w:cs="Times New Roman"/>
-              </w:rPr>
-              <w:t>掌握动态</w:t>
-            </w:r>
-            <w:r>
-              <w:rPr>
-                <w:rFonts w:ascii="Times New Roman" w:hAnsi="Times New Roman" w:eastAsia="Times New Roman" w:cs="Times New Roman"/>
-              </w:rPr>
-              <w:t xml:space="preserve"> JT </w:t>
-            </w:r>
-            <w:r>
-              <w:rPr>
-                <w:rFonts w:hint="eastAsia" w:ascii="Times New Roman" w:hAnsi="Times New Roman" w:eastAsia="FangSong" w:cs="Times New Roman"/>
-              </w:rPr>
-              <w:t>效应在时间平均尺度上的微观行为</w:t>
-            </w:r>
-            <w:r>
-              <w:rPr>
-                <w:rFonts w:hint="eastAsia" w:ascii="Times New Roman" w:hAnsi="Times New Roman" w:eastAsia="Times New Roman" w:cs="Times New Roman"/>
-              </w:rPr>
-              <w:t>，</w:t>
-            </w:r>
-            <w:r>
-              <w:rPr>
-                <w:rFonts w:hint="eastAsia" w:ascii="Times New Roman" w:hAnsi="Times New Roman" w:eastAsia="FangSong" w:cs="Times New Roman"/>
-              </w:rPr>
-              <w:t>并理解二阶</w:t>
-            </w:r>
-            <w:r>
-              <w:rPr>
-                <w:rFonts w:ascii="Times New Roman" w:hAnsi="Times New Roman" w:eastAsia="Times New Roman" w:cs="Times New Roman"/>
-              </w:rPr>
-              <w:t xml:space="preserve"> JT </w:t>
-            </w:r>
-            <w:r>
-              <w:rPr>
-                <w:rFonts w:hint="eastAsia" w:ascii="Times New Roman" w:hAnsi="Times New Roman" w:eastAsia="FangSong" w:cs="Times New Roman"/>
-              </w:rPr>
-              <w:t>效应诱发的中心对称破缺与铁电极化</w:t>
-            </w:r>
-            <w:r>
-              <w:rPr>
-                <w:rFonts w:hint="eastAsia" w:ascii="Times New Roman" w:hAnsi="Times New Roman" w:eastAsia="Times New Roman" w:cs="Times New Roman"/>
-              </w:rPr>
-              <w:t>。</w:t>
-            </w:r>
-          </w:p>
-        </w:tc>
-      </w:tr>
-      <w:tr>
-        <w:tc>
-          <w:tcPr/>
-          <w:p>
-            <w:pPr>
-              <w:pStyle w:val="Compact"/>
-              <w:jc w:val="center"/>
-            </w:pPr>
-            <w:r>
-              <w:rPr>
-                <w:rFonts w:hint="eastAsia" w:ascii="Times New Roman" w:hAnsi="Times New Roman" w:eastAsia="FangSong" w:cs="Times New Roman"/>
-              </w:rPr>
-              <w:t>决赛</w:t>
-            </w:r>
-            <w:r>
-              <w:rPr>
-                <w:rFonts w:hint="eastAsia" w:ascii="Times New Roman" w:hAnsi="Times New Roman" w:eastAsia="Times New Roman" w:cs="Times New Roman"/>
-              </w:rPr>
-              <w:t>03</w:t>
-            </w:r>
-            <w:r>
-              <w:rPr>
-                <w:rFonts w:ascii="Times New Roman" w:hAnsi="Times New Roman" w:eastAsia="Times New Roman" w:cs="Times New Roman"/>
-              </w:rPr>
-              <w:t xml:space="preserve"> </w:t>
-            </w:r>
-            <w:r>
-              <w:rPr>
-                <w:rFonts w:hint="eastAsia" w:ascii="Times New Roman" w:hAnsi="Times New Roman" w:eastAsia="FangSong" w:cs="Times New Roman"/>
-              </w:rPr>
-              <w:t xml:space="preserve">配合物深化</w:t>
-            </w:r>
-            <w:r>
-              <w:rPr>
-                <w:rFonts w:ascii="Times New Roman" w:hAnsi="Times New Roman" w:eastAsia="Times New Roman" w:cs="Times New Roman"/>
-              </w:rPr>
-              <w:t xml:space="preserve"> · </w:t>
-            </w:r>
-            <w:r>
-              <w:rPr>
-                <w:rFonts w:hint="eastAsia" w:ascii="Times New Roman" w:hAnsi="Times New Roman" w:eastAsia="FangSong" w:cs="Times New Roman"/>
-              </w:rPr>
-              <w:t xml:space="preserve">反位效应与反应动力学</w:t>
-            </w:r>
-          </w:p>
-        </w:tc>
-        <w:tc>
-          <w:tcPr/>
-          <w:p>
-            <w:pPr>
-              <w:pStyle w:val="Compact"/>
-              <w:jc w:val="center"/>
-            </w:pPr>
-            <w:r>
-              <w:rPr>
-                <w:rFonts w:hint="eastAsia" w:ascii="Times New Roman" w:hAnsi="Times New Roman" w:eastAsia="FangSong" w:cs="Times New Roman"/>
-              </w:rPr>
-              <w:t>严格区分热力学反位影响</w:t>
-            </w:r>
-            <w:r>
-              <w:rPr>
-                <w:rFonts w:hint="eastAsia" w:ascii="Times New Roman" w:hAnsi="Times New Roman" w:eastAsia="Times New Roman" w:cs="Times New Roman"/>
-              </w:rPr>
-              <w:t>（Trans</w:t>
-            </w:r>
-            <w:r>
-              <w:rPr>
-                <w:rFonts w:ascii="Times New Roman" w:hAnsi="Times New Roman" w:eastAsia="Times New Roman" w:cs="Times New Roman"/>
-              </w:rPr>
-              <w:t xml:space="preserve"> </w:t>
-            </w:r>
-            <w:r>
-              <w:rPr>
-                <w:rFonts w:hint="eastAsia" w:ascii="Times New Roman" w:hAnsi="Times New Roman" w:eastAsia="Times New Roman" w:cs="Times New Roman"/>
-              </w:rPr>
-              <w:t>Influence，</w:t>
-            </w:r>
-            <w:r>
-              <w:rPr>
-                <w:rFonts w:hint="eastAsia" w:ascii="Times New Roman" w:hAnsi="Times New Roman" w:eastAsia="FangSong" w:cs="Times New Roman"/>
-              </w:rPr>
-              <w:t>基态效应</w:t>
-            </w:r>
-            <w:r>
-              <w:rPr>
-                <w:rFonts w:hint="eastAsia" w:ascii="Times New Roman" w:hAnsi="Times New Roman" w:eastAsia="Times New Roman" w:cs="Times New Roman"/>
-              </w:rPr>
-              <w:t>）</w:t>
-            </w:r>
-            <w:r>
-              <w:rPr>
-                <w:rFonts w:hint="eastAsia" w:ascii="Times New Roman" w:hAnsi="Times New Roman" w:eastAsia="FangSong" w:cs="Times New Roman"/>
-              </w:rPr>
-              <w:t>与动力学反位效应</w:t>
-            </w:r>
-            <w:r>
-              <w:rPr>
-                <w:rFonts w:hint="eastAsia" w:ascii="Times New Roman" w:hAnsi="Times New Roman" w:eastAsia="Times New Roman" w:cs="Times New Roman"/>
-              </w:rPr>
-              <w:t>（Trans</w:t>
-            </w:r>
-            <w:r>
-              <w:rPr>
-                <w:rFonts w:ascii="Times New Roman" w:hAnsi="Times New Roman" w:eastAsia="Times New Roman" w:cs="Times New Roman"/>
-              </w:rPr>
-              <w:t xml:space="preserve"> </w:t>
-            </w:r>
-            <w:r>
-              <w:rPr>
-                <w:rFonts w:hint="eastAsia" w:ascii="Times New Roman" w:hAnsi="Times New Roman" w:eastAsia="Times New Roman" w:cs="Times New Roman"/>
-              </w:rPr>
-              <w:t>Effect，</w:t>
-            </w:r>
-            <w:r>
-              <w:rPr>
-                <w:rFonts w:hint="eastAsia" w:ascii="Times New Roman" w:hAnsi="Times New Roman" w:eastAsia="FangSong" w:cs="Times New Roman"/>
-              </w:rPr>
-              <w:t>过渡态效应</w:t>
-            </w:r>
-            <w:r>
-              <w:rPr>
-                <w:rFonts w:hint="eastAsia" w:ascii="Times New Roman" w:hAnsi="Times New Roman" w:eastAsia="Times New Roman" w:cs="Times New Roman"/>
-              </w:rPr>
-              <w:t>）；</w:t>
-            </w:r>
-            <w:r>
-              <w:rPr>
-                <w:rFonts w:hint="eastAsia" w:ascii="Times New Roman" w:hAnsi="Times New Roman" w:eastAsia="FangSong" w:cs="Times New Roman"/>
-              </w:rPr>
-              <w:t>掌握平面四方配合物亲核取代反应的五配位三角双锥缔合机理</w:t>
-            </w:r>
-            <w:r>
-              <w:rPr>
-                <w:rFonts w:hint="eastAsia" w:ascii="Times New Roman" w:hAnsi="Times New Roman" w:eastAsia="Times New Roman" w:cs="Times New Roman"/>
-              </w:rPr>
-              <w:t>，</w:t>
-            </w:r>
-            <w:r>
-              <w:rPr>
-                <w:rFonts w:hint="eastAsia" w:ascii="Times New Roman" w:hAnsi="Times New Roman" w:eastAsia="FangSong" w:cs="Times New Roman"/>
-              </w:rPr>
-              <w:t>并熟练运用反位效应序列进行复杂配合物几何异构体的定向全合成</w:t>
-            </w:r>
-            <w:r>
-              <w:rPr>
-                <w:rFonts w:hint="eastAsia" w:ascii="Times New Roman" w:hAnsi="Times New Roman" w:eastAsia="Times New Roman" w:cs="Times New Roman"/>
-              </w:rPr>
-              <w:t>。</w:t>
-            </w:r>
-          </w:p>
-        </w:tc>
-      </w:tr>
-      <w:tr>
-        <w:tc>
-          <w:tcPr/>
-          <w:p>
-            <w:pPr>
-              <w:pStyle w:val="Compact"/>
-              <w:jc w:val="center"/>
-            </w:pPr>
-            <w:r>
-              <w:rPr>
-                <w:rFonts w:hint="eastAsia" w:ascii="Times New Roman" w:hAnsi="Times New Roman" w:eastAsia="FangSong" w:cs="Times New Roman"/>
-              </w:rPr>
-              <w:t>决赛</w:t>
-            </w:r>
-            <w:r>
-              <w:rPr>
-                <w:rFonts w:hint="eastAsia" w:ascii="Times New Roman" w:hAnsi="Times New Roman" w:eastAsia="Times New Roman" w:cs="Times New Roman"/>
-              </w:rPr>
-              <w:t>03</w:t>
-            </w:r>
-            <w:r>
-              <w:rPr>
-                <w:rFonts w:ascii="Times New Roman" w:hAnsi="Times New Roman" w:eastAsia="Times New Roman" w:cs="Times New Roman"/>
-              </w:rPr>
-              <w:t xml:space="preserve"> </w:t>
-            </w:r>
-            <w:r>
-              <w:rPr>
-                <w:rFonts w:hint="eastAsia" w:ascii="Times New Roman" w:hAnsi="Times New Roman" w:eastAsia="FangSong" w:cs="Times New Roman"/>
-              </w:rPr>
-              <w:t xml:space="preserve">配合物深化</w:t>
-            </w:r>
-            <w:r>
-              <w:rPr>
-                <w:rFonts w:ascii="Times New Roman" w:hAnsi="Times New Roman" w:eastAsia="Times New Roman" w:cs="Times New Roman"/>
-              </w:rPr>
-              <w:t xml:space="preserve"> · </w:t>
-            </w:r>
-            <w:r>
-              <w:rPr>
-                <w:rFonts w:hint="eastAsia" w:ascii="Times New Roman" w:hAnsi="Times New Roman" w:eastAsia="FangSong" w:cs="Times New Roman"/>
-              </w:rPr>
-              <w:t xml:space="preserve">磁学性质与多重键化学</w:t>
-            </w:r>
-          </w:p>
-        </w:tc>
-        <w:tc>
-          <w:tcPr/>
-          <w:p>
-            <w:pPr>
-              <w:pStyle w:val="Compact"/>
-              <w:jc w:val="center"/>
-            </w:pPr>
-            <w:r>
-              <w:rPr>
-                <w:rFonts w:hint="eastAsia" w:ascii="Times New Roman" w:hAnsi="Times New Roman" w:eastAsia="FangSong" w:cs="Times New Roman"/>
-              </w:rPr>
-              <w:t>熟练掌握唯自旋磁矩与轨道角动量贡献判据</w:t>
-            </w:r>
-            <w:r>
-              <w:rPr>
-                <w:rFonts w:hint="eastAsia" w:ascii="Times New Roman" w:hAnsi="Times New Roman" w:eastAsia="Times New Roman" w:cs="Times New Roman"/>
-              </w:rPr>
-              <w:t>，</w:t>
-            </w:r>
-            <w:r>
-              <w:rPr>
-                <w:rFonts w:hint="eastAsia" w:ascii="Times New Roman" w:hAnsi="Times New Roman" w:eastAsia="FangSong" w:cs="Times New Roman"/>
-              </w:rPr>
-              <w:t>理解配位场中轨道角动量猝灭机制与自旋交叉</w:t>
-            </w:r>
-            <w:r>
-              <w:rPr>
-                <w:rFonts w:hint="eastAsia" w:ascii="Times New Roman" w:hAnsi="Times New Roman" w:eastAsia="Times New Roman" w:cs="Times New Roman"/>
-              </w:rPr>
-              <w:t>（SCO）</w:t>
-            </w:r>
-            <w:r>
-              <w:rPr>
-                <w:rFonts w:hint="eastAsia" w:ascii="Times New Roman" w:hAnsi="Times New Roman" w:eastAsia="FangSong" w:cs="Times New Roman"/>
-              </w:rPr>
-              <w:t>现象</w:t>
-            </w:r>
-            <w:r>
-              <w:rPr>
-                <w:rFonts w:hint="eastAsia" w:ascii="Times New Roman" w:hAnsi="Times New Roman" w:eastAsia="Times New Roman" w:cs="Times New Roman"/>
-              </w:rPr>
-              <w:t>；</w:t>
-            </w:r>
-            <w:r>
-              <w:rPr>
-                <w:rFonts w:hint="eastAsia" w:ascii="Times New Roman" w:hAnsi="Times New Roman" w:eastAsia="FangSong" w:cs="Times New Roman"/>
-              </w:rPr>
-              <w:t>掌握金属</w:t>
-            </w:r>
-            <w:r>
-              <w:rPr>
-                <w:rFonts w:hint="eastAsia" w:ascii="Times New Roman" w:hAnsi="Times New Roman" w:eastAsia="Times New Roman" w:cs="Times New Roman"/>
-              </w:rPr>
-              <w:t>-</w:t>
-            </w:r>
-            <w:r>
-              <w:rPr>
-                <w:rFonts w:hint="eastAsia" w:ascii="Times New Roman" w:hAnsi="Times New Roman" w:eastAsia="FangSong" w:cs="Times New Roman"/>
-              </w:rPr>
-              <w:t>金属四重键</w:t>
-            </w:r>
-            <w:r>
-              <w:rPr>
-                <w:rFonts w:hint="eastAsia" w:ascii="Times New Roman" w:hAnsi="Times New Roman" w:eastAsia="Times New Roman" w:cs="Times New Roman"/>
-              </w:rPr>
-              <w:t>（</w:t>
-            </w:r>
-            <m:oMath>
-              <m:r>
-                <m:t>σ</m:t>
-              </m:r>
-              <m:r>
-                <m:rPr>
-                  <m:sty m:val="p"/>
-                </m:rPr>
-                <m:t>+</m:t>
-              </m:r>
-              <m:r>
-                <m:t>2</m:t>
-              </m:r>
-              <m:r>
-                <m:t>π</m:t>
-              </m:r>
-              <m:r>
-                <m:rPr>
-                  <m:sty m:val="p"/>
-                </m:rPr>
-                <m:t>+</m:t>
-              </m:r>
-              <m:r>
-                <m:t>δ</m:t>
-              </m:r>
-            </m:oMath>
-            <w:r>
-              <w:rPr>
-                <w:rFonts w:hint="eastAsia" w:ascii="Times New Roman" w:hAnsi="Times New Roman" w:eastAsia="Times New Roman" w:cs="Times New Roman"/>
-              </w:rPr>
-              <w:t>）</w:t>
-            </w:r>
-            <w:r>
-              <w:rPr>
-                <w:rFonts w:hint="eastAsia" w:ascii="Times New Roman" w:hAnsi="Times New Roman" w:eastAsia="FangSong" w:cs="Times New Roman"/>
-              </w:rPr>
-              <w:t>分子轨道能级图与面对面重叠几何</w:t>
-            </w:r>
-            <w:r>
-              <w:rPr>
-                <w:rFonts w:hint="eastAsia" w:ascii="Times New Roman" w:hAnsi="Times New Roman" w:eastAsia="Times New Roman" w:cs="Times New Roman"/>
-              </w:rPr>
-              <w:t>，</w:t>
-            </w:r>
-            <w:r>
-              <w:rPr>
-                <w:rFonts w:hint="eastAsia" w:ascii="Times New Roman" w:hAnsi="Times New Roman" w:eastAsia="FangSong" w:cs="Times New Roman"/>
-              </w:rPr>
-              <w:t>理解</w:t>
-            </w:r>
-            <w:r>
-              <w:rPr>
-                <w:rFonts w:ascii="Times New Roman" w:hAnsi="Times New Roman" w:eastAsia="Times New Roman" w:cs="Times New Roman"/>
-              </w:rPr>
-              <w:t xml:space="preserve"> </w:t>
-            </w:r>
-            <m:oMath>
-              <m:r>
-                <m:t>δ</m:t>
-              </m:r>
-            </m:oMath>
-            <w:r>
-              <w:rPr>
-                <w:rFonts w:ascii="Times New Roman" w:hAnsi="Times New Roman" w:eastAsia="Times New Roman" w:cs="Times New Roman"/>
-              </w:rPr>
-              <w:t xml:space="preserve"> </w:t>
-            </w:r>
-            <w:r>
-              <w:rPr>
-                <w:rFonts w:hint="eastAsia" w:ascii="Times New Roman" w:hAnsi="Times New Roman" w:eastAsia="FangSong" w:cs="Times New Roman"/>
-              </w:rPr>
-              <w:t>键对重叠构象的热力学钳制及多核簇合物成键特征</w:t>
-            </w:r>
-            <w:r>
-              <w:rPr>
-                <w:rFonts w:hint="eastAsia" w:ascii="Times New Roman" w:hAnsi="Times New Roman" w:eastAsia="Times New Roman" w:cs="Times New Roman"/>
-              </w:rPr>
-              <w:t>。</w:t>
-            </w:r>
-          </w:p>
-        </w:tc>
-      </w:tr>
-    </w:tbl>
-    <w:p>
-      <w:pPr>
-        <w:spacing w:before="160" w:after="80"/>
-      </w:pPr>
-      <w:r>
-        <w:pict>
-          <v:rect style="width:0;height:1.5pt" o:hralign="center" o:hrstd="t" o:hr="t"/>
-        </w:pict>
-      </w:r>
-    </w:p>
-    <w:bookmarkEnd w:id="9"/>
-    <w:bookmarkStart w:id="19" w:name="配位场理论lft深化与分子轨道能级图"/>
+    <w:bookmarkStart w:id="18" w:name="配位场理论lft深化与分子轨道能级图"/>
     <w:p>
       <w:pPr>
         <w:pStyle w:val="Heading2"/>
@@ -4309,18 +2470,18 @@
           <wp:inline>
             <wp:extent cx="2667000" cy="1710090"/>
             <wp:effectExtent b="0" l="0" r="0" t="0"/>
-            <wp:docPr descr="" title="" id="11" name="Picture"/>
+            <wp:docPr descr="" title="" id="10" name="Picture"/>
             <a:graphic>
               <a:graphicData uri="http://schemas.openxmlformats.org/drawingml/2006/picture">
                 <pic:pic>
                   <pic:nvPicPr>
-                    <pic:cNvPr descr="7937fa3a4ad6d5d9124ba067bca2710abd9c4ab591c0e70741f298f0452bda78.png" id="12" name="Picture"/>
+                    <pic:cNvPr descr="7937fa3a4ad6d5d9124ba067bca2710abd9c4ab591c0e70741f298f0452bda78.png" id="11" name="Picture"/>
                     <pic:cNvPicPr>
                       <a:picLocks noChangeArrowheads="1" noChangeAspect="1"/>
                     </pic:cNvPicPr>
                   </pic:nvPicPr>
                   <pic:blipFill>
-                    <a:blip r:embed="rId10"/>
+                    <a:blip r:embed="rId9"/>
                     <a:stretch>
                       <a:fillRect/>
                     </a:stretch>
@@ -6430,18 +4591,18 @@
           <wp:inline>
             <wp:extent cx="2667000" cy="2461376"/>
             <wp:effectExtent b="0" l="0" r="0" t="0"/>
-            <wp:docPr descr="" title="" id="14" name="Picture"/>
+            <wp:docPr descr="" title="" id="13" name="Picture"/>
             <a:graphic>
               <a:graphicData uri="http://schemas.openxmlformats.org/drawingml/2006/picture">
                 <pic:pic>
                   <pic:nvPicPr>
-                    <pic:cNvPr descr="e2e8ec17997c6b450e61e34f4a577a45945dbb590b9d68d47c67c367085c1250.png" id="15" name="Picture"/>
+                    <pic:cNvPr descr="e2e8ec17997c6b450e61e34f4a577a45945dbb590b9d68d47c67c367085c1250.png" id="14" name="Picture"/>
                     <pic:cNvPicPr>
                       <a:picLocks noChangeArrowheads="1" noChangeAspect="1"/>
                     </pic:cNvPicPr>
                   </pic:nvPicPr>
                   <pic:blipFill>
-                    <a:blip r:embed="rId13"/>
+                    <a:blip r:embed="rId12"/>
                     <a:stretch>
                       <a:fillRect/>
                     </a:stretch>
@@ -6525,18 +4686,18 @@
           <wp:inline>
             <wp:extent cx="2667000" cy="918286"/>
             <wp:effectExtent b="0" l="0" r="0" t="0"/>
-            <wp:docPr descr="" title="" id="17" name="Picture"/>
+            <wp:docPr descr="" title="" id="16" name="Picture"/>
             <a:graphic>
               <a:graphicData uri="http://schemas.openxmlformats.org/drawingml/2006/picture">
                 <pic:pic>
                   <pic:nvPicPr>
-                    <pic:cNvPr descr="d72347c3cfbe30dc1a3de473003eec8081ff501dd0bd3a719c73a5b18f824230.png" id="18" name="Picture"/>
+                    <pic:cNvPr descr="d72347c3cfbe30dc1a3de473003eec8081ff501dd0bd3a719c73a5b18f824230.png" id="17" name="Picture"/>
                     <pic:cNvPicPr>
                       <a:picLocks noChangeArrowheads="1" noChangeAspect="1"/>
                     </pic:cNvPicPr>
                   </pic:nvPicPr>
                   <pic:blipFill>
-                    <a:blip r:embed="rId16"/>
+                    <a:blip r:embed="rId15"/>
                     <a:stretch>
                       <a:fillRect/>
                     </a:stretch>
@@ -7187,8 +5348,8 @@
         </w:pict>
       </w:r>
     </w:p>
-    <w:bookmarkEnd w:id="19"/>
-    <w:bookmarkStart w:id="23" w:name="非八面体配位场能级分裂与低配位数构型演化"/>
+    <w:bookmarkEnd w:id="18"/>
+    <w:bookmarkStart w:id="22" w:name="非八面体配位场能级分裂与低配位数构型演化"/>
     <w:p>
       <w:pPr>
         <w:pStyle w:val="Heading2"/>
@@ -8392,18 +6553,18 @@
           <wp:inline>
             <wp:extent cx="2667000" cy="1684020"/>
             <wp:effectExtent b="0" l="0" r="0" t="0"/>
-            <wp:docPr descr="" title="" id="21" name="Picture"/>
+            <wp:docPr descr="" title="" id="20" name="Picture"/>
             <a:graphic>
               <a:graphicData uri="http://schemas.openxmlformats.org/drawingml/2006/picture">
                 <pic:pic>
                   <pic:nvPicPr>
-                    <pic:cNvPr descr="f89e4c238e305a028de1a6948f88e8e271b32284021b9432e65674ef6d8a9e9a.png" id="22" name="Picture"/>
+                    <pic:cNvPr descr="f89e4c238e305a028de1a6948f88e8e271b32284021b9432e65674ef6d8a9e9a.png" id="21" name="Picture"/>
                     <pic:cNvPicPr>
                       <a:picLocks noChangeArrowheads="1" noChangeAspect="1"/>
                     </pic:cNvPicPr>
                   </pic:nvPicPr>
                   <pic:blipFill>
-                    <a:blip r:embed="rId20"/>
+                    <a:blip r:embed="rId19"/>
                     <a:stretch>
                       <a:fillRect/>
                     </a:stretch>
@@ -10938,8 +9099,8 @@
         </w:pict>
       </w:r>
     </w:p>
-    <w:bookmarkEnd w:id="23"/>
-    <w:bookmarkStart w:id="24" w:name="自由离子原子光谱项与微观状态计算"/>
+    <w:bookmarkEnd w:id="22"/>
+    <w:bookmarkStart w:id="23" w:name="自由离子原子光谱项与微观状态计算"/>
     <w:p>
       <w:pPr>
         <w:pStyle w:val="Heading2"/>
@@ -15076,8 +13237,8 @@
         </w:pict>
       </w:r>
     </w:p>
-    <w:bookmarkEnd w:id="24"/>
-    <w:bookmarkStart w:id="34" w:name="配位场中光谱项分裂orgel-简图与电子吸收光谱"/>
+    <w:bookmarkEnd w:id="23"/>
+    <w:bookmarkStart w:id="33" w:name="配位场中光谱项分裂orgel-简图与电子吸收光谱"/>
     <w:p>
       <w:pPr>
         <w:pStyle w:val="Heading2"/>
@@ -16207,18 +14368,18 @@
           <wp:inline>
             <wp:extent cx="2667000" cy="3429595"/>
             <wp:effectExtent b="0" l="0" r="0" t="0"/>
-            <wp:docPr descr="" title="" id="26" name="Picture"/>
+            <wp:docPr descr="" title="" id="25" name="Picture"/>
             <a:graphic>
               <a:graphicData uri="http://schemas.openxmlformats.org/drawingml/2006/picture">
                 <pic:pic>
                   <pic:nvPicPr>
-                    <pic:cNvPr descr="TS_d2_diagram.png" id="27" name="Picture"/>
+                    <pic:cNvPr descr="TS_d2_diagram.png" id="26" name="Picture"/>
                     <pic:cNvPicPr>
                       <a:picLocks noChangeArrowheads="1" noChangeAspect="1"/>
                     </pic:cNvPicPr>
                   </pic:nvPicPr>
                   <pic:blipFill>
-                    <a:blip r:embed="rId25"/>
+                    <a:blip r:embed="rId24"/>
                     <a:stretch>
                       <a:fillRect/>
                     </a:stretch>
@@ -16302,18 +14463,18 @@
           <wp:inline>
             <wp:extent cx="2667000" cy="1931705"/>
             <wp:effectExtent b="0" l="0" r="0" t="0"/>
-            <wp:docPr descr="" title="" id="29" name="Picture"/>
+            <wp:docPr descr="" title="" id="28" name="Picture"/>
             <a:graphic>
               <a:graphicData uri="http://schemas.openxmlformats.org/drawingml/2006/picture">
                 <pic:pic>
                   <pic:nvPicPr>
-                    <pic:cNvPr descr="7e6642f0118c9e10be90ae3e451f5fa94987e8f95dfc70afa90103026707f461.png" id="30" name="Picture"/>
+                    <pic:cNvPr descr="7e6642f0118c9e10be90ae3e451f5fa94987e8f95dfc70afa90103026707f461.png" id="29" name="Picture"/>
                     <pic:cNvPicPr>
                       <a:picLocks noChangeArrowheads="1" noChangeAspect="1"/>
                     </pic:cNvPicPr>
                   </pic:nvPicPr>
                   <pic:blipFill>
-                    <a:blip r:embed="rId28"/>
+                    <a:blip r:embed="rId27"/>
                     <a:stretch>
                       <a:fillRect/>
                     </a:stretch>
@@ -16397,18 +14558,18 @@
           <wp:inline>
             <wp:extent cx="2667000" cy="1931705"/>
             <wp:effectExtent b="0" l="0" r="0" t="0"/>
-            <wp:docPr descr="" title="" id="32" name="Picture"/>
+            <wp:docPr descr="" title="" id="31" name="Picture"/>
             <a:graphic>
               <a:graphicData uri="http://schemas.openxmlformats.org/drawingml/2006/picture">
                 <pic:pic>
                   <pic:nvPicPr>
-                    <pic:cNvPr descr="462bb0d51f4637d925499fad2c2e01f24b48b239d705bc64144785b551d67ed4.png" id="33" name="Picture"/>
+                    <pic:cNvPr descr="462bb0d51f4637d925499fad2c2e01f24b48b239d705bc64144785b551d67ed4.png" id="32" name="Picture"/>
                     <pic:cNvPicPr>
                       <a:picLocks noChangeArrowheads="1" noChangeAspect="1"/>
                     </pic:cNvPicPr>
                   </pic:nvPicPr>
                   <pic:blipFill>
-                    <a:blip r:embed="rId31"/>
+                    <a:blip r:embed="rId30"/>
                     <a:stretch>
                       <a:fillRect/>
                     </a:stretch>
@@ -20342,8 +18503,8 @@
         </w:pict>
       </w:r>
     </w:p>
-    <w:bookmarkEnd w:id="34"/>
-    <w:bookmarkStart w:id="35" w:name="田边-菅野tanabe-sugano图与能级交叉动力学"/>
+    <w:bookmarkEnd w:id="33"/>
+    <w:bookmarkStart w:id="34" w:name="田边-菅野tanabe-sugano图与能级交叉动力学"/>
     <w:p>
       <w:pPr>
         <w:pStyle w:val="Heading2"/>
@@ -22289,8 +20450,8 @@
         <w:t>。</w:t>
       </w:r>
     </w:p>
-    <w:bookmarkEnd w:id="35"/>
-    <w:bookmarkStart w:id="48" w:name="姜-泰勒jahn-teller效应微观机理与结构畸变"/>
+    <w:bookmarkEnd w:id="34"/>
+    <w:bookmarkStart w:id="47" w:name="姜-泰勒jahn-teller效应微观机理与结构畸变"/>
     <w:p>
       <w:pPr>
         <w:pStyle w:val="Heading2"/>
@@ -23264,18 +21425,18 @@
           <wp:inline>
             <wp:extent cx="2667000" cy="918267"/>
             <wp:effectExtent b="0" l="0" r="0" t="0"/>
-            <wp:docPr descr="" title="" id="37" name="Picture"/>
+            <wp:docPr descr="" title="" id="36" name="Picture"/>
             <a:graphic>
               <a:graphicData uri="http://schemas.openxmlformats.org/drawingml/2006/picture">
                 <pic:pic>
                   <pic:nvPicPr>
-                    <pic:cNvPr descr="733d5cd6b7c50c4f85af83fda6c8d39a5745cc400e8c51ada56accd436f38d99.jpg" id="38" name="Picture"/>
+                    <pic:cNvPr descr="733d5cd6b7c50c4f85af83fda6c8d39a5745cc400e8c51ada56accd436f38d99.jpg" id="37" name="Picture"/>
                     <pic:cNvPicPr>
                       <a:picLocks noChangeArrowheads="1" noChangeAspect="1"/>
                     </pic:cNvPicPr>
                   </pic:nvPicPr>
                   <pic:blipFill>
-                    <a:blip r:embed="rId36"/>
+                    <a:blip r:embed="rId35"/>
                     <a:stretch>
                       <a:fillRect/>
                     </a:stretch>
@@ -23359,18 +21520,18 @@
           <wp:inline>
             <wp:extent cx="2667000" cy="504000"/>
             <wp:effectExtent b="0" l="0" r="0" t="0"/>
-            <wp:docPr descr="" title="" id="40" name="Picture"/>
+            <wp:docPr descr="" title="" id="39" name="Picture"/>
             <a:graphic>
               <a:graphicData uri="http://schemas.openxmlformats.org/drawingml/2006/picture">
                 <pic:pic>
                   <pic:nvPicPr>
-                    <pic:cNvPr descr="f90ab8df6868eb136e8007f176fcd01336bdb483c7a7a314ed52ac04bf497cfc.jpg" id="41" name="Picture"/>
+                    <pic:cNvPr descr="f90ab8df6868eb136e8007f176fcd01336bdb483c7a7a314ed52ac04bf497cfc.jpg" id="40" name="Picture"/>
                     <pic:cNvPicPr>
                       <a:picLocks noChangeArrowheads="1" noChangeAspect="1"/>
                     </pic:cNvPicPr>
                   </pic:nvPicPr>
                   <pic:blipFill>
-                    <a:blip r:embed="rId39"/>
+                    <a:blip r:embed="rId38"/>
                     <a:stretch>
                       <a:fillRect/>
                     </a:stretch>
@@ -24734,18 +22895,18 @@
           <wp:inline>
             <wp:extent cx="2667000" cy="1473622"/>
             <wp:effectExtent b="0" l="0" r="0" t="0"/>
-            <wp:docPr descr="" title="" id="43" name="Picture"/>
+            <wp:docPr descr="" title="" id="42" name="Picture"/>
             <a:graphic>
               <a:graphicData uri="http://schemas.openxmlformats.org/drawingml/2006/picture">
                 <pic:pic>
                   <pic:nvPicPr>
-                    <pic:cNvPr descr="ee93040a7a663e19c733aaddd2f923a082b50591baeeb1ee85766b3e87157181.jpg" id="44" name="Picture"/>
+                    <pic:cNvPr descr="ee93040a7a663e19c733aaddd2f923a082b50591baeeb1ee85766b3e87157181.jpg" id="43" name="Picture"/>
                     <pic:cNvPicPr>
                       <a:picLocks noChangeArrowheads="1" noChangeAspect="1"/>
                     </pic:cNvPicPr>
                   </pic:nvPicPr>
                   <pic:blipFill>
-                    <a:blip r:embed="rId42"/>
+                    <a:blip r:embed="rId41"/>
                     <a:stretch>
                       <a:fillRect/>
                     </a:stretch>
@@ -24829,18 +22990,18 @@
           <wp:inline>
             <wp:extent cx="2667000" cy="3468671"/>
             <wp:effectExtent b="0" l="0" r="0" t="0"/>
-            <wp:docPr descr="" title="" id="46" name="Picture"/>
+            <wp:docPr descr="" title="" id="45" name="Picture"/>
             <a:graphic>
               <a:graphicData uri="http://schemas.openxmlformats.org/drawingml/2006/picture">
                 <pic:pic>
                   <pic:nvPicPr>
-                    <pic:cNvPr descr="9ea24f1ec0a45fbba62b375e1af7cb45b61dcd26b98e0ac0377e4a5ca3f040b8.jpg" id="47" name="Picture"/>
+                    <pic:cNvPr descr="9ea24f1ec0a45fbba62b375e1af7cb45b61dcd26b98e0ac0377e4a5ca3f040b8.jpg" id="46" name="Picture"/>
                     <pic:cNvPicPr>
                       <a:picLocks noChangeArrowheads="1" noChangeAspect="1"/>
                     </pic:cNvPicPr>
                   </pic:nvPicPr>
                   <pic:blipFill>
-                    <a:blip r:embed="rId45"/>
+                    <a:blip r:embed="rId44"/>
                     <a:stretch>
                       <a:fillRect/>
                     </a:stretch>
@@ -26492,8 +24653,8 @@
         </w:pict>
       </w:r>
     </w:p>
-    <w:bookmarkEnd w:id="48"/>
-    <w:bookmarkStart w:id="58" w:name="协同反馈-pi-键成键机理与金属有机前线轨道"/>
+    <w:bookmarkEnd w:id="47"/>
+    <w:bookmarkStart w:id="57" w:name="协同反馈-pi-键成键机理与金属有机前线轨道"/>
     <w:p>
       <w:pPr>
         <w:pStyle w:val="Heading2"/>
@@ -26741,18 +24902,18 @@
           <wp:inline>
             <wp:extent cx="2667000" cy="1138670"/>
             <wp:effectExtent b="0" l="0" r="0" t="0"/>
-            <wp:docPr descr="" title="" id="50" name="Picture"/>
+            <wp:docPr descr="" title="" id="49" name="Picture"/>
             <a:graphic>
               <a:graphicData uri="http://schemas.openxmlformats.org/drawingml/2006/picture">
                 <pic:pic>
                   <pic:nvPicPr>
-                    <pic:cNvPr descr="7288652bb0393cf18a8039614ce80a000b57f5f2b0f5b662fae7e66a5f0a0a95.png" id="51" name="Picture"/>
+                    <pic:cNvPr descr="7288652bb0393cf18a8039614ce80a000b57f5f2b0f5b662fae7e66a5f0a0a95.png" id="50" name="Picture"/>
                     <pic:cNvPicPr>
                       <a:picLocks noChangeArrowheads="1" noChangeAspect="1"/>
                     </pic:cNvPicPr>
                   </pic:nvPicPr>
                   <pic:blipFill>
-                    <a:blip r:embed="rId49"/>
+                    <a:blip r:embed="rId48"/>
                     <a:stretch>
                       <a:fillRect/>
                     </a:stretch>
@@ -28100,18 +26261,18 @@
           <wp:inline>
             <wp:extent cx="2667000" cy="1239165"/>
             <wp:effectExtent b="0" l="0" r="0" t="0"/>
-            <wp:docPr descr="" title="" id="53" name="Picture"/>
+            <wp:docPr descr="" title="" id="52" name="Picture"/>
             <a:graphic>
               <a:graphicData uri="http://schemas.openxmlformats.org/drawingml/2006/picture">
                 <pic:pic>
                   <pic:nvPicPr>
-                    <pic:cNvPr descr="9afe4b647f19c9e18364f1f5ab5eb021081e7778289cd55cb345f9c852157842.jpg" id="54" name="Picture"/>
+                    <pic:cNvPr descr="9afe4b647f19c9e18364f1f5ab5eb021081e7778289cd55cb345f9c852157842.jpg" id="53" name="Picture"/>
                     <pic:cNvPicPr>
                       <a:picLocks noChangeArrowheads="1" noChangeAspect="1"/>
                     </pic:cNvPicPr>
                   </pic:nvPicPr>
                   <pic:blipFill>
-                    <a:blip r:embed="rId52"/>
+                    <a:blip r:embed="rId51"/>
                     <a:stretch>
                       <a:fillRect/>
                     </a:stretch>
@@ -28195,18 +26356,18 @@
           <wp:inline>
             <wp:extent cx="2667000" cy="2020075"/>
             <wp:effectExtent b="0" l="0" r="0" t="0"/>
-            <wp:docPr descr="" title="" id="56" name="Picture"/>
+            <wp:docPr descr="" title="" id="55" name="Picture"/>
             <a:graphic>
               <a:graphicData uri="http://schemas.openxmlformats.org/drawingml/2006/picture">
                 <pic:pic>
                   <pic:nvPicPr>
-                    <pic:cNvPr descr="3ff78398b79fda8a1f4cac1931856cc9ac11861ba3790662eafbea2a5c7b26fb.jpg" id="57" name="Picture"/>
+                    <pic:cNvPr descr="3ff78398b79fda8a1f4cac1931856cc9ac11861ba3790662eafbea2a5c7b26fb.jpg" id="56" name="Picture"/>
                     <pic:cNvPicPr>
                       <a:picLocks noChangeArrowheads="1" noChangeAspect="1"/>
                     </pic:cNvPicPr>
                   </pic:nvPicPr>
                   <pic:blipFill>
-                    <a:blip r:embed="rId55"/>
+                    <a:blip r:embed="rId54"/>
                     <a:stretch>
                       <a:fillRect/>
                     </a:stretch>
@@ -29373,8 +27534,8 @@
         </w:pict>
       </w:r>
     </w:p>
-    <w:bookmarkEnd w:id="58"/>
-    <w:bookmarkStart w:id="68" w:name="反位效应trans-effect微观动力学与平面四方取代机理"/>
+    <w:bookmarkEnd w:id="57"/>
+    <w:bookmarkStart w:id="67" w:name="反位效应trans-effect微观动力学与平面四方取代机理"/>
     <w:p>
       <w:pPr>
         <w:pStyle w:val="Heading2"/>
@@ -30648,18 +28809,18 @@
           <wp:inline>
             <wp:extent cx="2667000" cy="658146"/>
             <wp:effectExtent b="0" l="0" r="0" t="0"/>
-            <wp:docPr descr="" title="" id="60" name="Picture"/>
+            <wp:docPr descr="" title="" id="59" name="Picture"/>
             <a:graphic>
               <a:graphicData uri="http://schemas.openxmlformats.org/drawingml/2006/picture">
                 <pic:pic>
                   <pic:nvPicPr>
-                    <pic:cNvPr descr="b6cad1e8751a1996d7f9f262f4a72caaa81077100f178579ab10795fed76636c.jpg" id="61" name="Picture"/>
+                    <pic:cNvPr descr="b6cad1e8751a1996d7f9f262f4a72caaa81077100f178579ab10795fed76636c.jpg" id="60" name="Picture"/>
                     <pic:cNvPicPr>
                       <a:picLocks noChangeArrowheads="1" noChangeAspect="1"/>
                     </pic:cNvPicPr>
                   </pic:nvPicPr>
                   <pic:blipFill>
-                    <a:blip r:embed="rId59"/>
+                    <a:blip r:embed="rId58"/>
                     <a:stretch>
                       <a:fillRect/>
                     </a:stretch>
@@ -30743,18 +28904,18 @@
           <wp:inline>
             <wp:extent cx="2667000" cy="1246960"/>
             <wp:effectExtent b="0" l="0" r="0" t="0"/>
-            <wp:docPr descr="" title="" id="63" name="Picture"/>
+            <wp:docPr descr="" title="" id="62" name="Picture"/>
             <a:graphic>
               <a:graphicData uri="http://schemas.openxmlformats.org/drawingml/2006/picture">
                 <pic:pic>
                   <pic:nvPicPr>
-                    <pic:cNvPr descr="5097664b1e3ddf262494a7ad69bc284567d027354d28d849281fb9515743f2cf.jpg" id="64" name="Picture"/>
+                    <pic:cNvPr descr="5097664b1e3ddf262494a7ad69bc284567d027354d28d849281fb9515743f2cf.jpg" id="63" name="Picture"/>
                     <pic:cNvPicPr>
                       <a:picLocks noChangeArrowheads="1" noChangeAspect="1"/>
                     </pic:cNvPicPr>
                   </pic:nvPicPr>
                   <pic:blipFill>
-                    <a:blip r:embed="rId62"/>
+                    <a:blip r:embed="rId61"/>
                     <a:stretch>
                       <a:fillRect/>
                     </a:stretch>
@@ -30838,18 +28999,18 @@
           <wp:inline>
             <wp:extent cx="2520000" cy="5554921"/>
             <wp:effectExtent b="0" l="0" r="0" t="0"/>
-            <wp:docPr descr="" title="" id="66" name="Picture"/>
+            <wp:docPr descr="" title="" id="65" name="Picture"/>
             <a:graphic>
               <a:graphicData uri="http://schemas.openxmlformats.org/drawingml/2006/picture">
                 <pic:pic>
                   <pic:nvPicPr>
-                    <pic:cNvPr descr="5cbe9bd1a586edd3926c644c925941baf0b05e9a6b1b00afc4684a52541604e0.jpg" id="67" name="Picture"/>
+                    <pic:cNvPr descr="5cbe9bd1a586edd3926c644c925941baf0b05e9a6b1b00afc4684a52541604e0.jpg" id="66" name="Picture"/>
                     <pic:cNvPicPr>
                       <a:picLocks noChangeArrowheads="1" noChangeAspect="1"/>
                     </pic:cNvPicPr>
                   </pic:nvPicPr>
                   <pic:blipFill>
-                    <a:blip r:embed="rId65"/>
+                    <a:blip r:embed="rId64"/>
                     <a:stretch>
                       <a:fillRect/>
                     </a:stretch>
@@ -33754,8 +31915,8 @@
         </w:pict>
       </w:r>
     </w:p>
-    <w:bookmarkEnd w:id="68"/>
-    <w:bookmarkStart w:id="72" w:name="配合物磁学性质变温磁化率与自旋交叉"/>
+    <w:bookmarkEnd w:id="67"/>
+    <w:bookmarkStart w:id="71" w:name="配合物磁学性质变温磁化率与自旋交叉"/>
     <w:p>
       <w:pPr>
         <w:pStyle w:val="Heading2"/>
@@ -34668,18 +32829,18 @@
           <wp:inline>
             <wp:extent cx="2667000" cy="2416508"/>
             <wp:effectExtent b="0" l="0" r="0" t="0"/>
-            <wp:docPr descr="" title="" id="70" name="Picture"/>
+            <wp:docPr descr="" title="" id="69" name="Picture"/>
             <a:graphic>
               <a:graphicData uri="http://schemas.openxmlformats.org/drawingml/2006/picture">
                 <pic:pic>
                   <pic:nvPicPr>
-                    <pic:cNvPr descr="de4bed903e126d54bf8c97915bbaf13af82756f7b7560ef15e36f480abc28acb.jpg" id="71" name="Picture"/>
+                    <pic:cNvPr descr="de4bed903e126d54bf8c97915bbaf13af82756f7b7560ef15e36f480abc28acb.jpg" id="70" name="Picture"/>
                     <pic:cNvPicPr>
                       <a:picLocks noChangeArrowheads="1" noChangeAspect="1"/>
                     </pic:cNvPicPr>
                   </pic:nvPicPr>
                   <pic:blipFill>
-                    <a:blip r:embed="rId69"/>
+                    <a:blip r:embed="rId68"/>
                     <a:stretch>
                       <a:fillRect/>
                     </a:stretch>
@@ -38404,8 +36565,8 @@
         </w:pict>
       </w:r>
     </w:p>
-    <w:bookmarkEnd w:id="72"/>
-    <w:bookmarkStart w:id="94" w:name="金属-金属多重键与金属原子簇化学"/>
+    <w:bookmarkEnd w:id="71"/>
+    <w:bookmarkStart w:id="93" w:name="金属-金属多重键与金属原子簇化学"/>
     <w:p>
       <w:pPr>
         <w:pStyle w:val="Heading2"/>
@@ -38697,18 +36858,18 @@
           <wp:inline>
             <wp:extent cx="2667000" cy="2993571"/>
             <wp:effectExtent b="0" l="0" r="0" t="0"/>
-            <wp:docPr descr="" title="" id="74" name="Picture"/>
+            <wp:docPr descr="" title="" id="73" name="Picture"/>
             <a:graphic>
               <a:graphicData uri="http://schemas.openxmlformats.org/drawingml/2006/picture">
                 <pic:pic>
                   <pic:nvPicPr>
-                    <pic:cNvPr descr="Re2Cl8_3D_structure.png" id="75" name="Picture"/>
+                    <pic:cNvPr descr="Re2Cl8_3D_structure.png" id="74" name="Picture"/>
                     <pic:cNvPicPr>
                       <a:picLocks noChangeArrowheads="1" noChangeAspect="1"/>
                     </pic:cNvPicPr>
                   </pic:nvPicPr>
                   <pic:blipFill>
-                    <a:blip r:embed="rId73"/>
+                    <a:blip r:embed="rId72"/>
                     <a:stretch>
                       <a:fillRect/>
                     </a:stretch>
@@ -38792,18 +36953,18 @@
           <wp:inline>
             <wp:extent cx="2667000" cy="3556000"/>
             <wp:effectExtent b="0" l="0" r="0" t="0"/>
-            <wp:docPr descr="" title="" id="77" name="Picture"/>
+            <wp:docPr descr="" title="" id="76" name="Picture"/>
             <a:graphic>
               <a:graphicData uri="http://schemas.openxmlformats.org/drawingml/2006/picture">
                 <pic:pic>
                   <pic:nvPicPr>
-                    <pic:cNvPr descr="23dda00dde38b339b9ab88f2811a0d5964b48be34da772322950fcbbada82a6e.jpg" id="78" name="Picture"/>
+                    <pic:cNvPr descr="23dda00dde38b339b9ab88f2811a0d5964b48be34da772322950fcbbada82a6e.jpg" id="77" name="Picture"/>
                     <pic:cNvPicPr>
                       <a:picLocks noChangeArrowheads="1" noChangeAspect="1"/>
                     </pic:cNvPicPr>
                   </pic:nvPicPr>
                   <pic:blipFill>
-                    <a:blip r:embed="rId76"/>
+                    <a:blip r:embed="rId75"/>
                     <a:stretch>
                       <a:fillRect/>
                     </a:stretch>
@@ -39904,18 +38065,18 @@
           <wp:inline>
             <wp:extent cx="2667000" cy="2723965"/>
             <wp:effectExtent b="0" l="0" r="0" t="0"/>
-            <wp:docPr descr="" title="" id="80" name="Picture"/>
+            <wp:docPr descr="" title="" id="79" name="Picture"/>
             <a:graphic>
               <a:graphicData uri="http://schemas.openxmlformats.org/drawingml/2006/picture">
                 <pic:pic>
                   <pic:nvPicPr>
-                    <pic:cNvPr descr="df788bc335457cb26645a395abbace04eff5cb7b53dffd298509b87cf6cb5a2b.jpg" id="81" name="Picture"/>
+                    <pic:cNvPr descr="df788bc335457cb26645a395abbace04eff5cb7b53dffd298509b87cf6cb5a2b.jpg" id="80" name="Picture"/>
                     <pic:cNvPicPr>
                       <a:picLocks noChangeArrowheads="1" noChangeAspect="1"/>
                     </pic:cNvPicPr>
                   </pic:nvPicPr>
                   <pic:blipFill>
-                    <a:blip r:embed="rId79"/>
+                    <a:blip r:embed="rId78"/>
                     <a:stretch>
                       <a:fillRect/>
                     </a:stretch>
@@ -39999,18 +38160,18 @@
           <wp:inline>
             <wp:extent cx="2667000" cy="727363"/>
             <wp:effectExtent b="0" l="0" r="0" t="0"/>
-            <wp:docPr descr="" title="" id="83" name="Picture"/>
+            <wp:docPr descr="" title="" id="82" name="Picture"/>
             <a:graphic>
               <a:graphicData uri="http://schemas.openxmlformats.org/drawingml/2006/picture">
                 <pic:pic>
                   <pic:nvPicPr>
-                    <pic:cNvPr descr="Delta_bond_formation_2D.png" id="84" name="Picture"/>
+                    <pic:cNvPr descr="Delta_bond_formation_2D.png" id="83" name="Picture"/>
                     <pic:cNvPicPr>
                       <a:picLocks noChangeArrowheads="1" noChangeAspect="1"/>
                     </pic:cNvPicPr>
                   </pic:nvPicPr>
                   <pic:blipFill>
-                    <a:blip r:embed="rId82"/>
+                    <a:blip r:embed="rId81"/>
                     <a:stretch>
                       <a:fillRect/>
                     </a:stretch>
@@ -40673,18 +38834,18 @@
           <wp:inline>
             <wp:extent cx="2667000" cy="3333750"/>
             <wp:effectExtent b="0" l="0" r="0" t="0"/>
-            <wp:docPr descr="" title="" id="86" name="Picture"/>
+            <wp:docPr descr="" title="" id="85" name="Picture"/>
             <a:graphic>
               <a:graphicData uri="http://schemas.openxmlformats.org/drawingml/2006/picture">
                 <pic:pic>
                   <pic:nvPicPr>
-                    <pic:cNvPr descr="9b56523562b13d499e2e7f5bad1c1ff9a3569f6cf609db57a8cb2114815a0c67.jpg" id="87" name="Picture"/>
+                    <pic:cNvPr descr="9b56523562b13d499e2e7f5bad1c1ff9a3569f6cf609db57a8cb2114815a0c67.jpg" id="86" name="Picture"/>
                     <pic:cNvPicPr>
                       <a:picLocks noChangeArrowheads="1" noChangeAspect="1"/>
                     </pic:cNvPicPr>
                   </pic:nvPicPr>
                   <pic:blipFill>
-                    <a:blip r:embed="rId85"/>
+                    <a:blip r:embed="rId84"/>
                     <a:stretch>
                       <a:fillRect/>
                     </a:stretch>
@@ -40768,18 +38929,18 @@
           <wp:inline>
             <wp:extent cx="2667000" cy="2348321"/>
             <wp:effectExtent b="0" l="0" r="0" t="0"/>
-            <wp:docPr descr="" title="" id="89" name="Picture"/>
+            <wp:docPr descr="" title="" id="88" name="Picture"/>
             <a:graphic>
               <a:graphicData uri="http://schemas.openxmlformats.org/drawingml/2006/picture">
                 <pic:pic>
                   <pic:nvPicPr>
-                    <pic:cNvPr descr="Mo2_delta_bond_3D.png" id="90" name="Picture"/>
+                    <pic:cNvPr descr="Mo2_delta_bond_3D.png" id="89" name="Picture"/>
                     <pic:cNvPicPr>
                       <a:picLocks noChangeArrowheads="1" noChangeAspect="1"/>
                     </pic:cNvPicPr>
                   </pic:nvPicPr>
                   <pic:blipFill>
-                    <a:blip r:embed="rId88"/>
+                    <a:blip r:embed="rId87"/>
                     <a:stretch>
                       <a:fillRect/>
                     </a:stretch>
@@ -40863,18 +39024,18 @@
           <wp:inline>
             <wp:extent cx="2667000" cy="2308898"/>
             <wp:effectExtent b="0" l="0" r="0" t="0"/>
-            <wp:docPr descr="" title="" id="92" name="Picture"/>
+            <wp:docPr descr="" title="" id="91" name="Picture"/>
             <a:graphic>
               <a:graphicData uri="http://schemas.openxmlformats.org/drawingml/2006/picture">
                 <pic:pic>
                   <pic:nvPicPr>
-                    <pic:cNvPr descr="3b9af84fb5638c015b4ee6e95d855a5f2dc59589bf6f797983ea9deefe723dad.png" id="93" name="Picture"/>
+                    <pic:cNvPr descr="3b9af84fb5638c015b4ee6e95d855a5f2dc59589bf6f797983ea9deefe723dad.png" id="92" name="Picture"/>
                     <pic:cNvPicPr>
                       <a:picLocks noChangeArrowheads="1" noChangeAspect="1"/>
                     </pic:cNvPicPr>
                   </pic:nvPicPr>
                   <pic:blipFill>
-                    <a:blip r:embed="rId91"/>
+                    <a:blip r:embed="rId90"/>
                     <a:stretch>
                       <a:fillRect/>
                     </a:stretch>
@@ -42223,2045 +40384,8 @@
         </w:pict>
       </w:r>
     </w:p>
-    <w:bookmarkEnd w:id="94"/>
-    <w:bookmarkStart w:id="95" w:name="赛场高频失分命题陷阱清单"/>
-    <w:p>
-      <w:pPr>
-        <w:pStyle w:val="Heading2"/>
-        <w:spacing w:after="120" w:before="280"/>
-      </w:pPr>
-      <w:r>
-        <w:rPr>
-          <w:rFonts w:ascii="Times New Roman" w:hAnsi="Times New Roman" w:eastAsia="Times New Roman" w:cs="Times New Roman"/>
-        </w:rPr>
-        <w:t xml:space="preserve">§11 </w:t>
-      </w:r>
-      <w:r>
-        <w:rPr>
-          <w:rFonts w:hint="eastAsia" w:ascii="Times New Roman" w:hAnsi="Times New Roman" w:eastAsia="SimHei" w:cs="Times New Roman"/>
-        </w:rPr>
-        <w:t xml:space="preserve">赛场高频失分命题陷阱清单</w:t>
-      </w:r>
-    </w:p>
-    <w:tbl>
-      <w:tblPr>
-        <w:tblStyle w:val="Table"/>
-        <w:tblW w:type="pct" w:w="5000"/>
-        <w:tblLayout w:type="fixed"/>
-        <w:tblLook w:firstRow="1" w:lastRow="0" w:firstColumn="0" w:lastColumn="0" w:noHBand="0" w:noVBand="0" w:val="0020"/>
-        <w:jc w:val="center"/>
-        <w:tblBorders>
-          <w:top w:val="single" w:sz="12" w:space="0" w:color="333333"/>
-          <w:bottom w:val="single" w:sz="12" w:space="0" w:color="333333"/>
-          <w:left w:val="none"/>
-          <w:right w:val="none"/>
-          <w:insideH w:val="none"/>
-          <w:insideV w:val="none"/>
-        </w:tblBorders>
-      </w:tblPr>
-      <w:tblGrid>
-        <w:gridCol w:w="1980"/>
-        <w:gridCol w:w="1980"/>
-        <w:gridCol w:w="1980"/>
-        <w:gridCol w:w="1980"/>
-      </w:tblGrid>
-      <w:tr>
-        <w:trPr>
-          <w:tblHeader w:val="on"/>
-        </w:trPr>
-        <w:tc>
-          <w:tcPr>
-            <w:tcBorders>
-              <w:bottom w:val="single" w:sz="6" w:space="0" w:color="333333"/>
-            </w:tcBorders>
-          </w:tcPr>
-          <w:p>
-            <w:pPr>
-              <w:pStyle w:val="Compact"/>
-              <w:jc w:val="center"/>
-            </w:pPr>
-            <w:r>
-              <w:rPr>
-                <w:rFonts w:hint="eastAsia" w:ascii="Times New Roman" w:hAnsi="Times New Roman" w:eastAsia="SimHei" w:cs="Times New Roman"/>
-                <w:b/>
-              </w:rPr>
-              <w:t xml:space="preserve">易错陷阱编号</w:t>
-            </w:r>
-          </w:p>
-        </w:tc>
-        <w:tc>
-          <w:tcPr>
-            <w:tcBorders>
-              <w:bottom w:val="single" w:sz="6" w:space="0" w:color="333333"/>
-            </w:tcBorders>
-          </w:tcPr>
-          <w:p>
-            <w:pPr>
-              <w:pStyle w:val="Compact"/>
-              <w:jc w:val="center"/>
-            </w:pPr>
-            <w:r>
-              <w:rPr>
-                <w:rFonts w:hint="eastAsia" w:ascii="Times New Roman" w:hAnsi="Times New Roman" w:eastAsia="SimHei" w:cs="Times New Roman"/>
-                <w:b/>
-              </w:rPr>
-              <w:t xml:space="preserve">核心考点与命题外衣</w:t>
-            </w:r>
-          </w:p>
-        </w:tc>
-        <w:tc>
-          <w:tcPr>
-            <w:tcBorders>
-              <w:bottom w:val="single" w:sz="6" w:space="0" w:color="333333"/>
-            </w:tcBorders>
-          </w:tcPr>
-          <w:p>
-            <w:pPr>
-              <w:pStyle w:val="Compact"/>
-              <w:jc w:val="center"/>
-            </w:pPr>
-            <w:r>
-              <w:rPr>
-                <w:rFonts w:hint="eastAsia" w:ascii="Times New Roman" w:hAnsi="Times New Roman" w:eastAsia="SimHei" w:cs="Times New Roman"/>
-                <w:b/>
-              </w:rPr>
-              <w:t xml:space="preserve">典型错误认知与失分根源</w:t>
-            </w:r>
-          </w:p>
-        </w:tc>
-        <w:tc>
-          <w:tcPr>
-            <w:tcBorders>
-              <w:bottom w:val="single" w:sz="6" w:space="0" w:color="333333"/>
-            </w:tcBorders>
-          </w:tcPr>
-          <w:p>
-            <w:pPr>
-              <w:pStyle w:val="Compact"/>
-              <w:jc w:val="center"/>
-            </w:pPr>
-            <w:r>
-              <w:rPr>
-                <w:rFonts w:hint="eastAsia" w:ascii="Times New Roman" w:hAnsi="Times New Roman" w:eastAsia="SimHei" w:cs="Times New Roman"/>
-                <w:b/>
-              </w:rPr>
-              <w:t xml:space="preserve">竞赛标准判定与物理本质</w:t>
-            </w:r>
-          </w:p>
-        </w:tc>
-      </w:tr>
-      <w:tr>
-        <w:tc>
-          <w:tcPr/>
-          <w:p>
-            <w:pPr>
-              <w:pStyle w:val="Compact"/>
-              <w:jc w:val="center"/>
-            </w:pPr>
-            <w:r>
-              <w:rPr>
-                <w:rFonts w:hint="eastAsia" w:ascii="Times New Roman" w:hAnsi="Times New Roman" w:eastAsia="FangSong" w:cs="Times New Roman"/>
-              </w:rPr>
-              <w:t xml:space="preserve">陷阱</w:t>
-            </w:r>
-            <w:r>
-              <w:rPr>
-                <w:rFonts w:ascii="Times New Roman" w:hAnsi="Times New Roman" w:eastAsia="Times New Roman" w:cs="Times New Roman"/>
-              </w:rPr>
-              <w:t xml:space="preserve"> 8-1</w:t>
-            </w:r>
-          </w:p>
-        </w:tc>
-        <w:tc>
-          <w:tcPr/>
-          <w:p>
-            <w:pPr>
-              <w:pStyle w:val="Compact"/>
-              <w:jc w:val="center"/>
-            </w:pPr>
-            <w:r>
-              <w:rPr>
-                <w:rFonts w:hint="eastAsia" w:ascii="Times New Roman" w:hAnsi="Times New Roman" w:eastAsia="FangSong" w:cs="Times New Roman"/>
-              </w:rPr>
-              <w:t xml:space="preserve">晶体场纯静电与共价配位场混淆</w:t>
-            </w:r>
-          </w:p>
-        </w:tc>
-        <w:tc>
-          <w:tcPr/>
-          <w:p>
-            <w:pPr>
-              <w:pStyle w:val="Compact"/>
-              <w:jc w:val="center"/>
-            </w:pPr>
-            <w:r>
-              <w:rPr>
-                <w:rFonts w:hint="eastAsia" w:ascii="Times New Roman" w:hAnsi="Times New Roman" w:eastAsia="FangSong" w:cs="Times New Roman"/>
-              </w:rPr>
-              <w:t>误认为光谱化学序列中电荷越负的配体其分裂能必然越大</w:t>
-            </w:r>
-            <w:r>
-              <w:rPr>
-                <w:rFonts w:hint="eastAsia" w:ascii="Times New Roman" w:hAnsi="Times New Roman" w:eastAsia="Times New Roman" w:cs="Times New Roman"/>
-              </w:rPr>
-              <w:t>，</w:t>
-            </w:r>
-            <w:r>
-              <w:rPr>
-                <w:rFonts w:hint="eastAsia" w:ascii="Times New Roman" w:hAnsi="Times New Roman" w:eastAsia="FangSong" w:cs="Times New Roman"/>
-              </w:rPr>
-              <w:t>无法解释中性</w:t>
-            </w:r>
-            <w:r>
-              <w:rPr>
-                <w:rFonts w:ascii="Times New Roman" w:hAnsi="Times New Roman" w:eastAsia="Times New Roman" w:cs="Times New Roman"/>
-              </w:rPr>
-              <w:t xml:space="preserve"> CO </w:t>
-            </w:r>
-            <w:r>
-              <w:rPr>
-                <w:rFonts w:hint="eastAsia" w:ascii="Times New Roman" w:hAnsi="Times New Roman" w:eastAsia="FangSong" w:cs="Times New Roman"/>
-              </w:rPr>
-              <w:t>与带电卤离子的倒置</w:t>
-            </w:r>
-            <w:r>
-              <w:rPr>
-                <w:rFonts w:hint="eastAsia" w:ascii="Times New Roman" w:hAnsi="Times New Roman" w:eastAsia="Times New Roman" w:cs="Times New Roman"/>
-              </w:rPr>
-              <w:t>。</w:t>
-            </w:r>
-          </w:p>
-        </w:tc>
-        <w:tc>
-          <w:tcPr/>
-          <w:p>
-            <w:pPr>
-              <w:pStyle w:val="Compact"/>
-              <w:jc w:val="center"/>
-            </w:pPr>
-            <w:r>
-              <w:rPr>
-                <w:rFonts w:hint="eastAsia" w:ascii="Times New Roman" w:hAnsi="Times New Roman" w:eastAsia="FangSong" w:cs="Times New Roman"/>
-              </w:rPr>
-              <w:t>必须牢记分裂能本质是前线轨道差</w:t>
-            </w:r>
-            <w:r>
-              <w:rPr>
-                <w:rFonts w:hint="eastAsia" w:ascii="Times New Roman" w:hAnsi="Times New Roman" w:eastAsia="Times New Roman" w:cs="Times New Roman"/>
-              </w:rPr>
-              <w:t>；</w:t>
-            </w:r>
-            <w:r>
-              <w:rPr>
-                <w:rFonts w:hint="eastAsia" w:ascii="Times New Roman" w:hAnsi="Times New Roman" w:eastAsia="FangSong" w:cs="Times New Roman"/>
-              </w:rPr>
-              <w:t>满</w:t>
-            </w:r>
-            <w:r>
-              <w:rPr>
-                <w:rFonts w:ascii="Times New Roman" w:hAnsi="Times New Roman" w:eastAsia="Times New Roman" w:cs="Times New Roman"/>
-              </w:rPr>
-              <w:t xml:space="preserve"> </w:t>
-            </w:r>
-            <m:oMath>
-              <m:sSub>
-                <m:e>
-                  <m:r>
-                    <m:t>p</m:t>
-                  </m:r>
-                </m:e>
-                <m:sub>
-                  <m:r>
-                    <m:t>π</m:t>
-                  </m:r>
-                </m:sub>
-              </m:sSub>
-            </m:oMath>
-            <w:r>
-              <w:rPr>
-                <w:rFonts w:ascii="Times New Roman" w:hAnsi="Times New Roman" w:eastAsia="Times New Roman" w:cs="Times New Roman"/>
-              </w:rPr>
-              <w:t xml:space="preserve"> </w:t>
-            </w:r>
-            <w:r>
-              <w:rPr>
-                <w:rFonts w:hint="eastAsia" w:ascii="Times New Roman" w:hAnsi="Times New Roman" w:eastAsia="FangSong" w:cs="Times New Roman"/>
-              </w:rPr>
-              <w:t xml:space="preserve">的</w:t>
-            </w:r>
-            <w:r>
-              <w:rPr>
-                <w:rFonts w:ascii="Times New Roman" w:hAnsi="Times New Roman" w:eastAsia="Times New Roman" w:cs="Times New Roman"/>
-              </w:rPr>
-              <w:t xml:space="preserve"> </w:t>
-            </w:r>
-            <m:oMath>
-              <m:r>
-                <m:t>π</m:t>
-              </m:r>
-            </m:oMath>
-            <w:r>
-              <w:rPr>
-                <w:rFonts w:ascii="Times New Roman" w:hAnsi="Times New Roman" w:eastAsia="Times New Roman" w:cs="Times New Roman"/>
-              </w:rPr>
-              <w:t xml:space="preserve"> </w:t>
-            </w:r>
-            <w:r>
-              <w:rPr>
-                <w:rFonts w:hint="eastAsia" w:ascii="Times New Roman" w:hAnsi="Times New Roman" w:eastAsia="FangSong" w:cs="Times New Roman"/>
-              </w:rPr>
-              <w:t xml:space="preserve">供体抬升</w:t>
-            </w:r>
-            <w:r>
-              <w:rPr>
-                <w:rFonts w:ascii="Times New Roman" w:hAnsi="Times New Roman" w:eastAsia="Times New Roman" w:cs="Times New Roman"/>
-              </w:rPr>
-              <w:t xml:space="preserve"> </w:t>
-            </w:r>
-            <m:oMath>
-              <m:sSubSup>
-                <m:e>
-                  <m:r>
-                    <m:t>t</m:t>
-                  </m:r>
-                </m:e>
-                <m:sub>
-                  <m:r>
-                    <m:t>2</m:t>
-                  </m:r>
-                  <m:r>
-                    <m:t>g</m:t>
-                  </m:r>
-                </m:sub>
-                <m:sup>
-                  <m:r>
-                    <m:rPr>
-                      <m:sty m:val="p"/>
-                    </m:rPr>
-                    <m:t>*</m:t>
-                  </m:r>
-                </m:sup>
-              </m:sSubSup>
-            </m:oMath>
-            <w:r>
-              <w:rPr>
-                <w:rFonts w:ascii="Times New Roman" w:hAnsi="Times New Roman" w:eastAsia="Times New Roman" w:cs="Times New Roman"/>
-              </w:rPr>
-              <w:t xml:space="preserve"> </w:t>
-            </w:r>
-            <w:r>
-              <w:rPr>
-                <w:rFonts w:hint="eastAsia" w:ascii="Times New Roman" w:hAnsi="Times New Roman" w:eastAsia="FangSong" w:cs="Times New Roman"/>
-              </w:rPr>
-              <w:t>使场强减弱</w:t>
-            </w:r>
-            <w:r>
-              <w:rPr>
-                <w:rFonts w:hint="eastAsia" w:ascii="Times New Roman" w:hAnsi="Times New Roman" w:eastAsia="Times New Roman" w:cs="Times New Roman"/>
-              </w:rPr>
-              <w:t>，</w:t>
-            </w:r>
-            <w:r>
-              <w:rPr>
-                <w:rFonts w:hint="eastAsia" w:ascii="Times New Roman" w:hAnsi="Times New Roman" w:eastAsia="FangSong" w:cs="Times New Roman"/>
-              </w:rPr>
-              <w:t>而具有空</w:t>
-            </w:r>
-            <w:r>
-              <w:rPr>
-                <w:rFonts w:ascii="Times New Roman" w:hAnsi="Times New Roman" w:eastAsia="Times New Roman" w:cs="Times New Roman"/>
-              </w:rPr>
-              <w:t xml:space="preserve"> </w:t>
-            </w:r>
-            <m:oMath>
-              <m:sSup>
-                <m:e>
-                  <m:r>
-                    <m:t>π</m:t>
-                  </m:r>
-                </m:e>
-                <m:sup>
-                  <m:r>
-                    <m:rPr>
-                      <m:sty m:val="p"/>
-                    </m:rPr>
-                    <m:t>*</m:t>
-                  </m:r>
-                </m:sup>
-              </m:sSup>
-            </m:oMath>
-            <w:r>
-              <w:rPr>
-                <w:rFonts w:ascii="Times New Roman" w:hAnsi="Times New Roman" w:eastAsia="Times New Roman" w:cs="Times New Roman"/>
-              </w:rPr>
-              <w:t xml:space="preserve"> </w:t>
-            </w:r>
-            <w:r>
-              <w:rPr>
-                <w:rFonts w:hint="eastAsia" w:ascii="Times New Roman" w:hAnsi="Times New Roman" w:eastAsia="FangSong" w:cs="Times New Roman"/>
-              </w:rPr>
-              <w:t xml:space="preserve">的</w:t>
-            </w:r>
-            <w:r>
-              <w:rPr>
-                <w:rFonts w:ascii="Times New Roman" w:hAnsi="Times New Roman" w:eastAsia="Times New Roman" w:cs="Times New Roman"/>
-              </w:rPr>
-              <w:t xml:space="preserve"> </w:t>
-            </w:r>
-            <m:oMath>
-              <m:r>
-                <m:t>π</m:t>
-              </m:r>
-            </m:oMath>
-            <w:r>
-              <w:rPr>
-                <w:rFonts w:ascii="Times New Roman" w:hAnsi="Times New Roman" w:eastAsia="Times New Roman" w:cs="Times New Roman"/>
-              </w:rPr>
-              <w:t xml:space="preserve"> </w:t>
-            </w:r>
-            <w:r>
-              <w:rPr>
-                <w:rFonts w:hint="eastAsia" w:ascii="Times New Roman" w:hAnsi="Times New Roman" w:eastAsia="FangSong" w:cs="Times New Roman"/>
-              </w:rPr>
-              <w:t xml:space="preserve">受体与金属反馈成键压低</w:t>
-            </w:r>
-            <w:r>
-              <w:rPr>
-                <w:rFonts w:ascii="Times New Roman" w:hAnsi="Times New Roman" w:eastAsia="Times New Roman" w:cs="Times New Roman"/>
-              </w:rPr>
-              <w:t xml:space="preserve"> </w:t>
-            </w:r>
-            <m:oMath>
-              <m:sSub>
-                <m:e>
-                  <m:r>
-                    <m:t>t</m:t>
-                  </m:r>
-                </m:e>
-                <m:sub>
-                  <m:r>
-                    <m:t>2</m:t>
-                  </m:r>
-                  <m:r>
-                    <m:t>g</m:t>
-                  </m:r>
-                </m:sub>
-              </m:sSub>
-            </m:oMath>
-            <w:r>
-              <w:rPr>
-                <w:rFonts w:ascii="Times New Roman" w:hAnsi="Times New Roman" w:eastAsia="Times New Roman" w:cs="Times New Roman"/>
-              </w:rPr>
-              <w:t xml:space="preserve"> </w:t>
-            </w:r>
-            <w:r>
-              <w:rPr>
-                <w:rFonts w:hint="eastAsia" w:ascii="Times New Roman" w:hAnsi="Times New Roman" w:eastAsia="FangSong" w:cs="Times New Roman"/>
-              </w:rPr>
-              <w:t>使场强急剧增大</w:t>
-            </w:r>
-            <w:r>
-              <w:rPr>
-                <w:rFonts w:hint="eastAsia" w:ascii="Times New Roman" w:hAnsi="Times New Roman" w:eastAsia="Times New Roman" w:cs="Times New Roman"/>
-              </w:rPr>
-              <w:t>。</w:t>
-            </w:r>
-          </w:p>
-        </w:tc>
-      </w:tr>
-      <w:tr>
-        <w:tc>
-          <w:tcPr/>
-          <w:p>
-            <w:pPr>
-              <w:pStyle w:val="Compact"/>
-              <w:jc w:val="center"/>
-            </w:pPr>
-            <w:r>
-              <w:rPr>
-                <w:rFonts w:hint="eastAsia" w:ascii="Times New Roman" w:hAnsi="Times New Roman" w:eastAsia="FangSong" w:cs="Times New Roman"/>
-              </w:rPr>
-              <w:t xml:space="preserve">陷阱</w:t>
-            </w:r>
-            <w:r>
-              <w:rPr>
-                <w:rFonts w:ascii="Times New Roman" w:hAnsi="Times New Roman" w:eastAsia="Times New Roman" w:cs="Times New Roman"/>
-              </w:rPr>
-              <w:t xml:space="preserve"> 8-2</w:t>
-            </w:r>
-          </w:p>
-        </w:tc>
-        <w:tc>
-          <w:tcPr/>
-          <w:p>
-            <w:pPr>
-              <w:pStyle w:val="Compact"/>
-              <w:jc w:val="center"/>
-            </w:pPr>
-            <w:r>
-              <w:rPr>
-                <w:rFonts w:hint="eastAsia" w:ascii="Times New Roman" w:hAnsi="Times New Roman" w:eastAsia="FangSong" w:cs="Times New Roman"/>
-              </w:rPr>
-              <w:t xml:space="preserve">四面体配位场高低自旋误判</w:t>
-            </w:r>
-          </w:p>
-        </w:tc>
-        <w:tc>
-          <w:tcPr/>
-          <w:p>
-            <w:pPr>
-              <w:pStyle w:val="Compact"/>
-              <w:jc w:val="center"/>
-            </w:pPr>
-            <w:r>
-              <w:rPr>
-                <w:rFonts w:hint="eastAsia" w:ascii="Times New Roman" w:hAnsi="Times New Roman" w:eastAsia="FangSong" w:cs="Times New Roman"/>
-              </w:rPr>
-              <w:t>盲目背诵八面体场强场配体规则</w:t>
-            </w:r>
-            <w:r>
-              <w:rPr>
-                <w:rFonts w:hint="eastAsia" w:ascii="Times New Roman" w:hAnsi="Times New Roman" w:eastAsia="Times New Roman" w:cs="Times New Roman"/>
-              </w:rPr>
-              <w:t>，</w:t>
-            </w:r>
-            <w:r>
-              <w:rPr>
-                <w:rFonts w:hint="eastAsia" w:ascii="Times New Roman" w:hAnsi="Times New Roman" w:eastAsia="FangSong" w:cs="Times New Roman"/>
-              </w:rPr>
-              <w:t>误以为强场配体与金属形成四面体配合物时同样可出现低自旋态</w:t>
-            </w:r>
-            <w:r>
-              <w:rPr>
-                <w:rFonts w:hint="eastAsia" w:ascii="Times New Roman" w:hAnsi="Times New Roman" w:eastAsia="Times New Roman" w:cs="Times New Roman"/>
-              </w:rPr>
-              <w:t>。</w:t>
-            </w:r>
-          </w:p>
-        </w:tc>
-        <w:tc>
-          <w:tcPr/>
-          <w:p>
-            <w:pPr>
-              <w:pStyle w:val="Compact"/>
-              <w:jc w:val="center"/>
-            </w:pPr>
-            <w:r>
-              <w:rPr>
-                <w:rFonts w:hint="eastAsia" w:ascii="Times New Roman" w:hAnsi="Times New Roman" w:eastAsia="FangSong" w:cs="Times New Roman"/>
-              </w:rPr>
-              <w:t xml:space="preserve">四面体场分裂能先天具有几何约束</w:t>
-            </w:r>
-            <w:r>
-              <w:rPr>
-                <w:rFonts w:ascii="Times New Roman" w:hAnsi="Times New Roman" w:eastAsia="Times New Roman" w:cs="Times New Roman"/>
-              </w:rPr>
-              <w:t xml:space="preserve"> </w:t>
-            </w:r>
-            <m:oMath>
-              <m:sSub>
-                <m:e>
-                  <m:r>
-                    <m:rPr>
-                      <m:sty m:val="p"/>
-                    </m:rPr>
-                    <m:t>Δ</m:t>
-                  </m:r>
-                </m:e>
-                <m:sub>
-                  <m:r>
-                    <m:t>t</m:t>
-                  </m:r>
-                </m:sub>
-              </m:sSub>
-              <m:r>
-                <m:rPr>
-                  <m:sty m:val="p"/>
-                </m:rPr>
-                <m:t>=</m:t>
-              </m:r>
-              <m:f>
-                <m:fPr>
-                  <m:type m:val="bar"/>
-                </m:fPr>
-                <m:num>
-                  <m:r>
-                    <m:t>4</m:t>
-                  </m:r>
-                </m:num>
-                <m:den>
-                  <m:r>
-                    <m:t>9</m:t>
-                  </m:r>
-                </m:den>
-              </m:f>
-              <m:sSub>
-                <m:e>
-                  <m:r>
-                    <m:rPr>
-                      <m:sty m:val="p"/>
-                    </m:rPr>
-                    <m:t>Δ</m:t>
-                  </m:r>
-                </m:e>
-                <m:sub>
-                  <m:r>
-                    <m:t>o</m:t>
-                  </m:r>
-                </m:sub>
-              </m:sSub>
-            </m:oMath>
-            <w:r>
-              <w:rPr>
-                <w:rFonts w:hint="eastAsia" w:ascii="Times New Roman" w:hAnsi="Times New Roman" w:eastAsia="Times New Roman" w:cs="Times New Roman"/>
-              </w:rPr>
-              <w:t>，</w:t>
-            </w:r>
-            <w:r>
-              <w:rPr>
-                <w:rFonts w:hint="eastAsia" w:ascii="Times New Roman" w:hAnsi="Times New Roman" w:eastAsia="FangSong" w:cs="Times New Roman"/>
-              </w:rPr>
-              <w:t>数值极小</w:t>
-            </w:r>
-            <w:r>
-              <w:rPr>
-                <w:rFonts w:hint="eastAsia" w:ascii="Times New Roman" w:hAnsi="Times New Roman" w:eastAsia="Times New Roman" w:cs="Times New Roman"/>
-              </w:rPr>
-              <w:t>（</w:t>
-            </w:r>
-            <w:r>
-              <w:rPr>
-                <w:rFonts w:hint="eastAsia" w:ascii="Times New Roman" w:hAnsi="Times New Roman" w:eastAsia="FangSong" w:cs="Times New Roman"/>
-              </w:rPr>
-              <w:t>几乎恒小于成对能</w:t>
-            </w:r>
-            <w:r>
-              <w:rPr>
-                <w:rFonts w:ascii="Times New Roman" w:hAnsi="Times New Roman" w:eastAsia="Times New Roman" w:cs="Times New Roman"/>
-              </w:rPr>
-              <w:t xml:space="preserve"> </w:t>
-            </w:r>
-            <m:oMath>
-              <m:r>
-                <m:t>P</m:t>
-              </m:r>
-            </m:oMath>
-            <w:r>
-              <w:rPr>
-                <w:rFonts w:hint="eastAsia" w:ascii="Times New Roman" w:hAnsi="Times New Roman" w:eastAsia="Times New Roman" w:cs="Times New Roman"/>
-              </w:rPr>
-              <w:t>），</w:t>
-            </w:r>
-            <w:r>
-              <w:rPr>
-                <w:rFonts w:hint="eastAsia" w:ascii="Times New Roman" w:hAnsi="Times New Roman" w:eastAsia="FangSong" w:cs="Times New Roman"/>
-              </w:rPr>
-              <w:t>绝大多数四面体配合物基态几乎全部严格为高自旋</w:t>
-            </w:r>
-            <w:r>
-              <w:rPr>
-                <w:rFonts w:hint="eastAsia" w:ascii="Times New Roman" w:hAnsi="Times New Roman" w:eastAsia="Times New Roman" w:cs="Times New Roman"/>
-              </w:rPr>
-              <w:t>。</w:t>
-            </w:r>
-          </w:p>
-        </w:tc>
-      </w:tr>
-      <w:tr>
-        <w:tc>
-          <w:tcPr/>
-          <w:p>
-            <w:pPr>
-              <w:pStyle w:val="Compact"/>
-              <w:jc w:val="center"/>
-            </w:pPr>
-            <w:r>
-              <w:rPr>
-                <w:rFonts w:hint="eastAsia" w:ascii="Times New Roman" w:hAnsi="Times New Roman" w:eastAsia="FangSong" w:cs="Times New Roman"/>
-              </w:rPr>
-              <w:t xml:space="preserve">陷阱</w:t>
-            </w:r>
-            <w:r>
-              <w:rPr>
-                <w:rFonts w:ascii="Times New Roman" w:hAnsi="Times New Roman" w:eastAsia="Times New Roman" w:cs="Times New Roman"/>
-              </w:rPr>
-              <w:t xml:space="preserve"> 8-3</w:t>
-            </w:r>
-          </w:p>
-        </w:tc>
-        <w:tc>
-          <w:tcPr/>
-          <w:p>
-            <w:pPr>
-              <w:pStyle w:val="Compact"/>
-              <w:jc w:val="center"/>
-            </w:pPr>
-            <w:r>
-              <w:rPr>
-                <w:rFonts w:hint="eastAsia" w:ascii="Times New Roman" w:hAnsi="Times New Roman" w:eastAsia="FangSong" w:cs="Times New Roman"/>
-              </w:rPr>
-              <w:t xml:space="preserve">光谱项微观状态数机械排列</w:t>
-            </w:r>
-          </w:p>
-        </w:tc>
-        <w:tc>
-          <w:tcPr/>
-          <w:p>
-            <w:pPr>
-              <w:pStyle w:val="Compact"/>
-              <w:jc w:val="center"/>
-            </w:pPr>
-            <w:r>
-              <w:rPr>
-                <w:rFonts w:hint="eastAsia" w:ascii="Times New Roman" w:hAnsi="Times New Roman" w:eastAsia="FangSong" w:cs="Times New Roman"/>
-              </w:rPr>
-              <w:t>计算等价电子组态微观状态数时直接将单电子自旋取向相乘</w:t>
-            </w:r>
-            <w:r>
-              <w:rPr>
-                <w:rFonts w:hint="eastAsia" w:ascii="Times New Roman" w:hAnsi="Times New Roman" w:eastAsia="Times New Roman" w:cs="Times New Roman"/>
-              </w:rPr>
-              <w:t>，</w:t>
-            </w:r>
-            <w:r>
-              <w:rPr>
-                <w:rFonts w:hint="eastAsia" w:ascii="Times New Roman" w:hAnsi="Times New Roman" w:eastAsia="FangSong" w:cs="Times New Roman"/>
-              </w:rPr>
-              <w:t>忽视泡利不相容原理导致状态数膨胀</w:t>
-            </w:r>
-            <w:r>
-              <w:rPr>
-                <w:rFonts w:hint="eastAsia" w:ascii="Times New Roman" w:hAnsi="Times New Roman" w:eastAsia="Times New Roman" w:cs="Times New Roman"/>
-              </w:rPr>
-              <w:t>。</w:t>
-            </w:r>
-          </w:p>
-        </w:tc>
-        <w:tc>
-          <w:tcPr/>
-          <w:p>
-            <w:pPr>
-              <w:pStyle w:val="Compact"/>
-              <w:jc w:val="center"/>
-            </w:pPr>
-            <w:r>
-              <w:rPr>
-                <w:rFonts w:hint="eastAsia" w:ascii="Times New Roman" w:hAnsi="Times New Roman" w:eastAsia="FangSong" w:cs="Times New Roman"/>
-              </w:rPr>
-              <w:t xml:space="preserve">等价电子必须遵循费米子反交称组合数</w:t>
-            </w:r>
-            <w:r>
-              <w:rPr>
-                <w:rFonts w:ascii="Times New Roman" w:hAnsi="Times New Roman" w:eastAsia="Times New Roman" w:cs="Times New Roman"/>
-              </w:rPr>
-              <w:t xml:space="preserve"> </w:t>
-            </w:r>
-            <m:oMath>
-              <m:d>
-                <m:dPr>
-                  <m:begChr m:val="("/>
-                  <m:sepChr m:val=""/>
-                  <m:endChr m:val=")"/>
-                  <m:grow/>
-                </m:dPr>
-                <m:e>
-                  <m:f>
-                    <m:fPr>
-                      <m:type m:val="noBar"/>
-                    </m:fPr>
-                    <m:num>
-                      <m:r>
-                        <m:t>10</m:t>
-                      </m:r>
-                    </m:num>
-                    <m:den>
-                      <m:r>
-                        <m:t>n</m:t>
-                      </m:r>
-                    </m:den>
-                  </m:f>
-                </m:e>
-              </m:d>
-              <m:r>
-                <m:rPr>
-                  <m:sty m:val="p"/>
-                </m:rPr>
-                <m:t>=</m:t>
-              </m:r>
-              <m:f>
-                <m:fPr>
-                  <m:type m:val="bar"/>
-                </m:fPr>
-                <m:num>
-                  <m:r>
-                    <m:t>10</m:t>
-                  </m:r>
-                  <m:r>
-                    <m:rPr>
-                      <m:sty m:val="p"/>
-                    </m:rPr>
-                    <m:t>!</m:t>
-                  </m:r>
-                </m:num>
-                <m:den>
-                  <m:r>
-                    <m:t>n</m:t>
-                  </m:r>
-                  <m:r>
-                    <m:rPr>
-                      <m:sty m:val="p"/>
-                    </m:rPr>
-                    <m:t>!</m:t>
-                  </m:r>
-                  <m:r>
-                    <m:rPr>
-                      <m:sty m:val="p"/>
-                    </m:rPr>
-                    <m:t>(</m:t>
-                  </m:r>
-                  <m:r>
-                    <m:t>10</m:t>
-                  </m:r>
-                  <m:r>
-                    <m:rPr>
-                      <m:sty m:val="p"/>
-                    </m:rPr>
-                    <m:t>−</m:t>
-                  </m:r>
-                  <m:r>
-                    <m:t>n</m:t>
-                  </m:r>
-                  <m:r>
-                    <m:rPr>
-                      <m:sty m:val="p"/>
-                    </m:rPr>
-                    <m:t>)</m:t>
-                  </m:r>
-                  <m:r>
-                    <m:rPr>
-                      <m:sty m:val="p"/>
-                    </m:rPr>
-                    <m:t>!</m:t>
-                  </m:r>
-                </m:den>
-              </m:f>
-            </m:oMath>
-            <w:r>
-              <w:rPr>
-                <w:rFonts w:hint="eastAsia" w:ascii="Times New Roman" w:hAnsi="Times New Roman" w:eastAsia="Times New Roman" w:cs="Times New Roman"/>
-              </w:rPr>
-              <w:t>，</w:t>
-            </w:r>
-            <w:r>
-              <w:rPr>
-                <w:rFonts w:hint="eastAsia" w:ascii="Times New Roman" w:hAnsi="Times New Roman" w:eastAsia="FangSong" w:cs="Times New Roman"/>
-              </w:rPr>
-              <w:t>严格利用微观状态网格表逐层剥离多电子光谱项</w:t>
-            </w:r>
-            <w:r>
-              <w:rPr>
-                <w:rFonts w:hint="eastAsia" w:ascii="Times New Roman" w:hAnsi="Times New Roman" w:eastAsia="Times New Roman" w:cs="Times New Roman"/>
-              </w:rPr>
-              <w:t>。</w:t>
-            </w:r>
-          </w:p>
-        </w:tc>
-      </w:tr>
-      <w:tr>
-        <w:tc>
-          <w:tcPr/>
-          <w:p>
-            <w:pPr>
-              <w:pStyle w:val="Compact"/>
-              <w:jc w:val="center"/>
-            </w:pPr>
-            <w:r>
-              <w:rPr>
-                <w:rFonts w:hint="eastAsia" w:ascii="Times New Roman" w:hAnsi="Times New Roman" w:eastAsia="FangSong" w:cs="Times New Roman"/>
-              </w:rPr>
-              <w:t xml:space="preserve">陷阱</w:t>
-            </w:r>
-            <w:r>
-              <w:rPr>
-                <w:rFonts w:ascii="Times New Roman" w:hAnsi="Times New Roman" w:eastAsia="Times New Roman" w:cs="Times New Roman"/>
-              </w:rPr>
-              <w:t xml:space="preserve"> 8-4</w:t>
-            </w:r>
-          </w:p>
-        </w:tc>
-        <w:tc>
-          <w:tcPr/>
-          <w:p>
-            <w:pPr>
-              <w:pStyle w:val="Compact"/>
-              <w:jc w:val="center"/>
-            </w:pPr>
-            <w:r>
-              <w:rPr>
-                <w:rFonts w:ascii="Times New Roman" w:hAnsi="Times New Roman" w:eastAsia="Times New Roman" w:cs="Times New Roman"/>
-              </w:rPr>
-              <w:t xml:space="preserve">Laporte </w:t>
-            </w:r>
-            <w:r>
-              <w:rPr>
-                <w:rFonts w:hint="eastAsia" w:ascii="Times New Roman" w:hAnsi="Times New Roman" w:eastAsia="FangSong" w:cs="Times New Roman"/>
-              </w:rPr>
-              <w:t xml:space="preserve">选律与荷移显色机理倒置</w:t>
-            </w:r>
-          </w:p>
-        </w:tc>
-        <w:tc>
-          <w:tcPr/>
-          <w:p>
-            <w:pPr>
-              <w:pStyle w:val="Compact"/>
-              <w:jc w:val="center"/>
-            </w:pPr>
-            <w:r>
-              <w:rPr>
-                <w:rFonts w:hint="eastAsia" w:ascii="Times New Roman" w:hAnsi="Times New Roman" w:eastAsia="FangSong" w:cs="Times New Roman"/>
-              </w:rPr>
-              <w:t>看到深色高锰酸根或重铬酸根溶液时</w:t>
-            </w:r>
-            <w:r>
-              <w:rPr>
-                <w:rFonts w:hint="eastAsia" w:ascii="Times New Roman" w:hAnsi="Times New Roman" w:eastAsia="Times New Roman" w:cs="Times New Roman"/>
-              </w:rPr>
-              <w:t>，</w:t>
-            </w:r>
-            <w:r>
-              <w:rPr>
-                <w:rFonts w:hint="eastAsia" w:ascii="Times New Roman" w:hAnsi="Times New Roman" w:eastAsia="FangSong" w:cs="Times New Roman"/>
-              </w:rPr>
-              <w:t>习惯性机械套用</w:t>
-            </w:r>
-            <w:r>
-              <w:rPr>
-                <w:rFonts w:hint="eastAsia" w:ascii="Times New Roman" w:hAnsi="Times New Roman" w:eastAsia="Times New Roman" w:cs="Times New Roman"/>
-              </w:rPr>
-              <w:t>“</w:t>
-            </w:r>
-            <m:oMath>
-              <m:r>
-                <m:t>d</m:t>
-              </m:r>
-              <m:r>
-                <m:rPr>
-                  <m:sty m:val="p"/>
-                </m:rPr>
-                <m:t>−</m:t>
-              </m:r>
-              <m:r>
-                <m:t>d</m:t>
-              </m:r>
-            </m:oMath>
-            <w:r>
-              <w:rPr>
-                <w:rFonts w:ascii="Times New Roman" w:hAnsi="Times New Roman" w:eastAsia="Times New Roman" w:cs="Times New Roman"/>
-              </w:rPr>
-              <w:t xml:space="preserve"> </w:t>
-            </w:r>
-            <w:r>
-              <w:rPr>
-                <w:rFonts w:hint="eastAsia" w:ascii="Times New Roman" w:hAnsi="Times New Roman" w:eastAsia="FangSong" w:cs="Times New Roman"/>
-              </w:rPr>
-              <w:t>跃迁吸收可见光</w:t>
-            </w:r>
-            <w:r>
-              <w:rPr>
-                <w:rFonts w:hint="eastAsia" w:ascii="Times New Roman" w:hAnsi="Times New Roman" w:eastAsia="Times New Roman" w:cs="Times New Roman"/>
-              </w:rPr>
-              <w:t>”</w:t>
-            </w:r>
-            <w:r>
-              <w:rPr>
-                <w:rFonts w:hint="eastAsia" w:ascii="Times New Roman" w:hAnsi="Times New Roman" w:eastAsia="FangSong" w:cs="Times New Roman"/>
-              </w:rPr>
-              <w:t>作为显色解释</w:t>
-            </w:r>
-            <w:r>
-              <w:rPr>
-                <w:rFonts w:hint="eastAsia" w:ascii="Times New Roman" w:hAnsi="Times New Roman" w:eastAsia="Times New Roman" w:cs="Times New Roman"/>
-              </w:rPr>
-              <w:t>。</w:t>
-            </w:r>
-          </w:p>
-        </w:tc>
-        <w:tc>
-          <w:tcPr/>
-          <w:p>
-            <w:pPr>
-              <w:pStyle w:val="Compact"/>
-              <w:jc w:val="center"/>
-            </w:pPr>
-            <w:r>
-              <w:rPr>
-                <w:rFonts w:hint="eastAsia" w:ascii="Times New Roman" w:hAnsi="Times New Roman" w:eastAsia="FangSong" w:cs="Times New Roman"/>
-              </w:rPr>
-              <w:t xml:space="preserve">高价金属具有</w:t>
-            </w:r>
-            <w:r>
-              <w:rPr>
-                <w:rFonts w:ascii="Times New Roman" w:hAnsi="Times New Roman" w:eastAsia="Times New Roman" w:cs="Times New Roman"/>
-              </w:rPr>
-              <w:t xml:space="preserve"> </w:t>
-            </w:r>
-            <m:oMath>
-              <m:sSup>
-                <m:e>
-                  <m:r>
-                    <m:t>d</m:t>
-                  </m:r>
-                </m:e>
-                <m:sup>
-                  <m:r>
-                    <m:t>0</m:t>
-                  </m:r>
-                </m:sup>
-              </m:sSup>
-            </m:oMath>
-            <w:r>
-              <w:rPr>
-                <w:rFonts w:ascii="Times New Roman" w:hAnsi="Times New Roman" w:eastAsia="Times New Roman" w:cs="Times New Roman"/>
-              </w:rPr>
-              <w:t xml:space="preserve"> </w:t>
-            </w:r>
-            <w:r>
-              <w:rPr>
-                <w:rFonts w:hint="eastAsia" w:ascii="Times New Roman" w:hAnsi="Times New Roman" w:eastAsia="FangSong" w:cs="Times New Roman"/>
-              </w:rPr>
-              <w:t xml:space="preserve">构型根本无</w:t>
-            </w:r>
-            <w:r>
-              <w:rPr>
-                <w:rFonts w:ascii="Times New Roman" w:hAnsi="Times New Roman" w:eastAsia="Times New Roman" w:cs="Times New Roman"/>
-              </w:rPr>
-              <w:t xml:space="preserve"> </w:t>
-            </w:r>
-            <m:oMath>
-              <m:r>
-                <m:t>d</m:t>
-              </m:r>
-              <m:r>
-                <m:rPr>
-                  <m:sty m:val="p"/>
-                </m:rPr>
-                <m:t>−</m:t>
-              </m:r>
-              <m:r>
-                <m:t>d</m:t>
-              </m:r>
-            </m:oMath>
-            <w:r>
-              <w:rPr>
-                <w:rFonts w:ascii="Times New Roman" w:hAnsi="Times New Roman" w:eastAsia="Times New Roman" w:cs="Times New Roman"/>
-              </w:rPr>
-              <w:t xml:space="preserve"> </w:t>
-            </w:r>
-            <w:r>
-              <w:rPr>
-                <w:rFonts w:hint="eastAsia" w:ascii="Times New Roman" w:hAnsi="Times New Roman" w:eastAsia="FangSong" w:cs="Times New Roman"/>
-              </w:rPr>
-              <w:t>跃迁</w:t>
-            </w:r>
-            <w:r>
-              <w:rPr>
-                <w:rFonts w:hint="eastAsia" w:ascii="Times New Roman" w:hAnsi="Times New Roman" w:eastAsia="Times New Roman" w:cs="Times New Roman"/>
-              </w:rPr>
-              <w:t>；</w:t>
-            </w:r>
-            <w:r>
-              <w:rPr>
-                <w:rFonts w:hint="eastAsia" w:ascii="Times New Roman" w:hAnsi="Times New Roman" w:eastAsia="FangSong" w:cs="Times New Roman"/>
-              </w:rPr>
-              <w:t>其深浓颜色源于配体向金属的荷移跃迁</w:t>
-            </w:r>
-            <w:r>
-              <w:rPr>
-                <w:rFonts w:hint="eastAsia" w:ascii="Times New Roman" w:hAnsi="Times New Roman" w:eastAsia="Times New Roman" w:cs="Times New Roman"/>
-              </w:rPr>
-              <w:t>（LMCT），</w:t>
-            </w:r>
-            <w:r>
-              <w:rPr>
-                <w:rFonts w:hint="eastAsia" w:ascii="Times New Roman" w:hAnsi="Times New Roman" w:eastAsia="FangSong" w:cs="Times New Roman"/>
-              </w:rPr>
-              <w:t>不受</w:t>
-            </w:r>
-            <w:r>
-              <w:rPr>
-                <w:rFonts w:ascii="Times New Roman" w:hAnsi="Times New Roman" w:eastAsia="Times New Roman" w:cs="Times New Roman"/>
-              </w:rPr>
-              <w:t xml:space="preserve"> Laporte </w:t>
-            </w:r>
-            <w:r>
-              <w:rPr>
-                <w:rFonts w:hint="eastAsia" w:ascii="Times New Roman" w:hAnsi="Times New Roman" w:eastAsia="FangSong" w:cs="Times New Roman"/>
-              </w:rPr>
-              <w:t>宇称与自旋禁阻限制</w:t>
-            </w:r>
-            <w:r>
-              <w:rPr>
-                <w:rFonts w:hint="eastAsia" w:ascii="Times New Roman" w:hAnsi="Times New Roman" w:eastAsia="Times New Roman" w:cs="Times New Roman"/>
-              </w:rPr>
-              <w:t>，</w:t>
-            </w:r>
-            <w:r>
-              <w:rPr>
-                <w:rFonts w:hint="eastAsia" w:ascii="Times New Roman" w:hAnsi="Times New Roman" w:eastAsia="FangSong" w:cs="Times New Roman"/>
-              </w:rPr>
-              <w:t>吸光系数极大</w:t>
-            </w:r>
-            <w:r>
-              <w:rPr>
-                <w:rFonts w:hint="eastAsia" w:ascii="Times New Roman" w:hAnsi="Times New Roman" w:eastAsia="Times New Roman" w:cs="Times New Roman"/>
-              </w:rPr>
-              <w:t>。</w:t>
-            </w:r>
-          </w:p>
-        </w:tc>
-      </w:tr>
-      <w:tr>
-        <w:tc>
-          <w:tcPr/>
-          <w:p>
-            <w:pPr>
-              <w:pStyle w:val="Compact"/>
-              <w:jc w:val="center"/>
-            </w:pPr>
-            <w:r>
-              <w:rPr>
-                <w:rFonts w:hint="eastAsia" w:ascii="Times New Roman" w:hAnsi="Times New Roman" w:eastAsia="FangSong" w:cs="Times New Roman"/>
-              </w:rPr>
-              <w:t xml:space="preserve">陷阱</w:t>
-            </w:r>
-            <w:r>
-              <w:rPr>
-                <w:rFonts w:ascii="Times New Roman" w:hAnsi="Times New Roman" w:eastAsia="Times New Roman" w:cs="Times New Roman"/>
-              </w:rPr>
-              <w:t xml:space="preserve"> 8-5</w:t>
-            </w:r>
-          </w:p>
-        </w:tc>
-        <w:tc>
-          <w:tcPr/>
-          <w:p>
-            <w:pPr>
-              <w:pStyle w:val="Compact"/>
-              <w:jc w:val="center"/>
-            </w:pPr>
-            <w:r>
-              <w:rPr>
-                <w:rFonts w:ascii="Times New Roman" w:hAnsi="Times New Roman" w:eastAsia="Times New Roman" w:cs="Times New Roman"/>
-              </w:rPr>
-              <w:t xml:space="preserve">Tanabe-Sugano </w:t>
-            </w:r>
-            <w:r>
-              <w:rPr>
-                <w:rFonts w:hint="eastAsia" w:ascii="Times New Roman" w:hAnsi="Times New Roman" w:eastAsia="FangSong" w:cs="Times New Roman"/>
-              </w:rPr>
-              <w:t xml:space="preserve">图基线参考系混淆</w:t>
-            </w:r>
-          </w:p>
-        </w:tc>
-        <w:tc>
-          <w:tcPr/>
-          <w:p>
-            <w:pPr>
-              <w:pStyle w:val="Compact"/>
-              <w:jc w:val="center"/>
-            </w:pPr>
-            <w:r>
-              <w:rPr>
-                <w:rFonts w:hint="eastAsia" w:ascii="Times New Roman" w:hAnsi="Times New Roman" w:eastAsia="FangSong" w:cs="Times New Roman"/>
-              </w:rPr>
-              <w:t xml:space="preserve">误以为</w:t>
-            </w:r>
-            <w:r>
-              <w:rPr>
-                <w:rFonts w:ascii="Times New Roman" w:hAnsi="Times New Roman" w:eastAsia="Times New Roman" w:cs="Times New Roman"/>
-              </w:rPr>
-              <w:t xml:space="preserve"> T-S </w:t>
-            </w:r>
-            <w:r>
-              <w:rPr>
-                <w:rFonts w:hint="eastAsia" w:ascii="Times New Roman" w:hAnsi="Times New Roman" w:eastAsia="FangSong" w:cs="Times New Roman"/>
-              </w:rPr>
-              <w:t>图中任何向上倾斜的曲线都代表该状态随配位场强增大在绝对能量上被显著推高</w:t>
-            </w:r>
-            <w:r>
-              <w:rPr>
-                <w:rFonts w:hint="eastAsia" w:ascii="Times New Roman" w:hAnsi="Times New Roman" w:eastAsia="Times New Roman" w:cs="Times New Roman"/>
-              </w:rPr>
-              <w:t>。</w:t>
-            </w:r>
-          </w:p>
-        </w:tc>
-        <w:tc>
-          <w:tcPr/>
-          <w:p>
-            <w:pPr>
-              <w:pStyle w:val="Compact"/>
-              <w:jc w:val="center"/>
-            </w:pPr>
-            <w:r>
-              <w:rPr>
-                <w:rFonts w:ascii="Times New Roman" w:hAnsi="Times New Roman" w:eastAsia="Times New Roman" w:cs="Times New Roman"/>
-              </w:rPr>
-              <w:t xml:space="preserve">T-S </w:t>
-            </w:r>
-            <w:r>
-              <w:rPr>
-                <w:rFonts w:hint="eastAsia" w:ascii="Times New Roman" w:hAnsi="Times New Roman" w:eastAsia="FangSong" w:cs="Times New Roman"/>
-              </w:rPr>
-              <w:t>图横基线被永久归一化为体系的热力学绝对基态</w:t>
-            </w:r>
-            <w:r>
-              <w:rPr>
-                <w:rFonts w:hint="eastAsia" w:ascii="Times New Roman" w:hAnsi="Times New Roman" w:eastAsia="Times New Roman" w:cs="Times New Roman"/>
-              </w:rPr>
-              <w:t>（</w:t>
-            </w:r>
-            <m:oMath>
-              <m:r>
-                <m:t>E</m:t>
-              </m:r>
-              <m:r>
-                <m:rPr>
-                  <m:sty m:val="p"/>
-                </m:rPr>
-                <m:t>/</m:t>
-              </m:r>
-              <m:r>
-                <m:t>B</m:t>
-              </m:r>
-              <m:r>
-                <m:rPr>
-                  <m:sty m:val="p"/>
-                </m:rPr>
-                <m:t>=</m:t>
-              </m:r>
-              <m:r>
-                <m:t>0</m:t>
-              </m:r>
-            </m:oMath>
-            <w:r>
-              <w:rPr>
-                <w:rFonts w:hint="eastAsia" w:ascii="Times New Roman" w:hAnsi="Times New Roman" w:eastAsia="Times New Roman" w:cs="Times New Roman"/>
-              </w:rPr>
-              <w:t>）；</w:t>
-            </w:r>
-            <w:r>
-              <w:rPr>
-                <w:rFonts w:hint="eastAsia" w:ascii="Times New Roman" w:hAnsi="Times New Roman" w:eastAsia="FangSong" w:cs="Times New Roman"/>
-              </w:rPr>
-              <w:t>曲线的纵坐标仅代表激发态与基态之间的激发能差</w:t>
-            </w:r>
-            <w:r>
-              <w:rPr>
-                <w:rFonts w:hint="eastAsia" w:ascii="Times New Roman" w:hAnsi="Times New Roman" w:eastAsia="Times New Roman" w:cs="Times New Roman"/>
-              </w:rPr>
-              <w:t>，</w:t>
-            </w:r>
-            <w:r>
-              <w:rPr>
-                <w:rFonts w:hint="eastAsia" w:ascii="Times New Roman" w:hAnsi="Times New Roman" w:eastAsia="FangSong" w:cs="Times New Roman"/>
-              </w:rPr>
-              <w:t>而非状态的绝对势能</w:t>
-            </w:r>
-            <w:r>
-              <w:rPr>
-                <w:rFonts w:hint="eastAsia" w:ascii="Times New Roman" w:hAnsi="Times New Roman" w:eastAsia="Times New Roman" w:cs="Times New Roman"/>
-              </w:rPr>
-              <w:t>。</w:t>
-            </w:r>
-          </w:p>
-        </w:tc>
-      </w:tr>
-      <w:tr>
-        <w:tc>
-          <w:tcPr/>
-          <w:p>
-            <w:pPr>
-              <w:pStyle w:val="Compact"/>
-              <w:jc w:val="center"/>
-            </w:pPr>
-            <w:r>
-              <w:rPr>
-                <w:rFonts w:hint="eastAsia" w:ascii="Times New Roman" w:hAnsi="Times New Roman" w:eastAsia="FangSong" w:cs="Times New Roman"/>
-              </w:rPr>
-              <w:t xml:space="preserve">陷阱</w:t>
-            </w:r>
-            <w:r>
-              <w:rPr>
-                <w:rFonts w:ascii="Times New Roman" w:hAnsi="Times New Roman" w:eastAsia="Times New Roman" w:cs="Times New Roman"/>
-              </w:rPr>
-              <w:t xml:space="preserve"> 8-6</w:t>
-            </w:r>
-          </w:p>
-        </w:tc>
-        <w:tc>
-          <w:tcPr/>
-          <w:p>
-            <w:pPr>
-              <w:pStyle w:val="Compact"/>
-              <w:jc w:val="center"/>
-            </w:pPr>
-            <w:r>
-              <w:rPr>
-                <w:rFonts w:hint="eastAsia" w:ascii="Times New Roman" w:hAnsi="Times New Roman" w:eastAsia="FangSong" w:cs="Times New Roman"/>
-              </w:rPr>
-              <w:t xml:space="preserve">强弱</w:t>
-            </w:r>
-            <w:r>
-              <w:rPr>
-                <w:rFonts w:ascii="Times New Roman" w:hAnsi="Times New Roman" w:eastAsia="Times New Roman" w:cs="Times New Roman"/>
-              </w:rPr>
-              <w:t xml:space="preserve"> Jahn-Teller </w:t>
-            </w:r>
-            <w:r>
-              <w:rPr>
-                <w:rFonts w:hint="eastAsia" w:ascii="Times New Roman" w:hAnsi="Times New Roman" w:eastAsia="FangSong" w:cs="Times New Roman"/>
-              </w:rPr>
-              <w:t xml:space="preserve">效应判据混淆</w:t>
-            </w:r>
-          </w:p>
-        </w:tc>
-        <w:tc>
-          <w:tcPr/>
-          <w:p>
-            <w:pPr>
-              <w:pStyle w:val="Compact"/>
-              <w:jc w:val="center"/>
-            </w:pPr>
-            <w:r>
-              <w:rPr>
-                <w:rFonts w:hint="eastAsia" w:ascii="Times New Roman" w:hAnsi="Times New Roman" w:eastAsia="FangSong" w:cs="Times New Roman"/>
-              </w:rPr>
-              <w:t xml:space="preserve">只要在八面体配合物中看到有未成对</w:t>
-            </w:r>
-            <w:r>
-              <w:rPr>
-                <w:rFonts w:ascii="Times New Roman" w:hAnsi="Times New Roman" w:eastAsia="Times New Roman" w:cs="Times New Roman"/>
-              </w:rPr>
-              <w:t xml:space="preserve"> </w:t>
-            </w:r>
-            <m:oMath>
-              <m:r>
-                <m:t>d</m:t>
-              </m:r>
-            </m:oMath>
-            <w:r>
-              <w:rPr>
-                <w:rFonts w:ascii="Times New Roman" w:hAnsi="Times New Roman" w:eastAsia="Times New Roman" w:cs="Times New Roman"/>
-              </w:rPr>
-              <w:t xml:space="preserve"> </w:t>
-            </w:r>
-            <w:r>
-              <w:rPr>
-                <w:rFonts w:hint="eastAsia" w:ascii="Times New Roman" w:hAnsi="Times New Roman" w:eastAsia="FangSong" w:cs="Times New Roman"/>
-              </w:rPr>
-              <w:t>电子</w:t>
-            </w:r>
-            <w:r>
-              <w:rPr>
-                <w:rFonts w:hint="eastAsia" w:ascii="Times New Roman" w:hAnsi="Times New Roman" w:eastAsia="Times New Roman" w:cs="Times New Roman"/>
-              </w:rPr>
-              <w:t>（</w:t>
-            </w:r>
-            <w:r>
-              <w:rPr>
-                <w:rFonts w:hint="eastAsia" w:ascii="Times New Roman" w:hAnsi="Times New Roman" w:eastAsia="FangSong" w:cs="Times New Roman"/>
-              </w:rPr>
-              <w:t>如</w:t>
-            </w:r>
-            <w:r>
-              <w:rPr>
-                <w:rFonts w:ascii="Times New Roman" w:hAnsi="Times New Roman" w:eastAsia="Times New Roman" w:cs="Times New Roman"/>
-              </w:rPr>
-              <w:t xml:space="preserve"> </w:t>
-            </w:r>
-            <m:oMath>
-              <m:sSup>
-                <m:e>
-                  <m:r>
-                    <m:t>d</m:t>
-                  </m:r>
-                </m:e>
-                <m:sup>
-                  <m:r>
-                    <m:t>1</m:t>
-                  </m:r>
-                </m:sup>
-              </m:sSup>
-              <m:r>
-                <m:rPr>
-                  <m:sty m:val="p"/>
-                </m:rPr>
-                <m:t>,</m:t>
-              </m:r>
-              <m:sSup>
-                <m:e>
-                  <m:r>
-                    <m:t>d</m:t>
-                  </m:r>
-                </m:e>
-                <m:sup>
-                  <m:r>
-                    <m:t>2</m:t>
-                  </m:r>
-                </m:sup>
-              </m:sSup>
-            </m:oMath>
-            <w:r>
-              <w:rPr>
-                <w:rFonts w:hint="eastAsia" w:ascii="Times New Roman" w:hAnsi="Times New Roman" w:eastAsia="Times New Roman" w:cs="Times New Roman"/>
-              </w:rPr>
-              <w:t>），</w:t>
-            </w:r>
-            <w:r>
-              <w:rPr>
-                <w:rFonts w:hint="eastAsia" w:ascii="Times New Roman" w:hAnsi="Times New Roman" w:eastAsia="FangSong" w:cs="Times New Roman"/>
-              </w:rPr>
-              <w:t>就一律盲目答出</w:t>
-            </w:r>
-            <w:r>
-              <w:rPr>
-                <w:rFonts w:hint="eastAsia" w:ascii="Times New Roman" w:hAnsi="Times New Roman" w:eastAsia="Times New Roman" w:cs="Times New Roman"/>
-              </w:rPr>
-              <w:t>“</w:t>
-            </w:r>
-            <w:r>
-              <w:rPr>
-                <w:rFonts w:hint="eastAsia" w:ascii="Times New Roman" w:hAnsi="Times New Roman" w:eastAsia="FangSong" w:cs="Times New Roman"/>
-              </w:rPr>
-              <w:t>分子发生显著几何键长拉伸</w:t>
-            </w:r>
-            <w:r>
-              <w:rPr>
-                <w:rFonts w:hint="eastAsia" w:ascii="Times New Roman" w:hAnsi="Times New Roman" w:eastAsia="Times New Roman" w:cs="Times New Roman"/>
-              </w:rPr>
-              <w:t>”。</w:t>
-            </w:r>
-          </w:p>
-        </w:tc>
-        <w:tc>
-          <w:tcPr/>
-          <w:p>
-            <w:pPr>
-              <w:pStyle w:val="Compact"/>
-              <w:jc w:val="center"/>
-            </w:pPr>
-            <w:r>
-              <w:rPr>
-                <w:rFonts w:hint="eastAsia" w:ascii="Times New Roman" w:hAnsi="Times New Roman" w:eastAsia="FangSong" w:cs="Times New Roman"/>
-              </w:rPr>
-              <w:t xml:space="preserve">只有当不对称简并电子占据具有强方向性的反键</w:t>
-            </w:r>
-            <w:r>
-              <w:rPr>
-                <w:rFonts w:ascii="Times New Roman" w:hAnsi="Times New Roman" w:eastAsia="Times New Roman" w:cs="Times New Roman"/>
-              </w:rPr>
-              <w:t xml:space="preserve"> </w:t>
-            </w:r>
-            <m:oMath>
-              <m:sSub>
-                <m:e>
-                  <m:r>
-                    <m:t>e</m:t>
-                  </m:r>
-                </m:e>
-                <m:sub>
-                  <m:r>
-                    <m:t>g</m:t>
-                  </m:r>
-                </m:sub>
-              </m:sSub>
-            </m:oMath>
-            <w:r>
-              <w:rPr>
-                <w:rFonts w:ascii="Times New Roman" w:hAnsi="Times New Roman" w:eastAsia="Times New Roman" w:cs="Times New Roman"/>
-              </w:rPr>
-              <w:t xml:space="preserve"> </w:t>
-            </w:r>
-            <w:r>
-              <w:rPr>
-                <w:rFonts w:hint="eastAsia" w:ascii="Times New Roman" w:hAnsi="Times New Roman" w:eastAsia="FangSong" w:cs="Times New Roman"/>
-              </w:rPr>
-              <w:t>轨道时</w:t>
-            </w:r>
-            <w:r>
-              <w:rPr>
-                <w:rFonts w:hint="eastAsia" w:ascii="Times New Roman" w:hAnsi="Times New Roman" w:eastAsia="Times New Roman" w:cs="Times New Roman"/>
-              </w:rPr>
-              <w:t>（</w:t>
-            </w:r>
-            <w:r>
-              <w:rPr>
-                <w:rFonts w:hint="eastAsia" w:ascii="Times New Roman" w:hAnsi="Times New Roman" w:eastAsia="FangSong" w:cs="Times New Roman"/>
-              </w:rPr>
-              <w:t>如</w:t>
-            </w:r>
-            <w:r>
-              <w:rPr>
-                <w:rFonts w:ascii="Times New Roman" w:hAnsi="Times New Roman" w:eastAsia="Times New Roman" w:cs="Times New Roman"/>
-              </w:rPr>
-              <w:t xml:space="preserve"> </w:t>
-            </w:r>
-            <m:oMath>
-              <m:sSup>
-                <m:e>
-                  <m:r>
-                    <m:t>d</m:t>
-                  </m:r>
-                </m:e>
-                <m:sup>
-                  <m:r>
-                    <m:t>9</m:t>
-                  </m:r>
-                </m:sup>
-              </m:sSup>
-            </m:oMath>
-            <w:r>
-              <w:rPr>
-                <w:rFonts w:hint="eastAsia" w:ascii="Times New Roman" w:hAnsi="Times New Roman" w:eastAsia="Times New Roman" w:cs="Times New Roman"/>
-              </w:rPr>
-              <w:t>、</w:t>
-            </w:r>
-            <w:r>
-              <w:rPr>
-                <w:rFonts w:hint="eastAsia" w:ascii="Times New Roman" w:hAnsi="Times New Roman" w:eastAsia="FangSong" w:cs="Times New Roman"/>
-              </w:rPr>
-              <w:t>高自旋</w:t>
-            </w:r>
-            <w:r>
-              <w:rPr>
-                <w:rFonts w:ascii="Times New Roman" w:hAnsi="Times New Roman" w:eastAsia="Times New Roman" w:cs="Times New Roman"/>
-              </w:rPr>
-              <w:t xml:space="preserve"> </w:t>
-            </w:r>
-            <m:oMath>
-              <m:sSup>
-                <m:e>
-                  <m:r>
-                    <m:t>d</m:t>
-                  </m:r>
-                </m:e>
-                <m:sup>
-                  <m:r>
-                    <m:t>4</m:t>
-                  </m:r>
-                </m:sup>
-              </m:sSup>
-            </m:oMath>
-            <w:r>
-              <w:rPr>
-                <w:rFonts w:hint="eastAsia" w:ascii="Times New Roman" w:hAnsi="Times New Roman" w:eastAsia="Times New Roman" w:cs="Times New Roman"/>
-              </w:rPr>
-              <w:t>、</w:t>
-            </w:r>
-            <w:r>
-              <w:rPr>
-                <w:rFonts w:hint="eastAsia" w:ascii="Times New Roman" w:hAnsi="Times New Roman" w:eastAsia="FangSong" w:cs="Times New Roman"/>
-              </w:rPr>
-              <w:t>低自旋</w:t>
-            </w:r>
-            <w:r>
-              <w:rPr>
-                <w:rFonts w:ascii="Times New Roman" w:hAnsi="Times New Roman" w:eastAsia="Times New Roman" w:cs="Times New Roman"/>
-              </w:rPr>
-              <w:t xml:space="preserve"> </w:t>
-            </w:r>
-            <m:oMath>
-              <m:sSup>
-                <m:e>
-                  <m:r>
-                    <m:t>d</m:t>
-                  </m:r>
-                </m:e>
-                <m:sup>
-                  <m:r>
-                    <m:t>7</m:t>
-                  </m:r>
-                </m:sup>
-              </m:sSup>
-            </m:oMath>
-            <w:r>
-              <w:rPr>
-                <w:rFonts w:hint="eastAsia" w:ascii="Times New Roman" w:hAnsi="Times New Roman" w:eastAsia="Times New Roman" w:cs="Times New Roman"/>
-              </w:rPr>
-              <w:t>）</w:t>
-            </w:r>
-            <w:r>
-              <w:rPr>
-                <w:rFonts w:hint="eastAsia" w:ascii="Times New Roman" w:hAnsi="Times New Roman" w:eastAsia="FangSong" w:cs="Times New Roman"/>
-              </w:rPr>
-              <w:t>才发生强一阶畸变</w:t>
-            </w:r>
-            <w:r>
-              <w:rPr>
-                <w:rFonts w:hint="eastAsia" w:ascii="Times New Roman" w:hAnsi="Times New Roman" w:eastAsia="Times New Roman" w:cs="Times New Roman"/>
-              </w:rPr>
-              <w:t>；</w:t>
-            </w:r>
-            <m:oMath>
-              <m:sSub>
-                <m:e>
-                  <m:r>
-                    <m:t>t</m:t>
-                  </m:r>
-                </m:e>
-                <m:sub>
-                  <m:r>
-                    <m:t>2</m:t>
-                  </m:r>
-                  <m:r>
-                    <m:t>g</m:t>
-                  </m:r>
-                </m:sub>
-              </m:sSub>
-            </m:oMath>
-            <w:r>
-              <w:rPr>
-                <w:rFonts w:ascii="Times New Roman" w:hAnsi="Times New Roman" w:eastAsia="Times New Roman" w:cs="Times New Roman"/>
-              </w:rPr>
-              <w:t xml:space="preserve"> </w:t>
-            </w:r>
-            <w:r>
-              <w:rPr>
-                <w:rFonts w:hint="eastAsia" w:ascii="Times New Roman" w:hAnsi="Times New Roman" w:eastAsia="FangSong" w:cs="Times New Roman"/>
-              </w:rPr>
-              <w:t>轨道的不对称仅产生极微弱畸变</w:t>
-            </w:r>
-            <w:r>
-              <w:rPr>
-                <w:rFonts w:hint="eastAsia" w:ascii="Times New Roman" w:hAnsi="Times New Roman" w:eastAsia="Times New Roman" w:cs="Times New Roman"/>
-              </w:rPr>
-              <w:t>。</w:t>
-            </w:r>
-          </w:p>
-        </w:tc>
-      </w:tr>
-      <w:tr>
-        <w:tc>
-          <w:tcPr/>
-          <w:p>
-            <w:pPr>
-              <w:pStyle w:val="Compact"/>
-              <w:jc w:val="center"/>
-            </w:pPr>
-            <w:r>
-              <w:rPr>
-                <w:rFonts w:hint="eastAsia" w:ascii="Times New Roman" w:hAnsi="Times New Roman" w:eastAsia="FangSong" w:cs="Times New Roman"/>
-              </w:rPr>
-              <w:t xml:space="preserve">陷阱</w:t>
-            </w:r>
-            <w:r>
-              <w:rPr>
-                <w:rFonts w:ascii="Times New Roman" w:hAnsi="Times New Roman" w:eastAsia="Times New Roman" w:cs="Times New Roman"/>
-              </w:rPr>
-              <w:t xml:space="preserve"> 8-7</w:t>
-            </w:r>
-          </w:p>
-        </w:tc>
-        <w:tc>
-          <w:tcPr/>
-          <w:p>
-            <w:pPr>
-              <w:pStyle w:val="Compact"/>
-              <w:jc w:val="center"/>
-            </w:pPr>
-            <w:r>
-              <w:rPr>
-                <w:rFonts w:hint="eastAsia" w:ascii="Times New Roman" w:hAnsi="Times New Roman" w:eastAsia="FangSong" w:cs="Times New Roman"/>
-              </w:rPr>
-              <w:t xml:space="preserve">反位影响与动力学反位效应混为一谈</w:t>
-            </w:r>
-          </w:p>
-        </w:tc>
-        <w:tc>
-          <w:tcPr/>
-          <w:p>
-            <w:pPr>
-              <w:pStyle w:val="Compact"/>
-              <w:jc w:val="center"/>
-            </w:pPr>
-            <w:r>
-              <w:rPr>
-                <w:rFonts w:hint="eastAsia" w:ascii="Times New Roman" w:hAnsi="Times New Roman" w:eastAsia="FangSong" w:cs="Times New Roman"/>
-              </w:rPr>
-              <w:t>在论述平面四方取代产物立体控制时</w:t>
-            </w:r>
-            <w:r>
-              <w:rPr>
-                <w:rFonts w:hint="eastAsia" w:ascii="Times New Roman" w:hAnsi="Times New Roman" w:eastAsia="Times New Roman" w:cs="Times New Roman"/>
-              </w:rPr>
-              <w:t>，</w:t>
-            </w:r>
-            <w:r>
-              <w:rPr>
-                <w:rFonts w:hint="eastAsia" w:ascii="Times New Roman" w:hAnsi="Times New Roman" w:eastAsia="FangSong" w:cs="Times New Roman"/>
-              </w:rPr>
-              <w:t>仅凭基态键长长短来解释所有反应速率差异</w:t>
-            </w:r>
-            <w:r>
-              <w:rPr>
-                <w:rFonts w:hint="eastAsia" w:ascii="Times New Roman" w:hAnsi="Times New Roman" w:eastAsia="Times New Roman" w:cs="Times New Roman"/>
-              </w:rPr>
-              <w:t>。</w:t>
-            </w:r>
-          </w:p>
-        </w:tc>
-        <w:tc>
-          <w:tcPr/>
-          <w:p>
-            <w:pPr>
-              <w:pStyle w:val="Compact"/>
-              <w:jc w:val="center"/>
-            </w:pPr>
-            <w:r>
-              <w:rPr>
-                <w:rFonts w:hint="eastAsia" w:ascii="Times New Roman" w:hAnsi="Times New Roman" w:eastAsia="FangSong" w:cs="Times New Roman"/>
-              </w:rPr>
-              <w:t xml:space="preserve">反位影响是基态</w:t>
-            </w:r>
-            <w:r>
-              <w:rPr>
-                <w:rFonts w:ascii="Times New Roman" w:hAnsi="Times New Roman" w:eastAsia="Times New Roman" w:cs="Times New Roman"/>
-              </w:rPr>
-              <w:t xml:space="preserve"> </w:t>
-            </w:r>
-            <m:oMath>
-              <m:r>
-                <m:t>σ</m:t>
-              </m:r>
-            </m:oMath>
-            <w:r>
-              <w:rPr>
-                <w:rFonts w:ascii="Times New Roman" w:hAnsi="Times New Roman" w:eastAsia="Times New Roman" w:cs="Times New Roman"/>
-              </w:rPr>
-              <w:t xml:space="preserve"> </w:t>
-            </w:r>
-            <w:r>
-              <w:rPr>
-                <w:rFonts w:hint="eastAsia" w:ascii="Times New Roman" w:hAnsi="Times New Roman" w:eastAsia="FangSong" w:cs="Times New Roman"/>
-              </w:rPr>
-              <w:t>供体削弱对位成键的热力学性质</w:t>
-            </w:r>
-            <w:r>
-              <w:rPr>
-                <w:rFonts w:hint="eastAsia" w:ascii="Times New Roman" w:hAnsi="Times New Roman" w:eastAsia="Times New Roman" w:cs="Times New Roman"/>
-              </w:rPr>
-              <w:t>，</w:t>
-            </w:r>
-            <w:r>
-              <w:rPr>
-                <w:rFonts w:hint="eastAsia" w:ascii="Times New Roman" w:hAnsi="Times New Roman" w:eastAsia="FangSong" w:cs="Times New Roman"/>
-              </w:rPr>
-              <w:t>而反位效应是由五配位三角双锥过渡态的</w:t>
-            </w:r>
-            <w:r>
-              <w:rPr>
-                <w:rFonts w:ascii="Times New Roman" w:hAnsi="Times New Roman" w:eastAsia="Times New Roman" w:cs="Times New Roman"/>
-              </w:rPr>
-              <w:t xml:space="preserve"> </w:t>
-            </w:r>
-            <m:oMath>
-              <m:r>
-                <m:t>π</m:t>
-              </m:r>
-            </m:oMath>
-            <w:r>
-              <w:rPr>
-                <w:rFonts w:ascii="Times New Roman" w:hAnsi="Times New Roman" w:eastAsia="Times New Roman" w:cs="Times New Roman"/>
-              </w:rPr>
-              <w:t xml:space="preserve"> </w:t>
-            </w:r>
-            <w:r>
-              <w:rPr>
-                <w:rFonts w:hint="eastAsia" w:ascii="Times New Roman" w:hAnsi="Times New Roman" w:eastAsia="FangSong" w:cs="Times New Roman"/>
-              </w:rPr>
-              <w:t>反馈电子离域所控制的动力学活化能效应</w:t>
-            </w:r>
-            <w:r>
-              <w:rPr>
-                <w:rFonts w:hint="eastAsia" w:ascii="Times New Roman" w:hAnsi="Times New Roman" w:eastAsia="Times New Roman" w:cs="Times New Roman"/>
-              </w:rPr>
-              <w:t>。</w:t>
-            </w:r>
-          </w:p>
-        </w:tc>
-      </w:tr>
-      <w:tr>
-        <w:tc>
-          <w:tcPr/>
-          <w:p>
-            <w:pPr>
-              <w:pStyle w:val="Compact"/>
-              <w:jc w:val="center"/>
-            </w:pPr>
-            <w:r>
-              <w:rPr>
-                <w:rFonts w:hint="eastAsia" w:ascii="Times New Roman" w:hAnsi="Times New Roman" w:eastAsia="FangSong" w:cs="Times New Roman"/>
-              </w:rPr>
-              <w:t xml:space="preserve">陷阱</w:t>
-            </w:r>
-            <w:r>
-              <w:rPr>
-                <w:rFonts w:ascii="Times New Roman" w:hAnsi="Times New Roman" w:eastAsia="Times New Roman" w:cs="Times New Roman"/>
-              </w:rPr>
-              <w:t xml:space="preserve"> 8-8</w:t>
-            </w:r>
-          </w:p>
-        </w:tc>
-        <w:tc>
-          <w:tcPr/>
-          <w:p>
-            <w:pPr>
-              <w:pStyle w:val="Compact"/>
-              <w:jc w:val="center"/>
-            </w:pPr>
-            <w:r>
-              <w:rPr>
-                <w:rFonts w:hint="eastAsia" w:ascii="Times New Roman" w:hAnsi="Times New Roman" w:eastAsia="FangSong" w:cs="Times New Roman"/>
-              </w:rPr>
-              <w:t>金属</w:t>
-            </w:r>
-            <w:r>
-              <w:rPr>
-                <w:rFonts w:hint="eastAsia" w:ascii="Times New Roman" w:hAnsi="Times New Roman" w:eastAsia="Times New Roman" w:cs="Times New Roman"/>
-              </w:rPr>
-              <w:t>-</w:t>
-            </w:r>
-            <w:r>
-              <w:rPr>
-                <w:rFonts w:hint="eastAsia" w:ascii="Times New Roman" w:hAnsi="Times New Roman" w:eastAsia="FangSong" w:cs="Times New Roman"/>
-              </w:rPr>
-              <w:t>金属四重键构象判据逆向套用</w:t>
-            </w:r>
-          </w:p>
-        </w:tc>
-        <w:tc>
-          <w:tcPr/>
-          <w:p>
-            <w:pPr>
-              <w:pStyle w:val="Compact"/>
-              <w:jc w:val="center"/>
-            </w:pPr>
-            <w:r>
-              <w:rPr>
-                <w:rFonts w:hint="eastAsia" w:ascii="Times New Roman" w:hAnsi="Times New Roman" w:eastAsia="FangSong" w:cs="Times New Roman"/>
-              </w:rPr>
-              <w:t>看到空间阻碍较大的双核八氯体系</w:t>
-            </w:r>
-            <w:r>
-              <w:rPr>
-                <w:rFonts w:hint="eastAsia" w:ascii="Times New Roman" w:hAnsi="Times New Roman" w:eastAsia="Times New Roman" w:cs="Times New Roman"/>
-              </w:rPr>
-              <w:t>，</w:t>
-            </w:r>
-            <w:r>
-              <w:rPr>
-                <w:rFonts w:hint="eastAsia" w:ascii="Times New Roman" w:hAnsi="Times New Roman" w:eastAsia="FangSong" w:cs="Times New Roman"/>
-              </w:rPr>
-              <w:t>死套</w:t>
-            </w:r>
-            <w:r>
-              <w:rPr>
-                <w:rFonts w:hint="eastAsia" w:ascii="Times New Roman" w:hAnsi="Times New Roman" w:eastAsia="Times New Roman" w:cs="Times New Roman"/>
-              </w:rPr>
-              <w:t>“</w:t>
-            </w:r>
-            <w:r>
-              <w:rPr>
-                <w:rFonts w:hint="eastAsia" w:ascii="Times New Roman" w:hAnsi="Times New Roman" w:eastAsia="FangSong" w:cs="Times New Roman"/>
-              </w:rPr>
-              <w:t>分子为减小立体排斥必须采取交错构象</w:t>
-            </w:r>
-            <w:r>
-              <w:rPr>
-                <w:rFonts w:hint="eastAsia" w:ascii="Times New Roman" w:hAnsi="Times New Roman" w:eastAsia="Times New Roman" w:cs="Times New Roman"/>
-              </w:rPr>
-              <w:t>”</w:t>
-            </w:r>
-            <w:r>
-              <w:rPr>
-                <w:rFonts w:hint="eastAsia" w:ascii="Times New Roman" w:hAnsi="Times New Roman" w:eastAsia="FangSong" w:cs="Times New Roman"/>
-              </w:rPr>
-              <w:t>的初级通识</w:t>
-            </w:r>
-            <w:r>
-              <w:rPr>
-                <w:rFonts w:hint="eastAsia" w:ascii="Times New Roman" w:hAnsi="Times New Roman" w:eastAsia="Times New Roman" w:cs="Times New Roman"/>
-              </w:rPr>
-              <w:t>。</w:t>
-            </w:r>
-          </w:p>
-        </w:tc>
-        <w:tc>
-          <w:tcPr/>
-          <w:p>
-            <w:pPr>
-              <w:pStyle w:val="Compact"/>
-              <w:jc w:val="center"/>
-            </w:pPr>
-            <m:oMath>
-              <m:r>
-                <m:t>δ</m:t>
-              </m:r>
-            </m:oMath>
-            <w:r>
-              <w:rPr>
-                <w:rFonts w:ascii="Times New Roman" w:hAnsi="Times New Roman" w:eastAsia="Times New Roman" w:cs="Times New Roman"/>
-              </w:rPr>
-              <w:t xml:space="preserve"> </w:t>
-            </w:r>
-            <w:r>
-              <w:rPr>
-                <w:rFonts w:hint="eastAsia" w:ascii="Times New Roman" w:hAnsi="Times New Roman" w:eastAsia="FangSong" w:cs="Times New Roman"/>
-              </w:rPr>
-              <w:t xml:space="preserve">键重叠积分正比于</w:t>
-            </w:r>
-            <w:r>
-              <w:rPr>
-                <w:rFonts w:ascii="Times New Roman" w:hAnsi="Times New Roman" w:eastAsia="Times New Roman" w:cs="Times New Roman"/>
-              </w:rPr>
-              <w:t xml:space="preserve"> </w:t>
-            </w:r>
-            <m:oMath>
-              <m:r>
-                <m:rPr>
-                  <m:sty m:val="p"/>
-                </m:rPr>
-                <m:t>cos</m:t>
-              </m:r>
-              <m:r>
-                <m:rPr>
-                  <m:sty m:val="p"/>
-                </m:rPr>
-                <m:t>(</m:t>
-              </m:r>
-              <m:r>
-                <m:t>2</m:t>
-              </m:r>
-              <m:r>
-                <m:t>θ</m:t>
-              </m:r>
-              <m:r>
-                <m:rPr>
-                  <m:sty m:val="p"/>
-                </m:rPr>
-                <m:t>)</m:t>
-              </m:r>
-            </m:oMath>
-            <w:r>
-              <w:rPr>
-                <w:rFonts w:hint="eastAsia" w:ascii="Times New Roman" w:hAnsi="Times New Roman" w:eastAsia="Times New Roman" w:cs="Times New Roman"/>
-              </w:rPr>
-              <w:t>，</w:t>
-            </w:r>
-            <w:r>
-              <w:rPr>
-                <w:rFonts w:hint="eastAsia" w:ascii="Times New Roman" w:hAnsi="Times New Roman" w:eastAsia="FangSong" w:cs="Times New Roman"/>
-              </w:rPr>
-              <w:t>只有在完全重叠构象</w:t>
-            </w:r>
-            <w:r>
-              <w:rPr>
-                <w:rFonts w:hint="eastAsia" w:ascii="Times New Roman" w:hAnsi="Times New Roman" w:eastAsia="Times New Roman" w:cs="Times New Roman"/>
-              </w:rPr>
-              <w:t>（</w:t>
-            </w:r>
-            <m:oMath>
-              <m:r>
-                <m:t>θ</m:t>
-              </m:r>
-              <m:r>
-                <m:rPr>
-                  <m:sty m:val="p"/>
-                </m:rPr>
-                <m:t>=</m:t>
-              </m:r>
-              <m:r>
-                <m:t>0</m:t>
-              </m:r>
-              <m:r>
-                <m:rPr>
-                  <m:sty m:val="p"/>
-                </m:rPr>
-                <m:t>°</m:t>
-              </m:r>
-            </m:oMath>
-            <w:r>
-              <w:rPr>
-                <w:rFonts w:hint="eastAsia" w:ascii="Times New Roman" w:hAnsi="Times New Roman" w:eastAsia="Times New Roman" w:cs="Times New Roman"/>
-              </w:rPr>
-              <w:t>）</w:t>
-            </w:r>
-            <w:r>
-              <w:rPr>
-                <w:rFonts w:hint="eastAsia" w:ascii="Times New Roman" w:hAnsi="Times New Roman" w:eastAsia="FangSong" w:cs="Times New Roman"/>
-              </w:rPr>
-              <w:t>时才能获得最大成键稳定化能</w:t>
-            </w:r>
-            <w:r>
-              <w:rPr>
-                <w:rFonts w:hint="eastAsia" w:ascii="Times New Roman" w:hAnsi="Times New Roman" w:eastAsia="Times New Roman" w:cs="Times New Roman"/>
-              </w:rPr>
-              <w:t>；</w:t>
-            </w:r>
-            <w:r>
-              <w:rPr>
-                <w:rFonts w:hint="eastAsia" w:ascii="Times New Roman" w:hAnsi="Times New Roman" w:eastAsia="FangSong" w:cs="Times New Roman"/>
-              </w:rPr>
-              <w:t>成键驱动力压倒了静电斥力</w:t>
-            </w:r>
-            <w:r>
-              <w:rPr>
-                <w:rFonts w:hint="eastAsia" w:ascii="Times New Roman" w:hAnsi="Times New Roman" w:eastAsia="Times New Roman" w:cs="Times New Roman"/>
-              </w:rPr>
-              <w:t>，</w:t>
-            </w:r>
-            <w:r>
-              <w:rPr>
-                <w:rFonts w:hint="eastAsia" w:ascii="Times New Roman" w:hAnsi="Times New Roman" w:eastAsia="FangSong" w:cs="Times New Roman"/>
-              </w:rPr>
-              <w:t>使体系坚决维持重叠构象</w:t>
-            </w:r>
-            <w:r>
-              <w:rPr>
-                <w:rFonts w:hint="eastAsia" w:ascii="Times New Roman" w:hAnsi="Times New Roman" w:eastAsia="Times New Roman" w:cs="Times New Roman"/>
-              </w:rPr>
-              <w:t>。</w:t>
-            </w:r>
-          </w:p>
-        </w:tc>
-      </w:tr>
-    </w:tbl>
-    <w:p>
-      <w:pPr>
-        <w:pStyle w:val="BodyText"/>
-        <w:spacing w:before="120"/>
-      </w:pPr>
-      <w:r>
-        <w:rPr>
-          <w:rFonts w:ascii="Times New Roman" w:hAnsi="Times New Roman" w:eastAsia="Times New Roman" w:cs="Times New Roman"/>
-        </w:rPr>
-        <w:t xml:space="preserve">““”</w:t>
-      </w:r>
-    </w:p>
-    <w:p>
-      <w:pPr>
-        <w:spacing w:before="160" w:after="80"/>
-      </w:pPr>
-      <w:r>
-        <w:pict>
-          <v:rect style="width:0;height:1.5pt" o:hralign="center" o:hrstd="t" o:hr="t"/>
-        </w:pict>
-      </w:r>
-    </w:p>
-    <w:bookmarkEnd w:id="95"/>
-    <w:bookmarkStart w:id="96" w:name="竞赛思考强化题与微观机理精解"/>
+    <w:bookmarkEnd w:id="93"/>
+    <w:bookmarkStart w:id="94" w:name="课后习题"/>
     <w:p>
       <w:pPr>
         <w:pStyle w:val="Heading2"/>
@@ -44271,13 +40395,13 @@
         <w:rPr>
           <w:rFonts w:ascii="Times New Roman" w:hAnsi="Times New Roman" w:eastAsia="Times New Roman" w:cs="Times New Roman"/>
         </w:rPr>
-        <w:t xml:space="preserve">§12 </w:t>
+        <w:t xml:space="preserve">§11 </w:t>
       </w:r>
       <w:r>
         <w:rPr>
           <w:rFonts w:hint="eastAsia" w:ascii="Times New Roman" w:hAnsi="Times New Roman" w:eastAsia="SimHei" w:cs="Times New Roman"/>
         </w:rPr>
-        <w:t xml:space="preserve">竞赛思考强化题与微观机理精解</w:t>
+        <w:t xml:space="preserve">课后习题</w:t>
       </w:r>
     </w:p>
     <w:p>
@@ -58909,9 +55033,9 @@
         <w:pStyle w:val="FirstParagraph"/>
       </w:pPr>
     </w:p>
-    <w:bookmarkEnd w:id="96"/>
+    <w:bookmarkEnd w:id="94"/>
     <w:sectPr>
-      <w:footerReference w:type="default" r:id="rId9"/>
+      <w:footerReference w:type="default" r:id="rId10"/>
       <w:footnotePr>
         <w:numRestart w:val="eachSect"/>
       </w:footnotePr>

--- a/06-学生侧材料/讲义/学生专用版/2-结构化学/配合物深化-超级充实版（学生专用版）.docx
+++ b/06-学生侧材料/讲义/学生专用版/2-结构化学/配合物深化-超级充实版（学生专用版）.docx
@@ -4532,7 +4532,7 @@
         <w:rPr>
           <w:rFonts w:hint="eastAsia" w:ascii="Times New Roman" w:hAnsi="Times New Roman" w:eastAsia="FangSong" w:cs="Times New Roman"/>
         </w:rPr>
-        <w:t>发生暴增</w:t>
+        <w:t>发生显著增大</w:t>
       </w:r>
       <w:r>
         <w:rPr>
@@ -7109,7 +7109,7 @@
         <w:rPr>
           <w:rFonts w:hint="eastAsia" w:ascii="Times New Roman" w:hAnsi="Times New Roman" w:eastAsia="FangSong" w:cs="Times New Roman"/>
         </w:rPr>
-        <w:t>轨道面临极其强烈的正向受斥</w:t>
+        <w:t>轨道面临强烈的正向受斥</w:t>
       </w:r>
       <w:r>
         <w:rPr>
@@ -7865,7 +7865,7 @@
         <w:rPr>
           <w:rFonts w:hint="eastAsia" w:ascii="Times New Roman" w:hAnsi="Times New Roman" w:eastAsia="FangSong" w:cs="Times New Roman"/>
         </w:rPr>
-        <w:t xml:space="preserve">电子能够极其完美地填满能量较低的</w:t>
+        <w:t xml:space="preserve">电子能够完美地填满能量较低的</w:t>
       </w:r>
       <w:r>
         <w:rPr>
@@ -17311,7 +17311,7 @@
         <w:rPr>
           <w:rFonts w:hint="eastAsia" w:ascii="Times New Roman" w:hAnsi="Times New Roman" w:eastAsia="FangSong" w:cs="Times New Roman"/>
         </w:rPr>
-        <w:t>的摩尔吸光系数暴增至</w:t>
+        <w:t>的摩尔吸光系数显著增大至</w:t>
       </w:r>
       <w:r>
         <w:rPr>
@@ -17824,7 +17824,7 @@
         <w:rPr>
           <w:rFonts w:hint="eastAsia" w:ascii="Times New Roman" w:hAnsi="Times New Roman" w:eastAsia="FangSong" w:cs="Times New Roman"/>
         </w:rPr>
-        <w:t>宏观上表现为水合二价锰溶液呈现极其微弱几近无色的肉粉色</w:t>
+        <w:t>宏观上表现为水合二价锰溶液呈现微弱几近无色的肉粉色</w:t>
       </w:r>
       <w:r>
         <w:rPr>
@@ -18742,7 +18742,7 @@
         <w:rPr>
           <w:rFonts w:hint="eastAsia" w:ascii="Times New Roman" w:hAnsi="Times New Roman" w:eastAsia="FangSong" w:cs="Times New Roman"/>
         </w:rPr>
-        <w:t>图在坐标定义与数学归一化上采用了极为高明的物理策略</w:t>
+        <w:t>图在坐标定义与数学归一化上采用了高明的物理策略</w:t>
       </w:r>
       <w:r>
         <w:rPr>
@@ -19106,7 +19106,7 @@
         <w:rPr>
           <w:rFonts w:hint="eastAsia" w:ascii="Times New Roman" w:hAnsi="Times New Roman" w:eastAsia="FangSong" w:cs="Times New Roman"/>
         </w:rPr>
-        <w:t>图为了使读谱人员能够极其直观地将任何纵向能量差直接对应于实验室测得的光谱跃迁吸收频率</w:t>
+        <w:t>图为了使读谱人员能够直观地将任何纵向能量差直接对应于实验室测得的光谱跃迁吸收频率</w:t>
       </w:r>
       <w:r>
         <w:rPr>
@@ -23278,7 +23278,7 @@
         <w:rPr>
           <w:rFonts w:hint="eastAsia" w:ascii="Times New Roman" w:hAnsi="Times New Roman" w:eastAsia="FangSong" w:cs="Times New Roman"/>
         </w:rPr>
-        <w:t>其对配体骨架产生的受斥差异极其微弱</w:t>
+        <w:t>其对配体骨架产生的受斥差异微弱</w:t>
       </w:r>
       <w:r>
         <w:rPr>
@@ -23362,7 +23362,7 @@
         <w:rPr>
           <w:rFonts w:hint="eastAsia" w:ascii="Times New Roman" w:hAnsi="Times New Roman" w:eastAsia="FangSong" w:cs="Times New Roman"/>
         </w:rPr>
-        <w:t>而且对溶液中配合物的反应动力学产生断崖式的影响</w:t>
+        <w:t>而且对溶液中配合物的反应动力学产生显著的影响</w:t>
       </w:r>
       <w:r>
         <w:rPr>
@@ -23627,7 +23627,7 @@
         <w:rPr>
           <w:rFonts w:hint="eastAsia" w:ascii="Times New Roman" w:hAnsi="Times New Roman" w:eastAsia="FangSong" w:cs="Times New Roman"/>
         </w:rPr>
-        <w:t>水交换速率极其缓慢</w:t>
+        <w:t>水交换速率缓慢</w:t>
       </w:r>
       <w:r>
         <w:rPr>
@@ -23953,7 +23953,7 @@
         <w:rPr>
           <w:rFonts w:hint="eastAsia" w:ascii="Times New Roman" w:hAnsi="Times New Roman" w:eastAsia="FangSong" w:cs="Times New Roman"/>
         </w:rPr>
-        <w:t>水交换速率常数跃升至惊人的</w:t>
+        <w:t>水交换速率常数跃升至显著的</w:t>
       </w:r>
       <w:r>
         <w:rPr>
@@ -26890,7 +26890,7 @@
         <w:rPr>
           <w:rFonts w:hint="eastAsia" w:ascii="Times New Roman" w:hAnsi="Times New Roman" w:eastAsia="FangSong" w:cs="Times New Roman"/>
         </w:rPr>
-        <w:t>轨道发生极度强烈的双向反馈成键</w:t>
+        <w:t>轨道发生强烈的双向反馈成键</w:t>
       </w:r>
       <w:r>
         <w:rPr>
@@ -27028,7 +27028,7 @@
         <w:rPr>
           <w:rFonts w:hint="eastAsia" w:ascii="Times New Roman" w:hAnsi="Times New Roman" w:eastAsia="FangSong" w:cs="Times New Roman"/>
         </w:rPr>
-        <w:t xml:space="preserve">暴跌至</w:t>
+        <w:t xml:space="preserve">显著下降至</w:t>
       </w:r>
       <w:r>
         <w:rPr>
@@ -29891,7 +29891,7 @@
         <w:rPr>
           <w:rFonts w:hint="eastAsia" w:ascii="Times New Roman" w:hAnsi="Times New Roman" w:eastAsia="FangSong" w:cs="Times New Roman"/>
         </w:rPr>
-        <w:t>使整个取代活化能垒断崖式暴跌</w:t>
+        <w:t>使整个取代活化能垒显著下降</w:t>
       </w:r>
       <w:r>
         <w:rPr>
@@ -31771,7 +31771,7 @@
         <w:rPr>
           <w:rFonts w:hint="eastAsia" w:ascii="Times New Roman" w:hAnsi="Times New Roman" w:eastAsia="FangSong" w:cs="Times New Roman"/>
         </w:rPr>
-        <w:t>位咪唑氮原子形成极为吻合的顺式双齿螯合交联键合</w:t>
+        <w:t>位咪唑氮原子形成吻合的顺式双齿螯合交联键合</w:t>
       </w:r>
       <w:r>
         <w:rPr>
@@ -35695,7 +35695,7 @@
         <w:rPr>
           <w:rFonts w:hint="eastAsia" w:ascii="Times New Roman" w:hAnsi="Times New Roman" w:eastAsia="FangSong" w:cs="Times New Roman"/>
         </w:rPr>
-        <w:t>其实测磁矩与唯自旋公式极为精确地严格吻合</w:t>
+        <w:t>其实测磁矩与唯自旋公式精确地严格吻合</w:t>
       </w:r>
       <w:r>
         <w:rPr>
@@ -35748,7 +35748,7 @@
         <w:rPr>
           <w:rFonts w:hint="eastAsia" w:ascii="Times New Roman" w:hAnsi="Times New Roman" w:eastAsia="FangSong" w:cs="Times New Roman"/>
         </w:rPr>
-        <w:t xml:space="preserve">恰好极其逼近自旋成对能</w:t>
+        <w:t xml:space="preserve">恰好逼近自旋成对能</w:t>
       </w:r>
       <w:r>
         <w:rPr>
@@ -39137,7 +39137,7 @@
         <w:rPr>
           <w:rFonts w:hint="eastAsia" w:ascii="Times New Roman" w:hAnsi="Times New Roman" w:eastAsia="FangSong" w:cs="Times New Roman"/>
         </w:rPr>
-        <w:t>键在空间立体化学上表现出对旋转角度极其敏感的角依赖性</w:t>
+        <w:t>键在空间立体化学上表现出对旋转角度敏感的角依赖性</w:t>
       </w:r>
       <w:r>
         <w:rPr>
@@ -39590,7 +39590,7 @@
         <w:rPr>
           <w:rFonts w:hint="eastAsia" w:ascii="Times New Roman" w:hAnsi="Times New Roman" w:eastAsia="FangSong" w:cs="Times New Roman"/>
         </w:rPr>
-        <w:t>离子宁愿克服上下两组带负电的氯离子之间极为强烈的微观静电排斥与空间立体阻碍</w:t>
+        <w:t>离子宁愿克服上下两组带负电的氯离子之间强烈的微观静电排斥与空间立体阻碍</w:t>
       </w:r>
       <w:r>
         <w:rPr>
@@ -39994,7 +39994,7 @@
         <w:rPr>
           <w:rFonts w:hint="eastAsia" w:ascii="Times New Roman" w:hAnsi="Times New Roman" w:eastAsia="FangSong" w:cs="Times New Roman"/>
         </w:rPr>
-        <w:t>两个铬原子之间形成极其强固的</w:t>
+        <w:t>两个铬原子之间形成强固的</w:t>
       </w:r>
       <w:r>
         <w:rPr>
@@ -40094,7 +40094,7 @@
         <w:rPr>
           <w:rFonts w:hint="eastAsia" w:ascii="Times New Roman" w:hAnsi="Times New Roman" w:eastAsia="FangSong" w:cs="Times New Roman"/>
         </w:rPr>
-        <w:t>使得常温下该配合物表现出完全抗磁性的惊人特性</w:t>
+        <w:t>使得常温下该配合物表现出完全抗磁性的显著特性</w:t>
       </w:r>
       <w:r>
         <w:rPr>
@@ -46249,7 +46249,7 @@
         <w:rPr>
           <w:rFonts w:hint="eastAsia" w:ascii="Times New Roman" w:hAnsi="Times New Roman" w:eastAsia="FangSong" w:cs="Times New Roman"/>
         </w:rPr>
-        <w:t>跃迁赋予了许多无机化合物以极其鲜艳深浓的颜色</w:t>
+        <w:t>跃迁赋予了许多无机化合物以鲜艳深浓的颜色</w:t>
       </w:r>
       <w:r>
         <w:rPr>
@@ -49457,7 +49457,7 @@
         <w:rPr>
           <w:rFonts w:hint="eastAsia" w:ascii="Times New Roman" w:hAnsi="Times New Roman" w:eastAsia="FangSong" w:cs="Times New Roman"/>
         </w:rPr>
-        <w:t>配合物具有极其刚硬完美的正八面体几何结构</w:t>
+        <w:t>配合物具有刚硬完美的正八面体几何结构</w:t>
       </w:r>
       <w:r>
         <w:rPr>
@@ -50038,7 +50038,7 @@
         <w:rPr>
           <w:rFonts w:hint="eastAsia" w:ascii="Times New Roman" w:hAnsi="Times New Roman" w:eastAsia="FangSong" w:cs="Times New Roman"/>
         </w:rPr>
-        <w:t>深入解释这一惊人差异的微观动力学机制</w:t>
+        <w:t>深入解释这一显著差异的微观动力学机制</w:t>
       </w:r>
       <w:r>
         <w:rPr>
@@ -51074,7 +51074,7 @@
         <w:rPr>
           <w:rFonts w:hint="eastAsia" w:ascii="Times New Roman" w:hAnsi="Times New Roman" w:eastAsia="FangSong" w:cs="Times New Roman"/>
         </w:rPr>
-        <w:t>与过渡金属的配合物在仿生固氮领域具有极其重要的战略意义</w:t>
+        <w:t>与过渡金属的配合物在仿生固氮领域具有重要的战略意义</w:t>
       </w:r>
       <w:r>
         <w:rPr>
@@ -52503,7 +52503,7 @@
         <w:rPr>
           <w:rFonts w:hint="eastAsia" w:ascii="Times New Roman" w:hAnsi="Times New Roman" w:eastAsia="FangSong" w:cs="Times New Roman"/>
         </w:rPr>
-        <w:t>能够断崖式降低取代反应的活化自由能</w:t>
+        <w:t>能够显著降低取代反应的活化自由能</w:t>
       </w:r>
       <w:r>
         <w:rPr>
@@ -52515,7 +52515,7 @@
         <w:rPr>
           <w:rFonts w:hint="eastAsia" w:ascii="Times New Roman" w:hAnsi="Times New Roman" w:eastAsia="FangSong" w:cs="Times New Roman"/>
         </w:rPr>
-        <w:t>从而使反应速率暴增成千上万倍</w:t>
+        <w:t>从而使反应速率显著增大成千上万倍</w:t>
       </w:r>
       <w:r>
         <w:rPr>

--- a/06-学生侧材料/讲义/学生专用版/2-结构化学/配合物深化-超级充实版（学生专用版）.docx
+++ b/06-学生侧材料/讲义/学生专用版/2-结构化学/配合物深化-超级充实版（学生专用版）.docx
@@ -1449,6 +1449,7 @@
     <w:p>
       <w:pPr>
         <w:pStyle w:val="BodyText"/>
+        <w:spacing w:after="80"/>
         <w:ind w:firstLine="420"/>
       </w:pPr>
       <w:r>
@@ -2456,104 +2457,152 @@
         <w:t>。</w:t>
       </w:r>
     </w:p>
+    <w:tbl>
+      <w:tblPr>
+        <w:tblStyle w:val="Table"/>
+        <w:tblW w:type="pct" w:w="5000"/>
+        <w:tblLayout w:type="fixed"/>
+        <w:tblLook w:firstRow="1" w:lastRow="0" w:firstColumn="0" w:lastColumn="0" w:noHBand="0" w:noVBand="0" w:val="0020"/>
+        <w:jc w:val="center"/>
+        <w:tblBorders>
+          <w:top w:val="single" w:sz="12" w:space="0" w:color="333333"/>
+          <w:bottom w:val="single" w:sz="12" w:space="0" w:color="333333"/>
+          <w:left w:val="none"/>
+          <w:right w:val="none"/>
+          <w:insideH w:val="none"/>
+          <w:insideV w:val="none"/>
+        </w:tblBorders>
+      </w:tblPr>
+      <w:tblGrid>
+        <w:gridCol w:w="7920"/>
+      </w:tblGrid>
+      <w:tr>
+        <w:trPr>
+          <w:tblHeader w:val="on"/>
+        </w:trPr>
+        <w:tc>
+          <w:tcPr>
+            <w:tcBorders>
+              <w:bottom w:val="single" w:sz="6" w:space="0" w:color="333333"/>
+            </w:tcBorders>
+          </w:tcPr>
+          <w:p>
+            <w:pPr>
+              <w:pStyle w:val="Compact"/>
+              <w:jc w:val="center"/>
+            </w:pPr>
+            <w:r>
+              <w:rPr>
+                <w:rFonts w:hint="eastAsia" w:ascii="Times New Roman" w:hAnsi="Times New Roman" w:eastAsia="SimHei" w:cs="Times New Roman"/>
+                <w:b/>
+              </w:rPr>
+              <w:t xml:space="preserve">八面体配位场轨道能级分裂</w:t>
+            </w:r>
+          </w:p>
+        </w:tc>
+      </w:tr>
+      <w:tr>
+        <w:tc>
+          <w:tcPr/>
+          <w:p>
+            <w:pPr>
+              <w:pStyle w:val="Compact"/>
+              <w:jc w:val="center"/>
+            </w:pPr>
+            <w:r>
+              <w:rPr>
+                <w:rFonts w:ascii="Times New Roman" w:hAnsi="Times New Roman" w:eastAsia="Times New Roman" w:cs="Times New Roman"/>
+              </w:rPr>
+              <w:drawing>
+                <wp:inline>
+                  <wp:extent cx="2667000" cy="1710090"/>
+                  <wp:effectExtent b="0" l="0" r="0" t="0"/>
+                  <wp:docPr descr="" title="" id="10" name="Picture"/>
+                  <a:graphic>
+                    <a:graphicData uri="http://schemas.openxmlformats.org/drawingml/2006/picture">
+                      <pic:pic>
+                        <pic:nvPicPr>
+                          <pic:cNvPr descr="7937fa3a4ad6d5d9124ba067bca2710abd9c4ab591c0e70741f298f0452bda78.png" id="11" name="Picture"/>
+                          <pic:cNvPicPr>
+                            <a:picLocks noChangeArrowheads="1" noChangeAspect="1"/>
+                          </pic:cNvPicPr>
+                        </pic:nvPicPr>
+                        <pic:blipFill>
+                          <a:blip r:embed="rId9"/>
+                          <a:stretch>
+                            <a:fillRect/>
+                          </a:stretch>
+                        </pic:blipFill>
+                        <pic:spPr bwMode="auto">
+                          <a:xfrm>
+                            <a:off x="0" y="0"/>
+                            <a:ext cx="2667000" cy="1710090"/>
+                          </a:xfrm>
+                          <a:prstGeom prst="rect">
+                            <a:avLst/>
+                          </a:prstGeom>
+                          <a:noFill/>
+                          <a:ln w="9525">
+                            <a:noFill/>
+                            <a:headEnd/>
+                            <a:tailEnd/>
+                          </a:ln>
+                        </pic:spPr>
+                      </pic:pic>
+                    </a:graphicData>
+                  </a:graphic>
+                </wp:inline>
+              </w:drawing>
+            </w:r>
+          </w:p>
+        </w:tc>
+      </w:tr>
+      <w:tr>
+        <w:tc>
+          <w:tcPr/>
+          <w:p>
+            <w:pPr>
+              <w:pStyle w:val="Compact"/>
+              <w:jc w:val="center"/>
+            </w:pPr>
+            <w:r>
+              <w:rPr>
+                <w:rFonts w:ascii="Times New Roman" w:hAnsi="Times New Roman" w:eastAsia="Times New Roman" w:cs="Times New Roman"/>
+              </w:rPr>
+              <w:t xml:space="preserve">&gt; </w:t>
+            </w:r>
+            <w:r>
+              <w:rPr>
+                <w:rFonts w:hint="eastAsia" w:ascii="Times New Roman" w:hAnsi="Times New Roman" w:eastAsia="FangSong" w:cs="Times New Roman"/>
+              </w:rPr>
+              <w:t xml:space="preserve">图</w:t>
+            </w:r>
+            <w:r>
+              <w:rPr>
+                <w:rFonts w:ascii="Times New Roman" w:hAnsi="Times New Roman" w:eastAsia="Times New Roman" w:cs="Times New Roman"/>
+              </w:rPr>
+              <w:t xml:space="preserve"> </w:t>
+            </w:r>
+            <w:r>
+              <w:rPr>
+                <w:rFonts w:hint="eastAsia" w:ascii="Times New Roman" w:hAnsi="Times New Roman" w:eastAsia="Times New Roman" w:cs="Times New Roman"/>
+              </w:rPr>
+              <w:t>8-1：</w:t>
+            </w:r>
+            <w:r>
+              <w:rPr>
+                <w:rFonts w:hint="eastAsia" w:ascii="Times New Roman" w:hAnsi="Times New Roman" w:eastAsia="FangSong" w:cs="Times New Roman"/>
+              </w:rPr>
+              <w:t>八面体配位场轨道能级分裂</w:t>
+            </w:r>
+          </w:p>
+        </w:tc>
+      </w:tr>
+    </w:tbl>
     <w:p>
       <w:pPr>
         <w:pStyle w:val="BodyText"/>
-        <w:spacing w:before="160" w:after="80"/>
-        <w:jc w:val="center"/>
-      </w:pPr>
-      <w:r>
-        <w:rPr>
-          <w:rFonts w:ascii="Times New Roman" w:hAnsi="Times New Roman" w:eastAsia="Times New Roman" w:cs="Times New Roman"/>
-        </w:rPr>
-        <w:drawing>
-          <wp:inline>
-            <wp:extent cx="2667000" cy="1710090"/>
-            <wp:effectExtent b="0" l="0" r="0" t="0"/>
-            <wp:docPr descr="" title="" id="10" name="Picture"/>
-            <a:graphic>
-              <a:graphicData uri="http://schemas.openxmlformats.org/drawingml/2006/picture">
-                <pic:pic>
-                  <pic:nvPicPr>
-                    <pic:cNvPr descr="7937fa3a4ad6d5d9124ba067bca2710abd9c4ab591c0e70741f298f0452bda78.png" id="11" name="Picture"/>
-                    <pic:cNvPicPr>
-                      <a:picLocks noChangeArrowheads="1" noChangeAspect="1"/>
-                    </pic:cNvPicPr>
-                  </pic:nvPicPr>
-                  <pic:blipFill>
-                    <a:blip r:embed="rId9"/>
-                    <a:stretch>
-                      <a:fillRect/>
-                    </a:stretch>
-                  </pic:blipFill>
-                  <pic:spPr bwMode="auto">
-                    <a:xfrm>
-                      <a:off x="0" y="0"/>
-                      <a:ext cx="2667000" cy="1710090"/>
-                    </a:xfrm>
-                    <a:prstGeom prst="rect">
-                      <a:avLst/>
-                    </a:prstGeom>
-                    <a:noFill/>
-                    <a:ln w="9525">
-                      <a:noFill/>
-                      <a:headEnd/>
-                      <a:tailEnd/>
-                    </a:ln>
-                  </pic:spPr>
-                </pic:pic>
-              </a:graphicData>
-            </a:graphic>
-          </wp:inline>
-        </w:drawing>
-      </w:r>
-    </w:p>
-    <w:p>
-      <w:pPr>
-        <w:pStyle w:val="BlockText"/>
-        <w:spacing w:before="40" w:after="160"/>
-        <w:jc w:val="center"/>
-      </w:pPr>
-      <w:r>
-        <w:rPr>
-          <w:rFonts w:hint="eastAsia" w:ascii="Times New Roman" w:hAnsi="Times New Roman" w:eastAsia="FangSong" w:cs="Times New Roman"/>
-          <w:b w:val="0"/>
-          <w:i w:val="0"/>
-          <w:sz w:val="21"/>
-        </w:rPr>
-        <w:t xml:space="preserve">图</w:t>
-      </w:r>
-      <w:r>
-        <w:rPr>
-          <w:rFonts w:ascii="Times New Roman" w:hAnsi="Times New Roman" w:eastAsia="FangSong" w:cs="Times New Roman"/>
-          <w:b w:val="0"/>
-          <w:i w:val="0"/>
-          <w:sz w:val="21"/>
-        </w:rPr>
-        <w:t xml:space="preserve"> </w:t>
-      </w:r>
-      <w:r>
-        <w:rPr>
-          <w:rFonts w:hint="eastAsia" w:ascii="Times New Roman" w:hAnsi="Times New Roman" w:eastAsia="FangSong" w:cs="Times New Roman"/>
-          <w:b w:val="0"/>
-          <w:i w:val="0"/>
-          <w:sz w:val="21"/>
-        </w:rPr>
-        <w:t>8-1：</w:t>
-      </w:r>
-      <w:r>
-        <w:rPr>
-          <w:rFonts w:hint="eastAsia" w:ascii="Times New Roman" w:hAnsi="Times New Roman" w:eastAsia="FangSong" w:cs="Times New Roman"/>
-          <w:b w:val="0"/>
-          <w:i w:val="0"/>
-          <w:sz w:val="21"/>
-        </w:rPr>
-        <w:t>八面体配位场轨道能级分裂</w:t>
-      </w:r>
-    </w:p>
-    <w:p>
-      <w:pPr>
-        <w:pStyle w:val="FirstParagraph"/>
+        <w:spacing w:before="120"/>
         <w:ind w:firstLine="420"/>
       </w:pPr>
       <w:r>
@@ -3885,6 +3934,7 @@
     <w:p>
       <w:pPr>
         <w:pStyle w:val="BodyText"/>
+        <w:spacing w:after="80"/>
         <w:ind w:firstLine="420"/>
       </w:pPr>
       <w:r>
@@ -4577,199 +4627,266 @@
         <w:t>。</w:t>
       </w:r>
     </w:p>
+    <w:tbl>
+      <w:tblPr>
+        <w:tblStyle w:val="Table"/>
+        <w:tblW w:type="pct" w:w="5000"/>
+        <w:tblLayout w:type="fixed"/>
+        <w:tblLook w:firstRow="1" w:lastRow="0" w:firstColumn="0" w:lastColumn="0" w:noHBand="0" w:noVBand="0" w:val="0020"/>
+        <w:jc w:val="center"/>
+        <w:tblBorders>
+          <w:top w:val="single" w:sz="12" w:space="0" w:color="333333"/>
+          <w:bottom w:val="single" w:sz="12" w:space="0" w:color="333333"/>
+          <w:left w:val="none"/>
+          <w:right w:val="none"/>
+          <w:insideH w:val="none"/>
+          <w:insideV w:val="none"/>
+        </w:tblBorders>
+      </w:tblPr>
+      <w:tblGrid>
+        <w:gridCol w:w="3960"/>
+        <w:gridCol w:w="3960"/>
+      </w:tblGrid>
+      <w:tr>
+        <w:trPr>
+          <w:tblHeader w:val="on"/>
+        </w:trPr>
+        <w:tc>
+          <w:tcPr>
+            <w:tcBorders>
+              <w:bottom w:val="single" w:sz="6" w:space="0" w:color="333333"/>
+            </w:tcBorders>
+          </w:tcPr>
+          <w:p>
+            <w:pPr>
+              <w:pStyle w:val="Compact"/>
+              <w:jc w:val="center"/>
+            </w:pPr>
+            <w:r>
+              <w:rPr>
+                <w:rFonts w:hint="eastAsia" w:ascii="Times New Roman" w:hAnsi="Times New Roman" w:eastAsia="SimHei" w:cs="Times New Roman"/>
+                <w:b/>
+              </w:rPr>
+              <w:t xml:space="preserve">高低自旋电子构型判据流程</w:t>
+            </w:r>
+          </w:p>
+        </w:tc>
+        <w:tc>
+          <w:tcPr>
+            <w:tcBorders>
+              <w:bottom w:val="single" w:sz="6" w:space="0" w:color="333333"/>
+            </w:tcBorders>
+          </w:tcPr>
+          <w:p>
+            <w:pPr>
+              <w:pStyle w:val="Compact"/>
+              <w:jc w:val="center"/>
+            </w:pPr>
+            <w:r>
+              <w:rPr>
+                <w:rFonts w:hint="eastAsia" w:ascii="Times New Roman" w:hAnsi="Times New Roman" w:eastAsia="SimHei" w:cs="Times New Roman"/>
+                <w:b/>
+              </w:rPr>
+              <w:t xml:space="preserve">光谱化学序列</w:t>
+            </w:r>
+          </w:p>
+        </w:tc>
+      </w:tr>
+      <w:tr>
+        <w:tc>
+          <w:tcPr/>
+          <w:p>
+            <w:pPr>
+              <w:pStyle w:val="Compact"/>
+              <w:jc w:val="center"/>
+            </w:pPr>
+            <w:r>
+              <w:rPr>
+                <w:rFonts w:ascii="Times New Roman" w:hAnsi="Times New Roman" w:eastAsia="Times New Roman" w:cs="Times New Roman"/>
+              </w:rPr>
+              <w:drawing>
+                <wp:inline>
+                  <wp:extent cx="2381250" cy="2197657"/>
+                  <wp:effectExtent b="0" l="0" r="0" t="0"/>
+                  <wp:docPr descr="" title="" id="13" name="Picture"/>
+                  <a:graphic>
+                    <a:graphicData uri="http://schemas.openxmlformats.org/drawingml/2006/picture">
+                      <pic:pic>
+                        <pic:nvPicPr>
+                          <pic:cNvPr descr="e2e8ec17997c6b450e61e34f4a577a45945dbb590b9d68d47c67c367085c1250.png" id="14" name="Picture"/>
+                          <pic:cNvPicPr>
+                            <a:picLocks noChangeArrowheads="1" noChangeAspect="1"/>
+                          </pic:cNvPicPr>
+                        </pic:nvPicPr>
+                        <pic:blipFill>
+                          <a:blip r:embed="rId12"/>
+                          <a:stretch>
+                            <a:fillRect/>
+                          </a:stretch>
+                        </pic:blipFill>
+                        <pic:spPr bwMode="auto">
+                          <a:xfrm>
+                            <a:off x="0" y="0"/>
+                            <a:ext cx="2381250" cy="2197657"/>
+                          </a:xfrm>
+                          <a:prstGeom prst="rect">
+                            <a:avLst/>
+                          </a:prstGeom>
+                          <a:noFill/>
+                          <a:ln w="9525">
+                            <a:noFill/>
+                            <a:headEnd/>
+                            <a:tailEnd/>
+                          </a:ln>
+                        </pic:spPr>
+                      </pic:pic>
+                    </a:graphicData>
+                  </a:graphic>
+                </wp:inline>
+              </w:drawing>
+            </w:r>
+          </w:p>
+        </w:tc>
+        <w:tc>
+          <w:tcPr/>
+          <w:p>
+            <w:pPr>
+              <w:pStyle w:val="Compact"/>
+              <w:jc w:val="center"/>
+            </w:pPr>
+            <w:r>
+              <w:rPr>
+                <w:rFonts w:ascii="Times New Roman" w:hAnsi="Times New Roman" w:eastAsia="Times New Roman" w:cs="Times New Roman"/>
+              </w:rPr>
+              <w:drawing>
+                <wp:inline>
+                  <wp:extent cx="2381250" cy="819899"/>
+                  <wp:effectExtent b="0" l="0" r="0" t="0"/>
+                  <wp:docPr descr="" title="" id="16" name="Picture"/>
+                  <a:graphic>
+                    <a:graphicData uri="http://schemas.openxmlformats.org/drawingml/2006/picture">
+                      <pic:pic>
+                        <pic:nvPicPr>
+                          <pic:cNvPr descr="d72347c3cfbe30dc1a3de473003eec8081ff501dd0bd3a719c73a5b18f824230.png" id="17" name="Picture"/>
+                          <pic:cNvPicPr>
+                            <a:picLocks noChangeArrowheads="1" noChangeAspect="1"/>
+                          </pic:cNvPicPr>
+                        </pic:nvPicPr>
+                        <pic:blipFill>
+                          <a:blip r:embed="rId15"/>
+                          <a:stretch>
+                            <a:fillRect/>
+                          </a:stretch>
+                        </pic:blipFill>
+                        <pic:spPr bwMode="auto">
+                          <a:xfrm>
+                            <a:off x="0" y="0"/>
+                            <a:ext cx="2381250" cy="819899"/>
+                          </a:xfrm>
+                          <a:prstGeom prst="rect">
+                            <a:avLst/>
+                          </a:prstGeom>
+                          <a:noFill/>
+                          <a:ln w="9525">
+                            <a:noFill/>
+                            <a:headEnd/>
+                            <a:tailEnd/>
+                          </a:ln>
+                        </pic:spPr>
+                      </pic:pic>
+                    </a:graphicData>
+                  </a:graphic>
+                </wp:inline>
+              </w:drawing>
+            </w:r>
+          </w:p>
+        </w:tc>
+      </w:tr>
+      <w:tr>
+        <w:tc>
+          <w:tcPr/>
+          <w:p>
+            <w:pPr>
+              <w:pStyle w:val="Compact"/>
+              <w:jc w:val="center"/>
+            </w:pPr>
+            <w:r>
+              <w:rPr>
+                <w:rFonts w:ascii="Times New Roman" w:hAnsi="Times New Roman" w:eastAsia="Times New Roman" w:cs="Times New Roman"/>
+              </w:rPr>
+              <w:t xml:space="preserve">&gt; </w:t>
+            </w:r>
+            <w:r>
+              <w:rPr>
+                <w:rFonts w:hint="eastAsia" w:ascii="Times New Roman" w:hAnsi="Times New Roman" w:eastAsia="FangSong" w:cs="Times New Roman"/>
+              </w:rPr>
+              <w:t xml:space="preserve">图</w:t>
+            </w:r>
+            <w:r>
+              <w:rPr>
+                <w:rFonts w:ascii="Times New Roman" w:hAnsi="Times New Roman" w:eastAsia="Times New Roman" w:cs="Times New Roman"/>
+              </w:rPr>
+              <w:t xml:space="preserve"> </w:t>
+            </w:r>
+            <w:r>
+              <w:rPr>
+                <w:rFonts w:hint="eastAsia" w:ascii="Times New Roman" w:hAnsi="Times New Roman" w:eastAsia="Times New Roman" w:cs="Times New Roman"/>
+              </w:rPr>
+              <w:t>8-2：</w:t>
+            </w:r>
+            <w:r>
+              <w:rPr>
+                <w:rFonts w:hint="eastAsia" w:ascii="Times New Roman" w:hAnsi="Times New Roman" w:eastAsia="FangSong" w:cs="Times New Roman"/>
+              </w:rPr>
+              <w:t>高低自旋电子构型判据流程</w:t>
+            </w:r>
+          </w:p>
+        </w:tc>
+        <w:tc>
+          <w:tcPr/>
+          <w:p>
+            <w:pPr>
+              <w:pStyle w:val="Compact"/>
+              <w:jc w:val="center"/>
+            </w:pPr>
+            <w:r>
+              <w:rPr>
+                <w:rFonts w:ascii="Times New Roman" w:hAnsi="Times New Roman" w:eastAsia="Times New Roman" w:cs="Times New Roman"/>
+              </w:rPr>
+              <w:t xml:space="preserve">&gt; </w:t>
+            </w:r>
+            <w:r>
+              <w:rPr>
+                <w:rFonts w:hint="eastAsia" w:ascii="Times New Roman" w:hAnsi="Times New Roman" w:eastAsia="FangSong" w:cs="Times New Roman"/>
+              </w:rPr>
+              <w:t xml:space="preserve">图</w:t>
+            </w:r>
+            <w:r>
+              <w:rPr>
+                <w:rFonts w:ascii="Times New Roman" w:hAnsi="Times New Roman" w:eastAsia="Times New Roman" w:cs="Times New Roman"/>
+              </w:rPr>
+              <w:t xml:space="preserve"> </w:t>
+            </w:r>
+            <w:r>
+              <w:rPr>
+                <w:rFonts w:hint="eastAsia" w:ascii="Times New Roman" w:hAnsi="Times New Roman" w:eastAsia="Times New Roman" w:cs="Times New Roman"/>
+              </w:rPr>
+              <w:t>8-3：</w:t>
+            </w:r>
+            <w:r>
+              <w:rPr>
+                <w:rFonts w:hint="eastAsia" w:ascii="Times New Roman" w:hAnsi="Times New Roman" w:eastAsia="FangSong" w:cs="Times New Roman"/>
+              </w:rPr>
+              <w:t>光谱化学序列与配位场强演化</w:t>
+            </w:r>
+          </w:p>
+        </w:tc>
+      </w:tr>
+    </w:tbl>
     <w:p>
       <w:pPr>
         <w:pStyle w:val="BodyText"/>
-        <w:spacing w:before="160" w:after="80"/>
-        <w:jc w:val="center"/>
-      </w:pPr>
-      <w:r>
-        <w:rPr>
-          <w:rFonts w:ascii="Times New Roman" w:hAnsi="Times New Roman" w:eastAsia="Times New Roman" w:cs="Times New Roman"/>
-        </w:rPr>
-        <w:drawing>
-          <wp:inline>
-            <wp:extent cx="2667000" cy="2461376"/>
-            <wp:effectExtent b="0" l="0" r="0" t="0"/>
-            <wp:docPr descr="" title="" id="13" name="Picture"/>
-            <a:graphic>
-              <a:graphicData uri="http://schemas.openxmlformats.org/drawingml/2006/picture">
-                <pic:pic>
-                  <pic:nvPicPr>
-                    <pic:cNvPr descr="e2e8ec17997c6b450e61e34f4a577a45945dbb590b9d68d47c67c367085c1250.png" id="14" name="Picture"/>
-                    <pic:cNvPicPr>
-                      <a:picLocks noChangeArrowheads="1" noChangeAspect="1"/>
-                    </pic:cNvPicPr>
-                  </pic:nvPicPr>
-                  <pic:blipFill>
-                    <a:blip r:embed="rId12"/>
-                    <a:stretch>
-                      <a:fillRect/>
-                    </a:stretch>
-                  </pic:blipFill>
-                  <pic:spPr bwMode="auto">
-                    <a:xfrm>
-                      <a:off x="0" y="0"/>
-                      <a:ext cx="2667000" cy="2461376"/>
-                    </a:xfrm>
-                    <a:prstGeom prst="rect">
-                      <a:avLst/>
-                    </a:prstGeom>
-                    <a:noFill/>
-                    <a:ln w="9525">
-                      <a:noFill/>
-                      <a:headEnd/>
-                      <a:tailEnd/>
-                    </a:ln>
-                  </pic:spPr>
-                </pic:pic>
-              </a:graphicData>
-            </a:graphic>
-          </wp:inline>
-        </w:drawing>
-      </w:r>
-    </w:p>
-    <w:p>
-      <w:pPr>
-        <w:pStyle w:val="BlockText"/>
-        <w:spacing w:before="40" w:after="160"/>
-        <w:jc w:val="center"/>
-      </w:pPr>
-      <w:r>
-        <w:rPr>
-          <w:rFonts w:hint="eastAsia" w:ascii="Times New Roman" w:hAnsi="Times New Roman" w:eastAsia="FangSong" w:cs="Times New Roman"/>
-          <w:b w:val="0"/>
-          <w:i w:val="0"/>
-          <w:sz w:val="21"/>
-        </w:rPr>
-        <w:t xml:space="preserve">图</w:t>
-      </w:r>
-      <w:r>
-        <w:rPr>
-          <w:rFonts w:ascii="Times New Roman" w:hAnsi="Times New Roman" w:eastAsia="FangSong" w:cs="Times New Roman"/>
-          <w:b w:val="0"/>
-          <w:i w:val="0"/>
-          <w:sz w:val="21"/>
-        </w:rPr>
-        <w:t xml:space="preserve"> </w:t>
-      </w:r>
-      <w:r>
-        <w:rPr>
-          <w:rFonts w:hint="eastAsia" w:ascii="Times New Roman" w:hAnsi="Times New Roman" w:eastAsia="FangSong" w:cs="Times New Roman"/>
-          <w:b w:val="0"/>
-          <w:i w:val="0"/>
-          <w:sz w:val="21"/>
-        </w:rPr>
-        <w:t>8-2：</w:t>
-      </w:r>
-      <w:r>
-        <w:rPr>
-          <w:rFonts w:hint="eastAsia" w:ascii="Times New Roman" w:hAnsi="Times New Roman" w:eastAsia="FangSong" w:cs="Times New Roman"/>
-          <w:b w:val="0"/>
-          <w:i w:val="0"/>
-          <w:sz w:val="21"/>
-        </w:rPr>
-        <w:t>高低自旋电子构型判据流程</w:t>
-      </w:r>
-    </w:p>
-    <w:p>
-      <w:pPr>
-        <w:pStyle w:val="FirstParagraph"/>
-        <w:spacing w:before="160" w:after="80"/>
-        <w:jc w:val="center"/>
-      </w:pPr>
-      <w:r>
-        <w:rPr>
-          <w:rFonts w:ascii="Times New Roman" w:hAnsi="Times New Roman" w:eastAsia="Times New Roman" w:cs="Times New Roman"/>
-        </w:rPr>
-        <w:drawing>
-          <wp:inline>
-            <wp:extent cx="2667000" cy="918286"/>
-            <wp:effectExtent b="0" l="0" r="0" t="0"/>
-            <wp:docPr descr="" title="" id="16" name="Picture"/>
-            <a:graphic>
-              <a:graphicData uri="http://schemas.openxmlformats.org/drawingml/2006/picture">
-                <pic:pic>
-                  <pic:nvPicPr>
-                    <pic:cNvPr descr="d72347c3cfbe30dc1a3de473003eec8081ff501dd0bd3a719c73a5b18f824230.png" id="17" name="Picture"/>
-                    <pic:cNvPicPr>
-                      <a:picLocks noChangeArrowheads="1" noChangeAspect="1"/>
-                    </pic:cNvPicPr>
-                  </pic:nvPicPr>
-                  <pic:blipFill>
-                    <a:blip r:embed="rId15"/>
-                    <a:stretch>
-                      <a:fillRect/>
-                    </a:stretch>
-                  </pic:blipFill>
-                  <pic:spPr bwMode="auto">
-                    <a:xfrm>
-                      <a:off x="0" y="0"/>
-                      <a:ext cx="2667000" cy="918286"/>
-                    </a:xfrm>
-                    <a:prstGeom prst="rect">
-                      <a:avLst/>
-                    </a:prstGeom>
-                    <a:noFill/>
-                    <a:ln w="9525">
-                      <a:noFill/>
-                      <a:headEnd/>
-                      <a:tailEnd/>
-                    </a:ln>
-                  </pic:spPr>
-                </pic:pic>
-              </a:graphicData>
-            </a:graphic>
-          </wp:inline>
-        </w:drawing>
-      </w:r>
-    </w:p>
-    <w:p>
-      <w:pPr>
-        <w:pStyle w:val="BlockText"/>
-        <w:spacing w:before="40" w:after="160"/>
-        <w:jc w:val="center"/>
-      </w:pPr>
-      <w:r>
-        <w:rPr>
-          <w:rFonts w:hint="eastAsia" w:ascii="Times New Roman" w:hAnsi="Times New Roman" w:eastAsia="FangSong" w:cs="Times New Roman"/>
-          <w:b w:val="0"/>
-          <w:i w:val="0"/>
-          <w:sz w:val="21"/>
-        </w:rPr>
-        <w:t xml:space="preserve">图</w:t>
-      </w:r>
-      <w:r>
-        <w:rPr>
-          <w:rFonts w:ascii="Times New Roman" w:hAnsi="Times New Roman" w:eastAsia="FangSong" w:cs="Times New Roman"/>
-          <w:b w:val="0"/>
-          <w:i w:val="0"/>
-          <w:sz w:val="21"/>
-        </w:rPr>
-        <w:t xml:space="preserve"> </w:t>
-      </w:r>
-      <w:r>
-        <w:rPr>
-          <w:rFonts w:hint="eastAsia" w:ascii="Times New Roman" w:hAnsi="Times New Roman" w:eastAsia="FangSong" w:cs="Times New Roman"/>
-          <w:b w:val="0"/>
-          <w:i w:val="0"/>
-          <w:sz w:val="21"/>
-        </w:rPr>
-        <w:t>8-3：</w:t>
-      </w:r>
-      <w:r>
-        <w:rPr>
-          <w:rFonts w:hint="eastAsia" w:ascii="Times New Roman" w:hAnsi="Times New Roman" w:eastAsia="FangSong" w:cs="Times New Roman"/>
-          <w:b w:val="0"/>
-          <w:i w:val="0"/>
-          <w:sz w:val="21"/>
-        </w:rPr>
-        <w:t>光谱化学序列与配位场强演化</w:t>
-      </w:r>
-    </w:p>
-    <w:p>
-      <w:pPr>
-        <w:pStyle w:val="FirstParagraph"/>
+        <w:spacing w:before="120"/>
         <w:ind w:firstLine="420"/>
       </w:pPr>
       <w:r>
@@ -5989,6 +6106,7 @@
     <w:p>
       <w:pPr>
         <w:pStyle w:val="BodyText"/>
+        <w:spacing w:after="80"/>
         <w:ind w:firstLine="420"/>
       </w:pPr>
       <w:r>
@@ -6539,104 +6657,152 @@
         <w:t>。</w:t>
       </w:r>
     </w:p>
+    <w:tbl>
+      <w:tblPr>
+        <w:tblStyle w:val="Table"/>
+        <w:tblW w:type="pct" w:w="5000"/>
+        <w:tblLayout w:type="fixed"/>
+        <w:tblLook w:firstRow="1" w:lastRow="0" w:firstColumn="0" w:lastColumn="0" w:noHBand="0" w:noVBand="0" w:val="0020"/>
+        <w:jc w:val="center"/>
+        <w:tblBorders>
+          <w:top w:val="single" w:sz="12" w:space="0" w:color="333333"/>
+          <w:bottom w:val="single" w:sz="12" w:space="0" w:color="333333"/>
+          <w:left w:val="none"/>
+          <w:right w:val="none"/>
+          <w:insideH w:val="none"/>
+          <w:insideV w:val="none"/>
+        </w:tblBorders>
+      </w:tblPr>
+      <w:tblGrid>
+        <w:gridCol w:w="7920"/>
+      </w:tblGrid>
+      <w:tr>
+        <w:trPr>
+          <w:tblHeader w:val="on"/>
+        </w:trPr>
+        <w:tc>
+          <w:tcPr>
+            <w:tcBorders>
+              <w:bottom w:val="single" w:sz="6" w:space="0" w:color="333333"/>
+            </w:tcBorders>
+          </w:tcPr>
+          <w:p>
+            <w:pPr>
+              <w:pStyle w:val="Compact"/>
+              <w:jc w:val="center"/>
+            </w:pPr>
+            <w:r>
+              <w:rPr>
+                <w:rFonts w:hint="eastAsia" w:ascii="Times New Roman" w:hAnsi="Times New Roman" w:eastAsia="SimHei" w:cs="Times New Roman"/>
+                <w:b/>
+              </w:rPr>
+              <w:t xml:space="preserve">三种对称场中轨道分裂对比</w:t>
+            </w:r>
+          </w:p>
+        </w:tc>
+      </w:tr>
+      <w:tr>
+        <w:tc>
+          <w:tcPr/>
+          <w:p>
+            <w:pPr>
+              <w:pStyle w:val="Compact"/>
+              <w:jc w:val="center"/>
+            </w:pPr>
+            <w:r>
+              <w:rPr>
+                <w:rFonts w:ascii="Times New Roman" w:hAnsi="Times New Roman" w:eastAsia="Times New Roman" w:cs="Times New Roman"/>
+              </w:rPr>
+              <w:drawing>
+                <wp:inline>
+                  <wp:extent cx="2667000" cy="1684020"/>
+                  <wp:effectExtent b="0" l="0" r="0" t="0"/>
+                  <wp:docPr descr="" title="" id="20" name="Picture"/>
+                  <a:graphic>
+                    <a:graphicData uri="http://schemas.openxmlformats.org/drawingml/2006/picture">
+                      <pic:pic>
+                        <pic:nvPicPr>
+                          <pic:cNvPr descr="f89e4c238e305a028de1a6948f88e8e271b32284021b9432e65674ef6d8a9e9a.png" id="21" name="Picture"/>
+                          <pic:cNvPicPr>
+                            <a:picLocks noChangeArrowheads="1" noChangeAspect="1"/>
+                          </pic:cNvPicPr>
+                        </pic:nvPicPr>
+                        <pic:blipFill>
+                          <a:blip r:embed="rId19"/>
+                          <a:stretch>
+                            <a:fillRect/>
+                          </a:stretch>
+                        </pic:blipFill>
+                        <pic:spPr bwMode="auto">
+                          <a:xfrm>
+                            <a:off x="0" y="0"/>
+                            <a:ext cx="2667000" cy="1684020"/>
+                          </a:xfrm>
+                          <a:prstGeom prst="rect">
+                            <a:avLst/>
+                          </a:prstGeom>
+                          <a:noFill/>
+                          <a:ln w="9525">
+                            <a:noFill/>
+                            <a:headEnd/>
+                            <a:tailEnd/>
+                          </a:ln>
+                        </pic:spPr>
+                      </pic:pic>
+                    </a:graphicData>
+                  </a:graphic>
+                </wp:inline>
+              </w:drawing>
+            </w:r>
+          </w:p>
+        </w:tc>
+      </w:tr>
+      <w:tr>
+        <w:tc>
+          <w:tcPr/>
+          <w:p>
+            <w:pPr>
+              <w:pStyle w:val="Compact"/>
+              <w:jc w:val="center"/>
+            </w:pPr>
+            <w:r>
+              <w:rPr>
+                <w:rFonts w:ascii="Times New Roman" w:hAnsi="Times New Roman" w:eastAsia="Times New Roman" w:cs="Times New Roman"/>
+              </w:rPr>
+              <w:t xml:space="preserve">&gt; </w:t>
+            </w:r>
+            <w:r>
+              <w:rPr>
+                <w:rFonts w:hint="eastAsia" w:ascii="Times New Roman" w:hAnsi="Times New Roman" w:eastAsia="FangSong" w:cs="Times New Roman"/>
+              </w:rPr>
+              <w:t xml:space="preserve">图</w:t>
+            </w:r>
+            <w:r>
+              <w:rPr>
+                <w:rFonts w:ascii="Times New Roman" w:hAnsi="Times New Roman" w:eastAsia="Times New Roman" w:cs="Times New Roman"/>
+              </w:rPr>
+              <w:t xml:space="preserve"> </w:t>
+            </w:r>
+            <w:r>
+              <w:rPr>
+                <w:rFonts w:hint="eastAsia" w:ascii="Times New Roman" w:hAnsi="Times New Roman" w:eastAsia="Times New Roman" w:cs="Times New Roman"/>
+              </w:rPr>
+              <w:t>8-4：</w:t>
+            </w:r>
+            <w:r>
+              <w:rPr>
+                <w:rFonts w:hint="eastAsia" w:ascii="Times New Roman" w:hAnsi="Times New Roman" w:eastAsia="FangSong" w:cs="Times New Roman"/>
+              </w:rPr>
+              <w:t>三种对称场中轨道分裂对比</w:t>
+            </w:r>
+          </w:p>
+        </w:tc>
+      </w:tr>
+    </w:tbl>
     <w:p>
       <w:pPr>
         <w:pStyle w:val="BodyText"/>
-        <w:spacing w:before="160" w:after="80"/>
-        <w:jc w:val="center"/>
-      </w:pPr>
-      <w:r>
-        <w:rPr>
-          <w:rFonts w:ascii="Times New Roman" w:hAnsi="Times New Roman" w:eastAsia="Times New Roman" w:cs="Times New Roman"/>
-        </w:rPr>
-        <w:drawing>
-          <wp:inline>
-            <wp:extent cx="2667000" cy="1684020"/>
-            <wp:effectExtent b="0" l="0" r="0" t="0"/>
-            <wp:docPr descr="" title="" id="20" name="Picture"/>
-            <a:graphic>
-              <a:graphicData uri="http://schemas.openxmlformats.org/drawingml/2006/picture">
-                <pic:pic>
-                  <pic:nvPicPr>
-                    <pic:cNvPr descr="f89e4c238e305a028de1a6948f88e8e271b32284021b9432e65674ef6d8a9e9a.png" id="21" name="Picture"/>
-                    <pic:cNvPicPr>
-                      <a:picLocks noChangeArrowheads="1" noChangeAspect="1"/>
-                    </pic:cNvPicPr>
-                  </pic:nvPicPr>
-                  <pic:blipFill>
-                    <a:blip r:embed="rId19"/>
-                    <a:stretch>
-                      <a:fillRect/>
-                    </a:stretch>
-                  </pic:blipFill>
-                  <pic:spPr bwMode="auto">
-                    <a:xfrm>
-                      <a:off x="0" y="0"/>
-                      <a:ext cx="2667000" cy="1684020"/>
-                    </a:xfrm>
-                    <a:prstGeom prst="rect">
-                      <a:avLst/>
-                    </a:prstGeom>
-                    <a:noFill/>
-                    <a:ln w="9525">
-                      <a:noFill/>
-                      <a:headEnd/>
-                      <a:tailEnd/>
-                    </a:ln>
-                  </pic:spPr>
-                </pic:pic>
-              </a:graphicData>
-            </a:graphic>
-          </wp:inline>
-        </w:drawing>
-      </w:r>
-    </w:p>
-    <w:p>
-      <w:pPr>
-        <w:pStyle w:val="BlockText"/>
-        <w:spacing w:before="40" w:after="160"/>
-        <w:jc w:val="center"/>
-      </w:pPr>
-      <w:r>
-        <w:rPr>
-          <w:rFonts w:hint="eastAsia" w:ascii="Times New Roman" w:hAnsi="Times New Roman" w:eastAsia="FangSong" w:cs="Times New Roman"/>
-          <w:b w:val="0"/>
-          <w:i w:val="0"/>
-          <w:sz w:val="21"/>
-        </w:rPr>
-        <w:t xml:space="preserve">图</w:t>
-      </w:r>
-      <w:r>
-        <w:rPr>
-          <w:rFonts w:ascii="Times New Roman" w:hAnsi="Times New Roman" w:eastAsia="FangSong" w:cs="Times New Roman"/>
-          <w:b w:val="0"/>
-          <w:i w:val="0"/>
-          <w:sz w:val="21"/>
-        </w:rPr>
-        <w:t xml:space="preserve"> </w:t>
-      </w:r>
-      <w:r>
-        <w:rPr>
-          <w:rFonts w:hint="eastAsia" w:ascii="Times New Roman" w:hAnsi="Times New Roman" w:eastAsia="FangSong" w:cs="Times New Roman"/>
-          <w:b w:val="0"/>
-          <w:i w:val="0"/>
-          <w:sz w:val="21"/>
-        </w:rPr>
-        <w:t>8-4：</w:t>
-      </w:r>
-      <w:r>
-        <w:rPr>
-          <w:rFonts w:hint="eastAsia" w:ascii="Times New Roman" w:hAnsi="Times New Roman" w:eastAsia="FangSong" w:cs="Times New Roman"/>
-          <w:b w:val="0"/>
-          <w:i w:val="0"/>
-          <w:sz w:val="21"/>
-        </w:rPr>
-        <w:t>三种对称场中轨道分裂对比</w:t>
-      </w:r>
-    </w:p>
-    <w:p>
-      <w:pPr>
-        <w:pStyle w:val="FirstParagraph"/>
+        <w:spacing w:before="120"/>
         <w:ind w:firstLine="420"/>
       </w:pPr>
       <w:r>
@@ -14117,6 +14283,7 @@
     <w:p>
       <w:pPr>
         <w:pStyle w:val="BodyText"/>
+        <w:spacing w:after="80"/>
         <w:ind w:firstLine="420"/>
       </w:pPr>
       <w:r>
@@ -14354,294 +14521,380 @@
         <w:t>。</w:t>
       </w:r>
     </w:p>
+    <w:tbl>
+      <w:tblPr>
+        <w:tblStyle w:val="Table"/>
+        <w:tblW w:type="pct" w:w="5000"/>
+        <w:tblLayout w:type="fixed"/>
+        <w:tblLook w:firstRow="1" w:lastRow="0" w:firstColumn="0" w:lastColumn="0" w:noHBand="0" w:noVBand="0" w:val="0020"/>
+        <w:jc w:val="center"/>
+        <w:tblBorders>
+          <w:top w:val="single" w:sz="12" w:space="0" w:color="333333"/>
+          <w:bottom w:val="single" w:sz="12" w:space="0" w:color="333333"/>
+          <w:left w:val="none"/>
+          <w:right w:val="none"/>
+          <w:insideH w:val="none"/>
+          <w:insideV w:val="none"/>
+        </w:tblBorders>
+      </w:tblPr>
+      <w:tblGrid>
+        <w:gridCol w:w="2640"/>
+        <w:gridCol w:w="2640"/>
+        <w:gridCol w:w="2640"/>
+      </w:tblGrid>
+      <w:tr>
+        <w:trPr>
+          <w:tblHeader w:val="on"/>
+        </w:trPr>
+        <w:tc>
+          <w:tcPr>
+            <w:tcBorders>
+              <w:bottom w:val="single" w:sz="6" w:space="0" w:color="333333"/>
+            </w:tcBorders>
+          </w:tcPr>
+          <w:p>
+            <w:pPr>
+              <w:pStyle w:val="Compact"/>
+              <w:jc w:val="center"/>
+            </w:pPr>
+            <w:r>
+              <w:rPr>
+                <w:rFonts w:hint="eastAsia" w:ascii="Times New Roman" w:hAnsi="Times New Roman" w:eastAsia="SimHei" w:cs="Times New Roman"/>
+                <w:b/>
+              </w:rPr>
+              <w:t xml:space="preserve">二电子体系田边菅野能级图</w:t>
+            </w:r>
+          </w:p>
+        </w:tc>
+        <w:tc>
+          <w:tcPr>
+            <w:tcBorders>
+              <w:bottom w:val="single" w:sz="6" w:space="0" w:color="333333"/>
+            </w:tcBorders>
+          </w:tcPr>
+          <w:p>
+            <w:pPr>
+              <w:pStyle w:val="Compact"/>
+              <w:jc w:val="center"/>
+            </w:pPr>
+            <w:r>
+              <w:rPr>
+                <w:rFonts w:hint="eastAsia" w:ascii="Times New Roman" w:hAnsi="Times New Roman" w:eastAsia="SimHei" w:cs="Times New Roman"/>
+                <w:b/>
+              </w:rPr>
+              <w:t xml:space="preserve">强场低自旋六电子电子排布</w:t>
+            </w:r>
+          </w:p>
+        </w:tc>
+        <w:tc>
+          <w:tcPr>
+            <w:tcBorders>
+              <w:bottom w:val="single" w:sz="6" w:space="0" w:color="333333"/>
+            </w:tcBorders>
+          </w:tcPr>
+          <w:p>
+            <w:pPr>
+              <w:pStyle w:val="Compact"/>
+              <w:jc w:val="center"/>
+            </w:pPr>
+            <w:r>
+              <w:rPr>
+                <w:rFonts w:hint="eastAsia" w:ascii="Times New Roman" w:hAnsi="Times New Roman" w:eastAsia="SimHei" w:cs="Times New Roman"/>
+                <w:b/>
+              </w:rPr>
+              <w:t xml:space="preserve">强场低自旋五电子电子排布</w:t>
+            </w:r>
+          </w:p>
+        </w:tc>
+      </w:tr>
+      <w:tr>
+        <w:tc>
+          <w:tcPr/>
+          <w:p>
+            <w:pPr>
+              <w:pStyle w:val="Compact"/>
+              <w:jc w:val="center"/>
+            </w:pPr>
+            <w:r>
+              <w:rPr>
+                <w:rFonts w:ascii="Times New Roman" w:hAnsi="Times New Roman" w:eastAsia="Times New Roman" w:cs="Times New Roman"/>
+              </w:rPr>
+              <w:drawing>
+                <wp:inline>
+                  <wp:extent cx="1666875" cy="2143497"/>
+                  <wp:effectExtent b="0" l="0" r="0" t="0"/>
+                  <wp:docPr descr="" title="" id="25" name="Picture"/>
+                  <a:graphic>
+                    <a:graphicData uri="http://schemas.openxmlformats.org/drawingml/2006/picture">
+                      <pic:pic>
+                        <pic:nvPicPr>
+                          <pic:cNvPr descr="TS_d2_diagram.png" id="26" name="Picture"/>
+                          <pic:cNvPicPr>
+                            <a:picLocks noChangeArrowheads="1" noChangeAspect="1"/>
+                          </pic:cNvPicPr>
+                        </pic:nvPicPr>
+                        <pic:blipFill>
+                          <a:blip r:embed="rId24"/>
+                          <a:stretch>
+                            <a:fillRect/>
+                          </a:stretch>
+                        </pic:blipFill>
+                        <pic:spPr bwMode="auto">
+                          <a:xfrm>
+                            <a:off x="0" y="0"/>
+                            <a:ext cx="1666875" cy="2143497"/>
+                          </a:xfrm>
+                          <a:prstGeom prst="rect">
+                            <a:avLst/>
+                          </a:prstGeom>
+                          <a:noFill/>
+                          <a:ln w="9525">
+                            <a:noFill/>
+                            <a:headEnd/>
+                            <a:tailEnd/>
+                          </a:ln>
+                        </pic:spPr>
+                      </pic:pic>
+                    </a:graphicData>
+                  </a:graphic>
+                </wp:inline>
+              </w:drawing>
+            </w:r>
+          </w:p>
+        </w:tc>
+        <w:tc>
+          <w:tcPr/>
+          <w:p>
+            <w:pPr>
+              <w:pStyle w:val="Compact"/>
+              <w:jc w:val="center"/>
+            </w:pPr>
+            <w:r>
+              <w:rPr>
+                <w:rFonts w:ascii="Times New Roman" w:hAnsi="Times New Roman" w:eastAsia="Times New Roman" w:cs="Times New Roman"/>
+              </w:rPr>
+              <w:drawing>
+                <wp:inline>
+                  <wp:extent cx="1666875" cy="1207316"/>
+                  <wp:effectExtent b="0" l="0" r="0" t="0"/>
+                  <wp:docPr descr="" title="" id="28" name="Picture"/>
+                  <a:graphic>
+                    <a:graphicData uri="http://schemas.openxmlformats.org/drawingml/2006/picture">
+                      <pic:pic>
+                        <pic:nvPicPr>
+                          <pic:cNvPr descr="7e6642f0118c9e10be90ae3e451f5fa94987e8f95dfc70afa90103026707f461.png" id="29" name="Picture"/>
+                          <pic:cNvPicPr>
+                            <a:picLocks noChangeArrowheads="1" noChangeAspect="1"/>
+                          </pic:cNvPicPr>
+                        </pic:nvPicPr>
+                        <pic:blipFill>
+                          <a:blip r:embed="rId27"/>
+                          <a:stretch>
+                            <a:fillRect/>
+                          </a:stretch>
+                        </pic:blipFill>
+                        <pic:spPr bwMode="auto">
+                          <a:xfrm>
+                            <a:off x="0" y="0"/>
+                            <a:ext cx="1666875" cy="1207316"/>
+                          </a:xfrm>
+                          <a:prstGeom prst="rect">
+                            <a:avLst/>
+                          </a:prstGeom>
+                          <a:noFill/>
+                          <a:ln w="9525">
+                            <a:noFill/>
+                            <a:headEnd/>
+                            <a:tailEnd/>
+                          </a:ln>
+                        </pic:spPr>
+                      </pic:pic>
+                    </a:graphicData>
+                  </a:graphic>
+                </wp:inline>
+              </w:drawing>
+            </w:r>
+          </w:p>
+        </w:tc>
+        <w:tc>
+          <w:tcPr/>
+          <w:p>
+            <w:pPr>
+              <w:pStyle w:val="Compact"/>
+              <w:jc w:val="center"/>
+            </w:pPr>
+            <w:r>
+              <w:rPr>
+                <w:rFonts w:ascii="Times New Roman" w:hAnsi="Times New Roman" w:eastAsia="Times New Roman" w:cs="Times New Roman"/>
+              </w:rPr>
+              <w:drawing>
+                <wp:inline>
+                  <wp:extent cx="1666875" cy="1207316"/>
+                  <wp:effectExtent b="0" l="0" r="0" t="0"/>
+                  <wp:docPr descr="" title="" id="31" name="Picture"/>
+                  <a:graphic>
+                    <a:graphicData uri="http://schemas.openxmlformats.org/drawingml/2006/picture">
+                      <pic:pic>
+                        <pic:nvPicPr>
+                          <pic:cNvPr descr="462bb0d51f4637d925499fad2c2e01f24b48b239d705bc64144785b551d67ed4.png" id="32" name="Picture"/>
+                          <pic:cNvPicPr>
+                            <a:picLocks noChangeArrowheads="1" noChangeAspect="1"/>
+                          </pic:cNvPicPr>
+                        </pic:nvPicPr>
+                        <pic:blipFill>
+                          <a:blip r:embed="rId30"/>
+                          <a:stretch>
+                            <a:fillRect/>
+                          </a:stretch>
+                        </pic:blipFill>
+                        <pic:spPr bwMode="auto">
+                          <a:xfrm>
+                            <a:off x="0" y="0"/>
+                            <a:ext cx="1666875" cy="1207316"/>
+                          </a:xfrm>
+                          <a:prstGeom prst="rect">
+                            <a:avLst/>
+                          </a:prstGeom>
+                          <a:noFill/>
+                          <a:ln w="9525">
+                            <a:noFill/>
+                            <a:headEnd/>
+                            <a:tailEnd/>
+                          </a:ln>
+                        </pic:spPr>
+                      </pic:pic>
+                    </a:graphicData>
+                  </a:graphic>
+                </wp:inline>
+              </w:drawing>
+            </w:r>
+          </w:p>
+        </w:tc>
+      </w:tr>
+      <w:tr>
+        <w:tc>
+          <w:tcPr/>
+          <w:p>
+            <w:pPr>
+              <w:pStyle w:val="Compact"/>
+              <w:jc w:val="center"/>
+            </w:pPr>
+            <w:r>
+              <w:rPr>
+                <w:rFonts w:ascii="Times New Roman" w:hAnsi="Times New Roman" w:eastAsia="Times New Roman" w:cs="Times New Roman"/>
+              </w:rPr>
+              <w:t xml:space="preserve">&gt; </w:t>
+            </w:r>
+            <w:r>
+              <w:rPr>
+                <w:rFonts w:hint="eastAsia" w:ascii="Times New Roman" w:hAnsi="Times New Roman" w:eastAsia="FangSong" w:cs="Times New Roman"/>
+              </w:rPr>
+              <w:t xml:space="preserve">图</w:t>
+            </w:r>
+            <w:r>
+              <w:rPr>
+                <w:rFonts w:ascii="Times New Roman" w:hAnsi="Times New Roman" w:eastAsia="Times New Roman" w:cs="Times New Roman"/>
+              </w:rPr>
+              <w:t xml:space="preserve"> </w:t>
+            </w:r>
+            <w:r>
+              <w:rPr>
+                <w:rFonts w:hint="eastAsia" w:ascii="Times New Roman" w:hAnsi="Times New Roman" w:eastAsia="Times New Roman" w:cs="Times New Roman"/>
+              </w:rPr>
+              <w:t>8-5：</w:t>
+            </w:r>
+            <w:r>
+              <w:rPr>
+                <w:rFonts w:hint="eastAsia" w:ascii="Times New Roman" w:hAnsi="Times New Roman" w:eastAsia="FangSong" w:cs="Times New Roman"/>
+              </w:rPr>
+              <w:t>二电子体系田边菅野能级图</w:t>
+            </w:r>
+          </w:p>
+        </w:tc>
+        <w:tc>
+          <w:tcPr/>
+          <w:p>
+            <w:pPr>
+              <w:pStyle w:val="Compact"/>
+              <w:jc w:val="center"/>
+            </w:pPr>
+            <w:r>
+              <w:rPr>
+                <w:rFonts w:ascii="Times New Roman" w:hAnsi="Times New Roman" w:eastAsia="Times New Roman" w:cs="Times New Roman"/>
+              </w:rPr>
+              <w:t xml:space="preserve">&gt; </w:t>
+            </w:r>
+            <w:r>
+              <w:rPr>
+                <w:rFonts w:hint="eastAsia" w:ascii="Times New Roman" w:hAnsi="Times New Roman" w:eastAsia="FangSong" w:cs="Times New Roman"/>
+              </w:rPr>
+              <w:t xml:space="preserve">图</w:t>
+            </w:r>
+            <w:r>
+              <w:rPr>
+                <w:rFonts w:ascii="Times New Roman" w:hAnsi="Times New Roman" w:eastAsia="Times New Roman" w:cs="Times New Roman"/>
+              </w:rPr>
+              <w:t xml:space="preserve"> </w:t>
+            </w:r>
+            <w:r>
+              <w:rPr>
+                <w:rFonts w:hint="eastAsia" w:ascii="Times New Roman" w:hAnsi="Times New Roman" w:eastAsia="Times New Roman" w:cs="Times New Roman"/>
+              </w:rPr>
+              <w:t>8-6：</w:t>
+            </w:r>
+            <w:r>
+              <w:rPr>
+                <w:rFonts w:hint="eastAsia" w:ascii="Times New Roman" w:hAnsi="Times New Roman" w:eastAsia="FangSong" w:cs="Times New Roman"/>
+              </w:rPr>
+              <w:t>强场低自旋六电子电子排布</w:t>
+            </w:r>
+          </w:p>
+        </w:tc>
+        <w:tc>
+          <w:tcPr/>
+          <w:p>
+            <w:pPr>
+              <w:pStyle w:val="Compact"/>
+              <w:jc w:val="center"/>
+            </w:pPr>
+            <w:r>
+              <w:rPr>
+                <w:rFonts w:ascii="Times New Roman" w:hAnsi="Times New Roman" w:eastAsia="Times New Roman" w:cs="Times New Roman"/>
+              </w:rPr>
+              <w:t xml:space="preserve">&gt; </w:t>
+            </w:r>
+            <w:r>
+              <w:rPr>
+                <w:rFonts w:hint="eastAsia" w:ascii="Times New Roman" w:hAnsi="Times New Roman" w:eastAsia="FangSong" w:cs="Times New Roman"/>
+              </w:rPr>
+              <w:t xml:space="preserve">图</w:t>
+            </w:r>
+            <w:r>
+              <w:rPr>
+                <w:rFonts w:ascii="Times New Roman" w:hAnsi="Times New Roman" w:eastAsia="Times New Roman" w:cs="Times New Roman"/>
+              </w:rPr>
+              <w:t xml:space="preserve"> </w:t>
+            </w:r>
+            <w:r>
+              <w:rPr>
+                <w:rFonts w:hint="eastAsia" w:ascii="Times New Roman" w:hAnsi="Times New Roman" w:eastAsia="Times New Roman" w:cs="Times New Roman"/>
+              </w:rPr>
+              <w:t>8-7：</w:t>
+            </w:r>
+            <w:r>
+              <w:rPr>
+                <w:rFonts w:hint="eastAsia" w:ascii="Times New Roman" w:hAnsi="Times New Roman" w:eastAsia="FangSong" w:cs="Times New Roman"/>
+              </w:rPr>
+              <w:t>强场低自旋五电子电子排布</w:t>
+            </w:r>
+          </w:p>
+        </w:tc>
+      </w:tr>
+    </w:tbl>
     <w:p>
       <w:pPr>
         <w:pStyle w:val="BodyText"/>
-        <w:spacing w:before="160" w:after="80"/>
-        <w:jc w:val="center"/>
-      </w:pPr>
-      <w:r>
-        <w:rPr>
-          <w:rFonts w:ascii="Times New Roman" w:hAnsi="Times New Roman" w:eastAsia="Times New Roman" w:cs="Times New Roman"/>
-        </w:rPr>
-        <w:drawing>
-          <wp:inline>
-            <wp:extent cx="2667000" cy="3429595"/>
-            <wp:effectExtent b="0" l="0" r="0" t="0"/>
-            <wp:docPr descr="" title="" id="25" name="Picture"/>
-            <a:graphic>
-              <a:graphicData uri="http://schemas.openxmlformats.org/drawingml/2006/picture">
-                <pic:pic>
-                  <pic:nvPicPr>
-                    <pic:cNvPr descr="TS_d2_diagram.png" id="26" name="Picture"/>
-                    <pic:cNvPicPr>
-                      <a:picLocks noChangeArrowheads="1" noChangeAspect="1"/>
-                    </pic:cNvPicPr>
-                  </pic:nvPicPr>
-                  <pic:blipFill>
-                    <a:blip r:embed="rId24"/>
-                    <a:stretch>
-                      <a:fillRect/>
-                    </a:stretch>
-                  </pic:blipFill>
-                  <pic:spPr bwMode="auto">
-                    <a:xfrm>
-                      <a:off x="0" y="0"/>
-                      <a:ext cx="2667000" cy="3429595"/>
-                    </a:xfrm>
-                    <a:prstGeom prst="rect">
-                      <a:avLst/>
-                    </a:prstGeom>
-                    <a:noFill/>
-                    <a:ln w="9525">
-                      <a:noFill/>
-                      <a:headEnd/>
-                      <a:tailEnd/>
-                    </a:ln>
-                  </pic:spPr>
-                </pic:pic>
-              </a:graphicData>
-            </a:graphic>
-          </wp:inline>
-        </w:drawing>
-      </w:r>
-    </w:p>
-    <w:p>
-      <w:pPr>
-        <w:pStyle w:val="BlockText"/>
-        <w:spacing w:before="40" w:after="160"/>
-        <w:jc w:val="center"/>
-      </w:pPr>
-      <w:r>
-        <w:rPr>
-          <w:rFonts w:hint="eastAsia" w:ascii="Times New Roman" w:hAnsi="Times New Roman" w:eastAsia="FangSong" w:cs="Times New Roman"/>
-          <w:b w:val="0"/>
-          <w:i w:val="0"/>
-          <w:sz w:val="21"/>
-        </w:rPr>
-        <w:t xml:space="preserve">图</w:t>
-      </w:r>
-      <w:r>
-        <w:rPr>
-          <w:rFonts w:ascii="Times New Roman" w:hAnsi="Times New Roman" w:eastAsia="FangSong" w:cs="Times New Roman"/>
-          <w:b w:val="0"/>
-          <w:i w:val="0"/>
-          <w:sz w:val="21"/>
-        </w:rPr>
-        <w:t xml:space="preserve"> </w:t>
-      </w:r>
-      <w:r>
-        <w:rPr>
-          <w:rFonts w:hint="eastAsia" w:ascii="Times New Roman" w:hAnsi="Times New Roman" w:eastAsia="FangSong" w:cs="Times New Roman"/>
-          <w:b w:val="0"/>
-          <w:i w:val="0"/>
-          <w:sz w:val="21"/>
-        </w:rPr>
-        <w:t>8-5：</w:t>
-      </w:r>
-      <w:r>
-        <w:rPr>
-          <w:rFonts w:hint="eastAsia" w:ascii="Times New Roman" w:hAnsi="Times New Roman" w:eastAsia="FangSong" w:cs="Times New Roman"/>
-          <w:b w:val="0"/>
-          <w:i w:val="0"/>
-          <w:sz w:val="21"/>
-        </w:rPr>
-        <w:t>二电子体系田边菅野能级图</w:t>
-      </w:r>
-    </w:p>
-    <w:p>
-      <w:pPr>
-        <w:pStyle w:val="FirstParagraph"/>
-        <w:spacing w:before="160" w:after="80"/>
-        <w:jc w:val="center"/>
-      </w:pPr>
-      <w:r>
-        <w:rPr>
-          <w:rFonts w:ascii="Times New Roman" w:hAnsi="Times New Roman" w:eastAsia="Times New Roman" w:cs="Times New Roman"/>
-        </w:rPr>
-        <w:drawing>
-          <wp:inline>
-            <wp:extent cx="2667000" cy="1931705"/>
-            <wp:effectExtent b="0" l="0" r="0" t="0"/>
-            <wp:docPr descr="" title="" id="28" name="Picture"/>
-            <a:graphic>
-              <a:graphicData uri="http://schemas.openxmlformats.org/drawingml/2006/picture">
-                <pic:pic>
-                  <pic:nvPicPr>
-                    <pic:cNvPr descr="7e6642f0118c9e10be90ae3e451f5fa94987e8f95dfc70afa90103026707f461.png" id="29" name="Picture"/>
-                    <pic:cNvPicPr>
-                      <a:picLocks noChangeArrowheads="1" noChangeAspect="1"/>
-                    </pic:cNvPicPr>
-                  </pic:nvPicPr>
-                  <pic:blipFill>
-                    <a:blip r:embed="rId27"/>
-                    <a:stretch>
-                      <a:fillRect/>
-                    </a:stretch>
-                  </pic:blipFill>
-                  <pic:spPr bwMode="auto">
-                    <a:xfrm>
-                      <a:off x="0" y="0"/>
-                      <a:ext cx="2667000" cy="1931705"/>
-                    </a:xfrm>
-                    <a:prstGeom prst="rect">
-                      <a:avLst/>
-                    </a:prstGeom>
-                    <a:noFill/>
-                    <a:ln w="9525">
-                      <a:noFill/>
-                      <a:headEnd/>
-                      <a:tailEnd/>
-                    </a:ln>
-                  </pic:spPr>
-                </pic:pic>
-              </a:graphicData>
-            </a:graphic>
-          </wp:inline>
-        </w:drawing>
-      </w:r>
-    </w:p>
-    <w:p>
-      <w:pPr>
-        <w:pStyle w:val="BlockText"/>
-        <w:spacing w:before="40" w:after="160"/>
-        <w:jc w:val="center"/>
-      </w:pPr>
-      <w:r>
-        <w:rPr>
-          <w:rFonts w:hint="eastAsia" w:ascii="Times New Roman" w:hAnsi="Times New Roman" w:eastAsia="FangSong" w:cs="Times New Roman"/>
-          <w:b w:val="0"/>
-          <w:i w:val="0"/>
-          <w:sz w:val="21"/>
-        </w:rPr>
-        <w:t xml:space="preserve">图</w:t>
-      </w:r>
-      <w:r>
-        <w:rPr>
-          <w:rFonts w:ascii="Times New Roman" w:hAnsi="Times New Roman" w:eastAsia="FangSong" w:cs="Times New Roman"/>
-          <w:b w:val="0"/>
-          <w:i w:val="0"/>
-          <w:sz w:val="21"/>
-        </w:rPr>
-        <w:t xml:space="preserve"> </w:t>
-      </w:r>
-      <w:r>
-        <w:rPr>
-          <w:rFonts w:hint="eastAsia" w:ascii="Times New Roman" w:hAnsi="Times New Roman" w:eastAsia="FangSong" w:cs="Times New Roman"/>
-          <w:b w:val="0"/>
-          <w:i w:val="0"/>
-          <w:sz w:val="21"/>
-        </w:rPr>
-        <w:t>8-6：</w:t>
-      </w:r>
-      <w:r>
-        <w:rPr>
-          <w:rFonts w:hint="eastAsia" w:ascii="Times New Roman" w:hAnsi="Times New Roman" w:eastAsia="FangSong" w:cs="Times New Roman"/>
-          <w:b w:val="0"/>
-          <w:i w:val="0"/>
-          <w:sz w:val="21"/>
-        </w:rPr>
-        <w:t>强场低自旋六电子电子排布</w:t>
-      </w:r>
-    </w:p>
-    <w:p>
-      <w:pPr>
-        <w:pStyle w:val="FirstParagraph"/>
-        <w:spacing w:before="160" w:after="80"/>
-        <w:jc w:val="center"/>
-      </w:pPr>
-      <w:r>
-        <w:rPr>
-          <w:rFonts w:ascii="Times New Roman" w:hAnsi="Times New Roman" w:eastAsia="Times New Roman" w:cs="Times New Roman"/>
-        </w:rPr>
-        <w:drawing>
-          <wp:inline>
-            <wp:extent cx="2667000" cy="1931705"/>
-            <wp:effectExtent b="0" l="0" r="0" t="0"/>
-            <wp:docPr descr="" title="" id="31" name="Picture"/>
-            <a:graphic>
-              <a:graphicData uri="http://schemas.openxmlformats.org/drawingml/2006/picture">
-                <pic:pic>
-                  <pic:nvPicPr>
-                    <pic:cNvPr descr="462bb0d51f4637d925499fad2c2e01f24b48b239d705bc64144785b551d67ed4.png" id="32" name="Picture"/>
-                    <pic:cNvPicPr>
-                      <a:picLocks noChangeArrowheads="1" noChangeAspect="1"/>
-                    </pic:cNvPicPr>
-                  </pic:nvPicPr>
-                  <pic:blipFill>
-                    <a:blip r:embed="rId30"/>
-                    <a:stretch>
-                      <a:fillRect/>
-                    </a:stretch>
-                  </pic:blipFill>
-                  <pic:spPr bwMode="auto">
-                    <a:xfrm>
-                      <a:off x="0" y="0"/>
-                      <a:ext cx="2667000" cy="1931705"/>
-                    </a:xfrm>
-                    <a:prstGeom prst="rect">
-                      <a:avLst/>
-                    </a:prstGeom>
-                    <a:noFill/>
-                    <a:ln w="9525">
-                      <a:noFill/>
-                      <a:headEnd/>
-                      <a:tailEnd/>
-                    </a:ln>
-                  </pic:spPr>
-                </pic:pic>
-              </a:graphicData>
-            </a:graphic>
-          </wp:inline>
-        </w:drawing>
-      </w:r>
-    </w:p>
-    <w:p>
-      <w:pPr>
-        <w:pStyle w:val="BlockText"/>
-        <w:spacing w:before="40" w:after="160"/>
-        <w:jc w:val="center"/>
-      </w:pPr>
-      <w:r>
-        <w:rPr>
-          <w:rFonts w:hint="eastAsia" w:ascii="Times New Roman" w:hAnsi="Times New Roman" w:eastAsia="FangSong" w:cs="Times New Roman"/>
-          <w:b w:val="0"/>
-          <w:i w:val="0"/>
-          <w:sz w:val="21"/>
-        </w:rPr>
-        <w:t xml:space="preserve">图</w:t>
-      </w:r>
-      <w:r>
-        <w:rPr>
-          <w:rFonts w:ascii="Times New Roman" w:hAnsi="Times New Roman" w:eastAsia="FangSong" w:cs="Times New Roman"/>
-          <w:b w:val="0"/>
-          <w:i w:val="0"/>
-          <w:sz w:val="21"/>
-        </w:rPr>
-        <w:t xml:space="preserve"> </w:t>
-      </w:r>
-      <w:r>
-        <w:rPr>
-          <w:rFonts w:hint="eastAsia" w:ascii="Times New Roman" w:hAnsi="Times New Roman" w:eastAsia="FangSong" w:cs="Times New Roman"/>
-          <w:b w:val="0"/>
-          <w:i w:val="0"/>
-          <w:sz w:val="21"/>
-        </w:rPr>
-        <w:t>8-7：</w:t>
-      </w:r>
-      <w:r>
-        <w:rPr>
-          <w:rFonts w:hint="eastAsia" w:ascii="Times New Roman" w:hAnsi="Times New Roman" w:eastAsia="FangSong" w:cs="Times New Roman"/>
-          <w:b w:val="0"/>
-          <w:i w:val="0"/>
-          <w:sz w:val="21"/>
-        </w:rPr>
-        <w:t>强场低自旋五电子电子排布</w:t>
-      </w:r>
-    </w:p>
-    <w:p>
-      <w:pPr>
-        <w:pStyle w:val="FirstParagraph"/>
+        <w:spacing w:before="120"/>
         <w:ind w:firstLine="420"/>
       </w:pPr>
       <w:r>
@@ -20725,6 +20978,7 @@
     <w:p>
       <w:pPr>
         <w:pStyle w:val="BodyText"/>
+        <w:spacing w:after="80"/>
         <w:ind w:firstLine="420"/>
       </w:pPr>
       <w:r>
@@ -21411,199 +21665,266 @@
         <w:t xml:space="preserve">）。</w:t>
       </w:r>
     </w:p>
+    <w:tbl>
+      <w:tblPr>
+        <w:tblStyle w:val="Table"/>
+        <w:tblW w:type="pct" w:w="5000"/>
+        <w:tblLayout w:type="fixed"/>
+        <w:tblLook w:firstRow="1" w:lastRow="0" w:firstColumn="0" w:lastColumn="0" w:noHBand="0" w:noVBand="0" w:val="0020"/>
+        <w:jc w:val="center"/>
+        <w:tblBorders>
+          <w:top w:val="single" w:sz="12" w:space="0" w:color="333333"/>
+          <w:bottom w:val="single" w:sz="12" w:space="0" w:color="333333"/>
+          <w:left w:val="none"/>
+          <w:right w:val="none"/>
+          <w:insideH w:val="none"/>
+          <w:insideV w:val="none"/>
+        </w:tblBorders>
+      </w:tblPr>
+      <w:tblGrid>
+        <w:gridCol w:w="3960"/>
+        <w:gridCol w:w="3960"/>
+      </w:tblGrid>
+      <w:tr>
+        <w:trPr>
+          <w:tblHeader w:val="on"/>
+        </w:trPr>
+        <w:tc>
+          <w:tcPr>
+            <w:tcBorders>
+              <w:bottom w:val="single" w:sz="6" w:space="0" w:color="333333"/>
+            </w:tcBorders>
+          </w:tcPr>
+          <w:p>
+            <w:pPr>
+              <w:pStyle w:val="Compact"/>
+              <w:jc w:val="center"/>
+            </w:pPr>
+            <w:r>
+              <w:rPr>
+                <w:rFonts w:hint="eastAsia" w:ascii="Times New Roman" w:hAnsi="Times New Roman" w:eastAsia="SimHei" w:cs="Times New Roman"/>
+                <w:b/>
+              </w:rPr>
+              <w:t xml:space="preserve">九电子八面体四角拉伸畸变</w:t>
+            </w:r>
+          </w:p>
+        </w:tc>
+        <w:tc>
+          <w:tcPr>
+            <w:tcBorders>
+              <w:bottom w:val="single" w:sz="6" w:space="0" w:color="333333"/>
+            </w:tcBorders>
+          </w:tcPr>
+          <w:p>
+            <w:pPr>
+              <w:pStyle w:val="Compact"/>
+              <w:jc w:val="center"/>
+            </w:pPr>
+            <w:r>
+              <w:rPr>
+                <w:rFonts w:hint="eastAsia" w:ascii="Times New Roman" w:hAnsi="Times New Roman" w:eastAsia="SimHei" w:cs="Times New Roman"/>
+                <w:b/>
+              </w:rPr>
+              <w:t xml:space="preserve">强姜泰勒效应电子构型对比</w:t>
+            </w:r>
+          </w:p>
+        </w:tc>
+      </w:tr>
+      <w:tr>
+        <w:tc>
+          <w:tcPr/>
+          <w:p>
+            <w:pPr>
+              <w:pStyle w:val="Compact"/>
+              <w:jc w:val="center"/>
+            </w:pPr>
+            <w:r>
+              <w:rPr>
+                <w:rFonts w:ascii="Times New Roman" w:hAnsi="Times New Roman" w:eastAsia="Times New Roman" w:cs="Times New Roman"/>
+              </w:rPr>
+              <w:drawing>
+                <wp:inline>
+                  <wp:extent cx="2381250" cy="819881"/>
+                  <wp:effectExtent b="0" l="0" r="0" t="0"/>
+                  <wp:docPr descr="" title="" id="36" name="Picture"/>
+                  <a:graphic>
+                    <a:graphicData uri="http://schemas.openxmlformats.org/drawingml/2006/picture">
+                      <pic:pic>
+                        <pic:nvPicPr>
+                          <pic:cNvPr descr="733d5cd6b7c50c4f85af83fda6c8d39a5745cc400e8c51ada56accd436f38d99.jpg" id="37" name="Picture"/>
+                          <pic:cNvPicPr>
+                            <a:picLocks noChangeArrowheads="1" noChangeAspect="1"/>
+                          </pic:cNvPicPr>
+                        </pic:nvPicPr>
+                        <pic:blipFill>
+                          <a:blip r:embed="rId35"/>
+                          <a:stretch>
+                            <a:fillRect/>
+                          </a:stretch>
+                        </pic:blipFill>
+                        <pic:spPr bwMode="auto">
+                          <a:xfrm>
+                            <a:off x="0" y="0"/>
+                            <a:ext cx="2381250" cy="819881"/>
+                          </a:xfrm>
+                          <a:prstGeom prst="rect">
+                            <a:avLst/>
+                          </a:prstGeom>
+                          <a:noFill/>
+                          <a:ln w="9525">
+                            <a:noFill/>
+                            <a:headEnd/>
+                            <a:tailEnd/>
+                          </a:ln>
+                        </pic:spPr>
+                      </pic:pic>
+                    </a:graphicData>
+                  </a:graphic>
+                </wp:inline>
+              </w:drawing>
+            </w:r>
+          </w:p>
+        </w:tc>
+        <w:tc>
+          <w:tcPr/>
+          <w:p>
+            <w:pPr>
+              <w:pStyle w:val="Compact"/>
+              <w:jc w:val="center"/>
+            </w:pPr>
+            <w:r>
+              <w:rPr>
+                <w:rFonts w:ascii="Times New Roman" w:hAnsi="Times New Roman" w:eastAsia="Times New Roman" w:cs="Times New Roman"/>
+              </w:rPr>
+              <w:drawing>
+                <wp:inline>
+                  <wp:extent cx="2381250" cy="450000"/>
+                  <wp:effectExtent b="0" l="0" r="0" t="0"/>
+                  <wp:docPr descr="" title="" id="39" name="Picture"/>
+                  <a:graphic>
+                    <a:graphicData uri="http://schemas.openxmlformats.org/drawingml/2006/picture">
+                      <pic:pic>
+                        <pic:nvPicPr>
+                          <pic:cNvPr descr="f90ab8df6868eb136e8007f176fcd01336bdb483c7a7a314ed52ac04bf497cfc.jpg" id="40" name="Picture"/>
+                          <pic:cNvPicPr>
+                            <a:picLocks noChangeArrowheads="1" noChangeAspect="1"/>
+                          </pic:cNvPicPr>
+                        </pic:nvPicPr>
+                        <pic:blipFill>
+                          <a:blip r:embed="rId38"/>
+                          <a:stretch>
+                            <a:fillRect/>
+                          </a:stretch>
+                        </pic:blipFill>
+                        <pic:spPr bwMode="auto">
+                          <a:xfrm>
+                            <a:off x="0" y="0"/>
+                            <a:ext cx="2381250" cy="450000"/>
+                          </a:xfrm>
+                          <a:prstGeom prst="rect">
+                            <a:avLst/>
+                          </a:prstGeom>
+                          <a:noFill/>
+                          <a:ln w="9525">
+                            <a:noFill/>
+                            <a:headEnd/>
+                            <a:tailEnd/>
+                          </a:ln>
+                        </pic:spPr>
+                      </pic:pic>
+                    </a:graphicData>
+                  </a:graphic>
+                </wp:inline>
+              </w:drawing>
+            </w:r>
+          </w:p>
+        </w:tc>
+      </w:tr>
+      <w:tr>
+        <w:tc>
+          <w:tcPr/>
+          <w:p>
+            <w:pPr>
+              <w:pStyle w:val="Compact"/>
+              <w:jc w:val="center"/>
+            </w:pPr>
+            <w:r>
+              <w:rPr>
+                <w:rFonts w:ascii="Times New Roman" w:hAnsi="Times New Roman" w:eastAsia="Times New Roman" w:cs="Times New Roman"/>
+              </w:rPr>
+              <w:t xml:space="preserve">&gt; </w:t>
+            </w:r>
+            <w:r>
+              <w:rPr>
+                <w:rFonts w:hint="eastAsia" w:ascii="Times New Roman" w:hAnsi="Times New Roman" w:eastAsia="FangSong" w:cs="Times New Roman"/>
+              </w:rPr>
+              <w:t xml:space="preserve">图</w:t>
+            </w:r>
+            <w:r>
+              <w:rPr>
+                <w:rFonts w:ascii="Times New Roman" w:hAnsi="Times New Roman" w:eastAsia="Times New Roman" w:cs="Times New Roman"/>
+              </w:rPr>
+              <w:t xml:space="preserve"> </w:t>
+            </w:r>
+            <w:r>
+              <w:rPr>
+                <w:rFonts w:hint="eastAsia" w:ascii="Times New Roman" w:hAnsi="Times New Roman" w:eastAsia="Times New Roman" w:cs="Times New Roman"/>
+              </w:rPr>
+              <w:t>8-8：</w:t>
+            </w:r>
+            <w:r>
+              <w:rPr>
+                <w:rFonts w:hint="eastAsia" w:ascii="Times New Roman" w:hAnsi="Times New Roman" w:eastAsia="FangSong" w:cs="Times New Roman"/>
+              </w:rPr>
+              <w:t>九电子八面体四角拉伸畸变</w:t>
+            </w:r>
+          </w:p>
+        </w:tc>
+        <w:tc>
+          <w:tcPr/>
+          <w:p>
+            <w:pPr>
+              <w:pStyle w:val="Compact"/>
+              <w:jc w:val="center"/>
+            </w:pPr>
+            <w:r>
+              <w:rPr>
+                <w:rFonts w:ascii="Times New Roman" w:hAnsi="Times New Roman" w:eastAsia="Times New Roman" w:cs="Times New Roman"/>
+              </w:rPr>
+              <w:t xml:space="preserve">&gt; </w:t>
+            </w:r>
+            <w:r>
+              <w:rPr>
+                <w:rFonts w:hint="eastAsia" w:ascii="Times New Roman" w:hAnsi="Times New Roman" w:eastAsia="FangSong" w:cs="Times New Roman"/>
+              </w:rPr>
+              <w:t xml:space="preserve">图</w:t>
+            </w:r>
+            <w:r>
+              <w:rPr>
+                <w:rFonts w:ascii="Times New Roman" w:hAnsi="Times New Roman" w:eastAsia="Times New Roman" w:cs="Times New Roman"/>
+              </w:rPr>
+              <w:t xml:space="preserve"> </w:t>
+            </w:r>
+            <w:r>
+              <w:rPr>
+                <w:rFonts w:hint="eastAsia" w:ascii="Times New Roman" w:hAnsi="Times New Roman" w:eastAsia="Times New Roman" w:cs="Times New Roman"/>
+              </w:rPr>
+              <w:t>8-9：</w:t>
+            </w:r>
+            <w:r>
+              <w:rPr>
+                <w:rFonts w:hint="eastAsia" w:ascii="Times New Roman" w:hAnsi="Times New Roman" w:eastAsia="FangSong" w:cs="Times New Roman"/>
+              </w:rPr>
+              <w:t>强姜泰勒效应电子构型对比</w:t>
+            </w:r>
+          </w:p>
+        </w:tc>
+      </w:tr>
+    </w:tbl>
     <w:p>
       <w:pPr>
         <w:pStyle w:val="BodyText"/>
-        <w:spacing w:before="160" w:after="80"/>
-        <w:jc w:val="center"/>
-      </w:pPr>
-      <w:r>
-        <w:rPr>
-          <w:rFonts w:ascii="Times New Roman" w:hAnsi="Times New Roman" w:eastAsia="Times New Roman" w:cs="Times New Roman"/>
-        </w:rPr>
-        <w:drawing>
-          <wp:inline>
-            <wp:extent cx="2667000" cy="918267"/>
-            <wp:effectExtent b="0" l="0" r="0" t="0"/>
-            <wp:docPr descr="" title="" id="36" name="Picture"/>
-            <a:graphic>
-              <a:graphicData uri="http://schemas.openxmlformats.org/drawingml/2006/picture">
-                <pic:pic>
-                  <pic:nvPicPr>
-                    <pic:cNvPr descr="733d5cd6b7c50c4f85af83fda6c8d39a5745cc400e8c51ada56accd436f38d99.jpg" id="37" name="Picture"/>
-                    <pic:cNvPicPr>
-                      <a:picLocks noChangeArrowheads="1" noChangeAspect="1"/>
-                    </pic:cNvPicPr>
-                  </pic:nvPicPr>
-                  <pic:blipFill>
-                    <a:blip r:embed="rId35"/>
-                    <a:stretch>
-                      <a:fillRect/>
-                    </a:stretch>
-                  </pic:blipFill>
-                  <pic:spPr bwMode="auto">
-                    <a:xfrm>
-                      <a:off x="0" y="0"/>
-                      <a:ext cx="2667000" cy="918267"/>
-                    </a:xfrm>
-                    <a:prstGeom prst="rect">
-                      <a:avLst/>
-                    </a:prstGeom>
-                    <a:noFill/>
-                    <a:ln w="9525">
-                      <a:noFill/>
-                      <a:headEnd/>
-                      <a:tailEnd/>
-                    </a:ln>
-                  </pic:spPr>
-                </pic:pic>
-              </a:graphicData>
-            </a:graphic>
-          </wp:inline>
-        </w:drawing>
-      </w:r>
-    </w:p>
-    <w:p>
-      <w:pPr>
-        <w:pStyle w:val="BlockText"/>
-        <w:spacing w:before="40" w:after="160"/>
-        <w:jc w:val="center"/>
-      </w:pPr>
-      <w:r>
-        <w:rPr>
-          <w:rFonts w:hint="eastAsia" w:ascii="Times New Roman" w:hAnsi="Times New Roman" w:eastAsia="FangSong" w:cs="Times New Roman"/>
-          <w:b w:val="0"/>
-          <w:i w:val="0"/>
-          <w:sz w:val="21"/>
-        </w:rPr>
-        <w:t xml:space="preserve">图</w:t>
-      </w:r>
-      <w:r>
-        <w:rPr>
-          <w:rFonts w:ascii="Times New Roman" w:hAnsi="Times New Roman" w:eastAsia="FangSong" w:cs="Times New Roman"/>
-          <w:b w:val="0"/>
-          <w:i w:val="0"/>
-          <w:sz w:val="21"/>
-        </w:rPr>
-        <w:t xml:space="preserve"> </w:t>
-      </w:r>
-      <w:r>
-        <w:rPr>
-          <w:rFonts w:hint="eastAsia" w:ascii="Times New Roman" w:hAnsi="Times New Roman" w:eastAsia="FangSong" w:cs="Times New Roman"/>
-          <w:b w:val="0"/>
-          <w:i w:val="0"/>
-          <w:sz w:val="21"/>
-        </w:rPr>
-        <w:t>8-8：</w:t>
-      </w:r>
-      <w:r>
-        <w:rPr>
-          <w:rFonts w:hint="eastAsia" w:ascii="Times New Roman" w:hAnsi="Times New Roman" w:eastAsia="FangSong" w:cs="Times New Roman"/>
-          <w:b w:val="0"/>
-          <w:i w:val="0"/>
-          <w:sz w:val="21"/>
-        </w:rPr>
-        <w:t>九电子八面体四角拉伸畸变</w:t>
-      </w:r>
-    </w:p>
-    <w:p>
-      <w:pPr>
-        <w:pStyle w:val="FirstParagraph"/>
-        <w:spacing w:before="160" w:after="80"/>
-        <w:jc w:val="center"/>
-      </w:pPr>
-      <w:r>
-        <w:rPr>
-          <w:rFonts w:ascii="Times New Roman" w:hAnsi="Times New Roman" w:eastAsia="Times New Roman" w:cs="Times New Roman"/>
-        </w:rPr>
-        <w:drawing>
-          <wp:inline>
-            <wp:extent cx="2667000" cy="504000"/>
-            <wp:effectExtent b="0" l="0" r="0" t="0"/>
-            <wp:docPr descr="" title="" id="39" name="Picture"/>
-            <a:graphic>
-              <a:graphicData uri="http://schemas.openxmlformats.org/drawingml/2006/picture">
-                <pic:pic>
-                  <pic:nvPicPr>
-                    <pic:cNvPr descr="f90ab8df6868eb136e8007f176fcd01336bdb483c7a7a314ed52ac04bf497cfc.jpg" id="40" name="Picture"/>
-                    <pic:cNvPicPr>
-                      <a:picLocks noChangeArrowheads="1" noChangeAspect="1"/>
-                    </pic:cNvPicPr>
-                  </pic:nvPicPr>
-                  <pic:blipFill>
-                    <a:blip r:embed="rId38"/>
-                    <a:stretch>
-                      <a:fillRect/>
-                    </a:stretch>
-                  </pic:blipFill>
-                  <pic:spPr bwMode="auto">
-                    <a:xfrm>
-                      <a:off x="0" y="0"/>
-                      <a:ext cx="2667000" cy="504000"/>
-                    </a:xfrm>
-                    <a:prstGeom prst="rect">
-                      <a:avLst/>
-                    </a:prstGeom>
-                    <a:noFill/>
-                    <a:ln w="9525">
-                      <a:noFill/>
-                      <a:headEnd/>
-                      <a:tailEnd/>
-                    </a:ln>
-                  </pic:spPr>
-                </pic:pic>
-              </a:graphicData>
-            </a:graphic>
-          </wp:inline>
-        </w:drawing>
-      </w:r>
-    </w:p>
-    <w:p>
-      <w:pPr>
-        <w:pStyle w:val="BlockText"/>
-        <w:spacing w:before="40" w:after="160"/>
-        <w:jc w:val="center"/>
-      </w:pPr>
-      <w:r>
-        <w:rPr>
-          <w:rFonts w:hint="eastAsia" w:ascii="Times New Roman" w:hAnsi="Times New Roman" w:eastAsia="FangSong" w:cs="Times New Roman"/>
-          <w:b w:val="0"/>
-          <w:i w:val="0"/>
-          <w:sz w:val="21"/>
-        </w:rPr>
-        <w:t xml:space="preserve">图</w:t>
-      </w:r>
-      <w:r>
-        <w:rPr>
-          <w:rFonts w:ascii="Times New Roman" w:hAnsi="Times New Roman" w:eastAsia="FangSong" w:cs="Times New Roman"/>
-          <w:b w:val="0"/>
-          <w:i w:val="0"/>
-          <w:sz w:val="21"/>
-        </w:rPr>
-        <w:t xml:space="preserve"> </w:t>
-      </w:r>
-      <w:r>
-        <w:rPr>
-          <w:rFonts w:hint="eastAsia" w:ascii="Times New Roman" w:hAnsi="Times New Roman" w:eastAsia="FangSong" w:cs="Times New Roman"/>
-          <w:b w:val="0"/>
-          <w:i w:val="0"/>
-          <w:sz w:val="21"/>
-        </w:rPr>
-        <w:t>8-9：</w:t>
-      </w:r>
-      <w:r>
-        <w:rPr>
-          <w:rFonts w:hint="eastAsia" w:ascii="Times New Roman" w:hAnsi="Times New Roman" w:eastAsia="FangSong" w:cs="Times New Roman"/>
-          <w:b w:val="0"/>
-          <w:i w:val="0"/>
-          <w:sz w:val="21"/>
-        </w:rPr>
-        <w:t>强姜泰勒效应电子构型对比</w:t>
-      </w:r>
-    </w:p>
-    <w:p>
-      <w:pPr>
-        <w:pStyle w:val="FirstParagraph"/>
+        <w:spacing w:before="120"/>
         <w:ind w:firstLine="420"/>
       </w:pPr>
       <w:r>
@@ -22346,6 +22667,7 @@
     <w:p>
       <w:pPr>
         <w:pStyle w:val="BodyText"/>
+        <w:spacing w:after="80"/>
         <w:ind w:firstLine="420"/>
       </w:pPr>
       <w:r>
@@ -22881,199 +23203,266 @@
         <w:t>。</w:t>
       </w:r>
     </w:p>
+    <w:tbl>
+      <w:tblPr>
+        <w:tblStyle w:val="Table"/>
+        <w:tblW w:type="pct" w:w="5000"/>
+        <w:tblLayout w:type="fixed"/>
+        <w:tblLook w:firstRow="1" w:lastRow="0" w:firstColumn="0" w:lastColumn="0" w:noHBand="0" w:noVBand="0" w:val="0020"/>
+        <w:jc w:val="center"/>
+        <w:tblBorders>
+          <w:top w:val="single" w:sz="12" w:space="0" w:color="333333"/>
+          <w:bottom w:val="single" w:sz="12" w:space="0" w:color="333333"/>
+          <w:left w:val="none"/>
+          <w:right w:val="none"/>
+          <w:insideH w:val="none"/>
+          <w:insideV w:val="none"/>
+        </w:tblBorders>
+      </w:tblPr>
+      <w:tblGrid>
+        <w:gridCol w:w="3960"/>
+        <w:gridCol w:w="3960"/>
+      </w:tblGrid>
+      <w:tr>
+        <w:trPr>
+          <w:tblHeader w:val="on"/>
+        </w:trPr>
+        <w:tc>
+          <w:tcPr>
+            <w:tcBorders>
+              <w:bottom w:val="single" w:sz="6" w:space="0" w:color="333333"/>
+            </w:tcBorders>
+          </w:tcPr>
+          <w:p>
+            <w:pPr>
+              <w:pStyle w:val="Compact"/>
+              <w:jc w:val="center"/>
+            </w:pPr>
+            <w:r>
+              <w:rPr>
+                <w:rFonts w:hint="eastAsia" w:ascii="Times New Roman" w:hAnsi="Times New Roman" w:eastAsia="SimHei" w:cs="Times New Roman"/>
+                <w:b/>
+              </w:rPr>
+              <w:t xml:space="preserve">姜泰勒效应对水交换速率影</w:t>
+            </w:r>
+          </w:p>
+        </w:tc>
+        <w:tc>
+          <w:tcPr>
+            <w:tcBorders>
+              <w:bottom w:val="single" w:sz="6" w:space="0" w:color="333333"/>
+            </w:tcBorders>
+          </w:tcPr>
+          <w:p>
+            <w:pPr>
+              <w:pStyle w:val="Compact"/>
+              <w:jc w:val="center"/>
+            </w:pPr>
+            <w:r>
+              <w:rPr>
+                <w:rFonts w:hint="eastAsia" w:ascii="Times New Roman" w:hAnsi="Times New Roman" w:eastAsia="SimHei" w:cs="Times New Roman"/>
+                <w:b/>
+              </w:rPr>
+              <w:t xml:space="preserve">水交换速率常数双峰</w:t>
+            </w:r>
+          </w:p>
+        </w:tc>
+      </w:tr>
+      <w:tr>
+        <w:tc>
+          <w:tcPr/>
+          <w:p>
+            <w:pPr>
+              <w:pStyle w:val="Compact"/>
+              <w:jc w:val="center"/>
+            </w:pPr>
+            <w:r>
+              <w:rPr>
+                <w:rFonts w:ascii="Times New Roman" w:hAnsi="Times New Roman" w:eastAsia="Times New Roman" w:cs="Times New Roman"/>
+              </w:rPr>
+              <w:drawing>
+                <wp:inline>
+                  <wp:extent cx="2381250" cy="1315734"/>
+                  <wp:effectExtent b="0" l="0" r="0" t="0"/>
+                  <wp:docPr descr="" title="" id="42" name="Picture"/>
+                  <a:graphic>
+                    <a:graphicData uri="http://schemas.openxmlformats.org/drawingml/2006/picture">
+                      <pic:pic>
+                        <pic:nvPicPr>
+                          <pic:cNvPr descr="ee93040a7a663e19c733aaddd2f923a082b50591baeeb1ee85766b3e87157181.jpg" id="43" name="Picture"/>
+                          <pic:cNvPicPr>
+                            <a:picLocks noChangeArrowheads="1" noChangeAspect="1"/>
+                          </pic:cNvPicPr>
+                        </pic:nvPicPr>
+                        <pic:blipFill>
+                          <a:blip r:embed="rId41"/>
+                          <a:stretch>
+                            <a:fillRect/>
+                          </a:stretch>
+                        </pic:blipFill>
+                        <pic:spPr bwMode="auto">
+                          <a:xfrm>
+                            <a:off x="0" y="0"/>
+                            <a:ext cx="2381250" cy="1315734"/>
+                          </a:xfrm>
+                          <a:prstGeom prst="rect">
+                            <a:avLst/>
+                          </a:prstGeom>
+                          <a:noFill/>
+                          <a:ln w="9525">
+                            <a:noFill/>
+                            <a:headEnd/>
+                            <a:tailEnd/>
+                          </a:ln>
+                        </pic:spPr>
+                      </pic:pic>
+                    </a:graphicData>
+                  </a:graphic>
+                </wp:inline>
+              </w:drawing>
+            </w:r>
+          </w:p>
+        </w:tc>
+        <w:tc>
+          <w:tcPr/>
+          <w:p>
+            <w:pPr>
+              <w:pStyle w:val="Compact"/>
+              <w:jc w:val="center"/>
+            </w:pPr>
+            <w:r>
+              <w:rPr>
+                <w:rFonts w:ascii="Times New Roman" w:hAnsi="Times New Roman" w:eastAsia="Times New Roman" w:cs="Times New Roman"/>
+              </w:rPr>
+              <w:drawing>
+                <wp:inline>
+                  <wp:extent cx="2381250" cy="3097028"/>
+                  <wp:effectExtent b="0" l="0" r="0" t="0"/>
+                  <wp:docPr descr="" title="" id="45" name="Picture"/>
+                  <a:graphic>
+                    <a:graphicData uri="http://schemas.openxmlformats.org/drawingml/2006/picture">
+                      <pic:pic>
+                        <pic:nvPicPr>
+                          <pic:cNvPr descr="9ea24f1ec0a45fbba62b375e1af7cb45b61dcd26b98e0ac0377e4a5ca3f040b8.jpg" id="46" name="Picture"/>
+                          <pic:cNvPicPr>
+                            <a:picLocks noChangeArrowheads="1" noChangeAspect="1"/>
+                          </pic:cNvPicPr>
+                        </pic:nvPicPr>
+                        <pic:blipFill>
+                          <a:blip r:embed="rId44"/>
+                          <a:stretch>
+                            <a:fillRect/>
+                          </a:stretch>
+                        </pic:blipFill>
+                        <pic:spPr bwMode="auto">
+                          <a:xfrm>
+                            <a:off x="0" y="0"/>
+                            <a:ext cx="2381250" cy="3097028"/>
+                          </a:xfrm>
+                          <a:prstGeom prst="rect">
+                            <a:avLst/>
+                          </a:prstGeom>
+                          <a:noFill/>
+                          <a:ln w="9525">
+                            <a:noFill/>
+                            <a:headEnd/>
+                            <a:tailEnd/>
+                          </a:ln>
+                        </pic:spPr>
+                      </pic:pic>
+                    </a:graphicData>
+                  </a:graphic>
+                </wp:inline>
+              </w:drawing>
+            </w:r>
+          </w:p>
+        </w:tc>
+      </w:tr>
+      <w:tr>
+        <w:tc>
+          <w:tcPr/>
+          <w:p>
+            <w:pPr>
+              <w:pStyle w:val="Compact"/>
+              <w:jc w:val="center"/>
+            </w:pPr>
+            <w:r>
+              <w:rPr>
+                <w:rFonts w:ascii="Times New Roman" w:hAnsi="Times New Roman" w:eastAsia="Times New Roman" w:cs="Times New Roman"/>
+              </w:rPr>
+              <w:t xml:space="preserve">&gt; </w:t>
+            </w:r>
+            <w:r>
+              <w:rPr>
+                <w:rFonts w:hint="eastAsia" w:ascii="Times New Roman" w:hAnsi="Times New Roman" w:eastAsia="FangSong" w:cs="Times New Roman"/>
+              </w:rPr>
+              <w:t xml:space="preserve">图</w:t>
+            </w:r>
+            <w:r>
+              <w:rPr>
+                <w:rFonts w:ascii="Times New Roman" w:hAnsi="Times New Roman" w:eastAsia="Times New Roman" w:cs="Times New Roman"/>
+              </w:rPr>
+              <w:t xml:space="preserve"> </w:t>
+            </w:r>
+            <w:r>
+              <w:rPr>
+                <w:rFonts w:hint="eastAsia" w:ascii="Times New Roman" w:hAnsi="Times New Roman" w:eastAsia="Times New Roman" w:cs="Times New Roman"/>
+              </w:rPr>
+              <w:t>8-10：</w:t>
+            </w:r>
+            <w:r>
+              <w:rPr>
+                <w:rFonts w:hint="eastAsia" w:ascii="Times New Roman" w:hAnsi="Times New Roman" w:eastAsia="FangSong" w:cs="Times New Roman"/>
+              </w:rPr>
+              <w:t>姜泰勒效应对水交换速率影响</w:t>
+            </w:r>
+          </w:p>
+        </w:tc>
+        <w:tc>
+          <w:tcPr/>
+          <w:p>
+            <w:pPr>
+              <w:pStyle w:val="Compact"/>
+              <w:jc w:val="center"/>
+            </w:pPr>
+            <w:r>
+              <w:rPr>
+                <w:rFonts w:ascii="Times New Roman" w:hAnsi="Times New Roman" w:eastAsia="Times New Roman" w:cs="Times New Roman"/>
+              </w:rPr>
+              <w:t xml:space="preserve">&gt; </w:t>
+            </w:r>
+            <w:r>
+              <w:rPr>
+                <w:rFonts w:hint="eastAsia" w:ascii="Times New Roman" w:hAnsi="Times New Roman" w:eastAsia="FangSong" w:cs="Times New Roman"/>
+              </w:rPr>
+              <w:t xml:space="preserve">图</w:t>
+            </w:r>
+            <w:r>
+              <w:rPr>
+                <w:rFonts w:ascii="Times New Roman" w:hAnsi="Times New Roman" w:eastAsia="Times New Roman" w:cs="Times New Roman"/>
+              </w:rPr>
+              <w:t xml:space="preserve"> </w:t>
+            </w:r>
+            <w:r>
+              <w:rPr>
+                <w:rFonts w:hint="eastAsia" w:ascii="Times New Roman" w:hAnsi="Times New Roman" w:eastAsia="Times New Roman" w:cs="Times New Roman"/>
+              </w:rPr>
+              <w:t>8-11：</w:t>
+            </w:r>
+            <w:r>
+              <w:rPr>
+                <w:rFonts w:hint="eastAsia" w:ascii="Times New Roman" w:hAnsi="Times New Roman" w:eastAsia="FangSong" w:cs="Times New Roman"/>
+              </w:rPr>
+              <w:t>水交换速率常数双峰变化趋势</w:t>
+            </w:r>
+          </w:p>
+        </w:tc>
+      </w:tr>
+    </w:tbl>
     <w:p>
       <w:pPr>
         <w:pStyle w:val="BodyText"/>
-        <w:spacing w:before="160" w:after="80"/>
-        <w:jc w:val="center"/>
-      </w:pPr>
-      <w:r>
-        <w:rPr>
-          <w:rFonts w:ascii="Times New Roman" w:hAnsi="Times New Roman" w:eastAsia="Times New Roman" w:cs="Times New Roman"/>
-        </w:rPr>
-        <w:drawing>
-          <wp:inline>
-            <wp:extent cx="2667000" cy="1473622"/>
-            <wp:effectExtent b="0" l="0" r="0" t="0"/>
-            <wp:docPr descr="" title="" id="42" name="Picture"/>
-            <a:graphic>
-              <a:graphicData uri="http://schemas.openxmlformats.org/drawingml/2006/picture">
-                <pic:pic>
-                  <pic:nvPicPr>
-                    <pic:cNvPr descr="ee93040a7a663e19c733aaddd2f923a082b50591baeeb1ee85766b3e87157181.jpg" id="43" name="Picture"/>
-                    <pic:cNvPicPr>
-                      <a:picLocks noChangeArrowheads="1" noChangeAspect="1"/>
-                    </pic:cNvPicPr>
-                  </pic:nvPicPr>
-                  <pic:blipFill>
-                    <a:blip r:embed="rId41"/>
-                    <a:stretch>
-                      <a:fillRect/>
-                    </a:stretch>
-                  </pic:blipFill>
-                  <pic:spPr bwMode="auto">
-                    <a:xfrm>
-                      <a:off x="0" y="0"/>
-                      <a:ext cx="2667000" cy="1473622"/>
-                    </a:xfrm>
-                    <a:prstGeom prst="rect">
-                      <a:avLst/>
-                    </a:prstGeom>
-                    <a:noFill/>
-                    <a:ln w="9525">
-                      <a:noFill/>
-                      <a:headEnd/>
-                      <a:tailEnd/>
-                    </a:ln>
-                  </pic:spPr>
-                </pic:pic>
-              </a:graphicData>
-            </a:graphic>
-          </wp:inline>
-        </w:drawing>
-      </w:r>
-    </w:p>
-    <w:p>
-      <w:pPr>
-        <w:pStyle w:val="BlockText"/>
-        <w:spacing w:before="40" w:after="160"/>
-        <w:jc w:val="center"/>
-      </w:pPr>
-      <w:r>
-        <w:rPr>
-          <w:rFonts w:hint="eastAsia" w:ascii="Times New Roman" w:hAnsi="Times New Roman" w:eastAsia="FangSong" w:cs="Times New Roman"/>
-          <w:b w:val="0"/>
-          <w:i w:val="0"/>
-          <w:sz w:val="21"/>
-        </w:rPr>
-        <w:t xml:space="preserve">图</w:t>
-      </w:r>
-      <w:r>
-        <w:rPr>
-          <w:rFonts w:ascii="Times New Roman" w:hAnsi="Times New Roman" w:eastAsia="FangSong" w:cs="Times New Roman"/>
-          <w:b w:val="0"/>
-          <w:i w:val="0"/>
-          <w:sz w:val="21"/>
-        </w:rPr>
-        <w:t xml:space="preserve"> </w:t>
-      </w:r>
-      <w:r>
-        <w:rPr>
-          <w:rFonts w:hint="eastAsia" w:ascii="Times New Roman" w:hAnsi="Times New Roman" w:eastAsia="FangSong" w:cs="Times New Roman"/>
-          <w:b w:val="0"/>
-          <w:i w:val="0"/>
-          <w:sz w:val="21"/>
-        </w:rPr>
-        <w:t>8-10：</w:t>
-      </w:r>
-      <w:r>
-        <w:rPr>
-          <w:rFonts w:hint="eastAsia" w:ascii="Times New Roman" w:hAnsi="Times New Roman" w:eastAsia="FangSong" w:cs="Times New Roman"/>
-          <w:b w:val="0"/>
-          <w:i w:val="0"/>
-          <w:sz w:val="21"/>
-        </w:rPr>
-        <w:t>姜泰勒效应对水交换速率影响</w:t>
-      </w:r>
-    </w:p>
-    <w:p>
-      <w:pPr>
-        <w:pStyle w:val="FirstParagraph"/>
-        <w:spacing w:before="160" w:after="80"/>
-        <w:jc w:val="center"/>
-      </w:pPr>
-      <w:r>
-        <w:rPr>
-          <w:rFonts w:ascii="Times New Roman" w:hAnsi="Times New Roman" w:eastAsia="Times New Roman" w:cs="Times New Roman"/>
-        </w:rPr>
-        <w:drawing>
-          <wp:inline>
-            <wp:extent cx="2667000" cy="3468671"/>
-            <wp:effectExtent b="0" l="0" r="0" t="0"/>
-            <wp:docPr descr="" title="" id="45" name="Picture"/>
-            <a:graphic>
-              <a:graphicData uri="http://schemas.openxmlformats.org/drawingml/2006/picture">
-                <pic:pic>
-                  <pic:nvPicPr>
-                    <pic:cNvPr descr="9ea24f1ec0a45fbba62b375e1af7cb45b61dcd26b98e0ac0377e4a5ca3f040b8.jpg" id="46" name="Picture"/>
-                    <pic:cNvPicPr>
-                      <a:picLocks noChangeArrowheads="1" noChangeAspect="1"/>
-                    </pic:cNvPicPr>
-                  </pic:nvPicPr>
-                  <pic:blipFill>
-                    <a:blip r:embed="rId44"/>
-                    <a:stretch>
-                      <a:fillRect/>
-                    </a:stretch>
-                  </pic:blipFill>
-                  <pic:spPr bwMode="auto">
-                    <a:xfrm>
-                      <a:off x="0" y="0"/>
-                      <a:ext cx="2667000" cy="3468671"/>
-                    </a:xfrm>
-                    <a:prstGeom prst="rect">
-                      <a:avLst/>
-                    </a:prstGeom>
-                    <a:noFill/>
-                    <a:ln w="9525">
-                      <a:noFill/>
-                      <a:headEnd/>
-                      <a:tailEnd/>
-                    </a:ln>
-                  </pic:spPr>
-                </pic:pic>
-              </a:graphicData>
-            </a:graphic>
-          </wp:inline>
-        </w:drawing>
-      </w:r>
-    </w:p>
-    <w:p>
-      <w:pPr>
-        <w:pStyle w:val="BlockText"/>
-        <w:spacing w:before="40" w:after="160"/>
-        <w:jc w:val="center"/>
-      </w:pPr>
-      <w:r>
-        <w:rPr>
-          <w:rFonts w:hint="eastAsia" w:ascii="Times New Roman" w:hAnsi="Times New Roman" w:eastAsia="FangSong" w:cs="Times New Roman"/>
-          <w:b w:val="0"/>
-          <w:i w:val="0"/>
-          <w:sz w:val="21"/>
-        </w:rPr>
-        <w:t xml:space="preserve">图</w:t>
-      </w:r>
-      <w:r>
-        <w:rPr>
-          <w:rFonts w:ascii="Times New Roman" w:hAnsi="Times New Roman" w:eastAsia="FangSong" w:cs="Times New Roman"/>
-          <w:b w:val="0"/>
-          <w:i w:val="0"/>
-          <w:sz w:val="21"/>
-        </w:rPr>
-        <w:t xml:space="preserve"> </w:t>
-      </w:r>
-      <w:r>
-        <w:rPr>
-          <w:rFonts w:hint="eastAsia" w:ascii="Times New Roman" w:hAnsi="Times New Roman" w:eastAsia="FangSong" w:cs="Times New Roman"/>
-          <w:b w:val="0"/>
-          <w:i w:val="0"/>
-          <w:sz w:val="21"/>
-        </w:rPr>
-        <w:t>8-11：</w:t>
-      </w:r>
-      <w:r>
-        <w:rPr>
-          <w:rFonts w:hint="eastAsia" w:ascii="Times New Roman" w:hAnsi="Times New Roman" w:eastAsia="FangSong" w:cs="Times New Roman"/>
-          <w:b w:val="0"/>
-          <w:i w:val="0"/>
-          <w:sz w:val="21"/>
-        </w:rPr>
-        <w:t>水交换速率常数双峰变化趋势</w:t>
-      </w:r>
-    </w:p>
-    <w:p>
-      <w:pPr>
-        <w:pStyle w:val="FirstParagraph"/>
+        <w:spacing w:before="120"/>
         <w:ind w:firstLine="420"/>
       </w:pPr>
       <w:r>
@@ -24699,6 +25088,7 @@
     <w:p>
       <w:pPr>
         <w:pStyle w:val="FirstParagraph"/>
+        <w:spacing w:after="80"/>
         <w:ind w:firstLine="420"/>
       </w:pPr>
       <w:r>
@@ -24888,104 +25278,152 @@
         <w:t>。</w:t>
       </w:r>
     </w:p>
+    <w:tbl>
+      <w:tblPr>
+        <w:tblStyle w:val="Table"/>
+        <w:tblW w:type="pct" w:w="5000"/>
+        <w:tblLayout w:type="fixed"/>
+        <w:tblLook w:firstRow="1" w:lastRow="0" w:firstColumn="0" w:lastColumn="0" w:noHBand="0" w:noVBand="0" w:val="0020"/>
+        <w:jc w:val="center"/>
+        <w:tblBorders>
+          <w:top w:val="single" w:sz="12" w:space="0" w:color="333333"/>
+          <w:bottom w:val="single" w:sz="12" w:space="0" w:color="333333"/>
+          <w:left w:val="none"/>
+          <w:right w:val="none"/>
+          <w:insideH w:val="none"/>
+          <w:insideV w:val="none"/>
+        </w:tblBorders>
+      </w:tblPr>
+      <w:tblGrid>
+        <w:gridCol w:w="7920"/>
+      </w:tblGrid>
+      <w:tr>
+        <w:trPr>
+          <w:tblHeader w:val="on"/>
+        </w:trPr>
+        <w:tc>
+          <w:tcPr>
+            <w:tcBorders>
+              <w:bottom w:val="single" w:sz="6" w:space="0" w:color="333333"/>
+            </w:tcBorders>
+          </w:tcPr>
+          <w:p>
+            <w:pPr>
+              <w:pStyle w:val="Compact"/>
+              <w:jc w:val="center"/>
+            </w:pPr>
+            <w:r>
+              <w:rPr>
+                <w:rFonts w:hint="eastAsia" w:ascii="Times New Roman" w:hAnsi="Times New Roman" w:eastAsia="SimHei" w:cs="Times New Roman"/>
+                <w:b/>
+              </w:rPr>
+              <w:t xml:space="preserve">蔡斯盐协同成键轨道重叠机</w:t>
+            </w:r>
+          </w:p>
+        </w:tc>
+      </w:tr>
+      <w:tr>
+        <w:tc>
+          <w:tcPr/>
+          <w:p>
+            <w:pPr>
+              <w:pStyle w:val="Compact"/>
+              <w:jc w:val="center"/>
+            </w:pPr>
+            <w:r>
+              <w:rPr>
+                <w:rFonts w:ascii="Times New Roman" w:hAnsi="Times New Roman" w:eastAsia="Times New Roman" w:cs="Times New Roman"/>
+              </w:rPr>
+              <w:drawing>
+                <wp:inline>
+                  <wp:extent cx="2667000" cy="1138670"/>
+                  <wp:effectExtent b="0" l="0" r="0" t="0"/>
+                  <wp:docPr descr="" title="" id="49" name="Picture"/>
+                  <a:graphic>
+                    <a:graphicData uri="http://schemas.openxmlformats.org/drawingml/2006/picture">
+                      <pic:pic>
+                        <pic:nvPicPr>
+                          <pic:cNvPr descr="7288652bb0393cf18a8039614ce80a000b57f5f2b0f5b662fae7e66a5f0a0a95.png" id="50" name="Picture"/>
+                          <pic:cNvPicPr>
+                            <a:picLocks noChangeArrowheads="1" noChangeAspect="1"/>
+                          </pic:cNvPicPr>
+                        </pic:nvPicPr>
+                        <pic:blipFill>
+                          <a:blip r:embed="rId48"/>
+                          <a:stretch>
+                            <a:fillRect/>
+                          </a:stretch>
+                        </pic:blipFill>
+                        <pic:spPr bwMode="auto">
+                          <a:xfrm>
+                            <a:off x="0" y="0"/>
+                            <a:ext cx="2667000" cy="1138670"/>
+                          </a:xfrm>
+                          <a:prstGeom prst="rect">
+                            <a:avLst/>
+                          </a:prstGeom>
+                          <a:noFill/>
+                          <a:ln w="9525">
+                            <a:noFill/>
+                            <a:headEnd/>
+                            <a:tailEnd/>
+                          </a:ln>
+                        </pic:spPr>
+                      </pic:pic>
+                    </a:graphicData>
+                  </a:graphic>
+                </wp:inline>
+              </w:drawing>
+            </w:r>
+          </w:p>
+        </w:tc>
+      </w:tr>
+      <w:tr>
+        <w:tc>
+          <w:tcPr/>
+          <w:p>
+            <w:pPr>
+              <w:pStyle w:val="Compact"/>
+              <w:jc w:val="center"/>
+            </w:pPr>
+            <w:r>
+              <w:rPr>
+                <w:rFonts w:ascii="Times New Roman" w:hAnsi="Times New Roman" w:eastAsia="Times New Roman" w:cs="Times New Roman"/>
+              </w:rPr>
+              <w:t xml:space="preserve">&gt; </w:t>
+            </w:r>
+            <w:r>
+              <w:rPr>
+                <w:rFonts w:hint="eastAsia" w:ascii="Times New Roman" w:hAnsi="Times New Roman" w:eastAsia="FangSong" w:cs="Times New Roman"/>
+              </w:rPr>
+              <w:t xml:space="preserve">图</w:t>
+            </w:r>
+            <w:r>
+              <w:rPr>
+                <w:rFonts w:ascii="Times New Roman" w:hAnsi="Times New Roman" w:eastAsia="Times New Roman" w:cs="Times New Roman"/>
+              </w:rPr>
+              <w:t xml:space="preserve"> </w:t>
+            </w:r>
+            <w:r>
+              <w:rPr>
+                <w:rFonts w:hint="eastAsia" w:ascii="Times New Roman" w:hAnsi="Times New Roman" w:eastAsia="Times New Roman" w:cs="Times New Roman"/>
+              </w:rPr>
+              <w:t>8-12：</w:t>
+            </w:r>
+            <w:r>
+              <w:rPr>
+                <w:rFonts w:hint="eastAsia" w:ascii="Times New Roman" w:hAnsi="Times New Roman" w:eastAsia="FangSong" w:cs="Times New Roman"/>
+              </w:rPr>
+              <w:t>蔡斯盐协同成键轨道重叠机制</w:t>
+            </w:r>
+          </w:p>
+        </w:tc>
+      </w:tr>
+    </w:tbl>
     <w:p>
       <w:pPr>
         <w:pStyle w:val="BodyText"/>
-        <w:spacing w:before="160" w:after="80"/>
-        <w:jc w:val="center"/>
-      </w:pPr>
-      <w:r>
-        <w:rPr>
-          <w:rFonts w:ascii="Times New Roman" w:hAnsi="Times New Roman" w:eastAsia="Times New Roman" w:cs="Times New Roman"/>
-        </w:rPr>
-        <w:drawing>
-          <wp:inline>
-            <wp:extent cx="2667000" cy="1138670"/>
-            <wp:effectExtent b="0" l="0" r="0" t="0"/>
-            <wp:docPr descr="" title="" id="49" name="Picture"/>
-            <a:graphic>
-              <a:graphicData uri="http://schemas.openxmlformats.org/drawingml/2006/picture">
-                <pic:pic>
-                  <pic:nvPicPr>
-                    <pic:cNvPr descr="7288652bb0393cf18a8039614ce80a000b57f5f2b0f5b662fae7e66a5f0a0a95.png" id="50" name="Picture"/>
-                    <pic:cNvPicPr>
-                      <a:picLocks noChangeArrowheads="1" noChangeAspect="1"/>
-                    </pic:cNvPicPr>
-                  </pic:nvPicPr>
-                  <pic:blipFill>
-                    <a:blip r:embed="rId48"/>
-                    <a:stretch>
-                      <a:fillRect/>
-                    </a:stretch>
-                  </pic:blipFill>
-                  <pic:spPr bwMode="auto">
-                    <a:xfrm>
-                      <a:off x="0" y="0"/>
-                      <a:ext cx="2667000" cy="1138670"/>
-                    </a:xfrm>
-                    <a:prstGeom prst="rect">
-                      <a:avLst/>
-                    </a:prstGeom>
-                    <a:noFill/>
-                    <a:ln w="9525">
-                      <a:noFill/>
-                      <a:headEnd/>
-                      <a:tailEnd/>
-                    </a:ln>
-                  </pic:spPr>
-                </pic:pic>
-              </a:graphicData>
-            </a:graphic>
-          </wp:inline>
-        </w:drawing>
-      </w:r>
-    </w:p>
-    <w:p>
-      <w:pPr>
-        <w:pStyle w:val="BlockText"/>
-        <w:spacing w:before="40" w:after="160"/>
-        <w:jc w:val="center"/>
-      </w:pPr>
-      <w:r>
-        <w:rPr>
-          <w:rFonts w:hint="eastAsia" w:ascii="Times New Roman" w:hAnsi="Times New Roman" w:eastAsia="FangSong" w:cs="Times New Roman"/>
-          <w:b w:val="0"/>
-          <w:i w:val="0"/>
-          <w:sz w:val="21"/>
-        </w:rPr>
-        <w:t xml:space="preserve">图</w:t>
-      </w:r>
-      <w:r>
-        <w:rPr>
-          <w:rFonts w:ascii="Times New Roman" w:hAnsi="Times New Roman" w:eastAsia="FangSong" w:cs="Times New Roman"/>
-          <w:b w:val="0"/>
-          <w:i w:val="0"/>
-          <w:sz w:val="21"/>
-        </w:rPr>
-        <w:t xml:space="preserve"> </w:t>
-      </w:r>
-      <w:r>
-        <w:rPr>
-          <w:rFonts w:hint="eastAsia" w:ascii="Times New Roman" w:hAnsi="Times New Roman" w:eastAsia="FangSong" w:cs="Times New Roman"/>
-          <w:b w:val="0"/>
-          <w:i w:val="0"/>
-          <w:sz w:val="21"/>
-        </w:rPr>
-        <w:t>8-12：</w:t>
-      </w:r>
-      <w:r>
-        <w:rPr>
-          <w:rFonts w:hint="eastAsia" w:ascii="Times New Roman" w:hAnsi="Times New Roman" w:eastAsia="FangSong" w:cs="Times New Roman"/>
-          <w:b w:val="0"/>
-          <w:i w:val="0"/>
-          <w:sz w:val="21"/>
-        </w:rPr>
-        <w:t>蔡斯盐协同成键轨道重叠机制</w:t>
-      </w:r>
-    </w:p>
-    <w:p>
-      <w:pPr>
-        <w:pStyle w:val="FirstParagraph"/>
+        <w:spacing w:before="120"/>
         <w:ind w:firstLine="420"/>
       </w:pPr>
       <w:r>
@@ -25695,6 +26133,7 @@
     <w:p>
       <w:pPr>
         <w:pStyle w:val="BodyText"/>
+        <w:spacing w:after="80"/>
         <w:ind w:firstLine="420"/>
       </w:pPr>
       <w:r>
@@ -26247,199 +26686,266 @@
         <w:t>。</w:t>
       </w:r>
     </w:p>
+    <w:tbl>
+      <w:tblPr>
+        <w:tblStyle w:val="Table"/>
+        <w:tblW w:type="pct" w:w="5000"/>
+        <w:tblLayout w:type="fixed"/>
+        <w:tblLook w:firstRow="1" w:lastRow="0" w:firstColumn="0" w:lastColumn="0" w:noHBand="0" w:noVBand="0" w:val="0020"/>
+        <w:jc w:val="center"/>
+        <w:tblBorders>
+          <w:top w:val="single" w:sz="12" w:space="0" w:color="333333"/>
+          <w:bottom w:val="single" w:sz="12" w:space="0" w:color="333333"/>
+          <w:left w:val="none"/>
+          <w:right w:val="none"/>
+          <w:insideH w:val="none"/>
+          <w:insideV w:val="none"/>
+        </w:tblBorders>
+      </w:tblPr>
+      <w:tblGrid>
+        <w:gridCol w:w="3960"/>
+        <w:gridCol w:w="3960"/>
+      </w:tblGrid>
+      <w:tr>
+        <w:trPr>
+          <w:tblHeader w:val="on"/>
+        </w:trPr>
+        <w:tc>
+          <w:tcPr>
+            <w:tcBorders>
+              <w:bottom w:val="single" w:sz="6" w:space="0" w:color="333333"/>
+            </w:tcBorders>
+          </w:tcPr>
+          <w:p>
+            <w:pPr>
+              <w:pStyle w:val="Compact"/>
+              <w:jc w:val="center"/>
+            </w:pPr>
+            <w:r>
+              <w:rPr>
+                <w:rFonts w:hint="eastAsia" w:ascii="Times New Roman" w:hAnsi="Times New Roman" w:eastAsia="SimHei" w:cs="Times New Roman"/>
+                <w:b/>
+              </w:rPr>
+              <w:t xml:space="preserve">双核桥联双氮配合物晶体</w:t>
+            </w:r>
+          </w:p>
+        </w:tc>
+        <w:tc>
+          <w:tcPr>
+            <w:tcBorders>
+              <w:bottom w:val="single" w:sz="6" w:space="0" w:color="333333"/>
+            </w:tcBorders>
+          </w:tcPr>
+          <w:p>
+            <w:pPr>
+              <w:pStyle w:val="Compact"/>
+              <w:jc w:val="center"/>
+            </w:pPr>
+            <w:r>
+              <w:rPr>
+                <w:rFonts w:hint="eastAsia" w:ascii="Times New Roman" w:hAnsi="Times New Roman" w:eastAsia="SimHei" w:cs="Times New Roman"/>
+                <w:b/>
+              </w:rPr>
+              <w:t xml:space="preserve">威尔金森催化剂均相催化循</w:t>
+            </w:r>
+          </w:p>
+        </w:tc>
+      </w:tr>
+      <w:tr>
+        <w:tc>
+          <w:tcPr/>
+          <w:p>
+            <w:pPr>
+              <w:pStyle w:val="Compact"/>
+              <w:jc w:val="center"/>
+            </w:pPr>
+            <w:r>
+              <w:rPr>
+                <w:rFonts w:ascii="Times New Roman" w:hAnsi="Times New Roman" w:eastAsia="Times New Roman" w:cs="Times New Roman"/>
+              </w:rPr>
+              <w:drawing>
+                <wp:inline>
+                  <wp:extent cx="2381250" cy="1106397"/>
+                  <wp:effectExtent b="0" l="0" r="0" t="0"/>
+                  <wp:docPr descr="" title="" id="52" name="Picture"/>
+                  <a:graphic>
+                    <a:graphicData uri="http://schemas.openxmlformats.org/drawingml/2006/picture">
+                      <pic:pic>
+                        <pic:nvPicPr>
+                          <pic:cNvPr descr="9afe4b647f19c9e18364f1f5ab5eb021081e7778289cd55cb345f9c852157842.jpg" id="53" name="Picture"/>
+                          <pic:cNvPicPr>
+                            <a:picLocks noChangeArrowheads="1" noChangeAspect="1"/>
+                          </pic:cNvPicPr>
+                        </pic:nvPicPr>
+                        <pic:blipFill>
+                          <a:blip r:embed="rId51"/>
+                          <a:stretch>
+                            <a:fillRect/>
+                          </a:stretch>
+                        </pic:blipFill>
+                        <pic:spPr bwMode="auto">
+                          <a:xfrm>
+                            <a:off x="0" y="0"/>
+                            <a:ext cx="2381250" cy="1106397"/>
+                          </a:xfrm>
+                          <a:prstGeom prst="rect">
+                            <a:avLst/>
+                          </a:prstGeom>
+                          <a:noFill/>
+                          <a:ln w="9525">
+                            <a:noFill/>
+                            <a:headEnd/>
+                            <a:tailEnd/>
+                          </a:ln>
+                        </pic:spPr>
+                      </pic:pic>
+                    </a:graphicData>
+                  </a:graphic>
+                </wp:inline>
+              </w:drawing>
+            </w:r>
+          </w:p>
+        </w:tc>
+        <w:tc>
+          <w:tcPr/>
+          <w:p>
+            <w:pPr>
+              <w:pStyle w:val="Compact"/>
+              <w:jc w:val="center"/>
+            </w:pPr>
+            <w:r>
+              <w:rPr>
+                <w:rFonts w:ascii="Times New Roman" w:hAnsi="Times New Roman" w:eastAsia="Times New Roman" w:cs="Times New Roman"/>
+              </w:rPr>
+              <w:drawing>
+                <wp:inline>
+                  <wp:extent cx="2381250" cy="1803638"/>
+                  <wp:effectExtent b="0" l="0" r="0" t="0"/>
+                  <wp:docPr descr="" title="" id="55" name="Picture"/>
+                  <a:graphic>
+                    <a:graphicData uri="http://schemas.openxmlformats.org/drawingml/2006/picture">
+                      <pic:pic>
+                        <pic:nvPicPr>
+                          <pic:cNvPr descr="3ff78398b79fda8a1f4cac1931856cc9ac11861ba3790662eafbea2a5c7b26fb.jpg" id="56" name="Picture"/>
+                          <pic:cNvPicPr>
+                            <a:picLocks noChangeArrowheads="1" noChangeAspect="1"/>
+                          </pic:cNvPicPr>
+                        </pic:nvPicPr>
+                        <pic:blipFill>
+                          <a:blip r:embed="rId54"/>
+                          <a:stretch>
+                            <a:fillRect/>
+                          </a:stretch>
+                        </pic:blipFill>
+                        <pic:spPr bwMode="auto">
+                          <a:xfrm>
+                            <a:off x="0" y="0"/>
+                            <a:ext cx="2381250" cy="1803638"/>
+                          </a:xfrm>
+                          <a:prstGeom prst="rect">
+                            <a:avLst/>
+                          </a:prstGeom>
+                          <a:noFill/>
+                          <a:ln w="9525">
+                            <a:noFill/>
+                            <a:headEnd/>
+                            <a:tailEnd/>
+                          </a:ln>
+                        </pic:spPr>
+                      </pic:pic>
+                    </a:graphicData>
+                  </a:graphic>
+                </wp:inline>
+              </w:drawing>
+            </w:r>
+          </w:p>
+        </w:tc>
+      </w:tr>
+      <w:tr>
+        <w:tc>
+          <w:tcPr/>
+          <w:p>
+            <w:pPr>
+              <w:pStyle w:val="Compact"/>
+              <w:jc w:val="center"/>
+            </w:pPr>
+            <w:r>
+              <w:rPr>
+                <w:rFonts w:ascii="Times New Roman" w:hAnsi="Times New Roman" w:eastAsia="Times New Roman" w:cs="Times New Roman"/>
+              </w:rPr>
+              <w:t xml:space="preserve">&gt; </w:t>
+            </w:r>
+            <w:r>
+              <w:rPr>
+                <w:rFonts w:hint="eastAsia" w:ascii="Times New Roman" w:hAnsi="Times New Roman" w:eastAsia="FangSong" w:cs="Times New Roman"/>
+              </w:rPr>
+              <w:t xml:space="preserve">图</w:t>
+            </w:r>
+            <w:r>
+              <w:rPr>
+                <w:rFonts w:ascii="Times New Roman" w:hAnsi="Times New Roman" w:eastAsia="Times New Roman" w:cs="Times New Roman"/>
+              </w:rPr>
+              <w:t xml:space="preserve"> </w:t>
+            </w:r>
+            <w:r>
+              <w:rPr>
+                <w:rFonts w:hint="eastAsia" w:ascii="Times New Roman" w:hAnsi="Times New Roman" w:eastAsia="Times New Roman" w:cs="Times New Roman"/>
+              </w:rPr>
+              <w:t>8-24：</w:t>
+            </w:r>
+            <w:r>
+              <w:rPr>
+                <w:rFonts w:hint="eastAsia" w:ascii="Times New Roman" w:hAnsi="Times New Roman" w:eastAsia="FangSong" w:cs="Times New Roman"/>
+              </w:rPr>
+              <w:t>双核桥联双氮配合物晶体结构</w:t>
+            </w:r>
+          </w:p>
+        </w:tc>
+        <w:tc>
+          <w:tcPr/>
+          <w:p>
+            <w:pPr>
+              <w:pStyle w:val="Compact"/>
+              <w:jc w:val="center"/>
+            </w:pPr>
+            <w:r>
+              <w:rPr>
+                <w:rFonts w:ascii="Times New Roman" w:hAnsi="Times New Roman" w:eastAsia="Times New Roman" w:cs="Times New Roman"/>
+              </w:rPr>
+              <w:t xml:space="preserve">&gt; </w:t>
+            </w:r>
+            <w:r>
+              <w:rPr>
+                <w:rFonts w:hint="eastAsia" w:ascii="Times New Roman" w:hAnsi="Times New Roman" w:eastAsia="FangSong" w:cs="Times New Roman"/>
+              </w:rPr>
+              <w:t xml:space="preserve">图</w:t>
+            </w:r>
+            <w:r>
+              <w:rPr>
+                <w:rFonts w:ascii="Times New Roman" w:hAnsi="Times New Roman" w:eastAsia="Times New Roman" w:cs="Times New Roman"/>
+              </w:rPr>
+              <w:t xml:space="preserve"> </w:t>
+            </w:r>
+            <w:r>
+              <w:rPr>
+                <w:rFonts w:hint="eastAsia" w:ascii="Times New Roman" w:hAnsi="Times New Roman" w:eastAsia="Times New Roman" w:cs="Times New Roman"/>
+              </w:rPr>
+              <w:t>8-25：</w:t>
+            </w:r>
+            <w:r>
+              <w:rPr>
+                <w:rFonts w:hint="eastAsia" w:ascii="Times New Roman" w:hAnsi="Times New Roman" w:eastAsia="FangSong" w:cs="Times New Roman"/>
+              </w:rPr>
+              <w:t>威尔金森催化剂均相催化循环</w:t>
+            </w:r>
+          </w:p>
+        </w:tc>
+      </w:tr>
+    </w:tbl>
     <w:p>
       <w:pPr>
         <w:pStyle w:val="BodyText"/>
-        <w:spacing w:before="160" w:after="80"/>
-        <w:jc w:val="center"/>
-      </w:pPr>
-      <w:r>
-        <w:rPr>
-          <w:rFonts w:ascii="Times New Roman" w:hAnsi="Times New Roman" w:eastAsia="Times New Roman" w:cs="Times New Roman"/>
-        </w:rPr>
-        <w:drawing>
-          <wp:inline>
-            <wp:extent cx="2667000" cy="1239165"/>
-            <wp:effectExtent b="0" l="0" r="0" t="0"/>
-            <wp:docPr descr="" title="" id="52" name="Picture"/>
-            <a:graphic>
-              <a:graphicData uri="http://schemas.openxmlformats.org/drawingml/2006/picture">
-                <pic:pic>
-                  <pic:nvPicPr>
-                    <pic:cNvPr descr="9afe4b647f19c9e18364f1f5ab5eb021081e7778289cd55cb345f9c852157842.jpg" id="53" name="Picture"/>
-                    <pic:cNvPicPr>
-                      <a:picLocks noChangeArrowheads="1" noChangeAspect="1"/>
-                    </pic:cNvPicPr>
-                  </pic:nvPicPr>
-                  <pic:blipFill>
-                    <a:blip r:embed="rId51"/>
-                    <a:stretch>
-                      <a:fillRect/>
-                    </a:stretch>
-                  </pic:blipFill>
-                  <pic:spPr bwMode="auto">
-                    <a:xfrm>
-                      <a:off x="0" y="0"/>
-                      <a:ext cx="2667000" cy="1239165"/>
-                    </a:xfrm>
-                    <a:prstGeom prst="rect">
-                      <a:avLst/>
-                    </a:prstGeom>
-                    <a:noFill/>
-                    <a:ln w="9525">
-                      <a:noFill/>
-                      <a:headEnd/>
-                      <a:tailEnd/>
-                    </a:ln>
-                  </pic:spPr>
-                </pic:pic>
-              </a:graphicData>
-            </a:graphic>
-          </wp:inline>
-        </w:drawing>
-      </w:r>
-    </w:p>
-    <w:p>
-      <w:pPr>
-        <w:pStyle w:val="BlockText"/>
-        <w:spacing w:before="40" w:after="160"/>
-        <w:jc w:val="center"/>
-      </w:pPr>
-      <w:r>
-        <w:rPr>
-          <w:rFonts w:hint="eastAsia" w:ascii="Times New Roman" w:hAnsi="Times New Roman" w:eastAsia="FangSong" w:cs="Times New Roman"/>
-          <w:b w:val="0"/>
-          <w:i w:val="0"/>
-          <w:sz w:val="21"/>
-        </w:rPr>
-        <w:t xml:space="preserve">图</w:t>
-      </w:r>
-      <w:r>
-        <w:rPr>
-          <w:rFonts w:ascii="Times New Roman" w:hAnsi="Times New Roman" w:eastAsia="FangSong" w:cs="Times New Roman"/>
-          <w:b w:val="0"/>
-          <w:i w:val="0"/>
-          <w:sz w:val="21"/>
-        </w:rPr>
-        <w:t xml:space="preserve"> </w:t>
-      </w:r>
-      <w:r>
-        <w:rPr>
-          <w:rFonts w:hint="eastAsia" w:ascii="Times New Roman" w:hAnsi="Times New Roman" w:eastAsia="FangSong" w:cs="Times New Roman"/>
-          <w:b w:val="0"/>
-          <w:i w:val="0"/>
-          <w:sz w:val="21"/>
-        </w:rPr>
-        <w:t>8-24：</w:t>
-      </w:r>
-      <w:r>
-        <w:rPr>
-          <w:rFonts w:hint="eastAsia" w:ascii="Times New Roman" w:hAnsi="Times New Roman" w:eastAsia="FangSong" w:cs="Times New Roman"/>
-          <w:b w:val="0"/>
-          <w:i w:val="0"/>
-          <w:sz w:val="21"/>
-        </w:rPr>
-        <w:t>双核桥联双氮配合物晶体结构</w:t>
-      </w:r>
-    </w:p>
-    <w:p>
-      <w:pPr>
-        <w:pStyle w:val="FirstParagraph"/>
-        <w:spacing w:before="160" w:after="80"/>
-        <w:jc w:val="center"/>
-      </w:pPr>
-      <w:r>
-        <w:rPr>
-          <w:rFonts w:ascii="Times New Roman" w:hAnsi="Times New Roman" w:eastAsia="Times New Roman" w:cs="Times New Roman"/>
-        </w:rPr>
-        <w:drawing>
-          <wp:inline>
-            <wp:extent cx="2667000" cy="2020075"/>
-            <wp:effectExtent b="0" l="0" r="0" t="0"/>
-            <wp:docPr descr="" title="" id="55" name="Picture"/>
-            <a:graphic>
-              <a:graphicData uri="http://schemas.openxmlformats.org/drawingml/2006/picture">
-                <pic:pic>
-                  <pic:nvPicPr>
-                    <pic:cNvPr descr="3ff78398b79fda8a1f4cac1931856cc9ac11861ba3790662eafbea2a5c7b26fb.jpg" id="56" name="Picture"/>
-                    <pic:cNvPicPr>
-                      <a:picLocks noChangeArrowheads="1" noChangeAspect="1"/>
-                    </pic:cNvPicPr>
-                  </pic:nvPicPr>
-                  <pic:blipFill>
-                    <a:blip r:embed="rId54"/>
-                    <a:stretch>
-                      <a:fillRect/>
-                    </a:stretch>
-                  </pic:blipFill>
-                  <pic:spPr bwMode="auto">
-                    <a:xfrm>
-                      <a:off x="0" y="0"/>
-                      <a:ext cx="2667000" cy="2020075"/>
-                    </a:xfrm>
-                    <a:prstGeom prst="rect">
-                      <a:avLst/>
-                    </a:prstGeom>
-                    <a:noFill/>
-                    <a:ln w="9525">
-                      <a:noFill/>
-                      <a:headEnd/>
-                      <a:tailEnd/>
-                    </a:ln>
-                  </pic:spPr>
-                </pic:pic>
-              </a:graphicData>
-            </a:graphic>
-          </wp:inline>
-        </w:drawing>
-      </w:r>
-    </w:p>
-    <w:p>
-      <w:pPr>
-        <w:pStyle w:val="BlockText"/>
-        <w:spacing w:before="40" w:after="160"/>
-        <w:jc w:val="center"/>
-      </w:pPr>
-      <w:r>
-        <w:rPr>
-          <w:rFonts w:hint="eastAsia" w:ascii="Times New Roman" w:hAnsi="Times New Roman" w:eastAsia="FangSong" w:cs="Times New Roman"/>
-          <w:b w:val="0"/>
-          <w:i w:val="0"/>
-          <w:sz w:val="21"/>
-        </w:rPr>
-        <w:t xml:space="preserve">图</w:t>
-      </w:r>
-      <w:r>
-        <w:rPr>
-          <w:rFonts w:ascii="Times New Roman" w:hAnsi="Times New Roman" w:eastAsia="FangSong" w:cs="Times New Roman"/>
-          <w:b w:val="0"/>
-          <w:i w:val="0"/>
-          <w:sz w:val="21"/>
-        </w:rPr>
-        <w:t xml:space="preserve"> </w:t>
-      </w:r>
-      <w:r>
-        <w:rPr>
-          <w:rFonts w:hint="eastAsia" w:ascii="Times New Roman" w:hAnsi="Times New Roman" w:eastAsia="FangSong" w:cs="Times New Roman"/>
-          <w:b w:val="0"/>
-          <w:i w:val="0"/>
-          <w:sz w:val="21"/>
-        </w:rPr>
-        <w:t>8-25：</w:t>
-      </w:r>
-      <w:r>
-        <w:rPr>
-          <w:rFonts w:hint="eastAsia" w:ascii="Times New Roman" w:hAnsi="Times New Roman" w:eastAsia="FangSong" w:cs="Times New Roman"/>
-          <w:b w:val="0"/>
-          <w:i w:val="0"/>
-          <w:sz w:val="21"/>
-        </w:rPr>
-        <w:t>威尔金森催化剂均相催化循环</w:t>
-      </w:r>
-    </w:p>
-    <w:p>
-      <w:pPr>
-        <w:pStyle w:val="FirstParagraph"/>
+        <w:spacing w:before="120"/>
         <w:ind w:firstLine="420"/>
       </w:pPr>
       <w:r>
@@ -27989,6 +28495,7 @@
     <w:p>
       <w:pPr>
         <w:pStyle w:val="BodyText"/>
+        <w:spacing w:after="80"/>
         <w:ind w:firstLine="420"/>
       </w:pPr>
       <w:r>
@@ -28795,294 +29302,380 @@
         <w:t xml:space="preserve">。</w:t>
       </w:r>
     </w:p>
+    <w:tbl>
+      <w:tblPr>
+        <w:tblStyle w:val="Table"/>
+        <w:tblW w:type="pct" w:w="5000"/>
+        <w:tblLayout w:type="fixed"/>
+        <w:tblLook w:firstRow="1" w:lastRow="0" w:firstColumn="0" w:lastColumn="0" w:noHBand="0" w:noVBand="0" w:val="0020"/>
+        <w:jc w:val="center"/>
+        <w:tblBorders>
+          <w:top w:val="single" w:sz="12" w:space="0" w:color="333333"/>
+          <w:bottom w:val="single" w:sz="12" w:space="0" w:color="333333"/>
+          <w:left w:val="none"/>
+          <w:right w:val="none"/>
+          <w:insideH w:val="none"/>
+          <w:insideV w:val="none"/>
+        </w:tblBorders>
+      </w:tblPr>
+      <w:tblGrid>
+        <w:gridCol w:w="2640"/>
+        <w:gridCol w:w="2640"/>
+        <w:gridCol w:w="2640"/>
+      </w:tblGrid>
+      <w:tr>
+        <w:trPr>
+          <w:tblHeader w:val="on"/>
+        </w:trPr>
+        <w:tc>
+          <w:tcPr>
+            <w:tcBorders>
+              <w:bottom w:val="single" w:sz="6" w:space="0" w:color="333333"/>
+            </w:tcBorders>
+          </w:tcPr>
+          <w:p>
+            <w:pPr>
+              <w:pStyle w:val="Compact"/>
+              <w:jc w:val="center"/>
+            </w:pPr>
+            <w:r>
+              <w:rPr>
+                <w:rFonts w:hint="eastAsia" w:ascii="Times New Roman" w:hAnsi="Times New Roman" w:eastAsia="SimHei" w:cs="Times New Roman"/>
+                <w:b/>
+              </w:rPr>
+              <w:t xml:space="preserve">反位效应调控顺反异构体合</w:t>
+            </w:r>
+          </w:p>
+        </w:tc>
+        <w:tc>
+          <w:tcPr>
+            <w:tcBorders>
+              <w:bottom w:val="single" w:sz="6" w:space="0" w:color="333333"/>
+            </w:tcBorders>
+          </w:tcPr>
+          <w:p>
+            <w:pPr>
+              <w:pStyle w:val="Compact"/>
+              <w:jc w:val="center"/>
+            </w:pPr>
+            <w:r>
+              <w:rPr>
+                <w:rFonts w:hint="eastAsia" w:ascii="Times New Roman" w:hAnsi="Times New Roman" w:eastAsia="SimHei" w:cs="Times New Roman"/>
+                <w:b/>
+              </w:rPr>
+              <w:t xml:space="preserve">二价铂平面四方顺反空间异</w:t>
+            </w:r>
+          </w:p>
+        </w:tc>
+        <w:tc>
+          <w:tcPr>
+            <w:tcBorders>
+              <w:bottom w:val="single" w:sz="6" w:space="0" w:color="333333"/>
+            </w:tcBorders>
+          </w:tcPr>
+          <w:p>
+            <w:pPr>
+              <w:pStyle w:val="Compact"/>
+              <w:jc w:val="center"/>
+            </w:pPr>
+            <w:r>
+              <w:rPr>
+                <w:rFonts w:hint="eastAsia" w:ascii="Times New Roman" w:hAnsi="Times New Roman" w:eastAsia="SimHei" w:cs="Times New Roman"/>
+                <w:b/>
+              </w:rPr>
+              <w:t xml:space="preserve">顺铂交联鸟嘌呤抑制复制机</w:t>
+            </w:r>
+          </w:p>
+        </w:tc>
+      </w:tr>
+      <w:tr>
+        <w:tc>
+          <w:tcPr/>
+          <w:p>
+            <w:pPr>
+              <w:pStyle w:val="Compact"/>
+              <w:jc w:val="center"/>
+            </w:pPr>
+            <w:r>
+              <w:rPr>
+                <w:rFonts w:ascii="Times New Roman" w:hAnsi="Times New Roman" w:eastAsia="Times New Roman" w:cs="Times New Roman"/>
+              </w:rPr>
+              <w:drawing>
+                <wp:inline>
+                  <wp:extent cx="1666875" cy="411341"/>
+                  <wp:effectExtent b="0" l="0" r="0" t="0"/>
+                  <wp:docPr descr="" title="" id="59" name="Picture"/>
+                  <a:graphic>
+                    <a:graphicData uri="http://schemas.openxmlformats.org/drawingml/2006/picture">
+                      <pic:pic>
+                        <pic:nvPicPr>
+                          <pic:cNvPr descr="b6cad1e8751a1996d7f9f262f4a72caaa81077100f178579ab10795fed76636c.jpg" id="60" name="Picture"/>
+                          <pic:cNvPicPr>
+                            <a:picLocks noChangeArrowheads="1" noChangeAspect="1"/>
+                          </pic:cNvPicPr>
+                        </pic:nvPicPr>
+                        <pic:blipFill>
+                          <a:blip r:embed="rId58"/>
+                          <a:stretch>
+                            <a:fillRect/>
+                          </a:stretch>
+                        </pic:blipFill>
+                        <pic:spPr bwMode="auto">
+                          <a:xfrm>
+                            <a:off x="0" y="0"/>
+                            <a:ext cx="1666875" cy="411341"/>
+                          </a:xfrm>
+                          <a:prstGeom prst="rect">
+                            <a:avLst/>
+                          </a:prstGeom>
+                          <a:noFill/>
+                          <a:ln w="9525">
+                            <a:noFill/>
+                            <a:headEnd/>
+                            <a:tailEnd/>
+                          </a:ln>
+                        </pic:spPr>
+                      </pic:pic>
+                    </a:graphicData>
+                  </a:graphic>
+                </wp:inline>
+              </w:drawing>
+            </w:r>
+          </w:p>
+        </w:tc>
+        <w:tc>
+          <w:tcPr/>
+          <w:p>
+            <w:pPr>
+              <w:pStyle w:val="Compact"/>
+              <w:jc w:val="center"/>
+            </w:pPr>
+            <w:r>
+              <w:rPr>
+                <w:rFonts w:ascii="Times New Roman" w:hAnsi="Times New Roman" w:eastAsia="Times New Roman" w:cs="Times New Roman"/>
+              </w:rPr>
+              <w:drawing>
+                <wp:inline>
+                  <wp:extent cx="1666875" cy="779350"/>
+                  <wp:effectExtent b="0" l="0" r="0" t="0"/>
+                  <wp:docPr descr="" title="" id="62" name="Picture"/>
+                  <a:graphic>
+                    <a:graphicData uri="http://schemas.openxmlformats.org/drawingml/2006/picture">
+                      <pic:pic>
+                        <pic:nvPicPr>
+                          <pic:cNvPr descr="5097664b1e3ddf262494a7ad69bc284567d027354d28d849281fb9515743f2cf.jpg" id="63" name="Picture"/>
+                          <pic:cNvPicPr>
+                            <a:picLocks noChangeArrowheads="1" noChangeAspect="1"/>
+                          </pic:cNvPicPr>
+                        </pic:nvPicPr>
+                        <pic:blipFill>
+                          <a:blip r:embed="rId61"/>
+                          <a:stretch>
+                            <a:fillRect/>
+                          </a:stretch>
+                        </pic:blipFill>
+                        <pic:spPr bwMode="auto">
+                          <a:xfrm>
+                            <a:off x="0" y="0"/>
+                            <a:ext cx="1666875" cy="779350"/>
+                          </a:xfrm>
+                          <a:prstGeom prst="rect">
+                            <a:avLst/>
+                          </a:prstGeom>
+                          <a:noFill/>
+                          <a:ln w="9525">
+                            <a:noFill/>
+                            <a:headEnd/>
+                            <a:tailEnd/>
+                          </a:ln>
+                        </pic:spPr>
+                      </pic:pic>
+                    </a:graphicData>
+                  </a:graphic>
+                </wp:inline>
+              </w:drawing>
+            </w:r>
+          </w:p>
+        </w:tc>
+        <w:tc>
+          <w:tcPr/>
+          <w:p>
+            <w:pPr>
+              <w:pStyle w:val="Compact"/>
+              <w:jc w:val="center"/>
+            </w:pPr>
+            <w:r>
+              <w:rPr>
+                <w:rFonts w:ascii="Times New Roman" w:hAnsi="Times New Roman" w:eastAsia="Times New Roman" w:cs="Times New Roman"/>
+              </w:rPr>
+              <w:drawing>
+                <wp:inline>
+                  <wp:extent cx="1666875" cy="3674349"/>
+                  <wp:effectExtent b="0" l="0" r="0" t="0"/>
+                  <wp:docPr descr="" title="" id="65" name="Picture"/>
+                  <a:graphic>
+                    <a:graphicData uri="http://schemas.openxmlformats.org/drawingml/2006/picture">
+                      <pic:pic>
+                        <pic:nvPicPr>
+                          <pic:cNvPr descr="5cbe9bd1a586edd3926c644c925941baf0b05e9a6b1b00afc4684a52541604e0.jpg" id="66" name="Picture"/>
+                          <pic:cNvPicPr>
+                            <a:picLocks noChangeArrowheads="1" noChangeAspect="1"/>
+                          </pic:cNvPicPr>
+                        </pic:nvPicPr>
+                        <pic:blipFill>
+                          <a:blip r:embed="rId64"/>
+                          <a:stretch>
+                            <a:fillRect/>
+                          </a:stretch>
+                        </pic:blipFill>
+                        <pic:spPr bwMode="auto">
+                          <a:xfrm>
+                            <a:off x="0" y="0"/>
+                            <a:ext cx="1666875" cy="3674349"/>
+                          </a:xfrm>
+                          <a:prstGeom prst="rect">
+                            <a:avLst/>
+                          </a:prstGeom>
+                          <a:noFill/>
+                          <a:ln w="9525">
+                            <a:noFill/>
+                            <a:headEnd/>
+                            <a:tailEnd/>
+                          </a:ln>
+                        </pic:spPr>
+                      </pic:pic>
+                    </a:graphicData>
+                  </a:graphic>
+                </wp:inline>
+              </w:drawing>
+            </w:r>
+          </w:p>
+        </w:tc>
+      </w:tr>
+      <w:tr>
+        <w:tc>
+          <w:tcPr/>
+          <w:p>
+            <w:pPr>
+              <w:pStyle w:val="Compact"/>
+              <w:jc w:val="center"/>
+            </w:pPr>
+            <w:r>
+              <w:rPr>
+                <w:rFonts w:ascii="Times New Roman" w:hAnsi="Times New Roman" w:eastAsia="Times New Roman" w:cs="Times New Roman"/>
+              </w:rPr>
+              <w:t xml:space="preserve">&gt; </w:t>
+            </w:r>
+            <w:r>
+              <w:rPr>
+                <w:rFonts w:hint="eastAsia" w:ascii="Times New Roman" w:hAnsi="Times New Roman" w:eastAsia="FangSong" w:cs="Times New Roman"/>
+              </w:rPr>
+              <w:t xml:space="preserve">图</w:t>
+            </w:r>
+            <w:r>
+              <w:rPr>
+                <w:rFonts w:ascii="Times New Roman" w:hAnsi="Times New Roman" w:eastAsia="Times New Roman" w:cs="Times New Roman"/>
+              </w:rPr>
+              <w:t xml:space="preserve"> </w:t>
+            </w:r>
+            <w:r>
+              <w:rPr>
+                <w:rFonts w:hint="eastAsia" w:ascii="Times New Roman" w:hAnsi="Times New Roman" w:eastAsia="Times New Roman" w:cs="Times New Roman"/>
+              </w:rPr>
+              <w:t>8-13：</w:t>
+            </w:r>
+            <w:r>
+              <w:rPr>
+                <w:rFonts w:hint="eastAsia" w:ascii="Times New Roman" w:hAnsi="Times New Roman" w:eastAsia="FangSong" w:cs="Times New Roman"/>
+              </w:rPr>
+              <w:t>反位效应调控顺反异构体合成</w:t>
+            </w:r>
+          </w:p>
+        </w:tc>
+        <w:tc>
+          <w:tcPr/>
+          <w:p>
+            <w:pPr>
+              <w:pStyle w:val="Compact"/>
+              <w:jc w:val="center"/>
+            </w:pPr>
+            <w:r>
+              <w:rPr>
+                <w:rFonts w:ascii="Times New Roman" w:hAnsi="Times New Roman" w:eastAsia="Times New Roman" w:cs="Times New Roman"/>
+              </w:rPr>
+              <w:t xml:space="preserve">&gt; </w:t>
+            </w:r>
+            <w:r>
+              <w:rPr>
+                <w:rFonts w:hint="eastAsia" w:ascii="Times New Roman" w:hAnsi="Times New Roman" w:eastAsia="FangSong" w:cs="Times New Roman"/>
+              </w:rPr>
+              <w:t xml:space="preserve">图</w:t>
+            </w:r>
+            <w:r>
+              <w:rPr>
+                <w:rFonts w:ascii="Times New Roman" w:hAnsi="Times New Roman" w:eastAsia="Times New Roman" w:cs="Times New Roman"/>
+              </w:rPr>
+              <w:t xml:space="preserve"> </w:t>
+            </w:r>
+            <w:r>
+              <w:rPr>
+                <w:rFonts w:hint="eastAsia" w:ascii="Times New Roman" w:hAnsi="Times New Roman" w:eastAsia="Times New Roman" w:cs="Times New Roman"/>
+              </w:rPr>
+              <w:t>8-14：</w:t>
+            </w:r>
+            <w:r>
+              <w:rPr>
+                <w:rFonts w:hint="eastAsia" w:ascii="Times New Roman" w:hAnsi="Times New Roman" w:eastAsia="FangSong" w:cs="Times New Roman"/>
+              </w:rPr>
+              <w:t>二价铂平面四方顺反空间异构</w:t>
+            </w:r>
+          </w:p>
+        </w:tc>
+        <w:tc>
+          <w:tcPr/>
+          <w:p>
+            <w:pPr>
+              <w:pStyle w:val="Compact"/>
+              <w:jc w:val="center"/>
+            </w:pPr>
+            <w:r>
+              <w:rPr>
+                <w:rFonts w:ascii="Times New Roman" w:hAnsi="Times New Roman" w:eastAsia="Times New Roman" w:cs="Times New Roman"/>
+              </w:rPr>
+              <w:t xml:space="preserve">&gt; </w:t>
+            </w:r>
+            <w:r>
+              <w:rPr>
+                <w:rFonts w:hint="eastAsia" w:ascii="Times New Roman" w:hAnsi="Times New Roman" w:eastAsia="FangSong" w:cs="Times New Roman"/>
+              </w:rPr>
+              <w:t xml:space="preserve">图</w:t>
+            </w:r>
+            <w:r>
+              <w:rPr>
+                <w:rFonts w:ascii="Times New Roman" w:hAnsi="Times New Roman" w:eastAsia="Times New Roman" w:cs="Times New Roman"/>
+              </w:rPr>
+              <w:t xml:space="preserve"> </w:t>
+            </w:r>
+            <w:r>
+              <w:rPr>
+                <w:rFonts w:hint="eastAsia" w:ascii="Times New Roman" w:hAnsi="Times New Roman" w:eastAsia="Times New Roman" w:cs="Times New Roman"/>
+              </w:rPr>
+              <w:t>8-15：</w:t>
+            </w:r>
+            <w:r>
+              <w:rPr>
+                <w:rFonts w:hint="eastAsia" w:ascii="Times New Roman" w:hAnsi="Times New Roman" w:eastAsia="FangSong" w:cs="Times New Roman"/>
+              </w:rPr>
+              <w:t>顺铂交联鸟嘌呤抑制复制机理</w:t>
+            </w:r>
+          </w:p>
+        </w:tc>
+      </w:tr>
+    </w:tbl>
     <w:p>
       <w:pPr>
         <w:pStyle w:val="BodyText"/>
-        <w:spacing w:before="160" w:after="80"/>
-        <w:jc w:val="center"/>
-      </w:pPr>
-      <w:r>
-        <w:rPr>
-          <w:rFonts w:ascii="Times New Roman" w:hAnsi="Times New Roman" w:eastAsia="Times New Roman" w:cs="Times New Roman"/>
-        </w:rPr>
-        <w:drawing>
-          <wp:inline>
-            <wp:extent cx="2667000" cy="658146"/>
-            <wp:effectExtent b="0" l="0" r="0" t="0"/>
-            <wp:docPr descr="" title="" id="59" name="Picture"/>
-            <a:graphic>
-              <a:graphicData uri="http://schemas.openxmlformats.org/drawingml/2006/picture">
-                <pic:pic>
-                  <pic:nvPicPr>
-                    <pic:cNvPr descr="b6cad1e8751a1996d7f9f262f4a72caaa81077100f178579ab10795fed76636c.jpg" id="60" name="Picture"/>
-                    <pic:cNvPicPr>
-                      <a:picLocks noChangeArrowheads="1" noChangeAspect="1"/>
-                    </pic:cNvPicPr>
-                  </pic:nvPicPr>
-                  <pic:blipFill>
-                    <a:blip r:embed="rId58"/>
-                    <a:stretch>
-                      <a:fillRect/>
-                    </a:stretch>
-                  </pic:blipFill>
-                  <pic:spPr bwMode="auto">
-                    <a:xfrm>
-                      <a:off x="0" y="0"/>
-                      <a:ext cx="2667000" cy="658146"/>
-                    </a:xfrm>
-                    <a:prstGeom prst="rect">
-                      <a:avLst/>
-                    </a:prstGeom>
-                    <a:noFill/>
-                    <a:ln w="9525">
-                      <a:noFill/>
-                      <a:headEnd/>
-                      <a:tailEnd/>
-                    </a:ln>
-                  </pic:spPr>
-                </pic:pic>
-              </a:graphicData>
-            </a:graphic>
-          </wp:inline>
-        </w:drawing>
-      </w:r>
-    </w:p>
-    <w:p>
-      <w:pPr>
-        <w:pStyle w:val="BlockText"/>
-        <w:spacing w:before="40" w:after="160"/>
-        <w:jc w:val="center"/>
-      </w:pPr>
-      <w:r>
-        <w:rPr>
-          <w:rFonts w:hint="eastAsia" w:ascii="Times New Roman" w:hAnsi="Times New Roman" w:eastAsia="FangSong" w:cs="Times New Roman"/>
-          <w:b w:val="0"/>
-          <w:i w:val="0"/>
-          <w:sz w:val="21"/>
-        </w:rPr>
-        <w:t xml:space="preserve">图</w:t>
-      </w:r>
-      <w:r>
-        <w:rPr>
-          <w:rFonts w:ascii="Times New Roman" w:hAnsi="Times New Roman" w:eastAsia="FangSong" w:cs="Times New Roman"/>
-          <w:b w:val="0"/>
-          <w:i w:val="0"/>
-          <w:sz w:val="21"/>
-        </w:rPr>
-        <w:t xml:space="preserve"> </w:t>
-      </w:r>
-      <w:r>
-        <w:rPr>
-          <w:rFonts w:hint="eastAsia" w:ascii="Times New Roman" w:hAnsi="Times New Roman" w:eastAsia="FangSong" w:cs="Times New Roman"/>
-          <w:b w:val="0"/>
-          <w:i w:val="0"/>
-          <w:sz w:val="21"/>
-        </w:rPr>
-        <w:t>8-13：</w:t>
-      </w:r>
-      <w:r>
-        <w:rPr>
-          <w:rFonts w:hint="eastAsia" w:ascii="Times New Roman" w:hAnsi="Times New Roman" w:eastAsia="FangSong" w:cs="Times New Roman"/>
-          <w:b w:val="0"/>
-          <w:i w:val="0"/>
-          <w:sz w:val="21"/>
-        </w:rPr>
-        <w:t>反位效应调控顺反异构体合成</w:t>
-      </w:r>
-    </w:p>
-    <w:p>
-      <w:pPr>
-        <w:pStyle w:val="FirstParagraph"/>
-        <w:spacing w:before="160" w:after="80"/>
-        <w:jc w:val="center"/>
-      </w:pPr>
-      <w:r>
-        <w:rPr>
-          <w:rFonts w:ascii="Times New Roman" w:hAnsi="Times New Roman" w:eastAsia="Times New Roman" w:cs="Times New Roman"/>
-        </w:rPr>
-        <w:drawing>
-          <wp:inline>
-            <wp:extent cx="2667000" cy="1246960"/>
-            <wp:effectExtent b="0" l="0" r="0" t="0"/>
-            <wp:docPr descr="" title="" id="62" name="Picture"/>
-            <a:graphic>
-              <a:graphicData uri="http://schemas.openxmlformats.org/drawingml/2006/picture">
-                <pic:pic>
-                  <pic:nvPicPr>
-                    <pic:cNvPr descr="5097664b1e3ddf262494a7ad69bc284567d027354d28d849281fb9515743f2cf.jpg" id="63" name="Picture"/>
-                    <pic:cNvPicPr>
-                      <a:picLocks noChangeArrowheads="1" noChangeAspect="1"/>
-                    </pic:cNvPicPr>
-                  </pic:nvPicPr>
-                  <pic:blipFill>
-                    <a:blip r:embed="rId61"/>
-                    <a:stretch>
-                      <a:fillRect/>
-                    </a:stretch>
-                  </pic:blipFill>
-                  <pic:spPr bwMode="auto">
-                    <a:xfrm>
-                      <a:off x="0" y="0"/>
-                      <a:ext cx="2667000" cy="1246960"/>
-                    </a:xfrm>
-                    <a:prstGeom prst="rect">
-                      <a:avLst/>
-                    </a:prstGeom>
-                    <a:noFill/>
-                    <a:ln w="9525">
-                      <a:noFill/>
-                      <a:headEnd/>
-                      <a:tailEnd/>
-                    </a:ln>
-                  </pic:spPr>
-                </pic:pic>
-              </a:graphicData>
-            </a:graphic>
-          </wp:inline>
-        </w:drawing>
-      </w:r>
-    </w:p>
-    <w:p>
-      <w:pPr>
-        <w:pStyle w:val="BlockText"/>
-        <w:spacing w:before="40" w:after="160"/>
-        <w:jc w:val="center"/>
-      </w:pPr>
-      <w:r>
-        <w:rPr>
-          <w:rFonts w:hint="eastAsia" w:ascii="Times New Roman" w:hAnsi="Times New Roman" w:eastAsia="FangSong" w:cs="Times New Roman"/>
-          <w:b w:val="0"/>
-          <w:i w:val="0"/>
-          <w:sz w:val="21"/>
-        </w:rPr>
-        <w:t xml:space="preserve">图</w:t>
-      </w:r>
-      <w:r>
-        <w:rPr>
-          <w:rFonts w:ascii="Times New Roman" w:hAnsi="Times New Roman" w:eastAsia="FangSong" w:cs="Times New Roman"/>
-          <w:b w:val="0"/>
-          <w:i w:val="0"/>
-          <w:sz w:val="21"/>
-        </w:rPr>
-        <w:t xml:space="preserve"> </w:t>
-      </w:r>
-      <w:r>
-        <w:rPr>
-          <w:rFonts w:hint="eastAsia" w:ascii="Times New Roman" w:hAnsi="Times New Roman" w:eastAsia="FangSong" w:cs="Times New Roman"/>
-          <w:b w:val="0"/>
-          <w:i w:val="0"/>
-          <w:sz w:val="21"/>
-        </w:rPr>
-        <w:t>8-14：</w:t>
-      </w:r>
-      <w:r>
-        <w:rPr>
-          <w:rFonts w:hint="eastAsia" w:ascii="Times New Roman" w:hAnsi="Times New Roman" w:eastAsia="FangSong" w:cs="Times New Roman"/>
-          <w:b w:val="0"/>
-          <w:i w:val="0"/>
-          <w:sz w:val="21"/>
-        </w:rPr>
-        <w:t>二价铂平面四方顺反空间异构</w:t>
-      </w:r>
-    </w:p>
-    <w:p>
-      <w:pPr>
-        <w:pStyle w:val="FirstParagraph"/>
-        <w:spacing w:before="160" w:after="80"/>
-        <w:jc w:val="center"/>
-      </w:pPr>
-      <w:r>
-        <w:rPr>
-          <w:rFonts w:ascii="Times New Roman" w:hAnsi="Times New Roman" w:eastAsia="Times New Roman" w:cs="Times New Roman"/>
-        </w:rPr>
-        <w:drawing>
-          <wp:inline>
-            <wp:extent cx="2520000" cy="5554921"/>
-            <wp:effectExtent b="0" l="0" r="0" t="0"/>
-            <wp:docPr descr="" title="" id="65" name="Picture"/>
-            <a:graphic>
-              <a:graphicData uri="http://schemas.openxmlformats.org/drawingml/2006/picture">
-                <pic:pic>
-                  <pic:nvPicPr>
-                    <pic:cNvPr descr="5cbe9bd1a586edd3926c644c925941baf0b05e9a6b1b00afc4684a52541604e0.jpg" id="66" name="Picture"/>
-                    <pic:cNvPicPr>
-                      <a:picLocks noChangeArrowheads="1" noChangeAspect="1"/>
-                    </pic:cNvPicPr>
-                  </pic:nvPicPr>
-                  <pic:blipFill>
-                    <a:blip r:embed="rId64"/>
-                    <a:stretch>
-                      <a:fillRect/>
-                    </a:stretch>
-                  </pic:blipFill>
-                  <pic:spPr bwMode="auto">
-                    <a:xfrm>
-                      <a:off x="0" y="0"/>
-                      <a:ext cx="2520000" cy="5554921"/>
-                    </a:xfrm>
-                    <a:prstGeom prst="rect">
-                      <a:avLst/>
-                    </a:prstGeom>
-                    <a:noFill/>
-                    <a:ln w="9525">
-                      <a:noFill/>
-                      <a:headEnd/>
-                      <a:tailEnd/>
-                    </a:ln>
-                  </pic:spPr>
-                </pic:pic>
-              </a:graphicData>
-            </a:graphic>
-          </wp:inline>
-        </w:drawing>
-      </w:r>
-    </w:p>
-    <w:p>
-      <w:pPr>
-        <w:pStyle w:val="BlockText"/>
-        <w:spacing w:before="40" w:after="160"/>
-        <w:jc w:val="center"/>
-      </w:pPr>
-      <w:r>
-        <w:rPr>
-          <w:rFonts w:hint="eastAsia" w:ascii="Times New Roman" w:hAnsi="Times New Roman" w:eastAsia="FangSong" w:cs="Times New Roman"/>
-          <w:b w:val="0"/>
-          <w:i w:val="0"/>
-          <w:sz w:val="21"/>
-        </w:rPr>
-        <w:t xml:space="preserve">图</w:t>
-      </w:r>
-      <w:r>
-        <w:rPr>
-          <w:rFonts w:ascii="Times New Roman" w:hAnsi="Times New Roman" w:eastAsia="FangSong" w:cs="Times New Roman"/>
-          <w:b w:val="0"/>
-          <w:i w:val="0"/>
-          <w:sz w:val="21"/>
-        </w:rPr>
-        <w:t xml:space="preserve"> </w:t>
-      </w:r>
-      <w:r>
-        <w:rPr>
-          <w:rFonts w:hint="eastAsia" w:ascii="Times New Roman" w:hAnsi="Times New Roman" w:eastAsia="FangSong" w:cs="Times New Roman"/>
-          <w:b w:val="0"/>
-          <w:i w:val="0"/>
-          <w:sz w:val="21"/>
-        </w:rPr>
-        <w:t>8-15：</w:t>
-      </w:r>
-      <w:r>
-        <w:rPr>
-          <w:rFonts w:hint="eastAsia" w:ascii="Times New Roman" w:hAnsi="Times New Roman" w:eastAsia="FangSong" w:cs="Times New Roman"/>
-          <w:b w:val="0"/>
-          <w:i w:val="0"/>
-          <w:sz w:val="21"/>
-        </w:rPr>
-        <w:t>顺铂交联鸟嘌呤抑制复制机理</w:t>
-      </w:r>
-    </w:p>
-    <w:p>
-      <w:pPr>
-        <w:pStyle w:val="FirstParagraph"/>
+        <w:spacing w:before="120"/>
         <w:ind w:firstLine="420"/>
       </w:pPr>
       <w:r>
@@ -32671,6 +33264,7 @@
     <w:p>
       <w:pPr>
         <w:pStyle w:val="FirstParagraph"/>
+        <w:spacing w:after="80"/>
         <w:ind w:firstLine="420"/>
       </w:pPr>
       <w:r>
@@ -32815,104 +33409,152 @@
         <w:t>。</w:t>
       </w:r>
     </w:p>
+    <w:tbl>
+      <w:tblPr>
+        <w:tblStyle w:val="Table"/>
+        <w:tblW w:type="pct" w:w="5000"/>
+        <w:tblLayout w:type="fixed"/>
+        <w:tblLook w:firstRow="1" w:lastRow="0" w:firstColumn="0" w:lastColumn="0" w:noHBand="0" w:noVBand="0" w:val="0020"/>
+        <w:jc w:val="center"/>
+        <w:tblBorders>
+          <w:top w:val="single" w:sz="12" w:space="0" w:color="333333"/>
+          <w:bottom w:val="single" w:sz="12" w:space="0" w:color="333333"/>
+          <w:left w:val="none"/>
+          <w:right w:val="none"/>
+          <w:insideH w:val="none"/>
+          <w:insideV w:val="none"/>
+        </w:tblBorders>
+      </w:tblPr>
+      <w:tblGrid>
+        <w:gridCol w:w="7920"/>
+      </w:tblGrid>
+      <w:tr>
+        <w:trPr>
+          <w:tblHeader w:val="on"/>
+        </w:trPr>
+        <w:tc>
+          <w:tcPr>
+            <w:tcBorders>
+              <w:bottom w:val="single" w:sz="6" w:space="0" w:color="333333"/>
+            </w:tcBorders>
+          </w:tcPr>
+          <w:p>
+            <w:pPr>
+              <w:pStyle w:val="Compact"/>
+              <w:jc w:val="center"/>
+            </w:pPr>
+            <w:r>
+              <w:rPr>
+                <w:rFonts w:hint="eastAsia" w:ascii="Times New Roman" w:hAnsi="Times New Roman" w:eastAsia="SimHei" w:cs="Times New Roman"/>
+                <w:b/>
+              </w:rPr>
+              <w:t xml:space="preserve">各类磁性物质变温磁化率</w:t>
+            </w:r>
+          </w:p>
+        </w:tc>
+      </w:tr>
+      <w:tr>
+        <w:tc>
+          <w:tcPr/>
+          <w:p>
+            <w:pPr>
+              <w:pStyle w:val="Compact"/>
+              <w:jc w:val="center"/>
+            </w:pPr>
+            <w:r>
+              <w:rPr>
+                <w:rFonts w:ascii="Times New Roman" w:hAnsi="Times New Roman" w:eastAsia="Times New Roman" w:cs="Times New Roman"/>
+              </w:rPr>
+              <w:drawing>
+                <wp:inline>
+                  <wp:extent cx="2667000" cy="2416508"/>
+                  <wp:effectExtent b="0" l="0" r="0" t="0"/>
+                  <wp:docPr descr="" title="" id="69" name="Picture"/>
+                  <a:graphic>
+                    <a:graphicData uri="http://schemas.openxmlformats.org/drawingml/2006/picture">
+                      <pic:pic>
+                        <pic:nvPicPr>
+                          <pic:cNvPr descr="de4bed903e126d54bf8c97915bbaf13af82756f7b7560ef15e36f480abc28acb.jpg" id="70" name="Picture"/>
+                          <pic:cNvPicPr>
+                            <a:picLocks noChangeArrowheads="1" noChangeAspect="1"/>
+                          </pic:cNvPicPr>
+                        </pic:nvPicPr>
+                        <pic:blipFill>
+                          <a:blip r:embed="rId68"/>
+                          <a:stretch>
+                            <a:fillRect/>
+                          </a:stretch>
+                        </pic:blipFill>
+                        <pic:spPr bwMode="auto">
+                          <a:xfrm>
+                            <a:off x="0" y="0"/>
+                            <a:ext cx="2667000" cy="2416508"/>
+                          </a:xfrm>
+                          <a:prstGeom prst="rect">
+                            <a:avLst/>
+                          </a:prstGeom>
+                          <a:noFill/>
+                          <a:ln w="9525">
+                            <a:noFill/>
+                            <a:headEnd/>
+                            <a:tailEnd/>
+                          </a:ln>
+                        </pic:spPr>
+                      </pic:pic>
+                    </a:graphicData>
+                  </a:graphic>
+                </wp:inline>
+              </w:drawing>
+            </w:r>
+          </w:p>
+        </w:tc>
+      </w:tr>
+      <w:tr>
+        <w:tc>
+          <w:tcPr/>
+          <w:p>
+            <w:pPr>
+              <w:pStyle w:val="Compact"/>
+              <w:jc w:val="center"/>
+            </w:pPr>
+            <w:r>
+              <w:rPr>
+                <w:rFonts w:ascii="Times New Roman" w:hAnsi="Times New Roman" w:eastAsia="Times New Roman" w:cs="Times New Roman"/>
+              </w:rPr>
+              <w:t xml:space="preserve">&gt; </w:t>
+            </w:r>
+            <w:r>
+              <w:rPr>
+                <w:rFonts w:hint="eastAsia" w:ascii="Times New Roman" w:hAnsi="Times New Roman" w:eastAsia="FangSong" w:cs="Times New Roman"/>
+              </w:rPr>
+              <w:t xml:space="preserve">图</w:t>
+            </w:r>
+            <w:r>
+              <w:rPr>
+                <w:rFonts w:ascii="Times New Roman" w:hAnsi="Times New Roman" w:eastAsia="Times New Roman" w:cs="Times New Roman"/>
+              </w:rPr>
+              <w:t xml:space="preserve"> </w:t>
+            </w:r>
+            <w:r>
+              <w:rPr>
+                <w:rFonts w:hint="eastAsia" w:ascii="Times New Roman" w:hAnsi="Times New Roman" w:eastAsia="Times New Roman" w:cs="Times New Roman"/>
+              </w:rPr>
+              <w:t>8-16：</w:t>
+            </w:r>
+            <w:r>
+              <w:rPr>
+                <w:rFonts w:hint="eastAsia" w:ascii="Times New Roman" w:hAnsi="Times New Roman" w:eastAsia="FangSong" w:cs="Times New Roman"/>
+              </w:rPr>
+              <w:t>各类磁性物质变温磁化率曲线</w:t>
+            </w:r>
+          </w:p>
+        </w:tc>
+      </w:tr>
+    </w:tbl>
     <w:p>
       <w:pPr>
         <w:pStyle w:val="BodyText"/>
-        <w:spacing w:before="160" w:after="80"/>
-        <w:jc w:val="center"/>
-      </w:pPr>
-      <w:r>
-        <w:rPr>
-          <w:rFonts w:ascii="Times New Roman" w:hAnsi="Times New Roman" w:eastAsia="Times New Roman" w:cs="Times New Roman"/>
-        </w:rPr>
-        <w:drawing>
-          <wp:inline>
-            <wp:extent cx="2667000" cy="2416508"/>
-            <wp:effectExtent b="0" l="0" r="0" t="0"/>
-            <wp:docPr descr="" title="" id="69" name="Picture"/>
-            <a:graphic>
-              <a:graphicData uri="http://schemas.openxmlformats.org/drawingml/2006/picture">
-                <pic:pic>
-                  <pic:nvPicPr>
-                    <pic:cNvPr descr="de4bed903e126d54bf8c97915bbaf13af82756f7b7560ef15e36f480abc28acb.jpg" id="70" name="Picture"/>
-                    <pic:cNvPicPr>
-                      <a:picLocks noChangeArrowheads="1" noChangeAspect="1"/>
-                    </pic:cNvPicPr>
-                  </pic:nvPicPr>
-                  <pic:blipFill>
-                    <a:blip r:embed="rId68"/>
-                    <a:stretch>
-                      <a:fillRect/>
-                    </a:stretch>
-                  </pic:blipFill>
-                  <pic:spPr bwMode="auto">
-                    <a:xfrm>
-                      <a:off x="0" y="0"/>
-                      <a:ext cx="2667000" cy="2416508"/>
-                    </a:xfrm>
-                    <a:prstGeom prst="rect">
-                      <a:avLst/>
-                    </a:prstGeom>
-                    <a:noFill/>
-                    <a:ln w="9525">
-                      <a:noFill/>
-                      <a:headEnd/>
-                      <a:tailEnd/>
-                    </a:ln>
-                  </pic:spPr>
-                </pic:pic>
-              </a:graphicData>
-            </a:graphic>
-          </wp:inline>
-        </w:drawing>
-      </w:r>
-    </w:p>
-    <w:p>
-      <w:pPr>
-        <w:pStyle w:val="BlockText"/>
-        <w:spacing w:before="40" w:after="160"/>
-        <w:jc w:val="center"/>
-      </w:pPr>
-      <w:r>
-        <w:rPr>
-          <w:rFonts w:hint="eastAsia" w:ascii="Times New Roman" w:hAnsi="Times New Roman" w:eastAsia="FangSong" w:cs="Times New Roman"/>
-          <w:b w:val="0"/>
-          <w:i w:val="0"/>
-          <w:sz w:val="21"/>
-        </w:rPr>
-        <w:t xml:space="preserve">图</w:t>
-      </w:r>
-      <w:r>
-        <w:rPr>
-          <w:rFonts w:ascii="Times New Roman" w:hAnsi="Times New Roman" w:eastAsia="FangSong" w:cs="Times New Roman"/>
-          <w:b w:val="0"/>
-          <w:i w:val="0"/>
-          <w:sz w:val="21"/>
-        </w:rPr>
-        <w:t xml:space="preserve"> </w:t>
-      </w:r>
-      <w:r>
-        <w:rPr>
-          <w:rFonts w:hint="eastAsia" w:ascii="Times New Roman" w:hAnsi="Times New Roman" w:eastAsia="FangSong" w:cs="Times New Roman"/>
-          <w:b w:val="0"/>
-          <w:i w:val="0"/>
-          <w:sz w:val="21"/>
-        </w:rPr>
-        <w:t>8-16：</w:t>
-      </w:r>
-      <w:r>
-        <w:rPr>
-          <w:rFonts w:hint="eastAsia" w:ascii="Times New Roman" w:hAnsi="Times New Roman" w:eastAsia="FangSong" w:cs="Times New Roman"/>
-          <w:b w:val="0"/>
-          <w:i w:val="0"/>
-          <w:sz w:val="21"/>
-        </w:rPr>
-        <w:t>各类磁性物质变温磁化率曲线</w:t>
-      </w:r>
-    </w:p>
-    <w:p>
-      <w:pPr>
-        <w:pStyle w:val="FirstParagraph"/>
+        <w:spacing w:before="120"/>
         <w:ind w:firstLine="420"/>
       </w:pPr>
       <w:r>
@@ -36600,6 +37242,7 @@
     <w:p>
       <w:pPr>
         <w:pStyle w:val="FirstParagraph"/>
+        <w:spacing w:after="80"/>
         <w:ind w:firstLine="420"/>
       </w:pPr>
       <w:r>
@@ -36844,199 +37487,266 @@
         <w:t>。</w:t>
       </w:r>
     </w:p>
+    <w:tbl>
+      <w:tblPr>
+        <w:tblStyle w:val="Table"/>
+        <w:tblW w:type="pct" w:w="5000"/>
+        <w:tblLayout w:type="fixed"/>
+        <w:tblLook w:firstRow="1" w:lastRow="0" w:firstColumn="0" w:lastColumn="0" w:noHBand="0" w:noVBand="0" w:val="0020"/>
+        <w:jc w:val="center"/>
+        <w:tblBorders>
+          <w:top w:val="single" w:sz="12" w:space="0" w:color="333333"/>
+          <w:bottom w:val="single" w:sz="12" w:space="0" w:color="333333"/>
+          <w:left w:val="none"/>
+          <w:right w:val="none"/>
+          <w:insideH w:val="none"/>
+          <w:insideV w:val="none"/>
+        </w:tblBorders>
+      </w:tblPr>
+      <w:tblGrid>
+        <w:gridCol w:w="3960"/>
+        <w:gridCol w:w="3960"/>
+      </w:tblGrid>
+      <w:tr>
+        <w:trPr>
+          <w:tblHeader w:val="on"/>
+        </w:trPr>
+        <w:tc>
+          <w:tcPr>
+            <w:tcBorders>
+              <w:bottom w:val="single" w:sz="6" w:space="0" w:color="333333"/>
+            </w:tcBorders>
+          </w:tcPr>
+          <w:p>
+            <w:pPr>
+              <w:pStyle w:val="Compact"/>
+              <w:jc w:val="center"/>
+            </w:pPr>
+            <w:r>
+              <w:rPr>
+                <w:rFonts w:hint="eastAsia" w:ascii="Times New Roman" w:hAnsi="Times New Roman" w:eastAsia="SimHei" w:cs="Times New Roman"/>
+                <w:b/>
+              </w:rPr>
+              <w:t xml:space="preserve">重金属双核八氯阴离子立体</w:t>
+            </w:r>
+          </w:p>
+        </w:tc>
+        <w:tc>
+          <w:tcPr>
+            <w:tcBorders>
+              <w:bottom w:val="single" w:sz="6" w:space="0" w:color="333333"/>
+            </w:tcBorders>
+          </w:tcPr>
+          <w:p>
+            <w:pPr>
+              <w:pStyle w:val="Compact"/>
+              <w:jc w:val="center"/>
+            </w:pPr>
+            <w:r>
+              <w:rPr>
+                <w:rFonts w:hint="eastAsia" w:ascii="Times New Roman" w:hAnsi="Times New Roman" w:eastAsia="SimHei" w:cs="Times New Roman"/>
+                <w:b/>
+              </w:rPr>
+              <w:t xml:space="preserve">双核重金属四重键分子轨道</w:t>
+            </w:r>
+          </w:p>
+        </w:tc>
+      </w:tr>
+      <w:tr>
+        <w:tc>
+          <w:tcPr/>
+          <w:p>
+            <w:pPr>
+              <w:pStyle w:val="Compact"/>
+              <w:jc w:val="center"/>
+            </w:pPr>
+            <w:r>
+              <w:rPr>
+                <w:rFonts w:ascii="Times New Roman" w:hAnsi="Times New Roman" w:eastAsia="Times New Roman" w:cs="Times New Roman"/>
+              </w:rPr>
+              <w:drawing>
+                <wp:inline>
+                  <wp:extent cx="2381250" cy="2672831"/>
+                  <wp:effectExtent b="0" l="0" r="0" t="0"/>
+                  <wp:docPr descr="" title="" id="73" name="Picture"/>
+                  <a:graphic>
+                    <a:graphicData uri="http://schemas.openxmlformats.org/drawingml/2006/picture">
+                      <pic:pic>
+                        <pic:nvPicPr>
+                          <pic:cNvPr descr="Re2Cl8_3D_structure.png" id="74" name="Picture"/>
+                          <pic:cNvPicPr>
+                            <a:picLocks noChangeArrowheads="1" noChangeAspect="1"/>
+                          </pic:cNvPicPr>
+                        </pic:nvPicPr>
+                        <pic:blipFill>
+                          <a:blip r:embed="rId72"/>
+                          <a:stretch>
+                            <a:fillRect/>
+                          </a:stretch>
+                        </pic:blipFill>
+                        <pic:spPr bwMode="auto">
+                          <a:xfrm>
+                            <a:off x="0" y="0"/>
+                            <a:ext cx="2381250" cy="2672831"/>
+                          </a:xfrm>
+                          <a:prstGeom prst="rect">
+                            <a:avLst/>
+                          </a:prstGeom>
+                          <a:noFill/>
+                          <a:ln w="9525">
+                            <a:noFill/>
+                            <a:headEnd/>
+                            <a:tailEnd/>
+                          </a:ln>
+                        </pic:spPr>
+                      </pic:pic>
+                    </a:graphicData>
+                  </a:graphic>
+                </wp:inline>
+              </w:drawing>
+            </w:r>
+          </w:p>
+        </w:tc>
+        <w:tc>
+          <w:tcPr/>
+          <w:p>
+            <w:pPr>
+              <w:pStyle w:val="Compact"/>
+              <w:jc w:val="center"/>
+            </w:pPr>
+            <w:r>
+              <w:rPr>
+                <w:rFonts w:ascii="Times New Roman" w:hAnsi="Times New Roman" w:eastAsia="Times New Roman" w:cs="Times New Roman"/>
+              </w:rPr>
+              <w:drawing>
+                <wp:inline>
+                  <wp:extent cx="2381250" cy="3175000"/>
+                  <wp:effectExtent b="0" l="0" r="0" t="0"/>
+                  <wp:docPr descr="" title="" id="76" name="Picture"/>
+                  <a:graphic>
+                    <a:graphicData uri="http://schemas.openxmlformats.org/drawingml/2006/picture">
+                      <pic:pic>
+                        <pic:nvPicPr>
+                          <pic:cNvPr descr="23dda00dde38b339b9ab88f2811a0d5964b48be34da772322950fcbbada82a6e.jpg" id="77" name="Picture"/>
+                          <pic:cNvPicPr>
+                            <a:picLocks noChangeArrowheads="1" noChangeAspect="1"/>
+                          </pic:cNvPicPr>
+                        </pic:nvPicPr>
+                        <pic:blipFill>
+                          <a:blip r:embed="rId75"/>
+                          <a:stretch>
+                            <a:fillRect/>
+                          </a:stretch>
+                        </pic:blipFill>
+                        <pic:spPr bwMode="auto">
+                          <a:xfrm>
+                            <a:off x="0" y="0"/>
+                            <a:ext cx="2381250" cy="3175000"/>
+                          </a:xfrm>
+                          <a:prstGeom prst="rect">
+                            <a:avLst/>
+                          </a:prstGeom>
+                          <a:noFill/>
+                          <a:ln w="9525">
+                            <a:noFill/>
+                            <a:headEnd/>
+                            <a:tailEnd/>
+                          </a:ln>
+                        </pic:spPr>
+                      </pic:pic>
+                    </a:graphicData>
+                  </a:graphic>
+                </wp:inline>
+              </w:drawing>
+            </w:r>
+          </w:p>
+        </w:tc>
+      </w:tr>
+      <w:tr>
+        <w:tc>
+          <w:tcPr/>
+          <w:p>
+            <w:pPr>
+              <w:pStyle w:val="Compact"/>
+              <w:jc w:val="center"/>
+            </w:pPr>
+            <w:r>
+              <w:rPr>
+                <w:rFonts w:ascii="Times New Roman" w:hAnsi="Times New Roman" w:eastAsia="Times New Roman" w:cs="Times New Roman"/>
+              </w:rPr>
+              <w:t xml:space="preserve">&gt; </w:t>
+            </w:r>
+            <w:r>
+              <w:rPr>
+                <w:rFonts w:hint="eastAsia" w:ascii="Times New Roman" w:hAnsi="Times New Roman" w:eastAsia="FangSong" w:cs="Times New Roman"/>
+              </w:rPr>
+              <w:t xml:space="preserve">图</w:t>
+            </w:r>
+            <w:r>
+              <w:rPr>
+                <w:rFonts w:ascii="Times New Roman" w:hAnsi="Times New Roman" w:eastAsia="Times New Roman" w:cs="Times New Roman"/>
+              </w:rPr>
+              <w:t xml:space="preserve"> </w:t>
+            </w:r>
+            <w:r>
+              <w:rPr>
+                <w:rFonts w:hint="eastAsia" w:ascii="Times New Roman" w:hAnsi="Times New Roman" w:eastAsia="Times New Roman" w:cs="Times New Roman"/>
+              </w:rPr>
+              <w:t>8-17：</w:t>
+            </w:r>
+            <w:r>
+              <w:rPr>
+                <w:rFonts w:hint="eastAsia" w:ascii="Times New Roman" w:hAnsi="Times New Roman" w:eastAsia="FangSong" w:cs="Times New Roman"/>
+              </w:rPr>
+              <w:t>重金属双核八氯阴离子立体构型</w:t>
+            </w:r>
+          </w:p>
+        </w:tc>
+        <w:tc>
+          <w:tcPr/>
+          <w:p>
+            <w:pPr>
+              <w:pStyle w:val="Compact"/>
+              <w:jc w:val="center"/>
+            </w:pPr>
+            <w:r>
+              <w:rPr>
+                <w:rFonts w:ascii="Times New Roman" w:hAnsi="Times New Roman" w:eastAsia="Times New Roman" w:cs="Times New Roman"/>
+              </w:rPr>
+              <w:t xml:space="preserve">&gt; </w:t>
+            </w:r>
+            <w:r>
+              <w:rPr>
+                <w:rFonts w:hint="eastAsia" w:ascii="Times New Roman" w:hAnsi="Times New Roman" w:eastAsia="FangSong" w:cs="Times New Roman"/>
+              </w:rPr>
+              <w:t xml:space="preserve">图</w:t>
+            </w:r>
+            <w:r>
+              <w:rPr>
+                <w:rFonts w:ascii="Times New Roman" w:hAnsi="Times New Roman" w:eastAsia="Times New Roman" w:cs="Times New Roman"/>
+              </w:rPr>
+              <w:t xml:space="preserve"> </w:t>
+            </w:r>
+            <w:r>
+              <w:rPr>
+                <w:rFonts w:hint="eastAsia" w:ascii="Times New Roman" w:hAnsi="Times New Roman" w:eastAsia="Times New Roman" w:cs="Times New Roman"/>
+              </w:rPr>
+              <w:t>8-18：</w:t>
+            </w:r>
+            <w:r>
+              <w:rPr>
+                <w:rFonts w:hint="eastAsia" w:ascii="Times New Roman" w:hAnsi="Times New Roman" w:eastAsia="FangSong" w:cs="Times New Roman"/>
+              </w:rPr>
+              <w:t>双核重金属四重键分子轨道能级</w:t>
+            </w:r>
+          </w:p>
+        </w:tc>
+      </w:tr>
+    </w:tbl>
     <w:p>
       <w:pPr>
         <w:pStyle w:val="BodyText"/>
-        <w:spacing w:before="160" w:after="80"/>
-        <w:jc w:val="center"/>
-      </w:pPr>
-      <w:r>
-        <w:rPr>
-          <w:rFonts w:ascii="Times New Roman" w:hAnsi="Times New Roman" w:eastAsia="Times New Roman" w:cs="Times New Roman"/>
-        </w:rPr>
-        <w:drawing>
-          <wp:inline>
-            <wp:extent cx="2667000" cy="2993571"/>
-            <wp:effectExtent b="0" l="0" r="0" t="0"/>
-            <wp:docPr descr="" title="" id="73" name="Picture"/>
-            <a:graphic>
-              <a:graphicData uri="http://schemas.openxmlformats.org/drawingml/2006/picture">
-                <pic:pic>
-                  <pic:nvPicPr>
-                    <pic:cNvPr descr="Re2Cl8_3D_structure.png" id="74" name="Picture"/>
-                    <pic:cNvPicPr>
-                      <a:picLocks noChangeArrowheads="1" noChangeAspect="1"/>
-                    </pic:cNvPicPr>
-                  </pic:nvPicPr>
-                  <pic:blipFill>
-                    <a:blip r:embed="rId72"/>
-                    <a:stretch>
-                      <a:fillRect/>
-                    </a:stretch>
-                  </pic:blipFill>
-                  <pic:spPr bwMode="auto">
-                    <a:xfrm>
-                      <a:off x="0" y="0"/>
-                      <a:ext cx="2667000" cy="2993571"/>
-                    </a:xfrm>
-                    <a:prstGeom prst="rect">
-                      <a:avLst/>
-                    </a:prstGeom>
-                    <a:noFill/>
-                    <a:ln w="9525">
-                      <a:noFill/>
-                      <a:headEnd/>
-                      <a:tailEnd/>
-                    </a:ln>
-                  </pic:spPr>
-                </pic:pic>
-              </a:graphicData>
-            </a:graphic>
-          </wp:inline>
-        </w:drawing>
-      </w:r>
-    </w:p>
-    <w:p>
-      <w:pPr>
-        <w:pStyle w:val="BlockText"/>
-        <w:spacing w:before="40" w:after="160"/>
-        <w:jc w:val="center"/>
-      </w:pPr>
-      <w:r>
-        <w:rPr>
-          <w:rFonts w:hint="eastAsia" w:ascii="Times New Roman" w:hAnsi="Times New Roman" w:eastAsia="FangSong" w:cs="Times New Roman"/>
-          <w:b w:val="0"/>
-          <w:i w:val="0"/>
-          <w:sz w:val="21"/>
-        </w:rPr>
-        <w:t xml:space="preserve">图</w:t>
-      </w:r>
-      <w:r>
-        <w:rPr>
-          <w:rFonts w:ascii="Times New Roman" w:hAnsi="Times New Roman" w:eastAsia="FangSong" w:cs="Times New Roman"/>
-          <w:b w:val="0"/>
-          <w:i w:val="0"/>
-          <w:sz w:val="21"/>
-        </w:rPr>
-        <w:t xml:space="preserve"> </w:t>
-      </w:r>
-      <w:r>
-        <w:rPr>
-          <w:rFonts w:hint="eastAsia" w:ascii="Times New Roman" w:hAnsi="Times New Roman" w:eastAsia="FangSong" w:cs="Times New Roman"/>
-          <w:b w:val="0"/>
-          <w:i w:val="0"/>
-          <w:sz w:val="21"/>
-        </w:rPr>
-        <w:t>8-17：</w:t>
-      </w:r>
-      <w:r>
-        <w:rPr>
-          <w:rFonts w:hint="eastAsia" w:ascii="Times New Roman" w:hAnsi="Times New Roman" w:eastAsia="FangSong" w:cs="Times New Roman"/>
-          <w:b w:val="0"/>
-          <w:i w:val="0"/>
-          <w:sz w:val="21"/>
-        </w:rPr>
-        <w:t>重金属双核八氯阴离子立体构型</w:t>
-      </w:r>
-    </w:p>
-    <w:p>
-      <w:pPr>
-        <w:pStyle w:val="FirstParagraph"/>
-        <w:spacing w:before="160" w:after="80"/>
-        <w:jc w:val="center"/>
-      </w:pPr>
-      <w:r>
-        <w:rPr>
-          <w:rFonts w:ascii="Times New Roman" w:hAnsi="Times New Roman" w:eastAsia="Times New Roman" w:cs="Times New Roman"/>
-        </w:rPr>
-        <w:drawing>
-          <wp:inline>
-            <wp:extent cx="2667000" cy="3556000"/>
-            <wp:effectExtent b="0" l="0" r="0" t="0"/>
-            <wp:docPr descr="" title="" id="76" name="Picture"/>
-            <a:graphic>
-              <a:graphicData uri="http://schemas.openxmlformats.org/drawingml/2006/picture">
-                <pic:pic>
-                  <pic:nvPicPr>
-                    <pic:cNvPr descr="23dda00dde38b339b9ab88f2811a0d5964b48be34da772322950fcbbada82a6e.jpg" id="77" name="Picture"/>
-                    <pic:cNvPicPr>
-                      <a:picLocks noChangeArrowheads="1" noChangeAspect="1"/>
-                    </pic:cNvPicPr>
-                  </pic:nvPicPr>
-                  <pic:blipFill>
-                    <a:blip r:embed="rId75"/>
-                    <a:stretch>
-                      <a:fillRect/>
-                    </a:stretch>
-                  </pic:blipFill>
-                  <pic:spPr bwMode="auto">
-                    <a:xfrm>
-                      <a:off x="0" y="0"/>
-                      <a:ext cx="2667000" cy="3556000"/>
-                    </a:xfrm>
-                    <a:prstGeom prst="rect">
-                      <a:avLst/>
-                    </a:prstGeom>
-                    <a:noFill/>
-                    <a:ln w="9525">
-                      <a:noFill/>
-                      <a:headEnd/>
-                      <a:tailEnd/>
-                    </a:ln>
-                  </pic:spPr>
-                </pic:pic>
-              </a:graphicData>
-            </a:graphic>
-          </wp:inline>
-        </w:drawing>
-      </w:r>
-    </w:p>
-    <w:p>
-      <w:pPr>
-        <w:pStyle w:val="BlockText"/>
-        <w:spacing w:before="40" w:after="160"/>
-        <w:jc w:val="center"/>
-      </w:pPr>
-      <w:r>
-        <w:rPr>
-          <w:rFonts w:hint="eastAsia" w:ascii="Times New Roman" w:hAnsi="Times New Roman" w:eastAsia="FangSong" w:cs="Times New Roman"/>
-          <w:b w:val="0"/>
-          <w:i w:val="0"/>
-          <w:sz w:val="21"/>
-        </w:rPr>
-        <w:t xml:space="preserve">图</w:t>
-      </w:r>
-      <w:r>
-        <w:rPr>
-          <w:rFonts w:ascii="Times New Roman" w:hAnsi="Times New Roman" w:eastAsia="FangSong" w:cs="Times New Roman"/>
-          <w:b w:val="0"/>
-          <w:i w:val="0"/>
-          <w:sz w:val="21"/>
-        </w:rPr>
-        <w:t xml:space="preserve"> </w:t>
-      </w:r>
-      <w:r>
-        <w:rPr>
-          <w:rFonts w:hint="eastAsia" w:ascii="Times New Roman" w:hAnsi="Times New Roman" w:eastAsia="FangSong" w:cs="Times New Roman"/>
-          <w:b w:val="0"/>
-          <w:i w:val="0"/>
-          <w:sz w:val="21"/>
-        </w:rPr>
-        <w:t>8-18：</w:t>
-      </w:r>
-      <w:r>
-        <w:rPr>
-          <w:rFonts w:hint="eastAsia" w:ascii="Times New Roman" w:hAnsi="Times New Roman" w:eastAsia="FangSong" w:cs="Times New Roman"/>
-          <w:b w:val="0"/>
-          <w:i w:val="0"/>
-          <w:sz w:val="21"/>
-        </w:rPr>
-        <w:t>双核重金属四重键分子轨道能级</w:t>
-      </w:r>
-    </w:p>
-    <w:p>
-      <w:pPr>
-        <w:pStyle w:val="FirstParagraph"/>
+        <w:spacing w:before="120"/>
         <w:ind w:firstLine="420"/>
       </w:pPr>
       <w:r>
@@ -37337,6 +38047,7 @@
     <w:p>
       <w:pPr>
         <w:pStyle w:val="BodyText"/>
+        <w:spacing w:after="80"/>
         <w:ind w:firstLine="420"/>
       </w:pPr>
       <w:r>
@@ -38051,199 +38762,266 @@
         <w:t>。</w:t>
       </w:r>
     </w:p>
+    <w:tbl>
+      <w:tblPr>
+        <w:tblStyle w:val="Table"/>
+        <w:tblW w:type="pct" w:w="5000"/>
+        <w:tblLayout w:type="fixed"/>
+        <w:tblLook w:firstRow="1" w:lastRow="0" w:firstColumn="0" w:lastColumn="0" w:noHBand="0" w:noVBand="0" w:val="0020"/>
+        <w:jc w:val="center"/>
+        <w:tblBorders>
+          <w:top w:val="single" w:sz="12" w:space="0" w:color="333333"/>
+          <w:bottom w:val="single" w:sz="12" w:space="0" w:color="333333"/>
+          <w:left w:val="none"/>
+          <w:right w:val="none"/>
+          <w:insideH w:val="none"/>
+          <w:insideV w:val="none"/>
+        </w:tblBorders>
+      </w:tblPr>
+      <w:tblGrid>
+        <w:gridCol w:w="3960"/>
+        <w:gridCol w:w="3960"/>
+      </w:tblGrid>
+      <w:tr>
+        <w:trPr>
+          <w:tblHeader w:val="on"/>
+        </w:trPr>
+        <w:tc>
+          <w:tcPr>
+            <w:tcBorders>
+              <w:bottom w:val="single" w:sz="6" w:space="0" w:color="333333"/>
+            </w:tcBorders>
+          </w:tcPr>
+          <w:p>
+            <w:pPr>
+              <w:pStyle w:val="Compact"/>
+              <w:jc w:val="center"/>
+            </w:pPr>
+            <w:r>
+              <w:rPr>
+                <w:rFonts w:hint="eastAsia" w:ascii="Times New Roman" w:hAnsi="Times New Roman" w:eastAsia="SimHei" w:cs="Times New Roman"/>
+                <w:b/>
+              </w:rPr>
+              <w:t xml:space="preserve">四重键骨架</w:t>
+            </w:r>
+          </w:p>
+        </w:tc>
+        <w:tc>
+          <w:tcPr>
+            <w:tcBorders>
+              <w:bottom w:val="single" w:sz="6" w:space="0" w:color="333333"/>
+            </w:tcBorders>
+          </w:tcPr>
+          <w:p>
+            <w:pPr>
+              <w:pStyle w:val="Compact"/>
+              <w:jc w:val="center"/>
+            </w:pPr>
+            <w:r>
+              <w:rPr>
+                <w:rFonts w:hint="eastAsia" w:ascii="Times New Roman" w:hAnsi="Times New Roman" w:eastAsia="SimHei" w:cs="Times New Roman"/>
+                <w:b/>
+              </w:rPr>
+              <w:t xml:space="preserve">面对面重叠形成德尔塔键机</w:t>
+            </w:r>
+          </w:p>
+        </w:tc>
+      </w:tr>
+      <w:tr>
+        <w:tc>
+          <w:tcPr/>
+          <w:p>
+            <w:pPr>
+              <w:pStyle w:val="Compact"/>
+              <w:jc w:val="center"/>
+            </w:pPr>
+            <w:r>
+              <w:rPr>
+                <w:rFonts w:ascii="Times New Roman" w:hAnsi="Times New Roman" w:eastAsia="Times New Roman" w:cs="Times New Roman"/>
+              </w:rPr>
+              <w:drawing>
+                <wp:inline>
+                  <wp:extent cx="2381250" cy="2432111"/>
+                  <wp:effectExtent b="0" l="0" r="0" t="0"/>
+                  <wp:docPr descr="" title="" id="79" name="Picture"/>
+                  <a:graphic>
+                    <a:graphicData uri="http://schemas.openxmlformats.org/drawingml/2006/picture">
+                      <pic:pic>
+                        <pic:nvPicPr>
+                          <pic:cNvPr descr="df788bc335457cb26645a395abbace04eff5cb7b53dffd298509b87cf6cb5a2b.jpg" id="80" name="Picture"/>
+                          <pic:cNvPicPr>
+                            <a:picLocks noChangeArrowheads="1" noChangeAspect="1"/>
+                          </pic:cNvPicPr>
+                        </pic:nvPicPr>
+                        <pic:blipFill>
+                          <a:blip r:embed="rId78"/>
+                          <a:stretch>
+                            <a:fillRect/>
+                          </a:stretch>
+                        </pic:blipFill>
+                        <pic:spPr bwMode="auto">
+                          <a:xfrm>
+                            <a:off x="0" y="0"/>
+                            <a:ext cx="2381250" cy="2432111"/>
+                          </a:xfrm>
+                          <a:prstGeom prst="rect">
+                            <a:avLst/>
+                          </a:prstGeom>
+                          <a:noFill/>
+                          <a:ln w="9525">
+                            <a:noFill/>
+                            <a:headEnd/>
+                            <a:tailEnd/>
+                          </a:ln>
+                        </pic:spPr>
+                      </pic:pic>
+                    </a:graphicData>
+                  </a:graphic>
+                </wp:inline>
+              </w:drawing>
+            </w:r>
+          </w:p>
+        </w:tc>
+        <w:tc>
+          <w:tcPr/>
+          <w:p>
+            <w:pPr>
+              <w:pStyle w:val="Compact"/>
+              <w:jc w:val="center"/>
+            </w:pPr>
+            <w:r>
+              <w:rPr>
+                <w:rFonts w:ascii="Times New Roman" w:hAnsi="Times New Roman" w:eastAsia="Times New Roman" w:cs="Times New Roman"/>
+              </w:rPr>
+              <w:drawing>
+                <wp:inline>
+                  <wp:extent cx="2381250" cy="649431"/>
+                  <wp:effectExtent b="0" l="0" r="0" t="0"/>
+                  <wp:docPr descr="" title="" id="82" name="Picture"/>
+                  <a:graphic>
+                    <a:graphicData uri="http://schemas.openxmlformats.org/drawingml/2006/picture">
+                      <pic:pic>
+                        <pic:nvPicPr>
+                          <pic:cNvPr descr="Delta_bond_formation_2D.png" id="83" name="Picture"/>
+                          <pic:cNvPicPr>
+                            <a:picLocks noChangeArrowheads="1" noChangeAspect="1"/>
+                          </pic:cNvPicPr>
+                        </pic:nvPicPr>
+                        <pic:blipFill>
+                          <a:blip r:embed="rId81"/>
+                          <a:stretch>
+                            <a:fillRect/>
+                          </a:stretch>
+                        </pic:blipFill>
+                        <pic:spPr bwMode="auto">
+                          <a:xfrm>
+                            <a:off x="0" y="0"/>
+                            <a:ext cx="2381250" cy="649431"/>
+                          </a:xfrm>
+                          <a:prstGeom prst="rect">
+                            <a:avLst/>
+                          </a:prstGeom>
+                          <a:noFill/>
+                          <a:ln w="9525">
+                            <a:noFill/>
+                            <a:headEnd/>
+                            <a:tailEnd/>
+                          </a:ln>
+                        </pic:spPr>
+                      </pic:pic>
+                    </a:graphicData>
+                  </a:graphic>
+                </wp:inline>
+              </w:drawing>
+            </w:r>
+          </w:p>
+        </w:tc>
+      </w:tr>
+      <w:tr>
+        <w:tc>
+          <w:tcPr/>
+          <w:p>
+            <w:pPr>
+              <w:pStyle w:val="Compact"/>
+              <w:jc w:val="center"/>
+            </w:pPr>
+            <w:r>
+              <w:rPr>
+                <w:rFonts w:ascii="Times New Roman" w:hAnsi="Times New Roman" w:eastAsia="Times New Roman" w:cs="Times New Roman"/>
+              </w:rPr>
+              <w:t xml:space="preserve">&gt; </w:t>
+            </w:r>
+            <w:r>
+              <w:rPr>
+                <w:rFonts w:hint="eastAsia" w:ascii="Times New Roman" w:hAnsi="Times New Roman" w:eastAsia="FangSong" w:cs="Times New Roman"/>
+              </w:rPr>
+              <w:t xml:space="preserve">图</w:t>
+            </w:r>
+            <w:r>
+              <w:rPr>
+                <w:rFonts w:ascii="Times New Roman" w:hAnsi="Times New Roman" w:eastAsia="Times New Roman" w:cs="Times New Roman"/>
+              </w:rPr>
+              <w:t xml:space="preserve"> </w:t>
+            </w:r>
+            <w:r>
+              <w:rPr>
+                <w:rFonts w:hint="eastAsia" w:ascii="Times New Roman" w:hAnsi="Times New Roman" w:eastAsia="Times New Roman" w:cs="Times New Roman"/>
+              </w:rPr>
+              <w:t>8-19：</w:t>
+            </w:r>
+            <w:r>
+              <w:rPr>
+                <w:rFonts w:hint="eastAsia" w:ascii="Times New Roman" w:hAnsi="Times New Roman" w:eastAsia="FangSong" w:cs="Times New Roman"/>
+              </w:rPr>
+              <w:t>四重键骨架与配体轨道定性重叠</w:t>
+            </w:r>
+          </w:p>
+        </w:tc>
+        <w:tc>
+          <w:tcPr/>
+          <w:p>
+            <w:pPr>
+              <w:pStyle w:val="Compact"/>
+              <w:jc w:val="center"/>
+            </w:pPr>
+            <w:r>
+              <w:rPr>
+                <w:rFonts w:ascii="Times New Roman" w:hAnsi="Times New Roman" w:eastAsia="Times New Roman" w:cs="Times New Roman"/>
+              </w:rPr>
+              <w:t xml:space="preserve">&gt; </w:t>
+            </w:r>
+            <w:r>
+              <w:rPr>
+                <w:rFonts w:hint="eastAsia" w:ascii="Times New Roman" w:hAnsi="Times New Roman" w:eastAsia="FangSong" w:cs="Times New Roman"/>
+              </w:rPr>
+              <w:t xml:space="preserve">图</w:t>
+            </w:r>
+            <w:r>
+              <w:rPr>
+                <w:rFonts w:ascii="Times New Roman" w:hAnsi="Times New Roman" w:eastAsia="Times New Roman" w:cs="Times New Roman"/>
+              </w:rPr>
+              <w:t xml:space="preserve"> </w:t>
+            </w:r>
+            <w:r>
+              <w:rPr>
+                <w:rFonts w:hint="eastAsia" w:ascii="Times New Roman" w:hAnsi="Times New Roman" w:eastAsia="Times New Roman" w:cs="Times New Roman"/>
+              </w:rPr>
+              <w:t>8-20：</w:t>
+            </w:r>
+            <w:r>
+              <w:rPr>
+                <w:rFonts w:hint="eastAsia" w:ascii="Times New Roman" w:hAnsi="Times New Roman" w:eastAsia="FangSong" w:cs="Times New Roman"/>
+              </w:rPr>
+              <w:t>面对面重叠形成德尔塔键机制</w:t>
+            </w:r>
+          </w:p>
+        </w:tc>
+      </w:tr>
+    </w:tbl>
     <w:p>
       <w:pPr>
         <w:pStyle w:val="BodyText"/>
-        <w:spacing w:before="160" w:after="80"/>
-        <w:jc w:val="center"/>
-      </w:pPr>
-      <w:r>
-        <w:rPr>
-          <w:rFonts w:ascii="Times New Roman" w:hAnsi="Times New Roman" w:eastAsia="Times New Roman" w:cs="Times New Roman"/>
-        </w:rPr>
-        <w:drawing>
-          <wp:inline>
-            <wp:extent cx="2667000" cy="2723965"/>
-            <wp:effectExtent b="0" l="0" r="0" t="0"/>
-            <wp:docPr descr="" title="" id="79" name="Picture"/>
-            <a:graphic>
-              <a:graphicData uri="http://schemas.openxmlformats.org/drawingml/2006/picture">
-                <pic:pic>
-                  <pic:nvPicPr>
-                    <pic:cNvPr descr="df788bc335457cb26645a395abbace04eff5cb7b53dffd298509b87cf6cb5a2b.jpg" id="80" name="Picture"/>
-                    <pic:cNvPicPr>
-                      <a:picLocks noChangeArrowheads="1" noChangeAspect="1"/>
-                    </pic:cNvPicPr>
-                  </pic:nvPicPr>
-                  <pic:blipFill>
-                    <a:blip r:embed="rId78"/>
-                    <a:stretch>
-                      <a:fillRect/>
-                    </a:stretch>
-                  </pic:blipFill>
-                  <pic:spPr bwMode="auto">
-                    <a:xfrm>
-                      <a:off x="0" y="0"/>
-                      <a:ext cx="2667000" cy="2723965"/>
-                    </a:xfrm>
-                    <a:prstGeom prst="rect">
-                      <a:avLst/>
-                    </a:prstGeom>
-                    <a:noFill/>
-                    <a:ln w="9525">
-                      <a:noFill/>
-                      <a:headEnd/>
-                      <a:tailEnd/>
-                    </a:ln>
-                  </pic:spPr>
-                </pic:pic>
-              </a:graphicData>
-            </a:graphic>
-          </wp:inline>
-        </w:drawing>
-      </w:r>
-    </w:p>
-    <w:p>
-      <w:pPr>
-        <w:pStyle w:val="BlockText"/>
-        <w:spacing w:before="40" w:after="160"/>
-        <w:jc w:val="center"/>
-      </w:pPr>
-      <w:r>
-        <w:rPr>
-          <w:rFonts w:hint="eastAsia" w:ascii="Times New Roman" w:hAnsi="Times New Roman" w:eastAsia="FangSong" w:cs="Times New Roman"/>
-          <w:b w:val="0"/>
-          <w:i w:val="0"/>
-          <w:sz w:val="21"/>
-        </w:rPr>
-        <w:t xml:space="preserve">图</w:t>
-      </w:r>
-      <w:r>
-        <w:rPr>
-          <w:rFonts w:ascii="Times New Roman" w:hAnsi="Times New Roman" w:eastAsia="FangSong" w:cs="Times New Roman"/>
-          <w:b w:val="0"/>
-          <w:i w:val="0"/>
-          <w:sz w:val="21"/>
-        </w:rPr>
-        <w:t xml:space="preserve"> </w:t>
-      </w:r>
-      <w:r>
-        <w:rPr>
-          <w:rFonts w:hint="eastAsia" w:ascii="Times New Roman" w:hAnsi="Times New Roman" w:eastAsia="FangSong" w:cs="Times New Roman"/>
-          <w:b w:val="0"/>
-          <w:i w:val="0"/>
-          <w:sz w:val="21"/>
-        </w:rPr>
-        <w:t>8-19：</w:t>
-      </w:r>
-      <w:r>
-        <w:rPr>
-          <w:rFonts w:hint="eastAsia" w:ascii="Times New Roman" w:hAnsi="Times New Roman" w:eastAsia="FangSong" w:cs="Times New Roman"/>
-          <w:b w:val="0"/>
-          <w:i w:val="0"/>
-          <w:sz w:val="21"/>
-        </w:rPr>
-        <w:t>四重键骨架与配体轨道定性重叠</w:t>
-      </w:r>
-    </w:p>
-    <w:p>
-      <w:pPr>
-        <w:pStyle w:val="FirstParagraph"/>
-        <w:spacing w:before="160" w:after="80"/>
-        <w:jc w:val="center"/>
-      </w:pPr>
-      <w:r>
-        <w:rPr>
-          <w:rFonts w:ascii="Times New Roman" w:hAnsi="Times New Roman" w:eastAsia="Times New Roman" w:cs="Times New Roman"/>
-        </w:rPr>
-        <w:drawing>
-          <wp:inline>
-            <wp:extent cx="2667000" cy="727363"/>
-            <wp:effectExtent b="0" l="0" r="0" t="0"/>
-            <wp:docPr descr="" title="" id="82" name="Picture"/>
-            <a:graphic>
-              <a:graphicData uri="http://schemas.openxmlformats.org/drawingml/2006/picture">
-                <pic:pic>
-                  <pic:nvPicPr>
-                    <pic:cNvPr descr="Delta_bond_formation_2D.png" id="83" name="Picture"/>
-                    <pic:cNvPicPr>
-                      <a:picLocks noChangeArrowheads="1" noChangeAspect="1"/>
-                    </pic:cNvPicPr>
-                  </pic:nvPicPr>
-                  <pic:blipFill>
-                    <a:blip r:embed="rId81"/>
-                    <a:stretch>
-                      <a:fillRect/>
-                    </a:stretch>
-                  </pic:blipFill>
-                  <pic:spPr bwMode="auto">
-                    <a:xfrm>
-                      <a:off x="0" y="0"/>
-                      <a:ext cx="2667000" cy="727363"/>
-                    </a:xfrm>
-                    <a:prstGeom prst="rect">
-                      <a:avLst/>
-                    </a:prstGeom>
-                    <a:noFill/>
-                    <a:ln w="9525">
-                      <a:noFill/>
-                      <a:headEnd/>
-                      <a:tailEnd/>
-                    </a:ln>
-                  </pic:spPr>
-                </pic:pic>
-              </a:graphicData>
-            </a:graphic>
-          </wp:inline>
-        </w:drawing>
-      </w:r>
-    </w:p>
-    <w:p>
-      <w:pPr>
-        <w:pStyle w:val="BlockText"/>
-        <w:spacing w:before="40" w:after="160"/>
-        <w:jc w:val="center"/>
-      </w:pPr>
-      <w:r>
-        <w:rPr>
-          <w:rFonts w:hint="eastAsia" w:ascii="Times New Roman" w:hAnsi="Times New Roman" w:eastAsia="FangSong" w:cs="Times New Roman"/>
-          <w:b w:val="0"/>
-          <w:i w:val="0"/>
-          <w:sz w:val="21"/>
-        </w:rPr>
-        <w:t xml:space="preserve">图</w:t>
-      </w:r>
-      <w:r>
-        <w:rPr>
-          <w:rFonts w:ascii="Times New Roman" w:hAnsi="Times New Roman" w:eastAsia="FangSong" w:cs="Times New Roman"/>
-          <w:b w:val="0"/>
-          <w:i w:val="0"/>
-          <w:sz w:val="21"/>
-        </w:rPr>
-        <w:t xml:space="preserve"> </w:t>
-      </w:r>
-      <w:r>
-        <w:rPr>
-          <w:rFonts w:hint="eastAsia" w:ascii="Times New Roman" w:hAnsi="Times New Roman" w:eastAsia="FangSong" w:cs="Times New Roman"/>
-          <w:b w:val="0"/>
-          <w:i w:val="0"/>
-          <w:sz w:val="21"/>
-        </w:rPr>
-        <w:t>8-20：</w:t>
-      </w:r>
-      <w:r>
-        <w:rPr>
-          <w:rFonts w:hint="eastAsia" w:ascii="Times New Roman" w:hAnsi="Times New Roman" w:eastAsia="FangSong" w:cs="Times New Roman"/>
-          <w:b w:val="0"/>
-          <w:i w:val="0"/>
-          <w:sz w:val="21"/>
-        </w:rPr>
-        <w:t>面对面重叠形成德尔塔键机制</w:t>
-      </w:r>
-    </w:p>
-    <w:p>
-      <w:pPr>
-        <w:pStyle w:val="FirstParagraph"/>
+        <w:spacing w:before="120"/>
         <w:ind w:firstLine="420"/>
       </w:pPr>
       <w:r>
@@ -38382,6 +39160,7 @@
     <w:p>
       <w:pPr>
         <w:pStyle w:val="FirstParagraph"/>
+        <w:spacing w:after="80"/>
         <w:ind w:firstLine="420"/>
       </w:pPr>
       <w:r>
@@ -38820,294 +39599,380 @@
         <w:t xml:space="preserve">Bond）。</w:t>
       </w:r>
     </w:p>
+    <w:tbl>
+      <w:tblPr>
+        <w:tblStyle w:val="Table"/>
+        <w:tblW w:type="pct" w:w="5000"/>
+        <w:tblLayout w:type="fixed"/>
+        <w:tblLook w:firstRow="1" w:lastRow="0" w:firstColumn="0" w:lastColumn="0" w:noHBand="0" w:noVBand="0" w:val="0020"/>
+        <w:jc w:val="center"/>
+        <w:tblBorders>
+          <w:top w:val="single" w:sz="12" w:space="0" w:color="333333"/>
+          <w:bottom w:val="single" w:sz="12" w:space="0" w:color="333333"/>
+          <w:left w:val="none"/>
+          <w:right w:val="none"/>
+          <w:insideH w:val="none"/>
+          <w:insideV w:val="none"/>
+        </w:tblBorders>
+      </w:tblPr>
+      <w:tblGrid>
+        <w:gridCol w:w="2640"/>
+        <w:gridCol w:w="2640"/>
+        <w:gridCol w:w="2640"/>
+      </w:tblGrid>
+      <w:tr>
+        <w:trPr>
+          <w:tblHeader w:val="on"/>
+        </w:trPr>
+        <w:tc>
+          <w:tcPr>
+            <w:tcBorders>
+              <w:bottom w:val="single" w:sz="6" w:space="0" w:color="333333"/>
+            </w:tcBorders>
+          </w:tcPr>
+          <w:p>
+            <w:pPr>
+              <w:pStyle w:val="Compact"/>
+              <w:jc w:val="center"/>
+            </w:pPr>
+            <w:r>
+              <w:rPr>
+                <w:rFonts w:hint="eastAsia" w:ascii="Times New Roman" w:hAnsi="Times New Roman" w:eastAsia="SimHei" w:cs="Times New Roman"/>
+                <w:b/>
+              </w:rPr>
+              <w:t xml:space="preserve">构象旋转对德尔塔键重叠积</w:t>
+            </w:r>
+          </w:p>
+        </w:tc>
+        <w:tc>
+          <w:tcPr>
+            <w:tcBorders>
+              <w:bottom w:val="single" w:sz="6" w:space="0" w:color="333333"/>
+            </w:tcBorders>
+          </w:tcPr>
+          <w:p>
+            <w:pPr>
+              <w:pStyle w:val="Compact"/>
+              <w:jc w:val="center"/>
+            </w:pPr>
+            <w:r>
+              <w:rPr>
+                <w:rFonts w:hint="eastAsia" w:ascii="Times New Roman" w:hAnsi="Times New Roman" w:eastAsia="SimHei" w:cs="Times New Roman"/>
+                <w:b/>
+              </w:rPr>
+              <w:t xml:space="preserve">双核钼多重键三维轨道</w:t>
+            </w:r>
+          </w:p>
+        </w:tc>
+        <w:tc>
+          <w:tcPr>
+            <w:tcBorders>
+              <w:bottom w:val="single" w:sz="6" w:space="0" w:color="333333"/>
+            </w:tcBorders>
+          </w:tcPr>
+          <w:p>
+            <w:pPr>
+              <w:pStyle w:val="Compact"/>
+              <w:jc w:val="center"/>
+            </w:pPr>
+            <w:r>
+              <w:rPr>
+                <w:rFonts w:hint="eastAsia" w:ascii="Times New Roman" w:hAnsi="Times New Roman" w:eastAsia="SimHei" w:cs="Times New Roman"/>
+                <w:b/>
+              </w:rPr>
+              <w:t xml:space="preserve">德尔塔成键轨道空间波函数</w:t>
+            </w:r>
+          </w:p>
+        </w:tc>
+      </w:tr>
+      <w:tr>
+        <w:tc>
+          <w:tcPr/>
+          <w:p>
+            <w:pPr>
+              <w:pStyle w:val="Compact"/>
+              <w:jc w:val="center"/>
+            </w:pPr>
+            <w:r>
+              <w:rPr>
+                <w:rFonts w:ascii="Times New Roman" w:hAnsi="Times New Roman" w:eastAsia="Times New Roman" w:cs="Times New Roman"/>
+              </w:rPr>
+              <w:drawing>
+                <wp:inline>
+                  <wp:extent cx="1666875" cy="2083593"/>
+                  <wp:effectExtent b="0" l="0" r="0" t="0"/>
+                  <wp:docPr descr="" title="" id="85" name="Picture"/>
+                  <a:graphic>
+                    <a:graphicData uri="http://schemas.openxmlformats.org/drawingml/2006/picture">
+                      <pic:pic>
+                        <pic:nvPicPr>
+                          <pic:cNvPr descr="9b56523562b13d499e2e7f5bad1c1ff9a3569f6cf609db57a8cb2114815a0c67.jpg" id="86" name="Picture"/>
+                          <pic:cNvPicPr>
+                            <a:picLocks noChangeArrowheads="1" noChangeAspect="1"/>
+                          </pic:cNvPicPr>
+                        </pic:nvPicPr>
+                        <pic:blipFill>
+                          <a:blip r:embed="rId84"/>
+                          <a:stretch>
+                            <a:fillRect/>
+                          </a:stretch>
+                        </pic:blipFill>
+                        <pic:spPr bwMode="auto">
+                          <a:xfrm>
+                            <a:off x="0" y="0"/>
+                            <a:ext cx="1666875" cy="2083593"/>
+                          </a:xfrm>
+                          <a:prstGeom prst="rect">
+                            <a:avLst/>
+                          </a:prstGeom>
+                          <a:noFill/>
+                          <a:ln w="9525">
+                            <a:noFill/>
+                            <a:headEnd/>
+                            <a:tailEnd/>
+                          </a:ln>
+                        </pic:spPr>
+                      </pic:pic>
+                    </a:graphicData>
+                  </a:graphic>
+                </wp:inline>
+              </w:drawing>
+            </w:r>
+          </w:p>
+        </w:tc>
+        <w:tc>
+          <w:tcPr/>
+          <w:p>
+            <w:pPr>
+              <w:pStyle w:val="Compact"/>
+              <w:jc w:val="center"/>
+            </w:pPr>
+            <w:r>
+              <w:rPr>
+                <w:rFonts w:ascii="Times New Roman" w:hAnsi="Times New Roman" w:eastAsia="Times New Roman" w:cs="Times New Roman"/>
+              </w:rPr>
+              <w:drawing>
+                <wp:inline>
+                  <wp:extent cx="1666875" cy="1467700"/>
+                  <wp:effectExtent b="0" l="0" r="0" t="0"/>
+                  <wp:docPr descr="" title="" id="88" name="Picture"/>
+                  <a:graphic>
+                    <a:graphicData uri="http://schemas.openxmlformats.org/drawingml/2006/picture">
+                      <pic:pic>
+                        <pic:nvPicPr>
+                          <pic:cNvPr descr="Mo2_delta_bond_3D.png" id="89" name="Picture"/>
+                          <pic:cNvPicPr>
+                            <a:picLocks noChangeArrowheads="1" noChangeAspect="1"/>
+                          </pic:cNvPicPr>
+                        </pic:nvPicPr>
+                        <pic:blipFill>
+                          <a:blip r:embed="rId87"/>
+                          <a:stretch>
+                            <a:fillRect/>
+                          </a:stretch>
+                        </pic:blipFill>
+                        <pic:spPr bwMode="auto">
+                          <a:xfrm>
+                            <a:off x="0" y="0"/>
+                            <a:ext cx="1666875" cy="1467700"/>
+                          </a:xfrm>
+                          <a:prstGeom prst="rect">
+                            <a:avLst/>
+                          </a:prstGeom>
+                          <a:noFill/>
+                          <a:ln w="9525">
+                            <a:noFill/>
+                            <a:headEnd/>
+                            <a:tailEnd/>
+                          </a:ln>
+                        </pic:spPr>
+                      </pic:pic>
+                    </a:graphicData>
+                  </a:graphic>
+                </wp:inline>
+              </w:drawing>
+            </w:r>
+          </w:p>
+        </w:tc>
+        <w:tc>
+          <w:tcPr/>
+          <w:p>
+            <w:pPr>
+              <w:pStyle w:val="Compact"/>
+              <w:jc w:val="center"/>
+            </w:pPr>
+            <w:r>
+              <w:rPr>
+                <w:rFonts w:ascii="Times New Roman" w:hAnsi="Times New Roman" w:eastAsia="Times New Roman" w:cs="Times New Roman"/>
+              </w:rPr>
+              <w:drawing>
+                <wp:inline>
+                  <wp:extent cx="1666875" cy="1443061"/>
+                  <wp:effectExtent b="0" l="0" r="0" t="0"/>
+                  <wp:docPr descr="" title="" id="91" name="Picture"/>
+                  <a:graphic>
+                    <a:graphicData uri="http://schemas.openxmlformats.org/drawingml/2006/picture">
+                      <pic:pic>
+                        <pic:nvPicPr>
+                          <pic:cNvPr descr="3b9af84fb5638c015b4ee6e95d855a5f2dc59589bf6f797983ea9deefe723dad.png" id="92" name="Picture"/>
+                          <pic:cNvPicPr>
+                            <a:picLocks noChangeArrowheads="1" noChangeAspect="1"/>
+                          </pic:cNvPicPr>
+                        </pic:nvPicPr>
+                        <pic:blipFill>
+                          <a:blip r:embed="rId90"/>
+                          <a:stretch>
+                            <a:fillRect/>
+                          </a:stretch>
+                        </pic:blipFill>
+                        <pic:spPr bwMode="auto">
+                          <a:xfrm>
+                            <a:off x="0" y="0"/>
+                            <a:ext cx="1666875" cy="1443061"/>
+                          </a:xfrm>
+                          <a:prstGeom prst="rect">
+                            <a:avLst/>
+                          </a:prstGeom>
+                          <a:noFill/>
+                          <a:ln w="9525">
+                            <a:noFill/>
+                            <a:headEnd/>
+                            <a:tailEnd/>
+                          </a:ln>
+                        </pic:spPr>
+                      </pic:pic>
+                    </a:graphicData>
+                  </a:graphic>
+                </wp:inline>
+              </w:drawing>
+            </w:r>
+          </w:p>
+        </w:tc>
+      </w:tr>
+      <w:tr>
+        <w:tc>
+          <w:tcPr/>
+          <w:p>
+            <w:pPr>
+              <w:pStyle w:val="Compact"/>
+              <w:jc w:val="center"/>
+            </w:pPr>
+            <w:r>
+              <w:rPr>
+                <w:rFonts w:ascii="Times New Roman" w:hAnsi="Times New Roman" w:eastAsia="Times New Roman" w:cs="Times New Roman"/>
+              </w:rPr>
+              <w:t xml:space="preserve">&gt; </w:t>
+            </w:r>
+            <w:r>
+              <w:rPr>
+                <w:rFonts w:hint="eastAsia" w:ascii="Times New Roman" w:hAnsi="Times New Roman" w:eastAsia="FangSong" w:cs="Times New Roman"/>
+              </w:rPr>
+              <w:t xml:space="preserve">图</w:t>
+            </w:r>
+            <w:r>
+              <w:rPr>
+                <w:rFonts w:ascii="Times New Roman" w:hAnsi="Times New Roman" w:eastAsia="Times New Roman" w:cs="Times New Roman"/>
+              </w:rPr>
+              <w:t xml:space="preserve"> </w:t>
+            </w:r>
+            <w:r>
+              <w:rPr>
+                <w:rFonts w:hint="eastAsia" w:ascii="Times New Roman" w:hAnsi="Times New Roman" w:eastAsia="Times New Roman" w:cs="Times New Roman"/>
+              </w:rPr>
+              <w:t>8-21：</w:t>
+            </w:r>
+            <w:r>
+              <w:rPr>
+                <w:rFonts w:hint="eastAsia" w:ascii="Times New Roman" w:hAnsi="Times New Roman" w:eastAsia="FangSong" w:cs="Times New Roman"/>
+              </w:rPr>
+              <w:t>构象旋转对德尔塔键重叠积分影响</w:t>
+            </w:r>
+          </w:p>
+        </w:tc>
+        <w:tc>
+          <w:tcPr/>
+          <w:p>
+            <w:pPr>
+              <w:pStyle w:val="Compact"/>
+              <w:jc w:val="center"/>
+            </w:pPr>
+            <w:r>
+              <w:rPr>
+                <w:rFonts w:ascii="Times New Roman" w:hAnsi="Times New Roman" w:eastAsia="Times New Roman" w:cs="Times New Roman"/>
+              </w:rPr>
+              <w:t xml:space="preserve">&gt; </w:t>
+            </w:r>
+            <w:r>
+              <w:rPr>
+                <w:rFonts w:hint="eastAsia" w:ascii="Times New Roman" w:hAnsi="Times New Roman" w:eastAsia="FangSong" w:cs="Times New Roman"/>
+              </w:rPr>
+              <w:t xml:space="preserve">图</w:t>
+            </w:r>
+            <w:r>
+              <w:rPr>
+                <w:rFonts w:ascii="Times New Roman" w:hAnsi="Times New Roman" w:eastAsia="Times New Roman" w:cs="Times New Roman"/>
+              </w:rPr>
+              <w:t xml:space="preserve"> </w:t>
+            </w:r>
+            <w:r>
+              <w:rPr>
+                <w:rFonts w:hint="eastAsia" w:ascii="Times New Roman" w:hAnsi="Times New Roman" w:eastAsia="Times New Roman" w:cs="Times New Roman"/>
+              </w:rPr>
+              <w:t>8-22：</w:t>
+            </w:r>
+            <w:r>
+              <w:rPr>
+                <w:rFonts w:hint="eastAsia" w:ascii="Times New Roman" w:hAnsi="Times New Roman" w:eastAsia="FangSong" w:cs="Times New Roman"/>
+              </w:rPr>
+              <w:t>双核钼多重键三维轨道分布模型</w:t>
+            </w:r>
+          </w:p>
+        </w:tc>
+        <w:tc>
+          <w:tcPr/>
+          <w:p>
+            <w:pPr>
+              <w:pStyle w:val="Compact"/>
+              <w:jc w:val="center"/>
+            </w:pPr>
+            <w:r>
+              <w:rPr>
+                <w:rFonts w:ascii="Times New Roman" w:hAnsi="Times New Roman" w:eastAsia="Times New Roman" w:cs="Times New Roman"/>
+              </w:rPr>
+              <w:t xml:space="preserve">&gt; </w:t>
+            </w:r>
+            <w:r>
+              <w:rPr>
+                <w:rFonts w:hint="eastAsia" w:ascii="Times New Roman" w:hAnsi="Times New Roman" w:eastAsia="FangSong" w:cs="Times New Roman"/>
+              </w:rPr>
+              <w:t xml:space="preserve">图</w:t>
+            </w:r>
+            <w:r>
+              <w:rPr>
+                <w:rFonts w:ascii="Times New Roman" w:hAnsi="Times New Roman" w:eastAsia="Times New Roman" w:cs="Times New Roman"/>
+              </w:rPr>
+              <w:t xml:space="preserve"> </w:t>
+            </w:r>
+            <w:r>
+              <w:rPr>
+                <w:rFonts w:hint="eastAsia" w:ascii="Times New Roman" w:hAnsi="Times New Roman" w:eastAsia="Times New Roman" w:cs="Times New Roman"/>
+              </w:rPr>
+              <w:t>8-23：</w:t>
+            </w:r>
+            <w:r>
+              <w:rPr>
+                <w:rFonts w:hint="eastAsia" w:ascii="Times New Roman" w:hAnsi="Times New Roman" w:eastAsia="FangSong" w:cs="Times New Roman"/>
+              </w:rPr>
+              <w:t>德尔塔成键轨道空间波函数截面</w:t>
+            </w:r>
+          </w:p>
+        </w:tc>
+      </w:tr>
+    </w:tbl>
     <w:p>
       <w:pPr>
         <w:pStyle w:val="BodyText"/>
-        <w:spacing w:before="160" w:after="80"/>
-        <w:jc w:val="center"/>
-      </w:pPr>
-      <w:r>
-        <w:rPr>
-          <w:rFonts w:ascii="Times New Roman" w:hAnsi="Times New Roman" w:eastAsia="Times New Roman" w:cs="Times New Roman"/>
-        </w:rPr>
-        <w:drawing>
-          <wp:inline>
-            <wp:extent cx="2667000" cy="3333750"/>
-            <wp:effectExtent b="0" l="0" r="0" t="0"/>
-            <wp:docPr descr="" title="" id="85" name="Picture"/>
-            <a:graphic>
-              <a:graphicData uri="http://schemas.openxmlformats.org/drawingml/2006/picture">
-                <pic:pic>
-                  <pic:nvPicPr>
-                    <pic:cNvPr descr="9b56523562b13d499e2e7f5bad1c1ff9a3569f6cf609db57a8cb2114815a0c67.jpg" id="86" name="Picture"/>
-                    <pic:cNvPicPr>
-                      <a:picLocks noChangeArrowheads="1" noChangeAspect="1"/>
-                    </pic:cNvPicPr>
-                  </pic:nvPicPr>
-                  <pic:blipFill>
-                    <a:blip r:embed="rId84"/>
-                    <a:stretch>
-                      <a:fillRect/>
-                    </a:stretch>
-                  </pic:blipFill>
-                  <pic:spPr bwMode="auto">
-                    <a:xfrm>
-                      <a:off x="0" y="0"/>
-                      <a:ext cx="2667000" cy="3333750"/>
-                    </a:xfrm>
-                    <a:prstGeom prst="rect">
-                      <a:avLst/>
-                    </a:prstGeom>
-                    <a:noFill/>
-                    <a:ln w="9525">
-                      <a:noFill/>
-                      <a:headEnd/>
-                      <a:tailEnd/>
-                    </a:ln>
-                  </pic:spPr>
-                </pic:pic>
-              </a:graphicData>
-            </a:graphic>
-          </wp:inline>
-        </w:drawing>
-      </w:r>
-    </w:p>
-    <w:p>
-      <w:pPr>
-        <w:pStyle w:val="BlockText"/>
-        <w:spacing w:before="40" w:after="160"/>
-        <w:jc w:val="center"/>
-      </w:pPr>
-      <w:r>
-        <w:rPr>
-          <w:rFonts w:hint="eastAsia" w:ascii="Times New Roman" w:hAnsi="Times New Roman" w:eastAsia="FangSong" w:cs="Times New Roman"/>
-          <w:b w:val="0"/>
-          <w:i w:val="0"/>
-          <w:sz w:val="21"/>
-        </w:rPr>
-        <w:t xml:space="preserve">图</w:t>
-      </w:r>
-      <w:r>
-        <w:rPr>
-          <w:rFonts w:ascii="Times New Roman" w:hAnsi="Times New Roman" w:eastAsia="FangSong" w:cs="Times New Roman"/>
-          <w:b w:val="0"/>
-          <w:i w:val="0"/>
-          <w:sz w:val="21"/>
-        </w:rPr>
-        <w:t xml:space="preserve"> </w:t>
-      </w:r>
-      <w:r>
-        <w:rPr>
-          <w:rFonts w:hint="eastAsia" w:ascii="Times New Roman" w:hAnsi="Times New Roman" w:eastAsia="FangSong" w:cs="Times New Roman"/>
-          <w:b w:val="0"/>
-          <w:i w:val="0"/>
-          <w:sz w:val="21"/>
-        </w:rPr>
-        <w:t>8-21：</w:t>
-      </w:r>
-      <w:r>
-        <w:rPr>
-          <w:rFonts w:hint="eastAsia" w:ascii="Times New Roman" w:hAnsi="Times New Roman" w:eastAsia="FangSong" w:cs="Times New Roman"/>
-          <w:b w:val="0"/>
-          <w:i w:val="0"/>
-          <w:sz w:val="21"/>
-        </w:rPr>
-        <w:t>构象旋转对德尔塔键重叠积分影响</w:t>
-      </w:r>
-    </w:p>
-    <w:p>
-      <w:pPr>
-        <w:pStyle w:val="FirstParagraph"/>
-        <w:spacing w:before="160" w:after="80"/>
-        <w:jc w:val="center"/>
-      </w:pPr>
-      <w:r>
-        <w:rPr>
-          <w:rFonts w:ascii="Times New Roman" w:hAnsi="Times New Roman" w:eastAsia="Times New Roman" w:cs="Times New Roman"/>
-        </w:rPr>
-        <w:drawing>
-          <wp:inline>
-            <wp:extent cx="2667000" cy="2348321"/>
-            <wp:effectExtent b="0" l="0" r="0" t="0"/>
-            <wp:docPr descr="" title="" id="88" name="Picture"/>
-            <a:graphic>
-              <a:graphicData uri="http://schemas.openxmlformats.org/drawingml/2006/picture">
-                <pic:pic>
-                  <pic:nvPicPr>
-                    <pic:cNvPr descr="Mo2_delta_bond_3D.png" id="89" name="Picture"/>
-                    <pic:cNvPicPr>
-                      <a:picLocks noChangeArrowheads="1" noChangeAspect="1"/>
-                    </pic:cNvPicPr>
-                  </pic:nvPicPr>
-                  <pic:blipFill>
-                    <a:blip r:embed="rId87"/>
-                    <a:stretch>
-                      <a:fillRect/>
-                    </a:stretch>
-                  </pic:blipFill>
-                  <pic:spPr bwMode="auto">
-                    <a:xfrm>
-                      <a:off x="0" y="0"/>
-                      <a:ext cx="2667000" cy="2348321"/>
-                    </a:xfrm>
-                    <a:prstGeom prst="rect">
-                      <a:avLst/>
-                    </a:prstGeom>
-                    <a:noFill/>
-                    <a:ln w="9525">
-                      <a:noFill/>
-                      <a:headEnd/>
-                      <a:tailEnd/>
-                    </a:ln>
-                  </pic:spPr>
-                </pic:pic>
-              </a:graphicData>
-            </a:graphic>
-          </wp:inline>
-        </w:drawing>
-      </w:r>
-    </w:p>
-    <w:p>
-      <w:pPr>
-        <w:pStyle w:val="BlockText"/>
-        <w:spacing w:before="40" w:after="160"/>
-        <w:jc w:val="center"/>
-      </w:pPr>
-      <w:r>
-        <w:rPr>
-          <w:rFonts w:hint="eastAsia" w:ascii="Times New Roman" w:hAnsi="Times New Roman" w:eastAsia="FangSong" w:cs="Times New Roman"/>
-          <w:b w:val="0"/>
-          <w:i w:val="0"/>
-          <w:sz w:val="21"/>
-        </w:rPr>
-        <w:t xml:space="preserve">图</w:t>
-      </w:r>
-      <w:r>
-        <w:rPr>
-          <w:rFonts w:ascii="Times New Roman" w:hAnsi="Times New Roman" w:eastAsia="FangSong" w:cs="Times New Roman"/>
-          <w:b w:val="0"/>
-          <w:i w:val="0"/>
-          <w:sz w:val="21"/>
-        </w:rPr>
-        <w:t xml:space="preserve"> </w:t>
-      </w:r>
-      <w:r>
-        <w:rPr>
-          <w:rFonts w:hint="eastAsia" w:ascii="Times New Roman" w:hAnsi="Times New Roman" w:eastAsia="FangSong" w:cs="Times New Roman"/>
-          <w:b w:val="0"/>
-          <w:i w:val="0"/>
-          <w:sz w:val="21"/>
-        </w:rPr>
-        <w:t>8-22：</w:t>
-      </w:r>
-      <w:r>
-        <w:rPr>
-          <w:rFonts w:hint="eastAsia" w:ascii="Times New Roman" w:hAnsi="Times New Roman" w:eastAsia="FangSong" w:cs="Times New Roman"/>
-          <w:b w:val="0"/>
-          <w:i w:val="0"/>
-          <w:sz w:val="21"/>
-        </w:rPr>
-        <w:t>双核钼多重键三维轨道分布模型</w:t>
-      </w:r>
-    </w:p>
-    <w:p>
-      <w:pPr>
-        <w:pStyle w:val="FirstParagraph"/>
-        <w:spacing w:before="160" w:after="80"/>
-        <w:jc w:val="center"/>
-      </w:pPr>
-      <w:r>
-        <w:rPr>
-          <w:rFonts w:ascii="Times New Roman" w:hAnsi="Times New Roman" w:eastAsia="Times New Roman" w:cs="Times New Roman"/>
-        </w:rPr>
-        <w:drawing>
-          <wp:inline>
-            <wp:extent cx="2667000" cy="2308898"/>
-            <wp:effectExtent b="0" l="0" r="0" t="0"/>
-            <wp:docPr descr="" title="" id="91" name="Picture"/>
-            <a:graphic>
-              <a:graphicData uri="http://schemas.openxmlformats.org/drawingml/2006/picture">
-                <pic:pic>
-                  <pic:nvPicPr>
-                    <pic:cNvPr descr="3b9af84fb5638c015b4ee6e95d855a5f2dc59589bf6f797983ea9deefe723dad.png" id="92" name="Picture"/>
-                    <pic:cNvPicPr>
-                      <a:picLocks noChangeArrowheads="1" noChangeAspect="1"/>
-                    </pic:cNvPicPr>
-                  </pic:nvPicPr>
-                  <pic:blipFill>
-                    <a:blip r:embed="rId90"/>
-                    <a:stretch>
-                      <a:fillRect/>
-                    </a:stretch>
-                  </pic:blipFill>
-                  <pic:spPr bwMode="auto">
-                    <a:xfrm>
-                      <a:off x="0" y="0"/>
-                      <a:ext cx="2667000" cy="2308898"/>
-                    </a:xfrm>
-                    <a:prstGeom prst="rect">
-                      <a:avLst/>
-                    </a:prstGeom>
-                    <a:noFill/>
-                    <a:ln w="9525">
-                      <a:noFill/>
-                      <a:headEnd/>
-                      <a:tailEnd/>
-                    </a:ln>
-                  </pic:spPr>
-                </pic:pic>
-              </a:graphicData>
-            </a:graphic>
-          </wp:inline>
-        </w:drawing>
-      </w:r>
-    </w:p>
-    <w:p>
-      <w:pPr>
-        <w:pStyle w:val="BlockText"/>
-        <w:spacing w:before="40" w:after="160"/>
-        <w:jc w:val="center"/>
-      </w:pPr>
-      <w:r>
-        <w:rPr>
-          <w:rFonts w:hint="eastAsia" w:ascii="Times New Roman" w:hAnsi="Times New Roman" w:eastAsia="FangSong" w:cs="Times New Roman"/>
-          <w:b w:val="0"/>
-          <w:i w:val="0"/>
-          <w:sz w:val="21"/>
-        </w:rPr>
-        <w:t xml:space="preserve">图</w:t>
-      </w:r>
-      <w:r>
-        <w:rPr>
-          <w:rFonts w:ascii="Times New Roman" w:hAnsi="Times New Roman" w:eastAsia="FangSong" w:cs="Times New Roman"/>
-          <w:b w:val="0"/>
-          <w:i w:val="0"/>
-          <w:sz w:val="21"/>
-        </w:rPr>
-        <w:t xml:space="preserve"> </w:t>
-      </w:r>
-      <w:r>
-        <w:rPr>
-          <w:rFonts w:hint="eastAsia" w:ascii="Times New Roman" w:hAnsi="Times New Roman" w:eastAsia="FangSong" w:cs="Times New Roman"/>
-          <w:b w:val="0"/>
-          <w:i w:val="0"/>
-          <w:sz w:val="21"/>
-        </w:rPr>
-        <w:t>8-23：</w:t>
-      </w:r>
-      <w:r>
-        <w:rPr>
-          <w:rFonts w:hint="eastAsia" w:ascii="Times New Roman" w:hAnsi="Times New Roman" w:eastAsia="FangSong" w:cs="Times New Roman"/>
-          <w:b w:val="0"/>
-          <w:i w:val="0"/>
-          <w:sz w:val="21"/>
-        </w:rPr>
-        <w:t>德尔塔成键轨道空间波函数截面</w:t>
-      </w:r>
-    </w:p>
-    <w:p>
-      <w:pPr>
-        <w:pStyle w:val="FirstParagraph"/>
+        <w:spacing w:before="120"/>
         <w:ind w:firstLine="420"/>
       </w:pPr>
       <w:r>

--- a/06-学生侧材料/讲义/学生专用版/2-结构化学/配合物深化-超级充实版（学生专用版）.docx
+++ b/06-学生侧材料/讲义/学生专用版/2-结构化学/配合物深化-超级充实版（学生专用版）.docx
@@ -26891,7 +26891,7 @@
               <w:rPr>
                 <w:rFonts w:hint="eastAsia" w:ascii="Times New Roman" w:hAnsi="Times New Roman" w:eastAsia="Times New Roman" w:cs="Times New Roman"/>
               </w:rPr>
-              <w:t>8-24：</w:t>
+              <w:t>8-13：</w:t>
             </w:r>
             <w:r>
               <w:rPr>
@@ -26930,7 +26930,7 @@
               <w:rPr>
                 <w:rFonts w:hint="eastAsia" w:ascii="Times New Roman" w:hAnsi="Times New Roman" w:eastAsia="Times New Roman" w:cs="Times New Roman"/>
               </w:rPr>
-              <w:t>8-25：</w:t>
+              <w:t>8-14：</w:t>
             </w:r>
             <w:r>
               <w:rPr>
@@ -29582,7 +29582,7 @@
               <w:rPr>
                 <w:rFonts w:hint="eastAsia" w:ascii="Times New Roman" w:hAnsi="Times New Roman" w:eastAsia="Times New Roman" w:cs="Times New Roman"/>
               </w:rPr>
-              <w:t>8-13：</w:t>
+              <w:t>8-15：</w:t>
             </w:r>
             <w:r>
               <w:rPr>
@@ -29621,7 +29621,7 @@
               <w:rPr>
                 <w:rFonts w:hint="eastAsia" w:ascii="Times New Roman" w:hAnsi="Times New Roman" w:eastAsia="Times New Roman" w:cs="Times New Roman"/>
               </w:rPr>
-              <w:t>8-14：</w:t>
+              <w:t>8-16：</w:t>
             </w:r>
             <w:r>
               <w:rPr>
@@ -29660,7 +29660,7 @@
               <w:rPr>
                 <w:rFonts w:hint="eastAsia" w:ascii="Times New Roman" w:hAnsi="Times New Roman" w:eastAsia="Times New Roman" w:cs="Times New Roman"/>
               </w:rPr>
-              <w:t>8-15：</w:t>
+              <w:t>8-17：</w:t>
             </w:r>
             <w:r>
               <w:rPr>
@@ -33539,7 +33539,7 @@
               <w:rPr>
                 <w:rFonts w:hint="eastAsia" w:ascii="Times New Roman" w:hAnsi="Times New Roman" w:eastAsia="Times New Roman" w:cs="Times New Roman"/>
               </w:rPr>
-              <w:t>8-16：</w:t>
+              <w:t>8-18：</w:t>
             </w:r>
             <w:r>
               <w:rPr>
@@ -37692,7 +37692,7 @@
               <w:rPr>
                 <w:rFonts w:hint="eastAsia" w:ascii="Times New Roman" w:hAnsi="Times New Roman" w:eastAsia="Times New Roman" w:cs="Times New Roman"/>
               </w:rPr>
-              <w:t>8-17：</w:t>
+              <w:t>8-19：</w:t>
             </w:r>
             <w:r>
               <w:rPr>
@@ -37731,7 +37731,7 @@
               <w:rPr>
                 <w:rFonts w:hint="eastAsia" w:ascii="Times New Roman" w:hAnsi="Times New Roman" w:eastAsia="Times New Roman" w:cs="Times New Roman"/>
               </w:rPr>
-              <w:t>8-18：</w:t>
+              <w:t>8-20：</w:t>
             </w:r>
             <w:r>
               <w:rPr>
@@ -38967,7 +38967,7 @@
               <w:rPr>
                 <w:rFonts w:hint="eastAsia" w:ascii="Times New Roman" w:hAnsi="Times New Roman" w:eastAsia="Times New Roman" w:cs="Times New Roman"/>
               </w:rPr>
-              <w:t>8-19：</w:t>
+              <w:t>8-21：</w:t>
             </w:r>
             <w:r>
               <w:rPr>
@@ -39006,7 +39006,7 @@
               <w:rPr>
                 <w:rFonts w:hint="eastAsia" w:ascii="Times New Roman" w:hAnsi="Times New Roman" w:eastAsia="Times New Roman" w:cs="Times New Roman"/>
               </w:rPr>
-              <w:t>8-20：</w:t>
+              <w:t>8-22：</w:t>
             </w:r>
             <w:r>
               <w:rPr>
@@ -39879,7 +39879,7 @@
               <w:rPr>
                 <w:rFonts w:hint="eastAsia" w:ascii="Times New Roman" w:hAnsi="Times New Roman" w:eastAsia="Times New Roman" w:cs="Times New Roman"/>
               </w:rPr>
-              <w:t>8-21：</w:t>
+              <w:t>8-23：</w:t>
             </w:r>
             <w:r>
               <w:rPr>
@@ -39918,7 +39918,7 @@
               <w:rPr>
                 <w:rFonts w:hint="eastAsia" w:ascii="Times New Roman" w:hAnsi="Times New Roman" w:eastAsia="Times New Roman" w:cs="Times New Roman"/>
               </w:rPr>
-              <w:t>8-22：</w:t>
+              <w:t>8-24：</w:t>
             </w:r>
             <w:r>
               <w:rPr>
@@ -39957,7 +39957,7 @@
               <w:rPr>
                 <w:rFonts w:hint="eastAsia" w:ascii="Times New Roman" w:hAnsi="Times New Roman" w:eastAsia="Times New Roman" w:cs="Times New Roman"/>
               </w:rPr>
-              <w:t>8-23：</w:t>
+              <w:t>8-25：</w:t>
             </w:r>
             <w:r>
               <w:rPr>

--- a/06-学生侧材料/讲义/学生专用版/2-结构化学/配合物深化-超级充实版（学生专用版）.docx
+++ b/06-学生侧材料/讲义/学生专用版/2-结构化学/配合物深化-超级充实版（学生专用版）.docx
@@ -41368,18 +41368,16 @@
         </w:rPr>
         <w:t>。</w:t>
       </w:r>
-      <w:r>
-        <w:rPr>
-          <w:rFonts w:ascii="Times New Roman" w:hAnsi="Times New Roman" w:eastAsia="Times New Roman" w:cs="Times New Roman"/>
-        </w:rPr>
-        <w:t xml:space="preserve"> </w:t>
-      </w:r>
-      <w:r>
-        <w:rPr>
-          <w:rFonts w:ascii="Times New Roman" w:hAnsi="Times New Roman" w:eastAsia="Times New Roman" w:cs="Times New Roman"/>
-        </w:rPr>
-        <w:t xml:space="preserve">(1) </w:t>
-      </w:r>
+    </w:p>
+    <w:p>
+      <w:pPr>
+        <w:pStyle w:val="Compact"/>
+        <w:numPr>
+          <w:ilvl w:val="0"/>
+          <w:numId w:val="1001"/>
+        </w:numPr>
+        <w:ind w:firstLine="420"/>
+      </w:pPr>
       <w:r>
         <w:rPr>
           <w:rFonts w:hint="eastAsia" w:ascii="Times New Roman" w:hAnsi="Times New Roman" w:eastAsia="FangSong" w:cs="Times New Roman"/>
@@ -41494,229 +41492,223 @@
         </w:rPr>
         <w:t>；</w:t>
       </w:r>
-      <w:r>
-        <w:rPr>
-          <w:rFonts w:ascii="Times New Roman" w:hAnsi="Times New Roman" w:eastAsia="Times New Roman" w:cs="Times New Roman"/>
-        </w:rPr>
-        <w:t xml:space="preserve"> </w:t>
-      </w:r>
-      <w:r>
-        <w:rPr>
-          <w:rFonts w:ascii="Times New Roman" w:hAnsi="Times New Roman" w:eastAsia="Times New Roman" w:cs="Times New Roman"/>
-        </w:rPr>
-        <w:t xml:space="preserve">(2) </w:t>
-      </w:r>
-      <w:r>
-        <w:rPr>
-          <w:rFonts w:hint="eastAsia" w:ascii="Times New Roman" w:hAnsi="Times New Roman" w:eastAsia="FangSong" w:cs="Times New Roman"/>
-        </w:rPr>
-        <w:t xml:space="preserve">写出</w:t>
-      </w:r>
-      <w:r>
-        <w:rPr>
-          <w:rFonts w:ascii="Times New Roman" w:hAnsi="Times New Roman" w:eastAsia="Times New Roman" w:cs="Times New Roman"/>
-        </w:rPr>
-        <w:t xml:space="preserve"> 6 </w:t>
-      </w:r>
-      <w:r>
-        <w:rPr>
-          <w:rFonts w:hint="eastAsia" w:ascii="Times New Roman" w:hAnsi="Times New Roman" w:eastAsia="FangSong" w:cs="Times New Roman"/>
-        </w:rPr>
-        <w:t xml:space="preserve">个配体沿三维笛卡尔坐标轴向金属提供</w:t>
-      </w:r>
-      <w:r>
-        <w:rPr>
-          <w:rFonts w:ascii="Times New Roman" w:hAnsi="Times New Roman" w:eastAsia="Times New Roman" w:cs="Times New Roman"/>
-        </w:rPr>
-        <w:t xml:space="preserve"> </w:t>
-      </w:r>
-      <m:oMath>
-        <m:r>
-          <m:t>σ</m:t>
-        </m:r>
-      </m:oMath>
-      <w:r>
-        <w:rPr>
-          <w:rFonts w:ascii="Times New Roman" w:hAnsi="Times New Roman" w:eastAsia="Times New Roman" w:cs="Times New Roman"/>
-        </w:rPr>
-        <w:t xml:space="preserve"> </w:t>
-      </w:r>
-      <w:r>
-        <w:rPr>
-          <w:rFonts w:hint="eastAsia" w:ascii="Times New Roman" w:hAnsi="Times New Roman" w:eastAsia="FangSong" w:cs="Times New Roman"/>
-        </w:rPr>
-        <w:t xml:space="preserve">孤对电子所构成的</w:t>
-      </w:r>
-      <w:r>
-        <w:rPr>
-          <w:rFonts w:ascii="Times New Roman" w:hAnsi="Times New Roman" w:eastAsia="Times New Roman" w:cs="Times New Roman"/>
-        </w:rPr>
-        <w:t xml:space="preserve"> 6 </w:t>
-      </w:r>
-      <w:r>
-        <w:rPr>
-          <w:rFonts w:hint="eastAsia" w:ascii="Times New Roman" w:hAnsi="Times New Roman" w:eastAsia="FangSong" w:cs="Times New Roman"/>
-        </w:rPr>
-        <w:t>维群轨道</w:t>
-      </w:r>
-      <w:r>
-        <w:rPr>
-          <w:rFonts w:hint="eastAsia" w:ascii="Times New Roman" w:hAnsi="Times New Roman" w:eastAsia="Times New Roman" w:cs="Times New Roman"/>
-        </w:rPr>
-        <w:t>（SALC）</w:t>
-      </w:r>
-      <w:r>
-        <w:rPr>
-          <w:rFonts w:hint="eastAsia" w:ascii="Times New Roman" w:hAnsi="Times New Roman" w:eastAsia="FangSong" w:cs="Times New Roman"/>
-        </w:rPr>
-        <w:t>的对称性分解结果</w:t>
-      </w:r>
-      <w:r>
-        <w:rPr>
-          <w:rFonts w:hint="eastAsia" w:ascii="Times New Roman" w:hAnsi="Times New Roman" w:eastAsia="Times New Roman" w:cs="Times New Roman"/>
-        </w:rPr>
-        <w:t>；</w:t>
-      </w:r>
-      <w:r>
-        <w:rPr>
-          <w:rFonts w:ascii="Times New Roman" w:hAnsi="Times New Roman" w:eastAsia="Times New Roman" w:cs="Times New Roman"/>
-        </w:rPr>
-        <w:t xml:space="preserve"> </w:t>
-      </w:r>
-      <w:r>
-        <w:rPr>
-          <w:rFonts w:ascii="Times New Roman" w:hAnsi="Times New Roman" w:eastAsia="Times New Roman" w:cs="Times New Roman"/>
-        </w:rPr>
-        <w:t xml:space="preserve">(3) </w:t>
-      </w:r>
-      <w:r>
-        <w:rPr>
-          <w:rFonts w:hint="eastAsia" w:ascii="Times New Roman" w:hAnsi="Times New Roman" w:eastAsia="FangSong" w:cs="Times New Roman"/>
-        </w:rPr>
-        <w:t>根据对称性匹配原则</w:t>
-      </w:r>
-      <w:r>
-        <w:rPr>
-          <w:rFonts w:hint="eastAsia" w:ascii="Times New Roman" w:hAnsi="Times New Roman" w:eastAsia="Times New Roman" w:cs="Times New Roman"/>
-        </w:rPr>
-        <w:t>，</w:t>
-      </w:r>
-      <w:r>
-        <w:rPr>
-          <w:rFonts w:hint="eastAsia" w:ascii="Times New Roman" w:hAnsi="Times New Roman" w:eastAsia="FangSong" w:cs="Times New Roman"/>
-        </w:rPr>
-        <w:t>分别指明配体群轨道与金属哪些轨道发生重叠形成成键与反键轨道</w:t>
-      </w:r>
-      <w:r>
-        <w:rPr>
-          <w:rFonts w:hint="eastAsia" w:ascii="Times New Roman" w:hAnsi="Times New Roman" w:eastAsia="Times New Roman" w:cs="Times New Roman"/>
-        </w:rPr>
-        <w:t>，</w:t>
-      </w:r>
-      <w:r>
-        <w:rPr>
-          <w:rFonts w:hint="eastAsia" w:ascii="Times New Roman" w:hAnsi="Times New Roman" w:eastAsia="FangSong" w:cs="Times New Roman"/>
-        </w:rPr>
-        <w:t>并详细说明金属非键轨道的来源</w:t>
-      </w:r>
-      <w:r>
-        <w:rPr>
-          <w:rFonts w:hint="eastAsia" w:ascii="Times New Roman" w:hAnsi="Times New Roman" w:eastAsia="Times New Roman" w:cs="Times New Roman"/>
-        </w:rPr>
-        <w:t>；</w:t>
-      </w:r>
-      <w:r>
-        <w:rPr>
-          <w:rFonts w:ascii="Times New Roman" w:hAnsi="Times New Roman" w:eastAsia="Times New Roman" w:cs="Times New Roman"/>
-        </w:rPr>
-        <w:t xml:space="preserve"> </w:t>
-      </w:r>
-      <w:r>
-        <w:rPr>
-          <w:rFonts w:ascii="Times New Roman" w:hAnsi="Times New Roman" w:eastAsia="Times New Roman" w:cs="Times New Roman"/>
-        </w:rPr>
-        <w:t xml:space="preserve">(4) </w:t>
-      </w:r>
-      <w:r>
-        <w:rPr>
-          <w:rFonts w:hint="eastAsia" w:ascii="Times New Roman" w:hAnsi="Times New Roman" w:eastAsia="FangSong" w:cs="Times New Roman"/>
-        </w:rPr>
-        <w:t xml:space="preserve">严格阐明配位场分裂能</w:t>
-      </w:r>
-      <w:r>
-        <w:rPr>
-          <w:rFonts w:ascii="Times New Roman" w:hAnsi="Times New Roman" w:eastAsia="Times New Roman" w:cs="Times New Roman"/>
-        </w:rPr>
-        <w:t xml:space="preserve"> </w:t>
-      </w:r>
-      <m:oMath>
-        <m:sSub>
-          <m:e>
-            <m:r>
-              <m:rPr>
-                <m:sty m:val="p"/>
-              </m:rPr>
-              <m:t>Δ</m:t>
-            </m:r>
-          </m:e>
-          <m:sub>
-            <m:r>
-              <m:t>o</m:t>
-            </m:r>
-          </m:sub>
-        </m:sSub>
-      </m:oMath>
-      <w:r>
-        <w:rPr>
-          <w:rFonts w:hint="eastAsia" w:ascii="Times New Roman" w:hAnsi="Times New Roman" w:eastAsia="Times New Roman" w:cs="Times New Roman"/>
-        </w:rPr>
-        <w:t>（</w:t>
-      </w:r>
-      <w:r>
-        <w:rPr>
-          <w:rFonts w:hint="eastAsia" w:ascii="Times New Roman" w:hAnsi="Times New Roman" w:eastAsia="FangSong" w:cs="Times New Roman"/>
-        </w:rPr>
-        <w:t>即</w:t>
-      </w:r>
-      <w:r>
-        <w:rPr>
-          <w:rFonts w:ascii="Times New Roman" w:hAnsi="Times New Roman" w:eastAsia="Times New Roman" w:cs="Times New Roman"/>
-        </w:rPr>
-        <w:t xml:space="preserve"> </w:t>
-      </w:r>
-      <m:oMath>
-        <m:r>
-          <m:t>10</m:t>
-        </m:r>
-        <m:r>
-          <m:t>D</m:t>
-        </m:r>
-        <m:r>
-          <m:t>q</m:t>
-        </m:r>
-      </m:oMath>
-      <w:r>
-        <w:rPr>
-          <w:rFonts w:hint="eastAsia" w:ascii="Times New Roman" w:hAnsi="Times New Roman" w:eastAsia="Times New Roman" w:cs="Times New Roman"/>
-        </w:rPr>
-        <w:t>）</w:t>
-      </w:r>
-      <w:r>
-        <w:rPr>
-          <w:rFonts w:hint="eastAsia" w:ascii="Times New Roman" w:hAnsi="Times New Roman" w:eastAsia="FangSong" w:cs="Times New Roman"/>
-        </w:rPr>
-        <w:t>在分子轨道模型中的真实物理本质</w:t>
-      </w:r>
-      <w:r>
-        <w:rPr>
-          <w:rFonts w:hint="eastAsia" w:ascii="Times New Roman" w:hAnsi="Times New Roman" w:eastAsia="Times New Roman" w:cs="Times New Roman"/>
-        </w:rPr>
-        <w:t>。</w:t>
-      </w:r>
     </w:p>
     <w:p>
       <w:pPr>
-        <w:pStyle w:val="BodyText"/>
+        <w:pStyle w:val="Compact"/>
+        <w:numPr>
+          <w:ilvl w:val="0"/>
+          <w:numId w:val="1001"/>
+        </w:numPr>
+        <w:ind w:firstLine="420"/>
+      </w:pPr>
+      <w:r>
+        <w:rPr>
+          <w:rFonts w:hint="eastAsia" w:ascii="Times New Roman" w:hAnsi="Times New Roman" w:eastAsia="FangSong" w:cs="Times New Roman"/>
+        </w:rPr>
+        <w:t xml:space="preserve">写出</w:t>
+      </w:r>
+      <w:r>
+        <w:rPr>
+          <w:rFonts w:ascii="Times New Roman" w:hAnsi="Times New Roman" w:eastAsia="Times New Roman" w:cs="Times New Roman"/>
+        </w:rPr>
+        <w:t xml:space="preserve"> 6 </w:t>
+      </w:r>
+      <w:r>
+        <w:rPr>
+          <w:rFonts w:hint="eastAsia" w:ascii="Times New Roman" w:hAnsi="Times New Roman" w:eastAsia="FangSong" w:cs="Times New Roman"/>
+        </w:rPr>
+        <w:t xml:space="preserve">个配体沿三维笛卡尔坐标轴向金属提供</w:t>
+      </w:r>
+      <w:r>
+        <w:rPr>
+          <w:rFonts w:ascii="Times New Roman" w:hAnsi="Times New Roman" w:eastAsia="Times New Roman" w:cs="Times New Roman"/>
+        </w:rPr>
+        <w:t xml:space="preserve"> </w:t>
+      </w:r>
+      <m:oMath>
+        <m:r>
+          <m:t>σ</m:t>
+        </m:r>
+      </m:oMath>
+      <w:r>
+        <w:rPr>
+          <w:rFonts w:ascii="Times New Roman" w:hAnsi="Times New Roman" w:eastAsia="Times New Roman" w:cs="Times New Roman"/>
+        </w:rPr>
+        <w:t xml:space="preserve"> </w:t>
+      </w:r>
+      <w:r>
+        <w:rPr>
+          <w:rFonts w:hint="eastAsia" w:ascii="Times New Roman" w:hAnsi="Times New Roman" w:eastAsia="FangSong" w:cs="Times New Roman"/>
+        </w:rPr>
+        <w:t xml:space="preserve">孤对电子所构成的</w:t>
+      </w:r>
+      <w:r>
+        <w:rPr>
+          <w:rFonts w:ascii="Times New Roman" w:hAnsi="Times New Roman" w:eastAsia="Times New Roman" w:cs="Times New Roman"/>
+        </w:rPr>
+        <w:t xml:space="preserve"> 6 </w:t>
+      </w:r>
+      <w:r>
+        <w:rPr>
+          <w:rFonts w:hint="eastAsia" w:ascii="Times New Roman" w:hAnsi="Times New Roman" w:eastAsia="FangSong" w:cs="Times New Roman"/>
+        </w:rPr>
+        <w:t>维群轨道</w:t>
+      </w:r>
+      <w:r>
+        <w:rPr>
+          <w:rFonts w:hint="eastAsia" w:ascii="Times New Roman" w:hAnsi="Times New Roman" w:eastAsia="Times New Roman" w:cs="Times New Roman"/>
+        </w:rPr>
+        <w:t>（SALC）</w:t>
+      </w:r>
+      <w:r>
+        <w:rPr>
+          <w:rFonts w:hint="eastAsia" w:ascii="Times New Roman" w:hAnsi="Times New Roman" w:eastAsia="FangSong" w:cs="Times New Roman"/>
+        </w:rPr>
+        <w:t>的对称性分解结果</w:t>
+      </w:r>
+      <w:r>
+        <w:rPr>
+          <w:rFonts w:hint="eastAsia" w:ascii="Times New Roman" w:hAnsi="Times New Roman" w:eastAsia="Times New Roman" w:cs="Times New Roman"/>
+        </w:rPr>
+        <w:t>；</w:t>
+      </w:r>
+    </w:p>
+    <w:p>
+      <w:pPr>
+        <w:pStyle w:val="Compact"/>
+        <w:numPr>
+          <w:ilvl w:val="0"/>
+          <w:numId w:val="1001"/>
+        </w:numPr>
+        <w:ind w:firstLine="420"/>
+      </w:pPr>
+      <w:r>
+        <w:rPr>
+          <w:rFonts w:hint="eastAsia" w:ascii="Times New Roman" w:hAnsi="Times New Roman" w:eastAsia="FangSong" w:cs="Times New Roman"/>
+        </w:rPr>
+        <w:t>根据对称性匹配原则</w:t>
+      </w:r>
+      <w:r>
+        <w:rPr>
+          <w:rFonts w:hint="eastAsia" w:ascii="Times New Roman" w:hAnsi="Times New Roman" w:eastAsia="Times New Roman" w:cs="Times New Roman"/>
+        </w:rPr>
+        <w:t>，</w:t>
+      </w:r>
+      <w:r>
+        <w:rPr>
+          <w:rFonts w:hint="eastAsia" w:ascii="Times New Roman" w:hAnsi="Times New Roman" w:eastAsia="FangSong" w:cs="Times New Roman"/>
+        </w:rPr>
+        <w:t>分别指明配体群轨道与金属哪些轨道发生重叠形成成键与反键轨道</w:t>
+      </w:r>
+      <w:r>
+        <w:rPr>
+          <w:rFonts w:hint="eastAsia" w:ascii="Times New Roman" w:hAnsi="Times New Roman" w:eastAsia="Times New Roman" w:cs="Times New Roman"/>
+        </w:rPr>
+        <w:t>，</w:t>
+      </w:r>
+      <w:r>
+        <w:rPr>
+          <w:rFonts w:hint="eastAsia" w:ascii="Times New Roman" w:hAnsi="Times New Roman" w:eastAsia="FangSong" w:cs="Times New Roman"/>
+        </w:rPr>
+        <w:t>并详细说明金属非键轨道的来源</w:t>
+      </w:r>
+      <w:r>
+        <w:rPr>
+          <w:rFonts w:hint="eastAsia" w:ascii="Times New Roman" w:hAnsi="Times New Roman" w:eastAsia="Times New Roman" w:cs="Times New Roman"/>
+        </w:rPr>
+        <w:t>；</w:t>
+      </w:r>
+    </w:p>
+    <w:p>
+      <w:pPr>
+        <w:pStyle w:val="Compact"/>
+        <w:numPr>
+          <w:ilvl w:val="0"/>
+          <w:numId w:val="1001"/>
+        </w:numPr>
+        <w:ind w:firstLine="420"/>
+      </w:pPr>
+      <w:r>
+        <w:rPr>
+          <w:rFonts w:hint="eastAsia" w:ascii="Times New Roman" w:hAnsi="Times New Roman" w:eastAsia="FangSong" w:cs="Times New Roman"/>
+        </w:rPr>
+        <w:t xml:space="preserve">严格阐明配位场分裂能</w:t>
+      </w:r>
+      <w:r>
+        <w:rPr>
+          <w:rFonts w:ascii="Times New Roman" w:hAnsi="Times New Roman" w:eastAsia="Times New Roman" w:cs="Times New Roman"/>
+        </w:rPr>
+        <w:t xml:space="preserve"> </w:t>
+      </w:r>
+      <m:oMath>
+        <m:sSub>
+          <m:e>
+            <m:r>
+              <m:rPr>
+                <m:sty m:val="p"/>
+              </m:rPr>
+              <m:t>Δ</m:t>
+            </m:r>
+          </m:e>
+          <m:sub>
+            <m:r>
+              <m:t>o</m:t>
+            </m:r>
+          </m:sub>
+        </m:sSub>
+      </m:oMath>
+      <w:r>
+        <w:rPr>
+          <w:rFonts w:hint="eastAsia" w:ascii="Times New Roman" w:hAnsi="Times New Roman" w:eastAsia="Times New Roman" w:cs="Times New Roman"/>
+        </w:rPr>
+        <w:t>（</w:t>
+      </w:r>
+      <w:r>
+        <w:rPr>
+          <w:rFonts w:hint="eastAsia" w:ascii="Times New Roman" w:hAnsi="Times New Roman" w:eastAsia="FangSong" w:cs="Times New Roman"/>
+        </w:rPr>
+        <w:t>即</w:t>
+      </w:r>
+      <w:r>
+        <w:rPr>
+          <w:rFonts w:ascii="Times New Roman" w:hAnsi="Times New Roman" w:eastAsia="Times New Roman" w:cs="Times New Roman"/>
+        </w:rPr>
+        <w:t xml:space="preserve"> </w:t>
+      </w:r>
+      <m:oMath>
+        <m:r>
+          <m:t>10</m:t>
+        </m:r>
+        <m:r>
+          <m:t>D</m:t>
+        </m:r>
+        <m:r>
+          <m:t>q</m:t>
+        </m:r>
+      </m:oMath>
+      <w:r>
+        <w:rPr>
+          <w:rFonts w:hint="eastAsia" w:ascii="Times New Roman" w:hAnsi="Times New Roman" w:eastAsia="Times New Roman" w:cs="Times New Roman"/>
+        </w:rPr>
+        <w:t>）</w:t>
+      </w:r>
+      <w:r>
+        <w:rPr>
+          <w:rFonts w:hint="eastAsia" w:ascii="Times New Roman" w:hAnsi="Times New Roman" w:eastAsia="FangSong" w:cs="Times New Roman"/>
+        </w:rPr>
+        <w:t>在分子轨道模型中的真实物理本质</w:t>
+      </w:r>
+      <w:r>
+        <w:rPr>
+          <w:rFonts w:hint="eastAsia" w:ascii="Times New Roman" w:hAnsi="Times New Roman" w:eastAsia="Times New Roman" w:cs="Times New Roman"/>
+        </w:rPr>
+        <w:t>。</w:t>
+      </w:r>
+    </w:p>
+    <w:p>
+      <w:pPr>
+        <w:pStyle w:val="FirstParagraph"/>
       </w:pPr>
     </w:p>
     <w:p>
@@ -41773,18 +41765,16 @@
         </w:rPr>
         <w:t>。</w:t>
       </w:r>
-      <w:r>
-        <w:rPr>
-          <w:rFonts w:ascii="Times New Roman" w:hAnsi="Times New Roman" w:eastAsia="Times New Roman" w:cs="Times New Roman"/>
-        </w:rPr>
-        <w:t xml:space="preserve"> </w:t>
-      </w:r>
-      <w:r>
-        <w:rPr>
-          <w:rFonts w:ascii="Times New Roman" w:hAnsi="Times New Roman" w:eastAsia="Times New Roman" w:cs="Times New Roman"/>
-        </w:rPr>
-        <w:t xml:space="preserve">(1) </w:t>
-      </w:r>
+    </w:p>
+    <w:p>
+      <w:pPr>
+        <w:pStyle w:val="Compact"/>
+        <w:numPr>
+          <w:ilvl w:val="0"/>
+          <w:numId w:val="1002"/>
+        </w:numPr>
+        <w:ind w:firstLine="420"/>
+      </w:pPr>
       <w:r>
         <w:rPr>
           <w:rFonts w:hint="eastAsia" w:ascii="Times New Roman" w:hAnsi="Times New Roman" w:eastAsia="FangSong" w:cs="Times New Roman"/>
@@ -42082,210 +42072,206 @@
         </w:rPr>
         <w:t>；</w:t>
       </w:r>
-      <w:r>
-        <w:rPr>
-          <w:rFonts w:ascii="Times New Roman" w:hAnsi="Times New Roman" w:eastAsia="Times New Roman" w:cs="Times New Roman"/>
-        </w:rPr>
-        <w:t xml:space="preserve"> </w:t>
-      </w:r>
-      <w:r>
-        <w:rPr>
-          <w:rFonts w:ascii="Times New Roman" w:hAnsi="Times New Roman" w:eastAsia="Times New Roman" w:cs="Times New Roman"/>
-        </w:rPr>
-        <w:t xml:space="preserve">(2) </w:t>
-      </w:r>
-      <w:r>
-        <w:rPr>
-          <w:rFonts w:hint="eastAsia" w:ascii="Times New Roman" w:hAnsi="Times New Roman" w:eastAsia="FangSong" w:cs="Times New Roman"/>
-        </w:rPr>
-        <w:t>结合能级示意图</w:t>
-      </w:r>
-      <w:r>
-        <w:rPr>
-          <w:rFonts w:hint="eastAsia" w:ascii="Times New Roman" w:hAnsi="Times New Roman" w:eastAsia="Times New Roman" w:cs="Times New Roman"/>
-        </w:rPr>
-        <w:t>，</w:t>
-      </w:r>
-      <w:r>
-        <w:rPr>
-          <w:rFonts w:hint="eastAsia" w:ascii="Times New Roman" w:hAnsi="Times New Roman" w:eastAsia="FangSong" w:cs="Times New Roman"/>
-        </w:rPr>
-        <w:t>推导为什么</w:t>
-      </w:r>
-      <w:r>
-        <w:rPr>
-          <w:rFonts w:ascii="Times New Roman" w:hAnsi="Times New Roman" w:eastAsia="Times New Roman" w:cs="Times New Roman"/>
-        </w:rPr>
-        <w:t xml:space="preserve"> </w:t>
-      </w:r>
-      <m:oMath>
-        <m:r>
-          <m:t>π</m:t>
-        </m:r>
-      </m:oMath>
-      <w:r>
-        <w:rPr>
-          <w:rFonts w:ascii="Times New Roman" w:hAnsi="Times New Roman" w:eastAsia="Times New Roman" w:cs="Times New Roman"/>
-        </w:rPr>
-        <w:t xml:space="preserve"> </w:t>
-      </w:r>
-      <w:r>
-        <w:rPr>
-          <w:rFonts w:hint="eastAsia" w:ascii="Times New Roman" w:hAnsi="Times New Roman" w:eastAsia="FangSong" w:cs="Times New Roman"/>
-        </w:rPr>
-        <w:t xml:space="preserve">供体配体会导致八面体场分裂能</w:t>
-      </w:r>
-      <w:r>
-        <w:rPr>
-          <w:rFonts w:ascii="Times New Roman" w:hAnsi="Times New Roman" w:eastAsia="Times New Roman" w:cs="Times New Roman"/>
-        </w:rPr>
-        <w:t xml:space="preserve"> </w:t>
-      </w:r>
-      <m:oMath>
-        <m:sSub>
-          <m:e>
-            <m:r>
-              <m:rPr>
-                <m:sty m:val="p"/>
-              </m:rPr>
-              <m:t>Δ</m:t>
-            </m:r>
-          </m:e>
-          <m:sub>
-            <m:r>
-              <m:t>o</m:t>
-            </m:r>
-          </m:sub>
-        </m:sSub>
-      </m:oMath>
-      <w:r>
-        <w:rPr>
-          <w:rFonts w:ascii="Times New Roman" w:hAnsi="Times New Roman" w:eastAsia="Times New Roman" w:cs="Times New Roman"/>
-        </w:rPr>
-        <w:t xml:space="preserve"> </w:t>
-      </w:r>
-      <w:r>
-        <w:rPr>
-          <w:rFonts w:hint="eastAsia" w:ascii="Times New Roman" w:hAnsi="Times New Roman" w:eastAsia="FangSong" w:cs="Times New Roman"/>
-        </w:rPr>
-        <w:t>缩小并处于弱场端</w:t>
-      </w:r>
-      <w:r>
-        <w:rPr>
-          <w:rFonts w:hint="eastAsia" w:ascii="Times New Roman" w:hAnsi="Times New Roman" w:eastAsia="Times New Roman" w:cs="Times New Roman"/>
-        </w:rPr>
-        <w:t>，</w:t>
-      </w:r>
-      <w:r>
-        <w:rPr>
-          <w:rFonts w:hint="eastAsia" w:ascii="Times New Roman" w:hAnsi="Times New Roman" w:eastAsia="FangSong" w:cs="Times New Roman"/>
-        </w:rPr>
-        <w:t>而</w:t>
-      </w:r>
-      <w:r>
-        <w:rPr>
-          <w:rFonts w:ascii="Times New Roman" w:hAnsi="Times New Roman" w:eastAsia="Times New Roman" w:cs="Times New Roman"/>
-        </w:rPr>
-        <w:t xml:space="preserve"> </w:t>
-      </w:r>
-      <m:oMath>
-        <m:r>
-          <m:t>π</m:t>
-        </m:r>
-      </m:oMath>
-      <w:r>
-        <w:rPr>
-          <w:rFonts w:ascii="Times New Roman" w:hAnsi="Times New Roman" w:eastAsia="Times New Roman" w:cs="Times New Roman"/>
-        </w:rPr>
-        <w:t xml:space="preserve"> </w:t>
-      </w:r>
-      <w:r>
-        <w:rPr>
-          <w:rFonts w:hint="eastAsia" w:ascii="Times New Roman" w:hAnsi="Times New Roman" w:eastAsia="FangSong" w:cs="Times New Roman"/>
-        </w:rPr>
-        <w:t xml:space="preserve">受体配体会使</w:t>
-      </w:r>
-      <w:r>
-        <w:rPr>
-          <w:rFonts w:ascii="Times New Roman" w:hAnsi="Times New Roman" w:eastAsia="Times New Roman" w:cs="Times New Roman"/>
-        </w:rPr>
-        <w:t xml:space="preserve"> </w:t>
-      </w:r>
-      <m:oMath>
-        <m:sSub>
-          <m:e>
-            <m:r>
-              <m:rPr>
-                <m:sty m:val="p"/>
-              </m:rPr>
-              <m:t>Δ</m:t>
-            </m:r>
-          </m:e>
-          <m:sub>
-            <m:r>
-              <m:t>o</m:t>
-            </m:r>
-          </m:sub>
-        </m:sSub>
-      </m:oMath>
-      <w:r>
-        <w:rPr>
-          <w:rFonts w:ascii="Times New Roman" w:hAnsi="Times New Roman" w:eastAsia="Times New Roman" w:cs="Times New Roman"/>
-        </w:rPr>
-        <w:t xml:space="preserve"> </w:t>
-      </w:r>
-      <w:r>
-        <w:rPr>
-          <w:rFonts w:hint="eastAsia" w:ascii="Times New Roman" w:hAnsi="Times New Roman" w:eastAsia="FangSong" w:cs="Times New Roman"/>
-        </w:rPr>
-        <w:t>剧烈增大并高居强场顶端</w:t>
-      </w:r>
-      <w:r>
-        <w:rPr>
-          <w:rFonts w:hint="eastAsia" w:ascii="Times New Roman" w:hAnsi="Times New Roman" w:eastAsia="Times New Roman" w:cs="Times New Roman"/>
-        </w:rPr>
-        <w:t>；</w:t>
-      </w:r>
-      <w:r>
-        <w:rPr>
-          <w:rFonts w:ascii="Times New Roman" w:hAnsi="Times New Roman" w:eastAsia="Times New Roman" w:cs="Times New Roman"/>
-        </w:rPr>
-        <w:t xml:space="preserve"> </w:t>
-      </w:r>
-      <w:r>
-        <w:rPr>
-          <w:rFonts w:ascii="Times New Roman" w:hAnsi="Times New Roman" w:eastAsia="Times New Roman" w:cs="Times New Roman"/>
-        </w:rPr>
-        <w:t xml:space="preserve">(3) </w:t>
-      </w:r>
-      <w:r>
-        <w:rPr>
-          <w:rFonts w:hint="eastAsia" w:ascii="Times New Roman" w:hAnsi="Times New Roman" w:eastAsia="FangSong" w:cs="Times New Roman"/>
-        </w:rPr>
-        <w:t xml:space="preserve">解释经典静电晶体场理论为什么无法合理解释中性</w:t>
-      </w:r>
-      <w:r>
-        <w:rPr>
-          <w:rFonts w:ascii="Times New Roman" w:hAnsi="Times New Roman" w:eastAsia="Times New Roman" w:cs="Times New Roman"/>
-        </w:rPr>
-        <w:t xml:space="preserve"> CO </w:t>
-      </w:r>
-      <w:r>
-        <w:rPr>
-          <w:rFonts w:hint="eastAsia" w:ascii="Times New Roman" w:hAnsi="Times New Roman" w:eastAsia="FangSong" w:cs="Times New Roman"/>
-        </w:rPr>
-        <w:t>分子场强远大于带负电卤离子的物理困境</w:t>
-      </w:r>
-      <w:r>
-        <w:rPr>
-          <w:rFonts w:hint="eastAsia" w:ascii="Times New Roman" w:hAnsi="Times New Roman" w:eastAsia="Times New Roman" w:cs="Times New Roman"/>
-        </w:rPr>
-        <w:t>。</w:t>
-      </w:r>
     </w:p>
     <w:p>
       <w:pPr>
-        <w:pStyle w:val="BodyText"/>
+        <w:pStyle w:val="Compact"/>
+        <w:numPr>
+          <w:ilvl w:val="0"/>
+          <w:numId w:val="1002"/>
+        </w:numPr>
+        <w:ind w:firstLine="420"/>
+      </w:pPr>
+      <w:r>
+        <w:rPr>
+          <w:rFonts w:hint="eastAsia" w:ascii="Times New Roman" w:hAnsi="Times New Roman" w:eastAsia="FangSong" w:cs="Times New Roman"/>
+        </w:rPr>
+        <w:t>结合能级示意图</w:t>
+      </w:r>
+      <w:r>
+        <w:rPr>
+          <w:rFonts w:hint="eastAsia" w:ascii="Times New Roman" w:hAnsi="Times New Roman" w:eastAsia="Times New Roman" w:cs="Times New Roman"/>
+        </w:rPr>
+        <w:t>，</w:t>
+      </w:r>
+      <w:r>
+        <w:rPr>
+          <w:rFonts w:hint="eastAsia" w:ascii="Times New Roman" w:hAnsi="Times New Roman" w:eastAsia="FangSong" w:cs="Times New Roman"/>
+        </w:rPr>
+        <w:t>推导为什么</w:t>
+      </w:r>
+      <w:r>
+        <w:rPr>
+          <w:rFonts w:ascii="Times New Roman" w:hAnsi="Times New Roman" w:eastAsia="Times New Roman" w:cs="Times New Roman"/>
+        </w:rPr>
+        <w:t xml:space="preserve"> </w:t>
+      </w:r>
+      <m:oMath>
+        <m:r>
+          <m:t>π</m:t>
+        </m:r>
+      </m:oMath>
+      <w:r>
+        <w:rPr>
+          <w:rFonts w:ascii="Times New Roman" w:hAnsi="Times New Roman" w:eastAsia="Times New Roman" w:cs="Times New Roman"/>
+        </w:rPr>
+        <w:t xml:space="preserve"> </w:t>
+      </w:r>
+      <w:r>
+        <w:rPr>
+          <w:rFonts w:hint="eastAsia" w:ascii="Times New Roman" w:hAnsi="Times New Roman" w:eastAsia="FangSong" w:cs="Times New Roman"/>
+        </w:rPr>
+        <w:t xml:space="preserve">供体配体会导致八面体场分裂能</w:t>
+      </w:r>
+      <w:r>
+        <w:rPr>
+          <w:rFonts w:ascii="Times New Roman" w:hAnsi="Times New Roman" w:eastAsia="Times New Roman" w:cs="Times New Roman"/>
+        </w:rPr>
+        <w:t xml:space="preserve"> </w:t>
+      </w:r>
+      <m:oMath>
+        <m:sSub>
+          <m:e>
+            <m:r>
+              <m:rPr>
+                <m:sty m:val="p"/>
+              </m:rPr>
+              <m:t>Δ</m:t>
+            </m:r>
+          </m:e>
+          <m:sub>
+            <m:r>
+              <m:t>o</m:t>
+            </m:r>
+          </m:sub>
+        </m:sSub>
+      </m:oMath>
+      <w:r>
+        <w:rPr>
+          <w:rFonts w:ascii="Times New Roman" w:hAnsi="Times New Roman" w:eastAsia="Times New Roman" w:cs="Times New Roman"/>
+        </w:rPr>
+        <w:t xml:space="preserve"> </w:t>
+      </w:r>
+      <w:r>
+        <w:rPr>
+          <w:rFonts w:hint="eastAsia" w:ascii="Times New Roman" w:hAnsi="Times New Roman" w:eastAsia="FangSong" w:cs="Times New Roman"/>
+        </w:rPr>
+        <w:t>缩小并处于弱场端</w:t>
+      </w:r>
+      <w:r>
+        <w:rPr>
+          <w:rFonts w:hint="eastAsia" w:ascii="Times New Roman" w:hAnsi="Times New Roman" w:eastAsia="Times New Roman" w:cs="Times New Roman"/>
+        </w:rPr>
+        <w:t>，</w:t>
+      </w:r>
+      <w:r>
+        <w:rPr>
+          <w:rFonts w:hint="eastAsia" w:ascii="Times New Roman" w:hAnsi="Times New Roman" w:eastAsia="FangSong" w:cs="Times New Roman"/>
+        </w:rPr>
+        <w:t>而</w:t>
+      </w:r>
+      <w:r>
+        <w:rPr>
+          <w:rFonts w:ascii="Times New Roman" w:hAnsi="Times New Roman" w:eastAsia="Times New Roman" w:cs="Times New Roman"/>
+        </w:rPr>
+        <w:t xml:space="preserve"> </w:t>
+      </w:r>
+      <m:oMath>
+        <m:r>
+          <m:t>π</m:t>
+        </m:r>
+      </m:oMath>
+      <w:r>
+        <w:rPr>
+          <w:rFonts w:ascii="Times New Roman" w:hAnsi="Times New Roman" w:eastAsia="Times New Roman" w:cs="Times New Roman"/>
+        </w:rPr>
+        <w:t xml:space="preserve"> </w:t>
+      </w:r>
+      <w:r>
+        <w:rPr>
+          <w:rFonts w:hint="eastAsia" w:ascii="Times New Roman" w:hAnsi="Times New Roman" w:eastAsia="FangSong" w:cs="Times New Roman"/>
+        </w:rPr>
+        <w:t xml:space="preserve">受体配体会使</w:t>
+      </w:r>
+      <w:r>
+        <w:rPr>
+          <w:rFonts w:ascii="Times New Roman" w:hAnsi="Times New Roman" w:eastAsia="Times New Roman" w:cs="Times New Roman"/>
+        </w:rPr>
+        <w:t xml:space="preserve"> </w:t>
+      </w:r>
+      <m:oMath>
+        <m:sSub>
+          <m:e>
+            <m:r>
+              <m:rPr>
+                <m:sty m:val="p"/>
+              </m:rPr>
+              <m:t>Δ</m:t>
+            </m:r>
+          </m:e>
+          <m:sub>
+            <m:r>
+              <m:t>o</m:t>
+            </m:r>
+          </m:sub>
+        </m:sSub>
+      </m:oMath>
+      <w:r>
+        <w:rPr>
+          <w:rFonts w:ascii="Times New Roman" w:hAnsi="Times New Roman" w:eastAsia="Times New Roman" w:cs="Times New Roman"/>
+        </w:rPr>
+        <w:t xml:space="preserve"> </w:t>
+      </w:r>
+      <w:r>
+        <w:rPr>
+          <w:rFonts w:hint="eastAsia" w:ascii="Times New Roman" w:hAnsi="Times New Roman" w:eastAsia="FangSong" w:cs="Times New Roman"/>
+        </w:rPr>
+        <w:t>剧烈增大并高居强场顶端</w:t>
+      </w:r>
+      <w:r>
+        <w:rPr>
+          <w:rFonts w:hint="eastAsia" w:ascii="Times New Roman" w:hAnsi="Times New Roman" w:eastAsia="Times New Roman" w:cs="Times New Roman"/>
+        </w:rPr>
+        <w:t>；</w:t>
+      </w:r>
+    </w:p>
+    <w:p>
+      <w:pPr>
+        <w:pStyle w:val="Compact"/>
+        <w:numPr>
+          <w:ilvl w:val="0"/>
+          <w:numId w:val="1002"/>
+        </w:numPr>
+        <w:ind w:firstLine="420"/>
+      </w:pPr>
+      <w:r>
+        <w:rPr>
+          <w:rFonts w:hint="eastAsia" w:ascii="Times New Roman" w:hAnsi="Times New Roman" w:eastAsia="FangSong" w:cs="Times New Roman"/>
+        </w:rPr>
+        <w:t xml:space="preserve">解释经典静电晶体场理论为什么无法合理解释中性</w:t>
+      </w:r>
+      <w:r>
+        <w:rPr>
+          <w:rFonts w:ascii="Times New Roman" w:hAnsi="Times New Roman" w:eastAsia="Times New Roman" w:cs="Times New Roman"/>
+        </w:rPr>
+        <w:t xml:space="preserve"> CO </w:t>
+      </w:r>
+      <w:r>
+        <w:rPr>
+          <w:rFonts w:hint="eastAsia" w:ascii="Times New Roman" w:hAnsi="Times New Roman" w:eastAsia="FangSong" w:cs="Times New Roman"/>
+        </w:rPr>
+        <w:t>分子场强远大于带负电卤离子的物理困境</w:t>
+      </w:r>
+      <w:r>
+        <w:rPr>
+          <w:rFonts w:hint="eastAsia" w:ascii="Times New Roman" w:hAnsi="Times New Roman" w:eastAsia="Times New Roman" w:cs="Times New Roman"/>
+        </w:rPr>
+        <w:t>。</w:t>
+      </w:r>
+    </w:p>
+    <w:p>
+      <w:pPr>
+        <w:pStyle w:val="FirstParagraph"/>
       </w:pPr>
     </w:p>
     <w:p>
@@ -42343,18 +42329,16 @@
         </w:rPr>
         <w:t>。</w:t>
       </w:r>
-      <w:r>
-        <w:rPr>
-          <w:rFonts w:ascii="Times New Roman" w:hAnsi="Times New Roman" w:eastAsia="Times New Roman" w:cs="Times New Roman"/>
-        </w:rPr>
-        <w:t xml:space="preserve"> </w:t>
-      </w:r>
-      <w:r>
-        <w:rPr>
-          <w:rFonts w:ascii="Times New Roman" w:hAnsi="Times New Roman" w:eastAsia="Times New Roman" w:cs="Times New Roman"/>
-        </w:rPr>
-        <w:t xml:space="preserve">(1) </w:t>
-      </w:r>
+    </w:p>
+    <w:p>
+      <w:pPr>
+        <w:pStyle w:val="Compact"/>
+        <w:numPr>
+          <w:ilvl w:val="0"/>
+          <w:numId w:val="1003"/>
+        </w:numPr>
+        <w:ind w:firstLine="420"/>
+      </w:pPr>
       <w:r>
         <w:rPr>
           <w:rFonts w:hint="eastAsia" w:ascii="Times New Roman" w:hAnsi="Times New Roman" w:eastAsia="FangSong" w:cs="Times New Roman"/>
@@ -42402,18 +42386,16 @@
         </w:rPr>
         <w:t>；</w:t>
       </w:r>
-      <w:r>
-        <w:rPr>
-          <w:rFonts w:ascii="Times New Roman" w:hAnsi="Times New Roman" w:eastAsia="Times New Roman" w:cs="Times New Roman"/>
-        </w:rPr>
-        <w:t xml:space="preserve"> </w:t>
-      </w:r>
-      <w:r>
-        <w:rPr>
-          <w:rFonts w:ascii="Times New Roman" w:hAnsi="Times New Roman" w:eastAsia="Times New Roman" w:cs="Times New Roman"/>
-        </w:rPr>
-        <w:t xml:space="preserve">(2) </w:t>
-      </w:r>
+    </w:p>
+    <w:p>
+      <w:pPr>
+        <w:pStyle w:val="Compact"/>
+        <w:numPr>
+          <w:ilvl w:val="0"/>
+          <w:numId w:val="1003"/>
+        </w:numPr>
+        <w:ind w:firstLine="420"/>
+      </w:pPr>
       <w:r>
         <w:rPr>
           <w:rFonts w:hint="eastAsia" w:ascii="Times New Roman" w:hAnsi="Times New Roman" w:eastAsia="FangSong" w:cs="Times New Roman"/>
@@ -42551,18 +42533,16 @@
         </w:rPr>
         <w:t xml:space="preserve">；</w:t>
       </w:r>
-      <w:r>
-        <w:rPr>
-          <w:rFonts w:ascii="Times New Roman" w:hAnsi="Times New Roman" w:eastAsia="Times New Roman" w:cs="Times New Roman"/>
-        </w:rPr>
-        <w:t xml:space="preserve"> </w:t>
-      </w:r>
-      <w:r>
-        <w:rPr>
-          <w:rFonts w:ascii="Times New Roman" w:hAnsi="Times New Roman" w:eastAsia="Times New Roman" w:cs="Times New Roman"/>
-        </w:rPr>
-        <w:t xml:space="preserve">(3) </w:t>
-      </w:r>
+    </w:p>
+    <w:p>
+      <w:pPr>
+        <w:pStyle w:val="Compact"/>
+        <w:numPr>
+          <w:ilvl w:val="0"/>
+          <w:numId w:val="1003"/>
+        </w:numPr>
+        <w:ind w:firstLine="420"/>
+      </w:pPr>
       <w:r>
         <w:rPr>
           <w:rFonts w:hint="eastAsia" w:ascii="Times New Roman" w:hAnsi="Times New Roman" w:eastAsia="FangSong" w:cs="Times New Roman"/>
@@ -43151,7 +43131,7 @@
     </w:p>
     <w:p>
       <w:pPr>
-        <w:pStyle w:val="BodyText"/>
+        <w:pStyle w:val="FirstParagraph"/>
       </w:pPr>
     </w:p>
     <w:p>
@@ -43241,18 +43221,16 @@
         </w:rPr>
         <w:t>。</w:t>
       </w:r>
-      <w:r>
-        <w:rPr>
-          <w:rFonts w:ascii="Times New Roman" w:hAnsi="Times New Roman" w:eastAsia="Times New Roman" w:cs="Times New Roman"/>
-        </w:rPr>
-        <w:t xml:space="preserve"> </w:t>
-      </w:r>
-      <w:r>
-        <w:rPr>
-          <w:rFonts w:ascii="Times New Roman" w:hAnsi="Times New Roman" w:eastAsia="Times New Roman" w:cs="Times New Roman"/>
-        </w:rPr>
-        <w:t xml:space="preserve">(1) </w:t>
-      </w:r>
+    </w:p>
+    <w:p>
+      <w:pPr>
+        <w:pStyle w:val="Compact"/>
+        <w:numPr>
+          <w:ilvl w:val="0"/>
+          <w:numId w:val="1004"/>
+        </w:numPr>
+        <w:ind w:firstLine="420"/>
+      </w:pPr>
       <w:r>
         <w:rPr>
           <w:rFonts w:hint="eastAsia" w:ascii="Times New Roman" w:hAnsi="Times New Roman" w:eastAsia="FangSong" w:cs="Times New Roman"/>
@@ -43355,18 +43333,16 @@
         </w:rPr>
         <w:t>；</w:t>
       </w:r>
-      <w:r>
-        <w:rPr>
-          <w:rFonts w:ascii="Times New Roman" w:hAnsi="Times New Roman" w:eastAsia="Times New Roman" w:cs="Times New Roman"/>
-        </w:rPr>
-        <w:t xml:space="preserve"> </w:t>
-      </w:r>
-      <w:r>
-        <w:rPr>
-          <w:rFonts w:ascii="Times New Roman" w:hAnsi="Times New Roman" w:eastAsia="Times New Roman" w:cs="Times New Roman"/>
-        </w:rPr>
-        <w:t xml:space="preserve">(2) </w:t>
-      </w:r>
+    </w:p>
+    <w:p>
+      <w:pPr>
+        <w:pStyle w:val="Compact"/>
+        <w:numPr>
+          <w:ilvl w:val="0"/>
+          <w:numId w:val="1004"/>
+        </w:numPr>
+        <w:ind w:firstLine="420"/>
+      </w:pPr>
       <w:r>
         <w:rPr>
           <w:rFonts w:hint="eastAsia" w:ascii="Times New Roman" w:hAnsi="Times New Roman" w:eastAsia="FangSong" w:cs="Times New Roman"/>
@@ -43481,18 +43457,16 @@
         </w:rPr>
         <w:t>；</w:t>
       </w:r>
-      <w:r>
-        <w:rPr>
-          <w:rFonts w:ascii="Times New Roman" w:hAnsi="Times New Roman" w:eastAsia="Times New Roman" w:cs="Times New Roman"/>
-        </w:rPr>
-        <w:t xml:space="preserve"> </w:t>
-      </w:r>
-      <w:r>
-        <w:rPr>
-          <w:rFonts w:ascii="Times New Roman" w:hAnsi="Times New Roman" w:eastAsia="Times New Roman" w:cs="Times New Roman"/>
-        </w:rPr>
-        <w:t xml:space="preserve">(3) </w:t>
-      </w:r>
+    </w:p>
+    <w:p>
+      <w:pPr>
+        <w:pStyle w:val="Compact"/>
+        <w:numPr>
+          <w:ilvl w:val="0"/>
+          <w:numId w:val="1004"/>
+        </w:numPr>
+        <w:ind w:firstLine="420"/>
+      </w:pPr>
       <w:r>
         <w:rPr>
           <w:rFonts w:hint="eastAsia" w:ascii="Times New Roman" w:hAnsi="Times New Roman" w:eastAsia="FangSong" w:cs="Times New Roman"/>
@@ -43675,7 +43649,7 @@
     </w:p>
     <w:p>
       <w:pPr>
-        <w:pStyle w:val="BodyText"/>
+        <w:pStyle w:val="FirstParagraph"/>
       </w:pPr>
     </w:p>
     <w:p>
@@ -43788,18 +43762,16 @@
         </w:rPr>
         <w:t>。</w:t>
       </w:r>
-      <w:r>
-        <w:rPr>
-          <w:rFonts w:ascii="Times New Roman" w:hAnsi="Times New Roman" w:eastAsia="Times New Roman" w:cs="Times New Roman"/>
-        </w:rPr>
-        <w:t xml:space="preserve"> </w:t>
-      </w:r>
-      <w:r>
-        <w:rPr>
-          <w:rFonts w:ascii="Times New Roman" w:hAnsi="Times New Roman" w:eastAsia="Times New Roman" w:cs="Times New Roman"/>
-        </w:rPr>
-        <w:t xml:space="preserve">(1) </w:t>
-      </w:r>
+    </w:p>
+    <w:p>
+      <w:pPr>
+        <w:pStyle w:val="Compact"/>
+        <w:numPr>
+          <w:ilvl w:val="0"/>
+          <w:numId w:val="1005"/>
+        </w:numPr>
+        <w:ind w:firstLine="420"/>
+      </w:pPr>
       <w:r>
         <w:rPr>
           <w:rFonts w:hint="eastAsia" w:ascii="Times New Roman" w:hAnsi="Times New Roman" w:eastAsia="FangSong" w:cs="Times New Roman"/>
@@ -43894,18 +43866,16 @@
         </w:rPr>
         <w:t>；</w:t>
       </w:r>
-      <w:r>
-        <w:rPr>
-          <w:rFonts w:ascii="Times New Roman" w:hAnsi="Times New Roman" w:eastAsia="Times New Roman" w:cs="Times New Roman"/>
-        </w:rPr>
-        <w:t xml:space="preserve"> </w:t>
-      </w:r>
-      <w:r>
-        <w:rPr>
-          <w:rFonts w:ascii="Times New Roman" w:hAnsi="Times New Roman" w:eastAsia="Times New Roman" w:cs="Times New Roman"/>
-        </w:rPr>
-        <w:t xml:space="preserve">(2) </w:t>
-      </w:r>
+    </w:p>
+    <w:p>
+      <w:pPr>
+        <w:pStyle w:val="Compact"/>
+        <w:numPr>
+          <w:ilvl w:val="0"/>
+          <w:numId w:val="1005"/>
+        </w:numPr>
+        <w:ind w:firstLine="420"/>
+      </w:pPr>
       <w:r>
         <w:rPr>
           <w:rFonts w:hint="eastAsia" w:ascii="Times New Roman" w:hAnsi="Times New Roman" w:eastAsia="FangSong" w:cs="Times New Roman"/>
@@ -44041,345 +44011,343 @@
         </w:rPr>
         <w:t>；</w:t>
       </w:r>
-      <w:r>
-        <w:rPr>
-          <w:rFonts w:ascii="Times New Roman" w:hAnsi="Times New Roman" w:eastAsia="Times New Roman" w:cs="Times New Roman"/>
-        </w:rPr>
-        <w:t xml:space="preserve"> </w:t>
-      </w:r>
-      <w:r>
-        <w:rPr>
-          <w:rFonts w:ascii="Times New Roman" w:hAnsi="Times New Roman" w:eastAsia="Times New Roman" w:cs="Times New Roman"/>
-        </w:rPr>
-        <w:t xml:space="preserve">(3) </w:t>
-      </w:r>
-      <w:r>
-        <w:rPr>
-          <w:rFonts w:hint="eastAsia" w:ascii="Times New Roman" w:hAnsi="Times New Roman" w:eastAsia="FangSong" w:cs="Times New Roman"/>
-        </w:rPr>
-        <w:t xml:space="preserve">解释为什么</w:t>
-      </w:r>
-      <w:r>
-        <w:rPr>
-          <w:rFonts w:ascii="Times New Roman" w:hAnsi="Times New Roman" w:eastAsia="Times New Roman" w:cs="Times New Roman"/>
-        </w:rPr>
-        <w:t xml:space="preserve"> </w:t>
-      </w:r>
-      <m:oMath>
-        <m:r>
-          <m:t>4</m:t>
-        </m:r>
-        <m:sSup>
-          <m:e>
-            <m:r>
-              <m:t>d</m:t>
-            </m:r>
-          </m:e>
-          <m:sup>
-            <m:r>
-              <m:t>8</m:t>
-            </m:r>
-          </m:sup>
-        </m:sSup>
-      </m:oMath>
-      <w:r>
-        <w:rPr>
-          <w:rFonts w:ascii="Times New Roman" w:hAnsi="Times New Roman" w:eastAsia="Times New Roman" w:cs="Times New Roman"/>
-        </w:rPr>
-        <w:t xml:space="preserve"> </w:t>
-      </w:r>
-      <w:r>
-        <w:rPr>
-          <w:rFonts w:hint="eastAsia" w:ascii="Times New Roman" w:hAnsi="Times New Roman" w:eastAsia="FangSong" w:cs="Times New Roman"/>
-        </w:rPr>
-        <w:t xml:space="preserve">的</w:t>
-      </w:r>
-      <w:r>
-        <w:rPr>
-          <w:rFonts w:ascii="Times New Roman" w:hAnsi="Times New Roman" w:eastAsia="Times New Roman" w:cs="Times New Roman"/>
-        </w:rPr>
-        <w:t xml:space="preserve"> </w:t>
-      </w:r>
-      <m:oMath>
-        <m:r>
-          <m:rPr>
-            <m:sty m:val="p"/>
-          </m:rPr>
-          <m:t>P</m:t>
-        </m:r>
-        <m:sSup>
-          <m:e>
-            <m:r>
-              <m:rPr>
-                <m:sty m:val="p"/>
-              </m:rPr>
-              <m:t>d</m:t>
-            </m:r>
-          </m:e>
-          <m:sup>
-            <m:r>
-              <m:rPr>
-                <m:sty m:val="p"/>
-              </m:rPr>
-              <m:t>I</m:t>
-            </m:r>
-            <m:r>
-              <m:rPr>
-                <m:sty m:val="p"/>
-              </m:rPr>
-              <m:t>I</m:t>
-            </m:r>
-          </m:sup>
-        </m:sSup>
-      </m:oMath>
-      <w:r>
-        <w:rPr>
-          <w:rFonts w:ascii="Times New Roman" w:hAnsi="Times New Roman" w:eastAsia="Times New Roman" w:cs="Times New Roman"/>
-        </w:rPr>
-        <w:t xml:space="preserve"> </w:t>
-      </w:r>
-      <w:r>
-        <w:rPr>
-          <w:rFonts w:hint="eastAsia" w:ascii="Times New Roman" w:hAnsi="Times New Roman" w:eastAsia="FangSong" w:cs="Times New Roman"/>
-        </w:rPr>
-        <w:t xml:space="preserve">和</w:t>
-      </w:r>
-      <w:r>
-        <w:rPr>
-          <w:rFonts w:ascii="Times New Roman" w:hAnsi="Times New Roman" w:eastAsia="Times New Roman" w:cs="Times New Roman"/>
-        </w:rPr>
-        <w:t xml:space="preserve"> </w:t>
-      </w:r>
-      <m:oMath>
-        <m:r>
-          <m:t>5</m:t>
-        </m:r>
-        <m:sSup>
-          <m:e>
-            <m:r>
-              <m:t>d</m:t>
-            </m:r>
-          </m:e>
-          <m:sup>
-            <m:r>
-              <m:t>8</m:t>
-            </m:r>
-          </m:sup>
-        </m:sSup>
-      </m:oMath>
-      <w:r>
-        <w:rPr>
-          <w:rFonts w:ascii="Times New Roman" w:hAnsi="Times New Roman" w:eastAsia="Times New Roman" w:cs="Times New Roman"/>
-        </w:rPr>
-        <w:t xml:space="preserve"> </w:t>
-      </w:r>
-      <w:r>
-        <w:rPr>
-          <w:rFonts w:hint="eastAsia" w:ascii="Times New Roman" w:hAnsi="Times New Roman" w:eastAsia="FangSong" w:cs="Times New Roman"/>
-        </w:rPr>
-        <w:t xml:space="preserve">的</w:t>
-      </w:r>
-      <w:r>
-        <w:rPr>
-          <w:rFonts w:ascii="Times New Roman" w:hAnsi="Times New Roman" w:eastAsia="Times New Roman" w:cs="Times New Roman"/>
-        </w:rPr>
-        <w:t xml:space="preserve"> </w:t>
-      </w:r>
-      <m:oMath>
-        <m:r>
-          <m:rPr>
-            <m:sty m:val="p"/>
-          </m:rPr>
-          <m:t>P</m:t>
-        </m:r>
-        <m:sSup>
-          <m:e>
-            <m:r>
-              <m:rPr>
-                <m:sty m:val="p"/>
-              </m:rPr>
-              <m:t>t</m:t>
-            </m:r>
-          </m:e>
-          <m:sup>
-            <m:r>
-              <m:rPr>
-                <m:sty m:val="p"/>
-              </m:rPr>
-              <m:t>I</m:t>
-            </m:r>
-            <m:r>
-              <m:rPr>
-                <m:sty m:val="p"/>
-              </m:rPr>
-              <m:t>I</m:t>
-            </m:r>
-          </m:sup>
-        </m:sSup>
-      </m:oMath>
-      <w:r>
-        <w:rPr>
-          <w:rFonts w:ascii="Times New Roman" w:hAnsi="Times New Roman" w:eastAsia="Times New Roman" w:cs="Times New Roman"/>
-        </w:rPr>
-        <w:t xml:space="preserve">、</w:t>
-      </w:r>
-      <m:oMath>
-        <m:r>
-          <m:rPr>
-            <m:sty m:val="p"/>
-          </m:rPr>
-          <m:t>A</m:t>
-        </m:r>
-        <m:sSup>
-          <m:e>
-            <m:r>
-              <m:rPr>
-                <m:sty m:val="p"/>
-              </m:rPr>
-              <m:t>u</m:t>
-            </m:r>
-          </m:e>
-          <m:sup>
-            <m:r>
-              <m:rPr>
-                <m:sty m:val="p"/>
-              </m:rPr>
-              <m:t>I</m:t>
-            </m:r>
-            <m:r>
-              <m:rPr>
-                <m:sty m:val="p"/>
-              </m:rPr>
-              <m:t>I</m:t>
-            </m:r>
-            <m:r>
-              <m:rPr>
-                <m:sty m:val="p"/>
-              </m:rPr>
-              <m:t>I</m:t>
-            </m:r>
-          </m:sup>
-        </m:sSup>
-      </m:oMath>
-      <w:r>
-        <w:rPr>
-          <w:rFonts w:ascii="Times New Roman" w:hAnsi="Times New Roman" w:eastAsia="Times New Roman" w:cs="Times New Roman"/>
-        </w:rPr>
-        <w:t xml:space="preserve"> </w:t>
-      </w:r>
-      <w:r>
-        <w:rPr>
-          <w:rFonts w:hint="eastAsia" w:ascii="Times New Roman" w:hAnsi="Times New Roman" w:eastAsia="FangSong" w:cs="Times New Roman"/>
-        </w:rPr>
-        <w:t>配合物几乎全部采取平面正方形单重态结构</w:t>
-      </w:r>
-      <w:r>
-        <w:rPr>
-          <w:rFonts w:hint="eastAsia" w:ascii="Times New Roman" w:hAnsi="Times New Roman" w:eastAsia="Times New Roman" w:cs="Times New Roman"/>
-        </w:rPr>
-        <w:t>，</w:t>
-      </w:r>
-      <w:r>
-        <w:rPr>
-          <w:rFonts w:hint="eastAsia" w:ascii="Times New Roman" w:hAnsi="Times New Roman" w:eastAsia="FangSong" w:cs="Times New Roman"/>
-        </w:rPr>
-        <w:t>而</w:t>
-      </w:r>
-      <w:r>
-        <w:rPr>
-          <w:rFonts w:ascii="Times New Roman" w:hAnsi="Times New Roman" w:eastAsia="Times New Roman" w:cs="Times New Roman"/>
-        </w:rPr>
-        <w:t xml:space="preserve"> </w:t>
-      </w:r>
-      <m:oMath>
-        <m:r>
-          <m:t>3</m:t>
-        </m:r>
-        <m:sSup>
-          <m:e>
-            <m:r>
-              <m:t>d</m:t>
-            </m:r>
-          </m:e>
-          <m:sup>
-            <m:r>
-              <m:t>8</m:t>
-            </m:r>
-          </m:sup>
-        </m:sSup>
-      </m:oMath>
-      <w:r>
-        <w:rPr>
-          <w:rFonts w:ascii="Times New Roman" w:hAnsi="Times New Roman" w:eastAsia="Times New Roman" w:cs="Times New Roman"/>
-        </w:rPr>
-        <w:t xml:space="preserve"> </w:t>
-      </w:r>
-      <w:r>
-        <w:rPr>
-          <w:rFonts w:hint="eastAsia" w:ascii="Times New Roman" w:hAnsi="Times New Roman" w:eastAsia="FangSong" w:cs="Times New Roman"/>
-        </w:rPr>
-        <w:t xml:space="preserve">的</w:t>
-      </w:r>
-      <w:r>
-        <w:rPr>
-          <w:rFonts w:ascii="Times New Roman" w:hAnsi="Times New Roman" w:eastAsia="Times New Roman" w:cs="Times New Roman"/>
-        </w:rPr>
-        <w:t xml:space="preserve"> </w:t>
-      </w:r>
-      <m:oMath>
-        <m:r>
-          <m:rPr>
-            <m:sty m:val="p"/>
-          </m:rPr>
-          <m:t>N</m:t>
-        </m:r>
-        <m:sSup>
-          <m:e>
-            <m:r>
-              <m:rPr>
-                <m:sty m:val="p"/>
-              </m:rPr>
-              <m:t>i</m:t>
-            </m:r>
-          </m:e>
-          <m:sup>
-            <m:r>
-              <m:rPr>
-                <m:sty m:val="p"/>
-              </m:rPr>
-              <m:t>I</m:t>
-            </m:r>
-            <m:r>
-              <m:rPr>
-                <m:sty m:val="p"/>
-              </m:rPr>
-              <m:t>I</m:t>
-            </m:r>
-          </m:sup>
-        </m:sSup>
-      </m:oMath>
-      <w:r>
-        <w:rPr>
-          <w:rFonts w:ascii="Times New Roman" w:hAnsi="Times New Roman" w:eastAsia="Times New Roman" w:cs="Times New Roman"/>
-        </w:rPr>
-        <w:t xml:space="preserve"> </w:t>
-      </w:r>
-      <w:r>
-        <w:rPr>
-          <w:rFonts w:hint="eastAsia" w:ascii="Times New Roman" w:hAnsi="Times New Roman" w:eastAsia="FangSong" w:cs="Times New Roman"/>
-        </w:rPr>
-        <w:t>在与氯离子等弱场配体结合时却优先采取顺磁性的四面体构型</w:t>
-      </w:r>
-      <w:r>
-        <w:rPr>
-          <w:rFonts w:hint="eastAsia" w:ascii="Times New Roman" w:hAnsi="Times New Roman" w:eastAsia="Times New Roman" w:cs="Times New Roman"/>
-        </w:rPr>
-        <w:t>。</w:t>
-      </w:r>
     </w:p>
     <w:p>
       <w:pPr>
-        <w:pStyle w:val="BodyText"/>
+        <w:pStyle w:val="Compact"/>
+        <w:numPr>
+          <w:ilvl w:val="0"/>
+          <w:numId w:val="1005"/>
+        </w:numPr>
+        <w:ind w:firstLine="420"/>
+      </w:pPr>
+      <w:r>
+        <w:rPr>
+          <w:rFonts w:hint="eastAsia" w:ascii="Times New Roman" w:hAnsi="Times New Roman" w:eastAsia="FangSong" w:cs="Times New Roman"/>
+        </w:rPr>
+        <w:t xml:space="preserve">解释为什么</w:t>
+      </w:r>
+      <w:r>
+        <w:rPr>
+          <w:rFonts w:ascii="Times New Roman" w:hAnsi="Times New Roman" w:eastAsia="Times New Roman" w:cs="Times New Roman"/>
+        </w:rPr>
+        <w:t xml:space="preserve"> </w:t>
+      </w:r>
+      <m:oMath>
+        <m:r>
+          <m:t>4</m:t>
+        </m:r>
+        <m:sSup>
+          <m:e>
+            <m:r>
+              <m:t>d</m:t>
+            </m:r>
+          </m:e>
+          <m:sup>
+            <m:r>
+              <m:t>8</m:t>
+            </m:r>
+          </m:sup>
+        </m:sSup>
+      </m:oMath>
+      <w:r>
+        <w:rPr>
+          <w:rFonts w:ascii="Times New Roman" w:hAnsi="Times New Roman" w:eastAsia="Times New Roman" w:cs="Times New Roman"/>
+        </w:rPr>
+        <w:t xml:space="preserve"> </w:t>
+      </w:r>
+      <w:r>
+        <w:rPr>
+          <w:rFonts w:hint="eastAsia" w:ascii="Times New Roman" w:hAnsi="Times New Roman" w:eastAsia="FangSong" w:cs="Times New Roman"/>
+        </w:rPr>
+        <w:t xml:space="preserve">的</w:t>
+      </w:r>
+      <w:r>
+        <w:rPr>
+          <w:rFonts w:ascii="Times New Roman" w:hAnsi="Times New Roman" w:eastAsia="Times New Roman" w:cs="Times New Roman"/>
+        </w:rPr>
+        <w:t xml:space="preserve"> </w:t>
+      </w:r>
+      <m:oMath>
+        <m:r>
+          <m:rPr>
+            <m:sty m:val="p"/>
+          </m:rPr>
+          <m:t>P</m:t>
+        </m:r>
+        <m:sSup>
+          <m:e>
+            <m:r>
+              <m:rPr>
+                <m:sty m:val="p"/>
+              </m:rPr>
+              <m:t>d</m:t>
+            </m:r>
+          </m:e>
+          <m:sup>
+            <m:r>
+              <m:rPr>
+                <m:sty m:val="p"/>
+              </m:rPr>
+              <m:t>I</m:t>
+            </m:r>
+            <m:r>
+              <m:rPr>
+                <m:sty m:val="p"/>
+              </m:rPr>
+              <m:t>I</m:t>
+            </m:r>
+          </m:sup>
+        </m:sSup>
+      </m:oMath>
+      <w:r>
+        <w:rPr>
+          <w:rFonts w:ascii="Times New Roman" w:hAnsi="Times New Roman" w:eastAsia="Times New Roman" w:cs="Times New Roman"/>
+        </w:rPr>
+        <w:t xml:space="preserve"> </w:t>
+      </w:r>
+      <w:r>
+        <w:rPr>
+          <w:rFonts w:hint="eastAsia" w:ascii="Times New Roman" w:hAnsi="Times New Roman" w:eastAsia="FangSong" w:cs="Times New Roman"/>
+        </w:rPr>
+        <w:t xml:space="preserve">和</w:t>
+      </w:r>
+      <w:r>
+        <w:rPr>
+          <w:rFonts w:ascii="Times New Roman" w:hAnsi="Times New Roman" w:eastAsia="Times New Roman" w:cs="Times New Roman"/>
+        </w:rPr>
+        <w:t xml:space="preserve"> </w:t>
+      </w:r>
+      <m:oMath>
+        <m:r>
+          <m:t>5</m:t>
+        </m:r>
+        <m:sSup>
+          <m:e>
+            <m:r>
+              <m:t>d</m:t>
+            </m:r>
+          </m:e>
+          <m:sup>
+            <m:r>
+              <m:t>8</m:t>
+            </m:r>
+          </m:sup>
+        </m:sSup>
+      </m:oMath>
+      <w:r>
+        <w:rPr>
+          <w:rFonts w:ascii="Times New Roman" w:hAnsi="Times New Roman" w:eastAsia="Times New Roman" w:cs="Times New Roman"/>
+        </w:rPr>
+        <w:t xml:space="preserve"> </w:t>
+      </w:r>
+      <w:r>
+        <w:rPr>
+          <w:rFonts w:hint="eastAsia" w:ascii="Times New Roman" w:hAnsi="Times New Roman" w:eastAsia="FangSong" w:cs="Times New Roman"/>
+        </w:rPr>
+        <w:t xml:space="preserve">的</w:t>
+      </w:r>
+      <w:r>
+        <w:rPr>
+          <w:rFonts w:ascii="Times New Roman" w:hAnsi="Times New Roman" w:eastAsia="Times New Roman" w:cs="Times New Roman"/>
+        </w:rPr>
+        <w:t xml:space="preserve"> </w:t>
+      </w:r>
+      <m:oMath>
+        <m:r>
+          <m:rPr>
+            <m:sty m:val="p"/>
+          </m:rPr>
+          <m:t>P</m:t>
+        </m:r>
+        <m:sSup>
+          <m:e>
+            <m:r>
+              <m:rPr>
+                <m:sty m:val="p"/>
+              </m:rPr>
+              <m:t>t</m:t>
+            </m:r>
+          </m:e>
+          <m:sup>
+            <m:r>
+              <m:rPr>
+                <m:sty m:val="p"/>
+              </m:rPr>
+              <m:t>I</m:t>
+            </m:r>
+            <m:r>
+              <m:rPr>
+                <m:sty m:val="p"/>
+              </m:rPr>
+              <m:t>I</m:t>
+            </m:r>
+          </m:sup>
+        </m:sSup>
+      </m:oMath>
+      <w:r>
+        <w:rPr>
+          <w:rFonts w:ascii="Times New Roman" w:hAnsi="Times New Roman" w:eastAsia="Times New Roman" w:cs="Times New Roman"/>
+        </w:rPr>
+        <w:t xml:space="preserve">、</w:t>
+      </w:r>
+      <m:oMath>
+        <m:r>
+          <m:rPr>
+            <m:sty m:val="p"/>
+          </m:rPr>
+          <m:t>A</m:t>
+        </m:r>
+        <m:sSup>
+          <m:e>
+            <m:r>
+              <m:rPr>
+                <m:sty m:val="p"/>
+              </m:rPr>
+              <m:t>u</m:t>
+            </m:r>
+          </m:e>
+          <m:sup>
+            <m:r>
+              <m:rPr>
+                <m:sty m:val="p"/>
+              </m:rPr>
+              <m:t>I</m:t>
+            </m:r>
+            <m:r>
+              <m:rPr>
+                <m:sty m:val="p"/>
+              </m:rPr>
+              <m:t>I</m:t>
+            </m:r>
+            <m:r>
+              <m:rPr>
+                <m:sty m:val="p"/>
+              </m:rPr>
+              <m:t>I</m:t>
+            </m:r>
+          </m:sup>
+        </m:sSup>
+      </m:oMath>
+      <w:r>
+        <w:rPr>
+          <w:rFonts w:ascii="Times New Roman" w:hAnsi="Times New Roman" w:eastAsia="Times New Roman" w:cs="Times New Roman"/>
+        </w:rPr>
+        <w:t xml:space="preserve"> </w:t>
+      </w:r>
+      <w:r>
+        <w:rPr>
+          <w:rFonts w:hint="eastAsia" w:ascii="Times New Roman" w:hAnsi="Times New Roman" w:eastAsia="FangSong" w:cs="Times New Roman"/>
+        </w:rPr>
+        <w:t>配合物几乎全部采取平面正方形单重态结构</w:t>
+      </w:r>
+      <w:r>
+        <w:rPr>
+          <w:rFonts w:hint="eastAsia" w:ascii="Times New Roman" w:hAnsi="Times New Roman" w:eastAsia="Times New Roman" w:cs="Times New Roman"/>
+        </w:rPr>
+        <w:t>，</w:t>
+      </w:r>
+      <w:r>
+        <w:rPr>
+          <w:rFonts w:hint="eastAsia" w:ascii="Times New Roman" w:hAnsi="Times New Roman" w:eastAsia="FangSong" w:cs="Times New Roman"/>
+        </w:rPr>
+        <w:t>而</w:t>
+      </w:r>
+      <w:r>
+        <w:rPr>
+          <w:rFonts w:ascii="Times New Roman" w:hAnsi="Times New Roman" w:eastAsia="Times New Roman" w:cs="Times New Roman"/>
+        </w:rPr>
+        <w:t xml:space="preserve"> </w:t>
+      </w:r>
+      <m:oMath>
+        <m:r>
+          <m:t>3</m:t>
+        </m:r>
+        <m:sSup>
+          <m:e>
+            <m:r>
+              <m:t>d</m:t>
+            </m:r>
+          </m:e>
+          <m:sup>
+            <m:r>
+              <m:t>8</m:t>
+            </m:r>
+          </m:sup>
+        </m:sSup>
+      </m:oMath>
+      <w:r>
+        <w:rPr>
+          <w:rFonts w:ascii="Times New Roman" w:hAnsi="Times New Roman" w:eastAsia="Times New Roman" w:cs="Times New Roman"/>
+        </w:rPr>
+        <w:t xml:space="preserve"> </w:t>
+      </w:r>
+      <w:r>
+        <w:rPr>
+          <w:rFonts w:hint="eastAsia" w:ascii="Times New Roman" w:hAnsi="Times New Roman" w:eastAsia="FangSong" w:cs="Times New Roman"/>
+        </w:rPr>
+        <w:t xml:space="preserve">的</w:t>
+      </w:r>
+      <w:r>
+        <w:rPr>
+          <w:rFonts w:ascii="Times New Roman" w:hAnsi="Times New Roman" w:eastAsia="Times New Roman" w:cs="Times New Roman"/>
+        </w:rPr>
+        <w:t xml:space="preserve"> </w:t>
+      </w:r>
+      <m:oMath>
+        <m:r>
+          <m:rPr>
+            <m:sty m:val="p"/>
+          </m:rPr>
+          <m:t>N</m:t>
+        </m:r>
+        <m:sSup>
+          <m:e>
+            <m:r>
+              <m:rPr>
+                <m:sty m:val="p"/>
+              </m:rPr>
+              <m:t>i</m:t>
+            </m:r>
+          </m:e>
+          <m:sup>
+            <m:r>
+              <m:rPr>
+                <m:sty m:val="p"/>
+              </m:rPr>
+              <m:t>I</m:t>
+            </m:r>
+            <m:r>
+              <m:rPr>
+                <m:sty m:val="p"/>
+              </m:rPr>
+              <m:t>I</m:t>
+            </m:r>
+          </m:sup>
+        </m:sSup>
+      </m:oMath>
+      <w:r>
+        <w:rPr>
+          <w:rFonts w:ascii="Times New Roman" w:hAnsi="Times New Roman" w:eastAsia="Times New Roman" w:cs="Times New Roman"/>
+        </w:rPr>
+        <w:t xml:space="preserve"> </w:t>
+      </w:r>
+      <w:r>
+        <w:rPr>
+          <w:rFonts w:hint="eastAsia" w:ascii="Times New Roman" w:hAnsi="Times New Roman" w:eastAsia="FangSong" w:cs="Times New Roman"/>
+        </w:rPr>
+        <w:t>在与氯离子等弱场配体结合时却优先采取顺磁性的四面体构型</w:t>
+      </w:r>
+      <w:r>
+        <w:rPr>
+          <w:rFonts w:hint="eastAsia" w:ascii="Times New Roman" w:hAnsi="Times New Roman" w:eastAsia="Times New Roman" w:cs="Times New Roman"/>
+        </w:rPr>
+        <w:t>。</w:t>
+      </w:r>
+    </w:p>
+    <w:p>
+      <w:pPr>
+        <w:pStyle w:val="FirstParagraph"/>
       </w:pPr>
     </w:p>
     <w:p>
@@ -44413,18 +44381,16 @@
         </w:rPr>
         <w:t>。</w:t>
       </w:r>
-      <w:r>
-        <w:rPr>
-          <w:rFonts w:ascii="Times New Roman" w:hAnsi="Times New Roman" w:eastAsia="Times New Roman" w:cs="Times New Roman"/>
-        </w:rPr>
-        <w:t xml:space="preserve"> </w:t>
-      </w:r>
-      <w:r>
-        <w:rPr>
-          <w:rFonts w:ascii="Times New Roman" w:hAnsi="Times New Roman" w:eastAsia="Times New Roman" w:cs="Times New Roman"/>
-        </w:rPr>
-        <w:t xml:space="preserve">(1) </w:t>
-      </w:r>
+    </w:p>
+    <w:p>
+      <w:pPr>
+        <w:pStyle w:val="Compact"/>
+        <w:numPr>
+          <w:ilvl w:val="0"/>
+          <w:numId w:val="1006"/>
+        </w:numPr>
+        <w:ind w:firstLine="420"/>
+      </w:pPr>
       <w:r>
         <w:rPr>
           <w:rFonts w:hint="eastAsia" w:ascii="Times New Roman" w:hAnsi="Times New Roman" w:eastAsia="FangSong" w:cs="Times New Roman"/>
@@ -44537,18 +44503,16 @@
         </w:rPr>
         <w:t>；</w:t>
       </w:r>
-      <w:r>
-        <w:rPr>
-          <w:rFonts w:ascii="Times New Roman" w:hAnsi="Times New Roman" w:eastAsia="Times New Roman" w:cs="Times New Roman"/>
-        </w:rPr>
-        <w:t xml:space="preserve"> </w:t>
-      </w:r>
-      <w:r>
-        <w:rPr>
-          <w:rFonts w:ascii="Times New Roman" w:hAnsi="Times New Roman" w:eastAsia="Times New Roman" w:cs="Times New Roman"/>
-        </w:rPr>
-        <w:t xml:space="preserve">(2) </w:t>
-      </w:r>
+    </w:p>
+    <w:p>
+      <w:pPr>
+        <w:pStyle w:val="Compact"/>
+        <w:numPr>
+          <w:ilvl w:val="0"/>
+          <w:numId w:val="1006"/>
+        </w:numPr>
+        <w:ind w:firstLine="420"/>
+      </w:pPr>
       <w:r>
         <w:rPr>
           <w:rFonts w:hint="eastAsia" w:ascii="Times New Roman" w:hAnsi="Times New Roman" w:eastAsia="FangSong" w:cs="Times New Roman"/>
@@ -44828,137 +44792,135 @@
         </w:rPr>
         <w:t>；</w:t>
       </w:r>
-      <w:r>
-        <w:rPr>
-          <w:rFonts w:ascii="Times New Roman" w:hAnsi="Times New Roman" w:eastAsia="Times New Roman" w:cs="Times New Roman"/>
-        </w:rPr>
-        <w:t xml:space="preserve"> </w:t>
-      </w:r>
-      <w:r>
-        <w:rPr>
-          <w:rFonts w:ascii="Times New Roman" w:hAnsi="Times New Roman" w:eastAsia="Times New Roman" w:cs="Times New Roman"/>
-        </w:rPr>
-        <w:t xml:space="preserve">(3) </w:t>
-      </w:r>
-      <w:r>
-        <w:rPr>
-          <w:rFonts w:hint="eastAsia" w:ascii="Times New Roman" w:hAnsi="Times New Roman" w:eastAsia="FangSong" w:cs="Times New Roman"/>
-        </w:rPr>
-        <w:t>依据洪特规则</w:t>
-      </w:r>
-      <w:r>
-        <w:rPr>
-          <w:rFonts w:hint="eastAsia" w:ascii="Times New Roman" w:hAnsi="Times New Roman" w:eastAsia="Times New Roman" w:cs="Times New Roman"/>
-        </w:rPr>
-        <w:t>（Hund’s</w:t>
-      </w:r>
-      <w:r>
-        <w:rPr>
-          <w:rFonts w:ascii="Times New Roman" w:hAnsi="Times New Roman" w:eastAsia="Times New Roman" w:cs="Times New Roman"/>
-        </w:rPr>
-        <w:t xml:space="preserve"> </w:t>
-      </w:r>
-      <w:r>
-        <w:rPr>
-          <w:rFonts w:hint="eastAsia" w:ascii="Times New Roman" w:hAnsi="Times New Roman" w:eastAsia="Times New Roman" w:cs="Times New Roman"/>
-        </w:rPr>
-        <w:t>Rules），</w:t>
-      </w:r>
-      <w:r>
-        <w:rPr>
-          <w:rFonts w:hint="eastAsia" w:ascii="Times New Roman" w:hAnsi="Times New Roman" w:eastAsia="FangSong" w:cs="Times New Roman"/>
-        </w:rPr>
-        <w:t>严格判定自由离子</w:t>
-      </w:r>
-      <w:r>
-        <w:rPr>
-          <w:rFonts w:ascii="Times New Roman" w:hAnsi="Times New Roman" w:eastAsia="Times New Roman" w:cs="Times New Roman"/>
-        </w:rPr>
-        <w:t xml:space="preserve"> </w:t>
-      </w:r>
-      <m:oMath>
-        <m:sSup>
-          <m:e>
-            <m:r>
-              <m:t>d</m:t>
-            </m:r>
-          </m:e>
-          <m:sup>
-            <m:r>
-              <m:t>2</m:t>
-            </m:r>
-          </m:sup>
-        </m:sSup>
-      </m:oMath>
-      <w:r>
-        <w:rPr>
-          <w:rFonts w:ascii="Times New Roman" w:hAnsi="Times New Roman" w:eastAsia="Times New Roman" w:cs="Times New Roman"/>
-        </w:rPr>
-        <w:t xml:space="preserve"> </w:t>
-      </w:r>
-      <w:r>
-        <w:rPr>
-          <w:rFonts w:hint="eastAsia" w:ascii="Times New Roman" w:hAnsi="Times New Roman" w:eastAsia="FangSong" w:cs="Times New Roman"/>
-        </w:rPr>
-        <w:t>组态的能量最低基态光谱项符号</w:t>
-      </w:r>
-      <w:r>
-        <w:rPr>
-          <w:rFonts w:hint="eastAsia" w:ascii="Times New Roman" w:hAnsi="Times New Roman" w:eastAsia="Times New Roman" w:cs="Times New Roman"/>
-        </w:rPr>
-        <w:t>，</w:t>
-      </w:r>
-      <w:r>
-        <w:rPr>
-          <w:rFonts w:hint="eastAsia" w:ascii="Times New Roman" w:hAnsi="Times New Roman" w:eastAsia="FangSong" w:cs="Times New Roman"/>
-        </w:rPr>
-        <w:t>并写出考虑自旋</w:t>
-      </w:r>
-      <w:r>
-        <w:rPr>
-          <w:rFonts w:hint="eastAsia" w:ascii="Times New Roman" w:hAnsi="Times New Roman" w:eastAsia="Times New Roman" w:cs="Times New Roman"/>
-        </w:rPr>
-        <w:t>-</w:t>
-      </w:r>
-      <w:r>
-        <w:rPr>
-          <w:rFonts w:hint="eastAsia" w:ascii="Times New Roman" w:hAnsi="Times New Roman" w:eastAsia="FangSong" w:cs="Times New Roman"/>
-        </w:rPr>
-        <w:t>轨道耦合后的基态内量子数</w:t>
-      </w:r>
-      <w:r>
-        <w:rPr>
-          <w:rFonts w:ascii="Times New Roman" w:hAnsi="Times New Roman" w:eastAsia="Times New Roman" w:cs="Times New Roman"/>
-        </w:rPr>
-        <w:t xml:space="preserve"> </w:t>
-      </w:r>
-      <m:oMath>
-        <m:r>
-          <m:t>J</m:t>
-        </m:r>
-      </m:oMath>
-      <w:r>
-        <w:rPr>
-          <w:rFonts w:ascii="Times New Roman" w:hAnsi="Times New Roman" w:eastAsia="Times New Roman" w:cs="Times New Roman"/>
-        </w:rPr>
-        <w:t xml:space="preserve"> </w:t>
-      </w:r>
-      <w:r>
-        <w:rPr>
-          <w:rFonts w:hint="eastAsia" w:ascii="Times New Roman" w:hAnsi="Times New Roman" w:eastAsia="FangSong" w:cs="Times New Roman"/>
-        </w:rPr>
-        <w:t>值</w:t>
-      </w:r>
-      <w:r>
-        <w:rPr>
-          <w:rFonts w:hint="eastAsia" w:ascii="Times New Roman" w:hAnsi="Times New Roman" w:eastAsia="Times New Roman" w:cs="Times New Roman"/>
-        </w:rPr>
-        <w:t>。</w:t>
-      </w:r>
     </w:p>
     <w:p>
       <w:pPr>
-        <w:pStyle w:val="BodyText"/>
+        <w:pStyle w:val="Compact"/>
+        <w:numPr>
+          <w:ilvl w:val="0"/>
+          <w:numId w:val="1006"/>
+        </w:numPr>
+        <w:ind w:firstLine="420"/>
+      </w:pPr>
+      <w:r>
+        <w:rPr>
+          <w:rFonts w:hint="eastAsia" w:ascii="Times New Roman" w:hAnsi="Times New Roman" w:eastAsia="FangSong" w:cs="Times New Roman"/>
+        </w:rPr>
+        <w:t>依据洪特规则</w:t>
+      </w:r>
+      <w:r>
+        <w:rPr>
+          <w:rFonts w:hint="eastAsia" w:ascii="Times New Roman" w:hAnsi="Times New Roman" w:eastAsia="Times New Roman" w:cs="Times New Roman"/>
+        </w:rPr>
+        <w:t>（Hund’s</w:t>
+      </w:r>
+      <w:r>
+        <w:rPr>
+          <w:rFonts w:ascii="Times New Roman" w:hAnsi="Times New Roman" w:eastAsia="Times New Roman" w:cs="Times New Roman"/>
+        </w:rPr>
+        <w:t xml:space="preserve"> </w:t>
+      </w:r>
+      <w:r>
+        <w:rPr>
+          <w:rFonts w:hint="eastAsia" w:ascii="Times New Roman" w:hAnsi="Times New Roman" w:eastAsia="Times New Roman" w:cs="Times New Roman"/>
+        </w:rPr>
+        <w:t>Rules），</w:t>
+      </w:r>
+      <w:r>
+        <w:rPr>
+          <w:rFonts w:hint="eastAsia" w:ascii="Times New Roman" w:hAnsi="Times New Roman" w:eastAsia="FangSong" w:cs="Times New Roman"/>
+        </w:rPr>
+        <w:t>严格判定自由离子</w:t>
+      </w:r>
+      <w:r>
+        <w:rPr>
+          <w:rFonts w:ascii="Times New Roman" w:hAnsi="Times New Roman" w:eastAsia="Times New Roman" w:cs="Times New Roman"/>
+        </w:rPr>
+        <w:t xml:space="preserve"> </w:t>
+      </w:r>
+      <m:oMath>
+        <m:sSup>
+          <m:e>
+            <m:r>
+              <m:t>d</m:t>
+            </m:r>
+          </m:e>
+          <m:sup>
+            <m:r>
+              <m:t>2</m:t>
+            </m:r>
+          </m:sup>
+        </m:sSup>
+      </m:oMath>
+      <w:r>
+        <w:rPr>
+          <w:rFonts w:ascii="Times New Roman" w:hAnsi="Times New Roman" w:eastAsia="Times New Roman" w:cs="Times New Roman"/>
+        </w:rPr>
+        <w:t xml:space="preserve"> </w:t>
+      </w:r>
+      <w:r>
+        <w:rPr>
+          <w:rFonts w:hint="eastAsia" w:ascii="Times New Roman" w:hAnsi="Times New Roman" w:eastAsia="FangSong" w:cs="Times New Roman"/>
+        </w:rPr>
+        <w:t>组态的能量最低基态光谱项符号</w:t>
+      </w:r>
+      <w:r>
+        <w:rPr>
+          <w:rFonts w:hint="eastAsia" w:ascii="Times New Roman" w:hAnsi="Times New Roman" w:eastAsia="Times New Roman" w:cs="Times New Roman"/>
+        </w:rPr>
+        <w:t>，</w:t>
+      </w:r>
+      <w:r>
+        <w:rPr>
+          <w:rFonts w:hint="eastAsia" w:ascii="Times New Roman" w:hAnsi="Times New Roman" w:eastAsia="FangSong" w:cs="Times New Roman"/>
+        </w:rPr>
+        <w:t>并写出考虑自旋</w:t>
+      </w:r>
+      <w:r>
+        <w:rPr>
+          <w:rFonts w:hint="eastAsia" w:ascii="Times New Roman" w:hAnsi="Times New Roman" w:eastAsia="Times New Roman" w:cs="Times New Roman"/>
+        </w:rPr>
+        <w:t>-</w:t>
+      </w:r>
+      <w:r>
+        <w:rPr>
+          <w:rFonts w:hint="eastAsia" w:ascii="Times New Roman" w:hAnsi="Times New Roman" w:eastAsia="FangSong" w:cs="Times New Roman"/>
+        </w:rPr>
+        <w:t>轨道耦合后的基态内量子数</w:t>
+      </w:r>
+      <w:r>
+        <w:rPr>
+          <w:rFonts w:ascii="Times New Roman" w:hAnsi="Times New Roman" w:eastAsia="Times New Roman" w:cs="Times New Roman"/>
+        </w:rPr>
+        <w:t xml:space="preserve"> </w:t>
+      </w:r>
+      <m:oMath>
+        <m:r>
+          <m:t>J</m:t>
+        </m:r>
+      </m:oMath>
+      <w:r>
+        <w:rPr>
+          <w:rFonts w:ascii="Times New Roman" w:hAnsi="Times New Roman" w:eastAsia="Times New Roman" w:cs="Times New Roman"/>
+        </w:rPr>
+        <w:t xml:space="preserve"> </w:t>
+      </w:r>
+      <w:r>
+        <w:rPr>
+          <w:rFonts w:hint="eastAsia" w:ascii="Times New Roman" w:hAnsi="Times New Roman" w:eastAsia="FangSong" w:cs="Times New Roman"/>
+        </w:rPr>
+        <w:t>值</w:t>
+      </w:r>
+      <w:r>
+        <w:rPr>
+          <w:rFonts w:hint="eastAsia" w:ascii="Times New Roman" w:hAnsi="Times New Roman" w:eastAsia="Times New Roman" w:cs="Times New Roman"/>
+        </w:rPr>
+        <w:t>。</w:t>
+      </w:r>
+    </w:p>
+    <w:p>
+      <w:pPr>
+        <w:pStyle w:val="FirstParagraph"/>
       </w:pPr>
     </w:p>
     <w:p>
@@ -44992,18 +44954,16 @@
         </w:rPr>
         <w:t>。</w:t>
       </w:r>
-      <w:r>
-        <w:rPr>
-          <w:rFonts w:ascii="Times New Roman" w:hAnsi="Times New Roman" w:eastAsia="Times New Roman" w:cs="Times New Roman"/>
-        </w:rPr>
-        <w:t xml:space="preserve"> </w:t>
-      </w:r>
-      <w:r>
-        <w:rPr>
-          <w:rFonts w:ascii="Times New Roman" w:hAnsi="Times New Roman" w:eastAsia="Times New Roman" w:cs="Times New Roman"/>
-        </w:rPr>
-        <w:t xml:space="preserve">(1) </w:t>
-      </w:r>
+    </w:p>
+    <w:p>
+      <w:pPr>
+        <w:pStyle w:val="Compact"/>
+        <w:numPr>
+          <w:ilvl w:val="0"/>
+          <w:numId w:val="1007"/>
+        </w:numPr>
+        <w:ind w:firstLine="420"/>
+      </w:pPr>
       <w:r>
         <w:rPr>
           <w:rFonts w:hint="eastAsia" w:ascii="Times New Roman" w:hAnsi="Times New Roman" w:eastAsia="FangSong" w:cs="Times New Roman"/>
@@ -45154,18 +45114,16 @@
         </w:rPr>
         <w:t>；</w:t>
       </w:r>
-      <w:r>
-        <w:rPr>
-          <w:rFonts w:ascii="Times New Roman" w:hAnsi="Times New Roman" w:eastAsia="Times New Roman" w:cs="Times New Roman"/>
-        </w:rPr>
-        <w:t xml:space="preserve"> </w:t>
-      </w:r>
-      <w:r>
-        <w:rPr>
-          <w:rFonts w:ascii="Times New Roman" w:hAnsi="Times New Roman" w:eastAsia="Times New Roman" w:cs="Times New Roman"/>
-        </w:rPr>
-        <w:t xml:space="preserve">(2) </w:t>
-      </w:r>
+    </w:p>
+    <w:p>
+      <w:pPr>
+        <w:pStyle w:val="Compact"/>
+        <w:numPr>
+          <w:ilvl w:val="0"/>
+          <w:numId w:val="1007"/>
+        </w:numPr>
+        <w:ind w:firstLine="420"/>
+      </w:pPr>
       <w:r>
         <w:rPr>
           <w:rFonts w:hint="eastAsia" w:ascii="Times New Roman" w:hAnsi="Times New Roman" w:eastAsia="FangSong" w:cs="Times New Roman"/>
@@ -45251,18 +45209,16 @@
         </w:rPr>
         <w:t>；</w:t>
       </w:r>
-      <w:r>
-        <w:rPr>
-          <w:rFonts w:ascii="Times New Roman" w:hAnsi="Times New Roman" w:eastAsia="Times New Roman" w:cs="Times New Roman"/>
-        </w:rPr>
-        <w:t xml:space="preserve"> </w:t>
-      </w:r>
-      <w:r>
-        <w:rPr>
-          <w:rFonts w:ascii="Times New Roman" w:hAnsi="Times New Roman" w:eastAsia="Times New Roman" w:cs="Times New Roman"/>
-        </w:rPr>
-        <w:t xml:space="preserve">(3) </w:t>
-      </w:r>
+    </w:p>
+    <w:p>
+      <w:pPr>
+        <w:pStyle w:val="Compact"/>
+        <w:numPr>
+          <w:ilvl w:val="0"/>
+          <w:numId w:val="1007"/>
+        </w:numPr>
+        <w:ind w:firstLine="420"/>
+      </w:pPr>
       <w:r>
         <w:rPr>
           <w:rFonts w:hint="eastAsia" w:ascii="Times New Roman" w:hAnsi="Times New Roman" w:eastAsia="FangSong" w:cs="Times New Roman"/>
@@ -45369,7 +45325,7 @@
     </w:p>
     <w:p>
       <w:pPr>
-        <w:pStyle w:val="BodyText"/>
+        <w:pStyle w:val="FirstParagraph"/>
       </w:pPr>
     </w:p>
     <w:p>
@@ -45403,18 +45359,16 @@
         </w:rPr>
         <w:t>。</w:t>
       </w:r>
-      <w:r>
-        <w:rPr>
-          <w:rFonts w:ascii="Times New Roman" w:hAnsi="Times New Roman" w:eastAsia="Times New Roman" w:cs="Times New Roman"/>
-        </w:rPr>
-        <w:t xml:space="preserve"> </w:t>
-      </w:r>
-      <w:r>
-        <w:rPr>
-          <w:rFonts w:ascii="Times New Roman" w:hAnsi="Times New Roman" w:eastAsia="Times New Roman" w:cs="Times New Roman"/>
-        </w:rPr>
-        <w:t xml:space="preserve">(1) </w:t>
-      </w:r>
+    </w:p>
+    <w:p>
+      <w:pPr>
+        <w:pStyle w:val="Compact"/>
+        <w:numPr>
+          <w:ilvl w:val="0"/>
+          <w:numId w:val="1008"/>
+        </w:numPr>
+        <w:ind w:firstLine="420"/>
+      </w:pPr>
       <w:r>
         <w:rPr>
           <w:rFonts w:hint="eastAsia" w:ascii="Times New Roman" w:hAnsi="Times New Roman" w:eastAsia="FangSong" w:cs="Times New Roman"/>
@@ -45529,246 +45483,242 @@
         </w:rPr>
         <w:t>；</w:t>
       </w:r>
-      <w:r>
-        <w:rPr>
-          <w:rFonts w:ascii="Times New Roman" w:hAnsi="Times New Roman" w:eastAsia="Times New Roman" w:cs="Times New Roman"/>
-        </w:rPr>
-        <w:t xml:space="preserve"> </w:t>
-      </w:r>
-      <w:r>
-        <w:rPr>
-          <w:rFonts w:ascii="Times New Roman" w:hAnsi="Times New Roman" w:eastAsia="Times New Roman" w:cs="Times New Roman"/>
-        </w:rPr>
-        <w:t xml:space="preserve">(2) </w:t>
-      </w:r>
-      <w:r>
-        <w:rPr>
-          <w:rFonts w:hint="eastAsia" w:ascii="Times New Roman" w:hAnsi="Times New Roman" w:eastAsia="FangSong" w:cs="Times New Roman"/>
-        </w:rPr>
-        <w:t>阐述</w:t>
-      </w:r>
-      <w:r>
-        <w:rPr>
-          <w:rFonts w:hint="eastAsia" w:ascii="Times New Roman" w:hAnsi="Times New Roman" w:eastAsia="Times New Roman" w:cs="Times New Roman"/>
-        </w:rPr>
-        <w:t>“</w:t>
-      </w:r>
-      <w:r>
-        <w:rPr>
-          <w:rFonts w:hint="eastAsia" w:ascii="Times New Roman" w:hAnsi="Times New Roman" w:eastAsia="FangSong" w:cs="Times New Roman"/>
-        </w:rPr>
-        <w:t>电子</w:t>
-      </w:r>
-      <w:r>
-        <w:rPr>
-          <w:rFonts w:hint="eastAsia" w:ascii="Times New Roman" w:hAnsi="Times New Roman" w:eastAsia="Times New Roman" w:cs="Times New Roman"/>
-        </w:rPr>
-        <w:t>-</w:t>
-      </w:r>
-      <w:r>
-        <w:rPr>
-          <w:rFonts w:hint="eastAsia" w:ascii="Times New Roman" w:hAnsi="Times New Roman" w:eastAsia="FangSong" w:cs="Times New Roman"/>
-        </w:rPr>
-        <w:t>空穴反演对偶原理</w:t>
-      </w:r>
-      <w:r>
-        <w:rPr>
-          <w:rFonts w:hint="eastAsia" w:ascii="Times New Roman" w:hAnsi="Times New Roman" w:eastAsia="Times New Roman" w:cs="Times New Roman"/>
-        </w:rPr>
-        <w:t>”（Electron-Hole</w:t>
-      </w:r>
-      <w:r>
-        <w:rPr>
-          <w:rFonts w:ascii="Times New Roman" w:hAnsi="Times New Roman" w:eastAsia="Times New Roman" w:cs="Times New Roman"/>
-        </w:rPr>
-        <w:t xml:space="preserve"> </w:t>
-      </w:r>
-      <w:r>
-        <w:rPr>
-          <w:rFonts w:hint="eastAsia" w:ascii="Times New Roman" w:hAnsi="Times New Roman" w:eastAsia="Times New Roman" w:cs="Times New Roman"/>
-        </w:rPr>
-        <w:t>Equivalence）</w:t>
-      </w:r>
-      <w:r>
-        <w:rPr>
-          <w:rFonts w:hint="eastAsia" w:ascii="Times New Roman" w:hAnsi="Times New Roman" w:eastAsia="FangSong" w:cs="Times New Roman"/>
-        </w:rPr>
-        <w:t>在配位场光谱项分裂中的物理内涵</w:t>
-      </w:r>
-      <w:r>
-        <w:rPr>
-          <w:rFonts w:hint="eastAsia" w:ascii="Times New Roman" w:hAnsi="Times New Roman" w:eastAsia="Times New Roman" w:cs="Times New Roman"/>
-        </w:rPr>
-        <w:t>；</w:t>
-      </w:r>
-      <w:r>
-        <w:rPr>
-          <w:rFonts w:ascii="Times New Roman" w:hAnsi="Times New Roman" w:eastAsia="Times New Roman" w:cs="Times New Roman"/>
-        </w:rPr>
-        <w:t xml:space="preserve"> </w:t>
-      </w:r>
-      <w:r>
-        <w:rPr>
-          <w:rFonts w:ascii="Times New Roman" w:hAnsi="Times New Roman" w:eastAsia="Times New Roman" w:cs="Times New Roman"/>
-        </w:rPr>
-        <w:t xml:space="preserve">(3) </w:t>
-      </w:r>
-      <w:r>
-        <w:rPr>
-          <w:rFonts w:hint="eastAsia" w:ascii="Times New Roman" w:hAnsi="Times New Roman" w:eastAsia="FangSong" w:cs="Times New Roman"/>
-        </w:rPr>
-        <w:t xml:space="preserve">指出为什么八面体场中</w:t>
-      </w:r>
-      <w:r>
-        <w:rPr>
-          <w:rFonts w:ascii="Times New Roman" w:hAnsi="Times New Roman" w:eastAsia="Times New Roman" w:cs="Times New Roman"/>
-        </w:rPr>
-        <w:t xml:space="preserve"> </w:t>
-      </w:r>
-      <m:oMath>
-        <m:sSup>
-          <m:e>
-            <m:r>
-              <m:t>d</m:t>
-            </m:r>
-          </m:e>
-          <m:sup>
-            <m:r>
-              <m:t>1</m:t>
-            </m:r>
-          </m:sup>
-        </m:sSup>
-      </m:oMath>
-      <w:r>
-        <w:rPr>
-          <w:rFonts w:ascii="Times New Roman" w:hAnsi="Times New Roman" w:eastAsia="Times New Roman" w:cs="Times New Roman"/>
-        </w:rPr>
-        <w:t xml:space="preserve"> </w:t>
-      </w:r>
-      <w:r>
-        <w:rPr>
-          <w:rFonts w:hint="eastAsia" w:ascii="Times New Roman" w:hAnsi="Times New Roman" w:eastAsia="FangSong" w:cs="Times New Roman"/>
-        </w:rPr>
-        <w:t xml:space="preserve">与</w:t>
-      </w:r>
-      <w:r>
-        <w:rPr>
-          <w:rFonts w:ascii="Times New Roman" w:hAnsi="Times New Roman" w:eastAsia="Times New Roman" w:cs="Times New Roman"/>
-        </w:rPr>
-        <w:t xml:space="preserve"> </w:t>
-      </w:r>
-      <m:oMath>
-        <m:sSup>
-          <m:e>
-            <m:r>
-              <m:t>d</m:t>
-            </m:r>
-          </m:e>
-          <m:sup>
-            <m:r>
-              <m:t>6</m:t>
-            </m:r>
-          </m:sup>
-        </m:sSup>
-      </m:oMath>
-      <w:r>
-        <w:rPr>
-          <w:rFonts w:hint="eastAsia" w:ascii="Times New Roman" w:hAnsi="Times New Roman" w:eastAsia="Times New Roman" w:cs="Times New Roman"/>
-        </w:rPr>
-        <w:t>、</w:t>
-      </w:r>
-      <w:r>
-        <w:rPr>
-          <w:rFonts w:hint="eastAsia" w:ascii="Times New Roman" w:hAnsi="Times New Roman" w:eastAsia="FangSong" w:cs="Times New Roman"/>
-        </w:rPr>
-        <w:t>以及</w:t>
-      </w:r>
-      <w:r>
-        <w:rPr>
-          <w:rFonts w:ascii="Times New Roman" w:hAnsi="Times New Roman" w:eastAsia="Times New Roman" w:cs="Times New Roman"/>
-        </w:rPr>
-        <w:t xml:space="preserve"> </w:t>
-      </w:r>
-      <m:oMath>
-        <m:sSup>
-          <m:e>
-            <m:r>
-              <m:t>d</m:t>
-            </m:r>
-          </m:e>
-          <m:sup>
-            <m:r>
-              <m:t>4</m:t>
-            </m:r>
-          </m:sup>
-        </m:sSup>
-      </m:oMath>
-      <w:r>
-        <w:rPr>
-          <w:rFonts w:ascii="Times New Roman" w:hAnsi="Times New Roman" w:eastAsia="Times New Roman" w:cs="Times New Roman"/>
-        </w:rPr>
-        <w:t xml:space="preserve"> </w:t>
-      </w:r>
-      <w:r>
-        <w:rPr>
-          <w:rFonts w:hint="eastAsia" w:ascii="Times New Roman" w:hAnsi="Times New Roman" w:eastAsia="FangSong" w:cs="Times New Roman"/>
-        </w:rPr>
-        <w:t xml:space="preserve">与</w:t>
-      </w:r>
-      <w:r>
-        <w:rPr>
-          <w:rFonts w:ascii="Times New Roman" w:hAnsi="Times New Roman" w:eastAsia="Times New Roman" w:cs="Times New Roman"/>
-        </w:rPr>
-        <w:t xml:space="preserve"> </w:t>
-      </w:r>
-      <m:oMath>
-        <m:sSup>
-          <m:e>
-            <m:r>
-              <m:t>d</m:t>
-            </m:r>
-          </m:e>
-          <m:sup>
-            <m:r>
-              <m:t>9</m:t>
-            </m:r>
-          </m:sup>
-        </m:sSup>
-      </m:oMath>
-      <w:r>
-        <w:rPr>
-          <w:rFonts w:ascii="Times New Roman" w:hAnsi="Times New Roman" w:eastAsia="Times New Roman" w:cs="Times New Roman"/>
-        </w:rPr>
-        <w:t xml:space="preserve"> </w:t>
-      </w:r>
-      <w:r>
-        <w:rPr>
-          <w:rFonts w:hint="eastAsia" w:ascii="Times New Roman" w:hAnsi="Times New Roman" w:eastAsia="FangSong" w:cs="Times New Roman"/>
-        </w:rPr>
-        <w:t>组态具有相似的能级分裂图式</w:t>
-      </w:r>
-      <w:r>
-        <w:rPr>
-          <w:rFonts w:hint="eastAsia" w:ascii="Times New Roman" w:hAnsi="Times New Roman" w:eastAsia="Times New Roman" w:cs="Times New Roman"/>
-        </w:rPr>
-        <w:t>，</w:t>
-      </w:r>
-      <w:r>
-        <w:rPr>
-          <w:rFonts w:hint="eastAsia" w:ascii="Times New Roman" w:hAnsi="Times New Roman" w:eastAsia="FangSong" w:cs="Times New Roman"/>
-        </w:rPr>
-        <w:t>并指出二者在能级次序上的对偶反转关系</w:t>
-      </w:r>
-      <w:r>
-        <w:rPr>
-          <w:rFonts w:hint="eastAsia" w:ascii="Times New Roman" w:hAnsi="Times New Roman" w:eastAsia="Times New Roman" w:cs="Times New Roman"/>
-        </w:rPr>
-        <w:t>。</w:t>
-      </w:r>
     </w:p>
     <w:p>
       <w:pPr>
-        <w:pStyle w:val="BodyText"/>
+        <w:pStyle w:val="Compact"/>
+        <w:numPr>
+          <w:ilvl w:val="0"/>
+          <w:numId w:val="1008"/>
+        </w:numPr>
+        <w:ind w:firstLine="420"/>
+      </w:pPr>
+      <w:r>
+        <w:rPr>
+          <w:rFonts w:hint="eastAsia" w:ascii="Times New Roman" w:hAnsi="Times New Roman" w:eastAsia="FangSong" w:cs="Times New Roman"/>
+        </w:rPr>
+        <w:t>阐述</w:t>
+      </w:r>
+      <w:r>
+        <w:rPr>
+          <w:rFonts w:hint="eastAsia" w:ascii="Times New Roman" w:hAnsi="Times New Roman" w:eastAsia="Times New Roman" w:cs="Times New Roman"/>
+        </w:rPr>
+        <w:t>“</w:t>
+      </w:r>
+      <w:r>
+        <w:rPr>
+          <w:rFonts w:hint="eastAsia" w:ascii="Times New Roman" w:hAnsi="Times New Roman" w:eastAsia="FangSong" w:cs="Times New Roman"/>
+        </w:rPr>
+        <w:t>电子</w:t>
+      </w:r>
+      <w:r>
+        <w:rPr>
+          <w:rFonts w:hint="eastAsia" w:ascii="Times New Roman" w:hAnsi="Times New Roman" w:eastAsia="Times New Roman" w:cs="Times New Roman"/>
+        </w:rPr>
+        <w:t>-</w:t>
+      </w:r>
+      <w:r>
+        <w:rPr>
+          <w:rFonts w:hint="eastAsia" w:ascii="Times New Roman" w:hAnsi="Times New Roman" w:eastAsia="FangSong" w:cs="Times New Roman"/>
+        </w:rPr>
+        <w:t>空穴反演对偶原理</w:t>
+      </w:r>
+      <w:r>
+        <w:rPr>
+          <w:rFonts w:hint="eastAsia" w:ascii="Times New Roman" w:hAnsi="Times New Roman" w:eastAsia="Times New Roman" w:cs="Times New Roman"/>
+        </w:rPr>
+        <w:t>”（Electron-Hole</w:t>
+      </w:r>
+      <w:r>
+        <w:rPr>
+          <w:rFonts w:ascii="Times New Roman" w:hAnsi="Times New Roman" w:eastAsia="Times New Roman" w:cs="Times New Roman"/>
+        </w:rPr>
+        <w:t xml:space="preserve"> </w:t>
+      </w:r>
+      <w:r>
+        <w:rPr>
+          <w:rFonts w:hint="eastAsia" w:ascii="Times New Roman" w:hAnsi="Times New Roman" w:eastAsia="Times New Roman" w:cs="Times New Roman"/>
+        </w:rPr>
+        <w:t>Equivalence）</w:t>
+      </w:r>
+      <w:r>
+        <w:rPr>
+          <w:rFonts w:hint="eastAsia" w:ascii="Times New Roman" w:hAnsi="Times New Roman" w:eastAsia="FangSong" w:cs="Times New Roman"/>
+        </w:rPr>
+        <w:t>在配位场光谱项分裂中的物理内涵</w:t>
+      </w:r>
+      <w:r>
+        <w:rPr>
+          <w:rFonts w:hint="eastAsia" w:ascii="Times New Roman" w:hAnsi="Times New Roman" w:eastAsia="Times New Roman" w:cs="Times New Roman"/>
+        </w:rPr>
+        <w:t>；</w:t>
+      </w:r>
+    </w:p>
+    <w:p>
+      <w:pPr>
+        <w:pStyle w:val="Compact"/>
+        <w:numPr>
+          <w:ilvl w:val="0"/>
+          <w:numId w:val="1008"/>
+        </w:numPr>
+        <w:ind w:firstLine="420"/>
+      </w:pPr>
+      <w:r>
+        <w:rPr>
+          <w:rFonts w:hint="eastAsia" w:ascii="Times New Roman" w:hAnsi="Times New Roman" w:eastAsia="FangSong" w:cs="Times New Roman"/>
+        </w:rPr>
+        <w:t xml:space="preserve">指出为什么八面体场中</w:t>
+      </w:r>
+      <w:r>
+        <w:rPr>
+          <w:rFonts w:ascii="Times New Roman" w:hAnsi="Times New Roman" w:eastAsia="Times New Roman" w:cs="Times New Roman"/>
+        </w:rPr>
+        <w:t xml:space="preserve"> </w:t>
+      </w:r>
+      <m:oMath>
+        <m:sSup>
+          <m:e>
+            <m:r>
+              <m:t>d</m:t>
+            </m:r>
+          </m:e>
+          <m:sup>
+            <m:r>
+              <m:t>1</m:t>
+            </m:r>
+          </m:sup>
+        </m:sSup>
+      </m:oMath>
+      <w:r>
+        <w:rPr>
+          <w:rFonts w:ascii="Times New Roman" w:hAnsi="Times New Roman" w:eastAsia="Times New Roman" w:cs="Times New Roman"/>
+        </w:rPr>
+        <w:t xml:space="preserve"> </w:t>
+      </w:r>
+      <w:r>
+        <w:rPr>
+          <w:rFonts w:hint="eastAsia" w:ascii="Times New Roman" w:hAnsi="Times New Roman" w:eastAsia="FangSong" w:cs="Times New Roman"/>
+        </w:rPr>
+        <w:t xml:space="preserve">与</w:t>
+      </w:r>
+      <w:r>
+        <w:rPr>
+          <w:rFonts w:ascii="Times New Roman" w:hAnsi="Times New Roman" w:eastAsia="Times New Roman" w:cs="Times New Roman"/>
+        </w:rPr>
+        <w:t xml:space="preserve"> </w:t>
+      </w:r>
+      <m:oMath>
+        <m:sSup>
+          <m:e>
+            <m:r>
+              <m:t>d</m:t>
+            </m:r>
+          </m:e>
+          <m:sup>
+            <m:r>
+              <m:t>6</m:t>
+            </m:r>
+          </m:sup>
+        </m:sSup>
+      </m:oMath>
+      <w:r>
+        <w:rPr>
+          <w:rFonts w:hint="eastAsia" w:ascii="Times New Roman" w:hAnsi="Times New Roman" w:eastAsia="Times New Roman" w:cs="Times New Roman"/>
+        </w:rPr>
+        <w:t>、</w:t>
+      </w:r>
+      <w:r>
+        <w:rPr>
+          <w:rFonts w:hint="eastAsia" w:ascii="Times New Roman" w:hAnsi="Times New Roman" w:eastAsia="FangSong" w:cs="Times New Roman"/>
+        </w:rPr>
+        <w:t>以及</w:t>
+      </w:r>
+      <w:r>
+        <w:rPr>
+          <w:rFonts w:ascii="Times New Roman" w:hAnsi="Times New Roman" w:eastAsia="Times New Roman" w:cs="Times New Roman"/>
+        </w:rPr>
+        <w:t xml:space="preserve"> </w:t>
+      </w:r>
+      <m:oMath>
+        <m:sSup>
+          <m:e>
+            <m:r>
+              <m:t>d</m:t>
+            </m:r>
+          </m:e>
+          <m:sup>
+            <m:r>
+              <m:t>4</m:t>
+            </m:r>
+          </m:sup>
+        </m:sSup>
+      </m:oMath>
+      <w:r>
+        <w:rPr>
+          <w:rFonts w:ascii="Times New Roman" w:hAnsi="Times New Roman" w:eastAsia="Times New Roman" w:cs="Times New Roman"/>
+        </w:rPr>
+        <w:t xml:space="preserve"> </w:t>
+      </w:r>
+      <w:r>
+        <w:rPr>
+          <w:rFonts w:hint="eastAsia" w:ascii="Times New Roman" w:hAnsi="Times New Roman" w:eastAsia="FangSong" w:cs="Times New Roman"/>
+        </w:rPr>
+        <w:t xml:space="preserve">与</w:t>
+      </w:r>
+      <w:r>
+        <w:rPr>
+          <w:rFonts w:ascii="Times New Roman" w:hAnsi="Times New Roman" w:eastAsia="Times New Roman" w:cs="Times New Roman"/>
+        </w:rPr>
+        <w:t xml:space="preserve"> </w:t>
+      </w:r>
+      <m:oMath>
+        <m:sSup>
+          <m:e>
+            <m:r>
+              <m:t>d</m:t>
+            </m:r>
+          </m:e>
+          <m:sup>
+            <m:r>
+              <m:t>9</m:t>
+            </m:r>
+          </m:sup>
+        </m:sSup>
+      </m:oMath>
+      <w:r>
+        <w:rPr>
+          <w:rFonts w:ascii="Times New Roman" w:hAnsi="Times New Roman" w:eastAsia="Times New Roman" w:cs="Times New Roman"/>
+        </w:rPr>
+        <w:t xml:space="preserve"> </w:t>
+      </w:r>
+      <w:r>
+        <w:rPr>
+          <w:rFonts w:hint="eastAsia" w:ascii="Times New Roman" w:hAnsi="Times New Roman" w:eastAsia="FangSong" w:cs="Times New Roman"/>
+        </w:rPr>
+        <w:t>组态具有相似的能级分裂图式</w:t>
+      </w:r>
+      <w:r>
+        <w:rPr>
+          <w:rFonts w:hint="eastAsia" w:ascii="Times New Roman" w:hAnsi="Times New Roman" w:eastAsia="Times New Roman" w:cs="Times New Roman"/>
+        </w:rPr>
+        <w:t>，</w:t>
+      </w:r>
+      <w:r>
+        <w:rPr>
+          <w:rFonts w:hint="eastAsia" w:ascii="Times New Roman" w:hAnsi="Times New Roman" w:eastAsia="FangSong" w:cs="Times New Roman"/>
+        </w:rPr>
+        <w:t>并指出二者在能级次序上的对偶反转关系</w:t>
+      </w:r>
+      <w:r>
+        <w:rPr>
+          <w:rFonts w:hint="eastAsia" w:ascii="Times New Roman" w:hAnsi="Times New Roman" w:eastAsia="Times New Roman" w:cs="Times New Roman"/>
+        </w:rPr>
+        <w:t>。</w:t>
+      </w:r>
+    </w:p>
+    <w:p>
+      <w:pPr>
+        <w:pStyle w:val="FirstParagraph"/>
       </w:pPr>
     </w:p>
     <w:p>
@@ -45814,18 +45764,16 @@
         </w:rPr>
         <w:t>。</w:t>
       </w:r>
-      <w:r>
-        <w:rPr>
-          <w:rFonts w:ascii="Times New Roman" w:hAnsi="Times New Roman" w:eastAsia="Times New Roman" w:cs="Times New Roman"/>
-        </w:rPr>
-        <w:t xml:space="preserve"> </w:t>
-      </w:r>
-      <w:r>
-        <w:rPr>
-          <w:rFonts w:ascii="Times New Roman" w:hAnsi="Times New Roman" w:eastAsia="Times New Roman" w:cs="Times New Roman"/>
-        </w:rPr>
-        <w:t xml:space="preserve">(1) </w:t>
-      </w:r>
+    </w:p>
+    <w:p>
+      <w:pPr>
+        <w:pStyle w:val="Compact"/>
+        <w:numPr>
+          <w:ilvl w:val="0"/>
+          <w:numId w:val="1009"/>
+        </w:numPr>
+        <w:ind w:firstLine="420"/>
+      </w:pPr>
       <w:r>
         <w:rPr>
           <w:rFonts w:hint="eastAsia" w:ascii="Times New Roman" w:hAnsi="Times New Roman" w:eastAsia="FangSong" w:cs="Times New Roman"/>
@@ -45862,18 +45810,16 @@
         </w:rPr>
         <w:t>）；</w:t>
       </w:r>
-      <w:r>
-        <w:rPr>
-          <w:rFonts w:ascii="Times New Roman" w:hAnsi="Times New Roman" w:eastAsia="Times New Roman" w:cs="Times New Roman"/>
-        </w:rPr>
-        <w:t xml:space="preserve"> </w:t>
-      </w:r>
-      <w:r>
-        <w:rPr>
-          <w:rFonts w:ascii="Times New Roman" w:hAnsi="Times New Roman" w:eastAsia="Times New Roman" w:cs="Times New Roman"/>
-        </w:rPr>
-        <w:t xml:space="preserve">(2) </w:t>
-      </w:r>
+    </w:p>
+    <w:p>
+      <w:pPr>
+        <w:pStyle w:val="Compact"/>
+        <w:numPr>
+          <w:ilvl w:val="0"/>
+          <w:numId w:val="1009"/>
+        </w:numPr>
+        <w:ind w:firstLine="420"/>
+      </w:pPr>
       <w:r>
         <w:rPr>
           <w:rFonts w:hint="eastAsia" w:ascii="Times New Roman" w:hAnsi="Times New Roman" w:eastAsia="FangSong" w:cs="Times New Roman"/>
@@ -46027,18 +45973,16 @@
         </w:rPr>
         <w:t>；</w:t>
       </w:r>
-      <w:r>
-        <w:rPr>
-          <w:rFonts w:ascii="Times New Roman" w:hAnsi="Times New Roman" w:eastAsia="Times New Roman" w:cs="Times New Roman"/>
-        </w:rPr>
-        <w:t xml:space="preserve"> </w:t>
-      </w:r>
-      <w:r>
-        <w:rPr>
-          <w:rFonts w:ascii="Times New Roman" w:hAnsi="Times New Roman" w:eastAsia="Times New Roman" w:cs="Times New Roman"/>
-        </w:rPr>
-        <w:t xml:space="preserve">(3) </w:t>
-      </w:r>
+    </w:p>
+    <w:p>
+      <w:pPr>
+        <w:pStyle w:val="Compact"/>
+        <w:numPr>
+          <w:ilvl w:val="0"/>
+          <w:numId w:val="1009"/>
+        </w:numPr>
+        <w:ind w:firstLine="420"/>
+      </w:pPr>
       <w:r>
         <w:rPr>
           <w:rFonts w:hint="eastAsia" w:ascii="Times New Roman" w:hAnsi="Times New Roman" w:eastAsia="FangSong" w:cs="Times New Roman"/>
@@ -46385,7 +46329,7 @@
     </w:p>
     <w:p>
       <w:pPr>
-        <w:pStyle w:val="BodyText"/>
+        <w:pStyle w:val="FirstParagraph"/>
       </w:pPr>
     </w:p>
     <w:p>
@@ -46419,18 +46363,16 @@
         </w:rPr>
         <w:t>。</w:t>
       </w:r>
-      <w:r>
-        <w:rPr>
-          <w:rFonts w:ascii="Times New Roman" w:hAnsi="Times New Roman" w:eastAsia="Times New Roman" w:cs="Times New Roman"/>
-        </w:rPr>
-        <w:t xml:space="preserve"> </w:t>
-      </w:r>
-      <w:r>
-        <w:rPr>
-          <w:rFonts w:ascii="Times New Roman" w:hAnsi="Times New Roman" w:eastAsia="Times New Roman" w:cs="Times New Roman"/>
-        </w:rPr>
-        <w:t xml:space="preserve">(1) </w:t>
-      </w:r>
+    </w:p>
+    <w:p>
+      <w:pPr>
+        <w:pStyle w:val="Compact"/>
+        <w:numPr>
+          <w:ilvl w:val="0"/>
+          <w:numId w:val="1010"/>
+        </w:numPr>
+        <w:ind w:firstLine="420"/>
+      </w:pPr>
       <w:r>
         <w:rPr>
           <w:rFonts w:hint="eastAsia" w:ascii="Times New Roman" w:hAnsi="Times New Roman" w:eastAsia="FangSong" w:cs="Times New Roman"/>
@@ -46499,18 +46441,16 @@
         </w:rPr>
         <w:t>；</w:t>
       </w:r>
-      <w:r>
-        <w:rPr>
-          <w:rFonts w:ascii="Times New Roman" w:hAnsi="Times New Roman" w:eastAsia="Times New Roman" w:cs="Times New Roman"/>
-        </w:rPr>
-        <w:t xml:space="preserve"> </w:t>
-      </w:r>
-      <w:r>
-        <w:rPr>
-          <w:rFonts w:ascii="Times New Roman" w:hAnsi="Times New Roman" w:eastAsia="Times New Roman" w:cs="Times New Roman"/>
-        </w:rPr>
-        <w:t xml:space="preserve">(2) </w:t>
-      </w:r>
+    </w:p>
+    <w:p>
+      <w:pPr>
+        <w:pStyle w:val="Compact"/>
+        <w:numPr>
+          <w:ilvl w:val="0"/>
+          <w:numId w:val="1010"/>
+        </w:numPr>
+        <w:ind w:firstLine="420"/>
+      </w:pPr>
       <w:r>
         <w:rPr>
           <w:rFonts w:hint="eastAsia" w:ascii="Times New Roman" w:hAnsi="Times New Roman" w:eastAsia="FangSong" w:cs="Times New Roman"/>
@@ -46571,18 +46511,16 @@
         </w:rPr>
         <w:t>；</w:t>
       </w:r>
-      <w:r>
-        <w:rPr>
-          <w:rFonts w:ascii="Times New Roman" w:hAnsi="Times New Roman" w:eastAsia="Times New Roman" w:cs="Times New Roman"/>
-        </w:rPr>
-        <w:t xml:space="preserve"> </w:t>
-      </w:r>
-      <w:r>
-        <w:rPr>
-          <w:rFonts w:ascii="Times New Roman" w:hAnsi="Times New Roman" w:eastAsia="Times New Roman" w:cs="Times New Roman"/>
-        </w:rPr>
-        <w:t xml:space="preserve">(3) </w:t>
-      </w:r>
+    </w:p>
+    <w:p>
+      <w:pPr>
+        <w:pStyle w:val="Compact"/>
+        <w:numPr>
+          <w:ilvl w:val="0"/>
+          <w:numId w:val="1010"/>
+        </w:numPr>
+        <w:ind w:firstLine="420"/>
+      </w:pPr>
       <w:r>
         <w:rPr>
           <w:rFonts w:hint="eastAsia" w:ascii="Times New Roman" w:hAnsi="Times New Roman" w:eastAsia="FangSong" w:cs="Times New Roman"/>
@@ -47064,7 +47002,7 @@
     </w:p>
     <w:p>
       <w:pPr>
-        <w:pStyle w:val="BodyText"/>
+        <w:pStyle w:val="FirstParagraph"/>
       </w:pPr>
     </w:p>
     <w:p>
@@ -47122,18 +47060,16 @@
         </w:rPr>
         <w:t>。</w:t>
       </w:r>
-      <w:r>
-        <w:rPr>
-          <w:rFonts w:ascii="Times New Roman" w:hAnsi="Times New Roman" w:eastAsia="Times New Roman" w:cs="Times New Roman"/>
-        </w:rPr>
-        <w:t xml:space="preserve"> </w:t>
-      </w:r>
-      <w:r>
-        <w:rPr>
-          <w:rFonts w:ascii="Times New Roman" w:hAnsi="Times New Roman" w:eastAsia="Times New Roman" w:cs="Times New Roman"/>
-        </w:rPr>
-        <w:t xml:space="preserve">(1) </w:t>
-      </w:r>
+    </w:p>
+    <w:p>
+      <w:pPr>
+        <w:pStyle w:val="Compact"/>
+        <w:numPr>
+          <w:ilvl w:val="0"/>
+          <w:numId w:val="1011"/>
+        </w:numPr>
+        <w:ind w:firstLine="420"/>
+      </w:pPr>
       <w:r>
         <w:rPr>
           <w:rFonts w:hint="eastAsia" w:ascii="Times New Roman" w:hAnsi="Times New Roman" w:eastAsia="FangSong" w:cs="Times New Roman"/>
@@ -47170,18 +47106,16 @@
         </w:rPr>
         <w:t>；</w:t>
       </w:r>
-      <w:r>
-        <w:rPr>
-          <w:rFonts w:ascii="Times New Roman" w:hAnsi="Times New Roman" w:eastAsia="Times New Roman" w:cs="Times New Roman"/>
-        </w:rPr>
-        <w:t xml:space="preserve"> </w:t>
-      </w:r>
-      <w:r>
-        <w:rPr>
-          <w:rFonts w:ascii="Times New Roman" w:hAnsi="Times New Roman" w:eastAsia="Times New Roman" w:cs="Times New Roman"/>
-        </w:rPr>
-        <w:t xml:space="preserve">(2) </w:t>
-      </w:r>
+    </w:p>
+    <w:p>
+      <w:pPr>
+        <w:pStyle w:val="Compact"/>
+        <w:numPr>
+          <w:ilvl w:val="0"/>
+          <w:numId w:val="1011"/>
+        </w:numPr>
+        <w:ind w:firstLine="420"/>
+      </w:pPr>
       <w:r>
         <w:rPr>
           <w:rFonts w:hint="eastAsia" w:ascii="Times New Roman" w:hAnsi="Times New Roman" w:eastAsia="FangSong" w:cs="Times New Roman"/>
@@ -47370,18 +47304,16 @@
         </w:rPr>
         <w:t>；</w:t>
       </w:r>
-      <w:r>
-        <w:rPr>
-          <w:rFonts w:ascii="Times New Roman" w:hAnsi="Times New Roman" w:eastAsia="Times New Roman" w:cs="Times New Roman"/>
-        </w:rPr>
-        <w:t xml:space="preserve"> </w:t>
-      </w:r>
-      <w:r>
-        <w:rPr>
-          <w:rFonts w:ascii="Times New Roman" w:hAnsi="Times New Roman" w:eastAsia="Times New Roman" w:cs="Times New Roman"/>
-        </w:rPr>
-        <w:t xml:space="preserve">(3) </w:t>
-      </w:r>
+    </w:p>
+    <w:p>
+      <w:pPr>
+        <w:pStyle w:val="Compact"/>
+        <w:numPr>
+          <w:ilvl w:val="0"/>
+          <w:numId w:val="1011"/>
+        </w:numPr>
+        <w:ind w:firstLine="420"/>
+      </w:pPr>
       <w:r>
         <w:rPr>
           <w:rFonts w:hint="eastAsia" w:ascii="Times New Roman" w:hAnsi="Times New Roman" w:eastAsia="FangSong" w:cs="Times New Roman"/>
@@ -47659,7 +47591,7 @@
     </w:p>
     <w:p>
       <w:pPr>
-        <w:pStyle w:val="BodyText"/>
+        <w:pStyle w:val="FirstParagraph"/>
       </w:pPr>
     </w:p>
     <w:p>
@@ -47717,309 +47649,303 @@
         </w:rPr>
         <w:t>。</w:t>
       </w:r>
-      <w:r>
-        <w:rPr>
-          <w:rFonts w:ascii="Times New Roman" w:hAnsi="Times New Roman" w:eastAsia="Times New Roman" w:cs="Times New Roman"/>
-        </w:rPr>
-        <w:t xml:space="preserve"> </w:t>
-      </w:r>
-      <w:r>
-        <w:rPr>
-          <w:rFonts w:ascii="Times New Roman" w:hAnsi="Times New Roman" w:eastAsia="Times New Roman" w:cs="Times New Roman"/>
-        </w:rPr>
-        <w:t xml:space="preserve">(1) </w:t>
-      </w:r>
-      <w:r>
-        <w:rPr>
-          <w:rFonts w:hint="eastAsia" w:ascii="Times New Roman" w:hAnsi="Times New Roman" w:eastAsia="FangSong" w:cs="Times New Roman"/>
-        </w:rPr>
-        <w:t xml:space="preserve">详细说明</w:t>
-      </w:r>
-      <w:r>
-        <w:rPr>
-          <w:rFonts w:ascii="Times New Roman" w:hAnsi="Times New Roman" w:eastAsia="Times New Roman" w:cs="Times New Roman"/>
-        </w:rPr>
-        <w:t xml:space="preserve"> T-S </w:t>
-      </w:r>
-      <w:r>
-        <w:rPr>
-          <w:rFonts w:hint="eastAsia" w:ascii="Times New Roman" w:hAnsi="Times New Roman" w:eastAsia="FangSong" w:cs="Times New Roman"/>
-        </w:rPr>
-        <w:t xml:space="preserve">图将横坐标定义为</w:t>
-      </w:r>
-      <w:r>
-        <w:rPr>
-          <w:rFonts w:ascii="Times New Roman" w:hAnsi="Times New Roman" w:eastAsia="Times New Roman" w:cs="Times New Roman"/>
-        </w:rPr>
-        <w:t xml:space="preserve"> </w:t>
-      </w:r>
-      <m:oMath>
-        <m:sSub>
-          <m:e>
-            <m:r>
-              <m:rPr>
-                <m:sty m:val="p"/>
-              </m:rPr>
-              <m:t>Δ</m:t>
-            </m:r>
-          </m:e>
-          <m:sub>
-            <m:r>
-              <m:t>o</m:t>
-            </m:r>
-          </m:sub>
-        </m:sSub>
-        <m:r>
-          <m:rPr>
-            <m:sty m:val="p"/>
-          </m:rPr>
-          <m:t>/</m:t>
-        </m:r>
-        <m:r>
-          <m:t>B</m:t>
-        </m:r>
-      </m:oMath>
-      <w:r>
-        <w:rPr>
-          <w:rFonts w:hint="eastAsia" w:ascii="Times New Roman" w:hAnsi="Times New Roman" w:eastAsia="Times New Roman" w:cs="Times New Roman"/>
-        </w:rPr>
-        <w:t>、</w:t>
-      </w:r>
-      <w:r>
-        <w:rPr>
-          <w:rFonts w:hint="eastAsia" w:ascii="Times New Roman" w:hAnsi="Times New Roman" w:eastAsia="FangSong" w:cs="Times New Roman"/>
-        </w:rPr>
-        <w:t>纵坐标定义为</w:t>
-      </w:r>
-      <w:r>
-        <w:rPr>
-          <w:rFonts w:ascii="Times New Roman" w:hAnsi="Times New Roman" w:eastAsia="Times New Roman" w:cs="Times New Roman"/>
-        </w:rPr>
-        <w:t xml:space="preserve"> </w:t>
-      </w:r>
-      <m:oMath>
-        <m:r>
-          <m:t>E</m:t>
-        </m:r>
-        <m:r>
-          <m:rPr>
-            <m:sty m:val="p"/>
-          </m:rPr>
-          <m:t>/</m:t>
-        </m:r>
-        <m:r>
-          <m:t>B</m:t>
-        </m:r>
-      </m:oMath>
-      <w:r>
-        <w:rPr>
-          <w:rFonts w:ascii="Times New Roman" w:hAnsi="Times New Roman" w:eastAsia="Times New Roman" w:cs="Times New Roman"/>
-        </w:rPr>
-        <w:t xml:space="preserve"> </w:t>
-      </w:r>
-      <w:r>
-        <w:rPr>
-          <w:rFonts w:hint="eastAsia" w:ascii="Times New Roman" w:hAnsi="Times New Roman" w:eastAsia="FangSong" w:cs="Times New Roman"/>
-        </w:rPr>
-        <w:t>的无量纲归一化物理意义</w:t>
-      </w:r>
-      <w:r>
-        <w:rPr>
-          <w:rFonts w:hint="eastAsia" w:ascii="Times New Roman" w:hAnsi="Times New Roman" w:eastAsia="Times New Roman" w:cs="Times New Roman"/>
-        </w:rPr>
-        <w:t>；</w:t>
-      </w:r>
-      <w:r>
-        <w:rPr>
-          <w:rFonts w:ascii="Times New Roman" w:hAnsi="Times New Roman" w:eastAsia="Times New Roman" w:cs="Times New Roman"/>
-        </w:rPr>
-        <w:t xml:space="preserve"> </w:t>
-      </w:r>
-      <w:r>
-        <w:rPr>
-          <w:rFonts w:ascii="Times New Roman" w:hAnsi="Times New Roman" w:eastAsia="Times New Roman" w:cs="Times New Roman"/>
-        </w:rPr>
-        <w:t xml:space="preserve">(2) </w:t>
-      </w:r>
-      <w:r>
-        <w:rPr>
-          <w:rFonts w:hint="eastAsia" w:ascii="Times New Roman" w:hAnsi="Times New Roman" w:eastAsia="FangSong" w:cs="Times New Roman"/>
-        </w:rPr>
-        <w:t xml:space="preserve">解释为什么</w:t>
-      </w:r>
-      <w:r>
-        <w:rPr>
-          <w:rFonts w:ascii="Times New Roman" w:hAnsi="Times New Roman" w:eastAsia="Times New Roman" w:cs="Times New Roman"/>
-        </w:rPr>
-        <w:t xml:space="preserve"> T-S </w:t>
-      </w:r>
-      <w:r>
-        <w:rPr>
-          <w:rFonts w:hint="eastAsia" w:ascii="Times New Roman" w:hAnsi="Times New Roman" w:eastAsia="FangSong" w:cs="Times New Roman"/>
-        </w:rPr>
-        <w:t>图在横轴上将基态能量强制固定为一条恒为零的平直水平线</w:t>
-      </w:r>
-      <w:r>
-        <w:rPr>
-          <w:rFonts w:hint="eastAsia" w:ascii="Times New Roman" w:hAnsi="Times New Roman" w:eastAsia="Times New Roman" w:cs="Times New Roman"/>
-        </w:rPr>
-        <w:t>（</w:t>
-      </w:r>
-      <m:oMath>
-        <m:r>
-          <m:t>E</m:t>
-        </m:r>
-        <m:r>
-          <m:rPr>
-            <m:sty m:val="p"/>
-          </m:rPr>
-          <m:t>/</m:t>
-        </m:r>
-        <m:r>
-          <m:t>B</m:t>
-        </m:r>
-        <m:r>
-          <m:rPr>
-            <m:sty m:val="p"/>
-          </m:rPr>
-          <m:t>=</m:t>
-        </m:r>
-        <m:r>
-          <m:t>0</m:t>
-        </m:r>
-      </m:oMath>
-      <w:r>
-        <w:rPr>
-          <w:rFonts w:hint="eastAsia" w:ascii="Times New Roman" w:hAnsi="Times New Roman" w:eastAsia="Times New Roman" w:cs="Times New Roman"/>
-        </w:rPr>
-        <w:t xml:space="preserve">）；</w:t>
-      </w:r>
-      <w:r>
-        <w:rPr>
-          <w:rFonts w:ascii="Times New Roman" w:hAnsi="Times New Roman" w:eastAsia="Times New Roman" w:cs="Times New Roman"/>
-        </w:rPr>
-        <w:t xml:space="preserve"> </w:t>
-      </w:r>
-      <w:r>
-        <w:rPr>
-          <w:rFonts w:ascii="Times New Roman" w:hAnsi="Times New Roman" w:eastAsia="Times New Roman" w:cs="Times New Roman"/>
-        </w:rPr>
-        <w:t xml:space="preserve">(3) </w:t>
-      </w:r>
-      <w:r>
-        <w:rPr>
-          <w:rFonts w:hint="eastAsia" w:ascii="Times New Roman" w:hAnsi="Times New Roman" w:eastAsia="FangSong" w:cs="Times New Roman"/>
-        </w:rPr>
-        <w:t xml:space="preserve">在</w:t>
-      </w:r>
-      <w:r>
-        <w:rPr>
-          <w:rFonts w:ascii="Times New Roman" w:hAnsi="Times New Roman" w:eastAsia="Times New Roman" w:cs="Times New Roman"/>
-        </w:rPr>
-        <w:t xml:space="preserve"> </w:t>
-      </w:r>
-      <m:oMath>
-        <m:sSup>
-          <m:e>
-            <m:r>
-              <m:t>d</m:t>
-            </m:r>
-          </m:e>
-          <m:sup>
-            <m:r>
-              <m:t>4</m:t>
-            </m:r>
-          </m:sup>
-        </m:sSup>
-        <m:r>
-          <m:rPr>
-            <m:sty m:val="p"/>
-          </m:rPr>
-          <m:t>∼</m:t>
-        </m:r>
-        <m:sSup>
-          <m:e>
-            <m:r>
-              <m:t>d</m:t>
-            </m:r>
-          </m:e>
-          <m:sup>
-            <m:r>
-              <m:t>7</m:t>
-            </m:r>
-          </m:sup>
-        </m:sSup>
-      </m:oMath>
-      <w:r>
-        <w:rPr>
-          <w:rFonts w:ascii="Times New Roman" w:hAnsi="Times New Roman" w:eastAsia="Times New Roman" w:cs="Times New Roman"/>
-        </w:rPr>
-        <w:t xml:space="preserve"> </w:t>
-      </w:r>
-      <w:r>
-        <w:rPr>
-          <w:rFonts w:hint="eastAsia" w:ascii="Times New Roman" w:hAnsi="Times New Roman" w:eastAsia="FangSong" w:cs="Times New Roman"/>
-        </w:rPr>
-        <w:t xml:space="preserve">的</w:t>
-      </w:r>
-      <w:r>
-        <w:rPr>
-          <w:rFonts w:ascii="Times New Roman" w:hAnsi="Times New Roman" w:eastAsia="Times New Roman" w:cs="Times New Roman"/>
-        </w:rPr>
-        <w:t xml:space="preserve"> T-S </w:t>
-      </w:r>
-      <w:r>
-        <w:rPr>
-          <w:rFonts w:hint="eastAsia" w:ascii="Times New Roman" w:hAnsi="Times New Roman" w:eastAsia="FangSong" w:cs="Times New Roman"/>
-        </w:rPr>
-        <w:t>图中</w:t>
-      </w:r>
-      <w:r>
-        <w:rPr>
-          <w:rFonts w:hint="eastAsia" w:ascii="Times New Roman" w:hAnsi="Times New Roman" w:eastAsia="Times New Roman" w:cs="Times New Roman"/>
-        </w:rPr>
-        <w:t>，</w:t>
-      </w:r>
-      <w:r>
-        <w:rPr>
-          <w:rFonts w:hint="eastAsia" w:ascii="Times New Roman" w:hAnsi="Times New Roman" w:eastAsia="FangSong" w:cs="Times New Roman"/>
-        </w:rPr>
-        <w:t>普遍存在一条垂直虚线</w:t>
-      </w:r>
-      <w:r>
-        <w:rPr>
-          <w:rFonts w:hint="eastAsia" w:ascii="Times New Roman" w:hAnsi="Times New Roman" w:eastAsia="Times New Roman" w:cs="Times New Roman"/>
-        </w:rPr>
-        <w:t>。</w:t>
-      </w:r>
-      <w:r>
-        <w:rPr>
-          <w:rFonts w:hint="eastAsia" w:ascii="Times New Roman" w:hAnsi="Times New Roman" w:eastAsia="FangSong" w:cs="Times New Roman"/>
-        </w:rPr>
-        <w:t>试阐明该垂直虚线所代表的宏观与微观物理意义</w:t>
-      </w:r>
-      <w:r>
-        <w:rPr>
-          <w:rFonts w:hint="eastAsia" w:ascii="Times New Roman" w:hAnsi="Times New Roman" w:eastAsia="Times New Roman" w:cs="Times New Roman"/>
-        </w:rPr>
-        <w:t>，</w:t>
-      </w:r>
-      <w:r>
-        <w:rPr>
-          <w:rFonts w:hint="eastAsia" w:ascii="Times New Roman" w:hAnsi="Times New Roman" w:eastAsia="FangSong" w:cs="Times New Roman"/>
-        </w:rPr>
-        <w:t>并解释为什么该虚线两侧各激发态能级曲线的斜率会发生剧烈的折角改变</w:t>
-      </w:r>
-      <w:r>
-        <w:rPr>
-          <w:rFonts w:hint="eastAsia" w:ascii="Times New Roman" w:hAnsi="Times New Roman" w:eastAsia="Times New Roman" w:cs="Times New Roman"/>
-        </w:rPr>
-        <w:t>。</w:t>
-      </w:r>
     </w:p>
     <w:p>
       <w:pPr>
-        <w:pStyle w:val="BodyText"/>
+        <w:pStyle w:val="Compact"/>
+        <w:numPr>
+          <w:ilvl w:val="0"/>
+          <w:numId w:val="1012"/>
+        </w:numPr>
+        <w:ind w:firstLine="420"/>
+      </w:pPr>
+      <w:r>
+        <w:rPr>
+          <w:rFonts w:hint="eastAsia" w:ascii="Times New Roman" w:hAnsi="Times New Roman" w:eastAsia="FangSong" w:cs="Times New Roman"/>
+        </w:rPr>
+        <w:t xml:space="preserve">详细说明</w:t>
+      </w:r>
+      <w:r>
+        <w:rPr>
+          <w:rFonts w:ascii="Times New Roman" w:hAnsi="Times New Roman" w:eastAsia="Times New Roman" w:cs="Times New Roman"/>
+        </w:rPr>
+        <w:t xml:space="preserve"> T-S </w:t>
+      </w:r>
+      <w:r>
+        <w:rPr>
+          <w:rFonts w:hint="eastAsia" w:ascii="Times New Roman" w:hAnsi="Times New Roman" w:eastAsia="FangSong" w:cs="Times New Roman"/>
+        </w:rPr>
+        <w:t xml:space="preserve">图将横坐标定义为</w:t>
+      </w:r>
+      <w:r>
+        <w:rPr>
+          <w:rFonts w:ascii="Times New Roman" w:hAnsi="Times New Roman" w:eastAsia="Times New Roman" w:cs="Times New Roman"/>
+        </w:rPr>
+        <w:t xml:space="preserve"> </w:t>
+      </w:r>
+      <m:oMath>
+        <m:sSub>
+          <m:e>
+            <m:r>
+              <m:rPr>
+                <m:sty m:val="p"/>
+              </m:rPr>
+              <m:t>Δ</m:t>
+            </m:r>
+          </m:e>
+          <m:sub>
+            <m:r>
+              <m:t>o</m:t>
+            </m:r>
+          </m:sub>
+        </m:sSub>
+        <m:r>
+          <m:rPr>
+            <m:sty m:val="p"/>
+          </m:rPr>
+          <m:t>/</m:t>
+        </m:r>
+        <m:r>
+          <m:t>B</m:t>
+        </m:r>
+      </m:oMath>
+      <w:r>
+        <w:rPr>
+          <w:rFonts w:hint="eastAsia" w:ascii="Times New Roman" w:hAnsi="Times New Roman" w:eastAsia="Times New Roman" w:cs="Times New Roman"/>
+        </w:rPr>
+        <w:t>、</w:t>
+      </w:r>
+      <w:r>
+        <w:rPr>
+          <w:rFonts w:hint="eastAsia" w:ascii="Times New Roman" w:hAnsi="Times New Roman" w:eastAsia="FangSong" w:cs="Times New Roman"/>
+        </w:rPr>
+        <w:t>纵坐标定义为</w:t>
+      </w:r>
+      <w:r>
+        <w:rPr>
+          <w:rFonts w:ascii="Times New Roman" w:hAnsi="Times New Roman" w:eastAsia="Times New Roman" w:cs="Times New Roman"/>
+        </w:rPr>
+        <w:t xml:space="preserve"> </w:t>
+      </w:r>
+      <m:oMath>
+        <m:r>
+          <m:t>E</m:t>
+        </m:r>
+        <m:r>
+          <m:rPr>
+            <m:sty m:val="p"/>
+          </m:rPr>
+          <m:t>/</m:t>
+        </m:r>
+        <m:r>
+          <m:t>B</m:t>
+        </m:r>
+      </m:oMath>
+      <w:r>
+        <w:rPr>
+          <w:rFonts w:ascii="Times New Roman" w:hAnsi="Times New Roman" w:eastAsia="Times New Roman" w:cs="Times New Roman"/>
+        </w:rPr>
+        <w:t xml:space="preserve"> </w:t>
+      </w:r>
+      <w:r>
+        <w:rPr>
+          <w:rFonts w:hint="eastAsia" w:ascii="Times New Roman" w:hAnsi="Times New Roman" w:eastAsia="FangSong" w:cs="Times New Roman"/>
+        </w:rPr>
+        <w:t>的无量纲归一化物理意义</w:t>
+      </w:r>
+      <w:r>
+        <w:rPr>
+          <w:rFonts w:hint="eastAsia" w:ascii="Times New Roman" w:hAnsi="Times New Roman" w:eastAsia="Times New Roman" w:cs="Times New Roman"/>
+        </w:rPr>
+        <w:t>；</w:t>
+      </w:r>
+    </w:p>
+    <w:p>
+      <w:pPr>
+        <w:pStyle w:val="Compact"/>
+        <w:numPr>
+          <w:ilvl w:val="0"/>
+          <w:numId w:val="1012"/>
+        </w:numPr>
+        <w:ind w:firstLine="420"/>
+      </w:pPr>
+      <w:r>
+        <w:rPr>
+          <w:rFonts w:hint="eastAsia" w:ascii="Times New Roman" w:hAnsi="Times New Roman" w:eastAsia="FangSong" w:cs="Times New Roman"/>
+        </w:rPr>
+        <w:t xml:space="preserve">解释为什么</w:t>
+      </w:r>
+      <w:r>
+        <w:rPr>
+          <w:rFonts w:ascii="Times New Roman" w:hAnsi="Times New Roman" w:eastAsia="Times New Roman" w:cs="Times New Roman"/>
+        </w:rPr>
+        <w:t xml:space="preserve"> T-S </w:t>
+      </w:r>
+      <w:r>
+        <w:rPr>
+          <w:rFonts w:hint="eastAsia" w:ascii="Times New Roman" w:hAnsi="Times New Roman" w:eastAsia="FangSong" w:cs="Times New Roman"/>
+        </w:rPr>
+        <w:t>图在横轴上将基态能量强制固定为一条恒为零的平直水平线</w:t>
+      </w:r>
+      <w:r>
+        <w:rPr>
+          <w:rFonts w:hint="eastAsia" w:ascii="Times New Roman" w:hAnsi="Times New Roman" w:eastAsia="Times New Roman" w:cs="Times New Roman"/>
+        </w:rPr>
+        <w:t>（</w:t>
+      </w:r>
+      <m:oMath>
+        <m:r>
+          <m:t>E</m:t>
+        </m:r>
+        <m:r>
+          <m:rPr>
+            <m:sty m:val="p"/>
+          </m:rPr>
+          <m:t>/</m:t>
+        </m:r>
+        <m:r>
+          <m:t>B</m:t>
+        </m:r>
+        <m:r>
+          <m:rPr>
+            <m:sty m:val="p"/>
+          </m:rPr>
+          <m:t>=</m:t>
+        </m:r>
+        <m:r>
+          <m:t>0</m:t>
+        </m:r>
+      </m:oMath>
+      <w:r>
+        <w:rPr>
+          <w:rFonts w:hint="eastAsia" w:ascii="Times New Roman" w:hAnsi="Times New Roman" w:eastAsia="Times New Roman" w:cs="Times New Roman"/>
+        </w:rPr>
+        <w:t xml:space="preserve">）；</w:t>
+      </w:r>
+    </w:p>
+    <w:p>
+      <w:pPr>
+        <w:pStyle w:val="Compact"/>
+        <w:numPr>
+          <w:ilvl w:val="0"/>
+          <w:numId w:val="1012"/>
+        </w:numPr>
+        <w:ind w:firstLine="420"/>
+      </w:pPr>
+      <w:r>
+        <w:rPr>
+          <w:rFonts w:hint="eastAsia" w:ascii="Times New Roman" w:hAnsi="Times New Roman" w:eastAsia="FangSong" w:cs="Times New Roman"/>
+        </w:rPr>
+        <w:t xml:space="preserve">在</w:t>
+      </w:r>
+      <w:r>
+        <w:rPr>
+          <w:rFonts w:ascii="Times New Roman" w:hAnsi="Times New Roman" w:eastAsia="Times New Roman" w:cs="Times New Roman"/>
+        </w:rPr>
+        <w:t xml:space="preserve"> </w:t>
+      </w:r>
+      <m:oMath>
+        <m:sSup>
+          <m:e>
+            <m:r>
+              <m:t>d</m:t>
+            </m:r>
+          </m:e>
+          <m:sup>
+            <m:r>
+              <m:t>4</m:t>
+            </m:r>
+          </m:sup>
+        </m:sSup>
+        <m:r>
+          <m:rPr>
+            <m:sty m:val="p"/>
+          </m:rPr>
+          <m:t>∼</m:t>
+        </m:r>
+        <m:sSup>
+          <m:e>
+            <m:r>
+              <m:t>d</m:t>
+            </m:r>
+          </m:e>
+          <m:sup>
+            <m:r>
+              <m:t>7</m:t>
+            </m:r>
+          </m:sup>
+        </m:sSup>
+      </m:oMath>
+      <w:r>
+        <w:rPr>
+          <w:rFonts w:ascii="Times New Roman" w:hAnsi="Times New Roman" w:eastAsia="Times New Roman" w:cs="Times New Roman"/>
+        </w:rPr>
+        <w:t xml:space="preserve"> </w:t>
+      </w:r>
+      <w:r>
+        <w:rPr>
+          <w:rFonts w:hint="eastAsia" w:ascii="Times New Roman" w:hAnsi="Times New Roman" w:eastAsia="FangSong" w:cs="Times New Roman"/>
+        </w:rPr>
+        <w:t xml:space="preserve">的</w:t>
+      </w:r>
+      <w:r>
+        <w:rPr>
+          <w:rFonts w:ascii="Times New Roman" w:hAnsi="Times New Roman" w:eastAsia="Times New Roman" w:cs="Times New Roman"/>
+        </w:rPr>
+        <w:t xml:space="preserve"> T-S </w:t>
+      </w:r>
+      <w:r>
+        <w:rPr>
+          <w:rFonts w:hint="eastAsia" w:ascii="Times New Roman" w:hAnsi="Times New Roman" w:eastAsia="FangSong" w:cs="Times New Roman"/>
+        </w:rPr>
+        <w:t>图中</w:t>
+      </w:r>
+      <w:r>
+        <w:rPr>
+          <w:rFonts w:hint="eastAsia" w:ascii="Times New Roman" w:hAnsi="Times New Roman" w:eastAsia="Times New Roman" w:cs="Times New Roman"/>
+        </w:rPr>
+        <w:t>，</w:t>
+      </w:r>
+      <w:r>
+        <w:rPr>
+          <w:rFonts w:hint="eastAsia" w:ascii="Times New Roman" w:hAnsi="Times New Roman" w:eastAsia="FangSong" w:cs="Times New Roman"/>
+        </w:rPr>
+        <w:t>普遍存在一条垂直虚线</w:t>
+      </w:r>
+      <w:r>
+        <w:rPr>
+          <w:rFonts w:hint="eastAsia" w:ascii="Times New Roman" w:hAnsi="Times New Roman" w:eastAsia="Times New Roman" w:cs="Times New Roman"/>
+        </w:rPr>
+        <w:t>。</w:t>
+      </w:r>
+      <w:r>
+        <w:rPr>
+          <w:rFonts w:hint="eastAsia" w:ascii="Times New Roman" w:hAnsi="Times New Roman" w:eastAsia="FangSong" w:cs="Times New Roman"/>
+        </w:rPr>
+        <w:t>试阐明该垂直虚线所代表的宏观与微观物理意义</w:t>
+      </w:r>
+      <w:r>
+        <w:rPr>
+          <w:rFonts w:hint="eastAsia" w:ascii="Times New Roman" w:hAnsi="Times New Roman" w:eastAsia="Times New Roman" w:cs="Times New Roman"/>
+        </w:rPr>
+        <w:t>，</w:t>
+      </w:r>
+      <w:r>
+        <w:rPr>
+          <w:rFonts w:hint="eastAsia" w:ascii="Times New Roman" w:hAnsi="Times New Roman" w:eastAsia="FangSong" w:cs="Times New Roman"/>
+        </w:rPr>
+        <w:t>并解释为什么该虚线两侧各激发态能级曲线的斜率会发生剧烈的折角改变</w:t>
+      </w:r>
+      <w:r>
+        <w:rPr>
+          <w:rFonts w:hint="eastAsia" w:ascii="Times New Roman" w:hAnsi="Times New Roman" w:eastAsia="Times New Roman" w:cs="Times New Roman"/>
+        </w:rPr>
+        <w:t>。</w:t>
+      </w:r>
+    </w:p>
+    <w:p>
+      <w:pPr>
+        <w:pStyle w:val="FirstParagraph"/>
       </w:pPr>
     </w:p>
     <w:p>
@@ -48065,18 +47991,16 @@
         </w:rPr>
         <w:t>。</w:t>
       </w:r>
-      <w:r>
-        <w:rPr>
-          <w:rFonts w:ascii="Times New Roman" w:hAnsi="Times New Roman" w:eastAsia="Times New Roman" w:cs="Times New Roman"/>
-        </w:rPr>
-        <w:t xml:space="preserve"> </w:t>
-      </w:r>
-      <w:r>
-        <w:rPr>
-          <w:rFonts w:ascii="Times New Roman" w:hAnsi="Times New Roman" w:eastAsia="Times New Roman" w:cs="Times New Roman"/>
-        </w:rPr>
-        <w:t xml:space="preserve">(1) </w:t>
-      </w:r>
+    </w:p>
+    <w:p>
+      <w:pPr>
+        <w:pStyle w:val="Compact"/>
+        <w:numPr>
+          <w:ilvl w:val="0"/>
+          <w:numId w:val="1013"/>
+        </w:numPr>
+        <w:ind w:firstLine="420"/>
+      </w:pPr>
       <w:r>
         <w:rPr>
           <w:rFonts w:hint="eastAsia" w:ascii="Times New Roman" w:hAnsi="Times New Roman" w:eastAsia="FangSong" w:cs="Times New Roman"/>
@@ -48203,18 +48127,16 @@
         </w:rPr>
         <w:t xml:space="preserve">；</w:t>
       </w:r>
-      <w:r>
-        <w:rPr>
-          <w:rFonts w:ascii="Times New Roman" w:hAnsi="Times New Roman" w:eastAsia="Times New Roman" w:cs="Times New Roman"/>
-        </w:rPr>
-        <w:t xml:space="preserve"> </w:t>
-      </w:r>
-      <w:r>
-        <w:rPr>
-          <w:rFonts w:ascii="Times New Roman" w:hAnsi="Times New Roman" w:eastAsia="Times New Roman" w:cs="Times New Roman"/>
-        </w:rPr>
-        <w:t xml:space="preserve">(2) </w:t>
-      </w:r>
+    </w:p>
+    <w:p>
+      <w:pPr>
+        <w:pStyle w:val="Compact"/>
+        <w:numPr>
+          <w:ilvl w:val="0"/>
+          <w:numId w:val="1013"/>
+        </w:numPr>
+        <w:ind w:firstLine="420"/>
+      </w:pPr>
       <w:r>
         <w:rPr>
           <w:rFonts w:hint="eastAsia" w:ascii="Times New Roman" w:hAnsi="Times New Roman" w:eastAsia="FangSong" w:cs="Times New Roman"/>
@@ -48472,129 +48394,127 @@
         </w:rPr>
         <w:t xml:space="preserve">；</w:t>
       </w:r>
-      <w:r>
-        <w:rPr>
-          <w:rFonts w:ascii="Times New Roman" w:hAnsi="Times New Roman" w:eastAsia="Times New Roman" w:cs="Times New Roman"/>
-        </w:rPr>
-        <w:t xml:space="preserve"> </w:t>
-      </w:r>
-      <w:r>
-        <w:rPr>
-          <w:rFonts w:ascii="Times New Roman" w:hAnsi="Times New Roman" w:eastAsia="Times New Roman" w:cs="Times New Roman"/>
-        </w:rPr>
-        <w:t xml:space="preserve">(3) </w:t>
-      </w:r>
-      <w:r>
-        <w:rPr>
-          <w:rFonts w:hint="eastAsia" w:ascii="Times New Roman" w:hAnsi="Times New Roman" w:eastAsia="FangSong" w:cs="Times New Roman"/>
-        </w:rPr>
-        <w:t>说明当配体从弱场</w:t>
-      </w:r>
-      <w:r>
-        <w:rPr>
-          <w:rFonts w:hint="eastAsia" w:ascii="Times New Roman" w:hAnsi="Times New Roman" w:eastAsia="Times New Roman" w:cs="Times New Roman"/>
-        </w:rPr>
-        <w:t>（</w:t>
-      </w:r>
-      <w:r>
-        <w:rPr>
-          <w:rFonts w:hint="eastAsia" w:ascii="Times New Roman" w:hAnsi="Times New Roman" w:eastAsia="FangSong" w:cs="Times New Roman"/>
-        </w:rPr>
-        <w:t>如卤素</w:t>
-      </w:r>
-      <w:r>
-        <w:rPr>
-          <w:rFonts w:hint="eastAsia" w:ascii="Times New Roman" w:hAnsi="Times New Roman" w:eastAsia="Times New Roman" w:cs="Times New Roman"/>
-        </w:rPr>
-        <w:t>）</w:t>
-      </w:r>
-      <w:r>
-        <w:rPr>
-          <w:rFonts w:hint="eastAsia" w:ascii="Times New Roman" w:hAnsi="Times New Roman" w:eastAsia="FangSong" w:cs="Times New Roman"/>
-        </w:rPr>
-        <w:t>变为强场</w:t>
-      </w:r>
-      <w:r>
-        <w:rPr>
-          <w:rFonts w:hint="eastAsia" w:ascii="Times New Roman" w:hAnsi="Times New Roman" w:eastAsia="Times New Roman" w:cs="Times New Roman"/>
-        </w:rPr>
-        <w:t>（</w:t>
-      </w:r>
-      <w:r>
-        <w:rPr>
-          <w:rFonts w:hint="eastAsia" w:ascii="Times New Roman" w:hAnsi="Times New Roman" w:eastAsia="FangSong" w:cs="Times New Roman"/>
-        </w:rPr>
-        <w:t>如氰基</w:t>
-      </w:r>
-      <w:r>
-        <w:rPr>
-          <w:rFonts w:hint="eastAsia" w:ascii="Times New Roman" w:hAnsi="Times New Roman" w:eastAsia="Times New Roman" w:cs="Times New Roman"/>
-        </w:rPr>
-        <w:t>）</w:t>
-      </w:r>
-      <w:r>
-        <w:rPr>
-          <w:rFonts w:hint="eastAsia" w:ascii="Times New Roman" w:hAnsi="Times New Roman" w:eastAsia="FangSong" w:cs="Times New Roman"/>
-        </w:rPr>
-        <w:t>时</w:t>
-      </w:r>
-      <w:r>
-        <w:rPr>
-          <w:rFonts w:hint="eastAsia" w:ascii="Times New Roman" w:hAnsi="Times New Roman" w:eastAsia="Times New Roman" w:cs="Times New Roman"/>
-        </w:rPr>
-        <w:t>，</w:t>
-      </w:r>
-      <w:r>
-        <w:rPr>
-          <w:rFonts w:hint="eastAsia" w:ascii="Times New Roman" w:hAnsi="Times New Roman" w:eastAsia="FangSong" w:cs="Times New Roman"/>
-        </w:rPr>
-        <w:t>配合物实测拉卡参数</w:t>
-      </w:r>
-      <w:r>
-        <w:rPr>
-          <w:rFonts w:ascii="Times New Roman" w:hAnsi="Times New Roman" w:eastAsia="Times New Roman" w:cs="Times New Roman"/>
-        </w:rPr>
-        <w:t xml:space="preserve"> </w:t>
-      </w:r>
-      <m:oMath>
-        <m:sSup>
-          <m:e>
-            <m:r>
-              <m:t>B</m:t>
-            </m:r>
-          </m:e>
-          <m:sup>
-            <m:r>
-              <m:rPr>
-                <m:sty m:val="p"/>
-              </m:rPr>
-              <m:t>′</m:t>
-            </m:r>
-          </m:sup>
-        </m:sSup>
-      </m:oMath>
-      <w:r>
-        <w:rPr>
-          <w:rFonts w:ascii="Times New Roman" w:hAnsi="Times New Roman" w:eastAsia="Times New Roman" w:cs="Times New Roman"/>
-        </w:rPr>
-        <w:t xml:space="preserve"> </w:t>
-      </w:r>
-      <w:r>
-        <w:rPr>
-          <w:rFonts w:hint="eastAsia" w:ascii="Times New Roman" w:hAnsi="Times New Roman" w:eastAsia="FangSong" w:cs="Times New Roman"/>
-        </w:rPr>
-        <w:t>逐渐减小的化学成键本质</w:t>
-      </w:r>
-      <w:r>
-        <w:rPr>
-          <w:rFonts w:hint="eastAsia" w:ascii="Times New Roman" w:hAnsi="Times New Roman" w:eastAsia="Times New Roman" w:cs="Times New Roman"/>
-        </w:rPr>
-        <w:t>。</w:t>
-      </w:r>
     </w:p>
     <w:p>
       <w:pPr>
-        <w:pStyle w:val="BodyText"/>
+        <w:pStyle w:val="Compact"/>
+        <w:numPr>
+          <w:ilvl w:val="0"/>
+          <w:numId w:val="1013"/>
+        </w:numPr>
+        <w:ind w:firstLine="420"/>
+      </w:pPr>
+      <w:r>
+        <w:rPr>
+          <w:rFonts w:hint="eastAsia" w:ascii="Times New Roman" w:hAnsi="Times New Roman" w:eastAsia="FangSong" w:cs="Times New Roman"/>
+        </w:rPr>
+        <w:t>说明当配体从弱场</w:t>
+      </w:r>
+      <w:r>
+        <w:rPr>
+          <w:rFonts w:hint="eastAsia" w:ascii="Times New Roman" w:hAnsi="Times New Roman" w:eastAsia="Times New Roman" w:cs="Times New Roman"/>
+        </w:rPr>
+        <w:t>（</w:t>
+      </w:r>
+      <w:r>
+        <w:rPr>
+          <w:rFonts w:hint="eastAsia" w:ascii="Times New Roman" w:hAnsi="Times New Roman" w:eastAsia="FangSong" w:cs="Times New Roman"/>
+        </w:rPr>
+        <w:t>如卤素</w:t>
+      </w:r>
+      <w:r>
+        <w:rPr>
+          <w:rFonts w:hint="eastAsia" w:ascii="Times New Roman" w:hAnsi="Times New Roman" w:eastAsia="Times New Roman" w:cs="Times New Roman"/>
+        </w:rPr>
+        <w:t>）</w:t>
+      </w:r>
+      <w:r>
+        <w:rPr>
+          <w:rFonts w:hint="eastAsia" w:ascii="Times New Roman" w:hAnsi="Times New Roman" w:eastAsia="FangSong" w:cs="Times New Roman"/>
+        </w:rPr>
+        <w:t>变为强场</w:t>
+      </w:r>
+      <w:r>
+        <w:rPr>
+          <w:rFonts w:hint="eastAsia" w:ascii="Times New Roman" w:hAnsi="Times New Roman" w:eastAsia="Times New Roman" w:cs="Times New Roman"/>
+        </w:rPr>
+        <w:t>（</w:t>
+      </w:r>
+      <w:r>
+        <w:rPr>
+          <w:rFonts w:hint="eastAsia" w:ascii="Times New Roman" w:hAnsi="Times New Roman" w:eastAsia="FangSong" w:cs="Times New Roman"/>
+        </w:rPr>
+        <w:t>如氰基</w:t>
+      </w:r>
+      <w:r>
+        <w:rPr>
+          <w:rFonts w:hint="eastAsia" w:ascii="Times New Roman" w:hAnsi="Times New Roman" w:eastAsia="Times New Roman" w:cs="Times New Roman"/>
+        </w:rPr>
+        <w:t>）</w:t>
+      </w:r>
+      <w:r>
+        <w:rPr>
+          <w:rFonts w:hint="eastAsia" w:ascii="Times New Roman" w:hAnsi="Times New Roman" w:eastAsia="FangSong" w:cs="Times New Roman"/>
+        </w:rPr>
+        <w:t>时</w:t>
+      </w:r>
+      <w:r>
+        <w:rPr>
+          <w:rFonts w:hint="eastAsia" w:ascii="Times New Roman" w:hAnsi="Times New Roman" w:eastAsia="Times New Roman" w:cs="Times New Roman"/>
+        </w:rPr>
+        <w:t>，</w:t>
+      </w:r>
+      <w:r>
+        <w:rPr>
+          <w:rFonts w:hint="eastAsia" w:ascii="Times New Roman" w:hAnsi="Times New Roman" w:eastAsia="FangSong" w:cs="Times New Roman"/>
+        </w:rPr>
+        <w:t>配合物实测拉卡参数</w:t>
+      </w:r>
+      <w:r>
+        <w:rPr>
+          <w:rFonts w:ascii="Times New Roman" w:hAnsi="Times New Roman" w:eastAsia="Times New Roman" w:cs="Times New Roman"/>
+        </w:rPr>
+        <w:t xml:space="preserve"> </w:t>
+      </w:r>
+      <m:oMath>
+        <m:sSup>
+          <m:e>
+            <m:r>
+              <m:t>B</m:t>
+            </m:r>
+          </m:e>
+          <m:sup>
+            <m:r>
+              <m:rPr>
+                <m:sty m:val="p"/>
+              </m:rPr>
+              <m:t>′</m:t>
+            </m:r>
+          </m:sup>
+        </m:sSup>
+      </m:oMath>
+      <w:r>
+        <w:rPr>
+          <w:rFonts w:ascii="Times New Roman" w:hAnsi="Times New Roman" w:eastAsia="Times New Roman" w:cs="Times New Roman"/>
+        </w:rPr>
+        <w:t xml:space="preserve"> </w:t>
+      </w:r>
+      <w:r>
+        <w:rPr>
+          <w:rFonts w:hint="eastAsia" w:ascii="Times New Roman" w:hAnsi="Times New Roman" w:eastAsia="FangSong" w:cs="Times New Roman"/>
+        </w:rPr>
+        <w:t>逐渐减小的化学成键本质</w:t>
+      </w:r>
+      <w:r>
+        <w:rPr>
+          <w:rFonts w:hint="eastAsia" w:ascii="Times New Roman" w:hAnsi="Times New Roman" w:eastAsia="Times New Roman" w:cs="Times New Roman"/>
+        </w:rPr>
+        <w:t>。</w:t>
+      </w:r>
+    </w:p>
+    <w:p>
+      <w:pPr>
+        <w:pStyle w:val="FirstParagraph"/>
       </w:pPr>
     </w:p>
     <w:p>
@@ -48652,192 +48572,186 @@
         </w:rPr>
         <w:t>。</w:t>
       </w:r>
-      <w:r>
-        <w:rPr>
-          <w:rFonts w:ascii="Times New Roman" w:hAnsi="Times New Roman" w:eastAsia="Times New Roman" w:cs="Times New Roman"/>
-        </w:rPr>
-        <w:t xml:space="preserve"> </w:t>
-      </w:r>
-      <w:r>
-        <w:rPr>
-          <w:rFonts w:ascii="Times New Roman" w:hAnsi="Times New Roman" w:eastAsia="Times New Roman" w:cs="Times New Roman"/>
-        </w:rPr>
-        <w:t xml:space="preserve">(1) </w:t>
-      </w:r>
-      <w:r>
-        <w:rPr>
-          <w:rFonts w:hint="eastAsia" w:ascii="Times New Roman" w:hAnsi="Times New Roman" w:eastAsia="FangSong" w:cs="Times New Roman"/>
-        </w:rPr>
-        <w:t xml:space="preserve">给出</w:t>
-      </w:r>
-      <w:r>
-        <w:rPr>
-          <w:rFonts w:ascii="Times New Roman" w:hAnsi="Times New Roman" w:eastAsia="Times New Roman" w:cs="Times New Roman"/>
-        </w:rPr>
-        <w:t xml:space="preserve"> Jahn-Teller </w:t>
-      </w:r>
-      <w:r>
-        <w:rPr>
-          <w:rFonts w:hint="eastAsia" w:ascii="Times New Roman" w:hAnsi="Times New Roman" w:eastAsia="FangSong" w:cs="Times New Roman"/>
-        </w:rPr>
-        <w:t>定理的严格物理表述</w:t>
-      </w:r>
-      <w:r>
-        <w:rPr>
-          <w:rFonts w:hint="eastAsia" w:ascii="Times New Roman" w:hAnsi="Times New Roman" w:eastAsia="Times New Roman" w:cs="Times New Roman"/>
-        </w:rPr>
-        <w:t>，</w:t>
-      </w:r>
-      <w:r>
-        <w:rPr>
-          <w:rFonts w:hint="eastAsia" w:ascii="Times New Roman" w:hAnsi="Times New Roman" w:eastAsia="FangSong" w:cs="Times New Roman"/>
-        </w:rPr>
-        <w:t>并特别指出哪些对称性条件下的简并体系能够豁免于该定理</w:t>
-      </w:r>
-      <w:r>
-        <w:rPr>
-          <w:rFonts w:hint="eastAsia" w:ascii="Times New Roman" w:hAnsi="Times New Roman" w:eastAsia="Times New Roman" w:cs="Times New Roman"/>
-        </w:rPr>
-        <w:t>；</w:t>
-      </w:r>
-      <w:r>
-        <w:rPr>
-          <w:rFonts w:ascii="Times New Roman" w:hAnsi="Times New Roman" w:eastAsia="Times New Roman" w:cs="Times New Roman"/>
-        </w:rPr>
-        <w:t xml:space="preserve"> </w:t>
-      </w:r>
-      <w:r>
-        <w:rPr>
-          <w:rFonts w:ascii="Times New Roman" w:hAnsi="Times New Roman" w:eastAsia="Times New Roman" w:cs="Times New Roman"/>
-        </w:rPr>
-        <w:t xml:space="preserve">(2) </w:t>
-      </w:r>
-      <w:r>
-        <w:rPr>
-          <w:rFonts w:hint="eastAsia" w:ascii="Times New Roman" w:hAnsi="Times New Roman" w:eastAsia="FangSong" w:cs="Times New Roman"/>
-        </w:rPr>
-        <w:t xml:space="preserve">从体系微观势能面与分子振动坐标</w:t>
-      </w:r>
-      <w:r>
-        <w:rPr>
-          <w:rFonts w:ascii="Times New Roman" w:hAnsi="Times New Roman" w:eastAsia="Times New Roman" w:cs="Times New Roman"/>
-        </w:rPr>
-        <w:t xml:space="preserve"> </w:t>
-      </w:r>
-      <m:oMath>
-        <m:sSub>
-          <m:e>
-            <m:r>
-              <m:t>Q</m:t>
-            </m:r>
-          </m:e>
-          <m:sub>
-            <m:r>
-              <m:t>k</m:t>
-            </m:r>
-          </m:sub>
-        </m:sSub>
-      </m:oMath>
-      <w:r>
-        <w:rPr>
-          <w:rFonts w:ascii="Times New Roman" w:hAnsi="Times New Roman" w:eastAsia="Times New Roman" w:cs="Times New Roman"/>
-        </w:rPr>
-        <w:t xml:space="preserve"> </w:t>
-      </w:r>
-      <w:r>
-        <w:rPr>
-          <w:rFonts w:hint="eastAsia" w:ascii="Times New Roman" w:hAnsi="Times New Roman" w:eastAsia="FangSong" w:cs="Times New Roman"/>
-        </w:rPr>
-        <w:t>的相互作用</w:t>
-      </w:r>
-      <w:r>
-        <w:rPr>
-          <w:rFonts w:hint="eastAsia" w:ascii="Times New Roman" w:hAnsi="Times New Roman" w:eastAsia="Times New Roman" w:cs="Times New Roman"/>
-        </w:rPr>
-        <w:t>，</w:t>
-      </w:r>
-      <w:r>
-        <w:rPr>
-          <w:rFonts w:hint="eastAsia" w:ascii="Times New Roman" w:hAnsi="Times New Roman" w:eastAsia="FangSong" w:cs="Times New Roman"/>
-        </w:rPr>
-        <w:t>说明分子为何无法稳定停留在具有一阶电子简并的高对称几何点上</w:t>
-      </w:r>
-      <w:r>
-        <w:rPr>
-          <w:rFonts w:hint="eastAsia" w:ascii="Times New Roman" w:hAnsi="Times New Roman" w:eastAsia="Times New Roman" w:cs="Times New Roman"/>
-        </w:rPr>
-        <w:t>；</w:t>
-      </w:r>
-      <w:r>
-        <w:rPr>
-          <w:rFonts w:ascii="Times New Roman" w:hAnsi="Times New Roman" w:eastAsia="Times New Roman" w:cs="Times New Roman"/>
-        </w:rPr>
-        <w:t xml:space="preserve"> </w:t>
-      </w:r>
-      <w:r>
-        <w:rPr>
-          <w:rFonts w:ascii="Times New Roman" w:hAnsi="Times New Roman" w:eastAsia="Times New Roman" w:cs="Times New Roman"/>
-        </w:rPr>
-        <w:t xml:space="preserve">(3) </w:t>
-      </w:r>
-      <w:r>
-        <w:rPr>
-          <w:rFonts w:hint="eastAsia" w:ascii="Times New Roman" w:hAnsi="Times New Roman" w:eastAsia="FangSong" w:cs="Times New Roman"/>
-        </w:rPr>
-        <w:t>简述为什么自旋简并</w:t>
-      </w:r>
-      <w:r>
-        <w:rPr>
-          <w:rFonts w:hint="eastAsia" w:ascii="Times New Roman" w:hAnsi="Times New Roman" w:eastAsia="Times New Roman" w:cs="Times New Roman"/>
-        </w:rPr>
-        <w:t>（Kramers</w:t>
-      </w:r>
-      <w:r>
-        <w:rPr>
-          <w:rFonts w:ascii="Times New Roman" w:hAnsi="Times New Roman" w:eastAsia="Times New Roman" w:cs="Times New Roman"/>
-        </w:rPr>
-        <w:t xml:space="preserve"> </w:t>
-      </w:r>
-      <w:r>
-        <w:rPr>
-          <w:rFonts w:hint="eastAsia" w:ascii="Times New Roman" w:hAnsi="Times New Roman" w:eastAsia="FangSong" w:cs="Times New Roman"/>
-        </w:rPr>
-        <w:t>简并</w:t>
-      </w:r>
-      <w:r>
-        <w:rPr>
-          <w:rFonts w:hint="eastAsia" w:ascii="Times New Roman" w:hAnsi="Times New Roman" w:eastAsia="Times New Roman" w:cs="Times New Roman"/>
-        </w:rPr>
-        <w:t>）</w:t>
-      </w:r>
-      <w:r>
-        <w:rPr>
-          <w:rFonts w:hint="eastAsia" w:ascii="Times New Roman" w:hAnsi="Times New Roman" w:eastAsia="FangSong" w:cs="Times New Roman"/>
-        </w:rPr>
-        <w:t>不会引起</w:t>
-      </w:r>
-      <w:r>
-        <w:rPr>
-          <w:rFonts w:ascii="Times New Roman" w:hAnsi="Times New Roman" w:eastAsia="Times New Roman" w:cs="Times New Roman"/>
-        </w:rPr>
-        <w:t xml:space="preserve"> Jahn-Teller </w:t>
-      </w:r>
-      <w:r>
-        <w:rPr>
-          <w:rFonts w:hint="eastAsia" w:ascii="Times New Roman" w:hAnsi="Times New Roman" w:eastAsia="FangSong" w:cs="Times New Roman"/>
-        </w:rPr>
-        <w:t>空间结构畸变</w:t>
-      </w:r>
-      <w:r>
-        <w:rPr>
-          <w:rFonts w:hint="eastAsia" w:ascii="Times New Roman" w:hAnsi="Times New Roman" w:eastAsia="Times New Roman" w:cs="Times New Roman"/>
-        </w:rPr>
-        <w:t>。</w:t>
-      </w:r>
     </w:p>
     <w:p>
       <w:pPr>
-        <w:pStyle w:val="BodyText"/>
+        <w:pStyle w:val="Compact"/>
+        <w:numPr>
+          <w:ilvl w:val="0"/>
+          <w:numId w:val="1014"/>
+        </w:numPr>
+        <w:ind w:firstLine="420"/>
+      </w:pPr>
+      <w:r>
+        <w:rPr>
+          <w:rFonts w:hint="eastAsia" w:ascii="Times New Roman" w:hAnsi="Times New Roman" w:eastAsia="FangSong" w:cs="Times New Roman"/>
+        </w:rPr>
+        <w:t xml:space="preserve">给出</w:t>
+      </w:r>
+      <w:r>
+        <w:rPr>
+          <w:rFonts w:ascii="Times New Roman" w:hAnsi="Times New Roman" w:eastAsia="Times New Roman" w:cs="Times New Roman"/>
+        </w:rPr>
+        <w:t xml:space="preserve"> Jahn-Teller </w:t>
+      </w:r>
+      <w:r>
+        <w:rPr>
+          <w:rFonts w:hint="eastAsia" w:ascii="Times New Roman" w:hAnsi="Times New Roman" w:eastAsia="FangSong" w:cs="Times New Roman"/>
+        </w:rPr>
+        <w:t>定理的严格物理表述</w:t>
+      </w:r>
+      <w:r>
+        <w:rPr>
+          <w:rFonts w:hint="eastAsia" w:ascii="Times New Roman" w:hAnsi="Times New Roman" w:eastAsia="Times New Roman" w:cs="Times New Roman"/>
+        </w:rPr>
+        <w:t>，</w:t>
+      </w:r>
+      <w:r>
+        <w:rPr>
+          <w:rFonts w:hint="eastAsia" w:ascii="Times New Roman" w:hAnsi="Times New Roman" w:eastAsia="FangSong" w:cs="Times New Roman"/>
+        </w:rPr>
+        <w:t>并特别指出哪些对称性条件下的简并体系能够豁免于该定理</w:t>
+      </w:r>
+      <w:r>
+        <w:rPr>
+          <w:rFonts w:hint="eastAsia" w:ascii="Times New Roman" w:hAnsi="Times New Roman" w:eastAsia="Times New Roman" w:cs="Times New Roman"/>
+        </w:rPr>
+        <w:t>；</w:t>
+      </w:r>
+    </w:p>
+    <w:p>
+      <w:pPr>
+        <w:pStyle w:val="Compact"/>
+        <w:numPr>
+          <w:ilvl w:val="0"/>
+          <w:numId w:val="1014"/>
+        </w:numPr>
+        <w:ind w:firstLine="420"/>
+      </w:pPr>
+      <w:r>
+        <w:rPr>
+          <w:rFonts w:hint="eastAsia" w:ascii="Times New Roman" w:hAnsi="Times New Roman" w:eastAsia="FangSong" w:cs="Times New Roman"/>
+        </w:rPr>
+        <w:t xml:space="preserve">从体系微观势能面与分子振动坐标</w:t>
+      </w:r>
+      <w:r>
+        <w:rPr>
+          <w:rFonts w:ascii="Times New Roman" w:hAnsi="Times New Roman" w:eastAsia="Times New Roman" w:cs="Times New Roman"/>
+        </w:rPr>
+        <w:t xml:space="preserve"> </w:t>
+      </w:r>
+      <m:oMath>
+        <m:sSub>
+          <m:e>
+            <m:r>
+              <m:t>Q</m:t>
+            </m:r>
+          </m:e>
+          <m:sub>
+            <m:r>
+              <m:t>k</m:t>
+            </m:r>
+          </m:sub>
+        </m:sSub>
+      </m:oMath>
+      <w:r>
+        <w:rPr>
+          <w:rFonts w:ascii="Times New Roman" w:hAnsi="Times New Roman" w:eastAsia="Times New Roman" w:cs="Times New Roman"/>
+        </w:rPr>
+        <w:t xml:space="preserve"> </w:t>
+      </w:r>
+      <w:r>
+        <w:rPr>
+          <w:rFonts w:hint="eastAsia" w:ascii="Times New Roman" w:hAnsi="Times New Roman" w:eastAsia="FangSong" w:cs="Times New Roman"/>
+        </w:rPr>
+        <w:t>的相互作用</w:t>
+      </w:r>
+      <w:r>
+        <w:rPr>
+          <w:rFonts w:hint="eastAsia" w:ascii="Times New Roman" w:hAnsi="Times New Roman" w:eastAsia="Times New Roman" w:cs="Times New Roman"/>
+        </w:rPr>
+        <w:t>，</w:t>
+      </w:r>
+      <w:r>
+        <w:rPr>
+          <w:rFonts w:hint="eastAsia" w:ascii="Times New Roman" w:hAnsi="Times New Roman" w:eastAsia="FangSong" w:cs="Times New Roman"/>
+        </w:rPr>
+        <w:t>说明分子为何无法稳定停留在具有一阶电子简并的高对称几何点上</w:t>
+      </w:r>
+      <w:r>
+        <w:rPr>
+          <w:rFonts w:hint="eastAsia" w:ascii="Times New Roman" w:hAnsi="Times New Roman" w:eastAsia="Times New Roman" w:cs="Times New Roman"/>
+        </w:rPr>
+        <w:t>；</w:t>
+      </w:r>
+    </w:p>
+    <w:p>
+      <w:pPr>
+        <w:pStyle w:val="Compact"/>
+        <w:numPr>
+          <w:ilvl w:val="0"/>
+          <w:numId w:val="1014"/>
+        </w:numPr>
+        <w:ind w:firstLine="420"/>
+      </w:pPr>
+      <w:r>
+        <w:rPr>
+          <w:rFonts w:hint="eastAsia" w:ascii="Times New Roman" w:hAnsi="Times New Roman" w:eastAsia="FangSong" w:cs="Times New Roman"/>
+        </w:rPr>
+        <w:t>简述为什么自旋简并</w:t>
+      </w:r>
+      <w:r>
+        <w:rPr>
+          <w:rFonts w:hint="eastAsia" w:ascii="Times New Roman" w:hAnsi="Times New Roman" w:eastAsia="Times New Roman" w:cs="Times New Roman"/>
+        </w:rPr>
+        <w:t>（Kramers</w:t>
+      </w:r>
+      <w:r>
+        <w:rPr>
+          <w:rFonts w:ascii="Times New Roman" w:hAnsi="Times New Roman" w:eastAsia="Times New Roman" w:cs="Times New Roman"/>
+        </w:rPr>
+        <w:t xml:space="preserve"> </w:t>
+      </w:r>
+      <w:r>
+        <w:rPr>
+          <w:rFonts w:hint="eastAsia" w:ascii="Times New Roman" w:hAnsi="Times New Roman" w:eastAsia="FangSong" w:cs="Times New Roman"/>
+        </w:rPr>
+        <w:t>简并</w:t>
+      </w:r>
+      <w:r>
+        <w:rPr>
+          <w:rFonts w:hint="eastAsia" w:ascii="Times New Roman" w:hAnsi="Times New Roman" w:eastAsia="Times New Roman" w:cs="Times New Roman"/>
+        </w:rPr>
+        <w:t>）</w:t>
+      </w:r>
+      <w:r>
+        <w:rPr>
+          <w:rFonts w:hint="eastAsia" w:ascii="Times New Roman" w:hAnsi="Times New Roman" w:eastAsia="FangSong" w:cs="Times New Roman"/>
+        </w:rPr>
+        <w:t>不会引起</w:t>
+      </w:r>
+      <w:r>
+        <w:rPr>
+          <w:rFonts w:ascii="Times New Roman" w:hAnsi="Times New Roman" w:eastAsia="Times New Roman" w:cs="Times New Roman"/>
+        </w:rPr>
+        <w:t xml:space="preserve"> Jahn-Teller </w:t>
+      </w:r>
+      <w:r>
+        <w:rPr>
+          <w:rFonts w:hint="eastAsia" w:ascii="Times New Roman" w:hAnsi="Times New Roman" w:eastAsia="FangSong" w:cs="Times New Roman"/>
+        </w:rPr>
+        <w:t>空间结构畸变</w:t>
+      </w:r>
+      <w:r>
+        <w:rPr>
+          <w:rFonts w:hint="eastAsia" w:ascii="Times New Roman" w:hAnsi="Times New Roman" w:eastAsia="Times New Roman" w:cs="Times New Roman"/>
+        </w:rPr>
+        <w:t>。</w:t>
+      </w:r>
+    </w:p>
+    <w:p>
+      <w:pPr>
+        <w:pStyle w:val="FirstParagraph"/>
       </w:pPr>
     </w:p>
     <w:p>
@@ -48883,18 +48797,16 @@
         </w:rPr>
         <w:t>。</w:t>
       </w:r>
-      <w:r>
-        <w:rPr>
-          <w:rFonts w:ascii="Times New Roman" w:hAnsi="Times New Roman" w:eastAsia="Times New Roman" w:cs="Times New Roman"/>
-        </w:rPr>
-        <w:t xml:space="preserve"> </w:t>
-      </w:r>
-      <w:r>
-        <w:rPr>
-          <w:rFonts w:ascii="Times New Roman" w:hAnsi="Times New Roman" w:eastAsia="Times New Roman" w:cs="Times New Roman"/>
-        </w:rPr>
-        <w:t xml:space="preserve">(1) </w:t>
-      </w:r>
+    </w:p>
+    <w:p>
+      <w:pPr>
+        <w:pStyle w:val="Compact"/>
+        <w:numPr>
+          <w:ilvl w:val="0"/>
+          <w:numId w:val="1015"/>
+        </w:numPr>
+        <w:ind w:firstLine="420"/>
+      </w:pPr>
       <w:r>
         <w:rPr>
           <w:rFonts w:hint="eastAsia" w:ascii="Times New Roman" w:hAnsi="Times New Roman" w:eastAsia="FangSong" w:cs="Times New Roman"/>
@@ -49033,18 +48945,16 @@
         </w:rPr>
         <w:t>；</w:t>
       </w:r>
-      <w:r>
-        <w:rPr>
-          <w:rFonts w:ascii="Times New Roman" w:hAnsi="Times New Roman" w:eastAsia="Times New Roman" w:cs="Times New Roman"/>
-        </w:rPr>
-        <w:t xml:space="preserve"> </w:t>
-      </w:r>
-      <w:r>
-        <w:rPr>
-          <w:rFonts w:ascii="Times New Roman" w:hAnsi="Times New Roman" w:eastAsia="Times New Roman" w:cs="Times New Roman"/>
-        </w:rPr>
-        <w:t xml:space="preserve">(2) </w:t>
-      </w:r>
+    </w:p>
+    <w:p>
+      <w:pPr>
+        <w:pStyle w:val="Compact"/>
+        <w:numPr>
+          <w:ilvl w:val="0"/>
+          <w:numId w:val="1015"/>
+        </w:numPr>
+        <w:ind w:firstLine="420"/>
+      </w:pPr>
       <w:r>
         <w:rPr>
           <w:rFonts w:hint="eastAsia" w:ascii="Times New Roman" w:hAnsi="Times New Roman" w:eastAsia="FangSong" w:cs="Times New Roman"/>
@@ -49400,155 +49310,153 @@
         </w:rPr>
         <w:t>；</w:t>
       </w:r>
-      <w:r>
-        <w:rPr>
-          <w:rFonts w:ascii="Times New Roman" w:hAnsi="Times New Roman" w:eastAsia="Times New Roman" w:cs="Times New Roman"/>
-        </w:rPr>
-        <w:t xml:space="preserve"> </w:t>
-      </w:r>
-      <w:r>
-        <w:rPr>
-          <w:rFonts w:ascii="Times New Roman" w:hAnsi="Times New Roman" w:eastAsia="Times New Roman" w:cs="Times New Roman"/>
-        </w:rPr>
-        <w:t xml:space="preserve">(3) </w:t>
-      </w:r>
-      <w:r>
-        <w:rPr>
-          <w:rFonts w:hint="eastAsia" w:ascii="Times New Roman" w:hAnsi="Times New Roman" w:eastAsia="FangSong" w:cs="Times New Roman"/>
-        </w:rPr>
-        <w:t>结合金属</w:t>
-      </w:r>
-      <w:r>
-        <w:rPr>
-          <w:rFonts w:hint="eastAsia" w:ascii="Times New Roman" w:hAnsi="Times New Roman" w:eastAsia="Times New Roman" w:cs="Times New Roman"/>
-        </w:rPr>
-        <w:t>-</w:t>
-      </w:r>
-      <w:r>
-        <w:rPr>
-          <w:rFonts w:hint="eastAsia" w:ascii="Times New Roman" w:hAnsi="Times New Roman" w:eastAsia="FangSong" w:cs="Times New Roman"/>
-        </w:rPr>
-        <w:t>配体核排斥弹性能的变化</w:t>
-      </w:r>
-      <w:r>
-        <w:rPr>
-          <w:rFonts w:hint="eastAsia" w:ascii="Times New Roman" w:hAnsi="Times New Roman" w:eastAsia="Times New Roman" w:cs="Times New Roman"/>
-        </w:rPr>
-        <w:t>，</w:t>
-      </w:r>
-      <w:r>
-        <w:rPr>
-          <w:rFonts w:hint="eastAsia" w:ascii="Times New Roman" w:hAnsi="Times New Roman" w:eastAsia="FangSong" w:cs="Times New Roman"/>
-        </w:rPr>
-        <w:t>深入论证为什么实验中绝大多数铜</w:t>
-      </w:r>
-      <w:r>
-        <w:rPr>
-          <w:rFonts w:hint="eastAsia" w:ascii="Times New Roman" w:hAnsi="Times New Roman" w:eastAsia="Times New Roman" w:cs="Times New Roman"/>
-        </w:rPr>
-        <w:t>（II）</w:t>
-      </w:r>
-      <w:r>
-        <w:rPr>
-          <w:rFonts w:hint="eastAsia" w:ascii="Times New Roman" w:hAnsi="Times New Roman" w:eastAsia="FangSong" w:cs="Times New Roman"/>
-        </w:rPr>
-        <w:t>配合物优先选择四角拉伸畸变</w:t>
-      </w:r>
-      <w:r>
-        <w:rPr>
-          <w:rFonts w:hint="eastAsia" w:ascii="Times New Roman" w:hAnsi="Times New Roman" w:eastAsia="Times New Roman" w:cs="Times New Roman"/>
-        </w:rPr>
-        <w:t>（</w:t>
-      </w:r>
-      <w:r>
-        <w:rPr>
-          <w:rFonts w:hint="eastAsia" w:ascii="Times New Roman" w:hAnsi="Times New Roman" w:eastAsia="FangSong" w:cs="Times New Roman"/>
-        </w:rPr>
-        <w:t>长轴在</w:t>
-      </w:r>
-      <w:r>
-        <w:rPr>
-          <w:rFonts w:ascii="Times New Roman" w:hAnsi="Times New Roman" w:eastAsia="Times New Roman" w:cs="Times New Roman"/>
-        </w:rPr>
-        <w:t xml:space="preserve"> </w:t>
-      </w:r>
-      <m:oMath>
-        <m:r>
-          <m:t>z</m:t>
-        </m:r>
-      </m:oMath>
-      <w:r>
-        <w:rPr>
-          <w:rFonts w:ascii="Times New Roman" w:hAnsi="Times New Roman" w:eastAsia="Times New Roman" w:cs="Times New Roman"/>
-        </w:rPr>
-        <w:t xml:space="preserve"> </w:t>
-      </w:r>
-      <w:r>
-        <w:rPr>
-          <w:rFonts w:hint="eastAsia" w:ascii="Times New Roman" w:hAnsi="Times New Roman" w:eastAsia="FangSong" w:cs="Times New Roman"/>
-        </w:rPr>
-        <w:t>轴</w:t>
-      </w:r>
-      <w:r>
-        <w:rPr>
-          <w:rFonts w:hint="eastAsia" w:ascii="Times New Roman" w:hAnsi="Times New Roman" w:eastAsia="Times New Roman" w:cs="Times New Roman"/>
-        </w:rPr>
-        <w:t>，</w:t>
-      </w:r>
-      <w:r>
-        <w:rPr>
-          <w:rFonts w:hint="eastAsia" w:ascii="Times New Roman" w:hAnsi="Times New Roman" w:eastAsia="FangSong" w:cs="Times New Roman"/>
-        </w:rPr>
-        <w:t>短轴在</w:t>
-      </w:r>
-      <w:r>
-        <w:rPr>
-          <w:rFonts w:ascii="Times New Roman" w:hAnsi="Times New Roman" w:eastAsia="Times New Roman" w:cs="Times New Roman"/>
-        </w:rPr>
-        <w:t xml:space="preserve"> </w:t>
-      </w:r>
-      <m:oMath>
-        <m:r>
-          <m:t>x</m:t>
-        </m:r>
-        <m:r>
-          <m:t>y</m:t>
-        </m:r>
-      </m:oMath>
-      <w:r>
-        <w:rPr>
-          <w:rFonts w:ascii="Times New Roman" w:hAnsi="Times New Roman" w:eastAsia="Times New Roman" w:cs="Times New Roman"/>
-        </w:rPr>
-        <w:t xml:space="preserve"> </w:t>
-      </w:r>
-      <w:r>
-        <w:rPr>
-          <w:rFonts w:hint="eastAsia" w:ascii="Times New Roman" w:hAnsi="Times New Roman" w:eastAsia="FangSong" w:cs="Times New Roman"/>
-        </w:rPr>
-        <w:t>平面</w:t>
-      </w:r>
-      <w:r>
-        <w:rPr>
-          <w:rFonts w:hint="eastAsia" w:ascii="Times New Roman" w:hAnsi="Times New Roman" w:eastAsia="Times New Roman" w:cs="Times New Roman"/>
-        </w:rPr>
-        <w:t>）</w:t>
-      </w:r>
-      <w:r>
-        <w:rPr>
-          <w:rFonts w:hint="eastAsia" w:ascii="Times New Roman" w:hAnsi="Times New Roman" w:eastAsia="FangSong" w:cs="Times New Roman"/>
-        </w:rPr>
-        <w:t>而非四角压缩畸变</w:t>
-      </w:r>
-      <w:r>
-        <w:rPr>
-          <w:rFonts w:hint="eastAsia" w:ascii="Times New Roman" w:hAnsi="Times New Roman" w:eastAsia="Times New Roman" w:cs="Times New Roman"/>
-        </w:rPr>
-        <w:t>。</w:t>
-      </w:r>
     </w:p>
     <w:p>
       <w:pPr>
-        <w:pStyle w:val="BodyText"/>
+        <w:pStyle w:val="Compact"/>
+        <w:numPr>
+          <w:ilvl w:val="0"/>
+          <w:numId w:val="1015"/>
+        </w:numPr>
+        <w:ind w:firstLine="420"/>
+      </w:pPr>
+      <w:r>
+        <w:rPr>
+          <w:rFonts w:hint="eastAsia" w:ascii="Times New Roman" w:hAnsi="Times New Roman" w:eastAsia="FangSong" w:cs="Times New Roman"/>
+        </w:rPr>
+        <w:t>结合金属</w:t>
+      </w:r>
+      <w:r>
+        <w:rPr>
+          <w:rFonts w:hint="eastAsia" w:ascii="Times New Roman" w:hAnsi="Times New Roman" w:eastAsia="Times New Roman" w:cs="Times New Roman"/>
+        </w:rPr>
+        <w:t>-</w:t>
+      </w:r>
+      <w:r>
+        <w:rPr>
+          <w:rFonts w:hint="eastAsia" w:ascii="Times New Roman" w:hAnsi="Times New Roman" w:eastAsia="FangSong" w:cs="Times New Roman"/>
+        </w:rPr>
+        <w:t>配体核排斥弹性能的变化</w:t>
+      </w:r>
+      <w:r>
+        <w:rPr>
+          <w:rFonts w:hint="eastAsia" w:ascii="Times New Roman" w:hAnsi="Times New Roman" w:eastAsia="Times New Roman" w:cs="Times New Roman"/>
+        </w:rPr>
+        <w:t>，</w:t>
+      </w:r>
+      <w:r>
+        <w:rPr>
+          <w:rFonts w:hint="eastAsia" w:ascii="Times New Roman" w:hAnsi="Times New Roman" w:eastAsia="FangSong" w:cs="Times New Roman"/>
+        </w:rPr>
+        <w:t>深入论证为什么实验中绝大多数铜</w:t>
+      </w:r>
+      <w:r>
+        <w:rPr>
+          <w:rFonts w:hint="eastAsia" w:ascii="Times New Roman" w:hAnsi="Times New Roman" w:eastAsia="Times New Roman" w:cs="Times New Roman"/>
+        </w:rPr>
+        <w:t>（II）</w:t>
+      </w:r>
+      <w:r>
+        <w:rPr>
+          <w:rFonts w:hint="eastAsia" w:ascii="Times New Roman" w:hAnsi="Times New Roman" w:eastAsia="FangSong" w:cs="Times New Roman"/>
+        </w:rPr>
+        <w:t>配合物优先选择四角拉伸畸变</w:t>
+      </w:r>
+      <w:r>
+        <w:rPr>
+          <w:rFonts w:hint="eastAsia" w:ascii="Times New Roman" w:hAnsi="Times New Roman" w:eastAsia="Times New Roman" w:cs="Times New Roman"/>
+        </w:rPr>
+        <w:t>（</w:t>
+      </w:r>
+      <w:r>
+        <w:rPr>
+          <w:rFonts w:hint="eastAsia" w:ascii="Times New Roman" w:hAnsi="Times New Roman" w:eastAsia="FangSong" w:cs="Times New Roman"/>
+        </w:rPr>
+        <w:t>长轴在</w:t>
+      </w:r>
+      <w:r>
+        <w:rPr>
+          <w:rFonts w:ascii="Times New Roman" w:hAnsi="Times New Roman" w:eastAsia="Times New Roman" w:cs="Times New Roman"/>
+        </w:rPr>
+        <w:t xml:space="preserve"> </w:t>
+      </w:r>
+      <m:oMath>
+        <m:r>
+          <m:t>z</m:t>
+        </m:r>
+      </m:oMath>
+      <w:r>
+        <w:rPr>
+          <w:rFonts w:ascii="Times New Roman" w:hAnsi="Times New Roman" w:eastAsia="Times New Roman" w:cs="Times New Roman"/>
+        </w:rPr>
+        <w:t xml:space="preserve"> </w:t>
+      </w:r>
+      <w:r>
+        <w:rPr>
+          <w:rFonts w:hint="eastAsia" w:ascii="Times New Roman" w:hAnsi="Times New Roman" w:eastAsia="FangSong" w:cs="Times New Roman"/>
+        </w:rPr>
+        <w:t>轴</w:t>
+      </w:r>
+      <w:r>
+        <w:rPr>
+          <w:rFonts w:hint="eastAsia" w:ascii="Times New Roman" w:hAnsi="Times New Roman" w:eastAsia="Times New Roman" w:cs="Times New Roman"/>
+        </w:rPr>
+        <w:t>，</w:t>
+      </w:r>
+      <w:r>
+        <w:rPr>
+          <w:rFonts w:hint="eastAsia" w:ascii="Times New Roman" w:hAnsi="Times New Roman" w:eastAsia="FangSong" w:cs="Times New Roman"/>
+        </w:rPr>
+        <w:t>短轴在</w:t>
+      </w:r>
+      <w:r>
+        <w:rPr>
+          <w:rFonts w:ascii="Times New Roman" w:hAnsi="Times New Roman" w:eastAsia="Times New Roman" w:cs="Times New Roman"/>
+        </w:rPr>
+        <w:t xml:space="preserve"> </w:t>
+      </w:r>
+      <m:oMath>
+        <m:r>
+          <m:t>x</m:t>
+        </m:r>
+        <m:r>
+          <m:t>y</m:t>
+        </m:r>
+      </m:oMath>
+      <w:r>
+        <w:rPr>
+          <w:rFonts w:ascii="Times New Roman" w:hAnsi="Times New Roman" w:eastAsia="Times New Roman" w:cs="Times New Roman"/>
+        </w:rPr>
+        <w:t xml:space="preserve"> </w:t>
+      </w:r>
+      <w:r>
+        <w:rPr>
+          <w:rFonts w:hint="eastAsia" w:ascii="Times New Roman" w:hAnsi="Times New Roman" w:eastAsia="FangSong" w:cs="Times New Roman"/>
+        </w:rPr>
+        <w:t>平面</w:t>
+      </w:r>
+      <w:r>
+        <w:rPr>
+          <w:rFonts w:hint="eastAsia" w:ascii="Times New Roman" w:hAnsi="Times New Roman" w:eastAsia="Times New Roman" w:cs="Times New Roman"/>
+        </w:rPr>
+        <w:t>）</w:t>
+      </w:r>
+      <w:r>
+        <w:rPr>
+          <w:rFonts w:hint="eastAsia" w:ascii="Times New Roman" w:hAnsi="Times New Roman" w:eastAsia="FangSong" w:cs="Times New Roman"/>
+        </w:rPr>
+        <w:t>而非四角压缩畸变</w:t>
+      </w:r>
+      <w:r>
+        <w:rPr>
+          <w:rFonts w:hint="eastAsia" w:ascii="Times New Roman" w:hAnsi="Times New Roman" w:eastAsia="Times New Roman" w:cs="Times New Roman"/>
+        </w:rPr>
+        <w:t>。</w:t>
+      </w:r>
+    </w:p>
+    <w:p>
+      <w:pPr>
+        <w:pStyle w:val="FirstParagraph"/>
       </w:pPr>
     </w:p>
     <w:p>
@@ -49617,747 +49525,741 @@
         </w:rPr>
         <w:t>。</w:t>
       </w:r>
-      <w:r>
-        <w:rPr>
-          <w:rFonts w:ascii="Times New Roman" w:hAnsi="Times New Roman" w:eastAsia="Times New Roman" w:cs="Times New Roman"/>
-        </w:rPr>
-        <w:t xml:space="preserve"> </w:t>
-      </w:r>
-      <w:r>
-        <w:rPr>
-          <w:rFonts w:ascii="Times New Roman" w:hAnsi="Times New Roman" w:eastAsia="Times New Roman" w:cs="Times New Roman"/>
-        </w:rPr>
-        <w:t xml:space="preserve">(1) </w:t>
-      </w:r>
-      <w:r>
-        <w:rPr>
-          <w:rFonts w:hint="eastAsia" w:ascii="Times New Roman" w:hAnsi="Times New Roman" w:eastAsia="FangSong" w:cs="Times New Roman"/>
-        </w:rPr>
-        <w:t xml:space="preserve">试判断下列八面体过渡金属离子在强场或弱场下属于强</w:t>
-      </w:r>
-      <w:r>
-        <w:rPr>
-          <w:rFonts w:ascii="Times New Roman" w:hAnsi="Times New Roman" w:eastAsia="Times New Roman" w:cs="Times New Roman"/>
-        </w:rPr>
-        <w:t xml:space="preserve"> JT </w:t>
-      </w:r>
-      <w:r>
-        <w:rPr>
-          <w:rFonts w:hint="eastAsia" w:ascii="Times New Roman" w:hAnsi="Times New Roman" w:eastAsia="FangSong" w:cs="Times New Roman"/>
-        </w:rPr>
-        <w:t xml:space="preserve">效应还是弱</w:t>
-      </w:r>
-      <w:r>
-        <w:rPr>
-          <w:rFonts w:ascii="Times New Roman" w:hAnsi="Times New Roman" w:eastAsia="Times New Roman" w:cs="Times New Roman"/>
-        </w:rPr>
-        <w:t xml:space="preserve"> JT </w:t>
-      </w:r>
-      <w:r>
-        <w:rPr>
-          <w:rFonts w:hint="eastAsia" w:ascii="Times New Roman" w:hAnsi="Times New Roman" w:eastAsia="FangSong" w:cs="Times New Roman"/>
-        </w:rPr>
-        <w:t>效应</w:t>
-      </w:r>
-      <w:r>
-        <w:rPr>
-          <w:rFonts w:hint="eastAsia" w:ascii="Times New Roman" w:hAnsi="Times New Roman" w:eastAsia="Times New Roman" w:cs="Times New Roman"/>
-        </w:rPr>
-        <w:t>：</w:t>
-      </w:r>
-      <w:r>
-        <w:rPr>
-          <w:rFonts w:hint="eastAsia" w:ascii="Times New Roman" w:hAnsi="Times New Roman" w:eastAsia="FangSong" w:cs="Times New Roman"/>
-        </w:rPr>
-        <w:t>高自旋</w:t>
-      </w:r>
-      <w:r>
-        <w:rPr>
-          <w:rFonts w:ascii="Times New Roman" w:hAnsi="Times New Roman" w:eastAsia="Times New Roman" w:cs="Times New Roman"/>
-        </w:rPr>
-        <w:t xml:space="preserve"> </w:t>
-      </w:r>
-      <m:oMath>
-        <m:r>
-          <m:rPr>
-            <m:sty m:val="p"/>
-          </m:rPr>
-          <m:t>C</m:t>
-        </m:r>
-        <m:sSup>
-          <m:e>
-            <m:r>
-              <m:rPr>
-                <m:sty m:val="p"/>
-              </m:rPr>
-              <m:t>r</m:t>
-            </m:r>
-          </m:e>
-          <m:sup>
-            <m:r>
-              <m:rPr>
-                <m:sty m:val="p"/>
-              </m:rPr>
-              <m:t>2</m:t>
-            </m:r>
-            <m:r>
-              <m:rPr>
-                <m:sty m:val="p"/>
-              </m:rPr>
-              <m:t>+</m:t>
-            </m:r>
-          </m:sup>
-        </m:sSup>
-      </m:oMath>
-      <w:r>
-        <w:rPr>
-          <w:rFonts w:hint="eastAsia" w:ascii="Times New Roman" w:hAnsi="Times New Roman" w:eastAsia="Times New Roman" w:cs="Times New Roman"/>
-        </w:rPr>
-        <w:t xml:space="preserve">（</w:t>
-      </w:r>
-      <m:oMath>
-        <m:sSup>
-          <m:e>
-            <m:r>
-              <m:t>d</m:t>
-            </m:r>
-          </m:e>
-          <m:sup>
-            <m:r>
-              <m:t>4</m:t>
-            </m:r>
-          </m:sup>
-        </m:sSup>
-      </m:oMath>
-      <w:r>
-        <w:rPr>
-          <w:rFonts w:hint="eastAsia" w:ascii="Times New Roman" w:hAnsi="Times New Roman" w:eastAsia="Times New Roman" w:cs="Times New Roman"/>
-        </w:rPr>
-        <w:t>）、</w:t>
-      </w:r>
-      <w:r>
-        <w:rPr>
-          <w:rFonts w:hint="eastAsia" w:ascii="Times New Roman" w:hAnsi="Times New Roman" w:eastAsia="FangSong" w:cs="Times New Roman"/>
-        </w:rPr>
-        <w:t>低自旋</w:t>
-      </w:r>
-      <w:r>
-        <w:rPr>
-          <w:rFonts w:ascii="Times New Roman" w:hAnsi="Times New Roman" w:eastAsia="Times New Roman" w:cs="Times New Roman"/>
-        </w:rPr>
-        <w:t xml:space="preserve"> </w:t>
-      </w:r>
-      <m:oMath>
-        <m:r>
-          <m:rPr>
-            <m:sty m:val="p"/>
-          </m:rPr>
-          <m:t>C</m:t>
-        </m:r>
-        <m:sSup>
-          <m:e>
-            <m:r>
-              <m:rPr>
-                <m:sty m:val="p"/>
-              </m:rPr>
-              <m:t>r</m:t>
-            </m:r>
-          </m:e>
-          <m:sup>
-            <m:r>
-              <m:rPr>
-                <m:sty m:val="p"/>
-              </m:rPr>
-              <m:t>2</m:t>
-            </m:r>
-            <m:r>
-              <m:rPr>
-                <m:sty m:val="p"/>
-              </m:rPr>
-              <m:t>+</m:t>
-            </m:r>
-          </m:sup>
-        </m:sSup>
-      </m:oMath>
-      <w:r>
-        <w:rPr>
-          <w:rFonts w:hint="eastAsia" w:ascii="Times New Roman" w:hAnsi="Times New Roman" w:eastAsia="Times New Roman" w:cs="Times New Roman"/>
-        </w:rPr>
-        <w:t xml:space="preserve">（</w:t>
-      </w:r>
-      <m:oMath>
-        <m:sSup>
-          <m:e>
-            <m:r>
-              <m:t>d</m:t>
-            </m:r>
-          </m:e>
-          <m:sup>
-            <m:r>
-              <m:t>4</m:t>
-            </m:r>
-          </m:sup>
-        </m:sSup>
-      </m:oMath>
-      <w:r>
-        <w:rPr>
-          <w:rFonts w:hint="eastAsia" w:ascii="Times New Roman" w:hAnsi="Times New Roman" w:eastAsia="Times New Roman" w:cs="Times New Roman"/>
-        </w:rPr>
-        <w:t>）、</w:t>
-      </w:r>
-      <w:r>
-        <w:rPr>
-          <w:rFonts w:hint="eastAsia" w:ascii="Times New Roman" w:hAnsi="Times New Roman" w:eastAsia="FangSong" w:cs="Times New Roman"/>
-        </w:rPr>
-        <w:t>高自旋</w:t>
-      </w:r>
-      <w:r>
-        <w:rPr>
-          <w:rFonts w:ascii="Times New Roman" w:hAnsi="Times New Roman" w:eastAsia="Times New Roman" w:cs="Times New Roman"/>
-        </w:rPr>
-        <w:t xml:space="preserve"> </w:t>
-      </w:r>
-      <m:oMath>
-        <m:r>
-          <m:rPr>
-            <m:sty m:val="p"/>
-          </m:rPr>
-          <m:t>F</m:t>
-        </m:r>
-        <m:sSup>
-          <m:e>
-            <m:r>
-              <m:rPr>
-                <m:sty m:val="p"/>
-              </m:rPr>
-              <m:t>e</m:t>
-            </m:r>
-          </m:e>
-          <m:sup>
-            <m:r>
-              <m:rPr>
-                <m:sty m:val="p"/>
-              </m:rPr>
-              <m:t>2</m:t>
-            </m:r>
-            <m:r>
-              <m:rPr>
-                <m:sty m:val="p"/>
-              </m:rPr>
-              <m:t>+</m:t>
-            </m:r>
-          </m:sup>
-        </m:sSup>
-      </m:oMath>
-      <w:r>
-        <w:rPr>
-          <w:rFonts w:hint="eastAsia" w:ascii="Times New Roman" w:hAnsi="Times New Roman" w:eastAsia="Times New Roman" w:cs="Times New Roman"/>
-        </w:rPr>
-        <w:t xml:space="preserve">（</w:t>
-      </w:r>
-      <m:oMath>
-        <m:sSup>
-          <m:e>
-            <m:r>
-              <m:t>d</m:t>
-            </m:r>
-          </m:e>
-          <m:sup>
-            <m:r>
-              <m:t>6</m:t>
-            </m:r>
-          </m:sup>
-        </m:sSup>
-      </m:oMath>
-      <w:r>
-        <w:rPr>
-          <w:rFonts w:hint="eastAsia" w:ascii="Times New Roman" w:hAnsi="Times New Roman" w:eastAsia="Times New Roman" w:cs="Times New Roman"/>
-        </w:rPr>
-        <w:t>）、</w:t>
-      </w:r>
-      <w:r>
-        <w:rPr>
-          <w:rFonts w:hint="eastAsia" w:ascii="Times New Roman" w:hAnsi="Times New Roman" w:eastAsia="FangSong" w:cs="Times New Roman"/>
-        </w:rPr>
-        <w:t>低自旋</w:t>
-      </w:r>
-      <w:r>
-        <w:rPr>
-          <w:rFonts w:ascii="Times New Roman" w:hAnsi="Times New Roman" w:eastAsia="Times New Roman" w:cs="Times New Roman"/>
-        </w:rPr>
-        <w:t xml:space="preserve"> </w:t>
-      </w:r>
-      <m:oMath>
-        <m:r>
-          <m:rPr>
-            <m:sty m:val="p"/>
-          </m:rPr>
-          <m:t>C</m:t>
-        </m:r>
-        <m:sSup>
-          <m:e>
-            <m:r>
-              <m:rPr>
-                <m:sty m:val="p"/>
-              </m:rPr>
-              <m:t>o</m:t>
-            </m:r>
-          </m:e>
-          <m:sup>
-            <m:r>
-              <m:rPr>
-                <m:sty m:val="p"/>
-              </m:rPr>
-              <m:t>2</m:t>
-            </m:r>
-            <m:r>
-              <m:rPr>
-                <m:sty m:val="p"/>
-              </m:rPr>
-              <m:t>+</m:t>
-            </m:r>
-          </m:sup>
-        </m:sSup>
-      </m:oMath>
-      <w:r>
-        <w:rPr>
-          <w:rFonts w:hint="eastAsia" w:ascii="Times New Roman" w:hAnsi="Times New Roman" w:eastAsia="Times New Roman" w:cs="Times New Roman"/>
-        </w:rPr>
-        <w:t xml:space="preserve">（</w:t>
-      </w:r>
-      <m:oMath>
-        <m:sSup>
-          <m:e>
-            <m:r>
-              <m:t>d</m:t>
-            </m:r>
-          </m:e>
-          <m:sup>
-            <m:r>
-              <m:t>7</m:t>
-            </m:r>
-          </m:sup>
-        </m:sSup>
-      </m:oMath>
-      <w:r>
-        <w:rPr>
-          <w:rFonts w:hint="eastAsia" w:ascii="Times New Roman" w:hAnsi="Times New Roman" w:eastAsia="Times New Roman" w:cs="Times New Roman"/>
-        </w:rPr>
-        <w:t xml:space="preserve">）、</w:t>
-      </w:r>
-      <m:oMath>
-        <m:r>
-          <m:rPr>
-            <m:sty m:val="p"/>
-          </m:rPr>
-          <m:t>M</m:t>
-        </m:r>
-        <m:sSup>
-          <m:e>
-            <m:r>
-              <m:rPr>
-                <m:sty m:val="p"/>
-              </m:rPr>
-              <m:t>n</m:t>
-            </m:r>
-          </m:e>
-          <m:sup>
-            <m:r>
-              <m:rPr>
-                <m:sty m:val="p"/>
-              </m:rPr>
-              <m:t>2</m:t>
-            </m:r>
-            <m:r>
-              <m:rPr>
-                <m:sty m:val="p"/>
-              </m:rPr>
-              <m:t>+</m:t>
-            </m:r>
-          </m:sup>
-        </m:sSup>
-      </m:oMath>
-      <w:r>
-        <w:rPr>
-          <w:rFonts w:hint="eastAsia" w:ascii="Times New Roman" w:hAnsi="Times New Roman" w:eastAsia="Times New Roman" w:cs="Times New Roman"/>
-        </w:rPr>
-        <w:t>（</w:t>
-      </w:r>
-      <w:r>
-        <w:rPr>
-          <w:rFonts w:hint="eastAsia" w:ascii="Times New Roman" w:hAnsi="Times New Roman" w:eastAsia="FangSong" w:cs="Times New Roman"/>
-        </w:rPr>
-        <w:t>高自旋</w:t>
-      </w:r>
-      <w:r>
-        <w:rPr>
-          <w:rFonts w:ascii="Times New Roman" w:hAnsi="Times New Roman" w:eastAsia="Times New Roman" w:cs="Times New Roman"/>
-        </w:rPr>
-        <w:t xml:space="preserve"> </w:t>
-      </w:r>
-      <m:oMath>
-        <m:sSup>
-          <m:e>
-            <m:r>
-              <m:t>d</m:t>
-            </m:r>
-          </m:e>
-          <m:sup>
-            <m:r>
-              <m:t>5</m:t>
-            </m:r>
-          </m:sup>
-        </m:sSup>
-      </m:oMath>
-      <w:r>
-        <w:rPr>
-          <w:rFonts w:hint="eastAsia" w:ascii="Times New Roman" w:hAnsi="Times New Roman" w:eastAsia="Times New Roman" w:cs="Times New Roman"/>
-        </w:rPr>
-        <w:t xml:space="preserve">）；</w:t>
-      </w:r>
-      <w:r>
-        <w:rPr>
-          <w:rFonts w:ascii="Times New Roman" w:hAnsi="Times New Roman" w:eastAsia="Times New Roman" w:cs="Times New Roman"/>
-        </w:rPr>
-        <w:t xml:space="preserve"> </w:t>
-      </w:r>
-      <w:r>
-        <w:rPr>
-          <w:rFonts w:ascii="Times New Roman" w:hAnsi="Times New Roman" w:eastAsia="Times New Roman" w:cs="Times New Roman"/>
-        </w:rPr>
-        <w:t xml:space="preserve">(2) </w:t>
-      </w:r>
-      <w:r>
-        <w:rPr>
-          <w:rFonts w:hint="eastAsia" w:ascii="Times New Roman" w:hAnsi="Times New Roman" w:eastAsia="FangSong" w:cs="Times New Roman"/>
-        </w:rPr>
-        <w:t>从波函数的空间分布与配体正向重叠特征</w:t>
-      </w:r>
-      <w:r>
-        <w:rPr>
-          <w:rFonts w:hint="eastAsia" w:ascii="Times New Roman" w:hAnsi="Times New Roman" w:eastAsia="Times New Roman" w:cs="Times New Roman"/>
-        </w:rPr>
-        <w:t>，</w:t>
-      </w:r>
-      <w:r>
-        <w:rPr>
-          <w:rFonts w:hint="eastAsia" w:ascii="Times New Roman" w:hAnsi="Times New Roman" w:eastAsia="FangSong" w:cs="Times New Roman"/>
-        </w:rPr>
-        <w:t>深刻阐明为什么</w:t>
-      </w:r>
-      <w:r>
-        <w:rPr>
-          <w:rFonts w:ascii="Times New Roman" w:hAnsi="Times New Roman" w:eastAsia="Times New Roman" w:cs="Times New Roman"/>
-        </w:rPr>
-        <w:t xml:space="preserve"> </w:t>
-      </w:r>
-      <m:oMath>
-        <m:sSub>
-          <m:e>
-            <m:r>
-              <m:t>e</m:t>
-            </m:r>
-          </m:e>
-          <m:sub>
-            <m:r>
-              <m:t>g</m:t>
-            </m:r>
-          </m:sub>
-        </m:sSub>
-      </m:oMath>
-      <w:r>
-        <w:rPr>
-          <w:rFonts w:ascii="Times New Roman" w:hAnsi="Times New Roman" w:eastAsia="Times New Roman" w:cs="Times New Roman"/>
-        </w:rPr>
-        <w:t xml:space="preserve"> </w:t>
-      </w:r>
-      <w:r>
-        <w:rPr>
-          <w:rFonts w:hint="eastAsia" w:ascii="Times New Roman" w:hAnsi="Times New Roman" w:eastAsia="FangSong" w:cs="Times New Roman"/>
-        </w:rPr>
-        <w:t>轨道简并会诱发显著的几何键长拉伸</w:t>
-      </w:r>
-      <w:r>
-        <w:rPr>
-          <w:rFonts w:hint="eastAsia" w:ascii="Times New Roman" w:hAnsi="Times New Roman" w:eastAsia="Times New Roman" w:cs="Times New Roman"/>
-        </w:rPr>
-        <w:t>（</w:t>
-      </w:r>
-      <w:r>
-        <w:rPr>
-          <w:rFonts w:hint="eastAsia" w:ascii="Times New Roman" w:hAnsi="Times New Roman" w:eastAsia="FangSong" w:cs="Times New Roman"/>
-        </w:rPr>
-        <w:t>强</w:t>
-      </w:r>
-      <w:r>
-        <w:rPr>
-          <w:rFonts w:ascii="Times New Roman" w:hAnsi="Times New Roman" w:eastAsia="Times New Roman" w:cs="Times New Roman"/>
-        </w:rPr>
-        <w:t xml:space="preserve"> </w:t>
-      </w:r>
-      <w:r>
-        <w:rPr>
-          <w:rFonts w:hint="eastAsia" w:ascii="Times New Roman" w:hAnsi="Times New Roman" w:eastAsia="Times New Roman" w:cs="Times New Roman"/>
-        </w:rPr>
-        <w:t>JT），</w:t>
-      </w:r>
-      <w:r>
-        <w:rPr>
-          <w:rFonts w:hint="eastAsia" w:ascii="Times New Roman" w:hAnsi="Times New Roman" w:eastAsia="FangSong" w:cs="Times New Roman"/>
-        </w:rPr>
-        <w:t>而</w:t>
-      </w:r>
-      <w:r>
-        <w:rPr>
-          <w:rFonts w:ascii="Times New Roman" w:hAnsi="Times New Roman" w:eastAsia="Times New Roman" w:cs="Times New Roman"/>
-        </w:rPr>
-        <w:t xml:space="preserve"> </w:t>
-      </w:r>
-      <m:oMath>
-        <m:sSub>
-          <m:e>
-            <m:r>
-              <m:t>t</m:t>
-            </m:r>
-          </m:e>
-          <m:sub>
-            <m:r>
-              <m:t>2</m:t>
-            </m:r>
-            <m:r>
-              <m:t>g</m:t>
-            </m:r>
-          </m:sub>
-        </m:sSub>
-      </m:oMath>
-      <w:r>
-        <w:rPr>
-          <w:rFonts w:ascii="Times New Roman" w:hAnsi="Times New Roman" w:eastAsia="Times New Roman" w:cs="Times New Roman"/>
-        </w:rPr>
-        <w:t xml:space="preserve"> </w:t>
-      </w:r>
-      <w:r>
-        <w:rPr>
-          <w:rFonts w:hint="eastAsia" w:ascii="Times New Roman" w:hAnsi="Times New Roman" w:eastAsia="FangSong" w:cs="Times New Roman"/>
-        </w:rPr>
-        <w:t>轨道简并仅产生微弱难辨的畸变</w:t>
-      </w:r>
-      <w:r>
-        <w:rPr>
-          <w:rFonts w:hint="eastAsia" w:ascii="Times New Roman" w:hAnsi="Times New Roman" w:eastAsia="Times New Roman" w:cs="Times New Roman"/>
-        </w:rPr>
-        <w:t>（</w:t>
-      </w:r>
-      <w:r>
-        <w:rPr>
-          <w:rFonts w:hint="eastAsia" w:ascii="Times New Roman" w:hAnsi="Times New Roman" w:eastAsia="FangSong" w:cs="Times New Roman"/>
-        </w:rPr>
-        <w:t>弱</w:t>
-      </w:r>
-      <w:r>
-        <w:rPr>
-          <w:rFonts w:ascii="Times New Roman" w:hAnsi="Times New Roman" w:eastAsia="Times New Roman" w:cs="Times New Roman"/>
-        </w:rPr>
-        <w:t xml:space="preserve"> </w:t>
-      </w:r>
-      <w:r>
-        <w:rPr>
-          <w:rFonts w:hint="eastAsia" w:ascii="Times New Roman" w:hAnsi="Times New Roman" w:eastAsia="Times New Roman" w:cs="Times New Roman"/>
-        </w:rPr>
-        <w:t xml:space="preserve">JT）；</w:t>
-      </w:r>
-      <w:r>
-        <w:rPr>
-          <w:rFonts w:ascii="Times New Roman" w:hAnsi="Times New Roman" w:eastAsia="Times New Roman" w:cs="Times New Roman"/>
-        </w:rPr>
-        <w:t xml:space="preserve"> </w:t>
-      </w:r>
-      <w:r>
-        <w:rPr>
-          <w:rFonts w:ascii="Times New Roman" w:hAnsi="Times New Roman" w:eastAsia="Times New Roman" w:cs="Times New Roman"/>
-        </w:rPr>
-        <w:t xml:space="preserve">(3) </w:t>
-      </w:r>
-      <w:r>
-        <w:rPr>
-          <w:rFonts w:hint="eastAsia" w:ascii="Times New Roman" w:hAnsi="Times New Roman" w:eastAsia="FangSong" w:cs="Times New Roman"/>
-        </w:rPr>
-        <w:t xml:space="preserve">指出为什么半满高自旋</w:t>
-      </w:r>
-      <w:r>
-        <w:rPr>
-          <w:rFonts w:ascii="Times New Roman" w:hAnsi="Times New Roman" w:eastAsia="Times New Roman" w:cs="Times New Roman"/>
-        </w:rPr>
-        <w:t xml:space="preserve"> </w:t>
-      </w:r>
-      <m:oMath>
-        <m:sSup>
-          <m:e>
-            <m:r>
-              <m:t>d</m:t>
-            </m:r>
-          </m:e>
-          <m:sup>
-            <m:r>
-              <m:t>5</m:t>
-            </m:r>
-          </m:sup>
-        </m:sSup>
-      </m:oMath>
-      <w:r>
-        <w:rPr>
-          <w:rFonts w:hint="eastAsia" w:ascii="Times New Roman" w:hAnsi="Times New Roman" w:eastAsia="Times New Roman" w:cs="Times New Roman"/>
-        </w:rPr>
-        <w:t xml:space="preserve">（</w:t>
-      </w:r>
-      <m:oMath>
-        <m:r>
-          <m:rPr>
-            <m:sty m:val="p"/>
-          </m:rPr>
-          <m:t>M</m:t>
-        </m:r>
-        <m:sSup>
-          <m:e>
-            <m:r>
-              <m:rPr>
-                <m:sty m:val="p"/>
-              </m:rPr>
-              <m:t>n</m:t>
-            </m:r>
-          </m:e>
-          <m:sup>
-            <m:r>
-              <m:rPr>
-                <m:sty m:val="p"/>
-              </m:rPr>
-              <m:t>2</m:t>
-            </m:r>
-            <m:r>
-              <m:rPr>
-                <m:sty m:val="p"/>
-              </m:rPr>
-              <m:t>+</m:t>
-            </m:r>
-          </m:sup>
-        </m:sSup>
-      </m:oMath>
-      <w:r>
-        <w:rPr>
-          <w:rFonts w:hint="eastAsia" w:ascii="Times New Roman" w:hAnsi="Times New Roman" w:eastAsia="Times New Roman" w:cs="Times New Roman"/>
-        </w:rPr>
-        <w:t>）</w:t>
-      </w:r>
-      <w:r>
-        <w:rPr>
-          <w:rFonts w:hint="eastAsia" w:ascii="Times New Roman" w:hAnsi="Times New Roman" w:eastAsia="FangSong" w:cs="Times New Roman"/>
-        </w:rPr>
-        <w:t>和全满高自旋</w:t>
-      </w:r>
-      <w:r>
-        <w:rPr>
-          <w:rFonts w:ascii="Times New Roman" w:hAnsi="Times New Roman" w:eastAsia="Times New Roman" w:cs="Times New Roman"/>
-        </w:rPr>
-        <w:t xml:space="preserve"> </w:t>
-      </w:r>
-      <m:oMath>
-        <m:sSup>
-          <m:e>
-            <m:r>
-              <m:t>d</m:t>
-            </m:r>
-          </m:e>
-          <m:sup>
-            <m:r>
-              <m:t>3</m:t>
-            </m:r>
-          </m:sup>
-        </m:sSup>
-      </m:oMath>
-      <w:r>
-        <w:rPr>
-          <w:rFonts w:hint="eastAsia" w:ascii="Times New Roman" w:hAnsi="Times New Roman" w:eastAsia="Times New Roman" w:cs="Times New Roman"/>
-        </w:rPr>
-        <w:t xml:space="preserve">（</w:t>
-      </w:r>
-      <m:oMath>
-        <m:r>
-          <m:rPr>
-            <m:sty m:val="p"/>
-          </m:rPr>
-          <m:t>C</m:t>
-        </m:r>
-        <m:sSup>
-          <m:e>
-            <m:r>
-              <m:rPr>
-                <m:sty m:val="p"/>
-              </m:rPr>
-              <m:t>r</m:t>
-            </m:r>
-          </m:e>
-          <m:sup>
-            <m:r>
-              <m:rPr>
-                <m:sty m:val="p"/>
-              </m:rPr>
-              <m:t>3</m:t>
-            </m:r>
-            <m:r>
-              <m:rPr>
-                <m:sty m:val="p"/>
-              </m:rPr>
-              <m:t>+</m:t>
-            </m:r>
-          </m:sup>
-        </m:sSup>
-      </m:oMath>
-      <w:r>
-        <w:rPr>
-          <w:rFonts w:hint="eastAsia" w:ascii="Times New Roman" w:hAnsi="Times New Roman" w:eastAsia="Times New Roman" w:cs="Times New Roman"/>
-        </w:rPr>
-        <w:t>）</w:t>
-      </w:r>
-      <w:r>
-        <w:rPr>
-          <w:rFonts w:hint="eastAsia" w:ascii="Times New Roman" w:hAnsi="Times New Roman" w:eastAsia="FangSong" w:cs="Times New Roman"/>
-        </w:rPr>
-        <w:t>配合物具有刚硬完美的正八面体几何结构</w:t>
-      </w:r>
-      <w:r>
-        <w:rPr>
-          <w:rFonts w:hint="eastAsia" w:ascii="Times New Roman" w:hAnsi="Times New Roman" w:eastAsia="Times New Roman" w:cs="Times New Roman"/>
-        </w:rPr>
-        <w:t>，</w:t>
-      </w:r>
-      <w:r>
-        <w:rPr>
-          <w:rFonts w:hint="eastAsia" w:ascii="Times New Roman" w:hAnsi="Times New Roman" w:eastAsia="FangSong" w:cs="Times New Roman"/>
-        </w:rPr>
-        <w:t>完全不发生任何一阶</w:t>
-      </w:r>
-      <w:r>
-        <w:rPr>
-          <w:rFonts w:ascii="Times New Roman" w:hAnsi="Times New Roman" w:eastAsia="Times New Roman" w:cs="Times New Roman"/>
-        </w:rPr>
-        <w:t xml:space="preserve"> JT </w:t>
-      </w:r>
-      <w:r>
-        <w:rPr>
-          <w:rFonts w:hint="eastAsia" w:ascii="Times New Roman" w:hAnsi="Times New Roman" w:eastAsia="FangSong" w:cs="Times New Roman"/>
-        </w:rPr>
-        <w:t>畸变</w:t>
-      </w:r>
-      <w:r>
-        <w:rPr>
-          <w:rFonts w:hint="eastAsia" w:ascii="Times New Roman" w:hAnsi="Times New Roman" w:eastAsia="Times New Roman" w:cs="Times New Roman"/>
-        </w:rPr>
-        <w:t>。</w:t>
-      </w:r>
     </w:p>
     <w:p>
       <w:pPr>
-        <w:pStyle w:val="BodyText"/>
+        <w:pStyle w:val="Compact"/>
+        <w:numPr>
+          <w:ilvl w:val="0"/>
+          <w:numId w:val="1016"/>
+        </w:numPr>
+        <w:ind w:firstLine="420"/>
+      </w:pPr>
+      <w:r>
+        <w:rPr>
+          <w:rFonts w:hint="eastAsia" w:ascii="Times New Roman" w:hAnsi="Times New Roman" w:eastAsia="FangSong" w:cs="Times New Roman"/>
+        </w:rPr>
+        <w:t xml:space="preserve">试判断下列八面体过渡金属离子在强场或弱场下属于强</w:t>
+      </w:r>
+      <w:r>
+        <w:rPr>
+          <w:rFonts w:ascii="Times New Roman" w:hAnsi="Times New Roman" w:eastAsia="Times New Roman" w:cs="Times New Roman"/>
+        </w:rPr>
+        <w:t xml:space="preserve"> JT </w:t>
+      </w:r>
+      <w:r>
+        <w:rPr>
+          <w:rFonts w:hint="eastAsia" w:ascii="Times New Roman" w:hAnsi="Times New Roman" w:eastAsia="FangSong" w:cs="Times New Roman"/>
+        </w:rPr>
+        <w:t xml:space="preserve">效应还是弱</w:t>
+      </w:r>
+      <w:r>
+        <w:rPr>
+          <w:rFonts w:ascii="Times New Roman" w:hAnsi="Times New Roman" w:eastAsia="Times New Roman" w:cs="Times New Roman"/>
+        </w:rPr>
+        <w:t xml:space="preserve"> JT </w:t>
+      </w:r>
+      <w:r>
+        <w:rPr>
+          <w:rFonts w:hint="eastAsia" w:ascii="Times New Roman" w:hAnsi="Times New Roman" w:eastAsia="FangSong" w:cs="Times New Roman"/>
+        </w:rPr>
+        <w:t>效应</w:t>
+      </w:r>
+      <w:r>
+        <w:rPr>
+          <w:rFonts w:hint="eastAsia" w:ascii="Times New Roman" w:hAnsi="Times New Roman" w:eastAsia="Times New Roman" w:cs="Times New Roman"/>
+        </w:rPr>
+        <w:t>：</w:t>
+      </w:r>
+      <w:r>
+        <w:rPr>
+          <w:rFonts w:hint="eastAsia" w:ascii="Times New Roman" w:hAnsi="Times New Roman" w:eastAsia="FangSong" w:cs="Times New Roman"/>
+        </w:rPr>
+        <w:t>高自旋</w:t>
+      </w:r>
+      <w:r>
+        <w:rPr>
+          <w:rFonts w:ascii="Times New Roman" w:hAnsi="Times New Roman" w:eastAsia="Times New Roman" w:cs="Times New Roman"/>
+        </w:rPr>
+        <w:t xml:space="preserve"> </w:t>
+      </w:r>
+      <m:oMath>
+        <m:r>
+          <m:rPr>
+            <m:sty m:val="p"/>
+          </m:rPr>
+          <m:t>C</m:t>
+        </m:r>
+        <m:sSup>
+          <m:e>
+            <m:r>
+              <m:rPr>
+                <m:sty m:val="p"/>
+              </m:rPr>
+              <m:t>r</m:t>
+            </m:r>
+          </m:e>
+          <m:sup>
+            <m:r>
+              <m:rPr>
+                <m:sty m:val="p"/>
+              </m:rPr>
+              <m:t>2</m:t>
+            </m:r>
+            <m:r>
+              <m:rPr>
+                <m:sty m:val="p"/>
+              </m:rPr>
+              <m:t>+</m:t>
+            </m:r>
+          </m:sup>
+        </m:sSup>
+      </m:oMath>
+      <w:r>
+        <w:rPr>
+          <w:rFonts w:hint="eastAsia" w:ascii="Times New Roman" w:hAnsi="Times New Roman" w:eastAsia="Times New Roman" w:cs="Times New Roman"/>
+        </w:rPr>
+        <w:t xml:space="preserve">（</w:t>
+      </w:r>
+      <m:oMath>
+        <m:sSup>
+          <m:e>
+            <m:r>
+              <m:t>d</m:t>
+            </m:r>
+          </m:e>
+          <m:sup>
+            <m:r>
+              <m:t>4</m:t>
+            </m:r>
+          </m:sup>
+        </m:sSup>
+      </m:oMath>
+      <w:r>
+        <w:rPr>
+          <w:rFonts w:hint="eastAsia" w:ascii="Times New Roman" w:hAnsi="Times New Roman" w:eastAsia="Times New Roman" w:cs="Times New Roman"/>
+        </w:rPr>
+        <w:t>）、</w:t>
+      </w:r>
+      <w:r>
+        <w:rPr>
+          <w:rFonts w:hint="eastAsia" w:ascii="Times New Roman" w:hAnsi="Times New Roman" w:eastAsia="FangSong" w:cs="Times New Roman"/>
+        </w:rPr>
+        <w:t>低自旋</w:t>
+      </w:r>
+      <w:r>
+        <w:rPr>
+          <w:rFonts w:ascii="Times New Roman" w:hAnsi="Times New Roman" w:eastAsia="Times New Roman" w:cs="Times New Roman"/>
+        </w:rPr>
+        <w:t xml:space="preserve"> </w:t>
+      </w:r>
+      <m:oMath>
+        <m:r>
+          <m:rPr>
+            <m:sty m:val="p"/>
+          </m:rPr>
+          <m:t>C</m:t>
+        </m:r>
+        <m:sSup>
+          <m:e>
+            <m:r>
+              <m:rPr>
+                <m:sty m:val="p"/>
+              </m:rPr>
+              <m:t>r</m:t>
+            </m:r>
+          </m:e>
+          <m:sup>
+            <m:r>
+              <m:rPr>
+                <m:sty m:val="p"/>
+              </m:rPr>
+              <m:t>2</m:t>
+            </m:r>
+            <m:r>
+              <m:rPr>
+                <m:sty m:val="p"/>
+              </m:rPr>
+              <m:t>+</m:t>
+            </m:r>
+          </m:sup>
+        </m:sSup>
+      </m:oMath>
+      <w:r>
+        <w:rPr>
+          <w:rFonts w:hint="eastAsia" w:ascii="Times New Roman" w:hAnsi="Times New Roman" w:eastAsia="Times New Roman" w:cs="Times New Roman"/>
+        </w:rPr>
+        <w:t xml:space="preserve">（</w:t>
+      </w:r>
+      <m:oMath>
+        <m:sSup>
+          <m:e>
+            <m:r>
+              <m:t>d</m:t>
+            </m:r>
+          </m:e>
+          <m:sup>
+            <m:r>
+              <m:t>4</m:t>
+            </m:r>
+          </m:sup>
+        </m:sSup>
+      </m:oMath>
+      <w:r>
+        <w:rPr>
+          <w:rFonts w:hint="eastAsia" w:ascii="Times New Roman" w:hAnsi="Times New Roman" w:eastAsia="Times New Roman" w:cs="Times New Roman"/>
+        </w:rPr>
+        <w:t>）、</w:t>
+      </w:r>
+      <w:r>
+        <w:rPr>
+          <w:rFonts w:hint="eastAsia" w:ascii="Times New Roman" w:hAnsi="Times New Roman" w:eastAsia="FangSong" w:cs="Times New Roman"/>
+        </w:rPr>
+        <w:t>高自旋</w:t>
+      </w:r>
+      <w:r>
+        <w:rPr>
+          <w:rFonts w:ascii="Times New Roman" w:hAnsi="Times New Roman" w:eastAsia="Times New Roman" w:cs="Times New Roman"/>
+        </w:rPr>
+        <w:t xml:space="preserve"> </w:t>
+      </w:r>
+      <m:oMath>
+        <m:r>
+          <m:rPr>
+            <m:sty m:val="p"/>
+          </m:rPr>
+          <m:t>F</m:t>
+        </m:r>
+        <m:sSup>
+          <m:e>
+            <m:r>
+              <m:rPr>
+                <m:sty m:val="p"/>
+              </m:rPr>
+              <m:t>e</m:t>
+            </m:r>
+          </m:e>
+          <m:sup>
+            <m:r>
+              <m:rPr>
+                <m:sty m:val="p"/>
+              </m:rPr>
+              <m:t>2</m:t>
+            </m:r>
+            <m:r>
+              <m:rPr>
+                <m:sty m:val="p"/>
+              </m:rPr>
+              <m:t>+</m:t>
+            </m:r>
+          </m:sup>
+        </m:sSup>
+      </m:oMath>
+      <w:r>
+        <w:rPr>
+          <w:rFonts w:hint="eastAsia" w:ascii="Times New Roman" w:hAnsi="Times New Roman" w:eastAsia="Times New Roman" w:cs="Times New Roman"/>
+        </w:rPr>
+        <w:t xml:space="preserve">（</w:t>
+      </w:r>
+      <m:oMath>
+        <m:sSup>
+          <m:e>
+            <m:r>
+              <m:t>d</m:t>
+            </m:r>
+          </m:e>
+          <m:sup>
+            <m:r>
+              <m:t>6</m:t>
+            </m:r>
+          </m:sup>
+        </m:sSup>
+      </m:oMath>
+      <w:r>
+        <w:rPr>
+          <w:rFonts w:hint="eastAsia" w:ascii="Times New Roman" w:hAnsi="Times New Roman" w:eastAsia="Times New Roman" w:cs="Times New Roman"/>
+        </w:rPr>
+        <w:t>）、</w:t>
+      </w:r>
+      <w:r>
+        <w:rPr>
+          <w:rFonts w:hint="eastAsia" w:ascii="Times New Roman" w:hAnsi="Times New Roman" w:eastAsia="FangSong" w:cs="Times New Roman"/>
+        </w:rPr>
+        <w:t>低自旋</w:t>
+      </w:r>
+      <w:r>
+        <w:rPr>
+          <w:rFonts w:ascii="Times New Roman" w:hAnsi="Times New Roman" w:eastAsia="Times New Roman" w:cs="Times New Roman"/>
+        </w:rPr>
+        <w:t xml:space="preserve"> </w:t>
+      </w:r>
+      <m:oMath>
+        <m:r>
+          <m:rPr>
+            <m:sty m:val="p"/>
+          </m:rPr>
+          <m:t>C</m:t>
+        </m:r>
+        <m:sSup>
+          <m:e>
+            <m:r>
+              <m:rPr>
+                <m:sty m:val="p"/>
+              </m:rPr>
+              <m:t>o</m:t>
+            </m:r>
+          </m:e>
+          <m:sup>
+            <m:r>
+              <m:rPr>
+                <m:sty m:val="p"/>
+              </m:rPr>
+              <m:t>2</m:t>
+            </m:r>
+            <m:r>
+              <m:rPr>
+                <m:sty m:val="p"/>
+              </m:rPr>
+              <m:t>+</m:t>
+            </m:r>
+          </m:sup>
+        </m:sSup>
+      </m:oMath>
+      <w:r>
+        <w:rPr>
+          <w:rFonts w:hint="eastAsia" w:ascii="Times New Roman" w:hAnsi="Times New Roman" w:eastAsia="Times New Roman" w:cs="Times New Roman"/>
+        </w:rPr>
+        <w:t xml:space="preserve">（</w:t>
+      </w:r>
+      <m:oMath>
+        <m:sSup>
+          <m:e>
+            <m:r>
+              <m:t>d</m:t>
+            </m:r>
+          </m:e>
+          <m:sup>
+            <m:r>
+              <m:t>7</m:t>
+            </m:r>
+          </m:sup>
+        </m:sSup>
+      </m:oMath>
+      <w:r>
+        <w:rPr>
+          <w:rFonts w:hint="eastAsia" w:ascii="Times New Roman" w:hAnsi="Times New Roman" w:eastAsia="Times New Roman" w:cs="Times New Roman"/>
+        </w:rPr>
+        <w:t xml:space="preserve">）、</w:t>
+      </w:r>
+      <m:oMath>
+        <m:r>
+          <m:rPr>
+            <m:sty m:val="p"/>
+          </m:rPr>
+          <m:t>M</m:t>
+        </m:r>
+        <m:sSup>
+          <m:e>
+            <m:r>
+              <m:rPr>
+                <m:sty m:val="p"/>
+              </m:rPr>
+              <m:t>n</m:t>
+            </m:r>
+          </m:e>
+          <m:sup>
+            <m:r>
+              <m:rPr>
+                <m:sty m:val="p"/>
+              </m:rPr>
+              <m:t>2</m:t>
+            </m:r>
+            <m:r>
+              <m:rPr>
+                <m:sty m:val="p"/>
+              </m:rPr>
+              <m:t>+</m:t>
+            </m:r>
+          </m:sup>
+        </m:sSup>
+      </m:oMath>
+      <w:r>
+        <w:rPr>
+          <w:rFonts w:hint="eastAsia" w:ascii="Times New Roman" w:hAnsi="Times New Roman" w:eastAsia="Times New Roman" w:cs="Times New Roman"/>
+        </w:rPr>
+        <w:t>（</w:t>
+      </w:r>
+      <w:r>
+        <w:rPr>
+          <w:rFonts w:hint="eastAsia" w:ascii="Times New Roman" w:hAnsi="Times New Roman" w:eastAsia="FangSong" w:cs="Times New Roman"/>
+        </w:rPr>
+        <w:t>高自旋</w:t>
+      </w:r>
+      <w:r>
+        <w:rPr>
+          <w:rFonts w:ascii="Times New Roman" w:hAnsi="Times New Roman" w:eastAsia="Times New Roman" w:cs="Times New Roman"/>
+        </w:rPr>
+        <w:t xml:space="preserve"> </w:t>
+      </w:r>
+      <m:oMath>
+        <m:sSup>
+          <m:e>
+            <m:r>
+              <m:t>d</m:t>
+            </m:r>
+          </m:e>
+          <m:sup>
+            <m:r>
+              <m:t>5</m:t>
+            </m:r>
+          </m:sup>
+        </m:sSup>
+      </m:oMath>
+      <w:r>
+        <w:rPr>
+          <w:rFonts w:hint="eastAsia" w:ascii="Times New Roman" w:hAnsi="Times New Roman" w:eastAsia="Times New Roman" w:cs="Times New Roman"/>
+        </w:rPr>
+        <w:t xml:space="preserve">）；</w:t>
+      </w:r>
+    </w:p>
+    <w:p>
+      <w:pPr>
+        <w:pStyle w:val="Compact"/>
+        <w:numPr>
+          <w:ilvl w:val="0"/>
+          <w:numId w:val="1016"/>
+        </w:numPr>
+        <w:ind w:firstLine="420"/>
+      </w:pPr>
+      <w:r>
+        <w:rPr>
+          <w:rFonts w:hint="eastAsia" w:ascii="Times New Roman" w:hAnsi="Times New Roman" w:eastAsia="FangSong" w:cs="Times New Roman"/>
+        </w:rPr>
+        <w:t>从波函数的空间分布与配体正向重叠特征</w:t>
+      </w:r>
+      <w:r>
+        <w:rPr>
+          <w:rFonts w:hint="eastAsia" w:ascii="Times New Roman" w:hAnsi="Times New Roman" w:eastAsia="Times New Roman" w:cs="Times New Roman"/>
+        </w:rPr>
+        <w:t>，</w:t>
+      </w:r>
+      <w:r>
+        <w:rPr>
+          <w:rFonts w:hint="eastAsia" w:ascii="Times New Roman" w:hAnsi="Times New Roman" w:eastAsia="FangSong" w:cs="Times New Roman"/>
+        </w:rPr>
+        <w:t>深刻阐明为什么</w:t>
+      </w:r>
+      <w:r>
+        <w:rPr>
+          <w:rFonts w:ascii="Times New Roman" w:hAnsi="Times New Roman" w:eastAsia="Times New Roman" w:cs="Times New Roman"/>
+        </w:rPr>
+        <w:t xml:space="preserve"> </w:t>
+      </w:r>
+      <m:oMath>
+        <m:sSub>
+          <m:e>
+            <m:r>
+              <m:t>e</m:t>
+            </m:r>
+          </m:e>
+          <m:sub>
+            <m:r>
+              <m:t>g</m:t>
+            </m:r>
+          </m:sub>
+        </m:sSub>
+      </m:oMath>
+      <w:r>
+        <w:rPr>
+          <w:rFonts w:ascii="Times New Roman" w:hAnsi="Times New Roman" w:eastAsia="Times New Roman" w:cs="Times New Roman"/>
+        </w:rPr>
+        <w:t xml:space="preserve"> </w:t>
+      </w:r>
+      <w:r>
+        <w:rPr>
+          <w:rFonts w:hint="eastAsia" w:ascii="Times New Roman" w:hAnsi="Times New Roman" w:eastAsia="FangSong" w:cs="Times New Roman"/>
+        </w:rPr>
+        <w:t>轨道简并会诱发显著的几何键长拉伸</w:t>
+      </w:r>
+      <w:r>
+        <w:rPr>
+          <w:rFonts w:hint="eastAsia" w:ascii="Times New Roman" w:hAnsi="Times New Roman" w:eastAsia="Times New Roman" w:cs="Times New Roman"/>
+        </w:rPr>
+        <w:t>（</w:t>
+      </w:r>
+      <w:r>
+        <w:rPr>
+          <w:rFonts w:hint="eastAsia" w:ascii="Times New Roman" w:hAnsi="Times New Roman" w:eastAsia="FangSong" w:cs="Times New Roman"/>
+        </w:rPr>
+        <w:t>强</w:t>
+      </w:r>
+      <w:r>
+        <w:rPr>
+          <w:rFonts w:ascii="Times New Roman" w:hAnsi="Times New Roman" w:eastAsia="Times New Roman" w:cs="Times New Roman"/>
+        </w:rPr>
+        <w:t xml:space="preserve"> </w:t>
+      </w:r>
+      <w:r>
+        <w:rPr>
+          <w:rFonts w:hint="eastAsia" w:ascii="Times New Roman" w:hAnsi="Times New Roman" w:eastAsia="Times New Roman" w:cs="Times New Roman"/>
+        </w:rPr>
+        <w:t>JT），</w:t>
+      </w:r>
+      <w:r>
+        <w:rPr>
+          <w:rFonts w:hint="eastAsia" w:ascii="Times New Roman" w:hAnsi="Times New Roman" w:eastAsia="FangSong" w:cs="Times New Roman"/>
+        </w:rPr>
+        <w:t>而</w:t>
+      </w:r>
+      <w:r>
+        <w:rPr>
+          <w:rFonts w:ascii="Times New Roman" w:hAnsi="Times New Roman" w:eastAsia="Times New Roman" w:cs="Times New Roman"/>
+        </w:rPr>
+        <w:t xml:space="preserve"> </w:t>
+      </w:r>
+      <m:oMath>
+        <m:sSub>
+          <m:e>
+            <m:r>
+              <m:t>t</m:t>
+            </m:r>
+          </m:e>
+          <m:sub>
+            <m:r>
+              <m:t>2</m:t>
+            </m:r>
+            <m:r>
+              <m:t>g</m:t>
+            </m:r>
+          </m:sub>
+        </m:sSub>
+      </m:oMath>
+      <w:r>
+        <w:rPr>
+          <w:rFonts w:ascii="Times New Roman" w:hAnsi="Times New Roman" w:eastAsia="Times New Roman" w:cs="Times New Roman"/>
+        </w:rPr>
+        <w:t xml:space="preserve"> </w:t>
+      </w:r>
+      <w:r>
+        <w:rPr>
+          <w:rFonts w:hint="eastAsia" w:ascii="Times New Roman" w:hAnsi="Times New Roman" w:eastAsia="FangSong" w:cs="Times New Roman"/>
+        </w:rPr>
+        <w:t>轨道简并仅产生微弱难辨的畸变</w:t>
+      </w:r>
+      <w:r>
+        <w:rPr>
+          <w:rFonts w:hint="eastAsia" w:ascii="Times New Roman" w:hAnsi="Times New Roman" w:eastAsia="Times New Roman" w:cs="Times New Roman"/>
+        </w:rPr>
+        <w:t>（</w:t>
+      </w:r>
+      <w:r>
+        <w:rPr>
+          <w:rFonts w:hint="eastAsia" w:ascii="Times New Roman" w:hAnsi="Times New Roman" w:eastAsia="FangSong" w:cs="Times New Roman"/>
+        </w:rPr>
+        <w:t>弱</w:t>
+      </w:r>
+      <w:r>
+        <w:rPr>
+          <w:rFonts w:ascii="Times New Roman" w:hAnsi="Times New Roman" w:eastAsia="Times New Roman" w:cs="Times New Roman"/>
+        </w:rPr>
+        <w:t xml:space="preserve"> </w:t>
+      </w:r>
+      <w:r>
+        <w:rPr>
+          <w:rFonts w:hint="eastAsia" w:ascii="Times New Roman" w:hAnsi="Times New Roman" w:eastAsia="Times New Roman" w:cs="Times New Roman"/>
+        </w:rPr>
+        <w:t xml:space="preserve">JT）；</w:t>
+      </w:r>
+    </w:p>
+    <w:p>
+      <w:pPr>
+        <w:pStyle w:val="Compact"/>
+        <w:numPr>
+          <w:ilvl w:val="0"/>
+          <w:numId w:val="1016"/>
+        </w:numPr>
+        <w:ind w:firstLine="420"/>
+      </w:pPr>
+      <w:r>
+        <w:rPr>
+          <w:rFonts w:hint="eastAsia" w:ascii="Times New Roman" w:hAnsi="Times New Roman" w:eastAsia="FangSong" w:cs="Times New Roman"/>
+        </w:rPr>
+        <w:t xml:space="preserve">指出为什么半满高自旋</w:t>
+      </w:r>
+      <w:r>
+        <w:rPr>
+          <w:rFonts w:ascii="Times New Roman" w:hAnsi="Times New Roman" w:eastAsia="Times New Roman" w:cs="Times New Roman"/>
+        </w:rPr>
+        <w:t xml:space="preserve"> </w:t>
+      </w:r>
+      <m:oMath>
+        <m:sSup>
+          <m:e>
+            <m:r>
+              <m:t>d</m:t>
+            </m:r>
+          </m:e>
+          <m:sup>
+            <m:r>
+              <m:t>5</m:t>
+            </m:r>
+          </m:sup>
+        </m:sSup>
+      </m:oMath>
+      <w:r>
+        <w:rPr>
+          <w:rFonts w:hint="eastAsia" w:ascii="Times New Roman" w:hAnsi="Times New Roman" w:eastAsia="Times New Roman" w:cs="Times New Roman"/>
+        </w:rPr>
+        <w:t xml:space="preserve">（</w:t>
+      </w:r>
+      <m:oMath>
+        <m:r>
+          <m:rPr>
+            <m:sty m:val="p"/>
+          </m:rPr>
+          <m:t>M</m:t>
+        </m:r>
+        <m:sSup>
+          <m:e>
+            <m:r>
+              <m:rPr>
+                <m:sty m:val="p"/>
+              </m:rPr>
+              <m:t>n</m:t>
+            </m:r>
+          </m:e>
+          <m:sup>
+            <m:r>
+              <m:rPr>
+                <m:sty m:val="p"/>
+              </m:rPr>
+              <m:t>2</m:t>
+            </m:r>
+            <m:r>
+              <m:rPr>
+                <m:sty m:val="p"/>
+              </m:rPr>
+              <m:t>+</m:t>
+            </m:r>
+          </m:sup>
+        </m:sSup>
+      </m:oMath>
+      <w:r>
+        <w:rPr>
+          <w:rFonts w:hint="eastAsia" w:ascii="Times New Roman" w:hAnsi="Times New Roman" w:eastAsia="Times New Roman" w:cs="Times New Roman"/>
+        </w:rPr>
+        <w:t>）</w:t>
+      </w:r>
+      <w:r>
+        <w:rPr>
+          <w:rFonts w:hint="eastAsia" w:ascii="Times New Roman" w:hAnsi="Times New Roman" w:eastAsia="FangSong" w:cs="Times New Roman"/>
+        </w:rPr>
+        <w:t>和全满高自旋</w:t>
+      </w:r>
+      <w:r>
+        <w:rPr>
+          <w:rFonts w:ascii="Times New Roman" w:hAnsi="Times New Roman" w:eastAsia="Times New Roman" w:cs="Times New Roman"/>
+        </w:rPr>
+        <w:t xml:space="preserve"> </w:t>
+      </w:r>
+      <m:oMath>
+        <m:sSup>
+          <m:e>
+            <m:r>
+              <m:t>d</m:t>
+            </m:r>
+          </m:e>
+          <m:sup>
+            <m:r>
+              <m:t>3</m:t>
+            </m:r>
+          </m:sup>
+        </m:sSup>
+      </m:oMath>
+      <w:r>
+        <w:rPr>
+          <w:rFonts w:hint="eastAsia" w:ascii="Times New Roman" w:hAnsi="Times New Roman" w:eastAsia="Times New Roman" w:cs="Times New Roman"/>
+        </w:rPr>
+        <w:t xml:space="preserve">（</w:t>
+      </w:r>
+      <m:oMath>
+        <m:r>
+          <m:rPr>
+            <m:sty m:val="p"/>
+          </m:rPr>
+          <m:t>C</m:t>
+        </m:r>
+        <m:sSup>
+          <m:e>
+            <m:r>
+              <m:rPr>
+                <m:sty m:val="p"/>
+              </m:rPr>
+              <m:t>r</m:t>
+            </m:r>
+          </m:e>
+          <m:sup>
+            <m:r>
+              <m:rPr>
+                <m:sty m:val="p"/>
+              </m:rPr>
+              <m:t>3</m:t>
+            </m:r>
+            <m:r>
+              <m:rPr>
+                <m:sty m:val="p"/>
+              </m:rPr>
+              <m:t>+</m:t>
+            </m:r>
+          </m:sup>
+        </m:sSup>
+      </m:oMath>
+      <w:r>
+        <w:rPr>
+          <w:rFonts w:hint="eastAsia" w:ascii="Times New Roman" w:hAnsi="Times New Roman" w:eastAsia="Times New Roman" w:cs="Times New Roman"/>
+        </w:rPr>
+        <w:t>）</w:t>
+      </w:r>
+      <w:r>
+        <w:rPr>
+          <w:rFonts w:hint="eastAsia" w:ascii="Times New Roman" w:hAnsi="Times New Roman" w:eastAsia="FangSong" w:cs="Times New Roman"/>
+        </w:rPr>
+        <w:t>配合物具有刚硬完美的正八面体几何结构</w:t>
+      </w:r>
+      <w:r>
+        <w:rPr>
+          <w:rFonts w:hint="eastAsia" w:ascii="Times New Roman" w:hAnsi="Times New Roman" w:eastAsia="Times New Roman" w:cs="Times New Roman"/>
+        </w:rPr>
+        <w:t>，</w:t>
+      </w:r>
+      <w:r>
+        <w:rPr>
+          <w:rFonts w:hint="eastAsia" w:ascii="Times New Roman" w:hAnsi="Times New Roman" w:eastAsia="FangSong" w:cs="Times New Roman"/>
+        </w:rPr>
+        <w:t>完全不发生任何一阶</w:t>
+      </w:r>
+      <w:r>
+        <w:rPr>
+          <w:rFonts w:ascii="Times New Roman" w:hAnsi="Times New Roman" w:eastAsia="Times New Roman" w:cs="Times New Roman"/>
+        </w:rPr>
+        <w:t xml:space="preserve"> JT </w:t>
+      </w:r>
+      <w:r>
+        <w:rPr>
+          <w:rFonts w:hint="eastAsia" w:ascii="Times New Roman" w:hAnsi="Times New Roman" w:eastAsia="FangSong" w:cs="Times New Roman"/>
+        </w:rPr>
+        <w:t>畸变</w:t>
+      </w:r>
+      <w:r>
+        <w:rPr>
+          <w:rFonts w:hint="eastAsia" w:ascii="Times New Roman" w:hAnsi="Times New Roman" w:eastAsia="Times New Roman" w:cs="Times New Roman"/>
+        </w:rPr>
+        <w:t>。</w:t>
+      </w:r>
+    </w:p>
+    <w:p>
+      <w:pPr>
+        <w:pStyle w:val="FirstParagraph"/>
       </w:pPr>
     </w:p>
     <w:p>
@@ -50397,18 +50299,16 @@
         </w:rPr>
         <w:t>。</w:t>
       </w:r>
-      <w:r>
-        <w:rPr>
-          <w:rFonts w:ascii="Times New Roman" w:hAnsi="Times New Roman" w:eastAsia="Times New Roman" w:cs="Times New Roman"/>
-        </w:rPr>
-        <w:t xml:space="preserve"> </w:t>
-      </w:r>
-      <w:r>
-        <w:rPr>
-          <w:rFonts w:ascii="Times New Roman" w:hAnsi="Times New Roman" w:eastAsia="Times New Roman" w:cs="Times New Roman"/>
-        </w:rPr>
-        <w:t xml:space="preserve">(1) </w:t>
-      </w:r>
+    </w:p>
+    <w:p>
+      <w:pPr>
+        <w:pStyle w:val="Compact"/>
+        <w:numPr>
+          <w:ilvl w:val="0"/>
+          <w:numId w:val="1017"/>
+        </w:numPr>
+        <w:ind w:firstLine="420"/>
+      </w:pPr>
       <w:r>
         <w:rPr>
           <w:rFonts w:hint="eastAsia" w:ascii="Times New Roman" w:hAnsi="Times New Roman" w:eastAsia="FangSong" w:cs="Times New Roman"/>
@@ -50911,106 +50811,102 @@
         </w:rPr>
         <w:t>；</w:t>
       </w:r>
-      <w:r>
-        <w:rPr>
-          <w:rFonts w:ascii="Times New Roman" w:hAnsi="Times New Roman" w:eastAsia="Times New Roman" w:cs="Times New Roman"/>
-        </w:rPr>
-        <w:t xml:space="preserve"> </w:t>
-      </w:r>
-      <w:r>
-        <w:rPr>
-          <w:rFonts w:ascii="Times New Roman" w:hAnsi="Times New Roman" w:eastAsia="Times New Roman" w:cs="Times New Roman"/>
-        </w:rPr>
-        <w:t xml:space="preserve">(2) </w:t>
-      </w:r>
-      <w:r>
-        <w:rPr>
-          <w:rFonts w:hint="eastAsia" w:ascii="Times New Roman" w:hAnsi="Times New Roman" w:eastAsia="FangSong" w:cs="Times New Roman"/>
-        </w:rPr>
-        <w:t>阐明第一过渡系二价金属水合离子的水交换反应活化能双峰曲线的来源</w:t>
-      </w:r>
-      <w:r>
-        <w:rPr>
-          <w:rFonts w:hint="eastAsia" w:ascii="Times New Roman" w:hAnsi="Times New Roman" w:eastAsia="Times New Roman" w:cs="Times New Roman"/>
-        </w:rPr>
-        <w:t>，</w:t>
-      </w:r>
-      <w:r>
-        <w:rPr>
-          <w:rFonts w:hint="eastAsia" w:ascii="Times New Roman" w:hAnsi="Times New Roman" w:eastAsia="FangSong" w:cs="Times New Roman"/>
-        </w:rPr>
-        <w:t>并解释为什么二价铜表现出反常极速离群峰</w:t>
-      </w:r>
-      <w:r>
-        <w:rPr>
-          <w:rFonts w:hint="eastAsia" w:ascii="Times New Roman" w:hAnsi="Times New Roman" w:eastAsia="Times New Roman" w:cs="Times New Roman"/>
-        </w:rPr>
-        <w:t>；</w:t>
-      </w:r>
-      <w:r>
-        <w:rPr>
-          <w:rFonts w:ascii="Times New Roman" w:hAnsi="Times New Roman" w:eastAsia="Times New Roman" w:cs="Times New Roman"/>
-        </w:rPr>
-        <w:t xml:space="preserve"> </w:t>
-      </w:r>
-      <w:r>
-        <w:rPr>
-          <w:rFonts w:ascii="Times New Roman" w:hAnsi="Times New Roman" w:eastAsia="Times New Roman" w:cs="Times New Roman"/>
-        </w:rPr>
-        <w:t xml:space="preserve">(3) </w:t>
-      </w:r>
-      <w:r>
-        <w:rPr>
-          <w:rFonts w:hint="eastAsia" w:ascii="Times New Roman" w:hAnsi="Times New Roman" w:eastAsia="FangSong" w:cs="Times New Roman"/>
-        </w:rPr>
-        <w:t>说明在溶液核磁共振</w:t>
-      </w:r>
-      <w:r>
-        <w:rPr>
-          <w:rFonts w:hint="eastAsia" w:ascii="Times New Roman" w:hAnsi="Times New Roman" w:eastAsia="Times New Roman" w:cs="Times New Roman"/>
-        </w:rPr>
-        <w:t>（NMR）</w:t>
-      </w:r>
-      <w:r>
-        <w:rPr>
-          <w:rFonts w:hint="eastAsia" w:ascii="Times New Roman" w:hAnsi="Times New Roman" w:eastAsia="FangSong" w:cs="Times New Roman"/>
-        </w:rPr>
-        <w:t>测量中</w:t>
-      </w:r>
-      <w:r>
-        <w:rPr>
-          <w:rFonts w:hint="eastAsia" w:ascii="Times New Roman" w:hAnsi="Times New Roman" w:eastAsia="Times New Roman" w:cs="Times New Roman"/>
-        </w:rPr>
-        <w:t>，</w:t>
-      </w:r>
-      <w:r>
-        <w:rPr>
-          <w:rFonts w:hint="eastAsia" w:ascii="Times New Roman" w:hAnsi="Times New Roman" w:eastAsia="FangSong" w:cs="Times New Roman"/>
-        </w:rPr>
-        <w:t>铜</w:t>
-      </w:r>
-      <w:r>
-        <w:rPr>
-          <w:rFonts w:hint="eastAsia" w:ascii="Times New Roman" w:hAnsi="Times New Roman" w:eastAsia="Times New Roman" w:cs="Times New Roman"/>
-        </w:rPr>
-        <w:t>（II）</w:t>
-      </w:r>
-      <w:r>
-        <w:rPr>
-          <w:rFonts w:hint="eastAsia" w:ascii="Times New Roman" w:hAnsi="Times New Roman" w:eastAsia="FangSong" w:cs="Times New Roman"/>
-        </w:rPr>
-        <w:t>配合物的轴向水分子与赤道水分子为何难以在常温下区分出两套化学位移信号</w:t>
-      </w:r>
-      <w:r>
-        <w:rPr>
-          <w:rFonts w:hint="eastAsia" w:ascii="Times New Roman" w:hAnsi="Times New Roman" w:eastAsia="Times New Roman" w:cs="Times New Roman"/>
-        </w:rPr>
-        <w:t>。</w:t>
-      </w:r>
     </w:p>
     <w:p>
       <w:pPr>
-        <w:pStyle w:val="BodyText"/>
+        <w:pStyle w:val="Compact"/>
+        <w:numPr>
+          <w:ilvl w:val="0"/>
+          <w:numId w:val="1017"/>
+        </w:numPr>
+        <w:ind w:firstLine="420"/>
+      </w:pPr>
+      <w:r>
+        <w:rPr>
+          <w:rFonts w:hint="eastAsia" w:ascii="Times New Roman" w:hAnsi="Times New Roman" w:eastAsia="FangSong" w:cs="Times New Roman"/>
+        </w:rPr>
+        <w:t>阐明第一过渡系二价金属水合离子的水交换反应活化能双峰曲线的来源</w:t>
+      </w:r>
+      <w:r>
+        <w:rPr>
+          <w:rFonts w:hint="eastAsia" w:ascii="Times New Roman" w:hAnsi="Times New Roman" w:eastAsia="Times New Roman" w:cs="Times New Roman"/>
+        </w:rPr>
+        <w:t>，</w:t>
+      </w:r>
+      <w:r>
+        <w:rPr>
+          <w:rFonts w:hint="eastAsia" w:ascii="Times New Roman" w:hAnsi="Times New Roman" w:eastAsia="FangSong" w:cs="Times New Roman"/>
+        </w:rPr>
+        <w:t>并解释为什么二价铜表现出反常极速离群峰</w:t>
+      </w:r>
+      <w:r>
+        <w:rPr>
+          <w:rFonts w:hint="eastAsia" w:ascii="Times New Roman" w:hAnsi="Times New Roman" w:eastAsia="Times New Roman" w:cs="Times New Roman"/>
+        </w:rPr>
+        <w:t>；</w:t>
+      </w:r>
+    </w:p>
+    <w:p>
+      <w:pPr>
+        <w:pStyle w:val="Compact"/>
+        <w:numPr>
+          <w:ilvl w:val="0"/>
+          <w:numId w:val="1017"/>
+        </w:numPr>
+        <w:ind w:firstLine="420"/>
+      </w:pPr>
+      <w:r>
+        <w:rPr>
+          <w:rFonts w:hint="eastAsia" w:ascii="Times New Roman" w:hAnsi="Times New Roman" w:eastAsia="FangSong" w:cs="Times New Roman"/>
+        </w:rPr>
+        <w:t>说明在溶液核磁共振</w:t>
+      </w:r>
+      <w:r>
+        <w:rPr>
+          <w:rFonts w:hint="eastAsia" w:ascii="Times New Roman" w:hAnsi="Times New Roman" w:eastAsia="Times New Roman" w:cs="Times New Roman"/>
+        </w:rPr>
+        <w:t>（NMR）</w:t>
+      </w:r>
+      <w:r>
+        <w:rPr>
+          <w:rFonts w:hint="eastAsia" w:ascii="Times New Roman" w:hAnsi="Times New Roman" w:eastAsia="FangSong" w:cs="Times New Roman"/>
+        </w:rPr>
+        <w:t>测量中</w:t>
+      </w:r>
+      <w:r>
+        <w:rPr>
+          <w:rFonts w:hint="eastAsia" w:ascii="Times New Roman" w:hAnsi="Times New Roman" w:eastAsia="Times New Roman" w:cs="Times New Roman"/>
+        </w:rPr>
+        <w:t>，</w:t>
+      </w:r>
+      <w:r>
+        <w:rPr>
+          <w:rFonts w:hint="eastAsia" w:ascii="Times New Roman" w:hAnsi="Times New Roman" w:eastAsia="FangSong" w:cs="Times New Roman"/>
+        </w:rPr>
+        <w:t>铜</w:t>
+      </w:r>
+      <w:r>
+        <w:rPr>
+          <w:rFonts w:hint="eastAsia" w:ascii="Times New Roman" w:hAnsi="Times New Roman" w:eastAsia="Times New Roman" w:cs="Times New Roman"/>
+        </w:rPr>
+        <w:t>（II）</w:t>
+      </w:r>
+      <w:r>
+        <w:rPr>
+          <w:rFonts w:hint="eastAsia" w:ascii="Times New Roman" w:hAnsi="Times New Roman" w:eastAsia="FangSong" w:cs="Times New Roman"/>
+        </w:rPr>
+        <w:t>配合物的轴向水分子与赤道水分子为何难以在常温下区分出两套化学位移信号</w:t>
+      </w:r>
+      <w:r>
+        <w:rPr>
+          <w:rFonts w:hint="eastAsia" w:ascii="Times New Roman" w:hAnsi="Times New Roman" w:eastAsia="Times New Roman" w:cs="Times New Roman"/>
+        </w:rPr>
+        <w:t>。</w:t>
+      </w:r>
+    </w:p>
+    <w:p>
+      <w:pPr>
+        <w:pStyle w:val="FirstParagraph"/>
       </w:pPr>
     </w:p>
     <w:p>
@@ -51080,18 +50976,16 @@
         </w:rPr>
         <w:t>。</w:t>
       </w:r>
-      <w:r>
-        <w:rPr>
-          <w:rFonts w:ascii="Times New Roman" w:hAnsi="Times New Roman" w:eastAsia="Times New Roman" w:cs="Times New Roman"/>
-        </w:rPr>
-        <w:t xml:space="preserve"> </w:t>
-      </w:r>
-      <w:r>
-        <w:rPr>
-          <w:rFonts w:ascii="Times New Roman" w:hAnsi="Times New Roman" w:eastAsia="Times New Roman" w:cs="Times New Roman"/>
-        </w:rPr>
-        <w:t xml:space="preserve">(1) </w:t>
-      </w:r>
+    </w:p>
+    <w:p>
+      <w:pPr>
+        <w:pStyle w:val="Compact"/>
+        <w:numPr>
+          <w:ilvl w:val="0"/>
+          <w:numId w:val="1018"/>
+        </w:numPr>
+        <w:ind w:firstLine="420"/>
+      </w:pPr>
       <w:r>
         <w:rPr>
           <w:rFonts w:hint="eastAsia" w:ascii="Times New Roman" w:hAnsi="Times New Roman" w:eastAsia="FangSong" w:cs="Times New Roman"/>
@@ -51164,18 +51058,16 @@
         </w:rPr>
         <w:t>；</w:t>
       </w:r>
-      <w:r>
-        <w:rPr>
-          <w:rFonts w:ascii="Times New Roman" w:hAnsi="Times New Roman" w:eastAsia="Times New Roman" w:cs="Times New Roman"/>
-        </w:rPr>
-        <w:t xml:space="preserve"> </w:t>
-      </w:r>
-      <w:r>
-        <w:rPr>
-          <w:rFonts w:ascii="Times New Roman" w:hAnsi="Times New Roman" w:eastAsia="Times New Roman" w:cs="Times New Roman"/>
-        </w:rPr>
-        <w:t xml:space="preserve">(2) </w:t>
-      </w:r>
+    </w:p>
+    <w:p>
+      <w:pPr>
+        <w:pStyle w:val="Compact"/>
+        <w:numPr>
+          <w:ilvl w:val="0"/>
+          <w:numId w:val="1018"/>
+        </w:numPr>
+        <w:ind w:firstLine="420"/>
+      </w:pPr>
       <w:r>
         <w:rPr>
           <w:rFonts w:hint="eastAsia" w:ascii="Times New Roman" w:hAnsi="Times New Roman" w:eastAsia="FangSong" w:cs="Times New Roman"/>
@@ -51236,18 +51128,16 @@
         </w:rPr>
         <w:t>；</w:t>
       </w:r>
-      <w:r>
-        <w:rPr>
-          <w:rFonts w:ascii="Times New Roman" w:hAnsi="Times New Roman" w:eastAsia="Times New Roman" w:cs="Times New Roman"/>
-        </w:rPr>
-        <w:t xml:space="preserve"> </w:t>
-      </w:r>
-      <w:r>
-        <w:rPr>
-          <w:rFonts w:ascii="Times New Roman" w:hAnsi="Times New Roman" w:eastAsia="Times New Roman" w:cs="Times New Roman"/>
-        </w:rPr>
-        <w:t xml:space="preserve">(3) </w:t>
-      </w:r>
+    </w:p>
+    <w:p>
+      <w:pPr>
+        <w:pStyle w:val="Compact"/>
+        <w:numPr>
+          <w:ilvl w:val="0"/>
+          <w:numId w:val="1018"/>
+        </w:numPr>
+        <w:ind w:firstLine="420"/>
+      </w:pPr>
       <w:r>
         <w:rPr>
           <w:rFonts w:hint="eastAsia" w:ascii="Times New Roman" w:hAnsi="Times New Roman" w:eastAsia="FangSong" w:cs="Times New Roman"/>
@@ -51401,7 +51291,7 @@
     </w:p>
     <w:p>
       <w:pPr>
-        <w:pStyle w:val="BodyText"/>
+        <w:pStyle w:val="FirstParagraph"/>
       </w:pPr>
     </w:p>
     <w:p>
@@ -51495,18 +51385,16 @@
         </w:rPr>
         <w:t>。</w:t>
       </w:r>
-      <w:r>
-        <w:rPr>
-          <w:rFonts w:ascii="Times New Roman" w:hAnsi="Times New Roman" w:eastAsia="Times New Roman" w:cs="Times New Roman"/>
-        </w:rPr>
-        <w:t xml:space="preserve"> </w:t>
-      </w:r>
-      <w:r>
-        <w:rPr>
-          <w:rFonts w:ascii="Times New Roman" w:hAnsi="Times New Roman" w:eastAsia="Times New Roman" w:cs="Times New Roman"/>
-        </w:rPr>
-        <w:t xml:space="preserve">(1) </w:t>
-      </w:r>
+    </w:p>
+    <w:p>
+      <w:pPr>
+        <w:pStyle w:val="Compact"/>
+        <w:numPr>
+          <w:ilvl w:val="0"/>
+          <w:numId w:val="1019"/>
+        </w:numPr>
+        <w:ind w:firstLine="420"/>
+      </w:pPr>
       <w:r>
         <w:rPr>
           <w:rFonts w:hint="eastAsia" w:ascii="Times New Roman" w:hAnsi="Times New Roman" w:eastAsia="FangSong" w:cs="Times New Roman"/>
@@ -51692,190 +51580,186 @@
         </w:rPr>
         <w:t>；</w:t>
       </w:r>
-      <w:r>
-        <w:rPr>
-          <w:rFonts w:ascii="Times New Roman" w:hAnsi="Times New Roman" w:eastAsia="Times New Roman" w:cs="Times New Roman"/>
-        </w:rPr>
-        <w:t xml:space="preserve"> </w:t>
-      </w:r>
-      <w:r>
-        <w:rPr>
-          <w:rFonts w:ascii="Times New Roman" w:hAnsi="Times New Roman" w:eastAsia="Times New Roman" w:cs="Times New Roman"/>
-        </w:rPr>
-        <w:t xml:space="preserve">(2) </w:t>
-      </w:r>
-      <w:r>
-        <w:rPr>
-          <w:rFonts w:hint="eastAsia" w:ascii="Times New Roman" w:hAnsi="Times New Roman" w:eastAsia="FangSong" w:cs="Times New Roman"/>
-        </w:rPr>
-        <w:t xml:space="preserve">详细阐述乙烯向铂的配位</w:t>
-      </w:r>
-      <w:r>
-        <w:rPr>
-          <w:rFonts w:ascii="Times New Roman" w:hAnsi="Times New Roman" w:eastAsia="Times New Roman" w:cs="Times New Roman"/>
-        </w:rPr>
-        <w:t xml:space="preserve"> </w:t>
-      </w:r>
-      <m:oMath>
-        <m:r>
-          <m:t>σ</m:t>
-        </m:r>
-      </m:oMath>
-      <w:r>
-        <w:rPr>
-          <w:rFonts w:ascii="Times New Roman" w:hAnsi="Times New Roman" w:eastAsia="Times New Roman" w:cs="Times New Roman"/>
-        </w:rPr>
-        <w:t xml:space="preserve"> </w:t>
-      </w:r>
-      <w:r>
-        <w:rPr>
-          <w:rFonts w:hint="eastAsia" w:ascii="Times New Roman" w:hAnsi="Times New Roman" w:eastAsia="FangSong" w:cs="Times New Roman"/>
-        </w:rPr>
-        <w:t>键</w:t>
-      </w:r>
-      <w:r>
-        <w:rPr>
-          <w:rFonts w:hint="eastAsia" w:ascii="Times New Roman" w:hAnsi="Times New Roman" w:eastAsia="Times New Roman" w:cs="Times New Roman"/>
-        </w:rPr>
-        <w:t>、</w:t>
-      </w:r>
-      <w:r>
-        <w:rPr>
-          <w:rFonts w:hint="eastAsia" w:ascii="Times New Roman" w:hAnsi="Times New Roman" w:eastAsia="FangSong" w:cs="Times New Roman"/>
-        </w:rPr>
-        <w:t>以及铂向乙烯的反馈</w:t>
-      </w:r>
-      <w:r>
-        <w:rPr>
-          <w:rFonts w:ascii="Times New Roman" w:hAnsi="Times New Roman" w:eastAsia="Times New Roman" w:cs="Times New Roman"/>
-        </w:rPr>
-        <w:t xml:space="preserve"> </w:t>
-      </w:r>
-      <m:oMath>
-        <m:r>
-          <m:t>π</m:t>
-        </m:r>
-      </m:oMath>
-      <w:r>
-        <w:rPr>
-          <w:rFonts w:ascii="Times New Roman" w:hAnsi="Times New Roman" w:eastAsia="Times New Roman" w:cs="Times New Roman"/>
-        </w:rPr>
-        <w:t xml:space="preserve"> </w:t>
-      </w:r>
-      <w:r>
-        <w:rPr>
-          <w:rFonts w:hint="eastAsia" w:ascii="Times New Roman" w:hAnsi="Times New Roman" w:eastAsia="FangSong" w:cs="Times New Roman"/>
-        </w:rPr>
-        <w:t>键分别是由哪些具体的前线分子轨道重叠构成的</w:t>
-      </w:r>
-      <w:r>
-        <w:rPr>
-          <w:rFonts w:hint="eastAsia" w:ascii="Times New Roman" w:hAnsi="Times New Roman" w:eastAsia="Times New Roman" w:cs="Times New Roman"/>
-        </w:rPr>
-        <w:t>；</w:t>
-      </w:r>
-      <w:r>
-        <w:rPr>
-          <w:rFonts w:ascii="Times New Roman" w:hAnsi="Times New Roman" w:eastAsia="Times New Roman" w:cs="Times New Roman"/>
-        </w:rPr>
-        <w:t xml:space="preserve"> </w:t>
-      </w:r>
-      <w:r>
-        <w:rPr>
-          <w:rFonts w:ascii="Times New Roman" w:hAnsi="Times New Roman" w:eastAsia="Times New Roman" w:cs="Times New Roman"/>
-        </w:rPr>
-        <w:t xml:space="preserve">(3) </w:t>
-      </w:r>
-      <w:r>
-        <w:rPr>
-          <w:rFonts w:hint="eastAsia" w:ascii="Times New Roman" w:hAnsi="Times New Roman" w:eastAsia="FangSong" w:cs="Times New Roman"/>
-        </w:rPr>
-        <w:t>阐释两者之间的</w:t>
-      </w:r>
-      <w:r>
-        <w:rPr>
-          <w:rFonts w:hint="eastAsia" w:ascii="Times New Roman" w:hAnsi="Times New Roman" w:eastAsia="Times New Roman" w:cs="Times New Roman"/>
-        </w:rPr>
-        <w:t>“</w:t>
-      </w:r>
-      <w:r>
-        <w:rPr>
-          <w:rFonts w:hint="eastAsia" w:ascii="Times New Roman" w:hAnsi="Times New Roman" w:eastAsia="FangSong" w:cs="Times New Roman"/>
-        </w:rPr>
-        <w:t>协同正反馈机制</w:t>
-      </w:r>
-      <w:r>
-        <w:rPr>
-          <w:rFonts w:hint="eastAsia" w:ascii="Times New Roman" w:hAnsi="Times New Roman" w:eastAsia="Times New Roman" w:cs="Times New Roman"/>
-        </w:rPr>
-        <w:t>”（Synergic</w:t>
-      </w:r>
-      <w:r>
-        <w:rPr>
-          <w:rFonts w:ascii="Times New Roman" w:hAnsi="Times New Roman" w:eastAsia="Times New Roman" w:cs="Times New Roman"/>
-        </w:rPr>
-        <w:t xml:space="preserve"> </w:t>
-      </w:r>
-      <w:r>
-        <w:rPr>
-          <w:rFonts w:hint="eastAsia" w:ascii="Times New Roman" w:hAnsi="Times New Roman" w:eastAsia="Times New Roman" w:cs="Times New Roman"/>
-        </w:rPr>
-        <w:t>Mechanism），</w:t>
-      </w:r>
-      <w:r>
-        <w:rPr>
-          <w:rFonts w:hint="eastAsia" w:ascii="Times New Roman" w:hAnsi="Times New Roman" w:eastAsia="FangSong" w:cs="Times New Roman"/>
-        </w:rPr>
-        <w:t>并从微观轨道填充角度解释为什么成键后乙烯的</w:t>
-      </w:r>
-      <w:r>
-        <w:rPr>
-          <w:rFonts w:ascii="Times New Roman" w:hAnsi="Times New Roman" w:eastAsia="Times New Roman" w:cs="Times New Roman"/>
-        </w:rPr>
-        <w:t xml:space="preserve"> </w:t>
-      </w:r>
-      <m:oMath>
-        <m:r>
-          <m:rPr>
-            <m:sty m:val="p"/>
-          </m:rPr>
-          <m:t>C</m:t>
-        </m:r>
-        <m:r>
-          <m:rPr>
-            <m:sty m:val="p"/>
-          </m:rPr>
-          <m:t>=</m:t>
-        </m:r>
-        <m:r>
-          <m:rPr>
-            <m:sty m:val="p"/>
-          </m:rPr>
-          <m:t>C</m:t>
-        </m:r>
-      </m:oMath>
-      <w:r>
-        <w:rPr>
-          <w:rFonts w:ascii="Times New Roman" w:hAnsi="Times New Roman" w:eastAsia="Times New Roman" w:cs="Times New Roman"/>
-        </w:rPr>
-        <w:t xml:space="preserve"> </w:t>
-      </w:r>
-      <w:r>
-        <w:rPr>
-          <w:rFonts w:hint="eastAsia" w:ascii="Times New Roman" w:hAnsi="Times New Roman" w:eastAsia="FangSong" w:cs="Times New Roman"/>
-        </w:rPr>
-        <w:t>键长拉长而红外吸收频率发生红移</w:t>
-      </w:r>
-      <w:r>
-        <w:rPr>
-          <w:rFonts w:hint="eastAsia" w:ascii="Times New Roman" w:hAnsi="Times New Roman" w:eastAsia="Times New Roman" w:cs="Times New Roman"/>
-        </w:rPr>
-        <w:t>。</w:t>
-      </w:r>
     </w:p>
     <w:p>
       <w:pPr>
-        <w:pStyle w:val="BodyText"/>
+        <w:pStyle w:val="Compact"/>
+        <w:numPr>
+          <w:ilvl w:val="0"/>
+          <w:numId w:val="1019"/>
+        </w:numPr>
+        <w:ind w:firstLine="420"/>
+      </w:pPr>
+      <w:r>
+        <w:rPr>
+          <w:rFonts w:hint="eastAsia" w:ascii="Times New Roman" w:hAnsi="Times New Roman" w:eastAsia="FangSong" w:cs="Times New Roman"/>
+        </w:rPr>
+        <w:t xml:space="preserve">详细阐述乙烯向铂的配位</w:t>
+      </w:r>
+      <w:r>
+        <w:rPr>
+          <w:rFonts w:ascii="Times New Roman" w:hAnsi="Times New Roman" w:eastAsia="Times New Roman" w:cs="Times New Roman"/>
+        </w:rPr>
+        <w:t xml:space="preserve"> </w:t>
+      </w:r>
+      <m:oMath>
+        <m:r>
+          <m:t>σ</m:t>
+        </m:r>
+      </m:oMath>
+      <w:r>
+        <w:rPr>
+          <w:rFonts w:ascii="Times New Roman" w:hAnsi="Times New Roman" w:eastAsia="Times New Roman" w:cs="Times New Roman"/>
+        </w:rPr>
+        <w:t xml:space="preserve"> </w:t>
+      </w:r>
+      <w:r>
+        <w:rPr>
+          <w:rFonts w:hint="eastAsia" w:ascii="Times New Roman" w:hAnsi="Times New Roman" w:eastAsia="FangSong" w:cs="Times New Roman"/>
+        </w:rPr>
+        <w:t>键</w:t>
+      </w:r>
+      <w:r>
+        <w:rPr>
+          <w:rFonts w:hint="eastAsia" w:ascii="Times New Roman" w:hAnsi="Times New Roman" w:eastAsia="Times New Roman" w:cs="Times New Roman"/>
+        </w:rPr>
+        <w:t>、</w:t>
+      </w:r>
+      <w:r>
+        <w:rPr>
+          <w:rFonts w:hint="eastAsia" w:ascii="Times New Roman" w:hAnsi="Times New Roman" w:eastAsia="FangSong" w:cs="Times New Roman"/>
+        </w:rPr>
+        <w:t>以及铂向乙烯的反馈</w:t>
+      </w:r>
+      <w:r>
+        <w:rPr>
+          <w:rFonts w:ascii="Times New Roman" w:hAnsi="Times New Roman" w:eastAsia="Times New Roman" w:cs="Times New Roman"/>
+        </w:rPr>
+        <w:t xml:space="preserve"> </w:t>
+      </w:r>
+      <m:oMath>
+        <m:r>
+          <m:t>π</m:t>
+        </m:r>
+      </m:oMath>
+      <w:r>
+        <w:rPr>
+          <w:rFonts w:ascii="Times New Roman" w:hAnsi="Times New Roman" w:eastAsia="Times New Roman" w:cs="Times New Roman"/>
+        </w:rPr>
+        <w:t xml:space="preserve"> </w:t>
+      </w:r>
+      <w:r>
+        <w:rPr>
+          <w:rFonts w:hint="eastAsia" w:ascii="Times New Roman" w:hAnsi="Times New Roman" w:eastAsia="FangSong" w:cs="Times New Roman"/>
+        </w:rPr>
+        <w:t>键分别是由哪些具体的前线分子轨道重叠构成的</w:t>
+      </w:r>
+      <w:r>
+        <w:rPr>
+          <w:rFonts w:hint="eastAsia" w:ascii="Times New Roman" w:hAnsi="Times New Roman" w:eastAsia="Times New Roman" w:cs="Times New Roman"/>
+        </w:rPr>
+        <w:t>；</w:t>
+      </w:r>
+    </w:p>
+    <w:p>
+      <w:pPr>
+        <w:pStyle w:val="Compact"/>
+        <w:numPr>
+          <w:ilvl w:val="0"/>
+          <w:numId w:val="1019"/>
+        </w:numPr>
+        <w:ind w:firstLine="420"/>
+      </w:pPr>
+      <w:r>
+        <w:rPr>
+          <w:rFonts w:hint="eastAsia" w:ascii="Times New Roman" w:hAnsi="Times New Roman" w:eastAsia="FangSong" w:cs="Times New Roman"/>
+        </w:rPr>
+        <w:t>阐释两者之间的</w:t>
+      </w:r>
+      <w:r>
+        <w:rPr>
+          <w:rFonts w:hint="eastAsia" w:ascii="Times New Roman" w:hAnsi="Times New Roman" w:eastAsia="Times New Roman" w:cs="Times New Roman"/>
+        </w:rPr>
+        <w:t>“</w:t>
+      </w:r>
+      <w:r>
+        <w:rPr>
+          <w:rFonts w:hint="eastAsia" w:ascii="Times New Roman" w:hAnsi="Times New Roman" w:eastAsia="FangSong" w:cs="Times New Roman"/>
+        </w:rPr>
+        <w:t>协同正反馈机制</w:t>
+      </w:r>
+      <w:r>
+        <w:rPr>
+          <w:rFonts w:hint="eastAsia" w:ascii="Times New Roman" w:hAnsi="Times New Roman" w:eastAsia="Times New Roman" w:cs="Times New Roman"/>
+        </w:rPr>
+        <w:t>”（Synergic</w:t>
+      </w:r>
+      <w:r>
+        <w:rPr>
+          <w:rFonts w:ascii="Times New Roman" w:hAnsi="Times New Roman" w:eastAsia="Times New Roman" w:cs="Times New Roman"/>
+        </w:rPr>
+        <w:t xml:space="preserve"> </w:t>
+      </w:r>
+      <w:r>
+        <w:rPr>
+          <w:rFonts w:hint="eastAsia" w:ascii="Times New Roman" w:hAnsi="Times New Roman" w:eastAsia="Times New Roman" w:cs="Times New Roman"/>
+        </w:rPr>
+        <w:t>Mechanism），</w:t>
+      </w:r>
+      <w:r>
+        <w:rPr>
+          <w:rFonts w:hint="eastAsia" w:ascii="Times New Roman" w:hAnsi="Times New Roman" w:eastAsia="FangSong" w:cs="Times New Roman"/>
+        </w:rPr>
+        <w:t>并从微观轨道填充角度解释为什么成键后乙烯的</w:t>
+      </w:r>
+      <w:r>
+        <w:rPr>
+          <w:rFonts w:ascii="Times New Roman" w:hAnsi="Times New Roman" w:eastAsia="Times New Roman" w:cs="Times New Roman"/>
+        </w:rPr>
+        <w:t xml:space="preserve"> </w:t>
+      </w:r>
+      <m:oMath>
+        <m:r>
+          <m:rPr>
+            <m:sty m:val="p"/>
+          </m:rPr>
+          <m:t>C</m:t>
+        </m:r>
+        <m:r>
+          <m:rPr>
+            <m:sty m:val="p"/>
+          </m:rPr>
+          <m:t>=</m:t>
+        </m:r>
+        <m:r>
+          <m:rPr>
+            <m:sty m:val="p"/>
+          </m:rPr>
+          <m:t>C</m:t>
+        </m:r>
+      </m:oMath>
+      <w:r>
+        <w:rPr>
+          <w:rFonts w:ascii="Times New Roman" w:hAnsi="Times New Roman" w:eastAsia="Times New Roman" w:cs="Times New Roman"/>
+        </w:rPr>
+        <w:t xml:space="preserve"> </w:t>
+      </w:r>
+      <w:r>
+        <w:rPr>
+          <w:rFonts w:hint="eastAsia" w:ascii="Times New Roman" w:hAnsi="Times New Roman" w:eastAsia="FangSong" w:cs="Times New Roman"/>
+        </w:rPr>
+        <w:t>键长拉长而红外吸收频率发生红移</w:t>
+      </w:r>
+      <w:r>
+        <w:rPr>
+          <w:rFonts w:hint="eastAsia" w:ascii="Times New Roman" w:hAnsi="Times New Roman" w:eastAsia="Times New Roman" w:cs="Times New Roman"/>
+        </w:rPr>
+        <w:t>。</w:t>
+      </w:r>
+    </w:p>
+    <w:p>
+      <w:pPr>
+        <w:pStyle w:val="FirstParagraph"/>
       </w:pPr>
     </w:p>
     <w:p>
@@ -51947,18 +51831,16 @@
         </w:rPr>
         <w:t>。</w:t>
       </w:r>
-      <w:r>
-        <w:rPr>
-          <w:rFonts w:ascii="Times New Roman" w:hAnsi="Times New Roman" w:eastAsia="Times New Roman" w:cs="Times New Roman"/>
-        </w:rPr>
-        <w:t xml:space="preserve"> </w:t>
-      </w:r>
-      <w:r>
-        <w:rPr>
-          <w:rFonts w:ascii="Times New Roman" w:hAnsi="Times New Roman" w:eastAsia="Times New Roman" w:cs="Times New Roman"/>
-        </w:rPr>
-        <w:t xml:space="preserve">(1) </w:t>
-      </w:r>
+    </w:p>
+    <w:p>
+      <w:pPr>
+        <w:pStyle w:val="Compact"/>
+        <w:numPr>
+          <w:ilvl w:val="0"/>
+          <w:numId w:val="1020"/>
+        </w:numPr>
+        <w:ind w:firstLine="420"/>
+      </w:pPr>
       <w:r>
         <w:rPr>
           <w:rFonts w:hint="eastAsia" w:ascii="Times New Roman" w:hAnsi="Times New Roman" w:eastAsia="FangSong" w:cs="Times New Roman"/>
@@ -52007,18 +51889,16 @@
         </w:rPr>
         <w:t>；</w:t>
       </w:r>
-      <w:r>
-        <w:rPr>
-          <w:rFonts w:ascii="Times New Roman" w:hAnsi="Times New Roman" w:eastAsia="Times New Roman" w:cs="Times New Roman"/>
-        </w:rPr>
-        <w:t xml:space="preserve"> </w:t>
-      </w:r>
-      <w:r>
-        <w:rPr>
-          <w:rFonts w:ascii="Times New Roman" w:hAnsi="Times New Roman" w:eastAsia="Times New Roman" w:cs="Times New Roman"/>
-        </w:rPr>
-        <w:t xml:space="preserve">(2) </w:t>
-      </w:r>
+    </w:p>
+    <w:p>
+      <w:pPr>
+        <w:pStyle w:val="Compact"/>
+        <w:numPr>
+          <w:ilvl w:val="0"/>
+          <w:numId w:val="1020"/>
+        </w:numPr>
+        <w:ind w:firstLine="420"/>
+      </w:pPr>
       <w:r>
         <w:rPr>
           <w:rFonts w:hint="eastAsia" w:ascii="Times New Roman" w:hAnsi="Times New Roman" w:eastAsia="FangSong" w:cs="Times New Roman"/>
@@ -52272,18 +52152,16 @@
         </w:rPr>
         <w:t>；</w:t>
       </w:r>
-      <w:r>
-        <w:rPr>
-          <w:rFonts w:ascii="Times New Roman" w:hAnsi="Times New Roman" w:eastAsia="Times New Roman" w:cs="Times New Roman"/>
-        </w:rPr>
-        <w:t xml:space="preserve"> </w:t>
-      </w:r>
-      <w:r>
-        <w:rPr>
-          <w:rFonts w:ascii="Times New Roman" w:hAnsi="Times New Roman" w:eastAsia="Times New Roman" w:cs="Times New Roman"/>
-        </w:rPr>
-        <w:t xml:space="preserve">(3) </w:t>
-      </w:r>
+    </w:p>
+    <w:p>
+      <w:pPr>
+        <w:pStyle w:val="Compact"/>
+        <w:numPr>
+          <w:ilvl w:val="0"/>
+          <w:numId w:val="1020"/>
+        </w:numPr>
+        <w:ind w:firstLine="420"/>
+      </w:pPr>
       <w:r>
         <w:rPr>
           <w:rFonts w:hint="eastAsia" w:ascii="Times New Roman" w:hAnsi="Times New Roman" w:eastAsia="FangSong" w:cs="Times New Roman"/>
@@ -52463,7 +52341,7 @@
     </w:p>
     <w:p>
       <w:pPr>
-        <w:pStyle w:val="BodyText"/>
+        <w:pStyle w:val="FirstParagraph"/>
       </w:pPr>
     </w:p>
     <w:p>
@@ -52509,18 +52387,16 @@
         </w:rPr>
         <w:t>。</w:t>
       </w:r>
-      <w:r>
-        <w:rPr>
-          <w:rFonts w:ascii="Times New Roman" w:hAnsi="Times New Roman" w:eastAsia="Times New Roman" w:cs="Times New Roman"/>
-        </w:rPr>
-        <w:t xml:space="preserve"> </w:t>
-      </w:r>
-      <w:r>
-        <w:rPr>
-          <w:rFonts w:ascii="Times New Roman" w:hAnsi="Times New Roman" w:eastAsia="Times New Roman" w:cs="Times New Roman"/>
-        </w:rPr>
-        <w:t xml:space="preserve">(1) </w:t>
-      </w:r>
+    </w:p>
+    <w:p>
+      <w:pPr>
+        <w:pStyle w:val="Compact"/>
+        <w:numPr>
+          <w:ilvl w:val="0"/>
+          <w:numId w:val="1021"/>
+        </w:numPr>
+        <w:ind w:firstLine="420"/>
+      </w:pPr>
       <w:r>
         <w:rPr>
           <w:rFonts w:hint="eastAsia" w:ascii="Times New Roman" w:hAnsi="Times New Roman" w:eastAsia="FangSong" w:cs="Times New Roman"/>
@@ -52569,18 +52445,16 @@
         </w:rPr>
         <w:t>；</w:t>
       </w:r>
-      <w:r>
-        <w:rPr>
-          <w:rFonts w:ascii="Times New Roman" w:hAnsi="Times New Roman" w:eastAsia="Times New Roman" w:cs="Times New Roman"/>
-        </w:rPr>
-        <w:t xml:space="preserve"> </w:t>
-      </w:r>
-      <w:r>
-        <w:rPr>
-          <w:rFonts w:ascii="Times New Roman" w:hAnsi="Times New Roman" w:eastAsia="Times New Roman" w:cs="Times New Roman"/>
-        </w:rPr>
-        <w:t xml:space="preserve">(2) </w:t>
-      </w:r>
+    </w:p>
+    <w:p>
+      <w:pPr>
+        <w:pStyle w:val="Compact"/>
+        <w:numPr>
+          <w:ilvl w:val="0"/>
+          <w:numId w:val="1021"/>
+        </w:numPr>
+        <w:ind w:firstLine="420"/>
+      </w:pPr>
       <w:r>
         <w:rPr>
           <w:rFonts w:hint="eastAsia" w:ascii="Times New Roman" w:hAnsi="Times New Roman" w:eastAsia="FangSong" w:cs="Times New Roman"/>
@@ -52824,58 +52698,56 @@
         </w:rPr>
         <w:t>；</w:t>
       </w:r>
-      <w:r>
-        <w:rPr>
-          <w:rFonts w:ascii="Times New Roman" w:hAnsi="Times New Roman" w:eastAsia="Times New Roman" w:cs="Times New Roman"/>
-        </w:rPr>
-        <w:t xml:space="preserve"> </w:t>
-      </w:r>
-      <w:r>
-        <w:rPr>
-          <w:rFonts w:ascii="Times New Roman" w:hAnsi="Times New Roman" w:eastAsia="Times New Roman" w:cs="Times New Roman"/>
-        </w:rPr>
-        <w:t xml:space="preserve">(3) </w:t>
-      </w:r>
-      <w:r>
-        <w:rPr>
-          <w:rFonts w:hint="eastAsia" w:ascii="Times New Roman" w:hAnsi="Times New Roman" w:eastAsia="FangSong" w:cs="Times New Roman"/>
-        </w:rPr>
-        <w:t xml:space="preserve">说明为什么实验上常用单晶</w:t>
-      </w:r>
-      <w:r>
-        <w:rPr>
-          <w:rFonts w:ascii="Times New Roman" w:hAnsi="Times New Roman" w:eastAsia="Times New Roman" w:cs="Times New Roman"/>
-        </w:rPr>
-        <w:t xml:space="preserve"> X </w:t>
-      </w:r>
-      <w:r>
-        <w:rPr>
-          <w:rFonts w:hint="eastAsia" w:ascii="Times New Roman" w:hAnsi="Times New Roman" w:eastAsia="FangSong" w:cs="Times New Roman"/>
-        </w:rPr>
-        <w:t xml:space="preserve">射线衍射测得的基态键长或</w:t>
-      </w:r>
-      <w:r>
-        <w:rPr>
-          <w:rFonts w:ascii="Times New Roman" w:hAnsi="Times New Roman" w:eastAsia="Times New Roman" w:cs="Times New Roman"/>
-        </w:rPr>
-        <w:t xml:space="preserve"> NMR </w:t>
-      </w:r>
-      <w:r>
-        <w:rPr>
-          <w:rFonts w:hint="eastAsia" w:ascii="Times New Roman" w:hAnsi="Times New Roman" w:eastAsia="FangSong" w:cs="Times New Roman"/>
-        </w:rPr>
-        <w:t>耦合常数来标定热力学反位影响的强弱</w:t>
-      </w:r>
-      <w:r>
-        <w:rPr>
-          <w:rFonts w:hint="eastAsia" w:ascii="Times New Roman" w:hAnsi="Times New Roman" w:eastAsia="Times New Roman" w:cs="Times New Roman"/>
-        </w:rPr>
-        <w:t>。</w:t>
-      </w:r>
     </w:p>
     <w:p>
       <w:pPr>
-        <w:pStyle w:val="BodyText"/>
+        <w:pStyle w:val="Compact"/>
+        <w:numPr>
+          <w:ilvl w:val="0"/>
+          <w:numId w:val="1021"/>
+        </w:numPr>
+        <w:ind w:firstLine="420"/>
+      </w:pPr>
+      <w:r>
+        <w:rPr>
+          <w:rFonts w:hint="eastAsia" w:ascii="Times New Roman" w:hAnsi="Times New Roman" w:eastAsia="FangSong" w:cs="Times New Roman"/>
+        </w:rPr>
+        <w:t xml:space="preserve">说明为什么实验上常用单晶</w:t>
+      </w:r>
+      <w:r>
+        <w:rPr>
+          <w:rFonts w:ascii="Times New Roman" w:hAnsi="Times New Roman" w:eastAsia="Times New Roman" w:cs="Times New Roman"/>
+        </w:rPr>
+        <w:t xml:space="preserve"> X </w:t>
+      </w:r>
+      <w:r>
+        <w:rPr>
+          <w:rFonts w:hint="eastAsia" w:ascii="Times New Roman" w:hAnsi="Times New Roman" w:eastAsia="FangSong" w:cs="Times New Roman"/>
+        </w:rPr>
+        <w:t xml:space="preserve">射线衍射测得的基态键长或</w:t>
+      </w:r>
+      <w:r>
+        <w:rPr>
+          <w:rFonts w:ascii="Times New Roman" w:hAnsi="Times New Roman" w:eastAsia="Times New Roman" w:cs="Times New Roman"/>
+        </w:rPr>
+        <w:t xml:space="preserve"> NMR </w:t>
+      </w:r>
+      <w:r>
+        <w:rPr>
+          <w:rFonts w:hint="eastAsia" w:ascii="Times New Roman" w:hAnsi="Times New Roman" w:eastAsia="FangSong" w:cs="Times New Roman"/>
+        </w:rPr>
+        <w:t>耦合常数来标定热力学反位影响的强弱</w:t>
+      </w:r>
+      <w:r>
+        <w:rPr>
+          <w:rFonts w:hint="eastAsia" w:ascii="Times New Roman" w:hAnsi="Times New Roman" w:eastAsia="Times New Roman" w:cs="Times New Roman"/>
+        </w:rPr>
+        <w:t>。</w:t>
+      </w:r>
+    </w:p>
+    <w:p>
+      <w:pPr>
+        <w:pStyle w:val="FirstParagraph"/>
       </w:pPr>
     </w:p>
     <w:p>
@@ -52933,18 +52805,16 @@
         </w:rPr>
         <w:t>。</w:t>
       </w:r>
-      <w:r>
-        <w:rPr>
-          <w:rFonts w:ascii="Times New Roman" w:hAnsi="Times New Roman" w:eastAsia="Times New Roman" w:cs="Times New Roman"/>
-        </w:rPr>
-        <w:t xml:space="preserve"> </w:t>
-      </w:r>
-      <w:r>
-        <w:rPr>
-          <w:rFonts w:ascii="Times New Roman" w:hAnsi="Times New Roman" w:eastAsia="Times New Roman" w:cs="Times New Roman"/>
-        </w:rPr>
-        <w:t xml:space="preserve">(1) </w:t>
-      </w:r>
+    </w:p>
+    <w:p>
+      <w:pPr>
+        <w:pStyle w:val="Compact"/>
+        <w:numPr>
+          <w:ilvl w:val="0"/>
+          <w:numId w:val="1022"/>
+        </w:numPr>
+        <w:ind w:firstLine="420"/>
+      </w:pPr>
       <w:r>
         <w:rPr>
           <w:rFonts w:hint="eastAsia" w:ascii="Times New Roman" w:hAnsi="Times New Roman" w:eastAsia="FangSong" w:cs="Times New Roman"/>
@@ -53056,18 +52926,16 @@
         </w:rPr>
         <w:t>；</w:t>
       </w:r>
-      <w:r>
-        <w:rPr>
-          <w:rFonts w:ascii="Times New Roman" w:hAnsi="Times New Roman" w:eastAsia="Times New Roman" w:cs="Times New Roman"/>
-        </w:rPr>
-        <w:t xml:space="preserve"> </w:t>
-      </w:r>
-      <w:r>
-        <w:rPr>
-          <w:rFonts w:ascii="Times New Roman" w:hAnsi="Times New Roman" w:eastAsia="Times New Roman" w:cs="Times New Roman"/>
-        </w:rPr>
-        <w:t xml:space="preserve">(2) </w:t>
-      </w:r>
+    </w:p>
+    <w:p>
+      <w:pPr>
+        <w:pStyle w:val="Compact"/>
+        <w:numPr>
+          <w:ilvl w:val="0"/>
+          <w:numId w:val="1022"/>
+        </w:numPr>
+        <w:ind w:firstLine="420"/>
+      </w:pPr>
       <w:r>
         <w:rPr>
           <w:rFonts w:hint="eastAsia" w:ascii="Times New Roman" w:hAnsi="Times New Roman" w:eastAsia="FangSong" w:cs="Times New Roman"/>
@@ -53170,18 +53038,16 @@
         </w:rPr>
         <w:t>；</w:t>
       </w:r>
-      <w:r>
-        <w:rPr>
-          <w:rFonts w:ascii="Times New Roman" w:hAnsi="Times New Roman" w:eastAsia="Times New Roman" w:cs="Times New Roman"/>
-        </w:rPr>
-        <w:t xml:space="preserve"> </w:t>
-      </w:r>
-      <w:r>
-        <w:rPr>
-          <w:rFonts w:ascii="Times New Roman" w:hAnsi="Times New Roman" w:eastAsia="Times New Roman" w:cs="Times New Roman"/>
-        </w:rPr>
-        <w:t xml:space="preserve">(3) </w:t>
-      </w:r>
+    </w:p>
+    <w:p>
+      <w:pPr>
+        <w:pStyle w:val="Compact"/>
+        <w:numPr>
+          <w:ilvl w:val="0"/>
+          <w:numId w:val="1022"/>
+        </w:numPr>
+        <w:ind w:firstLine="420"/>
+      </w:pPr>
       <w:r>
         <w:rPr>
           <w:rFonts w:hint="eastAsia" w:ascii="Times New Roman" w:hAnsi="Times New Roman" w:eastAsia="FangSong" w:cs="Times New Roman"/>
@@ -53391,7 +53257,7 @@
     </w:p>
     <w:p>
       <w:pPr>
-        <w:pStyle w:val="BodyText"/>
+        <w:pStyle w:val="FirstParagraph"/>
       </w:pPr>
     </w:p>
     <w:p>
@@ -53425,18 +53291,16 @@
         </w:rPr>
         <w:t>。</w:t>
       </w:r>
-      <w:r>
-        <w:rPr>
-          <w:rFonts w:ascii="Times New Roman" w:hAnsi="Times New Roman" w:eastAsia="Times New Roman" w:cs="Times New Roman"/>
-        </w:rPr>
-        <w:t xml:space="preserve"> </w:t>
-      </w:r>
-      <w:r>
-        <w:rPr>
-          <w:rFonts w:ascii="Times New Roman" w:hAnsi="Times New Roman" w:eastAsia="Times New Roman" w:cs="Times New Roman"/>
-        </w:rPr>
-        <w:t xml:space="preserve">(1) </w:t>
-      </w:r>
+    </w:p>
+    <w:p>
+      <w:pPr>
+        <w:pStyle w:val="Compact"/>
+        <w:numPr>
+          <w:ilvl w:val="0"/>
+          <w:numId w:val="1023"/>
+        </w:numPr>
+        <w:ind w:firstLine="420"/>
+      </w:pPr>
       <w:r>
         <w:rPr>
           <w:rFonts w:hint="eastAsia" w:ascii="Times New Roman" w:hAnsi="Times New Roman" w:eastAsia="FangSong" w:cs="Times New Roman"/>
@@ -53729,18 +53593,16 @@
         </w:rPr>
         <w:t xml:space="preserve">）；</w:t>
       </w:r>
-      <w:r>
-        <w:rPr>
-          <w:rFonts w:ascii="Times New Roman" w:hAnsi="Times New Roman" w:eastAsia="Times New Roman" w:cs="Times New Roman"/>
-        </w:rPr>
-        <w:t xml:space="preserve"> </w:t>
-      </w:r>
-      <w:r>
-        <w:rPr>
-          <w:rFonts w:ascii="Times New Roman" w:hAnsi="Times New Roman" w:eastAsia="Times New Roman" w:cs="Times New Roman"/>
-        </w:rPr>
-        <w:t xml:space="preserve">(2) </w:t>
-      </w:r>
+    </w:p>
+    <w:p>
+      <w:pPr>
+        <w:pStyle w:val="Compact"/>
+        <w:numPr>
+          <w:ilvl w:val="0"/>
+          <w:numId w:val="1023"/>
+        </w:numPr>
+        <w:ind w:firstLine="420"/>
+      </w:pPr>
       <w:r>
         <w:rPr>
           <w:rFonts w:hint="eastAsia" w:ascii="Times New Roman" w:hAnsi="Times New Roman" w:eastAsia="FangSong" w:cs="Times New Roman"/>
@@ -54008,18 +53870,16 @@
         </w:rPr>
         <w:t>；</w:t>
       </w:r>
-      <w:r>
-        <w:rPr>
-          <w:rFonts w:ascii="Times New Roman" w:hAnsi="Times New Roman" w:eastAsia="Times New Roman" w:cs="Times New Roman"/>
-        </w:rPr>
-        <w:t xml:space="preserve"> </w:t>
-      </w:r>
-      <w:r>
-        <w:rPr>
-          <w:rFonts w:ascii="Times New Roman" w:hAnsi="Times New Roman" w:eastAsia="Times New Roman" w:cs="Times New Roman"/>
-        </w:rPr>
-        <w:t xml:space="preserve">(3) </w:t>
-      </w:r>
+    </w:p>
+    <w:p>
+      <w:pPr>
+        <w:pStyle w:val="Compact"/>
+        <w:numPr>
+          <w:ilvl w:val="0"/>
+          <w:numId w:val="1023"/>
+        </w:numPr>
+        <w:ind w:firstLine="420"/>
+      </w:pPr>
       <w:r>
         <w:rPr>
           <w:rFonts w:hint="eastAsia" w:ascii="Times New Roman" w:hAnsi="Times New Roman" w:eastAsia="FangSong" w:cs="Times New Roman"/>
@@ -54326,7 +54186,7 @@
     </w:p>
     <w:p>
       <w:pPr>
-        <w:pStyle w:val="BodyText"/>
+        <w:pStyle w:val="FirstParagraph"/>
       </w:pPr>
     </w:p>
     <w:p>
@@ -54360,18 +54220,16 @@
         </w:rPr>
         <w:t>。</w:t>
       </w:r>
-      <w:r>
-        <w:rPr>
-          <w:rFonts w:ascii="Times New Roman" w:hAnsi="Times New Roman" w:eastAsia="Times New Roman" w:cs="Times New Roman"/>
-        </w:rPr>
-        <w:t xml:space="preserve"> </w:t>
-      </w:r>
-      <w:r>
-        <w:rPr>
-          <w:rFonts w:ascii="Times New Roman" w:hAnsi="Times New Roman" w:eastAsia="Times New Roman" w:cs="Times New Roman"/>
-        </w:rPr>
-        <w:t xml:space="preserve">(1) </w:t>
-      </w:r>
+    </w:p>
+    <w:p>
+      <w:pPr>
+        <w:pStyle w:val="Compact"/>
+        <w:numPr>
+          <w:ilvl w:val="0"/>
+          <w:numId w:val="1024"/>
+        </w:numPr>
+        <w:ind w:firstLine="420"/>
+      </w:pPr>
       <w:r>
         <w:rPr>
           <w:rFonts w:hint="eastAsia" w:ascii="Times New Roman" w:hAnsi="Times New Roman" w:eastAsia="FangSong" w:cs="Times New Roman"/>
@@ -54480,18 +54338,16 @@
         </w:rPr>
         <w:t>；</w:t>
       </w:r>
-      <w:r>
-        <w:rPr>
-          <w:rFonts w:ascii="Times New Roman" w:hAnsi="Times New Roman" w:eastAsia="Times New Roman" w:cs="Times New Roman"/>
-        </w:rPr>
-        <w:t xml:space="preserve"> </w:t>
-      </w:r>
-      <w:r>
-        <w:rPr>
-          <w:rFonts w:ascii="Times New Roman" w:hAnsi="Times New Roman" w:eastAsia="Times New Roman" w:cs="Times New Roman"/>
-        </w:rPr>
-        <w:t xml:space="preserve">(2) </w:t>
-      </w:r>
+    </w:p>
+    <w:p>
+      <w:pPr>
+        <w:pStyle w:val="Compact"/>
+        <w:numPr>
+          <w:ilvl w:val="0"/>
+          <w:numId w:val="1024"/>
+        </w:numPr>
+        <w:ind w:firstLine="420"/>
+      </w:pPr>
       <w:r>
         <w:rPr>
           <w:rFonts w:hint="eastAsia" w:ascii="Times New Roman" w:hAnsi="Times New Roman" w:eastAsia="FangSong" w:cs="Times New Roman"/>
@@ -54689,18 +54545,16 @@
         </w:rPr>
         <w:t>；</w:t>
       </w:r>
-      <w:r>
-        <w:rPr>
-          <w:rFonts w:ascii="Times New Roman" w:hAnsi="Times New Roman" w:eastAsia="Times New Roman" w:cs="Times New Roman"/>
-        </w:rPr>
-        <w:t xml:space="preserve"> </w:t>
-      </w:r>
-      <w:r>
-        <w:rPr>
-          <w:rFonts w:ascii="Times New Roman" w:hAnsi="Times New Roman" w:eastAsia="Times New Roman" w:cs="Times New Roman"/>
-        </w:rPr>
-        <w:t xml:space="preserve">(3) </w:t>
-      </w:r>
+    </w:p>
+    <w:p>
+      <w:pPr>
+        <w:pStyle w:val="Compact"/>
+        <w:numPr>
+          <w:ilvl w:val="0"/>
+          <w:numId w:val="1024"/>
+        </w:numPr>
+        <w:ind w:firstLine="420"/>
+      </w:pPr>
       <w:r>
         <w:rPr>
           <w:rFonts w:hint="eastAsia" w:ascii="Times New Roman" w:hAnsi="Times New Roman" w:eastAsia="FangSong" w:cs="Times New Roman"/>
@@ -55158,7 +55012,7 @@
     </w:p>
     <w:p>
       <w:pPr>
-        <w:pStyle w:val="BodyText"/>
+        <w:pStyle w:val="FirstParagraph"/>
       </w:pPr>
     </w:p>
     <w:p>
@@ -55204,18 +55058,16 @@
         </w:rPr>
         <w:t>。</w:t>
       </w:r>
-      <w:r>
-        <w:rPr>
-          <w:rFonts w:ascii="Times New Roman" w:hAnsi="Times New Roman" w:eastAsia="Times New Roman" w:cs="Times New Roman"/>
-        </w:rPr>
-        <w:t xml:space="preserve"> </w:t>
-      </w:r>
-      <w:r>
-        <w:rPr>
-          <w:rFonts w:ascii="Times New Roman" w:hAnsi="Times New Roman" w:eastAsia="Times New Roman" w:cs="Times New Roman"/>
-        </w:rPr>
-        <w:t xml:space="preserve">(1) </w:t>
-      </w:r>
+    </w:p>
+    <w:p>
+      <w:pPr>
+        <w:pStyle w:val="Compact"/>
+        <w:numPr>
+          <w:ilvl w:val="0"/>
+          <w:numId w:val="1025"/>
+        </w:numPr>
+        <w:ind w:firstLine="420"/>
+      </w:pPr>
       <w:r>
         <w:rPr>
           <w:rFonts w:hint="eastAsia" w:ascii="Times New Roman" w:hAnsi="Times New Roman" w:eastAsia="FangSong" w:cs="Times New Roman"/>
@@ -55366,18 +55218,16 @@
         </w:rPr>
         <w:t>；</w:t>
       </w:r>
-      <w:r>
-        <w:rPr>
-          <w:rFonts w:ascii="Times New Roman" w:hAnsi="Times New Roman" w:eastAsia="Times New Roman" w:cs="Times New Roman"/>
-        </w:rPr>
-        <w:t xml:space="preserve"> </w:t>
-      </w:r>
-      <w:r>
-        <w:rPr>
-          <w:rFonts w:ascii="Times New Roman" w:hAnsi="Times New Roman" w:eastAsia="Times New Roman" w:cs="Times New Roman"/>
-        </w:rPr>
-        <w:t xml:space="preserve">(2) </w:t>
-      </w:r>
+    </w:p>
+    <w:p>
+      <w:pPr>
+        <w:pStyle w:val="Compact"/>
+        <w:numPr>
+          <w:ilvl w:val="0"/>
+          <w:numId w:val="1025"/>
+        </w:numPr>
+        <w:ind w:firstLine="420"/>
+      </w:pPr>
       <w:r>
         <w:rPr>
           <w:rFonts w:hint="eastAsia" w:ascii="Times New Roman" w:hAnsi="Times New Roman" w:eastAsia="FangSong" w:cs="Times New Roman"/>
@@ -55541,18 +55391,16 @@
         </w:rPr>
         <w:t>；</w:t>
       </w:r>
-      <w:r>
-        <w:rPr>
-          <w:rFonts w:ascii="Times New Roman" w:hAnsi="Times New Roman" w:eastAsia="Times New Roman" w:cs="Times New Roman"/>
-        </w:rPr>
-        <w:t xml:space="preserve"> </w:t>
-      </w:r>
-      <w:r>
-        <w:rPr>
-          <w:rFonts w:ascii="Times New Roman" w:hAnsi="Times New Roman" w:eastAsia="Times New Roman" w:cs="Times New Roman"/>
-        </w:rPr>
-        <w:t xml:space="preserve">(3) </w:t>
-      </w:r>
+    </w:p>
+    <w:p>
+      <w:pPr>
+        <w:pStyle w:val="Compact"/>
+        <w:numPr>
+          <w:ilvl w:val="0"/>
+          <w:numId w:val="1025"/>
+        </w:numPr>
+        <w:ind w:firstLine="420"/>
+      </w:pPr>
       <w:r>
         <w:rPr>
           <w:rFonts w:hint="eastAsia" w:ascii="Times New Roman" w:hAnsi="Times New Roman" w:eastAsia="FangSong" w:cs="Times New Roman"/>
@@ -56047,8 +55895,843 @@
       </w:pPr>
     </w:lvl>
   </w:abstractNum>
+  <w:abstractNum w:abstractNumId="99431">
+    <w:nsid w:val="00A99431"/>
+    <w:multiLevelType w:val="multilevel"/>
+    <w:lvl w:ilvl="0">
+      <w:start w:val="1"/>
+      <w:numFmt w:val="decimal"/>
+      <w:lvlText w:val="(%1)"/>
+      <w:lvlJc w:val="left"/>
+      <w:pPr>
+        <w:ind w:left="720" w:hanging="360"/>
+      </w:pPr>
+    </w:lvl>
+    <w:lvl w:ilvl="1">
+      <w:start w:val="1"/>
+      <w:numFmt w:val="decimal"/>
+      <w:lvlText w:val="(%2)"/>
+      <w:lvlJc w:val="left"/>
+      <w:pPr>
+        <w:ind w:left="1440" w:hanging="360"/>
+      </w:pPr>
+    </w:lvl>
+    <w:lvl w:ilvl="2">
+      <w:start w:val="1"/>
+      <w:numFmt w:val="decimal"/>
+      <w:lvlText w:val="(%3)"/>
+      <w:lvlJc w:val="left"/>
+      <w:pPr>
+        <w:ind w:left="2160" w:hanging="360"/>
+      </w:pPr>
+    </w:lvl>
+    <w:lvl w:ilvl="3">
+      <w:start w:val="1"/>
+      <w:numFmt w:val="decimal"/>
+      <w:lvlText w:val="(%4)"/>
+      <w:lvlJc w:val="left"/>
+      <w:pPr>
+        <w:ind w:left="2880" w:hanging="360"/>
+      </w:pPr>
+    </w:lvl>
+    <w:lvl w:ilvl="4">
+      <w:start w:val="1"/>
+      <w:numFmt w:val="decimal"/>
+      <w:lvlText w:val="(%5)"/>
+      <w:lvlJc w:val="left"/>
+      <w:pPr>
+        <w:ind w:left="3600" w:hanging="360"/>
+      </w:pPr>
+    </w:lvl>
+    <w:lvl w:ilvl="5">
+      <w:start w:val="1"/>
+      <w:numFmt w:val="decimal"/>
+      <w:lvlText w:val="(%6)"/>
+      <w:lvlJc w:val="left"/>
+      <w:pPr>
+        <w:ind w:left="4320" w:hanging="360"/>
+      </w:pPr>
+    </w:lvl>
+    <w:lvl w:ilvl="6">
+      <w:start w:val="1"/>
+      <w:numFmt w:val="decimal"/>
+      <w:lvlText w:val="(%7)"/>
+      <w:lvlJc w:val="left"/>
+      <w:pPr>
+        <w:ind w:left="5040" w:hanging="360"/>
+      </w:pPr>
+    </w:lvl>
+    <w:lvl w:ilvl="7">
+      <w:start w:val="1"/>
+      <w:numFmt w:val="decimal"/>
+      <w:lvlText w:val="(%8)"/>
+      <w:lvlJc w:val="left"/>
+      <w:pPr>
+        <w:ind w:left="5760" w:hanging="360"/>
+      </w:pPr>
+    </w:lvl>
+    <w:lvl w:ilvl="8">
+      <w:start w:val="1"/>
+      <w:numFmt w:val="decimal"/>
+      <w:lvlText w:val="(%9)"/>
+      <w:lvlJc w:val="left"/>
+      <w:pPr>
+        <w:ind w:left="6480" w:hanging="360"/>
+      </w:pPr>
+    </w:lvl>
+  </w:abstractNum>
   <w:num w:numId="1000">
     <w:abstractNumId w:val="990"/>
+  </w:num>
+  <w:num w:numId="1001">
+    <w:abstractNumId w:val="99431"/>
+    <w:lvlOverride w:ilvl="0">
+      <w:startOverride w:val="1"/>
+    </w:lvlOverride>
+    <w:lvlOverride w:ilvl="1">
+      <w:startOverride w:val="1"/>
+    </w:lvlOverride>
+    <w:lvlOverride w:ilvl="2">
+      <w:startOverride w:val="1"/>
+    </w:lvlOverride>
+    <w:lvlOverride w:ilvl="3">
+      <w:startOverride w:val="1"/>
+    </w:lvlOverride>
+    <w:lvlOverride w:ilvl="4">
+      <w:startOverride w:val="1"/>
+    </w:lvlOverride>
+    <w:lvlOverride w:ilvl="5">
+      <w:startOverride w:val="1"/>
+    </w:lvlOverride>
+    <w:lvlOverride w:ilvl="6">
+      <w:startOverride w:val="1"/>
+    </w:lvlOverride>
+    <w:lvlOverride w:ilvl="7">
+      <w:startOverride w:val="1"/>
+    </w:lvlOverride>
+    <w:lvlOverride w:ilvl="8">
+      <w:startOverride w:val="1"/>
+    </w:lvlOverride>
+  </w:num>
+  <w:num w:numId="1002">
+    <w:abstractNumId w:val="99431"/>
+    <w:lvlOverride w:ilvl="0">
+      <w:startOverride w:val="1"/>
+    </w:lvlOverride>
+    <w:lvlOverride w:ilvl="1">
+      <w:startOverride w:val="1"/>
+    </w:lvlOverride>
+    <w:lvlOverride w:ilvl="2">
+      <w:startOverride w:val="1"/>
+    </w:lvlOverride>
+    <w:lvlOverride w:ilvl="3">
+      <w:startOverride w:val="1"/>
+    </w:lvlOverride>
+    <w:lvlOverride w:ilvl="4">
+      <w:startOverride w:val="1"/>
+    </w:lvlOverride>
+    <w:lvlOverride w:ilvl="5">
+      <w:startOverride w:val="1"/>
+    </w:lvlOverride>
+    <w:lvlOverride w:ilvl="6">
+      <w:startOverride w:val="1"/>
+    </w:lvlOverride>
+    <w:lvlOverride w:ilvl="7">
+      <w:startOverride w:val="1"/>
+    </w:lvlOverride>
+    <w:lvlOverride w:ilvl="8">
+      <w:startOverride w:val="1"/>
+    </w:lvlOverride>
+  </w:num>
+  <w:num w:numId="1003">
+    <w:abstractNumId w:val="99431"/>
+    <w:lvlOverride w:ilvl="0">
+      <w:startOverride w:val="1"/>
+    </w:lvlOverride>
+    <w:lvlOverride w:ilvl="1">
+      <w:startOverride w:val="1"/>
+    </w:lvlOverride>
+    <w:lvlOverride w:ilvl="2">
+      <w:startOverride w:val="1"/>
+    </w:lvlOverride>
+    <w:lvlOverride w:ilvl="3">
+      <w:startOverride w:val="1"/>
+    </w:lvlOverride>
+    <w:lvlOverride w:ilvl="4">
+      <w:startOverride w:val="1"/>
+    </w:lvlOverride>
+    <w:lvlOverride w:ilvl="5">
+      <w:startOverride w:val="1"/>
+    </w:lvlOverride>
+    <w:lvlOverride w:ilvl="6">
+      <w:startOverride w:val="1"/>
+    </w:lvlOverride>
+    <w:lvlOverride w:ilvl="7">
+      <w:startOverride w:val="1"/>
+    </w:lvlOverride>
+    <w:lvlOverride w:ilvl="8">
+      <w:startOverride w:val="1"/>
+    </w:lvlOverride>
+  </w:num>
+  <w:num w:numId="1004">
+    <w:abstractNumId w:val="99431"/>
+    <w:lvlOverride w:ilvl="0">
+      <w:startOverride w:val="1"/>
+    </w:lvlOverride>
+    <w:lvlOverride w:ilvl="1">
+      <w:startOverride w:val="1"/>
+    </w:lvlOverride>
+    <w:lvlOverride w:ilvl="2">
+      <w:startOverride w:val="1"/>
+    </w:lvlOverride>
+    <w:lvlOverride w:ilvl="3">
+      <w:startOverride w:val="1"/>
+    </w:lvlOverride>
+    <w:lvlOverride w:ilvl="4">
+      <w:startOverride w:val="1"/>
+    </w:lvlOverride>
+    <w:lvlOverride w:ilvl="5">
+      <w:startOverride w:val="1"/>
+    </w:lvlOverride>
+    <w:lvlOverride w:ilvl="6">
+      <w:startOverride w:val="1"/>
+    </w:lvlOverride>
+    <w:lvlOverride w:ilvl="7">
+      <w:startOverride w:val="1"/>
+    </w:lvlOverride>
+    <w:lvlOverride w:ilvl="8">
+      <w:startOverride w:val="1"/>
+    </w:lvlOverride>
+  </w:num>
+  <w:num w:numId="1005">
+    <w:abstractNumId w:val="99431"/>
+    <w:lvlOverride w:ilvl="0">
+      <w:startOverride w:val="1"/>
+    </w:lvlOverride>
+    <w:lvlOverride w:ilvl="1">
+      <w:startOverride w:val="1"/>
+    </w:lvlOverride>
+    <w:lvlOverride w:ilvl="2">
+      <w:startOverride w:val="1"/>
+    </w:lvlOverride>
+    <w:lvlOverride w:ilvl="3">
+      <w:startOverride w:val="1"/>
+    </w:lvlOverride>
+    <w:lvlOverride w:ilvl="4">
+      <w:startOverride w:val="1"/>
+    </w:lvlOverride>
+    <w:lvlOverride w:ilvl="5">
+      <w:startOverride w:val="1"/>
+    </w:lvlOverride>
+    <w:lvlOverride w:ilvl="6">
+      <w:startOverride w:val="1"/>
+    </w:lvlOverride>
+    <w:lvlOverride w:ilvl="7">
+      <w:startOverride w:val="1"/>
+    </w:lvlOverride>
+    <w:lvlOverride w:ilvl="8">
+      <w:startOverride w:val="1"/>
+    </w:lvlOverride>
+  </w:num>
+  <w:num w:numId="1006">
+    <w:abstractNumId w:val="99431"/>
+    <w:lvlOverride w:ilvl="0">
+      <w:startOverride w:val="1"/>
+    </w:lvlOverride>
+    <w:lvlOverride w:ilvl="1">
+      <w:startOverride w:val="1"/>
+    </w:lvlOverride>
+    <w:lvlOverride w:ilvl="2">
+      <w:startOverride w:val="1"/>
+    </w:lvlOverride>
+    <w:lvlOverride w:ilvl="3">
+      <w:startOverride w:val="1"/>
+    </w:lvlOverride>
+    <w:lvlOverride w:ilvl="4">
+      <w:startOverride w:val="1"/>
+    </w:lvlOverride>
+    <w:lvlOverride w:ilvl="5">
+      <w:startOverride w:val="1"/>
+    </w:lvlOverride>
+    <w:lvlOverride w:ilvl="6">
+      <w:startOverride w:val="1"/>
+    </w:lvlOverride>
+    <w:lvlOverride w:ilvl="7">
+      <w:startOverride w:val="1"/>
+    </w:lvlOverride>
+    <w:lvlOverride w:ilvl="8">
+      <w:startOverride w:val="1"/>
+    </w:lvlOverride>
+  </w:num>
+  <w:num w:numId="1007">
+    <w:abstractNumId w:val="99431"/>
+    <w:lvlOverride w:ilvl="0">
+      <w:startOverride w:val="1"/>
+    </w:lvlOverride>
+    <w:lvlOverride w:ilvl="1">
+      <w:startOverride w:val="1"/>
+    </w:lvlOverride>
+    <w:lvlOverride w:ilvl="2">
+      <w:startOverride w:val="1"/>
+    </w:lvlOverride>
+    <w:lvlOverride w:ilvl="3">
+      <w:startOverride w:val="1"/>
+    </w:lvlOverride>
+    <w:lvlOverride w:ilvl="4">
+      <w:startOverride w:val="1"/>
+    </w:lvlOverride>
+    <w:lvlOverride w:ilvl="5">
+      <w:startOverride w:val="1"/>
+    </w:lvlOverride>
+    <w:lvlOverride w:ilvl="6">
+      <w:startOverride w:val="1"/>
+    </w:lvlOverride>
+    <w:lvlOverride w:ilvl="7">
+      <w:startOverride w:val="1"/>
+    </w:lvlOverride>
+    <w:lvlOverride w:ilvl="8">
+      <w:startOverride w:val="1"/>
+    </w:lvlOverride>
+  </w:num>
+  <w:num w:numId="1008">
+    <w:abstractNumId w:val="99431"/>
+    <w:lvlOverride w:ilvl="0">
+      <w:startOverride w:val="1"/>
+    </w:lvlOverride>
+    <w:lvlOverride w:ilvl="1">
+      <w:startOverride w:val="1"/>
+    </w:lvlOverride>
+    <w:lvlOverride w:ilvl="2">
+      <w:startOverride w:val="1"/>
+    </w:lvlOverride>
+    <w:lvlOverride w:ilvl="3">
+      <w:startOverride w:val="1"/>
+    </w:lvlOverride>
+    <w:lvlOverride w:ilvl="4">
+      <w:startOverride w:val="1"/>
+    </w:lvlOverride>
+    <w:lvlOverride w:ilvl="5">
+      <w:startOverride w:val="1"/>
+    </w:lvlOverride>
+    <w:lvlOverride w:ilvl="6">
+      <w:startOverride w:val="1"/>
+    </w:lvlOverride>
+    <w:lvlOverride w:ilvl="7">
+      <w:startOverride w:val="1"/>
+    </w:lvlOverride>
+    <w:lvlOverride w:ilvl="8">
+      <w:startOverride w:val="1"/>
+    </w:lvlOverride>
+  </w:num>
+  <w:num w:numId="1009">
+    <w:abstractNumId w:val="99431"/>
+    <w:lvlOverride w:ilvl="0">
+      <w:startOverride w:val="1"/>
+    </w:lvlOverride>
+    <w:lvlOverride w:ilvl="1">
+      <w:startOverride w:val="1"/>
+    </w:lvlOverride>
+    <w:lvlOverride w:ilvl="2">
+      <w:startOverride w:val="1"/>
+    </w:lvlOverride>
+    <w:lvlOverride w:ilvl="3">
+      <w:startOverride w:val="1"/>
+    </w:lvlOverride>
+    <w:lvlOverride w:ilvl="4">
+      <w:startOverride w:val="1"/>
+    </w:lvlOverride>
+    <w:lvlOverride w:ilvl="5">
+      <w:startOverride w:val="1"/>
+    </w:lvlOverride>
+    <w:lvlOverride w:ilvl="6">
+      <w:startOverride w:val="1"/>
+    </w:lvlOverride>
+    <w:lvlOverride w:ilvl="7">
+      <w:startOverride w:val="1"/>
+    </w:lvlOverride>
+    <w:lvlOverride w:ilvl="8">
+      <w:startOverride w:val="1"/>
+    </w:lvlOverride>
+  </w:num>
+  <w:num w:numId="1010">
+    <w:abstractNumId w:val="99431"/>
+    <w:lvlOverride w:ilvl="0">
+      <w:startOverride w:val="1"/>
+    </w:lvlOverride>
+    <w:lvlOverride w:ilvl="1">
+      <w:startOverride w:val="1"/>
+    </w:lvlOverride>
+    <w:lvlOverride w:ilvl="2">
+      <w:startOverride w:val="1"/>
+    </w:lvlOverride>
+    <w:lvlOverride w:ilvl="3">
+      <w:startOverride w:val="1"/>
+    </w:lvlOverride>
+    <w:lvlOverride w:ilvl="4">
+      <w:startOverride w:val="1"/>
+    </w:lvlOverride>
+    <w:lvlOverride w:ilvl="5">
+      <w:startOverride w:val="1"/>
+    </w:lvlOverride>
+    <w:lvlOverride w:ilvl="6">
+      <w:startOverride w:val="1"/>
+    </w:lvlOverride>
+    <w:lvlOverride w:ilvl="7">
+      <w:startOverride w:val="1"/>
+    </w:lvlOverride>
+    <w:lvlOverride w:ilvl="8">
+      <w:startOverride w:val="1"/>
+    </w:lvlOverride>
+  </w:num>
+  <w:num w:numId="1011">
+    <w:abstractNumId w:val="99431"/>
+    <w:lvlOverride w:ilvl="0">
+      <w:startOverride w:val="1"/>
+    </w:lvlOverride>
+    <w:lvlOverride w:ilvl="1">
+      <w:startOverride w:val="1"/>
+    </w:lvlOverride>
+    <w:lvlOverride w:ilvl="2">
+      <w:startOverride w:val="1"/>
+    </w:lvlOverride>
+    <w:lvlOverride w:ilvl="3">
+      <w:startOverride w:val="1"/>
+    </w:lvlOverride>
+    <w:lvlOverride w:ilvl="4">
+      <w:startOverride w:val="1"/>
+    </w:lvlOverride>
+    <w:lvlOverride w:ilvl="5">
+      <w:startOverride w:val="1"/>
+    </w:lvlOverride>
+    <w:lvlOverride w:ilvl="6">
+      <w:startOverride w:val="1"/>
+    </w:lvlOverride>
+    <w:lvlOverride w:ilvl="7">
+      <w:startOverride w:val="1"/>
+    </w:lvlOverride>
+    <w:lvlOverride w:ilvl="8">
+      <w:startOverride w:val="1"/>
+    </w:lvlOverride>
+  </w:num>
+  <w:num w:numId="1012">
+    <w:abstractNumId w:val="99431"/>
+    <w:lvlOverride w:ilvl="0">
+      <w:startOverride w:val="1"/>
+    </w:lvlOverride>
+    <w:lvlOverride w:ilvl="1">
+      <w:startOverride w:val="1"/>
+    </w:lvlOverride>
+    <w:lvlOverride w:ilvl="2">
+      <w:startOverride w:val="1"/>
+    </w:lvlOverride>
+    <w:lvlOverride w:ilvl="3">
+      <w:startOverride w:val="1"/>
+    </w:lvlOverride>
+    <w:lvlOverride w:ilvl="4">
+      <w:startOverride w:val="1"/>
+    </w:lvlOverride>
+    <w:lvlOverride w:ilvl="5">
+      <w:startOverride w:val="1"/>
+    </w:lvlOverride>
+    <w:lvlOverride w:ilvl="6">
+      <w:startOverride w:val="1"/>
+    </w:lvlOverride>
+    <w:lvlOverride w:ilvl="7">
+      <w:startOverride w:val="1"/>
+    </w:lvlOverride>
+    <w:lvlOverride w:ilvl="8">
+      <w:startOverride w:val="1"/>
+    </w:lvlOverride>
+  </w:num>
+  <w:num w:numId="1013">
+    <w:abstractNumId w:val="99431"/>
+    <w:lvlOverride w:ilvl="0">
+      <w:startOverride w:val="1"/>
+    </w:lvlOverride>
+    <w:lvlOverride w:ilvl="1">
+      <w:startOverride w:val="1"/>
+    </w:lvlOverride>
+    <w:lvlOverride w:ilvl="2">
+      <w:startOverride w:val="1"/>
+    </w:lvlOverride>
+    <w:lvlOverride w:ilvl="3">
+      <w:startOverride w:val="1"/>
+    </w:lvlOverride>
+    <w:lvlOverride w:ilvl="4">
+      <w:startOverride w:val="1"/>
+    </w:lvlOverride>
+    <w:lvlOverride w:ilvl="5">
+      <w:startOverride w:val="1"/>
+    </w:lvlOverride>
+    <w:lvlOverride w:ilvl="6">
+      <w:startOverride w:val="1"/>
+    </w:lvlOverride>
+    <w:lvlOverride w:ilvl="7">
+      <w:startOverride w:val="1"/>
+    </w:lvlOverride>
+    <w:lvlOverride w:ilvl="8">
+      <w:startOverride w:val="1"/>
+    </w:lvlOverride>
+  </w:num>
+  <w:num w:numId="1014">
+    <w:abstractNumId w:val="99431"/>
+    <w:lvlOverride w:ilvl="0">
+      <w:startOverride w:val="1"/>
+    </w:lvlOverride>
+    <w:lvlOverride w:ilvl="1">
+      <w:startOverride w:val="1"/>
+    </w:lvlOverride>
+    <w:lvlOverride w:ilvl="2">
+      <w:startOverride w:val="1"/>
+    </w:lvlOverride>
+    <w:lvlOverride w:ilvl="3">
+      <w:startOverride w:val="1"/>
+    </w:lvlOverride>
+    <w:lvlOverride w:ilvl="4">
+      <w:startOverride w:val="1"/>
+    </w:lvlOverride>
+    <w:lvlOverride w:ilvl="5">
+      <w:startOverride w:val="1"/>
+    </w:lvlOverride>
+    <w:lvlOverride w:ilvl="6">
+      <w:startOverride w:val="1"/>
+    </w:lvlOverride>
+    <w:lvlOverride w:ilvl="7">
+      <w:startOverride w:val="1"/>
+    </w:lvlOverride>
+    <w:lvlOverride w:ilvl="8">
+      <w:startOverride w:val="1"/>
+    </w:lvlOverride>
+  </w:num>
+  <w:num w:numId="1015">
+    <w:abstractNumId w:val="99431"/>
+    <w:lvlOverride w:ilvl="0">
+      <w:startOverride w:val="1"/>
+    </w:lvlOverride>
+    <w:lvlOverride w:ilvl="1">
+      <w:startOverride w:val="1"/>
+    </w:lvlOverride>
+    <w:lvlOverride w:ilvl="2">
+      <w:startOverride w:val="1"/>
+    </w:lvlOverride>
+    <w:lvlOverride w:ilvl="3">
+      <w:startOverride w:val="1"/>
+    </w:lvlOverride>
+    <w:lvlOverride w:ilvl="4">
+      <w:startOverride w:val="1"/>
+    </w:lvlOverride>
+    <w:lvlOverride w:ilvl="5">
+      <w:startOverride w:val="1"/>
+    </w:lvlOverride>
+    <w:lvlOverride w:ilvl="6">
+      <w:startOverride w:val="1"/>
+    </w:lvlOverride>
+    <w:lvlOverride w:ilvl="7">
+      <w:startOverride w:val="1"/>
+    </w:lvlOverride>
+    <w:lvlOverride w:ilvl="8">
+      <w:startOverride w:val="1"/>
+    </w:lvlOverride>
+  </w:num>
+  <w:num w:numId="1016">
+    <w:abstractNumId w:val="99431"/>
+    <w:lvlOverride w:ilvl="0">
+      <w:startOverride w:val="1"/>
+    </w:lvlOverride>
+    <w:lvlOverride w:ilvl="1">
+      <w:startOverride w:val="1"/>
+    </w:lvlOverride>
+    <w:lvlOverride w:ilvl="2">
+      <w:startOverride w:val="1"/>
+    </w:lvlOverride>
+    <w:lvlOverride w:ilvl="3">
+      <w:startOverride w:val="1"/>
+    </w:lvlOverride>
+    <w:lvlOverride w:ilvl="4">
+      <w:startOverride w:val="1"/>
+    </w:lvlOverride>
+    <w:lvlOverride w:ilvl="5">
+      <w:startOverride w:val="1"/>
+    </w:lvlOverride>
+    <w:lvlOverride w:ilvl="6">
+      <w:startOverride w:val="1"/>
+    </w:lvlOverride>
+    <w:lvlOverride w:ilvl="7">
+      <w:startOverride w:val="1"/>
+    </w:lvlOverride>
+    <w:lvlOverride w:ilvl="8">
+      <w:startOverride w:val="1"/>
+    </w:lvlOverride>
+  </w:num>
+  <w:num w:numId="1017">
+    <w:abstractNumId w:val="99431"/>
+    <w:lvlOverride w:ilvl="0">
+      <w:startOverride w:val="1"/>
+    </w:lvlOverride>
+    <w:lvlOverride w:ilvl="1">
+      <w:startOverride w:val="1"/>
+    </w:lvlOverride>
+    <w:lvlOverride w:ilvl="2">
+      <w:startOverride w:val="1"/>
+    </w:lvlOverride>
+    <w:lvlOverride w:ilvl="3">
+      <w:startOverride w:val="1"/>
+    </w:lvlOverride>
+    <w:lvlOverride w:ilvl="4">
+      <w:startOverride w:val="1"/>
+    </w:lvlOverride>
+    <w:lvlOverride w:ilvl="5">
+      <w:startOverride w:val="1"/>
+    </w:lvlOverride>
+    <w:lvlOverride w:ilvl="6">
+      <w:startOverride w:val="1"/>
+    </w:lvlOverride>
+    <w:lvlOverride w:ilvl="7">
+      <w:startOverride w:val="1"/>
+    </w:lvlOverride>
+    <w:lvlOverride w:ilvl="8">
+      <w:startOverride w:val="1"/>
+    </w:lvlOverride>
+  </w:num>
+  <w:num w:numId="1018">
+    <w:abstractNumId w:val="99431"/>
+    <w:lvlOverride w:ilvl="0">
+      <w:startOverride w:val="1"/>
+    </w:lvlOverride>
+    <w:lvlOverride w:ilvl="1">
+      <w:startOverride w:val="1"/>
+    </w:lvlOverride>
+    <w:lvlOverride w:ilvl="2">
+      <w:startOverride w:val="1"/>
+    </w:lvlOverride>
+    <w:lvlOverride w:ilvl="3">
+      <w:startOverride w:val="1"/>
+    </w:lvlOverride>
+    <w:lvlOverride w:ilvl="4">
+      <w:startOverride w:val="1"/>
+    </w:lvlOverride>
+    <w:lvlOverride w:ilvl="5">
+      <w:startOverride w:val="1"/>
+    </w:lvlOverride>
+    <w:lvlOverride w:ilvl="6">
+      <w:startOverride w:val="1"/>
+    </w:lvlOverride>
+    <w:lvlOverride w:ilvl="7">
+      <w:startOverride w:val="1"/>
+    </w:lvlOverride>
+    <w:lvlOverride w:ilvl="8">
+      <w:startOverride w:val="1"/>
+    </w:lvlOverride>
+  </w:num>
+  <w:num w:numId="1019">
+    <w:abstractNumId w:val="99431"/>
+    <w:lvlOverride w:ilvl="0">
+      <w:startOverride w:val="1"/>
+    </w:lvlOverride>
+    <w:lvlOverride w:ilvl="1">
+      <w:startOverride w:val="1"/>
+    </w:lvlOverride>
+    <w:lvlOverride w:ilvl="2">
+      <w:startOverride w:val="1"/>
+    </w:lvlOverride>
+    <w:lvlOverride w:ilvl="3">
+      <w:startOverride w:val="1"/>
+    </w:lvlOverride>
+    <w:lvlOverride w:ilvl="4">
+      <w:startOverride w:val="1"/>
+    </w:lvlOverride>
+    <w:lvlOverride w:ilvl="5">
+      <w:startOverride w:val="1"/>
+    </w:lvlOverride>
+    <w:lvlOverride w:ilvl="6">
+      <w:startOverride w:val="1"/>
+    </w:lvlOverride>
+    <w:lvlOverride w:ilvl="7">
+      <w:startOverride w:val="1"/>
+    </w:lvlOverride>
+    <w:lvlOverride w:ilvl="8">
+      <w:startOverride w:val="1"/>
+    </w:lvlOverride>
+  </w:num>
+  <w:num w:numId="1020">
+    <w:abstractNumId w:val="99431"/>
+    <w:lvlOverride w:ilvl="0">
+      <w:startOverride w:val="1"/>
+    </w:lvlOverride>
+    <w:lvlOverride w:ilvl="1">
+      <w:startOverride w:val="1"/>
+    </w:lvlOverride>
+    <w:lvlOverride w:ilvl="2">
+      <w:startOverride w:val="1"/>
+    </w:lvlOverride>
+    <w:lvlOverride w:ilvl="3">
+      <w:startOverride w:val="1"/>
+    </w:lvlOverride>
+    <w:lvlOverride w:ilvl="4">
+      <w:startOverride w:val="1"/>
+    </w:lvlOverride>
+    <w:lvlOverride w:ilvl="5">
+      <w:startOverride w:val="1"/>
+    </w:lvlOverride>
+    <w:lvlOverride w:ilvl="6">
+      <w:startOverride w:val="1"/>
+    </w:lvlOverride>
+    <w:lvlOverride w:ilvl="7">
+      <w:startOverride w:val="1"/>
+    </w:lvlOverride>
+    <w:lvlOverride w:ilvl="8">
+      <w:startOverride w:val="1"/>
+    </w:lvlOverride>
+  </w:num>
+  <w:num w:numId="1021">
+    <w:abstractNumId w:val="99431"/>
+    <w:lvlOverride w:ilvl="0">
+      <w:startOverride w:val="1"/>
+    </w:lvlOverride>
+    <w:lvlOverride w:ilvl="1">
+      <w:startOverride w:val="1"/>
+    </w:lvlOverride>
+    <w:lvlOverride w:ilvl="2">
+      <w:startOverride w:val="1"/>
+    </w:lvlOverride>
+    <w:lvlOverride w:ilvl="3">
+      <w:startOverride w:val="1"/>
+    </w:lvlOverride>
+    <w:lvlOverride w:ilvl="4">
+      <w:startOverride w:val="1"/>
+    </w:lvlOverride>
+    <w:lvlOverride w:ilvl="5">
+      <w:startOverride w:val="1"/>
+    </w:lvlOverride>
+    <w:lvlOverride w:ilvl="6">
+      <w:startOverride w:val="1"/>
+    </w:lvlOverride>
+    <w:lvlOverride w:ilvl="7">
+      <w:startOverride w:val="1"/>
+    </w:lvlOverride>
+    <w:lvlOverride w:ilvl="8">
+      <w:startOverride w:val="1"/>
+    </w:lvlOverride>
+  </w:num>
+  <w:num w:numId="1022">
+    <w:abstractNumId w:val="99431"/>
+    <w:lvlOverride w:ilvl="0">
+      <w:startOverride w:val="1"/>
+    </w:lvlOverride>
+    <w:lvlOverride w:ilvl="1">
+      <w:startOverride w:val="1"/>
+    </w:lvlOverride>
+    <w:lvlOverride w:ilvl="2">
+      <w:startOverride w:val="1"/>
+    </w:lvlOverride>
+    <w:lvlOverride w:ilvl="3">
+      <w:startOverride w:val="1"/>
+    </w:lvlOverride>
+    <w:lvlOverride w:ilvl="4">
+      <w:startOverride w:val="1"/>
+    </w:lvlOverride>
+    <w:lvlOverride w:ilvl="5">
+      <w:startOverride w:val="1"/>
+    </w:lvlOverride>
+    <w:lvlOverride w:ilvl="6">
+      <w:startOverride w:val="1"/>
+    </w:lvlOverride>
+    <w:lvlOverride w:ilvl="7">
+      <w:startOverride w:val="1"/>
+    </w:lvlOverride>
+    <w:lvlOverride w:ilvl="8">
+      <w:startOverride w:val="1"/>
+    </w:lvlOverride>
+  </w:num>
+  <w:num w:numId="1023">
+    <w:abstractNumId w:val="99431"/>
+    <w:lvlOverride w:ilvl="0">
+      <w:startOverride w:val="1"/>
+    </w:lvlOverride>
+    <w:lvlOverride w:ilvl="1">
+      <w:startOverride w:val="1"/>
+    </w:lvlOverride>
+    <w:lvlOverride w:ilvl="2">
+      <w:startOverride w:val="1"/>
+    </w:lvlOverride>
+    <w:lvlOverride w:ilvl="3">
+      <w:startOverride w:val="1"/>
+    </w:lvlOverride>
+    <w:lvlOverride w:ilvl="4">
+      <w:startOverride w:val="1"/>
+    </w:lvlOverride>
+    <w:lvlOverride w:ilvl="5">
+      <w:startOverride w:val="1"/>
+    </w:lvlOverride>
+    <w:lvlOverride w:ilvl="6">
+      <w:startOverride w:val="1"/>
+    </w:lvlOverride>
+    <w:lvlOverride w:ilvl="7">
+      <w:startOverride w:val="1"/>
+    </w:lvlOverride>
+    <w:lvlOverride w:ilvl="8">
+      <w:startOverride w:val="1"/>
+    </w:lvlOverride>
+  </w:num>
+  <w:num w:numId="1024">
+    <w:abstractNumId w:val="99431"/>
+    <w:lvlOverride w:ilvl="0">
+      <w:startOverride w:val="1"/>
+    </w:lvlOverride>
+    <w:lvlOverride w:ilvl="1">
+      <w:startOverride w:val="1"/>
+    </w:lvlOverride>
+    <w:lvlOverride w:ilvl="2">
+      <w:startOverride w:val="1"/>
+    </w:lvlOverride>
+    <w:lvlOverride w:ilvl="3">
+      <w:startOverride w:val="1"/>
+    </w:lvlOverride>
+    <w:lvlOverride w:ilvl="4">
+      <w:startOverride w:val="1"/>
+    </w:lvlOverride>
+    <w:lvlOverride w:ilvl="5">
+      <w:startOverride w:val="1"/>
+    </w:lvlOverride>
+    <w:lvlOverride w:ilvl="6">
+      <w:startOverride w:val="1"/>
+    </w:lvlOverride>
+    <w:lvlOverride w:ilvl="7">
+      <w:startOverride w:val="1"/>
+    </w:lvlOverride>
+    <w:lvlOverride w:ilvl="8">
+      <w:startOverride w:val="1"/>
+    </w:lvlOverride>
+  </w:num>
+  <w:num w:numId="1025">
+    <w:abstractNumId w:val="99431"/>
+    <w:lvlOverride w:ilvl="0">
+      <w:startOverride w:val="1"/>
+    </w:lvlOverride>
+    <w:lvlOverride w:ilvl="1">
+      <w:startOverride w:val="1"/>
+    </w:lvlOverride>
+    <w:lvlOverride w:ilvl="2">
+      <w:startOverride w:val="1"/>
+    </w:lvlOverride>
+    <w:lvlOverride w:ilvl="3">
+      <w:startOverride w:val="1"/>
+    </w:lvlOverride>
+    <w:lvlOverride w:ilvl="4">
+      <w:startOverride w:val="1"/>
+    </w:lvlOverride>
+    <w:lvlOverride w:ilvl="5">
+      <w:startOverride w:val="1"/>
+    </w:lvlOverride>
+    <w:lvlOverride w:ilvl="6">
+      <w:startOverride w:val="1"/>
+    </w:lvlOverride>
+    <w:lvlOverride w:ilvl="7">
+      <w:startOverride w:val="1"/>
+    </w:lvlOverride>
+    <w:lvlOverride w:ilvl="8">
+      <w:startOverride w:val="1"/>
+    </w:lvlOverride>
   </w:num>
 </w:numbering>
 </file>

--- a/06-学生侧材料/讲义/学生专用版/2-结构化学/配合物深化-超级充实版（学生专用版）.docx
+++ b/06-学生侧材料/讲义/学生专用版/2-结构化学/配合物深化-超级充实版（学生专用版）.docx
@@ -38047,7 +38047,6 @@
     <w:p>
       <w:pPr>
         <w:pStyle w:val="BodyText"/>
-        <w:spacing w:after="80"/>
         <w:ind w:firstLine="420"/>
       </w:pPr>
       <w:r>
@@ -38200,12 +38199,12 @@
         </w:rPr>
         <w:t>；</w:t>
       </w:r>
-      <w:r>
-        <w:rPr>
-          <w:rFonts w:ascii="Times New Roman" w:hAnsi="Times New Roman" w:eastAsia="Times New Roman" w:cs="Times New Roman"/>
-        </w:rPr>
-        <w:br/>
-      </w:r>
+    </w:p>
+    <w:p>
+      <w:pPr>
+        <w:pStyle w:val="BodyText"/>
+        <w:ind w:firstLine="420"/>
+      </w:pPr>
       <w:r>
         <w:rPr>
           <w:rFonts w:hint="eastAsia" w:ascii="Times New Roman" w:hAnsi="Times New Roman" w:eastAsia="FangSong" w:cs="Times New Roman"/>
@@ -38432,12 +38431,12 @@
         </w:rPr>
         <w:t>；</w:t>
       </w:r>
-      <w:r>
-        <w:rPr>
-          <w:rFonts w:ascii="Times New Roman" w:hAnsi="Times New Roman" w:eastAsia="Times New Roman" w:cs="Times New Roman"/>
-        </w:rPr>
-        <w:br/>
-      </w:r>
+    </w:p>
+    <w:p>
+      <w:pPr>
+        <w:pStyle w:val="BodyText"/>
+        <w:ind w:firstLine="420"/>
+      </w:pPr>
       <w:r>
         <w:rPr>
           <w:rFonts w:hint="eastAsia" w:ascii="Times New Roman" w:hAnsi="Times New Roman" w:eastAsia="FangSong" w:cs="Times New Roman"/>
@@ -38620,12 +38619,13 @@
         </w:rPr>
         <w:t>；</w:t>
       </w:r>
-      <w:r>
-        <w:rPr>
-          <w:rFonts w:ascii="Times New Roman" w:hAnsi="Times New Roman" w:eastAsia="Times New Roman" w:cs="Times New Roman"/>
-        </w:rPr>
-        <w:br/>
-      </w:r>
+    </w:p>
+    <w:p>
+      <w:pPr>
+        <w:pStyle w:val="BodyText"/>
+        <w:spacing w:after="80"/>
+        <w:ind w:firstLine="420"/>
+      </w:pPr>
       <w:r>
         <w:rPr>
           <w:rFonts w:hint="eastAsia" w:ascii="Times New Roman" w:hAnsi="Times New Roman" w:eastAsia="FangSong" w:cs="Times New Roman"/>

--- a/06-学生侧材料/讲义/学生专用版/2-结构化学/配合物深化-超级充实版（学生专用版）.docx
+++ b/06-学生侧材料/讲义/学生专用版/2-结构化学/配合物深化-超级充实版（学生专用版）.docx
@@ -17128,10 +17128,16 @@
       </m:oMath>
       <w:r>
         <w:rPr>
-          <w:rFonts w:hint="eastAsia" w:ascii="Times New Roman" w:hAnsi="Times New Roman" w:eastAsia="Times New Roman" w:cs="Times New Roman"/>
-        </w:rPr>
-        <w:t>。</w:t>
-      </w:r>
+          <w:rFonts w:ascii="Times New Roman" w:hAnsi="Times New Roman" w:eastAsia="Times New Roman" w:cs="Times New Roman"/>
+        </w:rPr>
+        <w:t xml:space="preserve">。</w:t>
+      </w:r>
+    </w:p>
+    <w:p>
+      <w:pPr>
+        <w:pStyle w:val="BodyText"/>
+        <w:ind w:firstLine="420"/>
+      </w:pPr>
       <w:r>
         <w:rPr>
           <w:rFonts w:hint="eastAsia" w:ascii="Times New Roman" w:hAnsi="Times New Roman" w:eastAsia="FangSong" w:cs="Times New Roman"/>

--- a/06-学生侧材料/讲义/学生专用版/2-结构化学/配合物深化-超级充实版（学生专用版）.docx
+++ b/06-学生侧材料/讲义/学生专用版/2-结构化学/配合物深化-超级充实版（学生专用版）.docx
@@ -14621,14 +14621,14 @@
               </w:rPr>
               <w:drawing>
                 <wp:inline>
-                  <wp:extent cx="1666875" cy="2143497"/>
+                  <wp:extent cx="1666875" cy="2594871"/>
                   <wp:effectExtent b="0" l="0" r="0" t="0"/>
                   <wp:docPr descr="" title="" id="25" name="Picture"/>
                   <a:graphic>
                     <a:graphicData uri="http://schemas.openxmlformats.org/drawingml/2006/picture">
                       <pic:pic>
                         <pic:nvPicPr>
-                          <pic:cNvPr descr="TS_d2_diagram.png" id="26" name="Picture"/>
+                          <pic:cNvPr descr="11e59443893a3a3ccdc92b601f3d22806952700d6cd3c88e977e8fe09ec416cc.jpg" id="26" name="Picture"/>
                           <pic:cNvPicPr>
                             <a:picLocks noChangeArrowheads="1" noChangeAspect="1"/>
                           </pic:cNvPicPr>
@@ -14642,7 +14642,7 @@
                         <pic:spPr bwMode="auto">
                           <a:xfrm>
                             <a:off x="0" y="0"/>
-                            <a:ext cx="1666875" cy="2143497"/>
+                            <a:ext cx="1666875" cy="2594871"/>
                           </a:xfrm>
                           <a:prstGeom prst="rect">
                             <a:avLst/>
@@ -38901,14 +38901,14 @@
               </w:rPr>
               <w:drawing>
                 <wp:inline>
-                  <wp:extent cx="2381250" cy="649431"/>
+                  <wp:extent cx="2381250" cy="6643232"/>
                   <wp:effectExtent b="0" l="0" r="0" t="0"/>
                   <wp:docPr descr="" title="" id="82" name="Picture"/>
                   <a:graphic>
                     <a:graphicData uri="http://schemas.openxmlformats.org/drawingml/2006/picture">
                       <pic:pic>
                         <pic:nvPicPr>
-                          <pic:cNvPr descr="Delta_bond_formation_2D.png" id="83" name="Picture"/>
+                          <pic:cNvPr descr="504444404d8e360478d8e2c2998a1e46709b1990443db683188b469e7214345c.jpg" id="83" name="Picture"/>
                           <pic:cNvPicPr>
                             <a:picLocks noChangeArrowheads="1" noChangeAspect="1"/>
                           </pic:cNvPicPr>
@@ -38922,7 +38922,7 @@
                         <pic:spPr bwMode="auto">
                           <a:xfrm>
                             <a:off x="0" y="0"/>
-                            <a:ext cx="2381250" cy="649431"/>
+                            <a:ext cx="2381250" cy="6643232"/>
                           </a:xfrm>
                           <a:prstGeom prst="rect">
                             <a:avLst/>
